--- a/Correlated Subquery Operators List.docx
+++ b/Correlated Subquery Operators List.docx
@@ -1288,45 +1288,28 @@
         <w:spacing w:before="100" w:beforeAutospacing="1" w:after="100" w:afterAutospacing="1" w:line="240" w:lineRule="auto"/>
         <w:rPr>
           <w:rFonts w:ascii="Times New Roman" w:eastAsia="Times New Roman" w:hAnsi="Times New Roman" w:cs="Times New Roman"/>
-          <w:sz w:val="24"/>
-          <w:szCs w:val="24"/>
-          <w:lang w:eastAsia="en-IN"/>
-        </w:rPr>
-      </w:pPr>
-      <w:r>
-        <w:rPr>
-          <w:rFonts w:ascii="Times New Roman" w:eastAsia="Times New Roman" w:hAnsi="Times New Roman" w:cs="Times New Roman"/>
-          <w:sz w:val="24"/>
-          <w:szCs w:val="24"/>
-          <w:lang w:eastAsia="en-IN"/>
-        </w:rPr>
-        <w:t xml:space="preserve">Used when </w:t>
-      </w:r>
-      <w:proofErr w:type="spellStart"/>
-      <w:r>
-        <w:rPr>
-          <w:rFonts w:ascii="Times New Roman" w:eastAsia="Times New Roman" w:hAnsi="Times New Roman" w:cs="Times New Roman"/>
-          <w:sz w:val="24"/>
-          <w:szCs w:val="24"/>
-          <w:lang w:eastAsia="en-IN"/>
-        </w:rPr>
-        <w:t>subquery</w:t>
-      </w:r>
-      <w:proofErr w:type="spellEnd"/>
-      <w:r>
-        <w:rPr>
-          <w:rFonts w:ascii="Times New Roman" w:eastAsia="Times New Roman" w:hAnsi="Times New Roman" w:cs="Times New Roman"/>
-          <w:sz w:val="24"/>
-          <w:szCs w:val="24"/>
-          <w:lang w:eastAsia="en-IN"/>
-        </w:rPr>
-        <w:t xml:space="preserve"> returns </w:t>
-      </w:r>
-      <w:r>
-        <w:rPr>
-          <w:rFonts w:ascii="Times New Roman" w:eastAsia="Times New Roman" w:hAnsi="Times New Roman" w:cs="Times New Roman"/>
-          <w:b/>
-          <w:bCs/>
+          <w:noProof/>
+          <w:sz w:val="24"/>
+          <w:szCs w:val="24"/>
+          <w:lang w:eastAsia="en-IN"/>
+        </w:rPr>
+      </w:pPr>
+      <w:r>
+        <w:rPr>
+          <w:rFonts w:ascii="Times New Roman" w:eastAsia="Times New Roman" w:hAnsi="Times New Roman" w:cs="Times New Roman"/>
+          <w:noProof/>
+          <w:sz w:val="24"/>
+          <w:szCs w:val="24"/>
+          <w:lang w:eastAsia="en-IN"/>
+        </w:rPr>
+        <w:t xml:space="preserve">Used when subquery returns </w:t>
+      </w:r>
+      <w:r>
+        <w:rPr>
+          <w:rFonts w:ascii="Times New Roman" w:eastAsia="Times New Roman" w:hAnsi="Times New Roman" w:cs="Times New Roman"/>
+          <w:b/>
+          <w:bCs/>
+          <w:noProof/>
           <w:sz w:val="24"/>
           <w:szCs w:val="24"/>
           <w:lang w:eastAsia="en-IN"/>
@@ -1339,14 +1322,16 @@
         <w:spacing w:after="0" w:line="240" w:lineRule="auto"/>
         <w:rPr>
           <w:rFonts w:ascii="Times New Roman" w:eastAsia="Times New Roman" w:hAnsi="Times New Roman" w:cs="Times New Roman"/>
-          <w:sz w:val="24"/>
-          <w:szCs w:val="24"/>
-          <w:lang w:eastAsia="en-IN"/>
-        </w:rPr>
-      </w:pPr>
-      <w:r>
-        <w:rPr>
-          <w:rFonts w:ascii="Times New Roman" w:eastAsia="Times New Roman" w:hAnsi="Times New Roman" w:cs="Times New Roman"/>
+          <w:noProof/>
+          <w:sz w:val="24"/>
+          <w:szCs w:val="24"/>
+          <w:lang w:eastAsia="en-IN"/>
+        </w:rPr>
+      </w:pPr>
+      <w:r>
+        <w:rPr>
+          <w:rFonts w:ascii="Times New Roman" w:eastAsia="Times New Roman" w:hAnsi="Times New Roman" w:cs="Times New Roman"/>
+          <w:noProof/>
           <w:sz w:val="24"/>
           <w:szCs w:val="24"/>
           <w:lang w:eastAsia="en-IN"/>
@@ -1364,6 +1349,7 @@
           <w:rFonts w:ascii="Times New Roman" w:eastAsia="Times New Roman" w:hAnsi="Times New Roman" w:cs="Times New Roman"/>
           <w:b/>
           <w:bCs/>
+          <w:noProof/>
           <w:sz w:val="27"/>
           <w:szCs w:val="27"/>
           <w:lang w:eastAsia="en-IN"/>
@@ -1374,6 +1360,7 @@
           <w:rFonts w:ascii="Courier New" w:eastAsia="Times New Roman" w:hAnsi="Courier New" w:cs="Courier New"/>
           <w:b/>
           <w:bCs/>
+          <w:noProof/>
           <w:sz w:val="20"/>
           <w:szCs w:val="20"/>
           <w:lang w:eastAsia="en-IN"/>
@@ -1385,25 +1372,13 @@
           <w:rFonts w:ascii="Times New Roman" w:eastAsia="Times New Roman" w:hAnsi="Times New Roman" w:cs="Times New Roman"/>
           <w:b/>
           <w:bCs/>
+          <w:noProof/>
           <w:sz w:val="27"/>
           <w:szCs w:val="27"/>
           <w:lang w:eastAsia="en-IN"/>
         </w:rPr>
-        <w:t xml:space="preserve"> with scalar </w:t>
-      </w:r>
-      <w:proofErr w:type="spellStart"/>
-      <w:r>
-        <w:rPr>
-          <w:rFonts w:ascii="Times New Roman" w:eastAsia="Times New Roman" w:hAnsi="Times New Roman" w:cs="Times New Roman"/>
-          <w:b/>
-          <w:bCs/>
-          <w:sz w:val="27"/>
-          <w:szCs w:val="27"/>
-          <w:lang w:eastAsia="en-IN"/>
-        </w:rPr>
-        <w:t>subquery</w:t>
-      </w:r>
-      <w:proofErr w:type="spellEnd"/>
+        <w:t xml:space="preserve"> with scalar subquery</w:t>
+      </w:r>
     </w:p>
     <w:p>
       <w:pPr>
@@ -1428,14 +1403,16 @@
         <w:spacing w:after="0" w:line="240" w:lineRule="auto"/>
         <w:rPr>
           <w:rFonts w:ascii="Courier New" w:eastAsia="Times New Roman" w:hAnsi="Courier New" w:cs="Courier New"/>
-          <w:sz w:val="20"/>
-          <w:szCs w:val="20"/>
-          <w:lang w:eastAsia="en-IN"/>
-        </w:rPr>
-      </w:pPr>
-      <w:r>
-        <w:rPr>
-          <w:rFonts w:ascii="Courier New" w:eastAsia="Times New Roman" w:hAnsi="Courier New" w:cs="Courier New"/>
+          <w:noProof/>
+          <w:sz w:val="20"/>
+          <w:szCs w:val="20"/>
+          <w:lang w:eastAsia="en-IN"/>
+        </w:rPr>
+      </w:pPr>
+      <w:r>
+        <w:rPr>
+          <w:rFonts w:ascii="Courier New" w:eastAsia="Times New Roman" w:hAnsi="Courier New" w:cs="Courier New"/>
+          <w:noProof/>
           <w:sz w:val="20"/>
           <w:szCs w:val="20"/>
           <w:lang w:eastAsia="en-IN"/>
@@ -1466,14 +1443,16 @@
         <w:spacing w:after="0" w:line="240" w:lineRule="auto"/>
         <w:rPr>
           <w:rFonts w:ascii="Courier New" w:eastAsia="Times New Roman" w:hAnsi="Courier New" w:cs="Courier New"/>
-          <w:sz w:val="20"/>
-          <w:szCs w:val="20"/>
-          <w:lang w:eastAsia="en-IN"/>
-        </w:rPr>
-      </w:pPr>
-      <w:r>
-        <w:rPr>
-          <w:rFonts w:ascii="Courier New" w:eastAsia="Times New Roman" w:hAnsi="Courier New" w:cs="Courier New"/>
+          <w:noProof/>
+          <w:sz w:val="20"/>
+          <w:szCs w:val="20"/>
+          <w:lang w:eastAsia="en-IN"/>
+        </w:rPr>
+      </w:pPr>
+      <w:r>
+        <w:rPr>
+          <w:rFonts w:ascii="Courier New" w:eastAsia="Times New Roman" w:hAnsi="Courier New" w:cs="Courier New"/>
+          <w:noProof/>
           <w:sz w:val="20"/>
           <w:szCs w:val="20"/>
           <w:lang w:eastAsia="en-IN"/>
@@ -1504,40 +1483,24 @@
         <w:spacing w:after="0" w:line="240" w:lineRule="auto"/>
         <w:rPr>
           <w:rFonts w:ascii="Courier New" w:eastAsia="Times New Roman" w:hAnsi="Courier New" w:cs="Courier New"/>
-          <w:sz w:val="20"/>
-          <w:szCs w:val="20"/>
-          <w:lang w:eastAsia="en-IN"/>
-        </w:rPr>
-      </w:pPr>
-      <w:r>
-        <w:rPr>
-          <w:rFonts w:ascii="Courier New" w:eastAsia="Times New Roman" w:hAnsi="Courier New" w:cs="Courier New"/>
-          <w:sz w:val="20"/>
-          <w:szCs w:val="20"/>
-          <w:lang w:eastAsia="en-IN"/>
-        </w:rPr>
-        <w:t xml:space="preserve">WHERE </w:t>
-      </w:r>
-      <w:proofErr w:type="spellStart"/>
-      <w:r>
-        <w:rPr>
-          <w:rFonts w:ascii="Courier New" w:eastAsia="Times New Roman" w:hAnsi="Courier New" w:cs="Courier New"/>
-          <w:sz w:val="20"/>
-          <w:szCs w:val="20"/>
-          <w:lang w:eastAsia="en-IN"/>
-        </w:rPr>
-        <w:t>e.salary</w:t>
-      </w:r>
-      <w:proofErr w:type="spellEnd"/>
-      <w:r>
-        <w:rPr>
-          <w:rFonts w:ascii="Courier New" w:eastAsia="Times New Roman" w:hAnsi="Courier New" w:cs="Courier New"/>
-          <w:sz w:val="20"/>
-          <w:szCs w:val="20"/>
-          <w:lang w:eastAsia="en-IN"/>
-        </w:rPr>
-        <w:t xml:space="preserve"> = (</w:t>
-      </w:r>
+          <w:noProof/>
+          <w:sz w:val="20"/>
+          <w:szCs w:val="20"/>
+          <w:lang w:eastAsia="en-IN"/>
+        </w:rPr>
+      </w:pPr>
+      <w:r>
+        <w:rPr>
+          <w:rFonts w:ascii="Courier New" w:eastAsia="Times New Roman" w:hAnsi="Courier New" w:cs="Courier New"/>
+          <w:noProof/>
+          <w:sz w:val="20"/>
+          <w:szCs w:val="20"/>
+          <w:lang w:eastAsia="en-IN"/>
+        </w:rPr>
+        <w:t>WHERE e.salary = (</w:t>
+      </w:r>
+      <w:bookmarkStart w:id="0" w:name="_GoBack"/>
+      <w:bookmarkEnd w:id="0"/>
     </w:p>
     <w:p>
       <w:pPr>
@@ -1562,39 +1525,21 @@
         <w:spacing w:after="0" w:line="240" w:lineRule="auto"/>
         <w:rPr>
           <w:rFonts w:ascii="Courier New" w:eastAsia="Times New Roman" w:hAnsi="Courier New" w:cs="Courier New"/>
-          <w:sz w:val="20"/>
-          <w:szCs w:val="20"/>
-          <w:lang w:eastAsia="en-IN"/>
-        </w:rPr>
-      </w:pPr>
-      <w:r>
-        <w:rPr>
-          <w:rFonts w:ascii="Courier New" w:eastAsia="Times New Roman" w:hAnsi="Courier New" w:cs="Courier New"/>
-          <w:sz w:val="20"/>
-          <w:szCs w:val="20"/>
-          <w:lang w:eastAsia="en-IN"/>
-        </w:rPr>
-        <w:t xml:space="preserve">    SELECT </w:t>
-      </w:r>
-      <w:proofErr w:type="gramStart"/>
-      <w:r>
-        <w:rPr>
-          <w:rFonts w:ascii="Courier New" w:eastAsia="Times New Roman" w:hAnsi="Courier New" w:cs="Courier New"/>
-          <w:sz w:val="20"/>
-          <w:szCs w:val="20"/>
-          <w:lang w:eastAsia="en-IN"/>
-        </w:rPr>
-        <w:t>MAX(</w:t>
-      </w:r>
-      <w:proofErr w:type="gramEnd"/>
-      <w:r>
-        <w:rPr>
-          <w:rFonts w:ascii="Courier New" w:eastAsia="Times New Roman" w:hAnsi="Courier New" w:cs="Courier New"/>
-          <w:sz w:val="20"/>
-          <w:szCs w:val="20"/>
-          <w:lang w:eastAsia="en-IN"/>
-        </w:rPr>
-        <w:t>salary)</w:t>
+          <w:noProof/>
+          <w:sz w:val="20"/>
+          <w:szCs w:val="20"/>
+          <w:lang w:eastAsia="en-IN"/>
+        </w:rPr>
+      </w:pPr>
+      <w:r>
+        <w:rPr>
+          <w:rFonts w:ascii="Courier New" w:eastAsia="Times New Roman" w:hAnsi="Courier New" w:cs="Courier New"/>
+          <w:noProof/>
+          <w:sz w:val="20"/>
+          <w:szCs w:val="20"/>
+          <w:lang w:eastAsia="en-IN"/>
+        </w:rPr>
+        <w:t xml:space="preserve">    SELECT MAX(salary)</w:t>
       </w:r>
     </w:p>
     <w:p>
@@ -1620,14 +1565,16 @@
         <w:spacing w:after="0" w:line="240" w:lineRule="auto"/>
         <w:rPr>
           <w:rFonts w:ascii="Courier New" w:eastAsia="Times New Roman" w:hAnsi="Courier New" w:cs="Courier New"/>
-          <w:sz w:val="20"/>
-          <w:szCs w:val="20"/>
-          <w:lang w:eastAsia="en-IN"/>
-        </w:rPr>
-      </w:pPr>
-      <w:r>
-        <w:rPr>
-          <w:rFonts w:ascii="Courier New" w:eastAsia="Times New Roman" w:hAnsi="Courier New" w:cs="Courier New"/>
+          <w:noProof/>
+          <w:sz w:val="20"/>
+          <w:szCs w:val="20"/>
+          <w:lang w:eastAsia="en-IN"/>
+        </w:rPr>
+      </w:pPr>
+      <w:r>
+        <w:rPr>
+          <w:rFonts w:ascii="Courier New" w:eastAsia="Times New Roman" w:hAnsi="Courier New" w:cs="Courier New"/>
+          <w:noProof/>
           <w:sz w:val="20"/>
           <w:szCs w:val="20"/>
           <w:lang w:eastAsia="en-IN"/>
@@ -1658,31 +1605,22 @@
         <w:spacing w:after="0" w:line="240" w:lineRule="auto"/>
         <w:rPr>
           <w:rFonts w:ascii="Courier New" w:eastAsia="Times New Roman" w:hAnsi="Courier New" w:cs="Courier New"/>
-          <w:sz w:val="20"/>
-          <w:szCs w:val="20"/>
-          <w:lang w:eastAsia="en-IN"/>
-        </w:rPr>
-      </w:pPr>
-      <w:r>
-        <w:rPr>
-          <w:rFonts w:ascii="Courier New" w:eastAsia="Times New Roman" w:hAnsi="Courier New" w:cs="Courier New"/>
-          <w:sz w:val="20"/>
-          <w:szCs w:val="20"/>
-          <w:lang w:eastAsia="en-IN"/>
-        </w:rPr>
-        <w:t xml:space="preserve">    WHERE department = </w:t>
-      </w:r>
-      <w:proofErr w:type="spellStart"/>
-      <w:r>
-        <w:rPr>
-          <w:rFonts w:ascii="Courier New" w:eastAsia="Times New Roman" w:hAnsi="Courier New" w:cs="Courier New"/>
-          <w:sz w:val="20"/>
-          <w:szCs w:val="20"/>
-          <w:lang w:eastAsia="en-IN"/>
-        </w:rPr>
-        <w:t>e.department</w:t>
-      </w:r>
-      <w:proofErr w:type="spellEnd"/>
+          <w:noProof/>
+          <w:sz w:val="20"/>
+          <w:szCs w:val="20"/>
+          <w:lang w:eastAsia="en-IN"/>
+        </w:rPr>
+      </w:pPr>
+      <w:r>
+        <w:rPr>
+          <w:rFonts w:ascii="Courier New" w:eastAsia="Times New Roman" w:hAnsi="Courier New" w:cs="Courier New"/>
+          <w:noProof/>
+          <w:sz w:val="20"/>
+          <w:szCs w:val="20"/>
+          <w:lang w:eastAsia="en-IN"/>
+        </w:rPr>
+        <w:t xml:space="preserve">    WHERE department = e.department</w:t>
+      </w:r>
     </w:p>
     <w:p>
       <w:pPr>
@@ -1707,14 +1645,16 @@
         <w:spacing w:after="0" w:line="240" w:lineRule="auto"/>
         <w:rPr>
           <w:rFonts w:ascii="Courier New" w:eastAsia="Times New Roman" w:hAnsi="Courier New" w:cs="Courier New"/>
-          <w:sz w:val="20"/>
-          <w:szCs w:val="20"/>
-          <w:lang w:eastAsia="en-IN"/>
-        </w:rPr>
-      </w:pPr>
-      <w:r>
-        <w:rPr>
-          <w:rFonts w:ascii="Courier New" w:eastAsia="Times New Roman" w:hAnsi="Courier New" w:cs="Courier New"/>
+          <w:noProof/>
+          <w:sz w:val="20"/>
+          <w:szCs w:val="20"/>
+          <w:lang w:eastAsia="en-IN"/>
+        </w:rPr>
+      </w:pPr>
+      <w:r>
+        <w:rPr>
+          <w:rFonts w:ascii="Courier New" w:eastAsia="Times New Roman" w:hAnsi="Courier New" w:cs="Courier New"/>
+          <w:noProof/>
           <w:sz w:val="20"/>
           <w:szCs w:val="20"/>
           <w:lang w:eastAsia="en-IN"/>
@@ -2433,8 +2373,6 @@
         </w:rPr>
         <w:t>SELECT *</w:t>
       </w:r>
-      <w:bookmarkStart w:id="0" w:name="_GoBack"/>
-      <w:bookmarkEnd w:id="0"/>
     </w:p>
     <w:p>
       <w:pPr>

--- a/Correlated Subquery Operators List.docx
+++ b/Correlated Subquery Operators List.docx
@@ -479,6 +479,7 @@
           <w:rFonts w:ascii="Times New Roman" w:eastAsia="Times New Roman" w:hAnsi="Times New Roman" w:cs="Times New Roman"/>
           <w:b/>
           <w:bCs/>
+          <w:noProof/>
           <w:sz w:val="27"/>
           <w:szCs w:val="27"/>
           <w:lang w:eastAsia="en-IN"/>
@@ -493,7 +494,19 @@
           <w:szCs w:val="27"/>
           <w:lang w:eastAsia="en-IN"/>
         </w:rPr>
-        <w:t>When to use</w:t>
+        <w:t xml:space="preserve">When to </w:t>
+      </w:r>
+      <w:r>
+        <w:rPr>
+          <w:rFonts w:ascii="Times New Roman" w:eastAsia="Times New Roman" w:hAnsi="Times New Roman" w:cs="Times New Roman"/>
+          <w:b/>
+          <w:bCs/>
+          <w:noProof/>
+          <w:sz w:val="27"/>
+          <w:szCs w:val="27"/>
+          <w:lang w:eastAsia="en-IN"/>
+        </w:rPr>
+        <w:t>use</w:t>
       </w:r>
     </w:p>
     <w:p>
@@ -505,45 +518,28 @@
         <w:spacing w:before="100" w:beforeAutospacing="1" w:after="100" w:afterAutospacing="1" w:line="240" w:lineRule="auto"/>
         <w:rPr>
           <w:rFonts w:ascii="Times New Roman" w:eastAsia="Times New Roman" w:hAnsi="Times New Roman" w:cs="Times New Roman"/>
-          <w:sz w:val="24"/>
-          <w:szCs w:val="24"/>
-          <w:lang w:eastAsia="en-IN"/>
-        </w:rPr>
-      </w:pPr>
-      <w:r>
-        <w:rPr>
-          <w:rFonts w:ascii="Times New Roman" w:eastAsia="Times New Roman" w:hAnsi="Times New Roman" w:cs="Times New Roman"/>
-          <w:sz w:val="24"/>
-          <w:szCs w:val="24"/>
-          <w:lang w:eastAsia="en-IN"/>
-        </w:rPr>
-        <w:t xml:space="preserve">When </w:t>
-      </w:r>
-      <w:proofErr w:type="spellStart"/>
-      <w:r>
-        <w:rPr>
-          <w:rFonts w:ascii="Times New Roman" w:eastAsia="Times New Roman" w:hAnsi="Times New Roman" w:cs="Times New Roman"/>
-          <w:sz w:val="24"/>
-          <w:szCs w:val="24"/>
-          <w:lang w:eastAsia="en-IN"/>
-        </w:rPr>
-        <w:t>subquery</w:t>
-      </w:r>
-      <w:proofErr w:type="spellEnd"/>
-      <w:r>
-        <w:rPr>
-          <w:rFonts w:ascii="Times New Roman" w:eastAsia="Times New Roman" w:hAnsi="Times New Roman" w:cs="Times New Roman"/>
-          <w:sz w:val="24"/>
-          <w:szCs w:val="24"/>
-          <w:lang w:eastAsia="en-IN"/>
-        </w:rPr>
-        <w:t xml:space="preserve"> returns </w:t>
+          <w:noProof/>
+          <w:sz w:val="24"/>
+          <w:szCs w:val="24"/>
+          <w:lang w:eastAsia="en-IN"/>
+        </w:rPr>
+      </w:pPr>
+      <w:r>
+        <w:rPr>
+          <w:rFonts w:ascii="Times New Roman" w:eastAsia="Times New Roman" w:hAnsi="Times New Roman" w:cs="Times New Roman"/>
+          <w:noProof/>
+          <w:sz w:val="24"/>
+          <w:szCs w:val="24"/>
+          <w:lang w:eastAsia="en-IN"/>
+        </w:rPr>
+        <w:t xml:space="preserve">When subquery returns </w:t>
       </w:r>
       <w:r>
         <w:rPr>
           <w:rFonts w:ascii="Times New Roman" w:eastAsia="Times New Roman" w:hAnsi="Times New Roman" w:cs="Times New Roman"/>
           <w:b/>
           <w:bCs/>
+          <w:noProof/>
           <w:sz w:val="24"/>
           <w:szCs w:val="24"/>
           <w:lang w:eastAsia="en-IN"/>
@@ -560,14 +556,16 @@
         <w:spacing w:before="100" w:beforeAutospacing="1" w:after="100" w:afterAutospacing="1" w:line="240" w:lineRule="auto"/>
         <w:rPr>
           <w:rFonts w:ascii="Times New Roman" w:eastAsia="Times New Roman" w:hAnsi="Times New Roman" w:cs="Times New Roman"/>
-          <w:sz w:val="24"/>
-          <w:szCs w:val="24"/>
-          <w:lang w:eastAsia="en-IN"/>
-        </w:rPr>
-      </w:pPr>
-      <w:r>
-        <w:rPr>
-          <w:rFonts w:ascii="Times New Roman" w:eastAsia="Times New Roman" w:hAnsi="Times New Roman" w:cs="Times New Roman"/>
+          <w:noProof/>
+          <w:sz w:val="24"/>
+          <w:szCs w:val="24"/>
+          <w:lang w:eastAsia="en-IN"/>
+        </w:rPr>
+      </w:pPr>
+      <w:r>
+        <w:rPr>
+          <w:rFonts w:ascii="Times New Roman" w:eastAsia="Times New Roman" w:hAnsi="Times New Roman" w:cs="Times New Roman"/>
+          <w:noProof/>
           <w:sz w:val="24"/>
           <w:szCs w:val="24"/>
           <w:lang w:eastAsia="en-IN"/>
@@ -579,6 +577,7 @@
           <w:rFonts w:ascii="Times New Roman" w:eastAsia="Times New Roman" w:hAnsi="Times New Roman" w:cs="Times New Roman"/>
           <w:b/>
           <w:bCs/>
+          <w:noProof/>
           <w:sz w:val="24"/>
           <w:szCs w:val="24"/>
           <w:lang w:eastAsia="en-IN"/>
@@ -594,6 +593,7 @@
           <w:rFonts w:ascii="Times New Roman" w:eastAsia="Times New Roman" w:hAnsi="Times New Roman" w:cs="Times New Roman"/>
           <w:b/>
           <w:bCs/>
+          <w:noProof/>
           <w:sz w:val="27"/>
           <w:szCs w:val="27"/>
           <w:lang w:eastAsia="en-IN"/>
@@ -604,11 +604,12 @@
           <w:rFonts w:ascii="Times New Roman" w:eastAsia="Times New Roman" w:hAnsi="Times New Roman" w:cs="Times New Roman"/>
           <w:b/>
           <w:bCs/>
+          <w:noProof/>
           <w:sz w:val="27"/>
           <w:szCs w:val="27"/>
           <w:lang w:eastAsia="en-IN"/>
         </w:rPr>
-        <w:t>Danger 🚨</w:t>
+        <w:t>Danger</w:t>
       </w:r>
     </w:p>
     <w:p>
@@ -634,133 +635,21 @@
         <w:spacing w:after="0" w:line="240" w:lineRule="auto"/>
         <w:rPr>
           <w:rFonts w:ascii="Courier New" w:eastAsia="Times New Roman" w:hAnsi="Courier New" w:cs="Courier New"/>
-          <w:sz w:val="20"/>
-          <w:szCs w:val="20"/>
-          <w:lang w:eastAsia="en-IN"/>
-        </w:rPr>
-      </w:pPr>
-      <w:r>
-        <w:rPr>
-          <w:rFonts w:ascii="Courier New" w:eastAsia="Times New Roman" w:hAnsi="Courier New" w:cs="Courier New"/>
-          <w:sz w:val="20"/>
-          <w:szCs w:val="20"/>
-          <w:lang w:eastAsia="en-IN"/>
-        </w:rPr>
-        <w:t xml:space="preserve">NULL in </w:t>
-      </w:r>
-      <w:proofErr w:type="spellStart"/>
-      <w:r>
-        <w:rPr>
-          <w:rFonts w:ascii="Courier New" w:eastAsia="Times New Roman" w:hAnsi="Courier New" w:cs="Courier New"/>
-          <w:sz w:val="20"/>
-          <w:szCs w:val="20"/>
-          <w:lang w:eastAsia="en-IN"/>
-        </w:rPr>
-        <w:t>subquery</w:t>
-      </w:r>
-      <w:proofErr w:type="spellEnd"/>
-      <w:r>
-        <w:rPr>
-          <w:rFonts w:ascii="Courier New" w:eastAsia="Times New Roman" w:hAnsi="Courier New" w:cs="Courier New"/>
-          <w:sz w:val="20"/>
-          <w:szCs w:val="20"/>
-          <w:lang w:eastAsia="en-IN"/>
-        </w:rPr>
-        <w:t xml:space="preserve"> → UNKNOWN → wrong results</w:t>
-      </w:r>
-    </w:p>
-    <w:p>
-      <w:pPr>
-        <w:spacing w:after="0" w:line="240" w:lineRule="auto"/>
-        <w:rPr>
-          <w:rFonts w:ascii="Times New Roman" w:eastAsia="Times New Roman" w:hAnsi="Times New Roman" w:cs="Times New Roman"/>
-          <w:sz w:val="24"/>
-          <w:szCs w:val="24"/>
-          <w:lang w:eastAsia="en-IN"/>
-        </w:rPr>
-      </w:pPr>
-      <w:r>
-        <w:rPr>
-          <w:rFonts w:ascii="Times New Roman" w:eastAsia="Times New Roman" w:hAnsi="Times New Roman" w:cs="Times New Roman"/>
-          <w:sz w:val="24"/>
-          <w:szCs w:val="24"/>
-          <w:lang w:eastAsia="en-IN"/>
-        </w:rPr>
-        <w:pict>
-          <v:rect id="_x0000_i1025" style="width:0;height:1.5pt" o:hralign="center" o:hrstd="t" o:hr="t" fillcolor="#a0a0a0" stroked="f"/>
-        </w:pict>
-      </w:r>
-    </w:p>
-    <w:p>
-      <w:pPr>
-        <w:spacing w:before="100" w:beforeAutospacing="1" w:after="100" w:afterAutospacing="1" w:line="240" w:lineRule="auto"/>
-        <w:outlineLvl w:val="1"/>
-        <w:rPr>
-          <w:rFonts w:ascii="Times New Roman" w:eastAsia="Times New Roman" w:hAnsi="Times New Roman" w:cs="Times New Roman"/>
-          <w:b/>
-          <w:bCs/>
-          <w:sz w:val="36"/>
-          <w:szCs w:val="36"/>
-          <w:lang w:eastAsia="en-IN"/>
-        </w:rPr>
-      </w:pPr>
-      <w:r>
-        <w:rPr>
-          <w:rFonts w:ascii="Times New Roman" w:eastAsia="Times New Roman" w:hAnsi="Times New Roman" w:cs="Times New Roman"/>
-          <w:b/>
-          <w:bCs/>
-          <w:sz w:val="36"/>
-          <w:szCs w:val="36"/>
-          <w:lang w:eastAsia="en-IN"/>
-        </w:rPr>
-        <w:t xml:space="preserve">2. </w:t>
-      </w:r>
-      <w:r>
-        <w:rPr>
-          <w:rFonts w:ascii="Courier New" w:eastAsia="Times New Roman" w:hAnsi="Courier New" w:cs="Courier New"/>
-          <w:b/>
-          <w:bCs/>
-          <w:sz w:val="20"/>
-          <w:szCs w:val="20"/>
-          <w:lang w:eastAsia="en-IN"/>
-        </w:rPr>
-        <w:t>NOT IN</w:t>
-      </w:r>
-      <w:r>
-        <w:rPr>
-          <w:rFonts w:ascii="Times New Roman" w:eastAsia="Times New Roman" w:hAnsi="Times New Roman" w:cs="Times New Roman"/>
-          <w:b/>
-          <w:bCs/>
-          <w:sz w:val="36"/>
-          <w:szCs w:val="36"/>
-          <w:lang w:eastAsia="en-IN"/>
-        </w:rPr>
-        <w:t xml:space="preserve"> (Correlated)</w:t>
-      </w:r>
-    </w:p>
-    <w:p>
-      <w:pPr>
-        <w:spacing w:before="100" w:beforeAutospacing="1" w:after="100" w:afterAutospacing="1" w:line="240" w:lineRule="auto"/>
-        <w:outlineLvl w:val="2"/>
-        <w:rPr>
-          <w:rFonts w:ascii="Times New Roman" w:eastAsia="Times New Roman" w:hAnsi="Times New Roman" w:cs="Times New Roman"/>
-          <w:b/>
-          <w:bCs/>
-          <w:sz w:val="27"/>
-          <w:szCs w:val="27"/>
-          <w:lang w:eastAsia="en-IN"/>
-        </w:rPr>
-      </w:pPr>
-      <w:r>
-        <w:rPr>
-          <w:rFonts w:ascii="Times New Roman" w:eastAsia="Times New Roman" w:hAnsi="Times New Roman" w:cs="Times New Roman"/>
-          <w:b/>
-          <w:bCs/>
-          <w:sz w:val="27"/>
-          <w:szCs w:val="27"/>
-          <w:lang w:eastAsia="en-IN"/>
-        </w:rPr>
-        <w:t>Example</w:t>
+          <w:noProof/>
+          <w:sz w:val="20"/>
+          <w:szCs w:val="20"/>
+          <w:lang w:eastAsia="en-IN"/>
+        </w:rPr>
+      </w:pPr>
+      <w:r>
+        <w:rPr>
+          <w:rFonts w:ascii="Courier New" w:eastAsia="Times New Roman" w:hAnsi="Courier New" w:cs="Courier New"/>
+          <w:noProof/>
+          <w:sz w:val="20"/>
+          <w:szCs w:val="20"/>
+          <w:lang w:eastAsia="en-IN"/>
+        </w:rPr>
+        <w:t>NULL in subquery → UNKNOWN → wrong results</w:t>
       </w:r>
     </w:p>
     <w:p>
@@ -792,16 +681,6 @@
           <w:lang w:eastAsia="en-IN"/>
         </w:rPr>
       </w:pPr>
-      <w:r>
-        <w:rPr>
-          <w:rFonts w:ascii="Courier New" w:eastAsia="Times New Roman" w:hAnsi="Courier New" w:cs="Courier New"/>
-          <w:noProof/>
-          <w:sz w:val="20"/>
-          <w:szCs w:val="20"/>
-          <w:lang w:eastAsia="en-IN"/>
-        </w:rPr>
-        <w:t>SELECT *</w:t>
-      </w:r>
     </w:p>
     <w:p>
       <w:pPr>
@@ -832,16 +711,6 @@
           <w:lang w:eastAsia="en-IN"/>
         </w:rPr>
       </w:pPr>
-      <w:r>
-        <w:rPr>
-          <w:rFonts w:ascii="Courier New" w:eastAsia="Times New Roman" w:hAnsi="Courier New" w:cs="Courier New"/>
-          <w:noProof/>
-          <w:sz w:val="20"/>
-          <w:szCs w:val="20"/>
-          <w:lang w:eastAsia="en-IN"/>
-        </w:rPr>
-        <w:t>FROM customers c</w:t>
-      </w:r>
     </w:p>
     <w:p>
       <w:pPr>
@@ -874,13 +743,44 @@
       </w:pPr>
       <w:r>
         <w:rPr>
-          <w:rFonts w:ascii="Courier New" w:eastAsia="Times New Roman" w:hAnsi="Courier New" w:cs="Courier New"/>
-          <w:noProof/>
-          <w:sz w:val="20"/>
-          <w:szCs w:val="20"/>
-          <w:lang w:eastAsia="en-IN"/>
-        </w:rPr>
-        <w:t>WHERE c.customer_id NOT IN (</w:t>
+          <w:noProof/>
+          <w:lang w:eastAsia="en-IN"/>
+        </w:rPr>
+        <w:drawing>
+          <wp:inline distT="0" distB="0" distL="0" distR="0" wp14:anchorId="711404EF" wp14:editId="422B20F3">
+            <wp:extent cx="5731510" cy="2426094"/>
+            <wp:effectExtent l="0" t="0" r="2540" b="0"/>
+            <wp:docPr id="2" name="Picture 2"/>
+            <wp:cNvGraphicFramePr>
+              <a:graphicFrameLocks xmlns:a="http://schemas.openxmlformats.org/drawingml/2006/main" noChangeAspect="1"/>
+            </wp:cNvGraphicFramePr>
+            <a:graphic xmlns:a="http://schemas.openxmlformats.org/drawingml/2006/main">
+              <a:graphicData uri="http://schemas.openxmlformats.org/drawingml/2006/picture">
+                <pic:pic xmlns:pic="http://schemas.openxmlformats.org/drawingml/2006/picture">
+                  <pic:nvPicPr>
+                    <pic:cNvPr id="0" name=""/>
+                    <pic:cNvPicPr/>
+                  </pic:nvPicPr>
+                  <pic:blipFill>
+                    <a:blip r:embed="rId6"/>
+                    <a:stretch>
+                      <a:fillRect/>
+                    </a:stretch>
+                  </pic:blipFill>
+                  <pic:spPr>
+                    <a:xfrm>
+                      <a:off x="0" y="0"/>
+                      <a:ext cx="5731510" cy="2426094"/>
+                    </a:xfrm>
+                    <a:prstGeom prst="rect">
+                      <a:avLst/>
+                    </a:prstGeom>
+                  </pic:spPr>
+                </pic:pic>
+              </a:graphicData>
+            </a:graphic>
+          </wp:inline>
+        </w:drawing>
       </w:r>
     </w:p>
     <w:p>
@@ -912,15 +812,111 @@
           <w:lang w:eastAsia="en-IN"/>
         </w:rPr>
       </w:pPr>
-      <w:r>
-        <w:rPr>
-          <w:rFonts w:ascii="Courier New" w:eastAsia="Times New Roman" w:hAnsi="Courier New" w:cs="Courier New"/>
-          <w:noProof/>
-          <w:sz w:val="20"/>
-          <w:szCs w:val="20"/>
-          <w:lang w:eastAsia="en-IN"/>
-        </w:rPr>
-        <w:t xml:space="preserve">    SELECT o.customer_id</w:t>
+    </w:p>
+    <w:p>
+      <w:pPr>
+        <w:spacing w:after="0" w:line="240" w:lineRule="auto"/>
+        <w:rPr>
+          <w:rFonts w:ascii="Times New Roman" w:eastAsia="Times New Roman" w:hAnsi="Times New Roman" w:cs="Times New Roman"/>
+          <w:sz w:val="24"/>
+          <w:szCs w:val="24"/>
+          <w:lang w:eastAsia="en-IN"/>
+        </w:rPr>
+      </w:pPr>
+    </w:p>
+    <w:p>
+      <w:pPr>
+        <w:spacing w:after="0" w:line="240" w:lineRule="auto"/>
+        <w:rPr>
+          <w:rFonts w:ascii="Times New Roman" w:eastAsia="Times New Roman" w:hAnsi="Times New Roman" w:cs="Times New Roman"/>
+          <w:sz w:val="24"/>
+          <w:szCs w:val="24"/>
+          <w:lang w:eastAsia="en-IN"/>
+        </w:rPr>
+      </w:pPr>
+      <w:r>
+        <w:rPr>
+          <w:noProof/>
+          <w:lang w:eastAsia="en-IN"/>
+        </w:rPr>
+        <w:lastRenderedPageBreak/>
+        <w:drawing>
+          <wp:inline distT="0" distB="0" distL="0" distR="0" wp14:anchorId="7C4A3019" wp14:editId="5B093ED1">
+            <wp:extent cx="6313336" cy="3665551"/>
+            <wp:effectExtent l="0" t="0" r="0" b="0"/>
+            <wp:docPr id="1" name="Picture 1"/>
+            <wp:cNvGraphicFramePr>
+              <a:graphicFrameLocks xmlns:a="http://schemas.openxmlformats.org/drawingml/2006/main" noChangeAspect="1"/>
+            </wp:cNvGraphicFramePr>
+            <a:graphic xmlns:a="http://schemas.openxmlformats.org/drawingml/2006/main">
+              <a:graphicData uri="http://schemas.openxmlformats.org/drawingml/2006/picture">
+                <pic:pic xmlns:pic="http://schemas.openxmlformats.org/drawingml/2006/picture">
+                  <pic:nvPicPr>
+                    <pic:cNvPr id="0" name=""/>
+                    <pic:cNvPicPr/>
+                  </pic:nvPicPr>
+                  <pic:blipFill>
+                    <a:blip r:embed="rId7"/>
+                    <a:stretch>
+                      <a:fillRect/>
+                    </a:stretch>
+                  </pic:blipFill>
+                  <pic:spPr>
+                    <a:xfrm>
+                      <a:off x="0" y="0"/>
+                      <a:ext cx="6315310" cy="3666697"/>
+                    </a:xfrm>
+                    <a:prstGeom prst="rect">
+                      <a:avLst/>
+                    </a:prstGeom>
+                  </pic:spPr>
+                </pic:pic>
+              </a:graphicData>
+            </a:graphic>
+          </wp:inline>
+        </w:drawing>
+      </w:r>
+    </w:p>
+    <w:p>
+      <w:pPr>
+        <w:spacing w:after="0" w:line="240" w:lineRule="auto"/>
+        <w:rPr>
+          <w:rFonts w:ascii="Times New Roman" w:eastAsia="Times New Roman" w:hAnsi="Times New Roman" w:cs="Times New Roman"/>
+          <w:sz w:val="24"/>
+          <w:szCs w:val="24"/>
+          <w:lang w:eastAsia="en-IN"/>
+        </w:rPr>
+      </w:pPr>
+      <w:r>
+        <w:rPr>
+          <w:rFonts w:ascii="Times New Roman" w:eastAsia="Times New Roman" w:hAnsi="Times New Roman" w:cs="Times New Roman"/>
+          <w:sz w:val="24"/>
+          <w:szCs w:val="24"/>
+          <w:lang w:eastAsia="en-IN"/>
+        </w:rPr>
+        <w:pict>
+          <v:rect id="_x0000_i1036" style="width:0;height:1.5pt" o:hralign="center" o:hrstd="t" o:hr="t" fillcolor="#a0a0a0" stroked="f"/>
+        </w:pict>
+      </w:r>
+    </w:p>
+    <w:p>
+      <w:pPr>
+        <w:spacing w:before="100" w:beforeAutospacing="1" w:after="100" w:afterAutospacing="1" w:line="240" w:lineRule="auto"/>
+        <w:rPr>
+          <w:rFonts w:ascii="Times New Roman" w:eastAsia="Times New Roman" w:hAnsi="Times New Roman" w:cs="Times New Roman"/>
+          <w:sz w:val="24"/>
+          <w:szCs w:val="24"/>
+          <w:lang w:eastAsia="en-IN"/>
+        </w:rPr>
+      </w:pPr>
+      <w:r>
+        <w:rPr>
+          <w:rFonts w:ascii="Times New Roman" w:eastAsia="Times New Roman" w:hAnsi="Times New Roman" w:cs="Times New Roman"/>
+          <w:sz w:val="24"/>
+          <w:szCs w:val="24"/>
+          <w:lang w:eastAsia="en-IN"/>
+        </w:rPr>
+        <w:t>Query</w:t>
       </w:r>
     </w:p>
     <w:p>
@@ -946,21 +942,19 @@
         <w:spacing w:after="0" w:line="240" w:lineRule="auto"/>
         <w:rPr>
           <w:rFonts w:ascii="Courier New" w:eastAsia="Times New Roman" w:hAnsi="Courier New" w:cs="Courier New"/>
-          <w:noProof/>
-          <w:sz w:val="20"/>
-          <w:szCs w:val="20"/>
-          <w:lang w:eastAsia="en-IN"/>
-        </w:rPr>
-      </w:pPr>
-      <w:r>
-        <w:rPr>
-          <w:rFonts w:ascii="Courier New" w:eastAsia="Times New Roman" w:hAnsi="Courier New" w:cs="Courier New"/>
-          <w:noProof/>
-          <w:sz w:val="20"/>
-          <w:szCs w:val="20"/>
-          <w:lang w:eastAsia="en-IN"/>
-        </w:rPr>
-        <w:t xml:space="preserve">    FROM orders o</w:t>
+          <w:sz w:val="20"/>
+          <w:szCs w:val="20"/>
+          <w:lang w:eastAsia="en-IN"/>
+        </w:rPr>
+      </w:pPr>
+      <w:r>
+        <w:rPr>
+          <w:rFonts w:ascii="Courier New" w:eastAsia="Times New Roman" w:hAnsi="Courier New" w:cs="Courier New"/>
+          <w:sz w:val="20"/>
+          <w:szCs w:val="20"/>
+          <w:lang w:eastAsia="en-IN"/>
+        </w:rPr>
+        <w:t>SELECT *</w:t>
       </w:r>
     </w:p>
     <w:p>
@@ -986,21 +980,19 @@
         <w:spacing w:after="0" w:line="240" w:lineRule="auto"/>
         <w:rPr>
           <w:rFonts w:ascii="Courier New" w:eastAsia="Times New Roman" w:hAnsi="Courier New" w:cs="Courier New"/>
-          <w:noProof/>
-          <w:sz w:val="20"/>
-          <w:szCs w:val="20"/>
-          <w:lang w:eastAsia="en-IN"/>
-        </w:rPr>
-      </w:pPr>
-      <w:r>
-        <w:rPr>
-          <w:rFonts w:ascii="Courier New" w:eastAsia="Times New Roman" w:hAnsi="Courier New" w:cs="Courier New"/>
-          <w:noProof/>
-          <w:sz w:val="20"/>
-          <w:szCs w:val="20"/>
-          <w:lang w:eastAsia="en-IN"/>
-        </w:rPr>
-        <w:t xml:space="preserve">    WHERE o.status = 'ACTIVE'</w:t>
+          <w:sz w:val="20"/>
+          <w:szCs w:val="20"/>
+          <w:lang w:eastAsia="en-IN"/>
+        </w:rPr>
+      </w:pPr>
+      <w:r>
+        <w:rPr>
+          <w:rFonts w:ascii="Courier New" w:eastAsia="Times New Roman" w:hAnsi="Courier New" w:cs="Courier New"/>
+          <w:sz w:val="20"/>
+          <w:szCs w:val="20"/>
+          <w:lang w:eastAsia="en-IN"/>
+        </w:rPr>
+        <w:t>FROM customers c</w:t>
       </w:r>
     </w:p>
     <w:p>
@@ -1040,344 +1032,7 @@
           <w:szCs w:val="20"/>
           <w:lang w:eastAsia="en-IN"/>
         </w:rPr>
-        <w:t>);</w:t>
-      </w:r>
-    </w:p>
-    <w:p>
-      <w:pPr>
-        <w:spacing w:before="100" w:beforeAutospacing="1" w:after="100" w:afterAutospacing="1" w:line="240" w:lineRule="auto"/>
-        <w:outlineLvl w:val="2"/>
-        <w:rPr>
-          <w:rFonts w:ascii="Times New Roman" w:eastAsia="Times New Roman" w:hAnsi="Times New Roman" w:cs="Times New Roman"/>
-          <w:b/>
-          <w:bCs/>
-          <w:sz w:val="27"/>
-          <w:szCs w:val="27"/>
-          <w:lang w:eastAsia="en-IN"/>
-        </w:rPr>
-      </w:pPr>
-      <w:r>
-        <w:rPr>
-          <w:rFonts w:ascii="Times New Roman" w:eastAsia="Times New Roman" w:hAnsi="Times New Roman" w:cs="Times New Roman"/>
-          <w:b/>
-          <w:bCs/>
-          <w:sz w:val="27"/>
-          <w:szCs w:val="27"/>
-          <w:lang w:eastAsia="en-IN"/>
-        </w:rPr>
-        <w:t>Why it’s risky</w:t>
-      </w:r>
-    </w:p>
-    <w:p>
-      <w:pPr>
-        <w:numPr>
-          <w:ilvl w:val="0"/>
-          <w:numId w:val="3"/>
-        </w:numPr>
-        <w:spacing w:before="100" w:beforeAutospacing="1" w:after="100" w:afterAutospacing="1" w:line="240" w:lineRule="auto"/>
-        <w:rPr>
-          <w:rFonts w:ascii="Times New Roman" w:eastAsia="Times New Roman" w:hAnsi="Times New Roman" w:cs="Times New Roman"/>
-          <w:sz w:val="24"/>
-          <w:szCs w:val="24"/>
-          <w:lang w:eastAsia="en-IN"/>
-        </w:rPr>
-      </w:pPr>
-      <w:r>
-        <w:rPr>
-          <w:rFonts w:ascii="Times New Roman" w:eastAsia="Times New Roman" w:hAnsi="Times New Roman" w:cs="Times New Roman"/>
-          <w:sz w:val="24"/>
-          <w:szCs w:val="24"/>
-          <w:lang w:eastAsia="en-IN"/>
-        </w:rPr>
-        <w:t xml:space="preserve">If </w:t>
-      </w:r>
-      <w:proofErr w:type="spellStart"/>
-      <w:r>
-        <w:rPr>
-          <w:rFonts w:ascii="Times New Roman" w:eastAsia="Times New Roman" w:hAnsi="Times New Roman" w:cs="Times New Roman"/>
-          <w:sz w:val="24"/>
-          <w:szCs w:val="24"/>
-          <w:lang w:eastAsia="en-IN"/>
-        </w:rPr>
-        <w:t>subquery</w:t>
-      </w:r>
-      <w:proofErr w:type="spellEnd"/>
-      <w:r>
-        <w:rPr>
-          <w:rFonts w:ascii="Times New Roman" w:eastAsia="Times New Roman" w:hAnsi="Times New Roman" w:cs="Times New Roman"/>
-          <w:sz w:val="24"/>
-          <w:szCs w:val="24"/>
-          <w:lang w:eastAsia="en-IN"/>
-        </w:rPr>
-        <w:t xml:space="preserve"> returns </w:t>
-      </w:r>
-      <w:r>
-        <w:rPr>
-          <w:rFonts w:ascii="Times New Roman" w:eastAsia="Times New Roman" w:hAnsi="Times New Roman" w:cs="Times New Roman"/>
-          <w:b/>
-          <w:bCs/>
-          <w:sz w:val="24"/>
-          <w:szCs w:val="24"/>
-          <w:lang w:eastAsia="en-IN"/>
-        </w:rPr>
-        <w:t>even one NULL</w:t>
-      </w:r>
-    </w:p>
-    <w:p>
-      <w:pPr>
-        <w:numPr>
-          <w:ilvl w:val="0"/>
-          <w:numId w:val="3"/>
-        </w:numPr>
-        <w:spacing w:before="100" w:beforeAutospacing="1" w:after="100" w:afterAutospacing="1" w:line="240" w:lineRule="auto"/>
-        <w:rPr>
-          <w:rFonts w:ascii="Times New Roman" w:eastAsia="Times New Roman" w:hAnsi="Times New Roman" w:cs="Times New Roman"/>
-          <w:sz w:val="24"/>
-          <w:szCs w:val="24"/>
-          <w:lang w:eastAsia="en-IN"/>
-        </w:rPr>
-      </w:pPr>
-      <w:r>
-        <w:rPr>
-          <w:rFonts w:ascii="Times New Roman" w:eastAsia="Times New Roman" w:hAnsi="Times New Roman" w:cs="Times New Roman"/>
-          <w:sz w:val="24"/>
-          <w:szCs w:val="24"/>
-          <w:lang w:eastAsia="en-IN"/>
-        </w:rPr>
-        <w:t>Entire condition becomes UNKNOWN</w:t>
-      </w:r>
-    </w:p>
-    <w:p>
-      <w:pPr>
-        <w:numPr>
-          <w:ilvl w:val="0"/>
-          <w:numId w:val="3"/>
-        </w:numPr>
-        <w:spacing w:before="100" w:beforeAutospacing="1" w:after="100" w:afterAutospacing="1" w:line="240" w:lineRule="auto"/>
-        <w:rPr>
-          <w:rFonts w:ascii="Times New Roman" w:eastAsia="Times New Roman" w:hAnsi="Times New Roman" w:cs="Times New Roman"/>
-          <w:sz w:val="24"/>
-          <w:szCs w:val="24"/>
-          <w:lang w:eastAsia="en-IN"/>
-        </w:rPr>
-      </w:pPr>
-      <w:r>
-        <w:rPr>
-          <w:rFonts w:ascii="Times New Roman" w:eastAsia="Times New Roman" w:hAnsi="Times New Roman" w:cs="Times New Roman"/>
-          <w:sz w:val="24"/>
-          <w:szCs w:val="24"/>
-          <w:lang w:eastAsia="en-IN"/>
-        </w:rPr>
-        <w:t xml:space="preserve">Result set may be </w:t>
-      </w:r>
-      <w:r>
-        <w:rPr>
-          <w:rFonts w:ascii="Times New Roman" w:eastAsia="Times New Roman" w:hAnsi="Times New Roman" w:cs="Times New Roman"/>
-          <w:b/>
-          <w:bCs/>
-          <w:sz w:val="24"/>
-          <w:szCs w:val="24"/>
-          <w:lang w:eastAsia="en-IN"/>
-        </w:rPr>
-        <w:t>empty</w:t>
-      </w:r>
-    </w:p>
-    <w:p>
-      <w:pPr>
-        <w:spacing w:before="100" w:beforeAutospacing="1" w:after="100" w:afterAutospacing="1" w:line="240" w:lineRule="auto"/>
-        <w:rPr>
-          <w:rFonts w:ascii="Times New Roman" w:eastAsia="Times New Roman" w:hAnsi="Times New Roman" w:cs="Times New Roman"/>
-          <w:sz w:val="24"/>
-          <w:szCs w:val="24"/>
-          <w:lang w:eastAsia="en-IN"/>
-        </w:rPr>
-      </w:pPr>
-      <w:r>
-        <w:rPr>
-          <w:rFonts w:ascii="Times New Roman" w:eastAsia="Times New Roman" w:hAnsi="Times New Roman" w:cs="Times New Roman"/>
-          <w:sz w:val="24"/>
-          <w:szCs w:val="24"/>
-          <w:lang w:eastAsia="en-IN"/>
-        </w:rPr>
-        <w:t xml:space="preserve">❌ </w:t>
-      </w:r>
-      <w:r>
-        <w:rPr>
-          <w:rFonts w:ascii="Times New Roman" w:eastAsia="Times New Roman" w:hAnsi="Times New Roman" w:cs="Times New Roman"/>
-          <w:b/>
-          <w:bCs/>
-          <w:sz w:val="24"/>
-          <w:szCs w:val="24"/>
-          <w:lang w:eastAsia="en-IN"/>
-        </w:rPr>
-        <w:t>Avoid in real systems</w:t>
-      </w:r>
-    </w:p>
-    <w:p>
-      <w:pPr>
-        <w:spacing w:after="0" w:line="240" w:lineRule="auto"/>
-        <w:rPr>
-          <w:rFonts w:ascii="Times New Roman" w:eastAsia="Times New Roman" w:hAnsi="Times New Roman" w:cs="Times New Roman"/>
-          <w:sz w:val="24"/>
-          <w:szCs w:val="24"/>
-          <w:lang w:eastAsia="en-IN"/>
-        </w:rPr>
-      </w:pPr>
-      <w:r>
-        <w:rPr>
-          <w:rFonts w:ascii="Times New Roman" w:eastAsia="Times New Roman" w:hAnsi="Times New Roman" w:cs="Times New Roman"/>
-          <w:sz w:val="24"/>
-          <w:szCs w:val="24"/>
-          <w:lang w:eastAsia="en-IN"/>
-        </w:rPr>
-        <w:pict>
-          <v:rect id="_x0000_i1026" style="width:0;height:1.5pt" o:hralign="center" o:hrstd="t" o:hr="t" fillcolor="#a0a0a0" stroked="f"/>
-        </w:pict>
-      </w:r>
-    </w:p>
-    <w:p>
-      <w:pPr>
-        <w:spacing w:before="100" w:beforeAutospacing="1" w:after="100" w:afterAutospacing="1" w:line="240" w:lineRule="auto"/>
-        <w:outlineLvl w:val="1"/>
-        <w:rPr>
-          <w:rFonts w:ascii="Times New Roman" w:eastAsia="Times New Roman" w:hAnsi="Times New Roman" w:cs="Times New Roman"/>
-          <w:b/>
-          <w:bCs/>
-          <w:sz w:val="36"/>
-          <w:szCs w:val="36"/>
-          <w:lang w:eastAsia="en-IN"/>
-        </w:rPr>
-      </w:pPr>
-      <w:r>
-        <w:rPr>
-          <w:rFonts w:ascii="Times New Roman" w:eastAsia="Times New Roman" w:hAnsi="Times New Roman" w:cs="Times New Roman"/>
-          <w:b/>
-          <w:bCs/>
-          <w:sz w:val="36"/>
-          <w:szCs w:val="36"/>
-          <w:lang w:eastAsia="en-IN"/>
-        </w:rPr>
-        <w:lastRenderedPageBreak/>
-        <w:t>3. Scalar Comparison Operators (</w:t>
-      </w:r>
-      <w:r>
-        <w:rPr>
-          <w:rFonts w:ascii="Courier New" w:eastAsia="Times New Roman" w:hAnsi="Courier New" w:cs="Courier New"/>
-          <w:b/>
-          <w:bCs/>
-          <w:sz w:val="20"/>
-          <w:szCs w:val="20"/>
-          <w:lang w:eastAsia="en-IN"/>
-        </w:rPr>
-        <w:t>=, &gt;, &lt;, &gt;=, &lt;=</w:t>
-      </w:r>
-      <w:r>
-        <w:rPr>
-          <w:rFonts w:ascii="Times New Roman" w:eastAsia="Times New Roman" w:hAnsi="Times New Roman" w:cs="Times New Roman"/>
-          <w:b/>
-          <w:bCs/>
-          <w:sz w:val="36"/>
-          <w:szCs w:val="36"/>
-          <w:lang w:eastAsia="en-IN"/>
-        </w:rPr>
-        <w:t>)</w:t>
-      </w:r>
-    </w:p>
-    <w:p>
-      <w:pPr>
-        <w:spacing w:before="100" w:beforeAutospacing="1" w:after="100" w:afterAutospacing="1" w:line="240" w:lineRule="auto"/>
-        <w:rPr>
-          <w:rFonts w:ascii="Times New Roman" w:eastAsia="Times New Roman" w:hAnsi="Times New Roman" w:cs="Times New Roman"/>
-          <w:noProof/>
-          <w:sz w:val="24"/>
-          <w:szCs w:val="24"/>
-          <w:lang w:eastAsia="en-IN"/>
-        </w:rPr>
-      </w:pPr>
-      <w:r>
-        <w:rPr>
-          <w:rFonts w:ascii="Times New Roman" w:eastAsia="Times New Roman" w:hAnsi="Times New Roman" w:cs="Times New Roman"/>
-          <w:noProof/>
-          <w:sz w:val="24"/>
-          <w:szCs w:val="24"/>
-          <w:lang w:eastAsia="en-IN"/>
-        </w:rPr>
-        <w:t xml:space="preserve">Used when subquery returns </w:t>
-      </w:r>
-      <w:r>
-        <w:rPr>
-          <w:rFonts w:ascii="Times New Roman" w:eastAsia="Times New Roman" w:hAnsi="Times New Roman" w:cs="Times New Roman"/>
-          <w:b/>
-          <w:bCs/>
-          <w:noProof/>
-          <w:sz w:val="24"/>
-          <w:szCs w:val="24"/>
-          <w:lang w:eastAsia="en-IN"/>
-        </w:rPr>
-        <w:t>exactly one value per outer row</w:t>
-      </w:r>
-    </w:p>
-    <w:p>
-      <w:pPr>
-        <w:spacing w:after="0" w:line="240" w:lineRule="auto"/>
-        <w:rPr>
-          <w:rFonts w:ascii="Times New Roman" w:eastAsia="Times New Roman" w:hAnsi="Times New Roman" w:cs="Times New Roman"/>
-          <w:noProof/>
-          <w:sz w:val="24"/>
-          <w:szCs w:val="24"/>
-          <w:lang w:eastAsia="en-IN"/>
-        </w:rPr>
-      </w:pPr>
-      <w:r>
-        <w:rPr>
-          <w:rFonts w:ascii="Times New Roman" w:eastAsia="Times New Roman" w:hAnsi="Times New Roman" w:cs="Times New Roman"/>
-          <w:noProof/>
-          <w:sz w:val="24"/>
-          <w:szCs w:val="24"/>
-          <w:lang w:eastAsia="en-IN"/>
-        </w:rPr>
-        <w:pict>
-          <v:rect id="_x0000_i1027" style="width:0;height:1.5pt" o:hralign="center" o:hrstd="t" o:hr="t" fillcolor="#a0a0a0" stroked="f"/>
-        </w:pict>
-      </w:r>
-    </w:p>
-    <w:p>
-      <w:pPr>
-        <w:spacing w:before="100" w:beforeAutospacing="1" w:after="100" w:afterAutospacing="1" w:line="240" w:lineRule="auto"/>
-        <w:outlineLvl w:val="2"/>
-        <w:rPr>
-          <w:rFonts w:ascii="Times New Roman" w:eastAsia="Times New Roman" w:hAnsi="Times New Roman" w:cs="Times New Roman"/>
-          <w:b/>
-          <w:bCs/>
-          <w:noProof/>
-          <w:sz w:val="27"/>
-          <w:szCs w:val="27"/>
-          <w:lang w:eastAsia="en-IN"/>
-        </w:rPr>
-      </w:pPr>
-      <w:r>
-        <w:rPr>
-          <w:rFonts w:ascii="Courier New" w:eastAsia="Times New Roman" w:hAnsi="Courier New" w:cs="Courier New"/>
-          <w:b/>
-          <w:bCs/>
-          <w:noProof/>
-          <w:sz w:val="20"/>
-          <w:szCs w:val="20"/>
-          <w:lang w:eastAsia="en-IN"/>
-        </w:rPr>
-        <w:t>=</w:t>
-      </w:r>
-      <w:r>
-        <w:rPr>
-          <w:rFonts w:ascii="Times New Roman" w:eastAsia="Times New Roman" w:hAnsi="Times New Roman" w:cs="Times New Roman"/>
-          <w:b/>
-          <w:bCs/>
-          <w:noProof/>
-          <w:sz w:val="27"/>
-          <w:szCs w:val="27"/>
-          <w:lang w:eastAsia="en-IN"/>
-        </w:rPr>
-        <w:t xml:space="preserve"> with scalar subquery</w:t>
+        <w:t>WHERE c.customer_id IN (</w:t>
       </w:r>
     </w:p>
     <w:p>
@@ -1417,7 +1072,7 @@
           <w:szCs w:val="20"/>
           <w:lang w:eastAsia="en-IN"/>
         </w:rPr>
-        <w:t>SELECT *</w:t>
+        <w:t xml:space="preserve">    SELECT o.customer_id</w:t>
       </w:r>
     </w:p>
     <w:p>
@@ -1457,7 +1112,7 @@
           <w:szCs w:val="20"/>
           <w:lang w:eastAsia="en-IN"/>
         </w:rPr>
-        <w:t>FROM employees e</w:t>
+        <w:t xml:space="preserve">    FROM orders o</w:t>
       </w:r>
     </w:p>
     <w:p>
@@ -1497,10 +1152,8 @@
           <w:szCs w:val="20"/>
           <w:lang w:eastAsia="en-IN"/>
         </w:rPr>
-        <w:t>WHERE e.salary = (</w:t>
-      </w:r>
-      <w:bookmarkStart w:id="0" w:name="_GoBack"/>
-      <w:bookmarkEnd w:id="0"/>
+        <w:t xml:space="preserve">    WHERE o.order_date &gt;= c.signup_date</w:t>
+      </w:r>
     </w:p>
     <w:p>
       <w:pPr>
@@ -1539,7 +1192,301 @@
           <w:szCs w:val="20"/>
           <w:lang w:eastAsia="en-IN"/>
         </w:rPr>
-        <w:t xml:space="preserve">    SELECT MAX(salary)</w:t>
+        <w:t>);</w:t>
+      </w:r>
+    </w:p>
+    <w:p>
+      <w:pPr>
+        <w:spacing w:after="0" w:line="240" w:lineRule="auto"/>
+        <w:rPr>
+          <w:rFonts w:ascii="Times New Roman" w:eastAsia="Times New Roman" w:hAnsi="Times New Roman" w:cs="Times New Roman"/>
+          <w:sz w:val="24"/>
+          <w:szCs w:val="24"/>
+          <w:lang w:eastAsia="en-IN"/>
+        </w:rPr>
+      </w:pPr>
+      <w:r>
+        <w:rPr>
+          <w:rFonts w:ascii="Times New Roman" w:eastAsia="Times New Roman" w:hAnsi="Times New Roman" w:cs="Times New Roman"/>
+          <w:sz w:val="24"/>
+          <w:szCs w:val="24"/>
+          <w:lang w:eastAsia="en-IN"/>
+        </w:rPr>
+        <w:pict>
+          <v:rect id="_x0000_i1037" style="width:0;height:1.5pt" o:hralign="center" o:hrstd="t" o:hr="t" fillcolor="#a0a0a0" stroked="f"/>
+        </w:pict>
+      </w:r>
+    </w:p>
+    <w:p>
+      <w:pPr>
+        <w:spacing w:before="100" w:beforeAutospacing="1" w:after="100" w:afterAutospacing="1" w:line="240" w:lineRule="auto"/>
+        <w:rPr>
+          <w:rFonts w:ascii="Times New Roman" w:eastAsia="Times New Roman" w:hAnsi="Times New Roman" w:cs="Times New Roman"/>
+          <w:sz w:val="24"/>
+          <w:szCs w:val="24"/>
+          <w:lang w:eastAsia="en-IN"/>
+        </w:rPr>
+      </w:pPr>
+      <w:r>
+        <w:rPr>
+          <w:rFonts w:ascii="Times New Roman" w:eastAsia="Times New Roman" w:hAnsi="Times New Roman" w:cs="Times New Roman"/>
+          <w:sz w:val="24"/>
+          <w:szCs w:val="24"/>
+          <w:lang w:eastAsia="en-IN"/>
+        </w:rPr>
+        <w:t>What this query means in plain English</w:t>
+      </w:r>
+    </w:p>
+    <w:p>
+      <w:pPr>
+        <w:spacing w:before="100" w:beforeAutospacing="1" w:after="100" w:afterAutospacing="1" w:line="240" w:lineRule="auto"/>
+        <w:rPr>
+          <w:rFonts w:ascii="Times New Roman" w:eastAsia="Times New Roman" w:hAnsi="Times New Roman" w:cs="Times New Roman"/>
+          <w:sz w:val="24"/>
+          <w:szCs w:val="24"/>
+          <w:lang w:eastAsia="en-IN"/>
+        </w:rPr>
+      </w:pPr>
+      <w:r>
+        <w:rPr>
+          <w:rFonts w:ascii="Times New Roman" w:eastAsia="Times New Roman" w:hAnsi="Times New Roman" w:cs="Times New Roman"/>
+          <w:sz w:val="24"/>
+          <w:szCs w:val="24"/>
+          <w:lang w:eastAsia="en-IN"/>
+        </w:rPr>
+        <w:t xml:space="preserve">“Show customers who placed </w:t>
+      </w:r>
+      <w:r>
+        <w:rPr>
+          <w:rFonts w:ascii="Times New Roman" w:eastAsia="Times New Roman" w:hAnsi="Times New Roman" w:cs="Times New Roman"/>
+          <w:b/>
+          <w:bCs/>
+          <w:sz w:val="24"/>
+          <w:szCs w:val="24"/>
+          <w:lang w:eastAsia="en-IN"/>
+        </w:rPr>
+        <w:t>at least one order on or after their signup date</w:t>
+      </w:r>
+      <w:r>
+        <w:rPr>
+          <w:rFonts w:ascii="Times New Roman" w:eastAsia="Times New Roman" w:hAnsi="Times New Roman" w:cs="Times New Roman"/>
+          <w:sz w:val="24"/>
+          <w:szCs w:val="24"/>
+          <w:lang w:eastAsia="en-IN"/>
+        </w:rPr>
+        <w:t>.”</w:t>
+      </w:r>
+    </w:p>
+    <w:p>
+      <w:pPr>
+        <w:spacing w:after="0" w:line="240" w:lineRule="auto"/>
+        <w:rPr>
+          <w:rFonts w:ascii="Times New Roman" w:eastAsia="Times New Roman" w:hAnsi="Times New Roman" w:cs="Times New Roman"/>
+          <w:sz w:val="24"/>
+          <w:szCs w:val="24"/>
+          <w:lang w:eastAsia="en-IN"/>
+        </w:rPr>
+      </w:pPr>
+      <w:r>
+        <w:rPr>
+          <w:rFonts w:ascii="Times New Roman" w:eastAsia="Times New Roman" w:hAnsi="Times New Roman" w:cs="Times New Roman"/>
+          <w:sz w:val="24"/>
+          <w:szCs w:val="24"/>
+          <w:lang w:eastAsia="en-IN"/>
+        </w:rPr>
+        <w:pict>
+          <v:rect id="_x0000_i1038" style="width:0;height:1.5pt" o:hralign="center" o:hrstd="t" o:hr="t" fillcolor="#a0a0a0" stroked="f"/>
+        </w:pict>
+      </w:r>
+    </w:p>
+    <w:p>
+      <w:pPr>
+        <w:spacing w:before="100" w:beforeAutospacing="1" w:after="100" w:afterAutospacing="1" w:line="240" w:lineRule="auto"/>
+        <w:rPr>
+          <w:rFonts w:ascii="Times New Roman" w:eastAsia="Times New Roman" w:hAnsi="Times New Roman" w:cs="Times New Roman"/>
+          <w:sz w:val="24"/>
+          <w:szCs w:val="24"/>
+          <w:lang w:eastAsia="en-IN"/>
+        </w:rPr>
+      </w:pPr>
+      <w:r>
+        <w:rPr>
+          <w:rFonts w:ascii="Times New Roman" w:eastAsia="Times New Roman" w:hAnsi="Times New Roman" w:cs="Times New Roman"/>
+          <w:sz w:val="24"/>
+          <w:szCs w:val="24"/>
+          <w:lang w:eastAsia="en-IN"/>
+        </w:rPr>
+        <w:t>How SQL executes this (row by row)</w:t>
+      </w:r>
+    </w:p>
+    <w:p>
+      <w:pPr>
+        <w:spacing w:before="100" w:beforeAutospacing="1" w:after="100" w:afterAutospacing="1" w:line="240" w:lineRule="auto"/>
+        <w:rPr>
+          <w:rFonts w:ascii="Times New Roman" w:eastAsia="Times New Roman" w:hAnsi="Times New Roman" w:cs="Times New Roman"/>
+          <w:noProof/>
+          <w:sz w:val="24"/>
+          <w:szCs w:val="24"/>
+          <w:lang w:eastAsia="en-IN"/>
+        </w:rPr>
+      </w:pPr>
+      <w:r>
+        <w:rPr>
+          <w:rFonts w:ascii="Times New Roman" w:eastAsia="Times New Roman" w:hAnsi="Times New Roman" w:cs="Times New Roman"/>
+          <w:noProof/>
+          <w:sz w:val="24"/>
+          <w:szCs w:val="24"/>
+          <w:highlight w:val="cyan"/>
+          <w:lang w:eastAsia="en-IN"/>
+        </w:rPr>
+        <w:t xml:space="preserve">The subquery is </w:t>
+      </w:r>
+      <w:r>
+        <w:rPr>
+          <w:rFonts w:ascii="Times New Roman" w:eastAsia="Times New Roman" w:hAnsi="Times New Roman" w:cs="Times New Roman"/>
+          <w:b/>
+          <w:bCs/>
+          <w:noProof/>
+          <w:sz w:val="24"/>
+          <w:szCs w:val="24"/>
+          <w:highlight w:val="cyan"/>
+          <w:lang w:eastAsia="en-IN"/>
+        </w:rPr>
+        <w:t>correlated</w:t>
+      </w:r>
+      <w:r>
+        <w:rPr>
+          <w:rFonts w:ascii="Times New Roman" w:eastAsia="Times New Roman" w:hAnsi="Times New Roman" w:cs="Times New Roman"/>
+          <w:noProof/>
+          <w:sz w:val="24"/>
+          <w:szCs w:val="24"/>
+          <w:highlight w:val="cyan"/>
+          <w:lang w:eastAsia="en-IN"/>
+        </w:rPr>
+        <w:t xml:space="preserve"> because it uses </w:t>
+      </w:r>
+      <w:r>
+        <w:rPr>
+          <w:rFonts w:ascii="Courier New" w:eastAsia="Times New Roman" w:hAnsi="Courier New" w:cs="Courier New"/>
+          <w:noProof/>
+          <w:sz w:val="20"/>
+          <w:szCs w:val="20"/>
+          <w:highlight w:val="cyan"/>
+          <w:lang w:eastAsia="en-IN"/>
+        </w:rPr>
+        <w:t>c.signup_date</w:t>
+      </w:r>
+      <w:r>
+        <w:rPr>
+          <w:rFonts w:ascii="Times New Roman" w:eastAsia="Times New Roman" w:hAnsi="Times New Roman" w:cs="Times New Roman"/>
+          <w:noProof/>
+          <w:sz w:val="24"/>
+          <w:szCs w:val="24"/>
+          <w:highlight w:val="cyan"/>
+          <w:lang w:eastAsia="en-IN"/>
+        </w:rPr>
+        <w:t xml:space="preserve"> from the outer query.</w:t>
+      </w:r>
+      <w:r>
+        <w:rPr>
+          <w:rFonts w:ascii="Times New Roman" w:eastAsia="Times New Roman" w:hAnsi="Times New Roman" w:cs="Times New Roman"/>
+          <w:noProof/>
+          <w:sz w:val="24"/>
+          <w:szCs w:val="24"/>
+          <w:lang w:eastAsia="en-IN"/>
+        </w:rPr>
+        <w:br/>
+        <w:t xml:space="preserve">So SQL runs the subquery </w:t>
+      </w:r>
+      <w:r>
+        <w:rPr>
+          <w:rFonts w:ascii="Times New Roman" w:eastAsia="Times New Roman" w:hAnsi="Times New Roman" w:cs="Times New Roman"/>
+          <w:b/>
+          <w:bCs/>
+          <w:noProof/>
+          <w:sz w:val="24"/>
+          <w:szCs w:val="24"/>
+          <w:lang w:eastAsia="en-IN"/>
+        </w:rPr>
+        <w:t>once for each customer</w:t>
+      </w:r>
+      <w:r>
+        <w:rPr>
+          <w:rFonts w:ascii="Times New Roman" w:eastAsia="Times New Roman" w:hAnsi="Times New Roman" w:cs="Times New Roman"/>
+          <w:noProof/>
+          <w:sz w:val="24"/>
+          <w:szCs w:val="24"/>
+          <w:lang w:eastAsia="en-IN"/>
+        </w:rPr>
+        <w:t>.</w:t>
+      </w:r>
+    </w:p>
+    <w:p>
+      <w:pPr>
+        <w:spacing w:after="0" w:line="240" w:lineRule="auto"/>
+        <w:rPr>
+          <w:rFonts w:ascii="Times New Roman" w:eastAsia="Times New Roman" w:hAnsi="Times New Roman" w:cs="Times New Roman"/>
+          <w:noProof/>
+          <w:sz w:val="24"/>
+          <w:szCs w:val="24"/>
+          <w:lang w:eastAsia="en-IN"/>
+        </w:rPr>
+      </w:pPr>
+      <w:r>
+        <w:rPr>
+          <w:rFonts w:ascii="Times New Roman" w:eastAsia="Times New Roman" w:hAnsi="Times New Roman" w:cs="Times New Roman"/>
+          <w:noProof/>
+          <w:sz w:val="24"/>
+          <w:szCs w:val="24"/>
+          <w:lang w:eastAsia="en-IN"/>
+        </w:rPr>
+        <w:pict>
+          <v:rect id="_x0000_i1039" style="width:0;height:1.5pt" o:hralign="center" o:hrstd="t" o:hr="t" fillcolor="#a0a0a0" stroked="f"/>
+        </w:pict>
+      </w:r>
+    </w:p>
+    <w:p>
+      <w:pPr>
+        <w:spacing w:before="100" w:beforeAutospacing="1" w:after="100" w:afterAutospacing="1" w:line="240" w:lineRule="auto"/>
+        <w:rPr>
+          <w:rFonts w:ascii="Times New Roman" w:eastAsia="Times New Roman" w:hAnsi="Times New Roman" w:cs="Times New Roman"/>
+          <w:noProof/>
+          <w:sz w:val="24"/>
+          <w:szCs w:val="24"/>
+          <w:lang w:eastAsia="en-IN"/>
+        </w:rPr>
+      </w:pPr>
+      <w:r>
+        <w:rPr>
+          <w:rFonts w:ascii="Times New Roman" w:eastAsia="Times New Roman" w:hAnsi="Times New Roman" w:cs="Times New Roman"/>
+          <w:noProof/>
+          <w:sz w:val="24"/>
+          <w:szCs w:val="24"/>
+          <w:lang w:eastAsia="en-IN"/>
+        </w:rPr>
+        <w:t>Customer 1: Rahul (signup_date = 2024-01-01)</w:t>
+      </w:r>
+    </w:p>
+    <w:p>
+      <w:pPr>
+        <w:spacing w:before="100" w:beforeAutospacing="1" w:after="100" w:afterAutospacing="1" w:line="240" w:lineRule="auto"/>
+        <w:rPr>
+          <w:rFonts w:ascii="Times New Roman" w:eastAsia="Times New Roman" w:hAnsi="Times New Roman" w:cs="Times New Roman"/>
+          <w:noProof/>
+          <w:sz w:val="24"/>
+          <w:szCs w:val="24"/>
+          <w:lang w:eastAsia="en-IN"/>
+        </w:rPr>
+      </w:pPr>
+      <w:r>
+        <w:rPr>
+          <w:rFonts w:ascii="Times New Roman" w:eastAsia="Times New Roman" w:hAnsi="Times New Roman" w:cs="Times New Roman"/>
+          <w:noProof/>
+          <w:sz w:val="24"/>
+          <w:szCs w:val="24"/>
+          <w:lang w:eastAsia="en-IN"/>
+        </w:rPr>
+        <w:t>Subquery becomes:</w:t>
       </w:r>
     </w:p>
     <w:p>
@@ -1579,7 +1526,8 @@
           <w:szCs w:val="20"/>
           <w:lang w:eastAsia="en-IN"/>
         </w:rPr>
-        <w:t xml:space="preserve">    FROM employees</w:t>
+        <w:lastRenderedPageBreak/>
+        <w:t>SELECT o.customer_id</w:t>
       </w:r>
     </w:p>
     <w:p>
@@ -1619,7 +1567,7 @@
           <w:szCs w:val="20"/>
           <w:lang w:eastAsia="en-IN"/>
         </w:rPr>
-        <w:t xml:space="preserve">    WHERE department = e.department</w:t>
+        <w:t>FROM orders o</w:t>
       </w:r>
     </w:p>
     <w:p>
@@ -1659,42 +1607,386 @@
           <w:szCs w:val="20"/>
           <w:lang w:eastAsia="en-IN"/>
         </w:rPr>
-        <w:t>);</w:t>
+        <w:t>WHERE o.order_date &gt;= '2024-01-01';</w:t>
       </w:r>
     </w:p>
     <w:p>
       <w:pPr>
         <w:spacing w:before="100" w:beforeAutospacing="1" w:after="100" w:afterAutospacing="1" w:line="240" w:lineRule="auto"/>
-        <w:outlineLvl w:val="2"/>
-        <w:rPr>
-          <w:rFonts w:ascii="Times New Roman" w:eastAsia="Times New Roman" w:hAnsi="Times New Roman" w:cs="Times New Roman"/>
-          <w:b/>
-          <w:bCs/>
-          <w:noProof/>
-          <w:sz w:val="27"/>
-          <w:szCs w:val="27"/>
-          <w:lang w:eastAsia="en-IN"/>
-        </w:rPr>
-      </w:pPr>
-      <w:r>
-        <w:rPr>
-          <w:rFonts w:ascii="Times New Roman" w:eastAsia="Times New Roman" w:hAnsi="Times New Roman" w:cs="Times New Roman"/>
-          <w:b/>
-          <w:bCs/>
-          <w:noProof/>
-          <w:sz w:val="27"/>
-          <w:szCs w:val="27"/>
-          <w:lang w:eastAsia="en-IN"/>
-        </w:rPr>
-        <w:t>What’s happening</w:t>
-      </w:r>
-    </w:p>
-    <w:p>
-      <w:pPr>
-        <w:numPr>
-          <w:ilvl w:val="0"/>
-          <w:numId w:val="4"/>
-        </w:numPr>
+        <w:rPr>
+          <w:rFonts w:ascii="Times New Roman" w:eastAsia="Times New Roman" w:hAnsi="Times New Roman" w:cs="Times New Roman"/>
+          <w:noProof/>
+          <w:sz w:val="24"/>
+          <w:szCs w:val="24"/>
+          <w:lang w:eastAsia="en-IN"/>
+        </w:rPr>
+      </w:pPr>
+      <w:r>
+        <w:rPr>
+          <w:rFonts w:ascii="Times New Roman" w:eastAsia="Times New Roman" w:hAnsi="Times New Roman" w:cs="Times New Roman"/>
+          <w:noProof/>
+          <w:sz w:val="24"/>
+          <w:szCs w:val="24"/>
+          <w:lang w:eastAsia="en-IN"/>
+        </w:rPr>
+        <w:t>Matching orders:</w:t>
+      </w:r>
+    </w:p>
+    <w:tbl>
+      <w:tblPr>
+        <w:tblStyle w:val="TableGrid"/>
+        <w:tblW w:w="5242" w:type="dxa"/>
+        <w:tblLook w:val="04A0" w:firstRow="1" w:lastRow="0" w:firstColumn="1" w:lastColumn="0" w:noHBand="0" w:noVBand="1"/>
+      </w:tblPr>
+      <w:tblGrid>
+        <w:gridCol w:w="1476"/>
+        <w:gridCol w:w="1972"/>
+        <w:gridCol w:w="1794"/>
+      </w:tblGrid>
+      <w:tr>
+        <w:trPr>
+          <w:trHeight w:val="659"/>
+        </w:trPr>
+        <w:tc>
+          <w:tcPr>
+            <w:tcW w:w="0" w:type="auto"/>
+            <w:hideMark/>
+          </w:tcPr>
+          <w:p>
+            <w:pPr>
+              <w:jc w:val="center"/>
+              <w:rPr>
+                <w:rFonts w:ascii="Times New Roman" w:eastAsia="Times New Roman" w:hAnsi="Times New Roman" w:cs="Times New Roman"/>
+                <w:b/>
+                <w:bCs/>
+                <w:noProof/>
+                <w:sz w:val="24"/>
+                <w:szCs w:val="24"/>
+                <w:lang w:eastAsia="en-IN"/>
+              </w:rPr>
+            </w:pPr>
+            <w:r>
+              <w:rPr>
+                <w:rFonts w:ascii="Times New Roman" w:eastAsia="Times New Roman" w:hAnsi="Times New Roman" w:cs="Times New Roman"/>
+                <w:b/>
+                <w:bCs/>
+                <w:noProof/>
+                <w:sz w:val="24"/>
+                <w:szCs w:val="24"/>
+                <w:lang w:eastAsia="en-IN"/>
+              </w:rPr>
+              <w:t>order_id</w:t>
+            </w:r>
+          </w:p>
+        </w:tc>
+        <w:tc>
+          <w:tcPr>
+            <w:tcW w:w="0" w:type="auto"/>
+            <w:hideMark/>
+          </w:tcPr>
+          <w:p>
+            <w:pPr>
+              <w:jc w:val="center"/>
+              <w:rPr>
+                <w:rFonts w:ascii="Times New Roman" w:eastAsia="Times New Roman" w:hAnsi="Times New Roman" w:cs="Times New Roman"/>
+                <w:b/>
+                <w:bCs/>
+                <w:noProof/>
+                <w:sz w:val="24"/>
+                <w:szCs w:val="24"/>
+                <w:lang w:eastAsia="en-IN"/>
+              </w:rPr>
+            </w:pPr>
+            <w:r>
+              <w:rPr>
+                <w:rFonts w:ascii="Times New Roman" w:eastAsia="Times New Roman" w:hAnsi="Times New Roman" w:cs="Times New Roman"/>
+                <w:b/>
+                <w:bCs/>
+                <w:noProof/>
+                <w:sz w:val="24"/>
+                <w:szCs w:val="24"/>
+                <w:lang w:eastAsia="en-IN"/>
+              </w:rPr>
+              <w:t>customer_id</w:t>
+            </w:r>
+          </w:p>
+        </w:tc>
+        <w:tc>
+          <w:tcPr>
+            <w:tcW w:w="0" w:type="auto"/>
+            <w:hideMark/>
+          </w:tcPr>
+          <w:p>
+            <w:pPr>
+              <w:jc w:val="center"/>
+              <w:rPr>
+                <w:rFonts w:ascii="Times New Roman" w:eastAsia="Times New Roman" w:hAnsi="Times New Roman" w:cs="Times New Roman"/>
+                <w:b/>
+                <w:bCs/>
+                <w:noProof/>
+                <w:sz w:val="24"/>
+                <w:szCs w:val="24"/>
+                <w:lang w:eastAsia="en-IN"/>
+              </w:rPr>
+            </w:pPr>
+            <w:r>
+              <w:rPr>
+                <w:rFonts w:ascii="Times New Roman" w:eastAsia="Times New Roman" w:hAnsi="Times New Roman" w:cs="Times New Roman"/>
+                <w:b/>
+                <w:bCs/>
+                <w:noProof/>
+                <w:sz w:val="24"/>
+                <w:szCs w:val="24"/>
+                <w:lang w:eastAsia="en-IN"/>
+              </w:rPr>
+              <w:t>order_date</w:t>
+            </w:r>
+          </w:p>
+        </w:tc>
+      </w:tr>
+      <w:tr>
+        <w:trPr>
+          <w:trHeight w:val="659"/>
+        </w:trPr>
+        <w:tc>
+          <w:tcPr>
+            <w:tcW w:w="0" w:type="auto"/>
+            <w:hideMark/>
+          </w:tcPr>
+          <w:p>
+            <w:pPr>
+              <w:rPr>
+                <w:rFonts w:ascii="Times New Roman" w:eastAsia="Times New Roman" w:hAnsi="Times New Roman" w:cs="Times New Roman"/>
+                <w:sz w:val="24"/>
+                <w:szCs w:val="24"/>
+                <w:lang w:eastAsia="en-IN"/>
+              </w:rPr>
+            </w:pPr>
+            <w:r>
+              <w:rPr>
+                <w:rFonts w:ascii="Times New Roman" w:eastAsia="Times New Roman" w:hAnsi="Times New Roman" w:cs="Times New Roman"/>
+                <w:sz w:val="24"/>
+                <w:szCs w:val="24"/>
+                <w:lang w:eastAsia="en-IN"/>
+              </w:rPr>
+              <w:t>101</w:t>
+            </w:r>
+          </w:p>
+        </w:tc>
+        <w:tc>
+          <w:tcPr>
+            <w:tcW w:w="0" w:type="auto"/>
+            <w:hideMark/>
+          </w:tcPr>
+          <w:p>
+            <w:pPr>
+              <w:rPr>
+                <w:rFonts w:ascii="Times New Roman" w:eastAsia="Times New Roman" w:hAnsi="Times New Roman" w:cs="Times New Roman"/>
+                <w:sz w:val="24"/>
+                <w:szCs w:val="24"/>
+                <w:lang w:eastAsia="en-IN"/>
+              </w:rPr>
+            </w:pPr>
+            <w:r>
+              <w:rPr>
+                <w:rFonts w:ascii="Times New Roman" w:eastAsia="Times New Roman" w:hAnsi="Times New Roman" w:cs="Times New Roman"/>
+                <w:sz w:val="24"/>
+                <w:szCs w:val="24"/>
+                <w:lang w:eastAsia="en-IN"/>
+              </w:rPr>
+              <w:t>1</w:t>
+            </w:r>
+          </w:p>
+        </w:tc>
+        <w:tc>
+          <w:tcPr>
+            <w:tcW w:w="0" w:type="auto"/>
+            <w:hideMark/>
+          </w:tcPr>
+          <w:p>
+            <w:pPr>
+              <w:rPr>
+                <w:rFonts w:ascii="Times New Roman" w:eastAsia="Times New Roman" w:hAnsi="Times New Roman" w:cs="Times New Roman"/>
+                <w:sz w:val="24"/>
+                <w:szCs w:val="24"/>
+                <w:lang w:eastAsia="en-IN"/>
+              </w:rPr>
+            </w:pPr>
+            <w:r>
+              <w:rPr>
+                <w:rFonts w:ascii="Times New Roman" w:eastAsia="Times New Roman" w:hAnsi="Times New Roman" w:cs="Times New Roman"/>
+                <w:sz w:val="24"/>
+                <w:szCs w:val="24"/>
+                <w:lang w:eastAsia="en-IN"/>
+              </w:rPr>
+              <w:t>2024-01-10</w:t>
+            </w:r>
+          </w:p>
+        </w:tc>
+      </w:tr>
+      <w:tr>
+        <w:trPr>
+          <w:trHeight w:val="659"/>
+        </w:trPr>
+        <w:tc>
+          <w:tcPr>
+            <w:tcW w:w="0" w:type="auto"/>
+            <w:hideMark/>
+          </w:tcPr>
+          <w:p>
+            <w:pPr>
+              <w:rPr>
+                <w:rFonts w:ascii="Times New Roman" w:eastAsia="Times New Roman" w:hAnsi="Times New Roman" w:cs="Times New Roman"/>
+                <w:sz w:val="24"/>
+                <w:szCs w:val="24"/>
+                <w:lang w:eastAsia="en-IN"/>
+              </w:rPr>
+            </w:pPr>
+            <w:r>
+              <w:rPr>
+                <w:rFonts w:ascii="Times New Roman" w:eastAsia="Times New Roman" w:hAnsi="Times New Roman" w:cs="Times New Roman"/>
+                <w:sz w:val="24"/>
+                <w:szCs w:val="24"/>
+                <w:lang w:eastAsia="en-IN"/>
+              </w:rPr>
+              <w:t>103</w:t>
+            </w:r>
+          </w:p>
+        </w:tc>
+        <w:tc>
+          <w:tcPr>
+            <w:tcW w:w="0" w:type="auto"/>
+            <w:hideMark/>
+          </w:tcPr>
+          <w:p>
+            <w:pPr>
+              <w:rPr>
+                <w:rFonts w:ascii="Times New Roman" w:eastAsia="Times New Roman" w:hAnsi="Times New Roman" w:cs="Times New Roman"/>
+                <w:sz w:val="24"/>
+                <w:szCs w:val="24"/>
+                <w:lang w:eastAsia="en-IN"/>
+              </w:rPr>
+            </w:pPr>
+            <w:r>
+              <w:rPr>
+                <w:rFonts w:ascii="Times New Roman" w:eastAsia="Times New Roman" w:hAnsi="Times New Roman" w:cs="Times New Roman"/>
+                <w:sz w:val="24"/>
+                <w:szCs w:val="24"/>
+                <w:lang w:eastAsia="en-IN"/>
+              </w:rPr>
+              <w:t>2</w:t>
+            </w:r>
+          </w:p>
+        </w:tc>
+        <w:tc>
+          <w:tcPr>
+            <w:tcW w:w="0" w:type="auto"/>
+            <w:hideMark/>
+          </w:tcPr>
+          <w:p>
+            <w:pPr>
+              <w:rPr>
+                <w:rFonts w:ascii="Times New Roman" w:eastAsia="Times New Roman" w:hAnsi="Times New Roman" w:cs="Times New Roman"/>
+                <w:sz w:val="24"/>
+                <w:szCs w:val="24"/>
+                <w:lang w:eastAsia="en-IN"/>
+              </w:rPr>
+            </w:pPr>
+            <w:r>
+              <w:rPr>
+                <w:rFonts w:ascii="Times New Roman" w:eastAsia="Times New Roman" w:hAnsi="Times New Roman" w:cs="Times New Roman"/>
+                <w:sz w:val="24"/>
+                <w:szCs w:val="24"/>
+                <w:lang w:eastAsia="en-IN"/>
+              </w:rPr>
+              <w:t>2024-02-10</w:t>
+            </w:r>
+          </w:p>
+        </w:tc>
+      </w:tr>
+      <w:tr>
+        <w:trPr>
+          <w:trHeight w:val="659"/>
+        </w:trPr>
+        <w:tc>
+          <w:tcPr>
+            <w:tcW w:w="0" w:type="auto"/>
+            <w:hideMark/>
+          </w:tcPr>
+          <w:p>
+            <w:pPr>
+              <w:rPr>
+                <w:rFonts w:ascii="Times New Roman" w:eastAsia="Times New Roman" w:hAnsi="Times New Roman" w:cs="Times New Roman"/>
+                <w:sz w:val="24"/>
+                <w:szCs w:val="24"/>
+                <w:lang w:eastAsia="en-IN"/>
+              </w:rPr>
+            </w:pPr>
+            <w:r>
+              <w:rPr>
+                <w:rFonts w:ascii="Times New Roman" w:eastAsia="Times New Roman" w:hAnsi="Times New Roman" w:cs="Times New Roman"/>
+                <w:sz w:val="24"/>
+                <w:szCs w:val="24"/>
+                <w:lang w:eastAsia="en-IN"/>
+              </w:rPr>
+              <w:t>104</w:t>
+            </w:r>
+          </w:p>
+        </w:tc>
+        <w:tc>
+          <w:tcPr>
+            <w:tcW w:w="0" w:type="auto"/>
+            <w:hideMark/>
+          </w:tcPr>
+          <w:p>
+            <w:pPr>
+              <w:rPr>
+                <w:rFonts w:ascii="Times New Roman" w:eastAsia="Times New Roman" w:hAnsi="Times New Roman" w:cs="Times New Roman"/>
+                <w:sz w:val="24"/>
+                <w:szCs w:val="24"/>
+                <w:lang w:eastAsia="en-IN"/>
+              </w:rPr>
+            </w:pPr>
+            <w:r>
+              <w:rPr>
+                <w:rFonts w:ascii="Times New Roman" w:eastAsia="Times New Roman" w:hAnsi="Times New Roman" w:cs="Times New Roman"/>
+                <w:sz w:val="24"/>
+                <w:szCs w:val="24"/>
+                <w:lang w:eastAsia="en-IN"/>
+              </w:rPr>
+              <w:t>3</w:t>
+            </w:r>
+          </w:p>
+        </w:tc>
+        <w:tc>
+          <w:tcPr>
+            <w:tcW w:w="0" w:type="auto"/>
+            <w:hideMark/>
+          </w:tcPr>
+          <w:p>
+            <w:pPr>
+              <w:rPr>
+                <w:rFonts w:ascii="Times New Roman" w:eastAsia="Times New Roman" w:hAnsi="Times New Roman" w:cs="Times New Roman"/>
+                <w:sz w:val="24"/>
+                <w:szCs w:val="24"/>
+                <w:lang w:eastAsia="en-IN"/>
+              </w:rPr>
+            </w:pPr>
+            <w:r>
+              <w:rPr>
+                <w:rFonts w:ascii="Times New Roman" w:eastAsia="Times New Roman" w:hAnsi="Times New Roman" w:cs="Times New Roman"/>
+                <w:sz w:val="24"/>
+                <w:szCs w:val="24"/>
+                <w:lang w:eastAsia="en-IN"/>
+              </w:rPr>
+              <w:t>2024-03-05</w:t>
+            </w:r>
+          </w:p>
+        </w:tc>
+      </w:tr>
+    </w:tbl>
+    <w:p>
+      <w:pPr>
         <w:spacing w:before="100" w:beforeAutospacing="1" w:after="100" w:afterAutospacing="1" w:line="240" w:lineRule="auto"/>
         <w:rPr>
           <w:rFonts w:ascii="Times New Roman" w:eastAsia="Times New Roman" w:hAnsi="Times New Roman" w:cs="Times New Roman"/>
@@ -1712,132 +2004,7 @@
           <w:szCs w:val="24"/>
           <w:lang w:eastAsia="en-IN"/>
         </w:rPr>
-        <w:t xml:space="preserve">Subquery returns </w:t>
-      </w:r>
-      <w:r>
-        <w:rPr>
-          <w:rFonts w:ascii="Times New Roman" w:eastAsia="Times New Roman" w:hAnsi="Times New Roman" w:cs="Times New Roman"/>
-          <w:b/>
-          <w:bCs/>
-          <w:noProof/>
-          <w:sz w:val="24"/>
-          <w:szCs w:val="24"/>
-          <w:lang w:eastAsia="en-IN"/>
-        </w:rPr>
-        <w:t>one value per department</w:t>
-      </w:r>
-    </w:p>
-    <w:p>
-      <w:pPr>
-        <w:numPr>
-          <w:ilvl w:val="0"/>
-          <w:numId w:val="4"/>
-        </w:numPr>
-        <w:spacing w:before="100" w:beforeAutospacing="1" w:after="100" w:afterAutospacing="1" w:line="240" w:lineRule="auto"/>
-        <w:rPr>
-          <w:rFonts w:ascii="Times New Roman" w:eastAsia="Times New Roman" w:hAnsi="Times New Roman" w:cs="Times New Roman"/>
-          <w:noProof/>
-          <w:sz w:val="24"/>
-          <w:szCs w:val="24"/>
-          <w:lang w:eastAsia="en-IN"/>
-        </w:rPr>
-      </w:pPr>
-      <w:r>
-        <w:rPr>
-          <w:rFonts w:ascii="Times New Roman" w:eastAsia="Times New Roman" w:hAnsi="Times New Roman" w:cs="Times New Roman"/>
-          <w:noProof/>
-          <w:sz w:val="24"/>
-          <w:szCs w:val="24"/>
-          <w:lang w:eastAsia="en-IN"/>
-        </w:rPr>
-        <w:t>Outer row compares against it</w:t>
-      </w:r>
-    </w:p>
-    <w:p>
-      <w:pPr>
-        <w:spacing w:after="0" w:line="240" w:lineRule="auto"/>
-        <w:rPr>
-          <w:rFonts w:ascii="Times New Roman" w:eastAsia="Times New Roman" w:hAnsi="Times New Roman" w:cs="Times New Roman"/>
-          <w:noProof/>
-          <w:sz w:val="24"/>
-          <w:szCs w:val="24"/>
-          <w:lang w:eastAsia="en-IN"/>
-        </w:rPr>
-      </w:pPr>
-      <w:r>
-        <w:rPr>
-          <w:rFonts w:ascii="Times New Roman" w:eastAsia="Times New Roman" w:hAnsi="Times New Roman" w:cs="Times New Roman"/>
-          <w:noProof/>
-          <w:sz w:val="24"/>
-          <w:szCs w:val="24"/>
-          <w:lang w:eastAsia="en-IN"/>
-        </w:rPr>
-        <w:pict>
-          <v:rect id="_x0000_i1028" style="width:0;height:1.5pt" o:hralign="center" o:hrstd="t" o:hr="t" fillcolor="#a0a0a0" stroked="f"/>
-        </w:pict>
-      </w:r>
-    </w:p>
-    <w:p>
-      <w:pPr>
-        <w:spacing w:before="100" w:beforeAutospacing="1" w:after="100" w:afterAutospacing="1" w:line="240" w:lineRule="auto"/>
-        <w:outlineLvl w:val="2"/>
-        <w:rPr>
-          <w:rFonts w:ascii="Times New Roman" w:eastAsia="Times New Roman" w:hAnsi="Times New Roman" w:cs="Times New Roman"/>
-          <w:b/>
-          <w:bCs/>
-          <w:noProof/>
-          <w:sz w:val="27"/>
-          <w:szCs w:val="27"/>
-          <w:lang w:eastAsia="en-IN"/>
-        </w:rPr>
-      </w:pPr>
-      <w:r>
-        <w:rPr>
-          <w:rFonts w:ascii="Courier New" w:eastAsia="Times New Roman" w:hAnsi="Courier New" w:cs="Courier New"/>
-          <w:b/>
-          <w:bCs/>
-          <w:noProof/>
-          <w:sz w:val="20"/>
-          <w:szCs w:val="20"/>
-          <w:lang w:eastAsia="en-IN"/>
-        </w:rPr>
-        <w:t>&gt;</w:t>
-      </w:r>
-      <w:r>
-        <w:rPr>
-          <w:rFonts w:ascii="Times New Roman" w:eastAsia="Times New Roman" w:hAnsi="Times New Roman" w:cs="Times New Roman"/>
-          <w:b/>
-          <w:bCs/>
-          <w:noProof/>
-          <w:sz w:val="27"/>
-          <w:szCs w:val="27"/>
-          <w:lang w:eastAsia="en-IN"/>
-        </w:rPr>
-        <w:t xml:space="preserve"> or </w:t>
-      </w:r>
-      <w:r>
-        <w:rPr>
-          <w:rFonts w:ascii="Courier New" w:eastAsia="Times New Roman" w:hAnsi="Courier New" w:cs="Courier New"/>
-          <w:b/>
-          <w:bCs/>
-          <w:noProof/>
-          <w:sz w:val="20"/>
-          <w:szCs w:val="20"/>
-          <w:lang w:eastAsia="en-IN"/>
-        </w:rPr>
-        <w:t>&lt;</w:t>
-      </w:r>
-      <w:r>
-        <w:rPr>
-          <w:rFonts w:ascii="Times New Roman" w:eastAsia="Times New Roman" w:hAnsi="Times New Roman" w:cs="Times New Roman"/>
-          <w:b/>
-          <w:bCs/>
-          <w:noProof/>
-          <w:sz w:val="27"/>
-          <w:szCs w:val="27"/>
-          <w:lang w:eastAsia="en-IN"/>
-        </w:rPr>
-        <w:t xml:space="preserve"> with correlated subquery</w:t>
+        <w:t>Subquery result set:</w:t>
       </w:r>
     </w:p>
     <w:p>
@@ -1863,21 +2030,39 @@
         <w:spacing w:after="0" w:line="240" w:lineRule="auto"/>
         <w:rPr>
           <w:rFonts w:ascii="Courier New" w:eastAsia="Times New Roman" w:hAnsi="Courier New" w:cs="Courier New"/>
-          <w:noProof/>
-          <w:sz w:val="20"/>
-          <w:szCs w:val="20"/>
-          <w:lang w:eastAsia="en-IN"/>
-        </w:rPr>
-      </w:pPr>
-      <w:r>
-        <w:rPr>
-          <w:rFonts w:ascii="Courier New" w:eastAsia="Times New Roman" w:hAnsi="Courier New" w:cs="Courier New"/>
-          <w:noProof/>
-          <w:sz w:val="20"/>
-          <w:szCs w:val="20"/>
-          <w:lang w:eastAsia="en-IN"/>
-        </w:rPr>
-        <w:t>SELECT *</w:t>
+          <w:sz w:val="20"/>
+          <w:szCs w:val="20"/>
+          <w:lang w:eastAsia="en-IN"/>
+        </w:rPr>
+      </w:pPr>
+      <w:r>
+        <w:rPr>
+          <w:rFonts w:ascii="Courier New" w:eastAsia="Times New Roman" w:hAnsi="Courier New" w:cs="Courier New"/>
+          <w:sz w:val="20"/>
+          <w:szCs w:val="20"/>
+          <w:lang w:eastAsia="en-IN"/>
+        </w:rPr>
+        <w:t>{1, 2, 3}</w:t>
+      </w:r>
+    </w:p>
+    <w:p>
+      <w:pPr>
+        <w:spacing w:before="100" w:beforeAutospacing="1" w:after="100" w:afterAutospacing="1" w:line="240" w:lineRule="auto"/>
+        <w:rPr>
+          <w:rFonts w:ascii="Times New Roman" w:eastAsia="Times New Roman" w:hAnsi="Times New Roman" w:cs="Times New Roman"/>
+          <w:sz w:val="24"/>
+          <w:szCs w:val="24"/>
+          <w:lang w:eastAsia="en-IN"/>
+        </w:rPr>
+      </w:pPr>
+      <w:r>
+        <w:rPr>
+          <w:rFonts w:ascii="Times New Roman" w:eastAsia="Times New Roman" w:hAnsi="Times New Roman" w:cs="Times New Roman"/>
+          <w:sz w:val="24"/>
+          <w:szCs w:val="24"/>
+          <w:lang w:eastAsia="en-IN"/>
+        </w:rPr>
+        <w:t>Check condition:</w:t>
       </w:r>
     </w:p>
     <w:p>
@@ -1903,21 +2088,105 @@
         <w:spacing w:after="0" w:line="240" w:lineRule="auto"/>
         <w:rPr>
           <w:rFonts w:ascii="Courier New" w:eastAsia="Times New Roman" w:hAnsi="Courier New" w:cs="Courier New"/>
-          <w:noProof/>
-          <w:sz w:val="20"/>
-          <w:szCs w:val="20"/>
-          <w:lang w:eastAsia="en-IN"/>
-        </w:rPr>
-      </w:pPr>
-      <w:r>
-        <w:rPr>
-          <w:rFonts w:ascii="Courier New" w:eastAsia="Times New Roman" w:hAnsi="Courier New" w:cs="Courier New"/>
-          <w:noProof/>
-          <w:sz w:val="20"/>
-          <w:szCs w:val="20"/>
-          <w:lang w:eastAsia="en-IN"/>
-        </w:rPr>
-        <w:t>FROM employees e</w:t>
+          <w:sz w:val="20"/>
+          <w:szCs w:val="20"/>
+          <w:lang w:eastAsia="en-IN"/>
+        </w:rPr>
+      </w:pPr>
+      <w:r>
+        <w:rPr>
+          <w:rFonts w:ascii="Courier New" w:eastAsia="Times New Roman" w:hAnsi="Courier New" w:cs="Courier New"/>
+          <w:sz w:val="20"/>
+          <w:szCs w:val="20"/>
+          <w:lang w:eastAsia="en-IN"/>
+        </w:rPr>
+        <w:t>1 IN (1, 2, 3) → TRUE</w:t>
+      </w:r>
+    </w:p>
+    <w:p>
+      <w:pPr>
+        <w:spacing w:before="100" w:beforeAutospacing="1" w:after="100" w:afterAutospacing="1" w:line="240" w:lineRule="auto"/>
+        <w:rPr>
+          <w:rFonts w:ascii="Times New Roman" w:eastAsia="Times New Roman" w:hAnsi="Times New Roman" w:cs="Times New Roman"/>
+          <w:sz w:val="24"/>
+          <w:szCs w:val="24"/>
+          <w:lang w:eastAsia="en-IN"/>
+        </w:rPr>
+      </w:pPr>
+      <w:r>
+        <w:rPr>
+          <w:rFonts w:ascii="Times New Roman" w:eastAsia="Times New Roman" w:hAnsi="Times New Roman" w:cs="Times New Roman"/>
+          <w:sz w:val="24"/>
+          <w:szCs w:val="24"/>
+          <w:lang w:eastAsia="en-IN"/>
+        </w:rPr>
+        <w:t>Rahul is included.</w:t>
+      </w:r>
+    </w:p>
+    <w:p>
+      <w:pPr>
+        <w:spacing w:after="0" w:line="240" w:lineRule="auto"/>
+        <w:rPr>
+          <w:rFonts w:ascii="Times New Roman" w:eastAsia="Times New Roman" w:hAnsi="Times New Roman" w:cs="Times New Roman"/>
+          <w:sz w:val="24"/>
+          <w:szCs w:val="24"/>
+          <w:lang w:eastAsia="en-IN"/>
+        </w:rPr>
+      </w:pPr>
+      <w:r>
+        <w:rPr>
+          <w:rFonts w:ascii="Times New Roman" w:eastAsia="Times New Roman" w:hAnsi="Times New Roman" w:cs="Times New Roman"/>
+          <w:sz w:val="24"/>
+          <w:szCs w:val="24"/>
+          <w:lang w:eastAsia="en-IN"/>
+        </w:rPr>
+        <w:pict>
+          <v:rect id="_x0000_i1040" style="width:0;height:1.5pt" o:hralign="center" o:hrstd="t" o:hr="t" fillcolor="#a0a0a0" stroked="f"/>
+        </w:pict>
+      </w:r>
+    </w:p>
+    <w:p>
+      <w:pPr>
+        <w:spacing w:before="100" w:beforeAutospacing="1" w:after="100" w:afterAutospacing="1" w:line="240" w:lineRule="auto"/>
+        <w:rPr>
+          <w:rFonts w:ascii="Times New Roman" w:eastAsia="Times New Roman" w:hAnsi="Times New Roman" w:cs="Times New Roman"/>
+          <w:noProof/>
+          <w:sz w:val="24"/>
+          <w:szCs w:val="24"/>
+          <w:lang w:eastAsia="en-IN"/>
+        </w:rPr>
+      </w:pPr>
+      <w:r>
+        <w:rPr>
+          <w:rFonts w:ascii="Times New Roman" w:eastAsia="Times New Roman" w:hAnsi="Times New Roman" w:cs="Times New Roman"/>
+          <w:noProof/>
+          <w:sz w:val="24"/>
+          <w:szCs w:val="24"/>
+          <w:lang w:eastAsia="en-IN"/>
+        </w:rPr>
+        <w:t>Customer 2: Asha (signup_date = 2024-02-15)</w:t>
+      </w:r>
+    </w:p>
+    <w:p>
+      <w:pPr>
+        <w:spacing w:before="100" w:beforeAutospacing="1" w:after="100" w:afterAutospacing="1" w:line="240" w:lineRule="auto"/>
+        <w:rPr>
+          <w:rFonts w:ascii="Times New Roman" w:eastAsia="Times New Roman" w:hAnsi="Times New Roman" w:cs="Times New Roman"/>
+          <w:noProof/>
+          <w:sz w:val="24"/>
+          <w:szCs w:val="24"/>
+          <w:lang w:eastAsia="en-IN"/>
+        </w:rPr>
+      </w:pPr>
+      <w:r>
+        <w:rPr>
+          <w:rFonts w:ascii="Times New Roman" w:eastAsia="Times New Roman" w:hAnsi="Times New Roman" w:cs="Times New Roman"/>
+          <w:noProof/>
+          <w:sz w:val="24"/>
+          <w:szCs w:val="24"/>
+          <w:lang w:eastAsia="en-IN"/>
+        </w:rPr>
+        <w:t>Subquery becomes:</w:t>
       </w:r>
     </w:p>
     <w:p>
@@ -1957,7 +2226,250 @@
           <w:szCs w:val="20"/>
           <w:lang w:eastAsia="en-IN"/>
         </w:rPr>
-        <w:t>WHERE e.salary &gt; (</w:t>
+        <w:t>WHERE o.order_date &gt;= '2024-02-15'</w:t>
+      </w:r>
+    </w:p>
+    <w:p>
+      <w:pPr>
+        <w:spacing w:before="100" w:beforeAutospacing="1" w:after="100" w:afterAutospacing="1" w:line="240" w:lineRule="auto"/>
+        <w:rPr>
+          <w:rFonts w:ascii="Times New Roman" w:eastAsia="Times New Roman" w:hAnsi="Times New Roman" w:cs="Times New Roman"/>
+          <w:noProof/>
+          <w:sz w:val="24"/>
+          <w:szCs w:val="24"/>
+          <w:lang w:eastAsia="en-IN"/>
+        </w:rPr>
+      </w:pPr>
+      <w:r>
+        <w:rPr>
+          <w:rFonts w:ascii="Times New Roman" w:eastAsia="Times New Roman" w:hAnsi="Times New Roman" w:cs="Times New Roman"/>
+          <w:noProof/>
+          <w:sz w:val="24"/>
+          <w:szCs w:val="24"/>
+          <w:lang w:eastAsia="en-IN"/>
+        </w:rPr>
+        <w:t>Matching orders:</w:t>
+      </w:r>
+    </w:p>
+    <w:tbl>
+      <w:tblPr>
+        <w:tblStyle w:val="TableGrid"/>
+        <w:tblW w:w="4930" w:type="dxa"/>
+        <w:tblLook w:val="04A0" w:firstRow="1" w:lastRow="0" w:firstColumn="1" w:lastColumn="0" w:noHBand="0" w:noVBand="1"/>
+      </w:tblPr>
+      <w:tblGrid>
+        <w:gridCol w:w="1388"/>
+        <w:gridCol w:w="1855"/>
+        <w:gridCol w:w="1687"/>
+      </w:tblGrid>
+      <w:tr>
+        <w:trPr>
+          <w:trHeight w:val="811"/>
+        </w:trPr>
+        <w:tc>
+          <w:tcPr>
+            <w:tcW w:w="0" w:type="auto"/>
+            <w:hideMark/>
+          </w:tcPr>
+          <w:p>
+            <w:pPr>
+              <w:jc w:val="center"/>
+              <w:rPr>
+                <w:rFonts w:ascii="Times New Roman" w:eastAsia="Times New Roman" w:hAnsi="Times New Roman" w:cs="Times New Roman"/>
+                <w:b/>
+                <w:bCs/>
+                <w:noProof/>
+                <w:sz w:val="24"/>
+                <w:szCs w:val="24"/>
+                <w:lang w:eastAsia="en-IN"/>
+              </w:rPr>
+            </w:pPr>
+            <w:r>
+              <w:rPr>
+                <w:rFonts w:ascii="Times New Roman" w:eastAsia="Times New Roman" w:hAnsi="Times New Roman" w:cs="Times New Roman"/>
+                <w:b/>
+                <w:bCs/>
+                <w:noProof/>
+                <w:sz w:val="24"/>
+                <w:szCs w:val="24"/>
+                <w:lang w:eastAsia="en-IN"/>
+              </w:rPr>
+              <w:t>order_id</w:t>
+            </w:r>
+          </w:p>
+        </w:tc>
+        <w:tc>
+          <w:tcPr>
+            <w:tcW w:w="0" w:type="auto"/>
+            <w:hideMark/>
+          </w:tcPr>
+          <w:p>
+            <w:pPr>
+              <w:jc w:val="center"/>
+              <w:rPr>
+                <w:rFonts w:ascii="Times New Roman" w:eastAsia="Times New Roman" w:hAnsi="Times New Roman" w:cs="Times New Roman"/>
+                <w:b/>
+                <w:bCs/>
+                <w:noProof/>
+                <w:sz w:val="24"/>
+                <w:szCs w:val="24"/>
+                <w:lang w:eastAsia="en-IN"/>
+              </w:rPr>
+            </w:pPr>
+            <w:r>
+              <w:rPr>
+                <w:rFonts w:ascii="Times New Roman" w:eastAsia="Times New Roman" w:hAnsi="Times New Roman" w:cs="Times New Roman"/>
+                <w:b/>
+                <w:bCs/>
+                <w:noProof/>
+                <w:sz w:val="24"/>
+                <w:szCs w:val="24"/>
+                <w:lang w:eastAsia="en-IN"/>
+              </w:rPr>
+              <w:t>customer_id</w:t>
+            </w:r>
+          </w:p>
+        </w:tc>
+        <w:tc>
+          <w:tcPr>
+            <w:tcW w:w="0" w:type="auto"/>
+            <w:hideMark/>
+          </w:tcPr>
+          <w:p>
+            <w:pPr>
+              <w:jc w:val="center"/>
+              <w:rPr>
+                <w:rFonts w:ascii="Times New Roman" w:eastAsia="Times New Roman" w:hAnsi="Times New Roman" w:cs="Times New Roman"/>
+                <w:b/>
+                <w:bCs/>
+                <w:noProof/>
+                <w:sz w:val="24"/>
+                <w:szCs w:val="24"/>
+                <w:lang w:eastAsia="en-IN"/>
+              </w:rPr>
+            </w:pPr>
+            <w:r>
+              <w:rPr>
+                <w:rFonts w:ascii="Times New Roman" w:eastAsia="Times New Roman" w:hAnsi="Times New Roman" w:cs="Times New Roman"/>
+                <w:b/>
+                <w:bCs/>
+                <w:noProof/>
+                <w:sz w:val="24"/>
+                <w:szCs w:val="24"/>
+                <w:lang w:eastAsia="en-IN"/>
+              </w:rPr>
+              <w:t>order_date</w:t>
+            </w:r>
+          </w:p>
+        </w:tc>
+      </w:tr>
+      <w:tr>
+        <w:trPr>
+          <w:trHeight w:val="811"/>
+        </w:trPr>
+        <w:tc>
+          <w:tcPr>
+            <w:tcW w:w="0" w:type="auto"/>
+            <w:hideMark/>
+          </w:tcPr>
+          <w:p>
+            <w:pPr>
+              <w:rPr>
+                <w:rFonts w:ascii="Times New Roman" w:eastAsia="Times New Roman" w:hAnsi="Times New Roman" w:cs="Times New Roman"/>
+                <w:noProof/>
+                <w:sz w:val="24"/>
+                <w:szCs w:val="24"/>
+                <w:lang w:eastAsia="en-IN"/>
+              </w:rPr>
+            </w:pPr>
+            <w:r>
+              <w:rPr>
+                <w:rFonts w:ascii="Times New Roman" w:eastAsia="Times New Roman" w:hAnsi="Times New Roman" w:cs="Times New Roman"/>
+                <w:noProof/>
+                <w:sz w:val="24"/>
+                <w:szCs w:val="24"/>
+                <w:lang w:eastAsia="en-IN"/>
+              </w:rPr>
+              <w:t>104</w:t>
+            </w:r>
+          </w:p>
+        </w:tc>
+        <w:tc>
+          <w:tcPr>
+            <w:tcW w:w="0" w:type="auto"/>
+            <w:hideMark/>
+          </w:tcPr>
+          <w:p>
+            <w:pPr>
+              <w:rPr>
+                <w:rFonts w:ascii="Times New Roman" w:eastAsia="Times New Roman" w:hAnsi="Times New Roman" w:cs="Times New Roman"/>
+                <w:noProof/>
+                <w:sz w:val="24"/>
+                <w:szCs w:val="24"/>
+                <w:lang w:eastAsia="en-IN"/>
+              </w:rPr>
+            </w:pPr>
+            <w:r>
+              <w:rPr>
+                <w:rFonts w:ascii="Times New Roman" w:eastAsia="Times New Roman" w:hAnsi="Times New Roman" w:cs="Times New Roman"/>
+                <w:noProof/>
+                <w:sz w:val="24"/>
+                <w:szCs w:val="24"/>
+                <w:lang w:eastAsia="en-IN"/>
+              </w:rPr>
+              <w:t>3</w:t>
+            </w:r>
+          </w:p>
+        </w:tc>
+        <w:tc>
+          <w:tcPr>
+            <w:tcW w:w="0" w:type="auto"/>
+            <w:hideMark/>
+          </w:tcPr>
+          <w:p>
+            <w:pPr>
+              <w:rPr>
+                <w:rFonts w:ascii="Times New Roman" w:eastAsia="Times New Roman" w:hAnsi="Times New Roman" w:cs="Times New Roman"/>
+                <w:noProof/>
+                <w:sz w:val="24"/>
+                <w:szCs w:val="24"/>
+                <w:lang w:eastAsia="en-IN"/>
+              </w:rPr>
+            </w:pPr>
+            <w:r>
+              <w:rPr>
+                <w:rFonts w:ascii="Times New Roman" w:eastAsia="Times New Roman" w:hAnsi="Times New Roman" w:cs="Times New Roman"/>
+                <w:noProof/>
+                <w:sz w:val="24"/>
+                <w:szCs w:val="24"/>
+                <w:lang w:eastAsia="en-IN"/>
+              </w:rPr>
+              <w:t>2024-03-05</w:t>
+            </w:r>
+          </w:p>
+        </w:tc>
+      </w:tr>
+    </w:tbl>
+    <w:p>
+      <w:pPr>
+        <w:spacing w:before="100" w:beforeAutospacing="1" w:after="100" w:afterAutospacing="1" w:line="240" w:lineRule="auto"/>
+        <w:rPr>
+          <w:rFonts w:ascii="Times New Roman" w:eastAsia="Times New Roman" w:hAnsi="Times New Roman" w:cs="Times New Roman"/>
+          <w:noProof/>
+          <w:sz w:val="24"/>
+          <w:szCs w:val="24"/>
+          <w:lang w:eastAsia="en-IN"/>
+        </w:rPr>
+      </w:pPr>
+      <w:r>
+        <w:rPr>
+          <w:rFonts w:ascii="Times New Roman" w:eastAsia="Times New Roman" w:hAnsi="Times New Roman" w:cs="Times New Roman"/>
+          <w:noProof/>
+          <w:sz w:val="24"/>
+          <w:szCs w:val="24"/>
+          <w:lang w:eastAsia="en-IN"/>
+        </w:rPr>
+        <w:t>Subquery result set:</w:t>
       </w:r>
     </w:p>
     <w:p>
@@ -1983,21 +2495,39 @@
         <w:spacing w:after="0" w:line="240" w:lineRule="auto"/>
         <w:rPr>
           <w:rFonts w:ascii="Courier New" w:eastAsia="Times New Roman" w:hAnsi="Courier New" w:cs="Courier New"/>
-          <w:noProof/>
-          <w:sz w:val="20"/>
-          <w:szCs w:val="20"/>
-          <w:lang w:eastAsia="en-IN"/>
-        </w:rPr>
-      </w:pPr>
-      <w:r>
-        <w:rPr>
-          <w:rFonts w:ascii="Courier New" w:eastAsia="Times New Roman" w:hAnsi="Courier New" w:cs="Courier New"/>
-          <w:noProof/>
-          <w:sz w:val="20"/>
-          <w:szCs w:val="20"/>
-          <w:lang w:eastAsia="en-IN"/>
-        </w:rPr>
-        <w:t xml:space="preserve">    SELECT AVG(salary)</w:t>
+          <w:sz w:val="20"/>
+          <w:szCs w:val="20"/>
+          <w:lang w:eastAsia="en-IN"/>
+        </w:rPr>
+      </w:pPr>
+      <w:r>
+        <w:rPr>
+          <w:rFonts w:ascii="Courier New" w:eastAsia="Times New Roman" w:hAnsi="Courier New" w:cs="Courier New"/>
+          <w:sz w:val="20"/>
+          <w:szCs w:val="20"/>
+          <w:lang w:eastAsia="en-IN"/>
+        </w:rPr>
+        <w:t>{3}</w:t>
+      </w:r>
+    </w:p>
+    <w:p>
+      <w:pPr>
+        <w:spacing w:before="100" w:beforeAutospacing="1" w:after="100" w:afterAutospacing="1" w:line="240" w:lineRule="auto"/>
+        <w:rPr>
+          <w:rFonts w:ascii="Times New Roman" w:eastAsia="Times New Roman" w:hAnsi="Times New Roman" w:cs="Times New Roman"/>
+          <w:sz w:val="24"/>
+          <w:szCs w:val="24"/>
+          <w:lang w:eastAsia="en-IN"/>
+        </w:rPr>
+      </w:pPr>
+      <w:r>
+        <w:rPr>
+          <w:rFonts w:ascii="Times New Roman" w:eastAsia="Times New Roman" w:hAnsi="Times New Roman" w:cs="Times New Roman"/>
+          <w:sz w:val="24"/>
+          <w:szCs w:val="24"/>
+          <w:lang w:eastAsia="en-IN"/>
+        </w:rPr>
+        <w:t>Check condition:</w:t>
       </w:r>
     </w:p>
     <w:p>
@@ -2023,21 +2553,154 @@
         <w:spacing w:after="0" w:line="240" w:lineRule="auto"/>
         <w:rPr>
           <w:rFonts w:ascii="Courier New" w:eastAsia="Times New Roman" w:hAnsi="Courier New" w:cs="Courier New"/>
-          <w:noProof/>
-          <w:sz w:val="20"/>
-          <w:szCs w:val="20"/>
-          <w:lang w:eastAsia="en-IN"/>
-        </w:rPr>
-      </w:pPr>
-      <w:r>
-        <w:rPr>
-          <w:rFonts w:ascii="Courier New" w:eastAsia="Times New Roman" w:hAnsi="Courier New" w:cs="Courier New"/>
-          <w:noProof/>
-          <w:sz w:val="20"/>
-          <w:szCs w:val="20"/>
-          <w:lang w:eastAsia="en-IN"/>
-        </w:rPr>
-        <w:t xml:space="preserve">    FROM employees</w:t>
+          <w:sz w:val="20"/>
+          <w:szCs w:val="20"/>
+          <w:lang w:eastAsia="en-IN"/>
+        </w:rPr>
+      </w:pPr>
+      <w:r>
+        <w:rPr>
+          <w:rFonts w:ascii="Courier New" w:eastAsia="Times New Roman" w:hAnsi="Courier New" w:cs="Courier New"/>
+          <w:sz w:val="20"/>
+          <w:szCs w:val="20"/>
+          <w:lang w:eastAsia="en-IN"/>
+        </w:rPr>
+        <w:t>2 IN (3) → FALSE</w:t>
+      </w:r>
+    </w:p>
+    <w:p>
+      <w:pPr>
+        <w:spacing w:before="100" w:beforeAutospacing="1" w:after="100" w:afterAutospacing="1" w:line="240" w:lineRule="auto"/>
+        <w:rPr>
+          <w:rFonts w:ascii="Times New Roman" w:eastAsia="Times New Roman" w:hAnsi="Times New Roman" w:cs="Times New Roman"/>
+          <w:noProof/>
+          <w:sz w:val="24"/>
+          <w:szCs w:val="24"/>
+          <w:lang w:eastAsia="en-IN"/>
+        </w:rPr>
+      </w:pPr>
+      <w:r>
+        <w:rPr>
+          <w:rFonts w:ascii="Times New Roman" w:eastAsia="Times New Roman" w:hAnsi="Times New Roman" w:cs="Times New Roman"/>
+          <w:noProof/>
+          <w:sz w:val="24"/>
+          <w:szCs w:val="24"/>
+          <w:lang w:eastAsia="en-IN"/>
+        </w:rPr>
+        <w:lastRenderedPageBreak/>
+        <w:t>Asha is excluded.</w:t>
+      </w:r>
+    </w:p>
+    <w:p>
+      <w:pPr>
+        <w:spacing w:before="100" w:beforeAutospacing="1" w:after="100" w:afterAutospacing="1" w:line="240" w:lineRule="auto"/>
+        <w:rPr>
+          <w:rFonts w:ascii="Times New Roman" w:eastAsia="Times New Roman" w:hAnsi="Times New Roman" w:cs="Times New Roman"/>
+          <w:noProof/>
+          <w:sz w:val="24"/>
+          <w:szCs w:val="24"/>
+          <w:lang w:eastAsia="en-IN"/>
+        </w:rPr>
+      </w:pPr>
+      <w:r>
+        <w:rPr>
+          <w:rFonts w:ascii="Times New Roman" w:eastAsia="Times New Roman" w:hAnsi="Times New Roman" w:cs="Times New Roman"/>
+          <w:noProof/>
+          <w:sz w:val="24"/>
+          <w:szCs w:val="24"/>
+          <w:lang w:eastAsia="en-IN"/>
+        </w:rPr>
+        <w:t xml:space="preserve">Her order on 2024-02-10 is </w:t>
+      </w:r>
+      <w:r>
+        <w:rPr>
+          <w:rFonts w:ascii="Times New Roman" w:eastAsia="Times New Roman" w:hAnsi="Times New Roman" w:cs="Times New Roman"/>
+          <w:b/>
+          <w:bCs/>
+          <w:noProof/>
+          <w:sz w:val="24"/>
+          <w:szCs w:val="24"/>
+          <w:lang w:eastAsia="en-IN"/>
+        </w:rPr>
+        <w:t>before</w:t>
+      </w:r>
+      <w:r>
+        <w:rPr>
+          <w:rFonts w:ascii="Times New Roman" w:eastAsia="Times New Roman" w:hAnsi="Times New Roman" w:cs="Times New Roman"/>
+          <w:noProof/>
+          <w:sz w:val="24"/>
+          <w:szCs w:val="24"/>
+          <w:lang w:eastAsia="en-IN"/>
+        </w:rPr>
+        <w:t xml:space="preserve"> signup.</w:t>
+      </w:r>
+    </w:p>
+    <w:p>
+      <w:pPr>
+        <w:spacing w:after="0" w:line="240" w:lineRule="auto"/>
+        <w:rPr>
+          <w:rFonts w:ascii="Times New Roman" w:eastAsia="Times New Roman" w:hAnsi="Times New Roman" w:cs="Times New Roman"/>
+          <w:noProof/>
+          <w:sz w:val="24"/>
+          <w:szCs w:val="24"/>
+          <w:lang w:eastAsia="en-IN"/>
+        </w:rPr>
+      </w:pPr>
+      <w:r>
+        <w:rPr>
+          <w:rFonts w:ascii="Times New Roman" w:eastAsia="Times New Roman" w:hAnsi="Times New Roman" w:cs="Times New Roman"/>
+          <w:noProof/>
+          <w:sz w:val="24"/>
+          <w:szCs w:val="24"/>
+          <w:lang w:eastAsia="en-IN"/>
+        </w:rPr>
+        <w:pict>
+          <v:rect id="_x0000_i1041" style="width:0;height:1.5pt" o:hralign="center" o:hrstd="t" o:hr="t" fillcolor="#a0a0a0" stroked="f"/>
+        </w:pict>
+      </w:r>
+    </w:p>
+    <w:p>
+      <w:pPr>
+        <w:spacing w:before="100" w:beforeAutospacing="1" w:after="100" w:afterAutospacing="1" w:line="240" w:lineRule="auto"/>
+        <w:rPr>
+          <w:rFonts w:ascii="Times New Roman" w:eastAsia="Times New Roman" w:hAnsi="Times New Roman" w:cs="Times New Roman"/>
+          <w:noProof/>
+          <w:sz w:val="24"/>
+          <w:szCs w:val="24"/>
+          <w:lang w:eastAsia="en-IN"/>
+        </w:rPr>
+      </w:pPr>
+      <w:r>
+        <w:rPr>
+          <w:rFonts w:ascii="Times New Roman" w:eastAsia="Times New Roman" w:hAnsi="Times New Roman" w:cs="Times New Roman"/>
+          <w:noProof/>
+          <w:sz w:val="24"/>
+          <w:szCs w:val="24"/>
+          <w:lang w:eastAsia="en-IN"/>
+        </w:rPr>
+        <w:t>Customer 3: Neha (signup_date = 2024-03-01)</w:t>
+      </w:r>
+    </w:p>
+    <w:p>
+      <w:pPr>
+        <w:spacing w:before="100" w:beforeAutospacing="1" w:after="100" w:afterAutospacing="1" w:line="240" w:lineRule="auto"/>
+        <w:rPr>
+          <w:rFonts w:ascii="Times New Roman" w:eastAsia="Times New Roman" w:hAnsi="Times New Roman" w:cs="Times New Roman"/>
+          <w:noProof/>
+          <w:sz w:val="24"/>
+          <w:szCs w:val="24"/>
+          <w:lang w:eastAsia="en-IN"/>
+        </w:rPr>
+      </w:pPr>
+      <w:r>
+        <w:rPr>
+          <w:rFonts w:ascii="Times New Roman" w:eastAsia="Times New Roman" w:hAnsi="Times New Roman" w:cs="Times New Roman"/>
+          <w:noProof/>
+          <w:sz w:val="24"/>
+          <w:szCs w:val="24"/>
+          <w:lang w:eastAsia="en-IN"/>
+        </w:rPr>
+        <w:t>Subquery becomes:</w:t>
       </w:r>
     </w:p>
     <w:p>
@@ -2077,7 +2740,244 @@
           <w:szCs w:val="20"/>
           <w:lang w:eastAsia="en-IN"/>
         </w:rPr>
-        <w:t xml:space="preserve">    WHERE department = e.department</w:t>
+        <w:t>WHERE o.order_date &gt;= '2024-03-01'</w:t>
+      </w:r>
+    </w:p>
+    <w:p>
+      <w:pPr>
+        <w:spacing w:before="100" w:beforeAutospacing="1" w:after="100" w:afterAutospacing="1" w:line="240" w:lineRule="auto"/>
+        <w:rPr>
+          <w:rFonts w:ascii="Times New Roman" w:eastAsia="Times New Roman" w:hAnsi="Times New Roman" w:cs="Times New Roman"/>
+          <w:noProof/>
+          <w:sz w:val="24"/>
+          <w:szCs w:val="24"/>
+          <w:lang w:eastAsia="en-IN"/>
+        </w:rPr>
+      </w:pPr>
+      <w:r>
+        <w:rPr>
+          <w:rFonts w:ascii="Times New Roman" w:eastAsia="Times New Roman" w:hAnsi="Times New Roman" w:cs="Times New Roman"/>
+          <w:noProof/>
+          <w:sz w:val="24"/>
+          <w:szCs w:val="24"/>
+          <w:lang w:eastAsia="en-IN"/>
+        </w:rPr>
+        <w:t>Matching orders:</w:t>
+      </w:r>
+    </w:p>
+    <w:tbl>
+      <w:tblPr>
+        <w:tblStyle w:val="TableGrid"/>
+        <w:tblW w:w="4579" w:type="dxa"/>
+        <w:tblLook w:val="04A0" w:firstRow="1" w:lastRow="0" w:firstColumn="1" w:lastColumn="0" w:noHBand="0" w:noVBand="1"/>
+      </w:tblPr>
+      <w:tblGrid>
+        <w:gridCol w:w="1289"/>
+        <w:gridCol w:w="1723"/>
+        <w:gridCol w:w="1567"/>
+      </w:tblGrid>
+      <w:tr>
+        <w:trPr>
+          <w:trHeight w:val="651"/>
+        </w:trPr>
+        <w:tc>
+          <w:tcPr>
+            <w:tcW w:w="0" w:type="auto"/>
+            <w:hideMark/>
+          </w:tcPr>
+          <w:p>
+            <w:pPr>
+              <w:jc w:val="center"/>
+              <w:rPr>
+                <w:rFonts w:ascii="Times New Roman" w:eastAsia="Times New Roman" w:hAnsi="Times New Roman" w:cs="Times New Roman"/>
+                <w:b/>
+                <w:bCs/>
+                <w:noProof/>
+                <w:sz w:val="24"/>
+                <w:szCs w:val="24"/>
+                <w:lang w:eastAsia="en-IN"/>
+              </w:rPr>
+            </w:pPr>
+            <w:r>
+              <w:rPr>
+                <w:rFonts w:ascii="Times New Roman" w:eastAsia="Times New Roman" w:hAnsi="Times New Roman" w:cs="Times New Roman"/>
+                <w:b/>
+                <w:bCs/>
+                <w:noProof/>
+                <w:sz w:val="24"/>
+                <w:szCs w:val="24"/>
+                <w:lang w:eastAsia="en-IN"/>
+              </w:rPr>
+              <w:t>order_id</w:t>
+            </w:r>
+          </w:p>
+        </w:tc>
+        <w:tc>
+          <w:tcPr>
+            <w:tcW w:w="0" w:type="auto"/>
+            <w:hideMark/>
+          </w:tcPr>
+          <w:p>
+            <w:pPr>
+              <w:jc w:val="center"/>
+              <w:rPr>
+                <w:rFonts w:ascii="Times New Roman" w:eastAsia="Times New Roman" w:hAnsi="Times New Roman" w:cs="Times New Roman"/>
+                <w:b/>
+                <w:bCs/>
+                <w:noProof/>
+                <w:sz w:val="24"/>
+                <w:szCs w:val="24"/>
+                <w:lang w:eastAsia="en-IN"/>
+              </w:rPr>
+            </w:pPr>
+            <w:r>
+              <w:rPr>
+                <w:rFonts w:ascii="Times New Roman" w:eastAsia="Times New Roman" w:hAnsi="Times New Roman" w:cs="Times New Roman"/>
+                <w:b/>
+                <w:bCs/>
+                <w:noProof/>
+                <w:sz w:val="24"/>
+                <w:szCs w:val="24"/>
+                <w:lang w:eastAsia="en-IN"/>
+              </w:rPr>
+              <w:t>customer_id</w:t>
+            </w:r>
+          </w:p>
+        </w:tc>
+        <w:tc>
+          <w:tcPr>
+            <w:tcW w:w="0" w:type="auto"/>
+            <w:hideMark/>
+          </w:tcPr>
+          <w:p>
+            <w:pPr>
+              <w:jc w:val="center"/>
+              <w:rPr>
+                <w:rFonts w:ascii="Times New Roman" w:eastAsia="Times New Roman" w:hAnsi="Times New Roman" w:cs="Times New Roman"/>
+                <w:b/>
+                <w:bCs/>
+                <w:noProof/>
+                <w:sz w:val="24"/>
+                <w:szCs w:val="24"/>
+                <w:lang w:eastAsia="en-IN"/>
+              </w:rPr>
+            </w:pPr>
+            <w:r>
+              <w:rPr>
+                <w:rFonts w:ascii="Times New Roman" w:eastAsia="Times New Roman" w:hAnsi="Times New Roman" w:cs="Times New Roman"/>
+                <w:b/>
+                <w:bCs/>
+                <w:noProof/>
+                <w:sz w:val="24"/>
+                <w:szCs w:val="24"/>
+                <w:lang w:eastAsia="en-IN"/>
+              </w:rPr>
+              <w:t>order_date</w:t>
+            </w:r>
+          </w:p>
+        </w:tc>
+      </w:tr>
+      <w:tr>
+        <w:trPr>
+          <w:trHeight w:val="682"/>
+        </w:trPr>
+        <w:tc>
+          <w:tcPr>
+            <w:tcW w:w="0" w:type="auto"/>
+            <w:hideMark/>
+          </w:tcPr>
+          <w:p>
+            <w:pPr>
+              <w:rPr>
+                <w:rFonts w:ascii="Times New Roman" w:eastAsia="Times New Roman" w:hAnsi="Times New Roman" w:cs="Times New Roman"/>
+                <w:sz w:val="24"/>
+                <w:szCs w:val="24"/>
+                <w:lang w:eastAsia="en-IN"/>
+              </w:rPr>
+            </w:pPr>
+            <w:r>
+              <w:rPr>
+                <w:rFonts w:ascii="Times New Roman" w:eastAsia="Times New Roman" w:hAnsi="Times New Roman" w:cs="Times New Roman"/>
+                <w:sz w:val="24"/>
+                <w:szCs w:val="24"/>
+                <w:lang w:eastAsia="en-IN"/>
+              </w:rPr>
+              <w:t>104</w:t>
+            </w:r>
+          </w:p>
+        </w:tc>
+        <w:tc>
+          <w:tcPr>
+            <w:tcW w:w="0" w:type="auto"/>
+            <w:hideMark/>
+          </w:tcPr>
+          <w:p>
+            <w:pPr>
+              <w:rPr>
+                <w:rFonts w:ascii="Times New Roman" w:eastAsia="Times New Roman" w:hAnsi="Times New Roman" w:cs="Times New Roman"/>
+                <w:sz w:val="24"/>
+                <w:szCs w:val="24"/>
+                <w:lang w:eastAsia="en-IN"/>
+              </w:rPr>
+            </w:pPr>
+            <w:r>
+              <w:rPr>
+                <w:rFonts w:ascii="Times New Roman" w:eastAsia="Times New Roman" w:hAnsi="Times New Roman" w:cs="Times New Roman"/>
+                <w:sz w:val="24"/>
+                <w:szCs w:val="24"/>
+                <w:lang w:eastAsia="en-IN"/>
+              </w:rPr>
+              <w:t>3</w:t>
+            </w:r>
+          </w:p>
+        </w:tc>
+        <w:tc>
+          <w:tcPr>
+            <w:tcW w:w="0" w:type="auto"/>
+            <w:hideMark/>
+          </w:tcPr>
+          <w:p>
+            <w:pPr>
+              <w:rPr>
+                <w:rFonts w:ascii="Times New Roman" w:eastAsia="Times New Roman" w:hAnsi="Times New Roman" w:cs="Times New Roman"/>
+                <w:sz w:val="24"/>
+                <w:szCs w:val="24"/>
+                <w:lang w:eastAsia="en-IN"/>
+              </w:rPr>
+            </w:pPr>
+            <w:r>
+              <w:rPr>
+                <w:rFonts w:ascii="Times New Roman" w:eastAsia="Times New Roman" w:hAnsi="Times New Roman" w:cs="Times New Roman"/>
+                <w:sz w:val="24"/>
+                <w:szCs w:val="24"/>
+                <w:lang w:eastAsia="en-IN"/>
+              </w:rPr>
+              <w:t>2024-03-05</w:t>
+            </w:r>
+          </w:p>
+        </w:tc>
+      </w:tr>
+    </w:tbl>
+    <w:p>
+      <w:pPr>
+        <w:spacing w:before="100" w:beforeAutospacing="1" w:after="100" w:afterAutospacing="1" w:line="240" w:lineRule="auto"/>
+        <w:rPr>
+          <w:rFonts w:ascii="Times New Roman" w:eastAsia="Times New Roman" w:hAnsi="Times New Roman" w:cs="Times New Roman"/>
+          <w:noProof/>
+          <w:sz w:val="24"/>
+          <w:szCs w:val="24"/>
+          <w:lang w:eastAsia="en-IN"/>
+        </w:rPr>
+      </w:pPr>
+      <w:r>
+        <w:rPr>
+          <w:rFonts w:ascii="Times New Roman" w:eastAsia="Times New Roman" w:hAnsi="Times New Roman" w:cs="Times New Roman"/>
+          <w:noProof/>
+          <w:sz w:val="24"/>
+          <w:szCs w:val="24"/>
+          <w:lang w:eastAsia="en-IN"/>
+        </w:rPr>
+        <w:t>Subquery result set:</w:t>
       </w:r>
     </w:p>
     <w:p>
@@ -2103,235 +3003,43 @@
         <w:spacing w:after="0" w:line="240" w:lineRule="auto"/>
         <w:rPr>
           <w:rFonts w:ascii="Courier New" w:eastAsia="Times New Roman" w:hAnsi="Courier New" w:cs="Courier New"/>
-          <w:sz w:val="20"/>
-          <w:szCs w:val="20"/>
-          <w:lang w:eastAsia="en-IN"/>
-        </w:rPr>
-      </w:pPr>
-      <w:r>
-        <w:rPr>
-          <w:rFonts w:ascii="Courier New" w:eastAsia="Times New Roman" w:hAnsi="Courier New" w:cs="Courier New"/>
-          <w:sz w:val="20"/>
-          <w:szCs w:val="20"/>
-          <w:lang w:eastAsia="en-IN"/>
-        </w:rPr>
-        <w:t>);</w:t>
+          <w:noProof/>
+          <w:sz w:val="20"/>
+          <w:szCs w:val="20"/>
+          <w:lang w:eastAsia="en-IN"/>
+        </w:rPr>
+      </w:pPr>
+      <w:r>
+        <w:rPr>
+          <w:rFonts w:ascii="Courier New" w:eastAsia="Times New Roman" w:hAnsi="Courier New" w:cs="Courier New"/>
+          <w:noProof/>
+          <w:sz w:val="20"/>
+          <w:szCs w:val="20"/>
+          <w:lang w:eastAsia="en-IN"/>
+        </w:rPr>
+        <w:t>{3}</w:t>
       </w:r>
     </w:p>
     <w:p>
       <w:pPr>
         <w:spacing w:before="100" w:beforeAutospacing="1" w:after="100" w:afterAutospacing="1" w:line="240" w:lineRule="auto"/>
-        <w:outlineLvl w:val="2"/>
-        <w:rPr>
-          <w:rFonts w:ascii="Times New Roman" w:eastAsia="Times New Roman" w:hAnsi="Times New Roman" w:cs="Times New Roman"/>
-          <w:b/>
-          <w:bCs/>
-          <w:sz w:val="27"/>
-          <w:szCs w:val="27"/>
-          <w:lang w:eastAsia="en-IN"/>
-        </w:rPr>
-      </w:pPr>
-      <w:r>
-        <w:rPr>
-          <w:rFonts w:ascii="Times New Roman" w:eastAsia="Times New Roman" w:hAnsi="Times New Roman" w:cs="Times New Roman"/>
-          <w:b/>
-          <w:bCs/>
-          <w:sz w:val="27"/>
-          <w:szCs w:val="27"/>
-          <w:lang w:eastAsia="en-IN"/>
-        </w:rPr>
-        <w:t>Use case</w:t>
-      </w:r>
-    </w:p>
-    <w:p>
-      <w:pPr>
-        <w:numPr>
-          <w:ilvl w:val="0"/>
-          <w:numId w:val="5"/>
-        </w:numPr>
-        <w:spacing w:before="100" w:beforeAutospacing="1" w:after="100" w:afterAutospacing="1" w:line="240" w:lineRule="auto"/>
-        <w:rPr>
-          <w:rFonts w:ascii="Times New Roman" w:eastAsia="Times New Roman" w:hAnsi="Times New Roman" w:cs="Times New Roman"/>
-          <w:sz w:val="24"/>
-          <w:szCs w:val="24"/>
-          <w:lang w:eastAsia="en-IN"/>
-        </w:rPr>
-      </w:pPr>
-      <w:r>
-        <w:rPr>
-          <w:rFonts w:ascii="Times New Roman" w:eastAsia="Times New Roman" w:hAnsi="Times New Roman" w:cs="Times New Roman"/>
-          <w:sz w:val="24"/>
-          <w:szCs w:val="24"/>
-          <w:lang w:eastAsia="en-IN"/>
-        </w:rPr>
-        <w:t>Above average per group</w:t>
-      </w:r>
-    </w:p>
-    <w:p>
-      <w:pPr>
-        <w:numPr>
-          <w:ilvl w:val="0"/>
-          <w:numId w:val="5"/>
-        </w:numPr>
-        <w:spacing w:before="100" w:beforeAutospacing="1" w:after="100" w:afterAutospacing="1" w:line="240" w:lineRule="auto"/>
-        <w:rPr>
-          <w:rFonts w:ascii="Times New Roman" w:eastAsia="Times New Roman" w:hAnsi="Times New Roman" w:cs="Times New Roman"/>
-          <w:sz w:val="24"/>
-          <w:szCs w:val="24"/>
-          <w:lang w:eastAsia="en-IN"/>
-        </w:rPr>
-      </w:pPr>
-      <w:r>
-        <w:rPr>
-          <w:rFonts w:ascii="Times New Roman" w:eastAsia="Times New Roman" w:hAnsi="Times New Roman" w:cs="Times New Roman"/>
-          <w:sz w:val="24"/>
-          <w:szCs w:val="24"/>
-          <w:lang w:eastAsia="en-IN"/>
-        </w:rPr>
-        <w:t>Below max / min per category</w:t>
-      </w:r>
-    </w:p>
-    <w:p>
-      <w:pPr>
-        <w:spacing w:after="0" w:line="240" w:lineRule="auto"/>
-        <w:rPr>
-          <w:rFonts w:ascii="Times New Roman" w:eastAsia="Times New Roman" w:hAnsi="Times New Roman" w:cs="Times New Roman"/>
-          <w:sz w:val="24"/>
-          <w:szCs w:val="24"/>
-          <w:lang w:eastAsia="en-IN"/>
-        </w:rPr>
-      </w:pPr>
-      <w:r>
-        <w:rPr>
-          <w:rFonts w:ascii="Times New Roman" w:eastAsia="Times New Roman" w:hAnsi="Times New Roman" w:cs="Times New Roman"/>
-          <w:sz w:val="24"/>
-          <w:szCs w:val="24"/>
-          <w:lang w:eastAsia="en-IN"/>
-        </w:rPr>
-        <w:pict>
-          <v:rect id="_x0000_i1029" style="width:0;height:1.5pt" o:hralign="center" o:hrstd="t" o:hr="t" fillcolor="#a0a0a0" stroked="f"/>
-        </w:pict>
-      </w:r>
-    </w:p>
-    <w:p>
-      <w:pPr>
-        <w:spacing w:before="100" w:beforeAutospacing="1" w:after="100" w:afterAutospacing="1" w:line="240" w:lineRule="auto"/>
-        <w:outlineLvl w:val="1"/>
-        <w:rPr>
-          <w:rFonts w:ascii="Times New Roman" w:eastAsia="Times New Roman" w:hAnsi="Times New Roman" w:cs="Times New Roman"/>
-          <w:b/>
-          <w:bCs/>
-          <w:sz w:val="36"/>
-          <w:szCs w:val="36"/>
-          <w:lang w:eastAsia="en-IN"/>
-        </w:rPr>
-      </w:pPr>
-      <w:r>
-        <w:rPr>
-          <w:rFonts w:ascii="Times New Roman" w:eastAsia="Times New Roman" w:hAnsi="Times New Roman" w:cs="Times New Roman"/>
-          <w:b/>
-          <w:bCs/>
-          <w:sz w:val="36"/>
-          <w:szCs w:val="36"/>
-          <w:lang w:eastAsia="en-IN"/>
-        </w:rPr>
-        <w:t xml:space="preserve">4. </w:t>
-      </w:r>
-      <w:r>
-        <w:rPr>
-          <w:rFonts w:ascii="Courier New" w:eastAsia="Times New Roman" w:hAnsi="Courier New" w:cs="Courier New"/>
-          <w:b/>
-          <w:bCs/>
-          <w:sz w:val="20"/>
-          <w:szCs w:val="20"/>
-          <w:lang w:eastAsia="en-IN"/>
-        </w:rPr>
-        <w:t>ANY</w:t>
-      </w:r>
-      <w:r>
-        <w:rPr>
-          <w:rFonts w:ascii="Times New Roman" w:eastAsia="Times New Roman" w:hAnsi="Times New Roman" w:cs="Times New Roman"/>
-          <w:b/>
-          <w:bCs/>
-          <w:sz w:val="36"/>
-          <w:szCs w:val="36"/>
-          <w:lang w:eastAsia="en-IN"/>
-        </w:rPr>
-        <w:t xml:space="preserve"> / </w:t>
-      </w:r>
-      <w:r>
-        <w:rPr>
-          <w:rFonts w:ascii="Courier New" w:eastAsia="Times New Roman" w:hAnsi="Courier New" w:cs="Courier New"/>
-          <w:b/>
-          <w:bCs/>
-          <w:sz w:val="20"/>
-          <w:szCs w:val="20"/>
-          <w:lang w:eastAsia="en-IN"/>
-        </w:rPr>
-        <w:t>SOME</w:t>
-      </w:r>
-    </w:p>
-    <w:p>
-      <w:pPr>
-        <w:spacing w:beforeAutospacing="1" w:after="100" w:afterAutospacing="1" w:line="240" w:lineRule="auto"/>
-        <w:rPr>
-          <w:rFonts w:ascii="Times New Roman" w:eastAsia="Times New Roman" w:hAnsi="Times New Roman" w:cs="Times New Roman"/>
-          <w:sz w:val="24"/>
-          <w:szCs w:val="24"/>
-          <w:lang w:eastAsia="en-IN"/>
-        </w:rPr>
-      </w:pPr>
-      <w:r>
-        <w:rPr>
-          <w:rFonts w:ascii="Courier New" w:eastAsia="Times New Roman" w:hAnsi="Courier New" w:cs="Courier New"/>
-          <w:sz w:val="20"/>
-          <w:szCs w:val="20"/>
-          <w:lang w:eastAsia="en-IN"/>
-        </w:rPr>
-        <w:t>SOME</w:t>
-      </w:r>
-      <w:r>
-        <w:rPr>
-          <w:rFonts w:ascii="Times New Roman" w:eastAsia="Times New Roman" w:hAnsi="Times New Roman" w:cs="Times New Roman"/>
-          <w:sz w:val="24"/>
-          <w:szCs w:val="24"/>
-          <w:lang w:eastAsia="en-IN"/>
-        </w:rPr>
-        <w:t xml:space="preserve"> is ANSI synonym of </w:t>
-      </w:r>
-      <w:r>
-        <w:rPr>
-          <w:rFonts w:ascii="Courier New" w:eastAsia="Times New Roman" w:hAnsi="Courier New" w:cs="Courier New"/>
-          <w:sz w:val="20"/>
-          <w:szCs w:val="20"/>
-          <w:lang w:eastAsia="en-IN"/>
-        </w:rPr>
-        <w:t>ANY</w:t>
-      </w:r>
-    </w:p>
-    <w:p>
-      <w:pPr>
-        <w:spacing w:before="100" w:beforeAutospacing="1" w:after="100" w:afterAutospacing="1" w:line="240" w:lineRule="auto"/>
-        <w:outlineLvl w:val="2"/>
-        <w:rPr>
-          <w:rFonts w:ascii="Times New Roman" w:eastAsia="Times New Roman" w:hAnsi="Times New Roman" w:cs="Times New Roman"/>
-          <w:b/>
-          <w:bCs/>
-          <w:sz w:val="27"/>
-          <w:szCs w:val="27"/>
-          <w:lang w:eastAsia="en-IN"/>
-        </w:rPr>
-      </w:pPr>
-      <w:r>
-        <w:rPr>
-          <w:rFonts w:ascii="Times New Roman" w:eastAsia="Times New Roman" w:hAnsi="Times New Roman" w:cs="Times New Roman"/>
-          <w:b/>
-          <w:bCs/>
-          <w:sz w:val="27"/>
-          <w:szCs w:val="27"/>
-          <w:lang w:eastAsia="en-IN"/>
-        </w:rPr>
-        <w:t>Example</w:t>
+        <w:rPr>
+          <w:rFonts w:ascii="Times New Roman" w:eastAsia="Times New Roman" w:hAnsi="Times New Roman" w:cs="Times New Roman"/>
+          <w:noProof/>
+          <w:sz w:val="24"/>
+          <w:szCs w:val="24"/>
+          <w:lang w:eastAsia="en-IN"/>
+        </w:rPr>
+      </w:pPr>
+      <w:r>
+        <w:rPr>
+          <w:rFonts w:ascii="Times New Roman" w:eastAsia="Times New Roman" w:hAnsi="Times New Roman" w:cs="Times New Roman"/>
+          <w:noProof/>
+          <w:sz w:val="24"/>
+          <w:szCs w:val="24"/>
+          <w:lang w:eastAsia="en-IN"/>
+        </w:rPr>
+        <w:t>Check condition:</w:t>
       </w:r>
     </w:p>
     <w:p>
@@ -2371,7 +3079,589 @@
           <w:szCs w:val="20"/>
           <w:lang w:eastAsia="en-IN"/>
         </w:rPr>
-        <w:t>SELECT *</w:t>
+        <w:t>3 IN (3) → TRUE</w:t>
+      </w:r>
+    </w:p>
+    <w:p>
+      <w:pPr>
+        <w:spacing w:before="100" w:beforeAutospacing="1" w:after="100" w:afterAutospacing="1" w:line="240" w:lineRule="auto"/>
+        <w:rPr>
+          <w:rFonts w:ascii="Times New Roman" w:eastAsia="Times New Roman" w:hAnsi="Times New Roman" w:cs="Times New Roman"/>
+          <w:noProof/>
+          <w:sz w:val="24"/>
+          <w:szCs w:val="24"/>
+          <w:lang w:eastAsia="en-IN"/>
+        </w:rPr>
+      </w:pPr>
+      <w:r>
+        <w:rPr>
+          <w:rFonts w:ascii="Times New Roman" w:eastAsia="Times New Roman" w:hAnsi="Times New Roman" w:cs="Times New Roman"/>
+          <w:noProof/>
+          <w:sz w:val="24"/>
+          <w:szCs w:val="24"/>
+          <w:lang w:eastAsia="en-IN"/>
+        </w:rPr>
+        <w:t>Neha is included.</w:t>
+      </w:r>
+    </w:p>
+    <w:p>
+      <w:pPr>
+        <w:spacing w:after="0" w:line="240" w:lineRule="auto"/>
+        <w:rPr>
+          <w:rFonts w:ascii="Times New Roman" w:eastAsia="Times New Roman" w:hAnsi="Times New Roman" w:cs="Times New Roman"/>
+          <w:noProof/>
+          <w:sz w:val="24"/>
+          <w:szCs w:val="24"/>
+          <w:lang w:eastAsia="en-IN"/>
+        </w:rPr>
+      </w:pPr>
+      <w:r>
+        <w:rPr>
+          <w:rFonts w:ascii="Times New Roman" w:eastAsia="Times New Roman" w:hAnsi="Times New Roman" w:cs="Times New Roman"/>
+          <w:noProof/>
+          <w:sz w:val="24"/>
+          <w:szCs w:val="24"/>
+          <w:lang w:eastAsia="en-IN"/>
+        </w:rPr>
+        <w:pict>
+          <v:rect id="_x0000_i1042" style="width:0;height:1.5pt" o:hralign="center" o:hrstd="t" o:hr="t" fillcolor="#a0a0a0" stroked="f"/>
+        </w:pict>
+      </w:r>
+    </w:p>
+    <w:p>
+      <w:pPr>
+        <w:spacing w:before="100" w:beforeAutospacing="1" w:after="100" w:afterAutospacing="1" w:line="240" w:lineRule="auto"/>
+        <w:rPr>
+          <w:rFonts w:ascii="Times New Roman" w:eastAsia="Times New Roman" w:hAnsi="Times New Roman" w:cs="Times New Roman"/>
+          <w:noProof/>
+          <w:sz w:val="24"/>
+          <w:szCs w:val="24"/>
+          <w:lang w:eastAsia="en-IN"/>
+        </w:rPr>
+      </w:pPr>
+      <w:r>
+        <w:rPr>
+          <w:rFonts w:ascii="Times New Roman" w:eastAsia="Times New Roman" w:hAnsi="Times New Roman" w:cs="Times New Roman"/>
+          <w:noProof/>
+          <w:sz w:val="24"/>
+          <w:szCs w:val="24"/>
+          <w:lang w:eastAsia="en-IN"/>
+        </w:rPr>
+        <w:t>Final output</w:t>
+      </w:r>
+    </w:p>
+    <w:tbl>
+      <w:tblPr>
+        <w:tblStyle w:val="TableGrid"/>
+        <w:tblW w:w="4731" w:type="dxa"/>
+        <w:tblLook w:val="04A0" w:firstRow="1" w:lastRow="0" w:firstColumn="1" w:lastColumn="0" w:noHBand="0" w:noVBand="1"/>
+      </w:tblPr>
+      <w:tblGrid>
+        <w:gridCol w:w="1881"/>
+        <w:gridCol w:w="1002"/>
+        <w:gridCol w:w="1848"/>
+      </w:tblGrid>
+      <w:tr>
+        <w:trPr>
+          <w:trHeight w:val="646"/>
+        </w:trPr>
+        <w:tc>
+          <w:tcPr>
+            <w:tcW w:w="0" w:type="auto"/>
+            <w:hideMark/>
+          </w:tcPr>
+          <w:p>
+            <w:pPr>
+              <w:jc w:val="center"/>
+              <w:rPr>
+                <w:rFonts w:ascii="Times New Roman" w:eastAsia="Times New Roman" w:hAnsi="Times New Roman" w:cs="Times New Roman"/>
+                <w:b/>
+                <w:bCs/>
+                <w:noProof/>
+                <w:sz w:val="24"/>
+                <w:szCs w:val="24"/>
+                <w:lang w:eastAsia="en-IN"/>
+              </w:rPr>
+            </w:pPr>
+            <w:r>
+              <w:rPr>
+                <w:rFonts w:ascii="Times New Roman" w:eastAsia="Times New Roman" w:hAnsi="Times New Roman" w:cs="Times New Roman"/>
+                <w:b/>
+                <w:bCs/>
+                <w:noProof/>
+                <w:sz w:val="24"/>
+                <w:szCs w:val="24"/>
+                <w:lang w:eastAsia="en-IN"/>
+              </w:rPr>
+              <w:t>customer_id</w:t>
+            </w:r>
+          </w:p>
+        </w:tc>
+        <w:tc>
+          <w:tcPr>
+            <w:tcW w:w="0" w:type="auto"/>
+            <w:hideMark/>
+          </w:tcPr>
+          <w:p>
+            <w:pPr>
+              <w:jc w:val="center"/>
+              <w:rPr>
+                <w:rFonts w:ascii="Times New Roman" w:eastAsia="Times New Roman" w:hAnsi="Times New Roman" w:cs="Times New Roman"/>
+                <w:b/>
+                <w:bCs/>
+                <w:noProof/>
+                <w:sz w:val="24"/>
+                <w:szCs w:val="24"/>
+                <w:lang w:eastAsia="en-IN"/>
+              </w:rPr>
+            </w:pPr>
+            <w:r>
+              <w:rPr>
+                <w:rFonts w:ascii="Times New Roman" w:eastAsia="Times New Roman" w:hAnsi="Times New Roman" w:cs="Times New Roman"/>
+                <w:b/>
+                <w:bCs/>
+                <w:noProof/>
+                <w:sz w:val="24"/>
+                <w:szCs w:val="24"/>
+                <w:lang w:eastAsia="en-IN"/>
+              </w:rPr>
+              <w:t>name</w:t>
+            </w:r>
+          </w:p>
+        </w:tc>
+        <w:tc>
+          <w:tcPr>
+            <w:tcW w:w="0" w:type="auto"/>
+            <w:hideMark/>
+          </w:tcPr>
+          <w:p>
+            <w:pPr>
+              <w:jc w:val="center"/>
+              <w:rPr>
+                <w:rFonts w:ascii="Times New Roman" w:eastAsia="Times New Roman" w:hAnsi="Times New Roman" w:cs="Times New Roman"/>
+                <w:b/>
+                <w:bCs/>
+                <w:noProof/>
+                <w:sz w:val="24"/>
+                <w:szCs w:val="24"/>
+                <w:lang w:eastAsia="en-IN"/>
+              </w:rPr>
+            </w:pPr>
+            <w:r>
+              <w:rPr>
+                <w:rFonts w:ascii="Times New Roman" w:eastAsia="Times New Roman" w:hAnsi="Times New Roman" w:cs="Times New Roman"/>
+                <w:b/>
+                <w:bCs/>
+                <w:noProof/>
+                <w:sz w:val="24"/>
+                <w:szCs w:val="24"/>
+                <w:lang w:eastAsia="en-IN"/>
+              </w:rPr>
+              <w:t>signup_date</w:t>
+            </w:r>
+          </w:p>
+        </w:tc>
+      </w:tr>
+      <w:tr>
+        <w:trPr>
+          <w:trHeight w:val="675"/>
+        </w:trPr>
+        <w:tc>
+          <w:tcPr>
+            <w:tcW w:w="0" w:type="auto"/>
+            <w:hideMark/>
+          </w:tcPr>
+          <w:p>
+            <w:pPr>
+              <w:rPr>
+                <w:rFonts w:ascii="Times New Roman" w:eastAsia="Times New Roman" w:hAnsi="Times New Roman" w:cs="Times New Roman"/>
+                <w:noProof/>
+                <w:sz w:val="24"/>
+                <w:szCs w:val="24"/>
+                <w:lang w:eastAsia="en-IN"/>
+              </w:rPr>
+            </w:pPr>
+            <w:r>
+              <w:rPr>
+                <w:rFonts w:ascii="Times New Roman" w:eastAsia="Times New Roman" w:hAnsi="Times New Roman" w:cs="Times New Roman"/>
+                <w:noProof/>
+                <w:sz w:val="24"/>
+                <w:szCs w:val="24"/>
+                <w:lang w:eastAsia="en-IN"/>
+              </w:rPr>
+              <w:t>1</w:t>
+            </w:r>
+          </w:p>
+        </w:tc>
+        <w:tc>
+          <w:tcPr>
+            <w:tcW w:w="0" w:type="auto"/>
+            <w:hideMark/>
+          </w:tcPr>
+          <w:p>
+            <w:pPr>
+              <w:rPr>
+                <w:rFonts w:ascii="Times New Roman" w:eastAsia="Times New Roman" w:hAnsi="Times New Roman" w:cs="Times New Roman"/>
+                <w:noProof/>
+                <w:sz w:val="24"/>
+                <w:szCs w:val="24"/>
+                <w:lang w:eastAsia="en-IN"/>
+              </w:rPr>
+            </w:pPr>
+            <w:r>
+              <w:rPr>
+                <w:rFonts w:ascii="Times New Roman" w:eastAsia="Times New Roman" w:hAnsi="Times New Roman" w:cs="Times New Roman"/>
+                <w:noProof/>
+                <w:sz w:val="24"/>
+                <w:szCs w:val="24"/>
+                <w:lang w:eastAsia="en-IN"/>
+              </w:rPr>
+              <w:t>Rahul</w:t>
+            </w:r>
+          </w:p>
+        </w:tc>
+        <w:tc>
+          <w:tcPr>
+            <w:tcW w:w="0" w:type="auto"/>
+            <w:hideMark/>
+          </w:tcPr>
+          <w:p>
+            <w:pPr>
+              <w:rPr>
+                <w:rFonts w:ascii="Times New Roman" w:eastAsia="Times New Roman" w:hAnsi="Times New Roman" w:cs="Times New Roman"/>
+                <w:noProof/>
+                <w:sz w:val="24"/>
+                <w:szCs w:val="24"/>
+                <w:lang w:eastAsia="en-IN"/>
+              </w:rPr>
+            </w:pPr>
+            <w:r>
+              <w:rPr>
+                <w:rFonts w:ascii="Times New Roman" w:eastAsia="Times New Roman" w:hAnsi="Times New Roman" w:cs="Times New Roman"/>
+                <w:noProof/>
+                <w:sz w:val="24"/>
+                <w:szCs w:val="24"/>
+                <w:lang w:eastAsia="en-IN"/>
+              </w:rPr>
+              <w:t>2024-01-01</w:t>
+            </w:r>
+          </w:p>
+        </w:tc>
+      </w:tr>
+      <w:tr>
+        <w:trPr>
+          <w:trHeight w:val="707"/>
+        </w:trPr>
+        <w:tc>
+          <w:tcPr>
+            <w:tcW w:w="0" w:type="auto"/>
+            <w:hideMark/>
+          </w:tcPr>
+          <w:p>
+            <w:pPr>
+              <w:rPr>
+                <w:rFonts w:ascii="Times New Roman" w:eastAsia="Times New Roman" w:hAnsi="Times New Roman" w:cs="Times New Roman"/>
+                <w:noProof/>
+                <w:sz w:val="24"/>
+                <w:szCs w:val="24"/>
+                <w:lang w:eastAsia="en-IN"/>
+              </w:rPr>
+            </w:pPr>
+            <w:r>
+              <w:rPr>
+                <w:rFonts w:ascii="Times New Roman" w:eastAsia="Times New Roman" w:hAnsi="Times New Roman" w:cs="Times New Roman"/>
+                <w:noProof/>
+                <w:sz w:val="24"/>
+                <w:szCs w:val="24"/>
+                <w:lang w:eastAsia="en-IN"/>
+              </w:rPr>
+              <w:t>3</w:t>
+            </w:r>
+          </w:p>
+        </w:tc>
+        <w:tc>
+          <w:tcPr>
+            <w:tcW w:w="0" w:type="auto"/>
+            <w:hideMark/>
+          </w:tcPr>
+          <w:p>
+            <w:pPr>
+              <w:rPr>
+                <w:rFonts w:ascii="Times New Roman" w:eastAsia="Times New Roman" w:hAnsi="Times New Roman" w:cs="Times New Roman"/>
+                <w:noProof/>
+                <w:sz w:val="24"/>
+                <w:szCs w:val="24"/>
+                <w:lang w:eastAsia="en-IN"/>
+              </w:rPr>
+            </w:pPr>
+            <w:r>
+              <w:rPr>
+                <w:rFonts w:ascii="Times New Roman" w:eastAsia="Times New Roman" w:hAnsi="Times New Roman" w:cs="Times New Roman"/>
+                <w:noProof/>
+                <w:sz w:val="24"/>
+                <w:szCs w:val="24"/>
+                <w:lang w:eastAsia="en-IN"/>
+              </w:rPr>
+              <w:t>Neha</w:t>
+            </w:r>
+          </w:p>
+        </w:tc>
+        <w:tc>
+          <w:tcPr>
+            <w:tcW w:w="0" w:type="auto"/>
+            <w:hideMark/>
+          </w:tcPr>
+          <w:p>
+            <w:pPr>
+              <w:rPr>
+                <w:rFonts w:ascii="Times New Roman" w:eastAsia="Times New Roman" w:hAnsi="Times New Roman" w:cs="Times New Roman"/>
+                <w:noProof/>
+                <w:sz w:val="24"/>
+                <w:szCs w:val="24"/>
+                <w:lang w:eastAsia="en-IN"/>
+              </w:rPr>
+            </w:pPr>
+            <w:r>
+              <w:rPr>
+                <w:rFonts w:ascii="Times New Roman" w:eastAsia="Times New Roman" w:hAnsi="Times New Roman" w:cs="Times New Roman"/>
+                <w:noProof/>
+                <w:sz w:val="24"/>
+                <w:szCs w:val="24"/>
+                <w:lang w:eastAsia="en-IN"/>
+              </w:rPr>
+              <w:t>2024-03-01</w:t>
+            </w:r>
+          </w:p>
+        </w:tc>
+      </w:tr>
+    </w:tbl>
+    <w:p>
+      <w:pPr>
+        <w:spacing w:after="0" w:line="240" w:lineRule="auto"/>
+        <w:rPr>
+          <w:rFonts w:ascii="Times New Roman" w:eastAsia="Times New Roman" w:hAnsi="Times New Roman" w:cs="Times New Roman"/>
+          <w:sz w:val="24"/>
+          <w:szCs w:val="24"/>
+          <w:lang w:eastAsia="en-IN"/>
+        </w:rPr>
+      </w:pPr>
+      <w:r>
+        <w:rPr>
+          <w:rFonts w:ascii="Times New Roman" w:eastAsia="Times New Roman" w:hAnsi="Times New Roman" w:cs="Times New Roman"/>
+          <w:sz w:val="24"/>
+          <w:szCs w:val="24"/>
+          <w:lang w:eastAsia="en-IN"/>
+        </w:rPr>
+        <w:pict>
+          <v:rect id="_x0000_i1043" style="width:0;height:1.5pt" o:hralign="center" o:hrstd="t" o:hr="t" fillcolor="#a0a0a0" stroked="f"/>
+        </w:pict>
+      </w:r>
+    </w:p>
+    <w:p>
+      <w:pPr>
+        <w:spacing w:before="100" w:beforeAutospacing="1" w:after="100" w:afterAutospacing="1" w:line="240" w:lineRule="auto"/>
+        <w:rPr>
+          <w:rFonts w:ascii="Times New Roman" w:eastAsia="Times New Roman" w:hAnsi="Times New Roman" w:cs="Times New Roman"/>
+          <w:noProof/>
+          <w:sz w:val="24"/>
+          <w:szCs w:val="24"/>
+          <w:lang w:eastAsia="en-IN"/>
+        </w:rPr>
+      </w:pPr>
+      <w:r>
+        <w:rPr>
+          <w:rFonts w:ascii="Times New Roman" w:eastAsia="Times New Roman" w:hAnsi="Times New Roman" w:cs="Times New Roman"/>
+          <w:sz w:val="24"/>
+          <w:szCs w:val="24"/>
+          <w:lang w:eastAsia="en-IN"/>
+        </w:rPr>
+        <w:t xml:space="preserve">Why this is called a correlated </w:t>
+      </w:r>
+      <w:r>
+        <w:rPr>
+          <w:rFonts w:ascii="Times New Roman" w:eastAsia="Times New Roman" w:hAnsi="Times New Roman" w:cs="Times New Roman"/>
+          <w:noProof/>
+          <w:sz w:val="24"/>
+          <w:szCs w:val="24"/>
+          <w:lang w:eastAsia="en-IN"/>
+        </w:rPr>
+        <w:t>subquery</w:t>
+      </w:r>
+    </w:p>
+    <w:p>
+      <w:pPr>
+        <w:numPr>
+          <w:ilvl w:val="0"/>
+          <w:numId w:val="9"/>
+        </w:numPr>
+        <w:spacing w:before="100" w:beforeAutospacing="1" w:after="100" w:afterAutospacing="1" w:line="240" w:lineRule="auto"/>
+        <w:rPr>
+          <w:rFonts w:ascii="Times New Roman" w:eastAsia="Times New Roman" w:hAnsi="Times New Roman" w:cs="Times New Roman"/>
+          <w:noProof/>
+          <w:sz w:val="24"/>
+          <w:szCs w:val="24"/>
+          <w:lang w:eastAsia="en-IN"/>
+        </w:rPr>
+      </w:pPr>
+      <w:r>
+        <w:rPr>
+          <w:rFonts w:ascii="Times New Roman" w:eastAsia="Times New Roman" w:hAnsi="Times New Roman" w:cs="Times New Roman"/>
+          <w:noProof/>
+          <w:sz w:val="24"/>
+          <w:szCs w:val="24"/>
+          <w:lang w:eastAsia="en-IN"/>
+        </w:rPr>
+        <w:t xml:space="preserve">The inner query refers to </w:t>
+      </w:r>
+      <w:r>
+        <w:rPr>
+          <w:rFonts w:ascii="Courier New" w:eastAsia="Times New Roman" w:hAnsi="Courier New" w:cs="Courier New"/>
+          <w:noProof/>
+          <w:sz w:val="20"/>
+          <w:szCs w:val="20"/>
+          <w:lang w:eastAsia="en-IN"/>
+        </w:rPr>
+        <w:t>c.signup_date</w:t>
+      </w:r>
+    </w:p>
+    <w:p>
+      <w:pPr>
+        <w:numPr>
+          <w:ilvl w:val="0"/>
+          <w:numId w:val="9"/>
+        </w:numPr>
+        <w:spacing w:before="100" w:beforeAutospacing="1" w:after="100" w:afterAutospacing="1" w:line="240" w:lineRule="auto"/>
+        <w:rPr>
+          <w:rFonts w:ascii="Times New Roman" w:eastAsia="Times New Roman" w:hAnsi="Times New Roman" w:cs="Times New Roman"/>
+          <w:sz w:val="24"/>
+          <w:szCs w:val="24"/>
+          <w:lang w:eastAsia="en-IN"/>
+        </w:rPr>
+      </w:pPr>
+      <w:r>
+        <w:rPr>
+          <w:rFonts w:ascii="Times New Roman" w:eastAsia="Times New Roman" w:hAnsi="Times New Roman" w:cs="Times New Roman"/>
+          <w:sz w:val="24"/>
+          <w:szCs w:val="24"/>
+          <w:lang w:eastAsia="en-IN"/>
+        </w:rPr>
+        <w:t>It cannot run independently</w:t>
+      </w:r>
+    </w:p>
+    <w:p>
+      <w:pPr>
+        <w:numPr>
+          <w:ilvl w:val="0"/>
+          <w:numId w:val="9"/>
+        </w:numPr>
+        <w:spacing w:before="100" w:beforeAutospacing="1" w:after="100" w:afterAutospacing="1" w:line="240" w:lineRule="auto"/>
+        <w:rPr>
+          <w:rFonts w:ascii="Times New Roman" w:eastAsia="Times New Roman" w:hAnsi="Times New Roman" w:cs="Times New Roman"/>
+          <w:sz w:val="24"/>
+          <w:szCs w:val="24"/>
+          <w:lang w:eastAsia="en-IN"/>
+        </w:rPr>
+      </w:pPr>
+      <w:r>
+        <w:rPr>
+          <w:rFonts w:ascii="Times New Roman" w:eastAsia="Times New Roman" w:hAnsi="Times New Roman" w:cs="Times New Roman"/>
+          <w:sz w:val="24"/>
+          <w:szCs w:val="24"/>
+          <w:lang w:eastAsia="en-IN"/>
+        </w:rPr>
+        <w:t xml:space="preserve">It runs once per row of </w:t>
+      </w:r>
+      <w:r>
+        <w:rPr>
+          <w:rFonts w:ascii="Courier New" w:eastAsia="Times New Roman" w:hAnsi="Courier New" w:cs="Courier New"/>
+          <w:sz w:val="20"/>
+          <w:szCs w:val="20"/>
+          <w:lang w:eastAsia="en-IN"/>
+        </w:rPr>
+        <w:t>customers</w:t>
+      </w:r>
+    </w:p>
+    <w:p>
+      <w:pPr>
+        <w:spacing w:after="0" w:line="240" w:lineRule="auto"/>
+        <w:rPr>
+          <w:rFonts w:ascii="Times New Roman" w:eastAsia="Times New Roman" w:hAnsi="Times New Roman" w:cs="Times New Roman"/>
+          <w:sz w:val="24"/>
+          <w:szCs w:val="24"/>
+          <w:lang w:eastAsia="en-IN"/>
+        </w:rPr>
+      </w:pPr>
+      <w:r>
+        <w:rPr>
+          <w:rFonts w:ascii="Times New Roman" w:eastAsia="Times New Roman" w:hAnsi="Times New Roman" w:cs="Times New Roman"/>
+          <w:sz w:val="24"/>
+          <w:szCs w:val="24"/>
+          <w:lang w:eastAsia="en-IN"/>
+        </w:rPr>
+        <w:pict>
+          <v:rect id="_x0000_i1044" style="width:0;height:1.5pt" o:hralign="center" o:hrstd="t" o:hr="t" fillcolor="#a0a0a0" stroked="f"/>
+        </w:pict>
+      </w:r>
+    </w:p>
+    <w:p>
+      <w:pPr>
+        <w:spacing w:before="100" w:beforeAutospacing="1" w:after="100" w:afterAutospacing="1" w:line="240" w:lineRule="auto"/>
+        <w:rPr>
+          <w:rFonts w:ascii="Times New Roman" w:eastAsia="Times New Roman" w:hAnsi="Times New Roman" w:cs="Times New Roman"/>
+          <w:sz w:val="24"/>
+          <w:szCs w:val="24"/>
+          <w:lang w:eastAsia="en-IN"/>
+        </w:rPr>
+      </w:pPr>
+      <w:r>
+        <w:rPr>
+          <w:rFonts w:ascii="Times New Roman" w:eastAsia="Times New Roman" w:hAnsi="Times New Roman" w:cs="Times New Roman"/>
+          <w:sz w:val="24"/>
+          <w:szCs w:val="24"/>
+          <w:lang w:eastAsia="en-IN"/>
+        </w:rPr>
+        <w:lastRenderedPageBreak/>
+        <w:t>Important interview note</w:t>
+      </w:r>
+    </w:p>
+    <w:p>
+      <w:pPr>
+        <w:spacing w:before="100" w:beforeAutospacing="1" w:after="100" w:afterAutospacing="1" w:line="240" w:lineRule="auto"/>
+        <w:rPr>
+          <w:rFonts w:ascii="Times New Roman" w:eastAsia="Times New Roman" w:hAnsi="Times New Roman" w:cs="Times New Roman"/>
+          <w:sz w:val="24"/>
+          <w:szCs w:val="24"/>
+          <w:lang w:eastAsia="en-IN"/>
+        </w:rPr>
+      </w:pPr>
+      <w:r>
+        <w:rPr>
+          <w:rFonts w:ascii="Times New Roman" w:eastAsia="Times New Roman" w:hAnsi="Times New Roman" w:cs="Times New Roman"/>
+          <w:sz w:val="24"/>
+          <w:szCs w:val="24"/>
+          <w:lang w:eastAsia="en-IN"/>
+        </w:rPr>
+        <w:t xml:space="preserve">This works logically, but </w:t>
+      </w:r>
+      <w:r>
+        <w:rPr>
+          <w:rFonts w:ascii="Times New Roman" w:eastAsia="Times New Roman" w:hAnsi="Times New Roman" w:cs="Times New Roman"/>
+          <w:b/>
+          <w:bCs/>
+          <w:sz w:val="24"/>
+          <w:szCs w:val="24"/>
+          <w:lang w:eastAsia="en-IN"/>
+        </w:rPr>
+        <w:t>EXISTS is preferred</w:t>
+      </w:r>
+      <w:r>
+        <w:rPr>
+          <w:rFonts w:ascii="Times New Roman" w:eastAsia="Times New Roman" w:hAnsi="Times New Roman" w:cs="Times New Roman"/>
+          <w:sz w:val="24"/>
+          <w:szCs w:val="24"/>
+          <w:lang w:eastAsia="en-IN"/>
+        </w:rPr>
+        <w:t xml:space="preserve"> in real systems for performance and NULL safety:</w:t>
       </w:r>
     </w:p>
     <w:p>
@@ -2397,21 +3687,19 @@
         <w:spacing w:after="0" w:line="240" w:lineRule="auto"/>
         <w:rPr>
           <w:rFonts w:ascii="Courier New" w:eastAsia="Times New Roman" w:hAnsi="Courier New" w:cs="Courier New"/>
-          <w:noProof/>
-          <w:sz w:val="20"/>
-          <w:szCs w:val="20"/>
-          <w:lang w:eastAsia="en-IN"/>
-        </w:rPr>
-      </w:pPr>
-      <w:r>
-        <w:rPr>
-          <w:rFonts w:ascii="Courier New" w:eastAsia="Times New Roman" w:hAnsi="Courier New" w:cs="Courier New"/>
-          <w:noProof/>
-          <w:sz w:val="20"/>
-          <w:szCs w:val="20"/>
-          <w:lang w:eastAsia="en-IN"/>
-        </w:rPr>
-        <w:t>FROM employees e</w:t>
+          <w:sz w:val="20"/>
+          <w:szCs w:val="20"/>
+          <w:lang w:eastAsia="en-IN"/>
+        </w:rPr>
+      </w:pPr>
+      <w:r>
+        <w:rPr>
+          <w:rFonts w:ascii="Courier New" w:eastAsia="Times New Roman" w:hAnsi="Courier New" w:cs="Courier New"/>
+          <w:sz w:val="20"/>
+          <w:szCs w:val="20"/>
+          <w:lang w:eastAsia="en-IN"/>
+        </w:rPr>
+        <w:t>SELECT *</w:t>
       </w:r>
     </w:p>
     <w:p>
@@ -2437,21 +3725,19 @@
         <w:spacing w:after="0" w:line="240" w:lineRule="auto"/>
         <w:rPr>
           <w:rFonts w:ascii="Courier New" w:eastAsia="Times New Roman" w:hAnsi="Courier New" w:cs="Courier New"/>
-          <w:noProof/>
-          <w:sz w:val="20"/>
-          <w:szCs w:val="20"/>
-          <w:lang w:eastAsia="en-IN"/>
-        </w:rPr>
-      </w:pPr>
-      <w:r>
-        <w:rPr>
-          <w:rFonts w:ascii="Courier New" w:eastAsia="Times New Roman" w:hAnsi="Courier New" w:cs="Courier New"/>
-          <w:noProof/>
-          <w:sz w:val="20"/>
-          <w:szCs w:val="20"/>
-          <w:lang w:eastAsia="en-IN"/>
-        </w:rPr>
-        <w:t>WHERE e.salary &gt; ANY (</w:t>
+          <w:sz w:val="20"/>
+          <w:szCs w:val="20"/>
+          <w:lang w:eastAsia="en-IN"/>
+        </w:rPr>
+      </w:pPr>
+      <w:r>
+        <w:rPr>
+          <w:rFonts w:ascii="Courier New" w:eastAsia="Times New Roman" w:hAnsi="Courier New" w:cs="Courier New"/>
+          <w:sz w:val="20"/>
+          <w:szCs w:val="20"/>
+          <w:lang w:eastAsia="en-IN"/>
+        </w:rPr>
+        <w:t>FROM customers c</w:t>
       </w:r>
     </w:p>
     <w:p>
@@ -2477,21 +3763,19 @@
         <w:spacing w:after="0" w:line="240" w:lineRule="auto"/>
         <w:rPr>
           <w:rFonts w:ascii="Courier New" w:eastAsia="Times New Roman" w:hAnsi="Courier New" w:cs="Courier New"/>
-          <w:noProof/>
-          <w:sz w:val="20"/>
-          <w:szCs w:val="20"/>
-          <w:lang w:eastAsia="en-IN"/>
-        </w:rPr>
-      </w:pPr>
-      <w:r>
-        <w:rPr>
-          <w:rFonts w:ascii="Courier New" w:eastAsia="Times New Roman" w:hAnsi="Courier New" w:cs="Courier New"/>
-          <w:noProof/>
-          <w:sz w:val="20"/>
-          <w:szCs w:val="20"/>
-          <w:lang w:eastAsia="en-IN"/>
-        </w:rPr>
-        <w:t xml:space="preserve">    SELECT salary</w:t>
+          <w:sz w:val="20"/>
+          <w:szCs w:val="20"/>
+          <w:lang w:eastAsia="en-IN"/>
+        </w:rPr>
+      </w:pPr>
+      <w:r>
+        <w:rPr>
+          <w:rFonts w:ascii="Courier New" w:eastAsia="Times New Roman" w:hAnsi="Courier New" w:cs="Courier New"/>
+          <w:sz w:val="20"/>
+          <w:szCs w:val="20"/>
+          <w:lang w:eastAsia="en-IN"/>
+        </w:rPr>
+        <w:t>WHERE EXISTS (</w:t>
       </w:r>
     </w:p>
     <w:p>
@@ -2517,21 +3801,19 @@
         <w:spacing w:after="0" w:line="240" w:lineRule="auto"/>
         <w:rPr>
           <w:rFonts w:ascii="Courier New" w:eastAsia="Times New Roman" w:hAnsi="Courier New" w:cs="Courier New"/>
-          <w:noProof/>
-          <w:sz w:val="20"/>
-          <w:szCs w:val="20"/>
-          <w:lang w:eastAsia="en-IN"/>
-        </w:rPr>
-      </w:pPr>
-      <w:r>
-        <w:rPr>
-          <w:rFonts w:ascii="Courier New" w:eastAsia="Times New Roman" w:hAnsi="Courier New" w:cs="Courier New"/>
-          <w:noProof/>
-          <w:sz w:val="20"/>
-          <w:szCs w:val="20"/>
-          <w:lang w:eastAsia="en-IN"/>
-        </w:rPr>
-        <w:t xml:space="preserve">    FROM employees</w:t>
+          <w:sz w:val="20"/>
+          <w:szCs w:val="20"/>
+          <w:lang w:eastAsia="en-IN"/>
+        </w:rPr>
+      </w:pPr>
+      <w:r>
+        <w:rPr>
+          <w:rFonts w:ascii="Courier New" w:eastAsia="Times New Roman" w:hAnsi="Courier New" w:cs="Courier New"/>
+          <w:sz w:val="20"/>
+          <w:szCs w:val="20"/>
+          <w:lang w:eastAsia="en-IN"/>
+        </w:rPr>
+        <w:t xml:space="preserve">    SELECT 1</w:t>
       </w:r>
     </w:p>
     <w:p>
@@ -2557,21 +3839,19 @@
         <w:spacing w:after="0" w:line="240" w:lineRule="auto"/>
         <w:rPr>
           <w:rFonts w:ascii="Courier New" w:eastAsia="Times New Roman" w:hAnsi="Courier New" w:cs="Courier New"/>
-          <w:noProof/>
-          <w:sz w:val="20"/>
-          <w:szCs w:val="20"/>
-          <w:lang w:eastAsia="en-IN"/>
-        </w:rPr>
-      </w:pPr>
-      <w:r>
-        <w:rPr>
-          <w:rFonts w:ascii="Courier New" w:eastAsia="Times New Roman" w:hAnsi="Courier New" w:cs="Courier New"/>
-          <w:noProof/>
-          <w:sz w:val="20"/>
-          <w:szCs w:val="20"/>
-          <w:lang w:eastAsia="en-IN"/>
-        </w:rPr>
-        <w:t xml:space="preserve">    WHERE department = e.department</w:t>
+          <w:sz w:val="20"/>
+          <w:szCs w:val="20"/>
+          <w:lang w:eastAsia="en-IN"/>
+        </w:rPr>
+      </w:pPr>
+      <w:r>
+        <w:rPr>
+          <w:rFonts w:ascii="Courier New" w:eastAsia="Times New Roman" w:hAnsi="Courier New" w:cs="Courier New"/>
+          <w:sz w:val="20"/>
+          <w:szCs w:val="20"/>
+          <w:lang w:eastAsia="en-IN"/>
+        </w:rPr>
+        <w:t xml:space="preserve">    FROM orders o</w:t>
       </w:r>
     </w:p>
     <w:p>
@@ -2597,45 +3877,30 @@
         <w:spacing w:after="0" w:line="240" w:lineRule="auto"/>
         <w:rPr>
           <w:rFonts w:ascii="Courier New" w:eastAsia="Times New Roman" w:hAnsi="Courier New" w:cs="Courier New"/>
-          <w:sz w:val="20"/>
-          <w:szCs w:val="20"/>
-          <w:lang w:eastAsia="en-IN"/>
-        </w:rPr>
-      </w:pPr>
-      <w:r>
-        <w:rPr>
-          <w:rFonts w:ascii="Courier New" w:eastAsia="Times New Roman" w:hAnsi="Courier New" w:cs="Courier New"/>
-          <w:sz w:val="20"/>
-          <w:szCs w:val="20"/>
-          <w:lang w:eastAsia="en-IN"/>
-        </w:rPr>
-        <w:lastRenderedPageBreak/>
-        <w:t>);</w:t>
-      </w:r>
-    </w:p>
-    <w:p>
-      <w:pPr>
-        <w:spacing w:before="100" w:beforeAutospacing="1" w:after="100" w:afterAutospacing="1" w:line="240" w:lineRule="auto"/>
-        <w:outlineLvl w:val="2"/>
-        <w:rPr>
-          <w:rFonts w:ascii="Times New Roman" w:eastAsia="Times New Roman" w:hAnsi="Times New Roman" w:cs="Times New Roman"/>
-          <w:b/>
-          <w:bCs/>
-          <w:sz w:val="27"/>
-          <w:szCs w:val="27"/>
-          <w:lang w:eastAsia="en-IN"/>
-        </w:rPr>
-      </w:pPr>
-      <w:r>
-        <w:rPr>
-          <w:rFonts w:ascii="Times New Roman" w:eastAsia="Times New Roman" w:hAnsi="Times New Roman" w:cs="Times New Roman"/>
-          <w:b/>
-          <w:bCs/>
-          <w:sz w:val="27"/>
-          <w:szCs w:val="27"/>
-          <w:lang w:eastAsia="en-IN"/>
-        </w:rPr>
-        <w:t>Meaning</w:t>
+          <w:noProof/>
+          <w:sz w:val="20"/>
+          <w:szCs w:val="20"/>
+          <w:lang w:eastAsia="en-IN"/>
+        </w:rPr>
+      </w:pPr>
+      <w:r>
+        <w:rPr>
+          <w:rFonts w:ascii="Courier New" w:eastAsia="Times New Roman" w:hAnsi="Courier New" w:cs="Courier New"/>
+          <w:sz w:val="20"/>
+          <w:szCs w:val="20"/>
+          <w:lang w:eastAsia="en-IN"/>
+        </w:rPr>
+        <w:t xml:space="preserve">    </w:t>
+      </w:r>
+      <w:r>
+        <w:rPr>
+          <w:rFonts w:ascii="Courier New" w:eastAsia="Times New Roman" w:hAnsi="Courier New" w:cs="Courier New"/>
+          <w:noProof/>
+          <w:sz w:val="20"/>
+          <w:szCs w:val="20"/>
+          <w:lang w:eastAsia="en-IN"/>
+        </w:rPr>
+        <w:t>WHERE o.customer_id = c.customer_id</w:t>
       </w:r>
     </w:p>
     <w:p>
@@ -2661,39 +3926,21 @@
         <w:spacing w:after="0" w:line="240" w:lineRule="auto"/>
         <w:rPr>
           <w:rFonts w:ascii="Courier New" w:eastAsia="Times New Roman" w:hAnsi="Courier New" w:cs="Courier New"/>
-          <w:sz w:val="20"/>
-          <w:szCs w:val="20"/>
-          <w:lang w:eastAsia="en-IN"/>
-        </w:rPr>
-      </w:pPr>
-      <w:r>
-        <w:rPr>
-          <w:rFonts w:ascii="Courier New" w:eastAsia="Times New Roman" w:hAnsi="Courier New" w:cs="Courier New"/>
-          <w:sz w:val="20"/>
-          <w:szCs w:val="20"/>
-          <w:lang w:eastAsia="en-IN"/>
-        </w:rPr>
-        <w:t>TRUE if condition matches at least one value</w:t>
-      </w:r>
-    </w:p>
-    <w:p>
-      <w:pPr>
-        <w:spacing w:before="100" w:beforeAutospacing="1" w:after="100" w:afterAutospacing="1" w:line="240" w:lineRule="auto"/>
-        <w:rPr>
-          <w:rFonts w:ascii="Times New Roman" w:eastAsia="Times New Roman" w:hAnsi="Times New Roman" w:cs="Times New Roman"/>
-          <w:sz w:val="24"/>
-          <w:szCs w:val="24"/>
-          <w:lang w:eastAsia="en-IN"/>
-        </w:rPr>
-      </w:pPr>
-      <w:r>
-        <w:rPr>
-          <w:rFonts w:ascii="Times New Roman" w:eastAsia="Times New Roman" w:hAnsi="Times New Roman" w:cs="Times New Roman"/>
-          <w:sz w:val="24"/>
-          <w:szCs w:val="24"/>
-          <w:lang w:eastAsia="en-IN"/>
-        </w:rPr>
-        <w:t>Equivalent to:</w:t>
+          <w:noProof/>
+          <w:sz w:val="20"/>
+          <w:szCs w:val="20"/>
+          <w:lang w:eastAsia="en-IN"/>
+        </w:rPr>
+      </w:pPr>
+      <w:r>
+        <w:rPr>
+          <w:rFonts w:ascii="Courier New" w:eastAsia="Times New Roman" w:hAnsi="Courier New" w:cs="Courier New"/>
+          <w:noProof/>
+          <w:sz w:val="20"/>
+          <w:szCs w:val="20"/>
+          <w:lang w:eastAsia="en-IN"/>
+        </w:rPr>
+        <w:t xml:space="preserve">    AND o.order_date &gt;= c.signup_date</w:t>
       </w:r>
     </w:p>
     <w:p>
@@ -2724,108 +3971,14 @@
           <w:lang w:eastAsia="en-IN"/>
         </w:rPr>
       </w:pPr>
-      <w:proofErr w:type="gramStart"/>
-      <w:r>
-        <w:rPr>
-          <w:rFonts w:ascii="Courier New" w:eastAsia="Times New Roman" w:hAnsi="Courier New" w:cs="Courier New"/>
-          <w:sz w:val="20"/>
-          <w:szCs w:val="20"/>
-          <w:lang w:eastAsia="en-IN"/>
-        </w:rPr>
-        <w:t>salary</w:t>
-      </w:r>
-      <w:proofErr w:type="gramEnd"/>
-      <w:r>
-        <w:rPr>
-          <w:rFonts w:ascii="Courier New" w:eastAsia="Times New Roman" w:hAnsi="Courier New" w:cs="Courier New"/>
-          <w:sz w:val="20"/>
-          <w:szCs w:val="20"/>
-          <w:lang w:eastAsia="en-IN"/>
-        </w:rPr>
-        <w:t xml:space="preserve"> &gt; MIN(department salaries)</w:t>
-      </w:r>
-    </w:p>
-    <w:p>
-      <w:pPr>
-        <w:spacing w:after="0" w:line="240" w:lineRule="auto"/>
-        <w:rPr>
-          <w:rFonts w:ascii="Times New Roman" w:eastAsia="Times New Roman" w:hAnsi="Times New Roman" w:cs="Times New Roman"/>
-          <w:sz w:val="24"/>
-          <w:szCs w:val="24"/>
-          <w:lang w:eastAsia="en-IN"/>
-        </w:rPr>
-      </w:pPr>
-      <w:r>
-        <w:rPr>
-          <w:rFonts w:ascii="Times New Roman" w:eastAsia="Times New Roman" w:hAnsi="Times New Roman" w:cs="Times New Roman"/>
-          <w:sz w:val="24"/>
-          <w:szCs w:val="24"/>
-          <w:lang w:eastAsia="en-IN"/>
-        </w:rPr>
-        <w:pict>
-          <v:rect id="_x0000_i1030" style="width:0;height:1.5pt" o:hralign="center" o:hrstd="t" o:hr="t" fillcolor="#a0a0a0" stroked="f"/>
-        </w:pict>
-      </w:r>
-    </w:p>
-    <w:p>
-      <w:pPr>
-        <w:spacing w:before="100" w:beforeAutospacing="1" w:after="100" w:afterAutospacing="1" w:line="240" w:lineRule="auto"/>
-        <w:outlineLvl w:val="1"/>
-        <w:rPr>
-          <w:rFonts w:ascii="Times New Roman" w:eastAsia="Times New Roman" w:hAnsi="Times New Roman" w:cs="Times New Roman"/>
-          <w:b/>
-          <w:bCs/>
-          <w:sz w:val="36"/>
-          <w:szCs w:val="36"/>
-          <w:lang w:eastAsia="en-IN"/>
-        </w:rPr>
-      </w:pPr>
-      <w:r>
-        <w:rPr>
-          <w:rFonts w:ascii="Times New Roman" w:eastAsia="Times New Roman" w:hAnsi="Times New Roman" w:cs="Times New Roman"/>
-          <w:b/>
-          <w:bCs/>
-          <w:sz w:val="36"/>
-          <w:szCs w:val="36"/>
-          <w:lang w:eastAsia="en-IN"/>
-        </w:rPr>
-        <w:t xml:space="preserve">5. </w:t>
-      </w:r>
-      <w:r>
-        <w:rPr>
-          <w:rFonts w:ascii="Courier New" w:eastAsia="Times New Roman" w:hAnsi="Courier New" w:cs="Courier New"/>
-          <w:b/>
-          <w:bCs/>
-          <w:sz w:val="20"/>
-          <w:szCs w:val="20"/>
-          <w:lang w:eastAsia="en-IN"/>
-        </w:rPr>
-        <w:t>ALL</w:t>
-      </w:r>
-    </w:p>
-    <w:p>
-      <w:pPr>
-        <w:spacing w:before="100" w:beforeAutospacing="1" w:after="100" w:afterAutospacing="1" w:line="240" w:lineRule="auto"/>
-        <w:outlineLvl w:val="2"/>
-        <w:rPr>
-          <w:rFonts w:ascii="Times New Roman" w:eastAsia="Times New Roman" w:hAnsi="Times New Roman" w:cs="Times New Roman"/>
-          <w:b/>
-          <w:bCs/>
-          <w:sz w:val="27"/>
-          <w:szCs w:val="27"/>
-          <w:lang w:eastAsia="en-IN"/>
-        </w:rPr>
-      </w:pPr>
-      <w:r>
-        <w:rPr>
-          <w:rFonts w:ascii="Times New Roman" w:eastAsia="Times New Roman" w:hAnsi="Times New Roman" w:cs="Times New Roman"/>
-          <w:b/>
-          <w:bCs/>
-          <w:sz w:val="27"/>
-          <w:szCs w:val="27"/>
-          <w:lang w:eastAsia="en-IN"/>
-        </w:rPr>
-        <w:t>Example</w:t>
+      <w:r>
+        <w:rPr>
+          <w:rFonts w:ascii="Courier New" w:eastAsia="Times New Roman" w:hAnsi="Courier New" w:cs="Courier New"/>
+          <w:sz w:val="20"/>
+          <w:szCs w:val="20"/>
+          <w:lang w:eastAsia="en-IN"/>
+        </w:rPr>
+        <w:t>);</w:t>
       </w:r>
     </w:p>
     <w:p>
@@ -2851,19 +4004,105 @@
         <w:spacing w:after="0" w:line="240" w:lineRule="auto"/>
         <w:rPr>
           <w:rFonts w:ascii="Courier New" w:eastAsia="Times New Roman" w:hAnsi="Courier New" w:cs="Courier New"/>
-          <w:sz w:val="20"/>
-          <w:szCs w:val="20"/>
-          <w:lang w:eastAsia="en-IN"/>
-        </w:rPr>
-      </w:pPr>
-      <w:r>
-        <w:rPr>
-          <w:rFonts w:ascii="Courier New" w:eastAsia="Times New Roman" w:hAnsi="Courier New" w:cs="Courier New"/>
-          <w:sz w:val="20"/>
-          <w:szCs w:val="20"/>
-          <w:lang w:eastAsia="en-IN"/>
-        </w:rPr>
-        <w:t>SELECT *</w:t>
+          <w:noProof/>
+          <w:sz w:val="20"/>
+          <w:szCs w:val="20"/>
+          <w:lang w:eastAsia="en-IN"/>
+        </w:rPr>
+      </w:pPr>
+    </w:p>
+    <w:p>
+      <w:pPr>
+        <w:spacing w:after="0" w:line="240" w:lineRule="auto"/>
+        <w:rPr>
+          <w:rFonts w:ascii="Times New Roman" w:eastAsia="Times New Roman" w:hAnsi="Times New Roman" w:cs="Times New Roman"/>
+          <w:sz w:val="24"/>
+          <w:szCs w:val="24"/>
+          <w:lang w:eastAsia="en-IN"/>
+        </w:rPr>
+      </w:pPr>
+      <w:r>
+        <w:rPr>
+          <w:rFonts w:ascii="Times New Roman" w:eastAsia="Times New Roman" w:hAnsi="Times New Roman" w:cs="Times New Roman"/>
+          <w:sz w:val="24"/>
+          <w:szCs w:val="24"/>
+          <w:lang w:eastAsia="en-IN"/>
+        </w:rPr>
+        <w:pict>
+          <v:rect id="_x0000_i1025" style="width:0;height:1.5pt" o:hralign="center" o:hrstd="t" o:hr="t" fillcolor="#a0a0a0" stroked="f"/>
+        </w:pict>
+      </w:r>
+    </w:p>
+    <w:p>
+      <w:pPr>
+        <w:spacing w:before="100" w:beforeAutospacing="1" w:after="100" w:afterAutospacing="1" w:line="240" w:lineRule="auto"/>
+        <w:outlineLvl w:val="1"/>
+        <w:rPr>
+          <w:rFonts w:ascii="Times New Roman" w:eastAsia="Times New Roman" w:hAnsi="Times New Roman" w:cs="Times New Roman"/>
+          <w:b/>
+          <w:bCs/>
+          <w:sz w:val="36"/>
+          <w:szCs w:val="36"/>
+          <w:lang w:eastAsia="en-IN"/>
+        </w:rPr>
+      </w:pPr>
+      <w:r>
+        <w:rPr>
+          <w:rFonts w:ascii="Times New Roman" w:eastAsia="Times New Roman" w:hAnsi="Times New Roman" w:cs="Times New Roman"/>
+          <w:b/>
+          <w:bCs/>
+          <w:sz w:val="36"/>
+          <w:szCs w:val="36"/>
+          <w:lang w:eastAsia="en-IN"/>
+        </w:rPr>
+        <w:t xml:space="preserve">2. </w:t>
+      </w:r>
+      <w:r>
+        <w:rPr>
+          <w:rFonts w:ascii="Courier New" w:eastAsia="Times New Roman" w:hAnsi="Courier New" w:cs="Courier New"/>
+          <w:b/>
+          <w:bCs/>
+          <w:sz w:val="20"/>
+          <w:szCs w:val="20"/>
+          <w:lang w:eastAsia="en-IN"/>
+        </w:rPr>
+        <w:t>NOT IN</w:t>
+      </w:r>
+      <w:r>
+        <w:rPr>
+          <w:rFonts w:ascii="Times New Roman" w:eastAsia="Times New Roman" w:hAnsi="Times New Roman" w:cs="Times New Roman"/>
+          <w:b/>
+          <w:bCs/>
+          <w:sz w:val="36"/>
+          <w:szCs w:val="36"/>
+          <w:lang w:eastAsia="en-IN"/>
+        </w:rPr>
+        <w:t xml:space="preserve"> (Correlated)</w:t>
+      </w:r>
+    </w:p>
+    <w:p>
+      <w:pPr>
+        <w:spacing w:before="100" w:beforeAutospacing="1" w:after="100" w:afterAutospacing="1" w:line="240" w:lineRule="auto"/>
+        <w:outlineLvl w:val="2"/>
+        <w:rPr>
+          <w:rFonts w:ascii="Times New Roman" w:eastAsia="Times New Roman" w:hAnsi="Times New Roman" w:cs="Times New Roman"/>
+          <w:b/>
+          <w:bCs/>
+          <w:sz w:val="27"/>
+          <w:szCs w:val="27"/>
+          <w:lang w:eastAsia="en-IN"/>
+        </w:rPr>
+      </w:pPr>
+      <w:r>
+        <w:rPr>
+          <w:rFonts w:ascii="Times New Roman" w:eastAsia="Times New Roman" w:hAnsi="Times New Roman" w:cs="Times New Roman"/>
+          <w:b/>
+          <w:bCs/>
+          <w:sz w:val="27"/>
+          <w:szCs w:val="27"/>
+          <w:lang w:eastAsia="en-IN"/>
+        </w:rPr>
+        <w:t>Example</w:t>
       </w:r>
     </w:p>
     <w:p>
@@ -2889,19 +4128,21 @@
         <w:spacing w:after="0" w:line="240" w:lineRule="auto"/>
         <w:rPr>
           <w:rFonts w:ascii="Courier New" w:eastAsia="Times New Roman" w:hAnsi="Courier New" w:cs="Courier New"/>
-          <w:sz w:val="20"/>
-          <w:szCs w:val="20"/>
-          <w:lang w:eastAsia="en-IN"/>
-        </w:rPr>
-      </w:pPr>
-      <w:r>
-        <w:rPr>
-          <w:rFonts w:ascii="Courier New" w:eastAsia="Times New Roman" w:hAnsi="Courier New" w:cs="Courier New"/>
-          <w:sz w:val="20"/>
-          <w:szCs w:val="20"/>
-          <w:lang w:eastAsia="en-IN"/>
-        </w:rPr>
-        <w:t>FROM employees e</w:t>
+          <w:noProof/>
+          <w:sz w:val="20"/>
+          <w:szCs w:val="20"/>
+          <w:lang w:eastAsia="en-IN"/>
+        </w:rPr>
+      </w:pPr>
+      <w:r>
+        <w:rPr>
+          <w:rFonts w:ascii="Courier New" w:eastAsia="Times New Roman" w:hAnsi="Courier New" w:cs="Courier New"/>
+          <w:noProof/>
+          <w:sz w:val="20"/>
+          <w:szCs w:val="20"/>
+          <w:lang w:eastAsia="en-IN"/>
+        </w:rPr>
+        <w:t>SELECT *</w:t>
       </w:r>
     </w:p>
     <w:p>
@@ -2927,39 +4168,21 @@
         <w:spacing w:after="0" w:line="240" w:lineRule="auto"/>
         <w:rPr>
           <w:rFonts w:ascii="Courier New" w:eastAsia="Times New Roman" w:hAnsi="Courier New" w:cs="Courier New"/>
-          <w:sz w:val="20"/>
-          <w:szCs w:val="20"/>
-          <w:lang w:eastAsia="en-IN"/>
-        </w:rPr>
-      </w:pPr>
-      <w:r>
-        <w:rPr>
-          <w:rFonts w:ascii="Courier New" w:eastAsia="Times New Roman" w:hAnsi="Courier New" w:cs="Courier New"/>
-          <w:sz w:val="20"/>
-          <w:szCs w:val="20"/>
-          <w:lang w:eastAsia="en-IN"/>
-        </w:rPr>
-        <w:t xml:space="preserve">WHERE </w:t>
-      </w:r>
-      <w:proofErr w:type="spellStart"/>
-      <w:r>
-        <w:rPr>
-          <w:rFonts w:ascii="Courier New" w:eastAsia="Times New Roman" w:hAnsi="Courier New" w:cs="Courier New"/>
-          <w:sz w:val="20"/>
-          <w:szCs w:val="20"/>
-          <w:lang w:eastAsia="en-IN"/>
-        </w:rPr>
-        <w:t>e.salary</w:t>
-      </w:r>
-      <w:proofErr w:type="spellEnd"/>
-      <w:r>
-        <w:rPr>
-          <w:rFonts w:ascii="Courier New" w:eastAsia="Times New Roman" w:hAnsi="Courier New" w:cs="Courier New"/>
-          <w:sz w:val="20"/>
-          <w:szCs w:val="20"/>
-          <w:lang w:eastAsia="en-IN"/>
-        </w:rPr>
-        <w:t xml:space="preserve"> &gt; ALL (</w:t>
+          <w:noProof/>
+          <w:sz w:val="20"/>
+          <w:szCs w:val="20"/>
+          <w:lang w:eastAsia="en-IN"/>
+        </w:rPr>
+      </w:pPr>
+      <w:r>
+        <w:rPr>
+          <w:rFonts w:ascii="Courier New" w:eastAsia="Times New Roman" w:hAnsi="Courier New" w:cs="Courier New"/>
+          <w:noProof/>
+          <w:sz w:val="20"/>
+          <w:szCs w:val="20"/>
+          <w:lang w:eastAsia="en-IN"/>
+        </w:rPr>
+        <w:t>FROM customers c</w:t>
       </w:r>
     </w:p>
     <w:p>
@@ -2985,19 +4208,21 @@
         <w:spacing w:after="0" w:line="240" w:lineRule="auto"/>
         <w:rPr>
           <w:rFonts w:ascii="Courier New" w:eastAsia="Times New Roman" w:hAnsi="Courier New" w:cs="Courier New"/>
-          <w:sz w:val="20"/>
-          <w:szCs w:val="20"/>
-          <w:lang w:eastAsia="en-IN"/>
-        </w:rPr>
-      </w:pPr>
-      <w:r>
-        <w:rPr>
-          <w:rFonts w:ascii="Courier New" w:eastAsia="Times New Roman" w:hAnsi="Courier New" w:cs="Courier New"/>
-          <w:sz w:val="20"/>
-          <w:szCs w:val="20"/>
-          <w:lang w:eastAsia="en-IN"/>
-        </w:rPr>
-        <w:t xml:space="preserve">    SELECT salary</w:t>
+          <w:noProof/>
+          <w:sz w:val="20"/>
+          <w:szCs w:val="20"/>
+          <w:lang w:eastAsia="en-IN"/>
+        </w:rPr>
+      </w:pPr>
+      <w:r>
+        <w:rPr>
+          <w:rFonts w:ascii="Courier New" w:eastAsia="Times New Roman" w:hAnsi="Courier New" w:cs="Courier New"/>
+          <w:noProof/>
+          <w:sz w:val="20"/>
+          <w:szCs w:val="20"/>
+          <w:lang w:eastAsia="en-IN"/>
+        </w:rPr>
+        <w:t>WHERE c.customer_id NOT IN (</w:t>
       </w:r>
     </w:p>
     <w:p>
@@ -3023,19 +4248,21 @@
         <w:spacing w:after="0" w:line="240" w:lineRule="auto"/>
         <w:rPr>
           <w:rFonts w:ascii="Courier New" w:eastAsia="Times New Roman" w:hAnsi="Courier New" w:cs="Courier New"/>
-          <w:sz w:val="20"/>
-          <w:szCs w:val="20"/>
-          <w:lang w:eastAsia="en-IN"/>
-        </w:rPr>
-      </w:pPr>
-      <w:r>
-        <w:rPr>
-          <w:rFonts w:ascii="Courier New" w:eastAsia="Times New Roman" w:hAnsi="Courier New" w:cs="Courier New"/>
-          <w:sz w:val="20"/>
-          <w:szCs w:val="20"/>
-          <w:lang w:eastAsia="en-IN"/>
-        </w:rPr>
-        <w:t xml:space="preserve">    FROM employees</w:t>
+          <w:noProof/>
+          <w:sz w:val="20"/>
+          <w:szCs w:val="20"/>
+          <w:lang w:eastAsia="en-IN"/>
+        </w:rPr>
+      </w:pPr>
+      <w:r>
+        <w:rPr>
+          <w:rFonts w:ascii="Courier New" w:eastAsia="Times New Roman" w:hAnsi="Courier New" w:cs="Courier New"/>
+          <w:noProof/>
+          <w:sz w:val="20"/>
+          <w:szCs w:val="20"/>
+          <w:lang w:eastAsia="en-IN"/>
+        </w:rPr>
+        <w:t xml:space="preserve">    SELECT o.customer_id</w:t>
       </w:r>
     </w:p>
     <w:p>
@@ -3061,31 +4288,22 @@
         <w:spacing w:after="0" w:line="240" w:lineRule="auto"/>
         <w:rPr>
           <w:rFonts w:ascii="Courier New" w:eastAsia="Times New Roman" w:hAnsi="Courier New" w:cs="Courier New"/>
-          <w:sz w:val="20"/>
-          <w:szCs w:val="20"/>
-          <w:lang w:eastAsia="en-IN"/>
-        </w:rPr>
-      </w:pPr>
-      <w:r>
-        <w:rPr>
-          <w:rFonts w:ascii="Courier New" w:eastAsia="Times New Roman" w:hAnsi="Courier New" w:cs="Courier New"/>
-          <w:sz w:val="20"/>
-          <w:szCs w:val="20"/>
-          <w:lang w:eastAsia="en-IN"/>
-        </w:rPr>
-        <w:t xml:space="preserve">    WHERE department = </w:t>
-      </w:r>
-      <w:proofErr w:type="spellStart"/>
-      <w:r>
-        <w:rPr>
-          <w:rFonts w:ascii="Courier New" w:eastAsia="Times New Roman" w:hAnsi="Courier New" w:cs="Courier New"/>
-          <w:sz w:val="20"/>
-          <w:szCs w:val="20"/>
-          <w:lang w:eastAsia="en-IN"/>
-        </w:rPr>
-        <w:t>e.department</w:t>
-      </w:r>
-      <w:proofErr w:type="spellEnd"/>
+          <w:noProof/>
+          <w:sz w:val="20"/>
+          <w:szCs w:val="20"/>
+          <w:lang w:eastAsia="en-IN"/>
+        </w:rPr>
+      </w:pPr>
+      <w:r>
+        <w:rPr>
+          <w:rFonts w:ascii="Courier New" w:eastAsia="Times New Roman" w:hAnsi="Courier New" w:cs="Courier New"/>
+          <w:noProof/>
+          <w:sz w:val="20"/>
+          <w:szCs w:val="20"/>
+          <w:lang w:eastAsia="en-IN"/>
+        </w:rPr>
+        <w:t xml:space="preserve">    FROM orders o</w:t>
+      </w:r>
     </w:p>
     <w:p>
       <w:pPr>
@@ -3110,44 +4328,21 @@
         <w:spacing w:after="0" w:line="240" w:lineRule="auto"/>
         <w:rPr>
           <w:rFonts w:ascii="Courier New" w:eastAsia="Times New Roman" w:hAnsi="Courier New" w:cs="Courier New"/>
-          <w:sz w:val="20"/>
-          <w:szCs w:val="20"/>
-          <w:lang w:eastAsia="en-IN"/>
-        </w:rPr>
-      </w:pPr>
-      <w:r>
-        <w:rPr>
-          <w:rFonts w:ascii="Courier New" w:eastAsia="Times New Roman" w:hAnsi="Courier New" w:cs="Courier New"/>
-          <w:sz w:val="20"/>
-          <w:szCs w:val="20"/>
-          <w:lang w:eastAsia="en-IN"/>
-        </w:rPr>
-        <w:t>);</w:t>
-      </w:r>
-    </w:p>
-    <w:p>
-      <w:pPr>
-        <w:spacing w:before="100" w:beforeAutospacing="1" w:after="100" w:afterAutospacing="1" w:line="240" w:lineRule="auto"/>
-        <w:outlineLvl w:val="2"/>
-        <w:rPr>
-          <w:rFonts w:ascii="Times New Roman" w:eastAsia="Times New Roman" w:hAnsi="Times New Roman" w:cs="Times New Roman"/>
-          <w:b/>
-          <w:bCs/>
-          <w:sz w:val="27"/>
-          <w:szCs w:val="27"/>
-          <w:lang w:eastAsia="en-IN"/>
-        </w:rPr>
-      </w:pPr>
-      <w:r>
-        <w:rPr>
-          <w:rFonts w:ascii="Times New Roman" w:eastAsia="Times New Roman" w:hAnsi="Times New Roman" w:cs="Times New Roman"/>
-          <w:b/>
-          <w:bCs/>
-          <w:sz w:val="27"/>
-          <w:szCs w:val="27"/>
-          <w:lang w:eastAsia="en-IN"/>
-        </w:rPr>
-        <w:t>Meaning</w:t>
+          <w:noProof/>
+          <w:sz w:val="20"/>
+          <w:szCs w:val="20"/>
+          <w:lang w:eastAsia="en-IN"/>
+        </w:rPr>
+      </w:pPr>
+      <w:r>
+        <w:rPr>
+          <w:rFonts w:ascii="Courier New" w:eastAsia="Times New Roman" w:hAnsi="Courier New" w:cs="Courier New"/>
+          <w:noProof/>
+          <w:sz w:val="20"/>
+          <w:szCs w:val="20"/>
+          <w:lang w:eastAsia="en-IN"/>
+        </w:rPr>
+        <w:t xml:space="preserve">    WHERE o.status = 'ACTIVE'</w:t>
       </w:r>
     </w:p>
     <w:p>
@@ -3173,39 +4368,347 @@
         <w:spacing w:after="0" w:line="240" w:lineRule="auto"/>
         <w:rPr>
           <w:rFonts w:ascii="Courier New" w:eastAsia="Times New Roman" w:hAnsi="Courier New" w:cs="Courier New"/>
-          <w:sz w:val="20"/>
-          <w:szCs w:val="20"/>
-          <w:lang w:eastAsia="en-IN"/>
-        </w:rPr>
-      </w:pPr>
-      <w:r>
-        <w:rPr>
-          <w:rFonts w:ascii="Courier New" w:eastAsia="Times New Roman" w:hAnsi="Courier New" w:cs="Courier New"/>
-          <w:sz w:val="20"/>
-          <w:szCs w:val="20"/>
-          <w:lang w:eastAsia="en-IN"/>
-        </w:rPr>
-        <w:t>TRUE only if condition matches ALL values</w:t>
+          <w:noProof/>
+          <w:sz w:val="20"/>
+          <w:szCs w:val="20"/>
+          <w:lang w:eastAsia="en-IN"/>
+        </w:rPr>
+      </w:pPr>
+      <w:r>
+        <w:rPr>
+          <w:rFonts w:ascii="Courier New" w:eastAsia="Times New Roman" w:hAnsi="Courier New" w:cs="Courier New"/>
+          <w:noProof/>
+          <w:sz w:val="20"/>
+          <w:szCs w:val="20"/>
+          <w:lang w:eastAsia="en-IN"/>
+        </w:rPr>
+        <w:t>);</w:t>
       </w:r>
     </w:p>
     <w:p>
       <w:pPr>
         <w:spacing w:before="100" w:beforeAutospacing="1" w:after="100" w:afterAutospacing="1" w:line="240" w:lineRule="auto"/>
-        <w:rPr>
-          <w:rFonts w:ascii="Times New Roman" w:eastAsia="Times New Roman" w:hAnsi="Times New Roman" w:cs="Times New Roman"/>
-          <w:sz w:val="24"/>
-          <w:szCs w:val="24"/>
-          <w:lang w:eastAsia="en-IN"/>
-        </w:rPr>
-      </w:pPr>
-      <w:r>
-        <w:rPr>
-          <w:rFonts w:ascii="Times New Roman" w:eastAsia="Times New Roman" w:hAnsi="Times New Roman" w:cs="Times New Roman"/>
-          <w:sz w:val="24"/>
-          <w:szCs w:val="24"/>
-          <w:lang w:eastAsia="en-IN"/>
-        </w:rPr>
-        <w:t>Equivalent to:</w:t>
+        <w:outlineLvl w:val="2"/>
+        <w:rPr>
+          <w:rFonts w:ascii="Times New Roman" w:eastAsia="Times New Roman" w:hAnsi="Times New Roman" w:cs="Times New Roman"/>
+          <w:b/>
+          <w:bCs/>
+          <w:sz w:val="27"/>
+          <w:szCs w:val="27"/>
+          <w:lang w:eastAsia="en-IN"/>
+        </w:rPr>
+      </w:pPr>
+      <w:r>
+        <w:rPr>
+          <w:rFonts w:ascii="Times New Roman" w:eastAsia="Times New Roman" w:hAnsi="Times New Roman" w:cs="Times New Roman"/>
+          <w:b/>
+          <w:bCs/>
+          <w:sz w:val="27"/>
+          <w:szCs w:val="27"/>
+          <w:lang w:eastAsia="en-IN"/>
+        </w:rPr>
+        <w:t>Why it’s risky</w:t>
+      </w:r>
+    </w:p>
+    <w:p>
+      <w:pPr>
+        <w:numPr>
+          <w:ilvl w:val="0"/>
+          <w:numId w:val="3"/>
+        </w:numPr>
+        <w:spacing w:before="100" w:beforeAutospacing="1" w:after="100" w:afterAutospacing="1" w:line="240" w:lineRule="auto"/>
+        <w:rPr>
+          <w:rFonts w:ascii="Times New Roman" w:eastAsia="Times New Roman" w:hAnsi="Times New Roman" w:cs="Times New Roman"/>
+          <w:sz w:val="24"/>
+          <w:szCs w:val="24"/>
+          <w:lang w:eastAsia="en-IN"/>
+        </w:rPr>
+      </w:pPr>
+      <w:r>
+        <w:rPr>
+          <w:rFonts w:ascii="Times New Roman" w:eastAsia="Times New Roman" w:hAnsi="Times New Roman" w:cs="Times New Roman"/>
+          <w:sz w:val="24"/>
+          <w:szCs w:val="24"/>
+          <w:lang w:eastAsia="en-IN"/>
+        </w:rPr>
+        <w:t>If</w:t>
+      </w:r>
+      <w:r>
+        <w:rPr>
+          <w:rFonts w:ascii="Times New Roman" w:eastAsia="Times New Roman" w:hAnsi="Times New Roman" w:cs="Times New Roman"/>
+          <w:noProof/>
+          <w:sz w:val="24"/>
+          <w:szCs w:val="24"/>
+          <w:lang w:eastAsia="en-IN"/>
+        </w:rPr>
+        <w:t xml:space="preserve"> subquery </w:t>
+      </w:r>
+      <w:r>
+        <w:rPr>
+          <w:rFonts w:ascii="Times New Roman" w:eastAsia="Times New Roman" w:hAnsi="Times New Roman" w:cs="Times New Roman"/>
+          <w:sz w:val="24"/>
+          <w:szCs w:val="24"/>
+          <w:lang w:eastAsia="en-IN"/>
+        </w:rPr>
+        <w:t xml:space="preserve">returns </w:t>
+      </w:r>
+      <w:r>
+        <w:rPr>
+          <w:rFonts w:ascii="Times New Roman" w:eastAsia="Times New Roman" w:hAnsi="Times New Roman" w:cs="Times New Roman"/>
+          <w:b/>
+          <w:bCs/>
+          <w:sz w:val="24"/>
+          <w:szCs w:val="24"/>
+          <w:lang w:eastAsia="en-IN"/>
+        </w:rPr>
+        <w:t>even one NULL</w:t>
+      </w:r>
+    </w:p>
+    <w:p>
+      <w:pPr>
+        <w:numPr>
+          <w:ilvl w:val="0"/>
+          <w:numId w:val="3"/>
+        </w:numPr>
+        <w:spacing w:before="100" w:beforeAutospacing="1" w:after="100" w:afterAutospacing="1" w:line="240" w:lineRule="auto"/>
+        <w:rPr>
+          <w:rFonts w:ascii="Times New Roman" w:eastAsia="Times New Roman" w:hAnsi="Times New Roman" w:cs="Times New Roman"/>
+          <w:sz w:val="24"/>
+          <w:szCs w:val="24"/>
+          <w:lang w:eastAsia="en-IN"/>
+        </w:rPr>
+      </w:pPr>
+      <w:r>
+        <w:rPr>
+          <w:rFonts w:ascii="Times New Roman" w:eastAsia="Times New Roman" w:hAnsi="Times New Roman" w:cs="Times New Roman"/>
+          <w:sz w:val="24"/>
+          <w:szCs w:val="24"/>
+          <w:lang w:eastAsia="en-IN"/>
+        </w:rPr>
+        <w:t>Entire condition becomes UNKNOWN</w:t>
+      </w:r>
+    </w:p>
+    <w:p>
+      <w:pPr>
+        <w:numPr>
+          <w:ilvl w:val="0"/>
+          <w:numId w:val="3"/>
+        </w:numPr>
+        <w:spacing w:before="100" w:beforeAutospacing="1" w:after="100" w:afterAutospacing="1" w:line="240" w:lineRule="auto"/>
+        <w:rPr>
+          <w:rFonts w:ascii="Times New Roman" w:eastAsia="Times New Roman" w:hAnsi="Times New Roman" w:cs="Times New Roman"/>
+          <w:sz w:val="24"/>
+          <w:szCs w:val="24"/>
+          <w:lang w:eastAsia="en-IN"/>
+        </w:rPr>
+      </w:pPr>
+      <w:r>
+        <w:rPr>
+          <w:rFonts w:ascii="Times New Roman" w:eastAsia="Times New Roman" w:hAnsi="Times New Roman" w:cs="Times New Roman"/>
+          <w:sz w:val="24"/>
+          <w:szCs w:val="24"/>
+          <w:lang w:eastAsia="en-IN"/>
+        </w:rPr>
+        <w:t xml:space="preserve">Result set may be </w:t>
+      </w:r>
+      <w:r>
+        <w:rPr>
+          <w:rFonts w:ascii="Times New Roman" w:eastAsia="Times New Roman" w:hAnsi="Times New Roman" w:cs="Times New Roman"/>
+          <w:b/>
+          <w:bCs/>
+          <w:sz w:val="24"/>
+          <w:szCs w:val="24"/>
+          <w:lang w:eastAsia="en-IN"/>
+        </w:rPr>
+        <w:t>empty</w:t>
+      </w:r>
+    </w:p>
+    <w:p>
+      <w:pPr>
+        <w:spacing w:before="100" w:beforeAutospacing="1" w:after="100" w:afterAutospacing="1" w:line="240" w:lineRule="auto"/>
+        <w:rPr>
+          <w:rFonts w:ascii="Times New Roman" w:eastAsia="Times New Roman" w:hAnsi="Times New Roman" w:cs="Times New Roman"/>
+          <w:sz w:val="24"/>
+          <w:szCs w:val="24"/>
+          <w:lang w:eastAsia="en-IN"/>
+        </w:rPr>
+      </w:pPr>
+      <w:r>
+        <w:rPr>
+          <w:rFonts w:ascii="Times New Roman" w:eastAsia="Times New Roman" w:hAnsi="Times New Roman" w:cs="Times New Roman"/>
+          <w:b/>
+          <w:bCs/>
+          <w:sz w:val="24"/>
+          <w:szCs w:val="24"/>
+          <w:lang w:eastAsia="en-IN"/>
+        </w:rPr>
+        <w:t>Avoid in real systems</w:t>
+      </w:r>
+    </w:p>
+    <w:p>
+      <w:pPr>
+        <w:spacing w:after="0" w:line="240" w:lineRule="auto"/>
+        <w:rPr>
+          <w:rFonts w:ascii="Times New Roman" w:eastAsia="Times New Roman" w:hAnsi="Times New Roman" w:cs="Times New Roman"/>
+          <w:sz w:val="24"/>
+          <w:szCs w:val="24"/>
+          <w:lang w:eastAsia="en-IN"/>
+        </w:rPr>
+      </w:pPr>
+      <w:r>
+        <w:rPr>
+          <w:rFonts w:ascii="Times New Roman" w:eastAsia="Times New Roman" w:hAnsi="Times New Roman" w:cs="Times New Roman"/>
+          <w:sz w:val="24"/>
+          <w:szCs w:val="24"/>
+          <w:lang w:eastAsia="en-IN"/>
+        </w:rPr>
+        <w:pict>
+          <v:rect id="_x0000_i1026" style="width:0;height:1.5pt" o:hralign="center" o:hrstd="t" o:hr="t" fillcolor="#a0a0a0" stroked="f"/>
+        </w:pict>
+      </w:r>
+    </w:p>
+    <w:p>
+      <w:pPr>
+        <w:spacing w:before="100" w:beforeAutospacing="1" w:after="100" w:afterAutospacing="1" w:line="240" w:lineRule="auto"/>
+        <w:outlineLvl w:val="1"/>
+        <w:rPr>
+          <w:rFonts w:ascii="Times New Roman" w:eastAsia="Times New Roman" w:hAnsi="Times New Roman" w:cs="Times New Roman"/>
+          <w:b/>
+          <w:bCs/>
+          <w:sz w:val="36"/>
+          <w:szCs w:val="36"/>
+          <w:lang w:eastAsia="en-IN"/>
+        </w:rPr>
+      </w:pPr>
+      <w:r>
+        <w:rPr>
+          <w:rFonts w:ascii="Times New Roman" w:eastAsia="Times New Roman" w:hAnsi="Times New Roman" w:cs="Times New Roman"/>
+          <w:b/>
+          <w:bCs/>
+          <w:sz w:val="36"/>
+          <w:szCs w:val="36"/>
+          <w:lang w:eastAsia="en-IN"/>
+        </w:rPr>
+        <w:t>3. Scalar Comparison Operators (</w:t>
+      </w:r>
+      <w:r>
+        <w:rPr>
+          <w:rFonts w:ascii="Courier New" w:eastAsia="Times New Roman" w:hAnsi="Courier New" w:cs="Courier New"/>
+          <w:b/>
+          <w:bCs/>
+          <w:sz w:val="20"/>
+          <w:szCs w:val="20"/>
+          <w:lang w:eastAsia="en-IN"/>
+        </w:rPr>
+        <w:t>=, &gt;, &lt;, &gt;=, &lt;=</w:t>
+      </w:r>
+      <w:r>
+        <w:rPr>
+          <w:rFonts w:ascii="Times New Roman" w:eastAsia="Times New Roman" w:hAnsi="Times New Roman" w:cs="Times New Roman"/>
+          <w:b/>
+          <w:bCs/>
+          <w:sz w:val="36"/>
+          <w:szCs w:val="36"/>
+          <w:lang w:eastAsia="en-IN"/>
+        </w:rPr>
+        <w:t>)</w:t>
+      </w:r>
+    </w:p>
+    <w:p>
+      <w:pPr>
+        <w:spacing w:before="100" w:beforeAutospacing="1" w:after="100" w:afterAutospacing="1" w:line="240" w:lineRule="auto"/>
+        <w:rPr>
+          <w:rFonts w:ascii="Times New Roman" w:eastAsia="Times New Roman" w:hAnsi="Times New Roman" w:cs="Times New Roman"/>
+          <w:noProof/>
+          <w:sz w:val="24"/>
+          <w:szCs w:val="24"/>
+          <w:lang w:eastAsia="en-IN"/>
+        </w:rPr>
+      </w:pPr>
+      <w:r>
+        <w:rPr>
+          <w:rFonts w:ascii="Times New Roman" w:eastAsia="Times New Roman" w:hAnsi="Times New Roman" w:cs="Times New Roman"/>
+          <w:noProof/>
+          <w:sz w:val="24"/>
+          <w:szCs w:val="24"/>
+          <w:lang w:eastAsia="en-IN"/>
+        </w:rPr>
+        <w:t xml:space="preserve">Used when subquery returns </w:t>
+      </w:r>
+      <w:r>
+        <w:rPr>
+          <w:rFonts w:ascii="Times New Roman" w:eastAsia="Times New Roman" w:hAnsi="Times New Roman" w:cs="Times New Roman"/>
+          <w:b/>
+          <w:bCs/>
+          <w:noProof/>
+          <w:sz w:val="24"/>
+          <w:szCs w:val="24"/>
+          <w:lang w:eastAsia="en-IN"/>
+        </w:rPr>
+        <w:t>exactly one value per outer row</w:t>
+      </w:r>
+    </w:p>
+    <w:p>
+      <w:pPr>
+        <w:spacing w:after="0" w:line="240" w:lineRule="auto"/>
+        <w:rPr>
+          <w:rFonts w:ascii="Times New Roman" w:eastAsia="Times New Roman" w:hAnsi="Times New Roman" w:cs="Times New Roman"/>
+          <w:noProof/>
+          <w:sz w:val="24"/>
+          <w:szCs w:val="24"/>
+          <w:lang w:eastAsia="en-IN"/>
+        </w:rPr>
+      </w:pPr>
+      <w:r>
+        <w:rPr>
+          <w:rFonts w:ascii="Times New Roman" w:eastAsia="Times New Roman" w:hAnsi="Times New Roman" w:cs="Times New Roman"/>
+          <w:noProof/>
+          <w:sz w:val="24"/>
+          <w:szCs w:val="24"/>
+          <w:lang w:eastAsia="en-IN"/>
+        </w:rPr>
+        <w:pict>
+          <v:rect id="_x0000_i1027" style="width:0;height:1.5pt" o:hralign="center" o:hrstd="t" o:hr="t" fillcolor="#a0a0a0" stroked="f"/>
+        </w:pict>
+      </w:r>
+    </w:p>
+    <w:p>
+      <w:pPr>
+        <w:spacing w:before="100" w:beforeAutospacing="1" w:after="100" w:afterAutospacing="1" w:line="240" w:lineRule="auto"/>
+        <w:outlineLvl w:val="2"/>
+        <w:rPr>
+          <w:rFonts w:ascii="Times New Roman" w:eastAsia="Times New Roman" w:hAnsi="Times New Roman" w:cs="Times New Roman"/>
+          <w:b/>
+          <w:bCs/>
+          <w:noProof/>
+          <w:sz w:val="27"/>
+          <w:szCs w:val="27"/>
+          <w:lang w:eastAsia="en-IN"/>
+        </w:rPr>
+      </w:pPr>
+      <w:r>
+        <w:rPr>
+          <w:rFonts w:ascii="Courier New" w:eastAsia="Times New Roman" w:hAnsi="Courier New" w:cs="Courier New"/>
+          <w:b/>
+          <w:bCs/>
+          <w:noProof/>
+          <w:sz w:val="20"/>
+          <w:szCs w:val="20"/>
+          <w:lang w:eastAsia="en-IN"/>
+        </w:rPr>
+        <w:t>=</w:t>
+      </w:r>
+      <w:r>
+        <w:rPr>
+          <w:rFonts w:ascii="Times New Roman" w:eastAsia="Times New Roman" w:hAnsi="Times New Roman" w:cs="Times New Roman"/>
+          <w:b/>
+          <w:bCs/>
+          <w:noProof/>
+          <w:sz w:val="27"/>
+          <w:szCs w:val="27"/>
+          <w:lang w:eastAsia="en-IN"/>
+        </w:rPr>
+        <w:t xml:space="preserve"> with scalar subquery</w:t>
       </w:r>
     </w:p>
     <w:p>
@@ -3231,213 +4734,21 @@
         <w:spacing w:after="0" w:line="240" w:lineRule="auto"/>
         <w:rPr>
           <w:rFonts w:ascii="Courier New" w:eastAsia="Times New Roman" w:hAnsi="Courier New" w:cs="Courier New"/>
-          <w:sz w:val="20"/>
-          <w:szCs w:val="20"/>
-          <w:lang w:eastAsia="en-IN"/>
-        </w:rPr>
-      </w:pPr>
-      <w:proofErr w:type="gramStart"/>
-      <w:r>
-        <w:rPr>
-          <w:rFonts w:ascii="Courier New" w:eastAsia="Times New Roman" w:hAnsi="Courier New" w:cs="Courier New"/>
-          <w:sz w:val="20"/>
-          <w:szCs w:val="20"/>
-          <w:lang w:eastAsia="en-IN"/>
-        </w:rPr>
-        <w:t>salary</w:t>
-      </w:r>
-      <w:proofErr w:type="gramEnd"/>
-      <w:r>
-        <w:rPr>
-          <w:rFonts w:ascii="Courier New" w:eastAsia="Times New Roman" w:hAnsi="Courier New" w:cs="Courier New"/>
-          <w:sz w:val="20"/>
-          <w:szCs w:val="20"/>
-          <w:lang w:eastAsia="en-IN"/>
-        </w:rPr>
-        <w:t xml:space="preserve"> &gt; MAX(department salaries)</w:t>
-      </w:r>
-    </w:p>
-    <w:p>
-      <w:pPr>
-        <w:spacing w:before="100" w:beforeAutospacing="1" w:after="100" w:afterAutospacing="1" w:line="240" w:lineRule="auto"/>
-        <w:rPr>
-          <w:rFonts w:ascii="Times New Roman" w:eastAsia="Times New Roman" w:hAnsi="Times New Roman" w:cs="Times New Roman"/>
-          <w:sz w:val="24"/>
-          <w:szCs w:val="24"/>
-          <w:lang w:eastAsia="en-IN"/>
-        </w:rPr>
-      </w:pPr>
-      <w:r>
-        <w:rPr>
-          <w:rFonts w:ascii="Times New Roman" w:eastAsia="Times New Roman" w:hAnsi="Times New Roman" w:cs="Times New Roman"/>
-          <w:sz w:val="24"/>
-          <w:szCs w:val="24"/>
-          <w:lang w:eastAsia="en-IN"/>
-        </w:rPr>
-        <w:t>Used to find:</w:t>
-      </w:r>
-    </w:p>
-    <w:p>
-      <w:pPr>
-        <w:numPr>
-          <w:ilvl w:val="0"/>
-          <w:numId w:val="6"/>
-        </w:numPr>
-        <w:spacing w:before="100" w:beforeAutospacing="1" w:after="100" w:afterAutospacing="1" w:line="240" w:lineRule="auto"/>
-        <w:rPr>
-          <w:rFonts w:ascii="Times New Roman" w:eastAsia="Times New Roman" w:hAnsi="Times New Roman" w:cs="Times New Roman"/>
-          <w:sz w:val="24"/>
-          <w:szCs w:val="24"/>
-          <w:lang w:eastAsia="en-IN"/>
-        </w:rPr>
-      </w:pPr>
-      <w:r>
-        <w:rPr>
-          <w:rFonts w:ascii="Times New Roman" w:eastAsia="Times New Roman" w:hAnsi="Times New Roman" w:cs="Times New Roman"/>
-          <w:sz w:val="24"/>
-          <w:szCs w:val="24"/>
-          <w:lang w:eastAsia="en-IN"/>
-        </w:rPr>
-        <w:t>Highest</w:t>
-      </w:r>
-    </w:p>
-    <w:p>
-      <w:pPr>
-        <w:numPr>
-          <w:ilvl w:val="0"/>
-          <w:numId w:val="6"/>
-        </w:numPr>
-        <w:spacing w:before="100" w:beforeAutospacing="1" w:after="100" w:afterAutospacing="1" w:line="240" w:lineRule="auto"/>
-        <w:rPr>
-          <w:rFonts w:ascii="Times New Roman" w:eastAsia="Times New Roman" w:hAnsi="Times New Roman" w:cs="Times New Roman"/>
-          <w:sz w:val="24"/>
-          <w:szCs w:val="24"/>
-          <w:lang w:eastAsia="en-IN"/>
-        </w:rPr>
-      </w:pPr>
-      <w:r>
-        <w:rPr>
-          <w:rFonts w:ascii="Times New Roman" w:eastAsia="Times New Roman" w:hAnsi="Times New Roman" w:cs="Times New Roman"/>
-          <w:sz w:val="24"/>
-          <w:szCs w:val="24"/>
-          <w:lang w:eastAsia="en-IN"/>
-        </w:rPr>
-        <w:t>Lowest</w:t>
-      </w:r>
-    </w:p>
-    <w:p>
-      <w:pPr>
-        <w:numPr>
-          <w:ilvl w:val="0"/>
-          <w:numId w:val="6"/>
-        </w:numPr>
-        <w:spacing w:before="100" w:beforeAutospacing="1" w:after="100" w:afterAutospacing="1" w:line="240" w:lineRule="auto"/>
-        <w:rPr>
-          <w:rFonts w:ascii="Times New Roman" w:eastAsia="Times New Roman" w:hAnsi="Times New Roman" w:cs="Times New Roman"/>
-          <w:sz w:val="24"/>
-          <w:szCs w:val="24"/>
-          <w:lang w:eastAsia="en-IN"/>
-        </w:rPr>
-      </w:pPr>
-      <w:r>
-        <w:rPr>
-          <w:rFonts w:ascii="Times New Roman" w:eastAsia="Times New Roman" w:hAnsi="Times New Roman" w:cs="Times New Roman"/>
-          <w:sz w:val="24"/>
-          <w:szCs w:val="24"/>
-          <w:lang w:eastAsia="en-IN"/>
-        </w:rPr>
-        <w:t>Extremes per group</w:t>
-      </w:r>
-    </w:p>
-    <w:p>
-      <w:pPr>
-        <w:spacing w:after="0" w:line="240" w:lineRule="auto"/>
-        <w:rPr>
-          <w:rFonts w:ascii="Times New Roman" w:eastAsia="Times New Roman" w:hAnsi="Times New Roman" w:cs="Times New Roman"/>
-          <w:sz w:val="24"/>
-          <w:szCs w:val="24"/>
-          <w:lang w:eastAsia="en-IN"/>
-        </w:rPr>
-      </w:pPr>
-      <w:r>
-        <w:rPr>
-          <w:rFonts w:ascii="Times New Roman" w:eastAsia="Times New Roman" w:hAnsi="Times New Roman" w:cs="Times New Roman"/>
-          <w:sz w:val="24"/>
-          <w:szCs w:val="24"/>
-          <w:lang w:eastAsia="en-IN"/>
-        </w:rPr>
-        <w:pict>
-          <v:rect id="_x0000_i1031" style="width:0;height:1.5pt" o:hralign="center" o:hrstd="t" o:hr="t" fillcolor="#a0a0a0" stroked="f"/>
-        </w:pict>
-      </w:r>
-    </w:p>
-    <w:p>
-      <w:pPr>
-        <w:spacing w:before="100" w:beforeAutospacing="1" w:after="100" w:afterAutospacing="1" w:line="240" w:lineRule="auto"/>
-        <w:outlineLvl w:val="1"/>
-        <w:rPr>
-          <w:rFonts w:ascii="Times New Roman" w:eastAsia="Times New Roman" w:hAnsi="Times New Roman" w:cs="Times New Roman"/>
-          <w:b/>
-          <w:bCs/>
-          <w:sz w:val="36"/>
-          <w:szCs w:val="36"/>
-          <w:lang w:eastAsia="en-IN"/>
-        </w:rPr>
-      </w:pPr>
-      <w:r>
-        <w:rPr>
-          <w:rFonts w:ascii="Times New Roman" w:eastAsia="Times New Roman" w:hAnsi="Times New Roman" w:cs="Times New Roman"/>
-          <w:b/>
-          <w:bCs/>
-          <w:sz w:val="36"/>
-          <w:szCs w:val="36"/>
-          <w:lang w:eastAsia="en-IN"/>
-        </w:rPr>
-        <w:t xml:space="preserve">6. Aggregates in Correlated </w:t>
-      </w:r>
-      <w:proofErr w:type="spellStart"/>
-      <w:r>
-        <w:rPr>
-          <w:rFonts w:ascii="Times New Roman" w:eastAsia="Times New Roman" w:hAnsi="Times New Roman" w:cs="Times New Roman"/>
-          <w:b/>
-          <w:bCs/>
-          <w:sz w:val="36"/>
-          <w:szCs w:val="36"/>
-          <w:lang w:eastAsia="en-IN"/>
-        </w:rPr>
-        <w:t>Subqueries</w:t>
-      </w:r>
-      <w:proofErr w:type="spellEnd"/>
-    </w:p>
-    <w:p>
-      <w:pPr>
-        <w:spacing w:before="100" w:beforeAutospacing="1" w:after="100" w:afterAutospacing="1" w:line="240" w:lineRule="auto"/>
-        <w:rPr>
-          <w:rFonts w:ascii="Times New Roman" w:eastAsia="Times New Roman" w:hAnsi="Times New Roman" w:cs="Times New Roman"/>
-          <w:sz w:val="24"/>
-          <w:szCs w:val="24"/>
-          <w:lang w:eastAsia="en-IN"/>
-        </w:rPr>
-      </w:pPr>
-      <w:r>
-        <w:rPr>
-          <w:rFonts w:ascii="Times New Roman" w:eastAsia="Times New Roman" w:hAnsi="Times New Roman" w:cs="Times New Roman"/>
-          <w:sz w:val="24"/>
-          <w:szCs w:val="24"/>
-          <w:lang w:eastAsia="en-IN"/>
-        </w:rPr>
-        <w:t xml:space="preserve">Not operators, but </w:t>
-      </w:r>
-      <w:r>
-        <w:rPr>
-          <w:rFonts w:ascii="Times New Roman" w:eastAsia="Times New Roman" w:hAnsi="Times New Roman" w:cs="Times New Roman"/>
-          <w:b/>
-          <w:bCs/>
-          <w:sz w:val="24"/>
-          <w:szCs w:val="24"/>
-          <w:lang w:eastAsia="en-IN"/>
-        </w:rPr>
-        <w:t>very commonly tested</w:t>
+          <w:noProof/>
+          <w:sz w:val="20"/>
+          <w:szCs w:val="20"/>
+          <w:lang w:eastAsia="en-IN"/>
+        </w:rPr>
+      </w:pPr>
+      <w:r>
+        <w:rPr>
+          <w:rFonts w:ascii="Courier New" w:eastAsia="Times New Roman" w:hAnsi="Courier New" w:cs="Courier New"/>
+          <w:noProof/>
+          <w:sz w:val="20"/>
+          <w:szCs w:val="20"/>
+          <w:lang w:eastAsia="en-IN"/>
+        </w:rPr>
+        <w:t>SELECT *</w:t>
       </w:r>
     </w:p>
     <w:p>
@@ -3477,7 +4788,7 @@
           <w:szCs w:val="20"/>
           <w:lang w:eastAsia="en-IN"/>
         </w:rPr>
-        <w:t>SELECT *</w:t>
+        <w:t>FROM employees e</w:t>
       </w:r>
     </w:p>
     <w:p>
@@ -3517,7 +4828,7 @@
           <w:szCs w:val="20"/>
           <w:lang w:eastAsia="en-IN"/>
         </w:rPr>
-        <w:t>FROM orders o</w:t>
+        <w:t>WHERE e.salary = (</w:t>
       </w:r>
     </w:p>
     <w:p>
@@ -3557,7 +4868,7 @@
           <w:szCs w:val="20"/>
           <w:lang w:eastAsia="en-IN"/>
         </w:rPr>
-        <w:t>WHERE o.amount &gt; (</w:t>
+        <w:t xml:space="preserve">    SELECT MAX(salary)</w:t>
       </w:r>
     </w:p>
     <w:p>
@@ -3597,7 +4908,7 @@
           <w:szCs w:val="20"/>
           <w:lang w:eastAsia="en-IN"/>
         </w:rPr>
-        <w:t xml:space="preserve">    SELECT AVG(amount)</w:t>
+        <w:t xml:space="preserve">    FROM employees</w:t>
       </w:r>
     </w:p>
     <w:p>
@@ -3637,7 +4948,7 @@
           <w:szCs w:val="20"/>
           <w:lang w:eastAsia="en-IN"/>
         </w:rPr>
-        <w:t xml:space="preserve">    FROM orders</w:t>
+        <w:t xml:space="preserve">    WHERE department = e.department</w:t>
       </w:r>
     </w:p>
     <w:p>
@@ -3677,7 +4988,186 @@
           <w:szCs w:val="20"/>
           <w:lang w:eastAsia="en-IN"/>
         </w:rPr>
-        <w:t xml:space="preserve">    WHERE customer_id = o.customer_id</w:t>
+        <w:t>);</w:t>
+      </w:r>
+    </w:p>
+    <w:p>
+      <w:pPr>
+        <w:spacing w:before="100" w:beforeAutospacing="1" w:after="100" w:afterAutospacing="1" w:line="240" w:lineRule="auto"/>
+        <w:outlineLvl w:val="2"/>
+        <w:rPr>
+          <w:rFonts w:ascii="Times New Roman" w:eastAsia="Times New Roman" w:hAnsi="Times New Roman" w:cs="Times New Roman"/>
+          <w:b/>
+          <w:bCs/>
+          <w:noProof/>
+          <w:sz w:val="27"/>
+          <w:szCs w:val="27"/>
+          <w:lang w:eastAsia="en-IN"/>
+        </w:rPr>
+      </w:pPr>
+      <w:r>
+        <w:rPr>
+          <w:rFonts w:ascii="Times New Roman" w:eastAsia="Times New Roman" w:hAnsi="Times New Roman" w:cs="Times New Roman"/>
+          <w:b/>
+          <w:bCs/>
+          <w:noProof/>
+          <w:sz w:val="27"/>
+          <w:szCs w:val="27"/>
+          <w:lang w:eastAsia="en-IN"/>
+        </w:rPr>
+        <w:lastRenderedPageBreak/>
+        <w:t>What’s happening</w:t>
+      </w:r>
+    </w:p>
+    <w:p>
+      <w:pPr>
+        <w:numPr>
+          <w:ilvl w:val="0"/>
+          <w:numId w:val="4"/>
+        </w:numPr>
+        <w:spacing w:before="100" w:beforeAutospacing="1" w:after="100" w:afterAutospacing="1" w:line="240" w:lineRule="auto"/>
+        <w:rPr>
+          <w:rFonts w:ascii="Times New Roman" w:eastAsia="Times New Roman" w:hAnsi="Times New Roman" w:cs="Times New Roman"/>
+          <w:noProof/>
+          <w:sz w:val="24"/>
+          <w:szCs w:val="24"/>
+          <w:lang w:eastAsia="en-IN"/>
+        </w:rPr>
+      </w:pPr>
+      <w:r>
+        <w:rPr>
+          <w:rFonts w:ascii="Times New Roman" w:eastAsia="Times New Roman" w:hAnsi="Times New Roman" w:cs="Times New Roman"/>
+          <w:noProof/>
+          <w:sz w:val="24"/>
+          <w:szCs w:val="24"/>
+          <w:lang w:eastAsia="en-IN"/>
+        </w:rPr>
+        <w:t xml:space="preserve">Subquery returns </w:t>
+      </w:r>
+      <w:r>
+        <w:rPr>
+          <w:rFonts w:ascii="Times New Roman" w:eastAsia="Times New Roman" w:hAnsi="Times New Roman" w:cs="Times New Roman"/>
+          <w:b/>
+          <w:bCs/>
+          <w:noProof/>
+          <w:sz w:val="24"/>
+          <w:szCs w:val="24"/>
+          <w:lang w:eastAsia="en-IN"/>
+        </w:rPr>
+        <w:t>one value per department</w:t>
+      </w:r>
+    </w:p>
+    <w:p>
+      <w:pPr>
+        <w:numPr>
+          <w:ilvl w:val="0"/>
+          <w:numId w:val="4"/>
+        </w:numPr>
+        <w:spacing w:before="100" w:beforeAutospacing="1" w:after="100" w:afterAutospacing="1" w:line="240" w:lineRule="auto"/>
+        <w:rPr>
+          <w:rFonts w:ascii="Times New Roman" w:eastAsia="Times New Roman" w:hAnsi="Times New Roman" w:cs="Times New Roman"/>
+          <w:noProof/>
+          <w:sz w:val="24"/>
+          <w:szCs w:val="24"/>
+          <w:lang w:eastAsia="en-IN"/>
+        </w:rPr>
+      </w:pPr>
+      <w:r>
+        <w:rPr>
+          <w:rFonts w:ascii="Times New Roman" w:eastAsia="Times New Roman" w:hAnsi="Times New Roman" w:cs="Times New Roman"/>
+          <w:noProof/>
+          <w:sz w:val="24"/>
+          <w:szCs w:val="24"/>
+          <w:lang w:eastAsia="en-IN"/>
+        </w:rPr>
+        <w:t>Outer row compares against it</w:t>
+      </w:r>
+    </w:p>
+    <w:p>
+      <w:pPr>
+        <w:spacing w:after="0" w:line="240" w:lineRule="auto"/>
+        <w:rPr>
+          <w:rFonts w:ascii="Times New Roman" w:eastAsia="Times New Roman" w:hAnsi="Times New Roman" w:cs="Times New Roman"/>
+          <w:noProof/>
+          <w:sz w:val="24"/>
+          <w:szCs w:val="24"/>
+          <w:lang w:eastAsia="en-IN"/>
+        </w:rPr>
+      </w:pPr>
+      <w:r>
+        <w:rPr>
+          <w:rFonts w:ascii="Times New Roman" w:eastAsia="Times New Roman" w:hAnsi="Times New Roman" w:cs="Times New Roman"/>
+          <w:noProof/>
+          <w:sz w:val="24"/>
+          <w:szCs w:val="24"/>
+          <w:lang w:eastAsia="en-IN"/>
+        </w:rPr>
+        <w:pict>
+          <v:rect id="_x0000_i1028" style="width:0;height:1.5pt" o:hralign="center" o:hrstd="t" o:hr="t" fillcolor="#a0a0a0" stroked="f"/>
+        </w:pict>
+      </w:r>
+    </w:p>
+    <w:p>
+      <w:pPr>
+        <w:spacing w:before="100" w:beforeAutospacing="1" w:after="100" w:afterAutospacing="1" w:line="240" w:lineRule="auto"/>
+        <w:outlineLvl w:val="2"/>
+        <w:rPr>
+          <w:rFonts w:ascii="Times New Roman" w:eastAsia="Times New Roman" w:hAnsi="Times New Roman" w:cs="Times New Roman"/>
+          <w:b/>
+          <w:bCs/>
+          <w:noProof/>
+          <w:sz w:val="27"/>
+          <w:szCs w:val="27"/>
+          <w:lang w:eastAsia="en-IN"/>
+        </w:rPr>
+      </w:pPr>
+      <w:r>
+        <w:rPr>
+          <w:rFonts w:ascii="Courier New" w:eastAsia="Times New Roman" w:hAnsi="Courier New" w:cs="Courier New"/>
+          <w:b/>
+          <w:bCs/>
+          <w:noProof/>
+          <w:sz w:val="20"/>
+          <w:szCs w:val="20"/>
+          <w:lang w:eastAsia="en-IN"/>
+        </w:rPr>
+        <w:t>&gt;</w:t>
+      </w:r>
+      <w:r>
+        <w:rPr>
+          <w:rFonts w:ascii="Times New Roman" w:eastAsia="Times New Roman" w:hAnsi="Times New Roman" w:cs="Times New Roman"/>
+          <w:b/>
+          <w:bCs/>
+          <w:noProof/>
+          <w:sz w:val="27"/>
+          <w:szCs w:val="27"/>
+          <w:lang w:eastAsia="en-IN"/>
+        </w:rPr>
+        <w:t xml:space="preserve"> or </w:t>
+      </w:r>
+      <w:r>
+        <w:rPr>
+          <w:rFonts w:ascii="Courier New" w:eastAsia="Times New Roman" w:hAnsi="Courier New" w:cs="Courier New"/>
+          <w:b/>
+          <w:bCs/>
+          <w:noProof/>
+          <w:sz w:val="20"/>
+          <w:szCs w:val="20"/>
+          <w:lang w:eastAsia="en-IN"/>
+        </w:rPr>
+        <w:t>&lt;</w:t>
+      </w:r>
+      <w:r>
+        <w:rPr>
+          <w:rFonts w:ascii="Times New Roman" w:eastAsia="Times New Roman" w:hAnsi="Times New Roman" w:cs="Times New Roman"/>
+          <w:b/>
+          <w:bCs/>
+          <w:noProof/>
+          <w:sz w:val="27"/>
+          <w:szCs w:val="27"/>
+          <w:lang w:eastAsia="en-IN"/>
+        </w:rPr>
+        <w:t xml:space="preserve"> with correlated subquery</w:t>
       </w:r>
     </w:p>
     <w:p>
@@ -3703,204 +5193,21 @@
         <w:spacing w:after="0" w:line="240" w:lineRule="auto"/>
         <w:rPr>
           <w:rFonts w:ascii="Courier New" w:eastAsia="Times New Roman" w:hAnsi="Courier New" w:cs="Courier New"/>
-          <w:sz w:val="20"/>
-          <w:szCs w:val="20"/>
-          <w:lang w:eastAsia="en-IN"/>
-        </w:rPr>
-      </w:pPr>
-      <w:r>
-        <w:rPr>
-          <w:rFonts w:ascii="Courier New" w:eastAsia="Times New Roman" w:hAnsi="Courier New" w:cs="Courier New"/>
-          <w:sz w:val="20"/>
-          <w:szCs w:val="20"/>
-          <w:lang w:eastAsia="en-IN"/>
-        </w:rPr>
-        <w:t>);</w:t>
-      </w:r>
-    </w:p>
-    <w:p>
-      <w:pPr>
-        <w:spacing w:before="100" w:beforeAutospacing="1" w:after="100" w:afterAutospacing="1" w:line="240" w:lineRule="auto"/>
-        <w:rPr>
-          <w:rFonts w:ascii="Times New Roman" w:eastAsia="Times New Roman" w:hAnsi="Times New Roman" w:cs="Times New Roman"/>
-          <w:sz w:val="24"/>
-          <w:szCs w:val="24"/>
-          <w:lang w:eastAsia="en-IN"/>
-        </w:rPr>
-      </w:pPr>
-      <w:r>
-        <w:rPr>
-          <w:rFonts w:ascii="Times New Roman" w:eastAsia="Times New Roman" w:hAnsi="Times New Roman" w:cs="Times New Roman"/>
-          <w:sz w:val="24"/>
-          <w:szCs w:val="24"/>
-          <w:lang w:eastAsia="en-IN"/>
-        </w:rPr>
-        <w:t>Used for:</w:t>
-      </w:r>
-    </w:p>
-    <w:p>
-      <w:pPr>
-        <w:numPr>
-          <w:ilvl w:val="0"/>
-          <w:numId w:val="7"/>
-        </w:numPr>
-        <w:spacing w:before="100" w:beforeAutospacing="1" w:after="100" w:afterAutospacing="1" w:line="240" w:lineRule="auto"/>
-        <w:rPr>
-          <w:rFonts w:ascii="Times New Roman" w:eastAsia="Times New Roman" w:hAnsi="Times New Roman" w:cs="Times New Roman"/>
-          <w:sz w:val="24"/>
-          <w:szCs w:val="24"/>
-          <w:lang w:eastAsia="en-IN"/>
-        </w:rPr>
-      </w:pPr>
-      <w:r>
-        <w:rPr>
-          <w:rFonts w:ascii="Times New Roman" w:eastAsia="Times New Roman" w:hAnsi="Times New Roman" w:cs="Times New Roman"/>
-          <w:sz w:val="24"/>
-          <w:szCs w:val="24"/>
-          <w:lang w:eastAsia="en-IN"/>
-        </w:rPr>
-        <w:lastRenderedPageBreak/>
-        <w:t>Outliers</w:t>
-      </w:r>
-    </w:p>
-    <w:p>
-      <w:pPr>
-        <w:numPr>
-          <w:ilvl w:val="0"/>
-          <w:numId w:val="7"/>
-        </w:numPr>
-        <w:spacing w:before="100" w:beforeAutospacing="1" w:after="100" w:afterAutospacing="1" w:line="240" w:lineRule="auto"/>
-        <w:rPr>
-          <w:rFonts w:ascii="Times New Roman" w:eastAsia="Times New Roman" w:hAnsi="Times New Roman" w:cs="Times New Roman"/>
-          <w:sz w:val="24"/>
-          <w:szCs w:val="24"/>
-          <w:lang w:eastAsia="en-IN"/>
-        </w:rPr>
-      </w:pPr>
-      <w:r>
-        <w:rPr>
-          <w:rFonts w:ascii="Times New Roman" w:eastAsia="Times New Roman" w:hAnsi="Times New Roman" w:cs="Times New Roman"/>
-          <w:sz w:val="24"/>
-          <w:szCs w:val="24"/>
-          <w:lang w:eastAsia="en-IN"/>
-        </w:rPr>
-        <w:t>Trend detection</w:t>
-      </w:r>
-    </w:p>
-    <w:p>
-      <w:pPr>
-        <w:numPr>
-          <w:ilvl w:val="0"/>
-          <w:numId w:val="7"/>
-        </w:numPr>
-        <w:spacing w:before="100" w:beforeAutospacing="1" w:after="100" w:afterAutospacing="1" w:line="240" w:lineRule="auto"/>
-        <w:rPr>
-          <w:rFonts w:ascii="Times New Roman" w:eastAsia="Times New Roman" w:hAnsi="Times New Roman" w:cs="Times New Roman"/>
-          <w:sz w:val="24"/>
-          <w:szCs w:val="24"/>
-          <w:lang w:eastAsia="en-IN"/>
-        </w:rPr>
-      </w:pPr>
-      <w:r>
-        <w:rPr>
-          <w:rFonts w:ascii="Times New Roman" w:eastAsia="Times New Roman" w:hAnsi="Times New Roman" w:cs="Times New Roman"/>
-          <w:sz w:val="24"/>
-          <w:szCs w:val="24"/>
-          <w:lang w:eastAsia="en-IN"/>
-        </w:rPr>
-        <w:t>Business thresholds</w:t>
-      </w:r>
-    </w:p>
-    <w:p>
-      <w:pPr>
-        <w:spacing w:after="0" w:line="240" w:lineRule="auto"/>
-        <w:rPr>
-          <w:rFonts w:ascii="Times New Roman" w:eastAsia="Times New Roman" w:hAnsi="Times New Roman" w:cs="Times New Roman"/>
-          <w:sz w:val="24"/>
-          <w:szCs w:val="24"/>
-          <w:lang w:eastAsia="en-IN"/>
-        </w:rPr>
-      </w:pPr>
-      <w:r>
-        <w:rPr>
-          <w:rFonts w:ascii="Times New Roman" w:eastAsia="Times New Roman" w:hAnsi="Times New Roman" w:cs="Times New Roman"/>
-          <w:sz w:val="24"/>
-          <w:szCs w:val="24"/>
-          <w:lang w:eastAsia="en-IN"/>
-        </w:rPr>
-        <w:pict>
-          <v:rect id="_x0000_i1032" style="width:0;height:1.5pt" o:hralign="center" o:hrstd="t" o:hr="t" fillcolor="#a0a0a0" stroked="f"/>
-        </w:pict>
-      </w:r>
-    </w:p>
-    <w:p>
-      <w:pPr>
-        <w:spacing w:before="100" w:beforeAutospacing="1" w:after="100" w:afterAutospacing="1" w:line="240" w:lineRule="auto"/>
-        <w:outlineLvl w:val="1"/>
-        <w:rPr>
-          <w:rFonts w:ascii="Times New Roman" w:eastAsia="Times New Roman" w:hAnsi="Times New Roman" w:cs="Times New Roman"/>
-          <w:b/>
-          <w:bCs/>
-          <w:sz w:val="36"/>
-          <w:szCs w:val="36"/>
-          <w:lang w:eastAsia="en-IN"/>
-        </w:rPr>
-      </w:pPr>
-      <w:r>
-        <w:rPr>
-          <w:rFonts w:ascii="Times New Roman" w:eastAsia="Times New Roman" w:hAnsi="Times New Roman" w:cs="Times New Roman"/>
-          <w:b/>
-          <w:bCs/>
-          <w:sz w:val="36"/>
-          <w:szCs w:val="36"/>
-          <w:lang w:eastAsia="en-IN"/>
-        </w:rPr>
-        <w:t xml:space="preserve">7. </w:t>
-      </w:r>
-      <w:r>
-        <w:rPr>
-          <w:rFonts w:ascii="Courier New" w:eastAsia="Times New Roman" w:hAnsi="Courier New" w:cs="Courier New"/>
-          <w:b/>
-          <w:bCs/>
-          <w:sz w:val="20"/>
-          <w:szCs w:val="20"/>
-          <w:lang w:eastAsia="en-IN"/>
-        </w:rPr>
-        <w:t>CASE</w:t>
-      </w:r>
-      <w:r>
-        <w:rPr>
-          <w:rFonts w:ascii="Times New Roman" w:eastAsia="Times New Roman" w:hAnsi="Times New Roman" w:cs="Times New Roman"/>
-          <w:b/>
-          <w:bCs/>
-          <w:sz w:val="36"/>
-          <w:szCs w:val="36"/>
-          <w:lang w:eastAsia="en-IN"/>
-        </w:rPr>
-        <w:t xml:space="preserve"> inside correlated</w:t>
-      </w:r>
-      <w:r>
-        <w:rPr>
-          <w:rFonts w:ascii="Times New Roman" w:eastAsia="Times New Roman" w:hAnsi="Times New Roman" w:cs="Times New Roman"/>
-          <w:b/>
-          <w:bCs/>
-          <w:noProof/>
-          <w:sz w:val="36"/>
-          <w:szCs w:val="36"/>
-          <w:lang w:eastAsia="en-IN"/>
-        </w:rPr>
-        <w:t xml:space="preserve"> subquery</w:t>
-      </w:r>
-      <w:r>
-        <w:rPr>
-          <w:rFonts w:ascii="Times New Roman" w:eastAsia="Times New Roman" w:hAnsi="Times New Roman" w:cs="Times New Roman"/>
-          <w:b/>
-          <w:bCs/>
-          <w:sz w:val="36"/>
-          <w:szCs w:val="36"/>
-          <w:lang w:eastAsia="en-IN"/>
-        </w:rPr>
-        <w:t xml:space="preserve"> (advanced)</w:t>
+          <w:noProof/>
+          <w:sz w:val="20"/>
+          <w:szCs w:val="20"/>
+          <w:lang w:eastAsia="en-IN"/>
+        </w:rPr>
+      </w:pPr>
+      <w:r>
+        <w:rPr>
+          <w:rFonts w:ascii="Courier New" w:eastAsia="Times New Roman" w:hAnsi="Courier New" w:cs="Courier New"/>
+          <w:noProof/>
+          <w:sz w:val="20"/>
+          <w:szCs w:val="20"/>
+          <w:lang w:eastAsia="en-IN"/>
+        </w:rPr>
+        <w:t>SELECT *</w:t>
       </w:r>
     </w:p>
     <w:p>
@@ -3940,7 +5247,7 @@
           <w:szCs w:val="20"/>
           <w:lang w:eastAsia="en-IN"/>
         </w:rPr>
-        <w:t>SELECT *</w:t>
+        <w:t>FROM employees e</w:t>
       </w:r>
     </w:p>
     <w:p>
@@ -3980,7 +5287,7 @@
           <w:szCs w:val="20"/>
           <w:lang w:eastAsia="en-IN"/>
         </w:rPr>
-        <w:t>FROM employees e</w:t>
+        <w:t>WHERE e.salary &gt; (</w:t>
       </w:r>
     </w:p>
     <w:p>
@@ -4020,7 +5327,7 @@
           <w:szCs w:val="20"/>
           <w:lang w:eastAsia="en-IN"/>
         </w:rPr>
-        <w:t>WHERE (</w:t>
+        <w:t xml:space="preserve">    SELECT AVG(salary)</w:t>
       </w:r>
     </w:p>
     <w:p>
@@ -4060,7 +5367,7 @@
           <w:szCs w:val="20"/>
           <w:lang w:eastAsia="en-IN"/>
         </w:rPr>
-        <w:t xml:space="preserve">    SELECT COUNT(*)</w:t>
+        <w:t xml:space="preserve">    FROM employees</w:t>
       </w:r>
     </w:p>
     <w:p>
@@ -4100,7 +5407,7 @@
           <w:szCs w:val="20"/>
           <w:lang w:eastAsia="en-IN"/>
         </w:rPr>
-        <w:t xml:space="preserve">    FROM projects p</w:t>
+        <w:t xml:space="preserve">    WHERE department = e.department</w:t>
       </w:r>
     </w:p>
     <w:p>
@@ -4126,21 +5433,235 @@
         <w:spacing w:after="0" w:line="240" w:lineRule="auto"/>
         <w:rPr>
           <w:rFonts w:ascii="Courier New" w:eastAsia="Times New Roman" w:hAnsi="Courier New" w:cs="Courier New"/>
-          <w:noProof/>
-          <w:sz w:val="20"/>
-          <w:szCs w:val="20"/>
-          <w:lang w:eastAsia="en-IN"/>
-        </w:rPr>
-      </w:pPr>
-      <w:r>
-        <w:rPr>
-          <w:rFonts w:ascii="Courier New" w:eastAsia="Times New Roman" w:hAnsi="Courier New" w:cs="Courier New"/>
-          <w:noProof/>
-          <w:sz w:val="20"/>
-          <w:szCs w:val="20"/>
-          <w:lang w:eastAsia="en-IN"/>
-        </w:rPr>
-        <w:t xml:space="preserve">    WHERE p.emp_id = e.emp_id</w:t>
+          <w:sz w:val="20"/>
+          <w:szCs w:val="20"/>
+          <w:lang w:eastAsia="en-IN"/>
+        </w:rPr>
+      </w:pPr>
+      <w:r>
+        <w:rPr>
+          <w:rFonts w:ascii="Courier New" w:eastAsia="Times New Roman" w:hAnsi="Courier New" w:cs="Courier New"/>
+          <w:sz w:val="20"/>
+          <w:szCs w:val="20"/>
+          <w:lang w:eastAsia="en-IN"/>
+        </w:rPr>
+        <w:t>);</w:t>
+      </w:r>
+    </w:p>
+    <w:p>
+      <w:pPr>
+        <w:spacing w:before="100" w:beforeAutospacing="1" w:after="100" w:afterAutospacing="1" w:line="240" w:lineRule="auto"/>
+        <w:outlineLvl w:val="2"/>
+        <w:rPr>
+          <w:rFonts w:ascii="Times New Roman" w:eastAsia="Times New Roman" w:hAnsi="Times New Roman" w:cs="Times New Roman"/>
+          <w:b/>
+          <w:bCs/>
+          <w:sz w:val="27"/>
+          <w:szCs w:val="27"/>
+          <w:lang w:eastAsia="en-IN"/>
+        </w:rPr>
+      </w:pPr>
+      <w:r>
+        <w:rPr>
+          <w:rFonts w:ascii="Times New Roman" w:eastAsia="Times New Roman" w:hAnsi="Times New Roman" w:cs="Times New Roman"/>
+          <w:b/>
+          <w:bCs/>
+          <w:sz w:val="27"/>
+          <w:szCs w:val="27"/>
+          <w:lang w:eastAsia="en-IN"/>
+        </w:rPr>
+        <w:t>Use case</w:t>
+      </w:r>
+    </w:p>
+    <w:p>
+      <w:pPr>
+        <w:numPr>
+          <w:ilvl w:val="0"/>
+          <w:numId w:val="5"/>
+        </w:numPr>
+        <w:spacing w:before="100" w:beforeAutospacing="1" w:after="100" w:afterAutospacing="1" w:line="240" w:lineRule="auto"/>
+        <w:rPr>
+          <w:rFonts w:ascii="Times New Roman" w:eastAsia="Times New Roman" w:hAnsi="Times New Roman" w:cs="Times New Roman"/>
+          <w:sz w:val="24"/>
+          <w:szCs w:val="24"/>
+          <w:lang w:eastAsia="en-IN"/>
+        </w:rPr>
+      </w:pPr>
+      <w:r>
+        <w:rPr>
+          <w:rFonts w:ascii="Times New Roman" w:eastAsia="Times New Roman" w:hAnsi="Times New Roman" w:cs="Times New Roman"/>
+          <w:sz w:val="24"/>
+          <w:szCs w:val="24"/>
+          <w:lang w:eastAsia="en-IN"/>
+        </w:rPr>
+        <w:t>Above average per group</w:t>
+      </w:r>
+    </w:p>
+    <w:p>
+      <w:pPr>
+        <w:numPr>
+          <w:ilvl w:val="0"/>
+          <w:numId w:val="5"/>
+        </w:numPr>
+        <w:spacing w:before="100" w:beforeAutospacing="1" w:after="100" w:afterAutospacing="1" w:line="240" w:lineRule="auto"/>
+        <w:rPr>
+          <w:rFonts w:ascii="Times New Roman" w:eastAsia="Times New Roman" w:hAnsi="Times New Roman" w:cs="Times New Roman"/>
+          <w:sz w:val="24"/>
+          <w:szCs w:val="24"/>
+          <w:lang w:eastAsia="en-IN"/>
+        </w:rPr>
+      </w:pPr>
+      <w:r>
+        <w:rPr>
+          <w:rFonts w:ascii="Times New Roman" w:eastAsia="Times New Roman" w:hAnsi="Times New Roman" w:cs="Times New Roman"/>
+          <w:sz w:val="24"/>
+          <w:szCs w:val="24"/>
+          <w:lang w:eastAsia="en-IN"/>
+        </w:rPr>
+        <w:t>Below max / min per category</w:t>
+      </w:r>
+    </w:p>
+    <w:p>
+      <w:pPr>
+        <w:spacing w:after="0" w:line="240" w:lineRule="auto"/>
+        <w:rPr>
+          <w:rFonts w:ascii="Times New Roman" w:eastAsia="Times New Roman" w:hAnsi="Times New Roman" w:cs="Times New Roman"/>
+          <w:sz w:val="24"/>
+          <w:szCs w:val="24"/>
+          <w:lang w:eastAsia="en-IN"/>
+        </w:rPr>
+      </w:pPr>
+      <w:r>
+        <w:rPr>
+          <w:rFonts w:ascii="Times New Roman" w:eastAsia="Times New Roman" w:hAnsi="Times New Roman" w:cs="Times New Roman"/>
+          <w:sz w:val="24"/>
+          <w:szCs w:val="24"/>
+          <w:lang w:eastAsia="en-IN"/>
+        </w:rPr>
+        <w:pict>
+          <v:rect id="_x0000_i1029" style="width:0;height:1.5pt" o:hralign="center" o:hrstd="t" o:hr="t" fillcolor="#a0a0a0" stroked="f"/>
+        </w:pict>
+      </w:r>
+    </w:p>
+    <w:p>
+      <w:pPr>
+        <w:spacing w:before="100" w:beforeAutospacing="1" w:after="100" w:afterAutospacing="1" w:line="240" w:lineRule="auto"/>
+        <w:outlineLvl w:val="1"/>
+        <w:rPr>
+          <w:rFonts w:ascii="Times New Roman" w:eastAsia="Times New Roman" w:hAnsi="Times New Roman" w:cs="Times New Roman"/>
+          <w:b/>
+          <w:bCs/>
+          <w:sz w:val="36"/>
+          <w:szCs w:val="36"/>
+          <w:lang w:eastAsia="en-IN"/>
+        </w:rPr>
+      </w:pPr>
+      <w:r>
+        <w:rPr>
+          <w:rFonts w:ascii="Times New Roman" w:eastAsia="Times New Roman" w:hAnsi="Times New Roman" w:cs="Times New Roman"/>
+          <w:b/>
+          <w:bCs/>
+          <w:sz w:val="36"/>
+          <w:szCs w:val="36"/>
+          <w:lang w:eastAsia="en-IN"/>
+        </w:rPr>
+        <w:t xml:space="preserve">4. </w:t>
+      </w:r>
+      <w:r>
+        <w:rPr>
+          <w:rFonts w:ascii="Courier New" w:eastAsia="Times New Roman" w:hAnsi="Courier New" w:cs="Courier New"/>
+          <w:b/>
+          <w:bCs/>
+          <w:sz w:val="20"/>
+          <w:szCs w:val="20"/>
+          <w:lang w:eastAsia="en-IN"/>
+        </w:rPr>
+        <w:t>ANY</w:t>
+      </w:r>
+      <w:r>
+        <w:rPr>
+          <w:rFonts w:ascii="Times New Roman" w:eastAsia="Times New Roman" w:hAnsi="Times New Roman" w:cs="Times New Roman"/>
+          <w:b/>
+          <w:bCs/>
+          <w:sz w:val="36"/>
+          <w:szCs w:val="36"/>
+          <w:lang w:eastAsia="en-IN"/>
+        </w:rPr>
+        <w:t xml:space="preserve"> / </w:t>
+      </w:r>
+      <w:r>
+        <w:rPr>
+          <w:rFonts w:ascii="Courier New" w:eastAsia="Times New Roman" w:hAnsi="Courier New" w:cs="Courier New"/>
+          <w:b/>
+          <w:bCs/>
+          <w:sz w:val="20"/>
+          <w:szCs w:val="20"/>
+          <w:lang w:eastAsia="en-IN"/>
+        </w:rPr>
+        <w:t>SOME</w:t>
+      </w:r>
+    </w:p>
+    <w:p>
+      <w:pPr>
+        <w:spacing w:beforeAutospacing="1" w:after="100" w:afterAutospacing="1" w:line="240" w:lineRule="auto"/>
+        <w:rPr>
+          <w:rFonts w:ascii="Times New Roman" w:eastAsia="Times New Roman" w:hAnsi="Times New Roman" w:cs="Times New Roman"/>
+          <w:sz w:val="24"/>
+          <w:szCs w:val="24"/>
+          <w:lang w:eastAsia="en-IN"/>
+        </w:rPr>
+      </w:pPr>
+      <w:r>
+        <w:rPr>
+          <w:rFonts w:ascii="Courier New" w:eastAsia="Times New Roman" w:hAnsi="Courier New" w:cs="Courier New"/>
+          <w:sz w:val="20"/>
+          <w:szCs w:val="20"/>
+          <w:lang w:eastAsia="en-IN"/>
+        </w:rPr>
+        <w:t>SOME</w:t>
+      </w:r>
+      <w:r>
+        <w:rPr>
+          <w:rFonts w:ascii="Times New Roman" w:eastAsia="Times New Roman" w:hAnsi="Times New Roman" w:cs="Times New Roman"/>
+          <w:sz w:val="24"/>
+          <w:szCs w:val="24"/>
+          <w:lang w:eastAsia="en-IN"/>
+        </w:rPr>
+        <w:t xml:space="preserve"> is ANSI synonym of </w:t>
+      </w:r>
+      <w:r>
+        <w:rPr>
+          <w:rFonts w:ascii="Courier New" w:eastAsia="Times New Roman" w:hAnsi="Courier New" w:cs="Courier New"/>
+          <w:sz w:val="20"/>
+          <w:szCs w:val="20"/>
+          <w:lang w:eastAsia="en-IN"/>
+        </w:rPr>
+        <w:t>ANY</w:t>
+      </w:r>
+    </w:p>
+    <w:p>
+      <w:pPr>
+        <w:spacing w:before="100" w:beforeAutospacing="1" w:after="100" w:afterAutospacing="1" w:line="240" w:lineRule="auto"/>
+        <w:outlineLvl w:val="2"/>
+        <w:rPr>
+          <w:rFonts w:ascii="Times New Roman" w:eastAsia="Times New Roman" w:hAnsi="Times New Roman" w:cs="Times New Roman"/>
+          <w:b/>
+          <w:bCs/>
+          <w:sz w:val="27"/>
+          <w:szCs w:val="27"/>
+          <w:lang w:eastAsia="en-IN"/>
+        </w:rPr>
+      </w:pPr>
+      <w:r>
+        <w:rPr>
+          <w:rFonts w:ascii="Times New Roman" w:eastAsia="Times New Roman" w:hAnsi="Times New Roman" w:cs="Times New Roman"/>
+          <w:b/>
+          <w:bCs/>
+          <w:sz w:val="27"/>
+          <w:szCs w:val="27"/>
+          <w:lang w:eastAsia="en-IN"/>
+        </w:rPr>
+        <w:t>Example</w:t>
       </w:r>
     </w:p>
     <w:p>
@@ -4180,7 +5701,7 @@
           <w:szCs w:val="20"/>
           <w:lang w:eastAsia="en-IN"/>
         </w:rPr>
-        <w:t xml:space="preserve">      AND p.status = 'ACTIVE'</w:t>
+        <w:t>SELECT *</w:t>
       </w:r>
     </w:p>
     <w:p>
@@ -4220,6 +5741,1777 @@
           <w:szCs w:val="20"/>
           <w:lang w:eastAsia="en-IN"/>
         </w:rPr>
+        <w:t>FROM employees e</w:t>
+      </w:r>
+    </w:p>
+    <w:p>
+      <w:pPr>
+        <w:tabs>
+          <w:tab w:val="left" w:pos="916"/>
+          <w:tab w:val="left" w:pos="1832"/>
+          <w:tab w:val="left" w:pos="2748"/>
+          <w:tab w:val="left" w:pos="3664"/>
+          <w:tab w:val="left" w:pos="4580"/>
+          <w:tab w:val="left" w:pos="5496"/>
+          <w:tab w:val="left" w:pos="6412"/>
+          <w:tab w:val="left" w:pos="7328"/>
+          <w:tab w:val="left" w:pos="8244"/>
+          <w:tab w:val="left" w:pos="9160"/>
+          <w:tab w:val="left" w:pos="10076"/>
+          <w:tab w:val="left" w:pos="10992"/>
+          <w:tab w:val="left" w:pos="11908"/>
+          <w:tab w:val="left" w:pos="12824"/>
+          <w:tab w:val="left" w:pos="13740"/>
+          <w:tab w:val="left" w:pos="14656"/>
+        </w:tabs>
+        <w:spacing w:after="0" w:line="240" w:lineRule="auto"/>
+        <w:rPr>
+          <w:rFonts w:ascii="Courier New" w:eastAsia="Times New Roman" w:hAnsi="Courier New" w:cs="Courier New"/>
+          <w:noProof/>
+          <w:sz w:val="20"/>
+          <w:szCs w:val="20"/>
+          <w:lang w:eastAsia="en-IN"/>
+        </w:rPr>
+      </w:pPr>
+      <w:r>
+        <w:rPr>
+          <w:rFonts w:ascii="Courier New" w:eastAsia="Times New Roman" w:hAnsi="Courier New" w:cs="Courier New"/>
+          <w:noProof/>
+          <w:sz w:val="20"/>
+          <w:szCs w:val="20"/>
+          <w:lang w:eastAsia="en-IN"/>
+        </w:rPr>
+        <w:t>WHERE e.salary &gt; ANY (</w:t>
+      </w:r>
+    </w:p>
+    <w:p>
+      <w:pPr>
+        <w:tabs>
+          <w:tab w:val="left" w:pos="916"/>
+          <w:tab w:val="left" w:pos="1832"/>
+          <w:tab w:val="left" w:pos="2748"/>
+          <w:tab w:val="left" w:pos="3664"/>
+          <w:tab w:val="left" w:pos="4580"/>
+          <w:tab w:val="left" w:pos="5496"/>
+          <w:tab w:val="left" w:pos="6412"/>
+          <w:tab w:val="left" w:pos="7328"/>
+          <w:tab w:val="left" w:pos="8244"/>
+          <w:tab w:val="left" w:pos="9160"/>
+          <w:tab w:val="left" w:pos="10076"/>
+          <w:tab w:val="left" w:pos="10992"/>
+          <w:tab w:val="left" w:pos="11908"/>
+          <w:tab w:val="left" w:pos="12824"/>
+          <w:tab w:val="left" w:pos="13740"/>
+          <w:tab w:val="left" w:pos="14656"/>
+        </w:tabs>
+        <w:spacing w:after="0" w:line="240" w:lineRule="auto"/>
+        <w:rPr>
+          <w:rFonts w:ascii="Courier New" w:eastAsia="Times New Roman" w:hAnsi="Courier New" w:cs="Courier New"/>
+          <w:noProof/>
+          <w:sz w:val="20"/>
+          <w:szCs w:val="20"/>
+          <w:lang w:eastAsia="en-IN"/>
+        </w:rPr>
+      </w:pPr>
+      <w:r>
+        <w:rPr>
+          <w:rFonts w:ascii="Courier New" w:eastAsia="Times New Roman" w:hAnsi="Courier New" w:cs="Courier New"/>
+          <w:noProof/>
+          <w:sz w:val="20"/>
+          <w:szCs w:val="20"/>
+          <w:lang w:eastAsia="en-IN"/>
+        </w:rPr>
+        <w:t xml:space="preserve">    SELECT salary</w:t>
+      </w:r>
+    </w:p>
+    <w:p>
+      <w:pPr>
+        <w:tabs>
+          <w:tab w:val="left" w:pos="916"/>
+          <w:tab w:val="left" w:pos="1832"/>
+          <w:tab w:val="left" w:pos="2748"/>
+          <w:tab w:val="left" w:pos="3664"/>
+          <w:tab w:val="left" w:pos="4580"/>
+          <w:tab w:val="left" w:pos="5496"/>
+          <w:tab w:val="left" w:pos="6412"/>
+          <w:tab w:val="left" w:pos="7328"/>
+          <w:tab w:val="left" w:pos="8244"/>
+          <w:tab w:val="left" w:pos="9160"/>
+          <w:tab w:val="left" w:pos="10076"/>
+          <w:tab w:val="left" w:pos="10992"/>
+          <w:tab w:val="left" w:pos="11908"/>
+          <w:tab w:val="left" w:pos="12824"/>
+          <w:tab w:val="left" w:pos="13740"/>
+          <w:tab w:val="left" w:pos="14656"/>
+        </w:tabs>
+        <w:spacing w:after="0" w:line="240" w:lineRule="auto"/>
+        <w:rPr>
+          <w:rFonts w:ascii="Courier New" w:eastAsia="Times New Roman" w:hAnsi="Courier New" w:cs="Courier New"/>
+          <w:noProof/>
+          <w:sz w:val="20"/>
+          <w:szCs w:val="20"/>
+          <w:lang w:eastAsia="en-IN"/>
+        </w:rPr>
+      </w:pPr>
+      <w:r>
+        <w:rPr>
+          <w:rFonts w:ascii="Courier New" w:eastAsia="Times New Roman" w:hAnsi="Courier New" w:cs="Courier New"/>
+          <w:noProof/>
+          <w:sz w:val="20"/>
+          <w:szCs w:val="20"/>
+          <w:lang w:eastAsia="en-IN"/>
+        </w:rPr>
+        <w:t xml:space="preserve">    FROM employees</w:t>
+      </w:r>
+    </w:p>
+    <w:p>
+      <w:pPr>
+        <w:tabs>
+          <w:tab w:val="left" w:pos="916"/>
+          <w:tab w:val="left" w:pos="1832"/>
+          <w:tab w:val="left" w:pos="2748"/>
+          <w:tab w:val="left" w:pos="3664"/>
+          <w:tab w:val="left" w:pos="4580"/>
+          <w:tab w:val="left" w:pos="5496"/>
+          <w:tab w:val="left" w:pos="6412"/>
+          <w:tab w:val="left" w:pos="7328"/>
+          <w:tab w:val="left" w:pos="8244"/>
+          <w:tab w:val="left" w:pos="9160"/>
+          <w:tab w:val="left" w:pos="10076"/>
+          <w:tab w:val="left" w:pos="10992"/>
+          <w:tab w:val="left" w:pos="11908"/>
+          <w:tab w:val="left" w:pos="12824"/>
+          <w:tab w:val="left" w:pos="13740"/>
+          <w:tab w:val="left" w:pos="14656"/>
+        </w:tabs>
+        <w:spacing w:after="0" w:line="240" w:lineRule="auto"/>
+        <w:rPr>
+          <w:rFonts w:ascii="Courier New" w:eastAsia="Times New Roman" w:hAnsi="Courier New" w:cs="Courier New"/>
+          <w:noProof/>
+          <w:sz w:val="20"/>
+          <w:szCs w:val="20"/>
+          <w:lang w:eastAsia="en-IN"/>
+        </w:rPr>
+      </w:pPr>
+      <w:r>
+        <w:rPr>
+          <w:rFonts w:ascii="Courier New" w:eastAsia="Times New Roman" w:hAnsi="Courier New" w:cs="Courier New"/>
+          <w:noProof/>
+          <w:sz w:val="20"/>
+          <w:szCs w:val="20"/>
+          <w:lang w:eastAsia="en-IN"/>
+        </w:rPr>
+        <w:t xml:space="preserve">    WHERE department = e.department</w:t>
+      </w:r>
+    </w:p>
+    <w:p>
+      <w:pPr>
+        <w:tabs>
+          <w:tab w:val="left" w:pos="916"/>
+          <w:tab w:val="left" w:pos="1832"/>
+          <w:tab w:val="left" w:pos="2748"/>
+          <w:tab w:val="left" w:pos="3664"/>
+          <w:tab w:val="left" w:pos="4580"/>
+          <w:tab w:val="left" w:pos="5496"/>
+          <w:tab w:val="left" w:pos="6412"/>
+          <w:tab w:val="left" w:pos="7328"/>
+          <w:tab w:val="left" w:pos="8244"/>
+          <w:tab w:val="left" w:pos="9160"/>
+          <w:tab w:val="left" w:pos="10076"/>
+          <w:tab w:val="left" w:pos="10992"/>
+          <w:tab w:val="left" w:pos="11908"/>
+          <w:tab w:val="left" w:pos="12824"/>
+          <w:tab w:val="left" w:pos="13740"/>
+          <w:tab w:val="left" w:pos="14656"/>
+        </w:tabs>
+        <w:spacing w:after="0" w:line="240" w:lineRule="auto"/>
+        <w:rPr>
+          <w:rFonts w:ascii="Courier New" w:eastAsia="Times New Roman" w:hAnsi="Courier New" w:cs="Courier New"/>
+          <w:sz w:val="20"/>
+          <w:szCs w:val="20"/>
+          <w:lang w:eastAsia="en-IN"/>
+        </w:rPr>
+      </w:pPr>
+      <w:r>
+        <w:rPr>
+          <w:rFonts w:ascii="Courier New" w:eastAsia="Times New Roman" w:hAnsi="Courier New" w:cs="Courier New"/>
+          <w:sz w:val="20"/>
+          <w:szCs w:val="20"/>
+          <w:lang w:eastAsia="en-IN"/>
+        </w:rPr>
+        <w:t>);</w:t>
+      </w:r>
+    </w:p>
+    <w:p>
+      <w:pPr>
+        <w:spacing w:before="100" w:beforeAutospacing="1" w:after="100" w:afterAutospacing="1" w:line="240" w:lineRule="auto"/>
+        <w:outlineLvl w:val="2"/>
+        <w:rPr>
+          <w:rFonts w:ascii="Times New Roman" w:eastAsia="Times New Roman" w:hAnsi="Times New Roman" w:cs="Times New Roman"/>
+          <w:b/>
+          <w:bCs/>
+          <w:sz w:val="27"/>
+          <w:szCs w:val="27"/>
+          <w:lang w:eastAsia="en-IN"/>
+        </w:rPr>
+      </w:pPr>
+      <w:r>
+        <w:rPr>
+          <w:rFonts w:ascii="Times New Roman" w:eastAsia="Times New Roman" w:hAnsi="Times New Roman" w:cs="Times New Roman"/>
+          <w:b/>
+          <w:bCs/>
+          <w:sz w:val="27"/>
+          <w:szCs w:val="27"/>
+          <w:lang w:eastAsia="en-IN"/>
+        </w:rPr>
+        <w:t>Meaning</w:t>
+      </w:r>
+    </w:p>
+    <w:p>
+      <w:pPr>
+        <w:tabs>
+          <w:tab w:val="left" w:pos="916"/>
+          <w:tab w:val="left" w:pos="1832"/>
+          <w:tab w:val="left" w:pos="2748"/>
+          <w:tab w:val="left" w:pos="3664"/>
+          <w:tab w:val="left" w:pos="4580"/>
+          <w:tab w:val="left" w:pos="5496"/>
+          <w:tab w:val="left" w:pos="6412"/>
+          <w:tab w:val="left" w:pos="7328"/>
+          <w:tab w:val="left" w:pos="8244"/>
+          <w:tab w:val="left" w:pos="9160"/>
+          <w:tab w:val="left" w:pos="10076"/>
+          <w:tab w:val="left" w:pos="10992"/>
+          <w:tab w:val="left" w:pos="11908"/>
+          <w:tab w:val="left" w:pos="12824"/>
+          <w:tab w:val="left" w:pos="13740"/>
+          <w:tab w:val="left" w:pos="14656"/>
+        </w:tabs>
+        <w:spacing w:after="0" w:line="240" w:lineRule="auto"/>
+        <w:rPr>
+          <w:rFonts w:ascii="Courier New" w:eastAsia="Times New Roman" w:hAnsi="Courier New" w:cs="Courier New"/>
+          <w:sz w:val="20"/>
+          <w:szCs w:val="20"/>
+          <w:lang w:eastAsia="en-IN"/>
+        </w:rPr>
+      </w:pPr>
+      <w:r>
+        <w:rPr>
+          <w:rFonts w:ascii="Courier New" w:eastAsia="Times New Roman" w:hAnsi="Courier New" w:cs="Courier New"/>
+          <w:sz w:val="20"/>
+          <w:szCs w:val="20"/>
+          <w:lang w:eastAsia="en-IN"/>
+        </w:rPr>
+        <w:t>TRUE if condition matches at least one value</w:t>
+      </w:r>
+    </w:p>
+    <w:p>
+      <w:pPr>
+        <w:spacing w:before="100" w:beforeAutospacing="1" w:after="100" w:afterAutospacing="1" w:line="240" w:lineRule="auto"/>
+        <w:rPr>
+          <w:rFonts w:ascii="Times New Roman" w:eastAsia="Times New Roman" w:hAnsi="Times New Roman" w:cs="Times New Roman"/>
+          <w:sz w:val="24"/>
+          <w:szCs w:val="24"/>
+          <w:lang w:eastAsia="en-IN"/>
+        </w:rPr>
+      </w:pPr>
+      <w:r>
+        <w:rPr>
+          <w:rFonts w:ascii="Times New Roman" w:eastAsia="Times New Roman" w:hAnsi="Times New Roman" w:cs="Times New Roman"/>
+          <w:sz w:val="24"/>
+          <w:szCs w:val="24"/>
+          <w:lang w:eastAsia="en-IN"/>
+        </w:rPr>
+        <w:t>Equivalent to:</w:t>
+      </w:r>
+    </w:p>
+    <w:p>
+      <w:pPr>
+        <w:tabs>
+          <w:tab w:val="left" w:pos="916"/>
+          <w:tab w:val="left" w:pos="1832"/>
+          <w:tab w:val="left" w:pos="2748"/>
+          <w:tab w:val="left" w:pos="3664"/>
+          <w:tab w:val="left" w:pos="4580"/>
+          <w:tab w:val="left" w:pos="5496"/>
+          <w:tab w:val="left" w:pos="6412"/>
+          <w:tab w:val="left" w:pos="7328"/>
+          <w:tab w:val="left" w:pos="8244"/>
+          <w:tab w:val="left" w:pos="9160"/>
+          <w:tab w:val="left" w:pos="10076"/>
+          <w:tab w:val="left" w:pos="10992"/>
+          <w:tab w:val="left" w:pos="11908"/>
+          <w:tab w:val="left" w:pos="12824"/>
+          <w:tab w:val="left" w:pos="13740"/>
+          <w:tab w:val="left" w:pos="14656"/>
+        </w:tabs>
+        <w:spacing w:after="0" w:line="240" w:lineRule="auto"/>
+        <w:rPr>
+          <w:rFonts w:ascii="Courier New" w:eastAsia="Times New Roman" w:hAnsi="Courier New" w:cs="Courier New"/>
+          <w:noProof/>
+          <w:sz w:val="20"/>
+          <w:szCs w:val="20"/>
+          <w:lang w:eastAsia="en-IN"/>
+        </w:rPr>
+      </w:pPr>
+      <w:r>
+        <w:rPr>
+          <w:rFonts w:ascii="Courier New" w:eastAsia="Times New Roman" w:hAnsi="Courier New" w:cs="Courier New"/>
+          <w:noProof/>
+          <w:sz w:val="20"/>
+          <w:szCs w:val="20"/>
+          <w:lang w:eastAsia="en-IN"/>
+        </w:rPr>
+        <w:t>salary &gt; MIN(department salaries)</w:t>
+      </w:r>
+    </w:p>
+    <w:p>
+      <w:pPr>
+        <w:spacing w:after="0" w:line="240" w:lineRule="auto"/>
+        <w:rPr>
+          <w:rFonts w:ascii="Times New Roman" w:eastAsia="Times New Roman" w:hAnsi="Times New Roman" w:cs="Times New Roman"/>
+          <w:sz w:val="24"/>
+          <w:szCs w:val="24"/>
+          <w:lang w:eastAsia="en-IN"/>
+        </w:rPr>
+      </w:pPr>
+      <w:r>
+        <w:rPr>
+          <w:rFonts w:ascii="Times New Roman" w:eastAsia="Times New Roman" w:hAnsi="Times New Roman" w:cs="Times New Roman"/>
+          <w:sz w:val="24"/>
+          <w:szCs w:val="24"/>
+          <w:lang w:eastAsia="en-IN"/>
+        </w:rPr>
+        <w:pict>
+          <v:rect id="_x0000_i1030" style="width:0;height:1.5pt" o:hralign="center" o:hrstd="t" o:hr="t" fillcolor="#a0a0a0" stroked="f"/>
+        </w:pict>
+      </w:r>
+    </w:p>
+    <w:p>
+      <w:pPr>
+        <w:spacing w:before="100" w:beforeAutospacing="1" w:after="100" w:afterAutospacing="1" w:line="240" w:lineRule="auto"/>
+        <w:outlineLvl w:val="1"/>
+        <w:rPr>
+          <w:rFonts w:ascii="Times New Roman" w:eastAsia="Times New Roman" w:hAnsi="Times New Roman" w:cs="Times New Roman"/>
+          <w:b/>
+          <w:bCs/>
+          <w:sz w:val="36"/>
+          <w:szCs w:val="36"/>
+          <w:lang w:eastAsia="en-IN"/>
+        </w:rPr>
+      </w:pPr>
+      <w:r>
+        <w:rPr>
+          <w:rFonts w:ascii="Times New Roman" w:eastAsia="Times New Roman" w:hAnsi="Times New Roman" w:cs="Times New Roman"/>
+          <w:b/>
+          <w:bCs/>
+          <w:sz w:val="36"/>
+          <w:szCs w:val="36"/>
+          <w:lang w:eastAsia="en-IN"/>
+        </w:rPr>
+        <w:t xml:space="preserve">5. </w:t>
+      </w:r>
+      <w:r>
+        <w:rPr>
+          <w:rFonts w:ascii="Courier New" w:eastAsia="Times New Roman" w:hAnsi="Courier New" w:cs="Courier New"/>
+          <w:b/>
+          <w:bCs/>
+          <w:sz w:val="20"/>
+          <w:szCs w:val="20"/>
+          <w:lang w:eastAsia="en-IN"/>
+        </w:rPr>
+        <w:t>ALL</w:t>
+      </w:r>
+    </w:p>
+    <w:p>
+      <w:pPr>
+        <w:spacing w:before="100" w:beforeAutospacing="1" w:after="100" w:afterAutospacing="1" w:line="240" w:lineRule="auto"/>
+        <w:outlineLvl w:val="2"/>
+        <w:rPr>
+          <w:rFonts w:ascii="Times New Roman" w:eastAsia="Times New Roman" w:hAnsi="Times New Roman" w:cs="Times New Roman"/>
+          <w:b/>
+          <w:bCs/>
+          <w:sz w:val="27"/>
+          <w:szCs w:val="27"/>
+          <w:lang w:eastAsia="en-IN"/>
+        </w:rPr>
+      </w:pPr>
+      <w:r>
+        <w:rPr>
+          <w:rFonts w:ascii="Times New Roman" w:eastAsia="Times New Roman" w:hAnsi="Times New Roman" w:cs="Times New Roman"/>
+          <w:b/>
+          <w:bCs/>
+          <w:sz w:val="27"/>
+          <w:szCs w:val="27"/>
+          <w:lang w:eastAsia="en-IN"/>
+        </w:rPr>
+        <w:t>Example</w:t>
+      </w:r>
+    </w:p>
+    <w:p>
+      <w:pPr>
+        <w:tabs>
+          <w:tab w:val="left" w:pos="916"/>
+          <w:tab w:val="left" w:pos="1832"/>
+          <w:tab w:val="left" w:pos="2748"/>
+          <w:tab w:val="left" w:pos="3664"/>
+          <w:tab w:val="left" w:pos="4580"/>
+          <w:tab w:val="left" w:pos="5496"/>
+          <w:tab w:val="left" w:pos="6412"/>
+          <w:tab w:val="left" w:pos="7328"/>
+          <w:tab w:val="left" w:pos="8244"/>
+          <w:tab w:val="left" w:pos="9160"/>
+          <w:tab w:val="left" w:pos="10076"/>
+          <w:tab w:val="left" w:pos="10992"/>
+          <w:tab w:val="left" w:pos="11908"/>
+          <w:tab w:val="left" w:pos="12824"/>
+          <w:tab w:val="left" w:pos="13740"/>
+          <w:tab w:val="left" w:pos="14656"/>
+        </w:tabs>
+        <w:spacing w:after="0" w:line="240" w:lineRule="auto"/>
+        <w:rPr>
+          <w:rFonts w:ascii="Courier New" w:eastAsia="Times New Roman" w:hAnsi="Courier New" w:cs="Courier New"/>
+          <w:noProof/>
+          <w:sz w:val="20"/>
+          <w:szCs w:val="20"/>
+          <w:lang w:eastAsia="en-IN"/>
+        </w:rPr>
+      </w:pPr>
+      <w:r>
+        <w:rPr>
+          <w:rFonts w:ascii="Courier New" w:eastAsia="Times New Roman" w:hAnsi="Courier New" w:cs="Courier New"/>
+          <w:noProof/>
+          <w:sz w:val="20"/>
+          <w:szCs w:val="20"/>
+          <w:lang w:eastAsia="en-IN"/>
+        </w:rPr>
+        <w:lastRenderedPageBreak/>
+        <w:t>SELECT *</w:t>
+      </w:r>
+    </w:p>
+    <w:p>
+      <w:pPr>
+        <w:tabs>
+          <w:tab w:val="left" w:pos="916"/>
+          <w:tab w:val="left" w:pos="1832"/>
+          <w:tab w:val="left" w:pos="2748"/>
+          <w:tab w:val="left" w:pos="3664"/>
+          <w:tab w:val="left" w:pos="4580"/>
+          <w:tab w:val="left" w:pos="5496"/>
+          <w:tab w:val="left" w:pos="6412"/>
+          <w:tab w:val="left" w:pos="7328"/>
+          <w:tab w:val="left" w:pos="8244"/>
+          <w:tab w:val="left" w:pos="9160"/>
+          <w:tab w:val="left" w:pos="10076"/>
+          <w:tab w:val="left" w:pos="10992"/>
+          <w:tab w:val="left" w:pos="11908"/>
+          <w:tab w:val="left" w:pos="12824"/>
+          <w:tab w:val="left" w:pos="13740"/>
+          <w:tab w:val="left" w:pos="14656"/>
+        </w:tabs>
+        <w:spacing w:after="0" w:line="240" w:lineRule="auto"/>
+        <w:rPr>
+          <w:rFonts w:ascii="Courier New" w:eastAsia="Times New Roman" w:hAnsi="Courier New" w:cs="Courier New"/>
+          <w:noProof/>
+          <w:sz w:val="20"/>
+          <w:szCs w:val="20"/>
+          <w:lang w:eastAsia="en-IN"/>
+        </w:rPr>
+      </w:pPr>
+      <w:r>
+        <w:rPr>
+          <w:rFonts w:ascii="Courier New" w:eastAsia="Times New Roman" w:hAnsi="Courier New" w:cs="Courier New"/>
+          <w:noProof/>
+          <w:sz w:val="20"/>
+          <w:szCs w:val="20"/>
+          <w:lang w:eastAsia="en-IN"/>
+        </w:rPr>
+        <w:t>FROM employees e</w:t>
+      </w:r>
+    </w:p>
+    <w:p>
+      <w:pPr>
+        <w:tabs>
+          <w:tab w:val="left" w:pos="916"/>
+          <w:tab w:val="left" w:pos="1832"/>
+          <w:tab w:val="left" w:pos="2748"/>
+          <w:tab w:val="left" w:pos="3664"/>
+          <w:tab w:val="left" w:pos="4580"/>
+          <w:tab w:val="left" w:pos="5496"/>
+          <w:tab w:val="left" w:pos="6412"/>
+          <w:tab w:val="left" w:pos="7328"/>
+          <w:tab w:val="left" w:pos="8244"/>
+          <w:tab w:val="left" w:pos="9160"/>
+          <w:tab w:val="left" w:pos="10076"/>
+          <w:tab w:val="left" w:pos="10992"/>
+          <w:tab w:val="left" w:pos="11908"/>
+          <w:tab w:val="left" w:pos="12824"/>
+          <w:tab w:val="left" w:pos="13740"/>
+          <w:tab w:val="left" w:pos="14656"/>
+        </w:tabs>
+        <w:spacing w:after="0" w:line="240" w:lineRule="auto"/>
+        <w:rPr>
+          <w:rFonts w:ascii="Courier New" w:eastAsia="Times New Roman" w:hAnsi="Courier New" w:cs="Courier New"/>
+          <w:noProof/>
+          <w:sz w:val="20"/>
+          <w:szCs w:val="20"/>
+          <w:lang w:eastAsia="en-IN"/>
+        </w:rPr>
+      </w:pPr>
+      <w:r>
+        <w:rPr>
+          <w:rFonts w:ascii="Courier New" w:eastAsia="Times New Roman" w:hAnsi="Courier New" w:cs="Courier New"/>
+          <w:noProof/>
+          <w:sz w:val="20"/>
+          <w:szCs w:val="20"/>
+          <w:lang w:eastAsia="en-IN"/>
+        </w:rPr>
+        <w:t>WHERE e.salary &gt; ALL (</w:t>
+      </w:r>
+    </w:p>
+    <w:p>
+      <w:pPr>
+        <w:tabs>
+          <w:tab w:val="left" w:pos="916"/>
+          <w:tab w:val="left" w:pos="1832"/>
+          <w:tab w:val="left" w:pos="2748"/>
+          <w:tab w:val="left" w:pos="3664"/>
+          <w:tab w:val="left" w:pos="4580"/>
+          <w:tab w:val="left" w:pos="5496"/>
+          <w:tab w:val="left" w:pos="6412"/>
+          <w:tab w:val="left" w:pos="7328"/>
+          <w:tab w:val="left" w:pos="8244"/>
+          <w:tab w:val="left" w:pos="9160"/>
+          <w:tab w:val="left" w:pos="10076"/>
+          <w:tab w:val="left" w:pos="10992"/>
+          <w:tab w:val="left" w:pos="11908"/>
+          <w:tab w:val="left" w:pos="12824"/>
+          <w:tab w:val="left" w:pos="13740"/>
+          <w:tab w:val="left" w:pos="14656"/>
+        </w:tabs>
+        <w:spacing w:after="0" w:line="240" w:lineRule="auto"/>
+        <w:rPr>
+          <w:rFonts w:ascii="Courier New" w:eastAsia="Times New Roman" w:hAnsi="Courier New" w:cs="Courier New"/>
+          <w:noProof/>
+          <w:sz w:val="20"/>
+          <w:szCs w:val="20"/>
+          <w:lang w:eastAsia="en-IN"/>
+        </w:rPr>
+      </w:pPr>
+      <w:r>
+        <w:rPr>
+          <w:rFonts w:ascii="Courier New" w:eastAsia="Times New Roman" w:hAnsi="Courier New" w:cs="Courier New"/>
+          <w:noProof/>
+          <w:sz w:val="20"/>
+          <w:szCs w:val="20"/>
+          <w:lang w:eastAsia="en-IN"/>
+        </w:rPr>
+        <w:t xml:space="preserve">    SELECT salary</w:t>
+      </w:r>
+    </w:p>
+    <w:p>
+      <w:pPr>
+        <w:tabs>
+          <w:tab w:val="left" w:pos="916"/>
+          <w:tab w:val="left" w:pos="1832"/>
+          <w:tab w:val="left" w:pos="2748"/>
+          <w:tab w:val="left" w:pos="3664"/>
+          <w:tab w:val="left" w:pos="4580"/>
+          <w:tab w:val="left" w:pos="5496"/>
+          <w:tab w:val="left" w:pos="6412"/>
+          <w:tab w:val="left" w:pos="7328"/>
+          <w:tab w:val="left" w:pos="8244"/>
+          <w:tab w:val="left" w:pos="9160"/>
+          <w:tab w:val="left" w:pos="10076"/>
+          <w:tab w:val="left" w:pos="10992"/>
+          <w:tab w:val="left" w:pos="11908"/>
+          <w:tab w:val="left" w:pos="12824"/>
+          <w:tab w:val="left" w:pos="13740"/>
+          <w:tab w:val="left" w:pos="14656"/>
+        </w:tabs>
+        <w:spacing w:after="0" w:line="240" w:lineRule="auto"/>
+        <w:rPr>
+          <w:rFonts w:ascii="Courier New" w:eastAsia="Times New Roman" w:hAnsi="Courier New" w:cs="Courier New"/>
+          <w:noProof/>
+          <w:sz w:val="20"/>
+          <w:szCs w:val="20"/>
+          <w:lang w:eastAsia="en-IN"/>
+        </w:rPr>
+      </w:pPr>
+      <w:r>
+        <w:rPr>
+          <w:rFonts w:ascii="Courier New" w:eastAsia="Times New Roman" w:hAnsi="Courier New" w:cs="Courier New"/>
+          <w:noProof/>
+          <w:sz w:val="20"/>
+          <w:szCs w:val="20"/>
+          <w:lang w:eastAsia="en-IN"/>
+        </w:rPr>
+        <w:t xml:space="preserve">    FROM employees</w:t>
+      </w:r>
+    </w:p>
+    <w:p>
+      <w:pPr>
+        <w:tabs>
+          <w:tab w:val="left" w:pos="916"/>
+          <w:tab w:val="left" w:pos="1832"/>
+          <w:tab w:val="left" w:pos="2748"/>
+          <w:tab w:val="left" w:pos="3664"/>
+          <w:tab w:val="left" w:pos="4580"/>
+          <w:tab w:val="left" w:pos="5496"/>
+          <w:tab w:val="left" w:pos="6412"/>
+          <w:tab w:val="left" w:pos="7328"/>
+          <w:tab w:val="left" w:pos="8244"/>
+          <w:tab w:val="left" w:pos="9160"/>
+          <w:tab w:val="left" w:pos="10076"/>
+          <w:tab w:val="left" w:pos="10992"/>
+          <w:tab w:val="left" w:pos="11908"/>
+          <w:tab w:val="left" w:pos="12824"/>
+          <w:tab w:val="left" w:pos="13740"/>
+          <w:tab w:val="left" w:pos="14656"/>
+        </w:tabs>
+        <w:spacing w:after="0" w:line="240" w:lineRule="auto"/>
+        <w:rPr>
+          <w:rFonts w:ascii="Courier New" w:eastAsia="Times New Roman" w:hAnsi="Courier New" w:cs="Courier New"/>
+          <w:noProof/>
+          <w:sz w:val="20"/>
+          <w:szCs w:val="20"/>
+          <w:lang w:eastAsia="en-IN"/>
+        </w:rPr>
+      </w:pPr>
+      <w:r>
+        <w:rPr>
+          <w:rFonts w:ascii="Courier New" w:eastAsia="Times New Roman" w:hAnsi="Courier New" w:cs="Courier New"/>
+          <w:noProof/>
+          <w:sz w:val="20"/>
+          <w:szCs w:val="20"/>
+          <w:lang w:eastAsia="en-IN"/>
+        </w:rPr>
+        <w:t xml:space="preserve">    WHERE department = e.department</w:t>
+      </w:r>
+    </w:p>
+    <w:p>
+      <w:pPr>
+        <w:tabs>
+          <w:tab w:val="left" w:pos="916"/>
+          <w:tab w:val="left" w:pos="1832"/>
+          <w:tab w:val="left" w:pos="2748"/>
+          <w:tab w:val="left" w:pos="3664"/>
+          <w:tab w:val="left" w:pos="4580"/>
+          <w:tab w:val="left" w:pos="5496"/>
+          <w:tab w:val="left" w:pos="6412"/>
+          <w:tab w:val="left" w:pos="7328"/>
+          <w:tab w:val="left" w:pos="8244"/>
+          <w:tab w:val="left" w:pos="9160"/>
+          <w:tab w:val="left" w:pos="10076"/>
+          <w:tab w:val="left" w:pos="10992"/>
+          <w:tab w:val="left" w:pos="11908"/>
+          <w:tab w:val="left" w:pos="12824"/>
+          <w:tab w:val="left" w:pos="13740"/>
+          <w:tab w:val="left" w:pos="14656"/>
+        </w:tabs>
+        <w:spacing w:after="0" w:line="240" w:lineRule="auto"/>
+        <w:rPr>
+          <w:rFonts w:ascii="Courier New" w:eastAsia="Times New Roman" w:hAnsi="Courier New" w:cs="Courier New"/>
+          <w:sz w:val="20"/>
+          <w:szCs w:val="20"/>
+          <w:lang w:eastAsia="en-IN"/>
+        </w:rPr>
+      </w:pPr>
+      <w:r>
+        <w:rPr>
+          <w:rFonts w:ascii="Courier New" w:eastAsia="Times New Roman" w:hAnsi="Courier New" w:cs="Courier New"/>
+          <w:sz w:val="20"/>
+          <w:szCs w:val="20"/>
+          <w:lang w:eastAsia="en-IN"/>
+        </w:rPr>
+        <w:t>);</w:t>
+      </w:r>
+    </w:p>
+    <w:p>
+      <w:pPr>
+        <w:spacing w:before="100" w:beforeAutospacing="1" w:after="100" w:afterAutospacing="1" w:line="240" w:lineRule="auto"/>
+        <w:outlineLvl w:val="2"/>
+        <w:rPr>
+          <w:rFonts w:ascii="Times New Roman" w:eastAsia="Times New Roman" w:hAnsi="Times New Roman" w:cs="Times New Roman"/>
+          <w:b/>
+          <w:bCs/>
+          <w:sz w:val="27"/>
+          <w:szCs w:val="27"/>
+          <w:lang w:eastAsia="en-IN"/>
+        </w:rPr>
+      </w:pPr>
+      <w:r>
+        <w:rPr>
+          <w:rFonts w:ascii="Times New Roman" w:eastAsia="Times New Roman" w:hAnsi="Times New Roman" w:cs="Times New Roman"/>
+          <w:b/>
+          <w:bCs/>
+          <w:sz w:val="27"/>
+          <w:szCs w:val="27"/>
+          <w:lang w:eastAsia="en-IN"/>
+        </w:rPr>
+        <w:t>Meaning</w:t>
+      </w:r>
+    </w:p>
+    <w:p>
+      <w:pPr>
+        <w:tabs>
+          <w:tab w:val="left" w:pos="916"/>
+          <w:tab w:val="left" w:pos="1832"/>
+          <w:tab w:val="left" w:pos="2748"/>
+          <w:tab w:val="left" w:pos="3664"/>
+          <w:tab w:val="left" w:pos="4580"/>
+          <w:tab w:val="left" w:pos="5496"/>
+          <w:tab w:val="left" w:pos="6412"/>
+          <w:tab w:val="left" w:pos="7328"/>
+          <w:tab w:val="left" w:pos="8244"/>
+          <w:tab w:val="left" w:pos="9160"/>
+          <w:tab w:val="left" w:pos="10076"/>
+          <w:tab w:val="left" w:pos="10992"/>
+          <w:tab w:val="left" w:pos="11908"/>
+          <w:tab w:val="left" w:pos="12824"/>
+          <w:tab w:val="left" w:pos="13740"/>
+          <w:tab w:val="left" w:pos="14656"/>
+        </w:tabs>
+        <w:spacing w:after="0" w:line="240" w:lineRule="auto"/>
+        <w:rPr>
+          <w:rFonts w:ascii="Courier New" w:eastAsia="Times New Roman" w:hAnsi="Courier New" w:cs="Courier New"/>
+          <w:sz w:val="20"/>
+          <w:szCs w:val="20"/>
+          <w:lang w:eastAsia="en-IN"/>
+        </w:rPr>
+      </w:pPr>
+      <w:r>
+        <w:rPr>
+          <w:rFonts w:ascii="Courier New" w:eastAsia="Times New Roman" w:hAnsi="Courier New" w:cs="Courier New"/>
+          <w:sz w:val="20"/>
+          <w:szCs w:val="20"/>
+          <w:lang w:eastAsia="en-IN"/>
+        </w:rPr>
+        <w:t>TRUE only if condition matches ALL values</w:t>
+      </w:r>
+    </w:p>
+    <w:p>
+      <w:pPr>
+        <w:spacing w:before="100" w:beforeAutospacing="1" w:after="100" w:afterAutospacing="1" w:line="240" w:lineRule="auto"/>
+        <w:rPr>
+          <w:rFonts w:ascii="Times New Roman" w:eastAsia="Times New Roman" w:hAnsi="Times New Roman" w:cs="Times New Roman"/>
+          <w:sz w:val="24"/>
+          <w:szCs w:val="24"/>
+          <w:lang w:eastAsia="en-IN"/>
+        </w:rPr>
+      </w:pPr>
+      <w:r>
+        <w:rPr>
+          <w:rFonts w:ascii="Times New Roman" w:eastAsia="Times New Roman" w:hAnsi="Times New Roman" w:cs="Times New Roman"/>
+          <w:sz w:val="24"/>
+          <w:szCs w:val="24"/>
+          <w:lang w:eastAsia="en-IN"/>
+        </w:rPr>
+        <w:t>Equivalent to:</w:t>
+      </w:r>
+    </w:p>
+    <w:p>
+      <w:pPr>
+        <w:tabs>
+          <w:tab w:val="left" w:pos="916"/>
+          <w:tab w:val="left" w:pos="1832"/>
+          <w:tab w:val="left" w:pos="2748"/>
+          <w:tab w:val="left" w:pos="3664"/>
+          <w:tab w:val="left" w:pos="4580"/>
+          <w:tab w:val="left" w:pos="5496"/>
+          <w:tab w:val="left" w:pos="6412"/>
+          <w:tab w:val="left" w:pos="7328"/>
+          <w:tab w:val="left" w:pos="8244"/>
+          <w:tab w:val="left" w:pos="9160"/>
+          <w:tab w:val="left" w:pos="10076"/>
+          <w:tab w:val="left" w:pos="10992"/>
+          <w:tab w:val="left" w:pos="11908"/>
+          <w:tab w:val="left" w:pos="12824"/>
+          <w:tab w:val="left" w:pos="13740"/>
+          <w:tab w:val="left" w:pos="14656"/>
+        </w:tabs>
+        <w:spacing w:after="0" w:line="240" w:lineRule="auto"/>
+        <w:rPr>
+          <w:rFonts w:ascii="Courier New" w:eastAsia="Times New Roman" w:hAnsi="Courier New" w:cs="Courier New"/>
+          <w:noProof/>
+          <w:sz w:val="20"/>
+          <w:szCs w:val="20"/>
+          <w:lang w:eastAsia="en-IN"/>
+        </w:rPr>
+      </w:pPr>
+      <w:r>
+        <w:rPr>
+          <w:rFonts w:ascii="Courier New" w:eastAsia="Times New Roman" w:hAnsi="Courier New" w:cs="Courier New"/>
+          <w:noProof/>
+          <w:sz w:val="20"/>
+          <w:szCs w:val="20"/>
+          <w:lang w:eastAsia="en-IN"/>
+        </w:rPr>
+        <w:t>salary &gt; MAX(department salaries)</w:t>
+      </w:r>
+    </w:p>
+    <w:p>
+      <w:pPr>
+        <w:spacing w:before="100" w:beforeAutospacing="1" w:after="100" w:afterAutospacing="1" w:line="240" w:lineRule="auto"/>
+        <w:rPr>
+          <w:rFonts w:ascii="Times New Roman" w:eastAsia="Times New Roman" w:hAnsi="Times New Roman" w:cs="Times New Roman"/>
+          <w:sz w:val="24"/>
+          <w:szCs w:val="24"/>
+          <w:lang w:eastAsia="en-IN"/>
+        </w:rPr>
+      </w:pPr>
+      <w:r>
+        <w:rPr>
+          <w:rFonts w:ascii="Times New Roman" w:eastAsia="Times New Roman" w:hAnsi="Times New Roman" w:cs="Times New Roman"/>
+          <w:sz w:val="24"/>
+          <w:szCs w:val="24"/>
+          <w:lang w:eastAsia="en-IN"/>
+        </w:rPr>
+        <w:t>Used to find:</w:t>
+      </w:r>
+    </w:p>
+    <w:p>
+      <w:pPr>
+        <w:numPr>
+          <w:ilvl w:val="0"/>
+          <w:numId w:val="6"/>
+        </w:numPr>
+        <w:spacing w:before="100" w:beforeAutospacing="1" w:after="100" w:afterAutospacing="1" w:line="240" w:lineRule="auto"/>
+        <w:rPr>
+          <w:rFonts w:ascii="Times New Roman" w:eastAsia="Times New Roman" w:hAnsi="Times New Roman" w:cs="Times New Roman"/>
+          <w:sz w:val="24"/>
+          <w:szCs w:val="24"/>
+          <w:lang w:eastAsia="en-IN"/>
+        </w:rPr>
+      </w:pPr>
+      <w:r>
+        <w:rPr>
+          <w:rFonts w:ascii="Times New Roman" w:eastAsia="Times New Roman" w:hAnsi="Times New Roman" w:cs="Times New Roman"/>
+          <w:sz w:val="24"/>
+          <w:szCs w:val="24"/>
+          <w:lang w:eastAsia="en-IN"/>
+        </w:rPr>
+        <w:t>Highest</w:t>
+      </w:r>
+    </w:p>
+    <w:p>
+      <w:pPr>
+        <w:numPr>
+          <w:ilvl w:val="0"/>
+          <w:numId w:val="6"/>
+        </w:numPr>
+        <w:spacing w:before="100" w:beforeAutospacing="1" w:after="100" w:afterAutospacing="1" w:line="240" w:lineRule="auto"/>
+        <w:rPr>
+          <w:rFonts w:ascii="Times New Roman" w:eastAsia="Times New Roman" w:hAnsi="Times New Roman" w:cs="Times New Roman"/>
+          <w:sz w:val="24"/>
+          <w:szCs w:val="24"/>
+          <w:lang w:eastAsia="en-IN"/>
+        </w:rPr>
+      </w:pPr>
+      <w:r>
+        <w:rPr>
+          <w:rFonts w:ascii="Times New Roman" w:eastAsia="Times New Roman" w:hAnsi="Times New Roman" w:cs="Times New Roman"/>
+          <w:sz w:val="24"/>
+          <w:szCs w:val="24"/>
+          <w:lang w:eastAsia="en-IN"/>
+        </w:rPr>
+        <w:t>Lowest</w:t>
+      </w:r>
+    </w:p>
+    <w:p>
+      <w:pPr>
+        <w:numPr>
+          <w:ilvl w:val="0"/>
+          <w:numId w:val="6"/>
+        </w:numPr>
+        <w:spacing w:before="100" w:beforeAutospacing="1" w:after="100" w:afterAutospacing="1" w:line="240" w:lineRule="auto"/>
+        <w:rPr>
+          <w:rFonts w:ascii="Times New Roman" w:eastAsia="Times New Roman" w:hAnsi="Times New Roman" w:cs="Times New Roman"/>
+          <w:sz w:val="24"/>
+          <w:szCs w:val="24"/>
+          <w:lang w:eastAsia="en-IN"/>
+        </w:rPr>
+      </w:pPr>
+      <w:r>
+        <w:rPr>
+          <w:rFonts w:ascii="Times New Roman" w:eastAsia="Times New Roman" w:hAnsi="Times New Roman" w:cs="Times New Roman"/>
+          <w:sz w:val="24"/>
+          <w:szCs w:val="24"/>
+          <w:lang w:eastAsia="en-IN"/>
+        </w:rPr>
+        <w:t>Extremes per group</w:t>
+      </w:r>
+    </w:p>
+    <w:p>
+      <w:pPr>
+        <w:spacing w:after="0" w:line="240" w:lineRule="auto"/>
+        <w:rPr>
+          <w:rFonts w:ascii="Times New Roman" w:eastAsia="Times New Roman" w:hAnsi="Times New Roman" w:cs="Times New Roman"/>
+          <w:sz w:val="24"/>
+          <w:szCs w:val="24"/>
+          <w:lang w:eastAsia="en-IN"/>
+        </w:rPr>
+      </w:pPr>
+      <w:r>
+        <w:rPr>
+          <w:rFonts w:ascii="Times New Roman" w:eastAsia="Times New Roman" w:hAnsi="Times New Roman" w:cs="Times New Roman"/>
+          <w:sz w:val="24"/>
+          <w:szCs w:val="24"/>
+          <w:lang w:eastAsia="en-IN"/>
+        </w:rPr>
+        <w:pict>
+          <v:rect id="_x0000_i1031" style="width:0;height:1.5pt" o:hralign="center" o:hrstd="t" o:hr="t" fillcolor="#a0a0a0" stroked="f"/>
+        </w:pict>
+      </w:r>
+    </w:p>
+    <w:p>
+      <w:pPr>
+        <w:spacing w:before="100" w:beforeAutospacing="1" w:after="100" w:afterAutospacing="1" w:line="240" w:lineRule="auto"/>
+        <w:outlineLvl w:val="1"/>
+        <w:rPr>
+          <w:rFonts w:ascii="Times New Roman" w:eastAsia="Times New Roman" w:hAnsi="Times New Roman" w:cs="Times New Roman"/>
+          <w:b/>
+          <w:bCs/>
+          <w:sz w:val="36"/>
+          <w:szCs w:val="36"/>
+          <w:lang w:eastAsia="en-IN"/>
+        </w:rPr>
+      </w:pPr>
+      <w:r>
+        <w:rPr>
+          <w:rFonts w:ascii="Times New Roman" w:eastAsia="Times New Roman" w:hAnsi="Times New Roman" w:cs="Times New Roman"/>
+          <w:b/>
+          <w:bCs/>
+          <w:sz w:val="36"/>
+          <w:szCs w:val="36"/>
+          <w:lang w:eastAsia="en-IN"/>
+        </w:rPr>
+        <w:t xml:space="preserve">6. Aggregates in Correlated </w:t>
+      </w:r>
+      <w:r>
+        <w:rPr>
+          <w:rFonts w:ascii="Times New Roman" w:eastAsia="Times New Roman" w:hAnsi="Times New Roman" w:cs="Times New Roman"/>
+          <w:b/>
+          <w:bCs/>
+          <w:noProof/>
+          <w:sz w:val="36"/>
+          <w:szCs w:val="36"/>
+          <w:lang w:eastAsia="en-IN"/>
+        </w:rPr>
+        <w:t>Subqueries</w:t>
+      </w:r>
+    </w:p>
+    <w:p>
+      <w:pPr>
+        <w:spacing w:before="100" w:beforeAutospacing="1" w:after="100" w:afterAutospacing="1" w:line="240" w:lineRule="auto"/>
+        <w:rPr>
+          <w:rFonts w:ascii="Times New Roman" w:eastAsia="Times New Roman" w:hAnsi="Times New Roman" w:cs="Times New Roman"/>
+          <w:sz w:val="24"/>
+          <w:szCs w:val="24"/>
+          <w:lang w:eastAsia="en-IN"/>
+        </w:rPr>
+      </w:pPr>
+      <w:r>
+        <w:rPr>
+          <w:rFonts w:ascii="Times New Roman" w:eastAsia="Times New Roman" w:hAnsi="Times New Roman" w:cs="Times New Roman"/>
+          <w:sz w:val="24"/>
+          <w:szCs w:val="24"/>
+          <w:lang w:eastAsia="en-IN"/>
+        </w:rPr>
+        <w:t xml:space="preserve">Not operators, but </w:t>
+      </w:r>
+      <w:r>
+        <w:rPr>
+          <w:rFonts w:ascii="Times New Roman" w:eastAsia="Times New Roman" w:hAnsi="Times New Roman" w:cs="Times New Roman"/>
+          <w:b/>
+          <w:bCs/>
+          <w:sz w:val="24"/>
+          <w:szCs w:val="24"/>
+          <w:lang w:eastAsia="en-IN"/>
+        </w:rPr>
+        <w:t>very commonly tested</w:t>
+      </w:r>
+    </w:p>
+    <w:p>
+      <w:pPr>
+        <w:tabs>
+          <w:tab w:val="left" w:pos="916"/>
+          <w:tab w:val="left" w:pos="1832"/>
+          <w:tab w:val="left" w:pos="2748"/>
+          <w:tab w:val="left" w:pos="3664"/>
+          <w:tab w:val="left" w:pos="4580"/>
+          <w:tab w:val="left" w:pos="5496"/>
+          <w:tab w:val="left" w:pos="6412"/>
+          <w:tab w:val="left" w:pos="7328"/>
+          <w:tab w:val="left" w:pos="8244"/>
+          <w:tab w:val="left" w:pos="9160"/>
+          <w:tab w:val="left" w:pos="10076"/>
+          <w:tab w:val="left" w:pos="10992"/>
+          <w:tab w:val="left" w:pos="11908"/>
+          <w:tab w:val="left" w:pos="12824"/>
+          <w:tab w:val="left" w:pos="13740"/>
+          <w:tab w:val="left" w:pos="14656"/>
+        </w:tabs>
+        <w:spacing w:after="0" w:line="240" w:lineRule="auto"/>
+        <w:rPr>
+          <w:rFonts w:ascii="Courier New" w:eastAsia="Times New Roman" w:hAnsi="Courier New" w:cs="Courier New"/>
+          <w:noProof/>
+          <w:sz w:val="20"/>
+          <w:szCs w:val="20"/>
+          <w:lang w:eastAsia="en-IN"/>
+        </w:rPr>
+      </w:pPr>
+      <w:r>
+        <w:rPr>
+          <w:rFonts w:ascii="Courier New" w:eastAsia="Times New Roman" w:hAnsi="Courier New" w:cs="Courier New"/>
+          <w:noProof/>
+          <w:sz w:val="20"/>
+          <w:szCs w:val="20"/>
+          <w:lang w:eastAsia="en-IN"/>
+        </w:rPr>
+        <w:t>SELECT *</w:t>
+      </w:r>
+    </w:p>
+    <w:p>
+      <w:pPr>
+        <w:tabs>
+          <w:tab w:val="left" w:pos="916"/>
+          <w:tab w:val="left" w:pos="1832"/>
+          <w:tab w:val="left" w:pos="2748"/>
+          <w:tab w:val="left" w:pos="3664"/>
+          <w:tab w:val="left" w:pos="4580"/>
+          <w:tab w:val="left" w:pos="5496"/>
+          <w:tab w:val="left" w:pos="6412"/>
+          <w:tab w:val="left" w:pos="7328"/>
+          <w:tab w:val="left" w:pos="8244"/>
+          <w:tab w:val="left" w:pos="9160"/>
+          <w:tab w:val="left" w:pos="10076"/>
+          <w:tab w:val="left" w:pos="10992"/>
+          <w:tab w:val="left" w:pos="11908"/>
+          <w:tab w:val="left" w:pos="12824"/>
+          <w:tab w:val="left" w:pos="13740"/>
+          <w:tab w:val="left" w:pos="14656"/>
+        </w:tabs>
+        <w:spacing w:after="0" w:line="240" w:lineRule="auto"/>
+        <w:rPr>
+          <w:rFonts w:ascii="Courier New" w:eastAsia="Times New Roman" w:hAnsi="Courier New" w:cs="Courier New"/>
+          <w:noProof/>
+          <w:sz w:val="20"/>
+          <w:szCs w:val="20"/>
+          <w:lang w:eastAsia="en-IN"/>
+        </w:rPr>
+      </w:pPr>
+      <w:r>
+        <w:rPr>
+          <w:rFonts w:ascii="Courier New" w:eastAsia="Times New Roman" w:hAnsi="Courier New" w:cs="Courier New"/>
+          <w:noProof/>
+          <w:sz w:val="20"/>
+          <w:szCs w:val="20"/>
+          <w:lang w:eastAsia="en-IN"/>
+        </w:rPr>
+        <w:t>FROM orders o</w:t>
+      </w:r>
+    </w:p>
+    <w:p>
+      <w:pPr>
+        <w:tabs>
+          <w:tab w:val="left" w:pos="916"/>
+          <w:tab w:val="left" w:pos="1832"/>
+          <w:tab w:val="left" w:pos="2748"/>
+          <w:tab w:val="left" w:pos="3664"/>
+          <w:tab w:val="left" w:pos="4580"/>
+          <w:tab w:val="left" w:pos="5496"/>
+          <w:tab w:val="left" w:pos="6412"/>
+          <w:tab w:val="left" w:pos="7328"/>
+          <w:tab w:val="left" w:pos="8244"/>
+          <w:tab w:val="left" w:pos="9160"/>
+          <w:tab w:val="left" w:pos="10076"/>
+          <w:tab w:val="left" w:pos="10992"/>
+          <w:tab w:val="left" w:pos="11908"/>
+          <w:tab w:val="left" w:pos="12824"/>
+          <w:tab w:val="left" w:pos="13740"/>
+          <w:tab w:val="left" w:pos="14656"/>
+        </w:tabs>
+        <w:spacing w:after="0" w:line="240" w:lineRule="auto"/>
+        <w:rPr>
+          <w:rFonts w:ascii="Courier New" w:eastAsia="Times New Roman" w:hAnsi="Courier New" w:cs="Courier New"/>
+          <w:noProof/>
+          <w:sz w:val="20"/>
+          <w:szCs w:val="20"/>
+          <w:lang w:eastAsia="en-IN"/>
+        </w:rPr>
+      </w:pPr>
+      <w:r>
+        <w:rPr>
+          <w:rFonts w:ascii="Courier New" w:eastAsia="Times New Roman" w:hAnsi="Courier New" w:cs="Courier New"/>
+          <w:noProof/>
+          <w:sz w:val="20"/>
+          <w:szCs w:val="20"/>
+          <w:lang w:eastAsia="en-IN"/>
+        </w:rPr>
+        <w:t>WHERE o.amount &gt; (</w:t>
+      </w:r>
+    </w:p>
+    <w:p>
+      <w:pPr>
+        <w:tabs>
+          <w:tab w:val="left" w:pos="916"/>
+          <w:tab w:val="left" w:pos="1832"/>
+          <w:tab w:val="left" w:pos="2748"/>
+          <w:tab w:val="left" w:pos="3664"/>
+          <w:tab w:val="left" w:pos="4580"/>
+          <w:tab w:val="left" w:pos="5496"/>
+          <w:tab w:val="left" w:pos="6412"/>
+          <w:tab w:val="left" w:pos="7328"/>
+          <w:tab w:val="left" w:pos="8244"/>
+          <w:tab w:val="left" w:pos="9160"/>
+          <w:tab w:val="left" w:pos="10076"/>
+          <w:tab w:val="left" w:pos="10992"/>
+          <w:tab w:val="left" w:pos="11908"/>
+          <w:tab w:val="left" w:pos="12824"/>
+          <w:tab w:val="left" w:pos="13740"/>
+          <w:tab w:val="left" w:pos="14656"/>
+        </w:tabs>
+        <w:spacing w:after="0" w:line="240" w:lineRule="auto"/>
+        <w:rPr>
+          <w:rFonts w:ascii="Courier New" w:eastAsia="Times New Roman" w:hAnsi="Courier New" w:cs="Courier New"/>
+          <w:noProof/>
+          <w:sz w:val="20"/>
+          <w:szCs w:val="20"/>
+          <w:lang w:eastAsia="en-IN"/>
+        </w:rPr>
+      </w:pPr>
+      <w:r>
+        <w:rPr>
+          <w:rFonts w:ascii="Courier New" w:eastAsia="Times New Roman" w:hAnsi="Courier New" w:cs="Courier New"/>
+          <w:noProof/>
+          <w:sz w:val="20"/>
+          <w:szCs w:val="20"/>
+          <w:lang w:eastAsia="en-IN"/>
+        </w:rPr>
+        <w:t xml:space="preserve">    SELECT AVG(amount)</w:t>
+      </w:r>
+    </w:p>
+    <w:p>
+      <w:pPr>
+        <w:tabs>
+          <w:tab w:val="left" w:pos="916"/>
+          <w:tab w:val="left" w:pos="1832"/>
+          <w:tab w:val="left" w:pos="2748"/>
+          <w:tab w:val="left" w:pos="3664"/>
+          <w:tab w:val="left" w:pos="4580"/>
+          <w:tab w:val="left" w:pos="5496"/>
+          <w:tab w:val="left" w:pos="6412"/>
+          <w:tab w:val="left" w:pos="7328"/>
+          <w:tab w:val="left" w:pos="8244"/>
+          <w:tab w:val="left" w:pos="9160"/>
+          <w:tab w:val="left" w:pos="10076"/>
+          <w:tab w:val="left" w:pos="10992"/>
+          <w:tab w:val="left" w:pos="11908"/>
+          <w:tab w:val="left" w:pos="12824"/>
+          <w:tab w:val="left" w:pos="13740"/>
+          <w:tab w:val="left" w:pos="14656"/>
+        </w:tabs>
+        <w:spacing w:after="0" w:line="240" w:lineRule="auto"/>
+        <w:rPr>
+          <w:rFonts w:ascii="Courier New" w:eastAsia="Times New Roman" w:hAnsi="Courier New" w:cs="Courier New"/>
+          <w:noProof/>
+          <w:sz w:val="20"/>
+          <w:szCs w:val="20"/>
+          <w:lang w:eastAsia="en-IN"/>
+        </w:rPr>
+      </w:pPr>
+      <w:r>
+        <w:rPr>
+          <w:rFonts w:ascii="Courier New" w:eastAsia="Times New Roman" w:hAnsi="Courier New" w:cs="Courier New"/>
+          <w:noProof/>
+          <w:sz w:val="20"/>
+          <w:szCs w:val="20"/>
+          <w:lang w:eastAsia="en-IN"/>
+        </w:rPr>
+        <w:t xml:space="preserve">    FROM orders</w:t>
+      </w:r>
+    </w:p>
+    <w:p>
+      <w:pPr>
+        <w:tabs>
+          <w:tab w:val="left" w:pos="916"/>
+          <w:tab w:val="left" w:pos="1832"/>
+          <w:tab w:val="left" w:pos="2748"/>
+          <w:tab w:val="left" w:pos="3664"/>
+          <w:tab w:val="left" w:pos="4580"/>
+          <w:tab w:val="left" w:pos="5496"/>
+          <w:tab w:val="left" w:pos="6412"/>
+          <w:tab w:val="left" w:pos="7328"/>
+          <w:tab w:val="left" w:pos="8244"/>
+          <w:tab w:val="left" w:pos="9160"/>
+          <w:tab w:val="left" w:pos="10076"/>
+          <w:tab w:val="left" w:pos="10992"/>
+          <w:tab w:val="left" w:pos="11908"/>
+          <w:tab w:val="left" w:pos="12824"/>
+          <w:tab w:val="left" w:pos="13740"/>
+          <w:tab w:val="left" w:pos="14656"/>
+        </w:tabs>
+        <w:spacing w:after="0" w:line="240" w:lineRule="auto"/>
+        <w:rPr>
+          <w:rFonts w:ascii="Courier New" w:eastAsia="Times New Roman" w:hAnsi="Courier New" w:cs="Courier New"/>
+          <w:noProof/>
+          <w:sz w:val="20"/>
+          <w:szCs w:val="20"/>
+          <w:lang w:eastAsia="en-IN"/>
+        </w:rPr>
+      </w:pPr>
+      <w:r>
+        <w:rPr>
+          <w:rFonts w:ascii="Courier New" w:eastAsia="Times New Roman" w:hAnsi="Courier New" w:cs="Courier New"/>
+          <w:noProof/>
+          <w:sz w:val="20"/>
+          <w:szCs w:val="20"/>
+          <w:lang w:eastAsia="en-IN"/>
+        </w:rPr>
+        <w:t xml:space="preserve">    WHERE customer_id = o.customer_id</w:t>
+      </w:r>
+    </w:p>
+    <w:p>
+      <w:pPr>
+        <w:tabs>
+          <w:tab w:val="left" w:pos="916"/>
+          <w:tab w:val="left" w:pos="1832"/>
+          <w:tab w:val="left" w:pos="2748"/>
+          <w:tab w:val="left" w:pos="3664"/>
+          <w:tab w:val="left" w:pos="4580"/>
+          <w:tab w:val="left" w:pos="5496"/>
+          <w:tab w:val="left" w:pos="6412"/>
+          <w:tab w:val="left" w:pos="7328"/>
+          <w:tab w:val="left" w:pos="8244"/>
+          <w:tab w:val="left" w:pos="9160"/>
+          <w:tab w:val="left" w:pos="10076"/>
+          <w:tab w:val="left" w:pos="10992"/>
+          <w:tab w:val="left" w:pos="11908"/>
+          <w:tab w:val="left" w:pos="12824"/>
+          <w:tab w:val="left" w:pos="13740"/>
+          <w:tab w:val="left" w:pos="14656"/>
+        </w:tabs>
+        <w:spacing w:after="0" w:line="240" w:lineRule="auto"/>
+        <w:rPr>
+          <w:rFonts w:ascii="Courier New" w:eastAsia="Times New Roman" w:hAnsi="Courier New" w:cs="Courier New"/>
+          <w:sz w:val="20"/>
+          <w:szCs w:val="20"/>
+          <w:lang w:eastAsia="en-IN"/>
+        </w:rPr>
+      </w:pPr>
+      <w:r>
+        <w:rPr>
+          <w:rFonts w:ascii="Courier New" w:eastAsia="Times New Roman" w:hAnsi="Courier New" w:cs="Courier New"/>
+          <w:sz w:val="20"/>
+          <w:szCs w:val="20"/>
+          <w:lang w:eastAsia="en-IN"/>
+        </w:rPr>
+        <w:t>);</w:t>
+      </w:r>
+    </w:p>
+    <w:p>
+      <w:pPr>
+        <w:spacing w:before="100" w:beforeAutospacing="1" w:after="100" w:afterAutospacing="1" w:line="240" w:lineRule="auto"/>
+        <w:rPr>
+          <w:rFonts w:ascii="Times New Roman" w:eastAsia="Times New Roman" w:hAnsi="Times New Roman" w:cs="Times New Roman"/>
+          <w:sz w:val="24"/>
+          <w:szCs w:val="24"/>
+          <w:lang w:eastAsia="en-IN"/>
+        </w:rPr>
+      </w:pPr>
+      <w:r>
+        <w:rPr>
+          <w:rFonts w:ascii="Times New Roman" w:eastAsia="Times New Roman" w:hAnsi="Times New Roman" w:cs="Times New Roman"/>
+          <w:sz w:val="24"/>
+          <w:szCs w:val="24"/>
+          <w:lang w:eastAsia="en-IN"/>
+        </w:rPr>
+        <w:t>Used for:</w:t>
+      </w:r>
+    </w:p>
+    <w:p>
+      <w:pPr>
+        <w:numPr>
+          <w:ilvl w:val="0"/>
+          <w:numId w:val="7"/>
+        </w:numPr>
+        <w:spacing w:before="100" w:beforeAutospacing="1" w:after="100" w:afterAutospacing="1" w:line="240" w:lineRule="auto"/>
+        <w:rPr>
+          <w:rFonts w:ascii="Times New Roman" w:eastAsia="Times New Roman" w:hAnsi="Times New Roman" w:cs="Times New Roman"/>
+          <w:sz w:val="24"/>
+          <w:szCs w:val="24"/>
+          <w:lang w:eastAsia="en-IN"/>
+        </w:rPr>
+      </w:pPr>
+      <w:r>
+        <w:rPr>
+          <w:rFonts w:ascii="Times New Roman" w:eastAsia="Times New Roman" w:hAnsi="Times New Roman" w:cs="Times New Roman"/>
+          <w:sz w:val="24"/>
+          <w:szCs w:val="24"/>
+          <w:lang w:eastAsia="en-IN"/>
+        </w:rPr>
+        <w:t>Outliers</w:t>
+      </w:r>
+    </w:p>
+    <w:p>
+      <w:pPr>
+        <w:numPr>
+          <w:ilvl w:val="0"/>
+          <w:numId w:val="7"/>
+        </w:numPr>
+        <w:spacing w:before="100" w:beforeAutospacing="1" w:after="100" w:afterAutospacing="1" w:line="240" w:lineRule="auto"/>
+        <w:rPr>
+          <w:rFonts w:ascii="Times New Roman" w:eastAsia="Times New Roman" w:hAnsi="Times New Roman" w:cs="Times New Roman"/>
+          <w:sz w:val="24"/>
+          <w:szCs w:val="24"/>
+          <w:lang w:eastAsia="en-IN"/>
+        </w:rPr>
+      </w:pPr>
+      <w:r>
+        <w:rPr>
+          <w:rFonts w:ascii="Times New Roman" w:eastAsia="Times New Roman" w:hAnsi="Times New Roman" w:cs="Times New Roman"/>
+          <w:sz w:val="24"/>
+          <w:szCs w:val="24"/>
+          <w:lang w:eastAsia="en-IN"/>
+        </w:rPr>
+        <w:t>Trend detection</w:t>
+      </w:r>
+    </w:p>
+    <w:p>
+      <w:pPr>
+        <w:numPr>
+          <w:ilvl w:val="0"/>
+          <w:numId w:val="7"/>
+        </w:numPr>
+        <w:spacing w:before="100" w:beforeAutospacing="1" w:after="100" w:afterAutospacing="1" w:line="240" w:lineRule="auto"/>
+        <w:rPr>
+          <w:rFonts w:ascii="Times New Roman" w:eastAsia="Times New Roman" w:hAnsi="Times New Roman" w:cs="Times New Roman"/>
+          <w:sz w:val="24"/>
+          <w:szCs w:val="24"/>
+          <w:lang w:eastAsia="en-IN"/>
+        </w:rPr>
+      </w:pPr>
+      <w:r>
+        <w:rPr>
+          <w:rFonts w:ascii="Times New Roman" w:eastAsia="Times New Roman" w:hAnsi="Times New Roman" w:cs="Times New Roman"/>
+          <w:sz w:val="24"/>
+          <w:szCs w:val="24"/>
+          <w:lang w:eastAsia="en-IN"/>
+        </w:rPr>
+        <w:t>Business thresholds</w:t>
+      </w:r>
+    </w:p>
+    <w:p>
+      <w:pPr>
+        <w:spacing w:after="0" w:line="240" w:lineRule="auto"/>
+        <w:rPr>
+          <w:rFonts w:ascii="Times New Roman" w:eastAsia="Times New Roman" w:hAnsi="Times New Roman" w:cs="Times New Roman"/>
+          <w:sz w:val="24"/>
+          <w:szCs w:val="24"/>
+          <w:lang w:eastAsia="en-IN"/>
+        </w:rPr>
+      </w:pPr>
+      <w:r>
+        <w:rPr>
+          <w:rFonts w:ascii="Times New Roman" w:eastAsia="Times New Roman" w:hAnsi="Times New Roman" w:cs="Times New Roman"/>
+          <w:sz w:val="24"/>
+          <w:szCs w:val="24"/>
+          <w:lang w:eastAsia="en-IN"/>
+        </w:rPr>
+        <w:pict>
+          <v:rect id="_x0000_i1032" style="width:0;height:1.5pt" o:hralign="center" o:hrstd="t" o:hr="t" fillcolor="#a0a0a0" stroked="f"/>
+        </w:pict>
+      </w:r>
+    </w:p>
+    <w:p>
+      <w:pPr>
+        <w:spacing w:before="100" w:beforeAutospacing="1" w:after="100" w:afterAutospacing="1" w:line="240" w:lineRule="auto"/>
+        <w:outlineLvl w:val="1"/>
+        <w:rPr>
+          <w:rFonts w:ascii="Times New Roman" w:eastAsia="Times New Roman" w:hAnsi="Times New Roman" w:cs="Times New Roman"/>
+          <w:b/>
+          <w:bCs/>
+          <w:sz w:val="36"/>
+          <w:szCs w:val="36"/>
+          <w:lang w:eastAsia="en-IN"/>
+        </w:rPr>
+      </w:pPr>
+      <w:r>
+        <w:rPr>
+          <w:rFonts w:ascii="Times New Roman" w:eastAsia="Times New Roman" w:hAnsi="Times New Roman" w:cs="Times New Roman"/>
+          <w:b/>
+          <w:bCs/>
+          <w:sz w:val="36"/>
+          <w:szCs w:val="36"/>
+          <w:lang w:eastAsia="en-IN"/>
+        </w:rPr>
+        <w:t xml:space="preserve">7. </w:t>
+      </w:r>
+      <w:r>
+        <w:rPr>
+          <w:rFonts w:ascii="Courier New" w:eastAsia="Times New Roman" w:hAnsi="Courier New" w:cs="Courier New"/>
+          <w:b/>
+          <w:bCs/>
+          <w:sz w:val="20"/>
+          <w:szCs w:val="20"/>
+          <w:lang w:eastAsia="en-IN"/>
+        </w:rPr>
+        <w:t>CASE</w:t>
+      </w:r>
+      <w:r>
+        <w:rPr>
+          <w:rFonts w:ascii="Times New Roman" w:eastAsia="Times New Roman" w:hAnsi="Times New Roman" w:cs="Times New Roman"/>
+          <w:b/>
+          <w:bCs/>
+          <w:sz w:val="36"/>
+          <w:szCs w:val="36"/>
+          <w:lang w:eastAsia="en-IN"/>
+        </w:rPr>
+        <w:t xml:space="preserve"> inside correlated</w:t>
+      </w:r>
+      <w:r>
+        <w:rPr>
+          <w:rFonts w:ascii="Times New Roman" w:eastAsia="Times New Roman" w:hAnsi="Times New Roman" w:cs="Times New Roman"/>
+          <w:b/>
+          <w:bCs/>
+          <w:noProof/>
+          <w:sz w:val="36"/>
+          <w:szCs w:val="36"/>
+          <w:lang w:eastAsia="en-IN"/>
+        </w:rPr>
+        <w:t xml:space="preserve"> subquery</w:t>
+      </w:r>
+      <w:r>
+        <w:rPr>
+          <w:rFonts w:ascii="Times New Roman" w:eastAsia="Times New Roman" w:hAnsi="Times New Roman" w:cs="Times New Roman"/>
+          <w:b/>
+          <w:bCs/>
+          <w:sz w:val="36"/>
+          <w:szCs w:val="36"/>
+          <w:lang w:eastAsia="en-IN"/>
+        </w:rPr>
+        <w:t xml:space="preserve"> (advanced)</w:t>
+      </w:r>
+    </w:p>
+    <w:p>
+      <w:pPr>
+        <w:tabs>
+          <w:tab w:val="left" w:pos="916"/>
+          <w:tab w:val="left" w:pos="1832"/>
+          <w:tab w:val="left" w:pos="2748"/>
+          <w:tab w:val="left" w:pos="3664"/>
+          <w:tab w:val="left" w:pos="4580"/>
+          <w:tab w:val="left" w:pos="5496"/>
+          <w:tab w:val="left" w:pos="6412"/>
+          <w:tab w:val="left" w:pos="7328"/>
+          <w:tab w:val="left" w:pos="8244"/>
+          <w:tab w:val="left" w:pos="9160"/>
+          <w:tab w:val="left" w:pos="10076"/>
+          <w:tab w:val="left" w:pos="10992"/>
+          <w:tab w:val="left" w:pos="11908"/>
+          <w:tab w:val="left" w:pos="12824"/>
+          <w:tab w:val="left" w:pos="13740"/>
+          <w:tab w:val="left" w:pos="14656"/>
+        </w:tabs>
+        <w:spacing w:after="0" w:line="240" w:lineRule="auto"/>
+        <w:rPr>
+          <w:rFonts w:ascii="Courier New" w:eastAsia="Times New Roman" w:hAnsi="Courier New" w:cs="Courier New"/>
+          <w:noProof/>
+          <w:sz w:val="20"/>
+          <w:szCs w:val="20"/>
+          <w:lang w:eastAsia="en-IN"/>
+        </w:rPr>
+      </w:pPr>
+      <w:r>
+        <w:rPr>
+          <w:rFonts w:ascii="Courier New" w:eastAsia="Times New Roman" w:hAnsi="Courier New" w:cs="Courier New"/>
+          <w:noProof/>
+          <w:sz w:val="20"/>
+          <w:szCs w:val="20"/>
+          <w:lang w:eastAsia="en-IN"/>
+        </w:rPr>
+        <w:t>SELECT *</w:t>
+      </w:r>
+    </w:p>
+    <w:p>
+      <w:pPr>
+        <w:tabs>
+          <w:tab w:val="left" w:pos="916"/>
+          <w:tab w:val="left" w:pos="1832"/>
+          <w:tab w:val="left" w:pos="2748"/>
+          <w:tab w:val="left" w:pos="3664"/>
+          <w:tab w:val="left" w:pos="4580"/>
+          <w:tab w:val="left" w:pos="5496"/>
+          <w:tab w:val="left" w:pos="6412"/>
+          <w:tab w:val="left" w:pos="7328"/>
+          <w:tab w:val="left" w:pos="8244"/>
+          <w:tab w:val="left" w:pos="9160"/>
+          <w:tab w:val="left" w:pos="10076"/>
+          <w:tab w:val="left" w:pos="10992"/>
+          <w:tab w:val="left" w:pos="11908"/>
+          <w:tab w:val="left" w:pos="12824"/>
+          <w:tab w:val="left" w:pos="13740"/>
+          <w:tab w:val="left" w:pos="14656"/>
+        </w:tabs>
+        <w:spacing w:after="0" w:line="240" w:lineRule="auto"/>
+        <w:rPr>
+          <w:rFonts w:ascii="Courier New" w:eastAsia="Times New Roman" w:hAnsi="Courier New" w:cs="Courier New"/>
+          <w:noProof/>
+          <w:sz w:val="20"/>
+          <w:szCs w:val="20"/>
+          <w:lang w:eastAsia="en-IN"/>
+        </w:rPr>
+      </w:pPr>
+      <w:r>
+        <w:rPr>
+          <w:rFonts w:ascii="Courier New" w:eastAsia="Times New Roman" w:hAnsi="Courier New" w:cs="Courier New"/>
+          <w:noProof/>
+          <w:sz w:val="20"/>
+          <w:szCs w:val="20"/>
+          <w:lang w:eastAsia="en-IN"/>
+        </w:rPr>
+        <w:t>FROM employees e</w:t>
+      </w:r>
+    </w:p>
+    <w:p>
+      <w:pPr>
+        <w:tabs>
+          <w:tab w:val="left" w:pos="916"/>
+          <w:tab w:val="left" w:pos="1832"/>
+          <w:tab w:val="left" w:pos="2748"/>
+          <w:tab w:val="left" w:pos="3664"/>
+          <w:tab w:val="left" w:pos="4580"/>
+          <w:tab w:val="left" w:pos="5496"/>
+          <w:tab w:val="left" w:pos="6412"/>
+          <w:tab w:val="left" w:pos="7328"/>
+          <w:tab w:val="left" w:pos="8244"/>
+          <w:tab w:val="left" w:pos="9160"/>
+          <w:tab w:val="left" w:pos="10076"/>
+          <w:tab w:val="left" w:pos="10992"/>
+          <w:tab w:val="left" w:pos="11908"/>
+          <w:tab w:val="left" w:pos="12824"/>
+          <w:tab w:val="left" w:pos="13740"/>
+          <w:tab w:val="left" w:pos="14656"/>
+        </w:tabs>
+        <w:spacing w:after="0" w:line="240" w:lineRule="auto"/>
+        <w:rPr>
+          <w:rFonts w:ascii="Courier New" w:eastAsia="Times New Roman" w:hAnsi="Courier New" w:cs="Courier New"/>
+          <w:noProof/>
+          <w:sz w:val="20"/>
+          <w:szCs w:val="20"/>
+          <w:lang w:eastAsia="en-IN"/>
+        </w:rPr>
+      </w:pPr>
+      <w:r>
+        <w:rPr>
+          <w:rFonts w:ascii="Courier New" w:eastAsia="Times New Roman" w:hAnsi="Courier New" w:cs="Courier New"/>
+          <w:noProof/>
+          <w:sz w:val="20"/>
+          <w:szCs w:val="20"/>
+          <w:lang w:eastAsia="en-IN"/>
+        </w:rPr>
+        <w:t>WHERE (</w:t>
+      </w:r>
+    </w:p>
+    <w:p>
+      <w:pPr>
+        <w:tabs>
+          <w:tab w:val="left" w:pos="916"/>
+          <w:tab w:val="left" w:pos="1832"/>
+          <w:tab w:val="left" w:pos="2748"/>
+          <w:tab w:val="left" w:pos="3664"/>
+          <w:tab w:val="left" w:pos="4580"/>
+          <w:tab w:val="left" w:pos="5496"/>
+          <w:tab w:val="left" w:pos="6412"/>
+          <w:tab w:val="left" w:pos="7328"/>
+          <w:tab w:val="left" w:pos="8244"/>
+          <w:tab w:val="left" w:pos="9160"/>
+          <w:tab w:val="left" w:pos="10076"/>
+          <w:tab w:val="left" w:pos="10992"/>
+          <w:tab w:val="left" w:pos="11908"/>
+          <w:tab w:val="left" w:pos="12824"/>
+          <w:tab w:val="left" w:pos="13740"/>
+          <w:tab w:val="left" w:pos="14656"/>
+        </w:tabs>
+        <w:spacing w:after="0" w:line="240" w:lineRule="auto"/>
+        <w:rPr>
+          <w:rFonts w:ascii="Courier New" w:eastAsia="Times New Roman" w:hAnsi="Courier New" w:cs="Courier New"/>
+          <w:noProof/>
+          <w:sz w:val="20"/>
+          <w:szCs w:val="20"/>
+          <w:lang w:eastAsia="en-IN"/>
+        </w:rPr>
+      </w:pPr>
+      <w:r>
+        <w:rPr>
+          <w:rFonts w:ascii="Courier New" w:eastAsia="Times New Roman" w:hAnsi="Courier New" w:cs="Courier New"/>
+          <w:noProof/>
+          <w:sz w:val="20"/>
+          <w:szCs w:val="20"/>
+          <w:lang w:eastAsia="en-IN"/>
+        </w:rPr>
+        <w:t xml:space="preserve">    SELECT COUNT(*)</w:t>
+      </w:r>
+    </w:p>
+    <w:p>
+      <w:pPr>
+        <w:tabs>
+          <w:tab w:val="left" w:pos="916"/>
+          <w:tab w:val="left" w:pos="1832"/>
+          <w:tab w:val="left" w:pos="2748"/>
+          <w:tab w:val="left" w:pos="3664"/>
+          <w:tab w:val="left" w:pos="4580"/>
+          <w:tab w:val="left" w:pos="5496"/>
+          <w:tab w:val="left" w:pos="6412"/>
+          <w:tab w:val="left" w:pos="7328"/>
+          <w:tab w:val="left" w:pos="8244"/>
+          <w:tab w:val="left" w:pos="9160"/>
+          <w:tab w:val="left" w:pos="10076"/>
+          <w:tab w:val="left" w:pos="10992"/>
+          <w:tab w:val="left" w:pos="11908"/>
+          <w:tab w:val="left" w:pos="12824"/>
+          <w:tab w:val="left" w:pos="13740"/>
+          <w:tab w:val="left" w:pos="14656"/>
+        </w:tabs>
+        <w:spacing w:after="0" w:line="240" w:lineRule="auto"/>
+        <w:rPr>
+          <w:rFonts w:ascii="Courier New" w:eastAsia="Times New Roman" w:hAnsi="Courier New" w:cs="Courier New"/>
+          <w:noProof/>
+          <w:sz w:val="20"/>
+          <w:szCs w:val="20"/>
+          <w:lang w:eastAsia="en-IN"/>
+        </w:rPr>
+      </w:pPr>
+      <w:r>
+        <w:rPr>
+          <w:rFonts w:ascii="Courier New" w:eastAsia="Times New Roman" w:hAnsi="Courier New" w:cs="Courier New"/>
+          <w:noProof/>
+          <w:sz w:val="20"/>
+          <w:szCs w:val="20"/>
+          <w:lang w:eastAsia="en-IN"/>
+        </w:rPr>
+        <w:t xml:space="preserve">    FROM projects p</w:t>
+      </w:r>
+    </w:p>
+    <w:p>
+      <w:pPr>
+        <w:tabs>
+          <w:tab w:val="left" w:pos="916"/>
+          <w:tab w:val="left" w:pos="1832"/>
+          <w:tab w:val="left" w:pos="2748"/>
+          <w:tab w:val="left" w:pos="3664"/>
+          <w:tab w:val="left" w:pos="4580"/>
+          <w:tab w:val="left" w:pos="5496"/>
+          <w:tab w:val="left" w:pos="6412"/>
+          <w:tab w:val="left" w:pos="7328"/>
+          <w:tab w:val="left" w:pos="8244"/>
+          <w:tab w:val="left" w:pos="9160"/>
+          <w:tab w:val="left" w:pos="10076"/>
+          <w:tab w:val="left" w:pos="10992"/>
+          <w:tab w:val="left" w:pos="11908"/>
+          <w:tab w:val="left" w:pos="12824"/>
+          <w:tab w:val="left" w:pos="13740"/>
+          <w:tab w:val="left" w:pos="14656"/>
+        </w:tabs>
+        <w:spacing w:after="0" w:line="240" w:lineRule="auto"/>
+        <w:rPr>
+          <w:rFonts w:ascii="Courier New" w:eastAsia="Times New Roman" w:hAnsi="Courier New" w:cs="Courier New"/>
+          <w:noProof/>
+          <w:sz w:val="20"/>
+          <w:szCs w:val="20"/>
+          <w:lang w:eastAsia="en-IN"/>
+        </w:rPr>
+      </w:pPr>
+      <w:r>
+        <w:rPr>
+          <w:rFonts w:ascii="Courier New" w:eastAsia="Times New Roman" w:hAnsi="Courier New" w:cs="Courier New"/>
+          <w:noProof/>
+          <w:sz w:val="20"/>
+          <w:szCs w:val="20"/>
+          <w:lang w:eastAsia="en-IN"/>
+        </w:rPr>
+        <w:t xml:space="preserve">    WHERE p.emp_id = e.emp_id</w:t>
+      </w:r>
+    </w:p>
+    <w:p>
+      <w:pPr>
+        <w:tabs>
+          <w:tab w:val="left" w:pos="916"/>
+          <w:tab w:val="left" w:pos="1832"/>
+          <w:tab w:val="left" w:pos="2748"/>
+          <w:tab w:val="left" w:pos="3664"/>
+          <w:tab w:val="left" w:pos="4580"/>
+          <w:tab w:val="left" w:pos="5496"/>
+          <w:tab w:val="left" w:pos="6412"/>
+          <w:tab w:val="left" w:pos="7328"/>
+          <w:tab w:val="left" w:pos="8244"/>
+          <w:tab w:val="left" w:pos="9160"/>
+          <w:tab w:val="left" w:pos="10076"/>
+          <w:tab w:val="left" w:pos="10992"/>
+          <w:tab w:val="left" w:pos="11908"/>
+          <w:tab w:val="left" w:pos="12824"/>
+          <w:tab w:val="left" w:pos="13740"/>
+          <w:tab w:val="left" w:pos="14656"/>
+        </w:tabs>
+        <w:spacing w:after="0" w:line="240" w:lineRule="auto"/>
+        <w:rPr>
+          <w:rFonts w:ascii="Courier New" w:eastAsia="Times New Roman" w:hAnsi="Courier New" w:cs="Courier New"/>
+          <w:noProof/>
+          <w:sz w:val="20"/>
+          <w:szCs w:val="20"/>
+          <w:lang w:eastAsia="en-IN"/>
+        </w:rPr>
+      </w:pPr>
+      <w:r>
+        <w:rPr>
+          <w:rFonts w:ascii="Courier New" w:eastAsia="Times New Roman" w:hAnsi="Courier New" w:cs="Courier New"/>
+          <w:noProof/>
+          <w:sz w:val="20"/>
+          <w:szCs w:val="20"/>
+          <w:lang w:eastAsia="en-IN"/>
+        </w:rPr>
+        <w:t xml:space="preserve">      AND p.status = 'ACTIVE'</w:t>
+      </w:r>
+    </w:p>
+    <w:p>
+      <w:pPr>
+        <w:tabs>
+          <w:tab w:val="left" w:pos="916"/>
+          <w:tab w:val="left" w:pos="1832"/>
+          <w:tab w:val="left" w:pos="2748"/>
+          <w:tab w:val="left" w:pos="3664"/>
+          <w:tab w:val="left" w:pos="4580"/>
+          <w:tab w:val="left" w:pos="5496"/>
+          <w:tab w:val="left" w:pos="6412"/>
+          <w:tab w:val="left" w:pos="7328"/>
+          <w:tab w:val="left" w:pos="8244"/>
+          <w:tab w:val="left" w:pos="9160"/>
+          <w:tab w:val="left" w:pos="10076"/>
+          <w:tab w:val="left" w:pos="10992"/>
+          <w:tab w:val="left" w:pos="11908"/>
+          <w:tab w:val="left" w:pos="12824"/>
+          <w:tab w:val="left" w:pos="13740"/>
+          <w:tab w:val="left" w:pos="14656"/>
+        </w:tabs>
+        <w:spacing w:after="0" w:line="240" w:lineRule="auto"/>
+        <w:rPr>
+          <w:rFonts w:ascii="Courier New" w:eastAsia="Times New Roman" w:hAnsi="Courier New" w:cs="Courier New"/>
+          <w:noProof/>
+          <w:sz w:val="20"/>
+          <w:szCs w:val="20"/>
+          <w:lang w:eastAsia="en-IN"/>
+        </w:rPr>
+      </w:pPr>
+      <w:r>
+        <w:rPr>
+          <w:rFonts w:ascii="Courier New" w:eastAsia="Times New Roman" w:hAnsi="Courier New" w:cs="Courier New"/>
+          <w:noProof/>
+          <w:sz w:val="20"/>
+          <w:szCs w:val="20"/>
+          <w:lang w:eastAsia="en-IN"/>
+        </w:rPr>
+        <w:lastRenderedPageBreak/>
         <w:t>) &gt;= 2;</w:t>
       </w:r>
     </w:p>
@@ -5542,10 +8834,10 @@
           <w:lang w:eastAsia="en-IN"/>
         </w:rPr>
       </w:pPr>
-      <w:r>
-        <w:rPr>
-          <w:rFonts w:ascii="Times New Roman" w:eastAsia="Times New Roman" w:hAnsi="Times New Roman" w:cs="Times New Roman"/>
-          <w:b/>
+      <w:bookmarkStart w:id="0" w:name="_GoBack"/>
+      <w:r>
+        <w:rPr>
+          <w:rFonts w:ascii="Times New Roman" w:eastAsia="Times New Roman" w:hAnsi="Times New Roman" w:cs="Times New Roman"/>
           <w:bCs/>
           <w:sz w:val="24"/>
           <w:szCs w:val="24"/>
@@ -5553,23 +8845,20 @@
         </w:rPr>
         <w:t xml:space="preserve">Apart from EXISTS, correlated </w:t>
       </w:r>
-      <w:proofErr w:type="spellStart"/>
-      <w:r>
-        <w:rPr>
-          <w:rFonts w:ascii="Times New Roman" w:eastAsia="Times New Roman" w:hAnsi="Times New Roman" w:cs="Times New Roman"/>
-          <w:b/>
+      <w:r>
+        <w:rPr>
+          <w:rFonts w:ascii="Times New Roman" w:eastAsia="Times New Roman" w:hAnsi="Times New Roman" w:cs="Times New Roman"/>
           <w:bCs/>
+          <w:noProof/>
           <w:sz w:val="24"/>
           <w:szCs w:val="24"/>
           <w:lang w:eastAsia="en-IN"/>
         </w:rPr>
         <w:t>subqueries</w:t>
       </w:r>
-      <w:proofErr w:type="spellEnd"/>
-      <w:r>
-        <w:rPr>
-          <w:rFonts w:ascii="Times New Roman" w:eastAsia="Times New Roman" w:hAnsi="Times New Roman" w:cs="Times New Roman"/>
-          <w:b/>
+      <w:r>
+        <w:rPr>
+          <w:rFonts w:ascii="Times New Roman" w:eastAsia="Times New Roman" w:hAnsi="Times New Roman" w:cs="Times New Roman"/>
           <w:bCs/>
           <w:sz w:val="24"/>
           <w:szCs w:val="24"/>
@@ -5578,6 +8867,7 @@
         <w:t xml:space="preserve"> can use IN, NOT IN, scalar comparisons (=, &gt;, &lt;), and quantifiers like ANY and ALL, though EXISTS is preferred for correctness and NULL safety.</w:t>
       </w:r>
     </w:p>
+    <w:bookmarkEnd w:id="0"/>
     <w:p/>
     <w:sectPr>
       <w:pgSz w:w="11906" w:h="16838"/>
@@ -6003,9 +9293,9 @@
     </w:lvl>
   </w:abstractNum>
   <w:abstractNum w:abstractNumId="3">
-    <w:nsid w:val="525D73DB"/>
+    <w:nsid w:val="45551E78"/>
     <w:multiLevelType w:val="multilevel"/>
-    <w:tmpl w:val="D51E9390"/>
+    <w:tmpl w:val="126C1060"/>
     <w:lvl w:ilvl="0">
       <w:start w:val="1"/>
       <w:numFmt w:val="bullet"/>
@@ -6152,9 +9442,9 @@
     </w:lvl>
   </w:abstractNum>
   <w:abstractNum w:abstractNumId="4">
-    <w:nsid w:val="546F5C22"/>
+    <w:nsid w:val="525D73DB"/>
     <w:multiLevelType w:val="multilevel"/>
-    <w:tmpl w:val="9CE0C450"/>
+    <w:tmpl w:val="D51E9390"/>
     <w:lvl w:ilvl="0">
       <w:start w:val="1"/>
       <w:numFmt w:val="bullet"/>
@@ -6301,9 +9591,9 @@
     </w:lvl>
   </w:abstractNum>
   <w:abstractNum w:abstractNumId="5">
-    <w:nsid w:val="5850454D"/>
+    <w:nsid w:val="546F5C22"/>
     <w:multiLevelType w:val="multilevel"/>
-    <w:tmpl w:val="9774DB80"/>
+    <w:tmpl w:val="9CE0C450"/>
     <w:lvl w:ilvl="0">
       <w:start w:val="1"/>
       <w:numFmt w:val="bullet"/>
@@ -6450,9 +9740,9 @@
     </w:lvl>
   </w:abstractNum>
   <w:abstractNum w:abstractNumId="6">
-    <w:nsid w:val="70972F85"/>
+    <w:nsid w:val="5850454D"/>
     <w:multiLevelType w:val="multilevel"/>
-    <w:tmpl w:val="A1407B04"/>
+    <w:tmpl w:val="9774DB80"/>
     <w:lvl w:ilvl="0">
       <w:start w:val="1"/>
       <w:numFmt w:val="bullet"/>
@@ -6599,9 +9889,9 @@
     </w:lvl>
   </w:abstractNum>
   <w:abstractNum w:abstractNumId="7">
-    <w:nsid w:val="797A17A6"/>
+    <w:nsid w:val="70972F85"/>
     <w:multiLevelType w:val="multilevel"/>
-    <w:tmpl w:val="DF56654A"/>
+    <w:tmpl w:val="A1407B04"/>
     <w:lvl w:ilvl="0">
       <w:start w:val="1"/>
       <w:numFmt w:val="bullet"/>
@@ -6747,29 +10037,181 @@
       </w:rPr>
     </w:lvl>
   </w:abstractNum>
+  <w:abstractNum w:abstractNumId="8">
+    <w:nsid w:val="797A17A6"/>
+    <w:multiLevelType w:val="multilevel"/>
+    <w:tmpl w:val="DF56654A"/>
+    <w:lvl w:ilvl="0">
+      <w:start w:val="1"/>
+      <w:numFmt w:val="bullet"/>
+      <w:lvlText w:val=""/>
+      <w:lvlJc w:val="left"/>
+      <w:pPr>
+        <w:tabs>
+          <w:tab w:val="num" w:pos="720"/>
+        </w:tabs>
+        <w:ind w:left="720" w:hanging="360"/>
+      </w:pPr>
+      <w:rPr>
+        <w:rFonts w:ascii="Symbol" w:hAnsi="Symbol" w:hint="default"/>
+        <w:sz w:val="20"/>
+      </w:rPr>
+    </w:lvl>
+    <w:lvl w:ilvl="1" w:tentative="1">
+      <w:start w:val="1"/>
+      <w:numFmt w:val="bullet"/>
+      <w:lvlText w:val="o"/>
+      <w:lvlJc w:val="left"/>
+      <w:pPr>
+        <w:tabs>
+          <w:tab w:val="num" w:pos="1440"/>
+        </w:tabs>
+        <w:ind w:left="1440" w:hanging="360"/>
+      </w:pPr>
+      <w:rPr>
+        <w:rFonts w:ascii="Courier New" w:hAnsi="Courier New" w:hint="default"/>
+        <w:sz w:val="20"/>
+      </w:rPr>
+    </w:lvl>
+    <w:lvl w:ilvl="2" w:tentative="1">
+      <w:start w:val="1"/>
+      <w:numFmt w:val="bullet"/>
+      <w:lvlText w:val=""/>
+      <w:lvlJc w:val="left"/>
+      <w:pPr>
+        <w:tabs>
+          <w:tab w:val="num" w:pos="2160"/>
+        </w:tabs>
+        <w:ind w:left="2160" w:hanging="360"/>
+      </w:pPr>
+      <w:rPr>
+        <w:rFonts w:ascii="Wingdings" w:hAnsi="Wingdings" w:hint="default"/>
+        <w:sz w:val="20"/>
+      </w:rPr>
+    </w:lvl>
+    <w:lvl w:ilvl="3" w:tentative="1">
+      <w:start w:val="1"/>
+      <w:numFmt w:val="bullet"/>
+      <w:lvlText w:val=""/>
+      <w:lvlJc w:val="left"/>
+      <w:pPr>
+        <w:tabs>
+          <w:tab w:val="num" w:pos="2880"/>
+        </w:tabs>
+        <w:ind w:left="2880" w:hanging="360"/>
+      </w:pPr>
+      <w:rPr>
+        <w:rFonts w:ascii="Wingdings" w:hAnsi="Wingdings" w:hint="default"/>
+        <w:sz w:val="20"/>
+      </w:rPr>
+    </w:lvl>
+    <w:lvl w:ilvl="4" w:tentative="1">
+      <w:start w:val="1"/>
+      <w:numFmt w:val="bullet"/>
+      <w:lvlText w:val=""/>
+      <w:lvlJc w:val="left"/>
+      <w:pPr>
+        <w:tabs>
+          <w:tab w:val="num" w:pos="3600"/>
+        </w:tabs>
+        <w:ind w:left="3600" w:hanging="360"/>
+      </w:pPr>
+      <w:rPr>
+        <w:rFonts w:ascii="Wingdings" w:hAnsi="Wingdings" w:hint="default"/>
+        <w:sz w:val="20"/>
+      </w:rPr>
+    </w:lvl>
+    <w:lvl w:ilvl="5" w:tentative="1">
+      <w:start w:val="1"/>
+      <w:numFmt w:val="bullet"/>
+      <w:lvlText w:val=""/>
+      <w:lvlJc w:val="left"/>
+      <w:pPr>
+        <w:tabs>
+          <w:tab w:val="num" w:pos="4320"/>
+        </w:tabs>
+        <w:ind w:left="4320" w:hanging="360"/>
+      </w:pPr>
+      <w:rPr>
+        <w:rFonts w:ascii="Wingdings" w:hAnsi="Wingdings" w:hint="default"/>
+        <w:sz w:val="20"/>
+      </w:rPr>
+    </w:lvl>
+    <w:lvl w:ilvl="6" w:tentative="1">
+      <w:start w:val="1"/>
+      <w:numFmt w:val="bullet"/>
+      <w:lvlText w:val=""/>
+      <w:lvlJc w:val="left"/>
+      <w:pPr>
+        <w:tabs>
+          <w:tab w:val="num" w:pos="5040"/>
+        </w:tabs>
+        <w:ind w:left="5040" w:hanging="360"/>
+      </w:pPr>
+      <w:rPr>
+        <w:rFonts w:ascii="Wingdings" w:hAnsi="Wingdings" w:hint="default"/>
+        <w:sz w:val="20"/>
+      </w:rPr>
+    </w:lvl>
+    <w:lvl w:ilvl="7" w:tentative="1">
+      <w:start w:val="1"/>
+      <w:numFmt w:val="bullet"/>
+      <w:lvlText w:val=""/>
+      <w:lvlJc w:val="left"/>
+      <w:pPr>
+        <w:tabs>
+          <w:tab w:val="num" w:pos="5760"/>
+        </w:tabs>
+        <w:ind w:left="5760" w:hanging="360"/>
+      </w:pPr>
+      <w:rPr>
+        <w:rFonts w:ascii="Wingdings" w:hAnsi="Wingdings" w:hint="default"/>
+        <w:sz w:val="20"/>
+      </w:rPr>
+    </w:lvl>
+    <w:lvl w:ilvl="8" w:tentative="1">
+      <w:start w:val="1"/>
+      <w:numFmt w:val="bullet"/>
+      <w:lvlText w:val=""/>
+      <w:lvlJc w:val="left"/>
+      <w:pPr>
+        <w:tabs>
+          <w:tab w:val="num" w:pos="6480"/>
+        </w:tabs>
+        <w:ind w:left="6480" w:hanging="360"/>
+      </w:pPr>
+      <w:rPr>
+        <w:rFonts w:ascii="Wingdings" w:hAnsi="Wingdings" w:hint="default"/>
+        <w:sz w:val="20"/>
+      </w:rPr>
+    </w:lvl>
+  </w:abstractNum>
   <w:num w:numId="1">
-    <w:abstractNumId w:val="6"/>
+    <w:abstractNumId w:val="7"/>
   </w:num>
   <w:num w:numId="2">
-    <w:abstractNumId w:val="5"/>
+    <w:abstractNumId w:val="6"/>
   </w:num>
   <w:num w:numId="3">
     <w:abstractNumId w:val="1"/>
   </w:num>
   <w:num w:numId="4">
-    <w:abstractNumId w:val="4"/>
+    <w:abstractNumId w:val="5"/>
   </w:num>
   <w:num w:numId="5">
     <w:abstractNumId w:val="0"/>
   </w:num>
   <w:num w:numId="6">
-    <w:abstractNumId w:val="7"/>
+    <w:abstractNumId w:val="8"/>
   </w:num>
   <w:num w:numId="7">
-    <w:abstractNumId w:val="3"/>
+    <w:abstractNumId w:val="4"/>
   </w:num>
   <w:num w:numId="8">
     <w:abstractNumId w:val="2"/>
+  </w:num>
+  <w:num w:numId="9">
+    <w:abstractNumId w:val="3"/>
   </w:num>
 </w:numbering>
 </file>
@@ -7173,6 +10615,46 @@
     <w:basedOn w:val="DefaultParagraphFont"/>
     <w:rsid w:val="00AD13D4"/>
   </w:style>
+  <w:style w:type="character" w:customStyle="1" w:styleId="hljs-punctuation">
+    <w:name w:val="hljs-punctuation"/>
+    <w:basedOn w:val="DefaultParagraphFont"/>
+    <w:rsid w:val="00A65676"/>
+  </w:style>
+  <w:style w:type="character" w:customStyle="1" w:styleId="hljs-literal">
+    <w:name w:val="hljs-literal"/>
+    <w:basedOn w:val="DefaultParagraphFont"/>
+    <w:rsid w:val="00A65676"/>
+  </w:style>
+  <w:style w:type="paragraph" w:styleId="BalloonText">
+    <w:name w:val="Balloon Text"/>
+    <w:basedOn w:val="Normal"/>
+    <w:link w:val="BalloonTextChar"/>
+    <w:uiPriority w:val="99"/>
+    <w:semiHidden/>
+    <w:unhideWhenUsed/>
+    <w:rsid w:val="00CC579B"/>
+    <w:pPr>
+      <w:spacing w:after="0" w:line="240" w:lineRule="auto"/>
+    </w:pPr>
+    <w:rPr>
+      <w:rFonts w:ascii="Tahoma" w:hAnsi="Tahoma" w:cs="Tahoma"/>
+      <w:sz w:val="16"/>
+      <w:szCs w:val="16"/>
+    </w:rPr>
+  </w:style>
+  <w:style w:type="character" w:customStyle="1" w:styleId="BalloonTextChar">
+    <w:name w:val="Balloon Text Char"/>
+    <w:basedOn w:val="DefaultParagraphFont"/>
+    <w:link w:val="BalloonText"/>
+    <w:uiPriority w:val="99"/>
+    <w:semiHidden/>
+    <w:rsid w:val="00CC579B"/>
+    <w:rPr>
+      <w:rFonts w:ascii="Tahoma" w:hAnsi="Tahoma" w:cs="Tahoma"/>
+      <w:sz w:val="16"/>
+      <w:szCs w:val="16"/>
+    </w:rPr>
+  </w:style>
 </w:styles>
 </file>
 
@@ -7575,6 +11057,46 @@
     <w:basedOn w:val="DefaultParagraphFont"/>
     <w:rsid w:val="00AD13D4"/>
   </w:style>
+  <w:style w:type="character" w:customStyle="1" w:styleId="hljs-punctuation">
+    <w:name w:val="hljs-punctuation"/>
+    <w:basedOn w:val="DefaultParagraphFont"/>
+    <w:rsid w:val="00A65676"/>
+  </w:style>
+  <w:style w:type="character" w:customStyle="1" w:styleId="hljs-literal">
+    <w:name w:val="hljs-literal"/>
+    <w:basedOn w:val="DefaultParagraphFont"/>
+    <w:rsid w:val="00A65676"/>
+  </w:style>
+  <w:style w:type="paragraph" w:styleId="BalloonText">
+    <w:name w:val="Balloon Text"/>
+    <w:basedOn w:val="Normal"/>
+    <w:link w:val="BalloonTextChar"/>
+    <w:uiPriority w:val="99"/>
+    <w:semiHidden/>
+    <w:unhideWhenUsed/>
+    <w:rsid w:val="00CC579B"/>
+    <w:pPr>
+      <w:spacing w:after="0" w:line="240" w:lineRule="auto"/>
+    </w:pPr>
+    <w:rPr>
+      <w:rFonts w:ascii="Tahoma" w:hAnsi="Tahoma" w:cs="Tahoma"/>
+      <w:sz w:val="16"/>
+      <w:szCs w:val="16"/>
+    </w:rPr>
+  </w:style>
+  <w:style w:type="character" w:customStyle="1" w:styleId="BalloonTextChar">
+    <w:name w:val="Balloon Text Char"/>
+    <w:basedOn w:val="DefaultParagraphFont"/>
+    <w:link w:val="BalloonText"/>
+    <w:uiPriority w:val="99"/>
+    <w:semiHidden/>
+    <w:rsid w:val="00CC579B"/>
+    <w:rPr>
+      <w:rFonts w:ascii="Tahoma" w:hAnsi="Tahoma" w:cs="Tahoma"/>
+      <w:sz w:val="16"/>
+      <w:szCs w:val="16"/>
+    </w:rPr>
+  </w:style>
 </w:styles>
 </file>
 

--- a/Correlated Subquery Operators List.docx
+++ b/Correlated Subquery Operators List.docx
@@ -1,6 +1,6 @@
 
 <file path=word/document.xml><?xml version="1.0" encoding="utf-8"?>
-<w:document xmlns:wpc="http://schemas.microsoft.com/office/word/2010/wordprocessingCanvas" xmlns:mc="http://schemas.openxmlformats.org/markup-compatibility/2006" xmlns:o="urn:schemas-microsoft-com:office:office" xmlns:r="http://schemas.openxmlformats.org/officeDocument/2006/relationships" xmlns:m="http://schemas.openxmlformats.org/officeDocument/2006/math" xmlns:v="urn:schemas-microsoft-com:vml" xmlns:wp14="http://schemas.microsoft.com/office/word/2010/wordprocessingDrawing" xmlns:wp="http://schemas.openxmlformats.org/drawingml/2006/wordprocessingDrawing" xmlns:w10="urn:schemas-microsoft-com:office:word" xmlns:w="http://schemas.openxmlformats.org/wordprocessingml/2006/main" xmlns:w14="http://schemas.microsoft.com/office/word/2010/wordml" xmlns:wpg="http://schemas.microsoft.com/office/word/2010/wordprocessingGroup" xmlns:wpi="http://schemas.microsoft.com/office/word/2010/wordprocessingInk" xmlns:wne="http://schemas.microsoft.com/office/word/2006/wordml" xmlns:wps="http://schemas.microsoft.com/office/word/2010/wordprocessingShape" mc:Ignorable="w14 wp14">
+<w:document xmlns:wpc="http://schemas.microsoft.com/office/word/2010/wordprocessingCanvas" xmlns:cx="http://schemas.microsoft.com/office/drawing/2014/chartex" xmlns:cx1="http://schemas.microsoft.com/office/drawing/2015/9/8/chartex" xmlns:cx2="http://schemas.microsoft.com/office/drawing/2015/10/21/chartex" xmlns:cx3="http://schemas.microsoft.com/office/drawing/2016/5/9/chartex" xmlns:cx4="http://schemas.microsoft.com/office/drawing/2016/5/10/chartex" xmlns:cx5="http://schemas.microsoft.com/office/drawing/2016/5/11/chartex" xmlns:cx6="http://schemas.microsoft.com/office/drawing/2016/5/12/chartex" xmlns:cx7="http://schemas.microsoft.com/office/drawing/2016/5/13/chartex" xmlns:cx8="http://schemas.microsoft.com/office/drawing/2016/5/14/chartex" xmlns:mc="http://schemas.openxmlformats.org/markup-compatibility/2006" xmlns:aink="http://schemas.microsoft.com/office/drawing/2016/ink" xmlns:am3d="http://schemas.microsoft.com/office/drawing/2017/model3d" xmlns:o="urn:schemas-microsoft-com:office:office" xmlns:oel="http://schemas.microsoft.com/office/2019/extlst" xmlns:r="http://schemas.openxmlformats.org/officeDocument/2006/relationships" xmlns:m="http://schemas.openxmlformats.org/officeDocument/2006/math" xmlns:v="urn:schemas-microsoft-com:vml" xmlns:wp14="http://schemas.microsoft.com/office/word/2010/wordprocessingDrawing" xmlns:wp="http://schemas.openxmlformats.org/drawingml/2006/wordprocessingDrawing" xmlns:w10="urn:schemas-microsoft-com:office:word" xmlns:w="http://schemas.openxmlformats.org/wordprocessingml/2006/main" xmlns:w14="http://schemas.microsoft.com/office/word/2010/wordml" xmlns:w15="http://schemas.microsoft.com/office/word/2012/wordml" xmlns:w16cex="http://schemas.microsoft.com/office/word/2018/wordml/cex" xmlns:w16cid="http://schemas.microsoft.com/office/word/2016/wordml/cid" xmlns:w16="http://schemas.microsoft.com/office/word/2018/wordml" xmlns:w16sdtdh="http://schemas.microsoft.com/office/word/2020/wordml/sdtdatahash" xmlns:w16se="http://schemas.microsoft.com/office/word/2015/wordml/symex" xmlns:wpg="http://schemas.microsoft.com/office/word/2010/wordprocessingGroup" xmlns:wpi="http://schemas.microsoft.com/office/word/2010/wordprocessingInk" xmlns:wne="http://schemas.microsoft.com/office/word/2006/wordml" xmlns:wps="http://schemas.microsoft.com/office/word/2010/wordprocessingShape" mc:Ignorable="w14 w15 w16se w16cid w16 w16cex w16sdtdh wp14">
   <w:body>
     <w:p>
       <w:pPr>
@@ -747,10 +747,104 @@
           <w:lang w:eastAsia="en-IN"/>
         </w:rPr>
         <w:drawing>
-          <wp:inline distT="0" distB="0" distL="0" distR="0" wp14:anchorId="711404EF" wp14:editId="422B20F3">
+          <wp:inline distT="0" distB="0" distL="0" distR="0" wp14:anchorId="1BFF7413" wp14:editId="3214C895">
             <wp:extent cx="5731510" cy="2426094"/>
             <wp:effectExtent l="0" t="0" r="2540" b="0"/>
             <wp:docPr id="2" name="Picture 2"/>
+            <wp:cNvGraphicFramePr>
+              <a:graphicFrameLocks xmlns:a="http://schemas.openxmlformats.org/drawingml/2006/main" noChangeAspect="1"/>
+            </wp:cNvGraphicFramePr>
+            <a:graphic xmlns:a="http://schemas.openxmlformats.org/drawingml/2006/main">
+              <a:graphicData uri="http://schemas.openxmlformats.org/drawingml/2006/picture">
+                <pic:pic xmlns:pic="http://schemas.openxmlformats.org/drawingml/2006/picture">
+                  <pic:nvPicPr>
+                    <pic:cNvPr id="0" name=""/>
+                    <pic:cNvPicPr/>
+                  </pic:nvPicPr>
+                  <pic:blipFill>
+                    <a:blip r:embed="rId5"/>
+                    <a:stretch>
+                      <a:fillRect/>
+                    </a:stretch>
+                  </pic:blipFill>
+                  <pic:spPr>
+                    <a:xfrm>
+                      <a:off x="0" y="0"/>
+                      <a:ext cx="5731510" cy="2426094"/>
+                    </a:xfrm>
+                    <a:prstGeom prst="rect">
+                      <a:avLst/>
+                    </a:prstGeom>
+                  </pic:spPr>
+                </pic:pic>
+              </a:graphicData>
+            </a:graphic>
+          </wp:inline>
+        </w:drawing>
+      </w:r>
+    </w:p>
+    <w:p>
+      <w:pPr>
+        <w:tabs>
+          <w:tab w:val="left" w:pos="916"/>
+          <w:tab w:val="left" w:pos="1832"/>
+          <w:tab w:val="left" w:pos="2748"/>
+          <w:tab w:val="left" w:pos="3664"/>
+          <w:tab w:val="left" w:pos="4580"/>
+          <w:tab w:val="left" w:pos="5496"/>
+          <w:tab w:val="left" w:pos="6412"/>
+          <w:tab w:val="left" w:pos="7328"/>
+          <w:tab w:val="left" w:pos="8244"/>
+          <w:tab w:val="left" w:pos="9160"/>
+          <w:tab w:val="left" w:pos="10076"/>
+          <w:tab w:val="left" w:pos="10992"/>
+          <w:tab w:val="left" w:pos="11908"/>
+          <w:tab w:val="left" w:pos="12824"/>
+          <w:tab w:val="left" w:pos="13740"/>
+          <w:tab w:val="left" w:pos="14656"/>
+        </w:tabs>
+        <w:spacing w:after="0" w:line="240" w:lineRule="auto"/>
+        <w:rPr>
+          <w:rFonts w:ascii="Courier New" w:eastAsia="Times New Roman" w:hAnsi="Courier New" w:cs="Courier New"/>
+          <w:noProof/>
+          <w:sz w:val="20"/>
+          <w:szCs w:val="20"/>
+          <w:lang w:eastAsia="en-IN"/>
+        </w:rPr>
+      </w:pPr>
+    </w:p>
+    <w:p>
+      <w:pPr>
+        <w:spacing w:after="0" w:line="240" w:lineRule="auto"/>
+        <w:rPr>
+          <w:rFonts w:ascii="Times New Roman" w:eastAsia="Times New Roman" w:hAnsi="Times New Roman" w:cs="Times New Roman"/>
+          <w:sz w:val="24"/>
+          <w:szCs w:val="24"/>
+          <w:lang w:eastAsia="en-IN"/>
+        </w:rPr>
+      </w:pPr>
+    </w:p>
+    <w:p>
+      <w:pPr>
+        <w:spacing w:after="0" w:line="240" w:lineRule="auto"/>
+        <w:rPr>
+          <w:rFonts w:ascii="Times New Roman" w:eastAsia="Times New Roman" w:hAnsi="Times New Roman" w:cs="Times New Roman"/>
+          <w:sz w:val="24"/>
+          <w:szCs w:val="24"/>
+          <w:lang w:eastAsia="en-IN"/>
+        </w:rPr>
+      </w:pPr>
+      <w:r>
+        <w:rPr>
+          <w:noProof/>
+          <w:lang w:eastAsia="en-IN"/>
+        </w:rPr>
+        <w:lastRenderedPageBreak/>
+        <w:drawing>
+          <wp:inline distT="0" distB="0" distL="0" distR="0" wp14:anchorId="625FC123" wp14:editId="0E8140B9">
+            <wp:extent cx="6313336" cy="3665551"/>
+            <wp:effectExtent l="0" t="0" r="0" b="0"/>
+            <wp:docPr id="1" name="Picture 1"/>
             <wp:cNvGraphicFramePr>
               <a:graphicFrameLocks xmlns:a="http://schemas.openxmlformats.org/drawingml/2006/main" noChangeAspect="1"/>
             </wp:cNvGraphicFramePr>
@@ -770,7 +864,7 @@
                   <pic:spPr>
                     <a:xfrm>
                       <a:off x="0" y="0"/>
-                      <a:ext cx="5731510" cy="2426094"/>
+                      <a:ext cx="6315310" cy="3666697"/>
                     </a:xfrm>
                     <a:prstGeom prst="rect">
                       <a:avLst/>
@@ -781,6 +875,48 @@
             </a:graphic>
           </wp:inline>
         </w:drawing>
+      </w:r>
+    </w:p>
+    <w:p>
+      <w:pPr>
+        <w:spacing w:after="0" w:line="240" w:lineRule="auto"/>
+        <w:rPr>
+          <w:rFonts w:ascii="Times New Roman" w:eastAsia="Times New Roman" w:hAnsi="Times New Roman" w:cs="Times New Roman"/>
+          <w:sz w:val="24"/>
+          <w:szCs w:val="24"/>
+          <w:lang w:eastAsia="en-IN"/>
+        </w:rPr>
+      </w:pPr>
+      <w:r>
+        <w:rPr>
+          <w:rFonts w:ascii="Times New Roman" w:eastAsia="Times New Roman" w:hAnsi="Times New Roman" w:cs="Times New Roman"/>
+          <w:sz w:val="24"/>
+          <w:szCs w:val="24"/>
+          <w:lang w:eastAsia="en-IN"/>
+        </w:rPr>
+        <w:pict w14:anchorId="0F9CA6FE">
+          <v:rect id="_x0000_i1025" style="width:0;height:1.5pt" o:hralign="center" o:hrstd="t" o:hr="t" fillcolor="#a0a0a0" stroked="f"/>
+        </w:pict>
+      </w:r>
+    </w:p>
+    <w:p>
+      <w:pPr>
+        <w:spacing w:before="100" w:beforeAutospacing="1" w:after="100" w:afterAutospacing="1" w:line="240" w:lineRule="auto"/>
+        <w:rPr>
+          <w:rFonts w:ascii="Times New Roman" w:eastAsia="Times New Roman" w:hAnsi="Times New Roman" w:cs="Times New Roman"/>
+          <w:sz w:val="24"/>
+          <w:szCs w:val="24"/>
+          <w:lang w:eastAsia="en-IN"/>
+        </w:rPr>
+      </w:pPr>
+      <w:r>
+        <w:rPr>
+          <w:rFonts w:ascii="Times New Roman" w:eastAsia="Times New Roman" w:hAnsi="Times New Roman" w:cs="Times New Roman"/>
+          <w:sz w:val="24"/>
+          <w:szCs w:val="24"/>
+          <w:lang w:eastAsia="en-IN"/>
+        </w:rPr>
+        <w:t>Query</w:t>
       </w:r>
     </w:p>
     <w:p>
@@ -806,117 +942,19 @@
         <w:spacing w:after="0" w:line="240" w:lineRule="auto"/>
         <w:rPr>
           <w:rFonts w:ascii="Courier New" w:eastAsia="Times New Roman" w:hAnsi="Courier New" w:cs="Courier New"/>
-          <w:noProof/>
-          <w:sz w:val="20"/>
-          <w:szCs w:val="20"/>
-          <w:lang w:eastAsia="en-IN"/>
-        </w:rPr>
-      </w:pPr>
-    </w:p>
-    <w:p>
-      <w:pPr>
-        <w:spacing w:after="0" w:line="240" w:lineRule="auto"/>
-        <w:rPr>
-          <w:rFonts w:ascii="Times New Roman" w:eastAsia="Times New Roman" w:hAnsi="Times New Roman" w:cs="Times New Roman"/>
-          <w:sz w:val="24"/>
-          <w:szCs w:val="24"/>
-          <w:lang w:eastAsia="en-IN"/>
-        </w:rPr>
-      </w:pPr>
-    </w:p>
-    <w:p>
-      <w:pPr>
-        <w:spacing w:after="0" w:line="240" w:lineRule="auto"/>
-        <w:rPr>
-          <w:rFonts w:ascii="Times New Roman" w:eastAsia="Times New Roman" w:hAnsi="Times New Roman" w:cs="Times New Roman"/>
-          <w:sz w:val="24"/>
-          <w:szCs w:val="24"/>
-          <w:lang w:eastAsia="en-IN"/>
-        </w:rPr>
-      </w:pPr>
-      <w:r>
-        <w:rPr>
-          <w:noProof/>
-          <w:lang w:eastAsia="en-IN"/>
-        </w:rPr>
-        <w:lastRenderedPageBreak/>
-        <w:drawing>
-          <wp:inline distT="0" distB="0" distL="0" distR="0" wp14:anchorId="7C4A3019" wp14:editId="5B093ED1">
-            <wp:extent cx="6313336" cy="3665551"/>
-            <wp:effectExtent l="0" t="0" r="0" b="0"/>
-            <wp:docPr id="1" name="Picture 1"/>
-            <wp:cNvGraphicFramePr>
-              <a:graphicFrameLocks xmlns:a="http://schemas.openxmlformats.org/drawingml/2006/main" noChangeAspect="1"/>
-            </wp:cNvGraphicFramePr>
-            <a:graphic xmlns:a="http://schemas.openxmlformats.org/drawingml/2006/main">
-              <a:graphicData uri="http://schemas.openxmlformats.org/drawingml/2006/picture">
-                <pic:pic xmlns:pic="http://schemas.openxmlformats.org/drawingml/2006/picture">
-                  <pic:nvPicPr>
-                    <pic:cNvPr id="0" name=""/>
-                    <pic:cNvPicPr/>
-                  </pic:nvPicPr>
-                  <pic:blipFill>
-                    <a:blip r:embed="rId7"/>
-                    <a:stretch>
-                      <a:fillRect/>
-                    </a:stretch>
-                  </pic:blipFill>
-                  <pic:spPr>
-                    <a:xfrm>
-                      <a:off x="0" y="0"/>
-                      <a:ext cx="6315310" cy="3666697"/>
-                    </a:xfrm>
-                    <a:prstGeom prst="rect">
-                      <a:avLst/>
-                    </a:prstGeom>
-                  </pic:spPr>
-                </pic:pic>
-              </a:graphicData>
-            </a:graphic>
-          </wp:inline>
-        </w:drawing>
-      </w:r>
-    </w:p>
-    <w:p>
-      <w:pPr>
-        <w:spacing w:after="0" w:line="240" w:lineRule="auto"/>
-        <w:rPr>
-          <w:rFonts w:ascii="Times New Roman" w:eastAsia="Times New Roman" w:hAnsi="Times New Roman" w:cs="Times New Roman"/>
-          <w:sz w:val="24"/>
-          <w:szCs w:val="24"/>
-          <w:lang w:eastAsia="en-IN"/>
-        </w:rPr>
-      </w:pPr>
-      <w:r>
-        <w:rPr>
-          <w:rFonts w:ascii="Times New Roman" w:eastAsia="Times New Roman" w:hAnsi="Times New Roman" w:cs="Times New Roman"/>
-          <w:sz w:val="24"/>
-          <w:szCs w:val="24"/>
-          <w:lang w:eastAsia="en-IN"/>
-        </w:rPr>
-        <w:pict>
-          <v:rect id="_x0000_i1036" style="width:0;height:1.5pt" o:hralign="center" o:hrstd="t" o:hr="t" fillcolor="#a0a0a0" stroked="f"/>
-        </w:pict>
-      </w:r>
-    </w:p>
-    <w:p>
-      <w:pPr>
-        <w:spacing w:before="100" w:beforeAutospacing="1" w:after="100" w:afterAutospacing="1" w:line="240" w:lineRule="auto"/>
-        <w:rPr>
-          <w:rFonts w:ascii="Times New Roman" w:eastAsia="Times New Roman" w:hAnsi="Times New Roman" w:cs="Times New Roman"/>
-          <w:sz w:val="24"/>
-          <w:szCs w:val="24"/>
-          <w:lang w:eastAsia="en-IN"/>
-        </w:rPr>
-      </w:pPr>
-      <w:r>
-        <w:rPr>
-          <w:rFonts w:ascii="Times New Roman" w:eastAsia="Times New Roman" w:hAnsi="Times New Roman" w:cs="Times New Roman"/>
-          <w:sz w:val="24"/>
-          <w:szCs w:val="24"/>
-          <w:lang w:eastAsia="en-IN"/>
-        </w:rPr>
-        <w:t>Query</w:t>
+          <w:sz w:val="20"/>
+          <w:szCs w:val="20"/>
+          <w:lang w:eastAsia="en-IN"/>
+        </w:rPr>
+      </w:pPr>
+      <w:r>
+        <w:rPr>
+          <w:rFonts w:ascii="Courier New" w:eastAsia="Times New Roman" w:hAnsi="Courier New" w:cs="Courier New"/>
+          <w:sz w:val="20"/>
+          <w:szCs w:val="20"/>
+          <w:lang w:eastAsia="en-IN"/>
+        </w:rPr>
+        <w:t>SELECT *</w:t>
       </w:r>
     </w:p>
     <w:p>
@@ -954,7 +992,7 @@
           <w:szCs w:val="20"/>
           <w:lang w:eastAsia="en-IN"/>
         </w:rPr>
-        <w:t>SELECT *</w:t>
+        <w:t>FROM customers c</w:t>
       </w:r>
     </w:p>
     <w:p>
@@ -980,19 +1018,21 @@
         <w:spacing w:after="0" w:line="240" w:lineRule="auto"/>
         <w:rPr>
           <w:rFonts w:ascii="Courier New" w:eastAsia="Times New Roman" w:hAnsi="Courier New" w:cs="Courier New"/>
-          <w:sz w:val="20"/>
-          <w:szCs w:val="20"/>
-          <w:lang w:eastAsia="en-IN"/>
-        </w:rPr>
-      </w:pPr>
-      <w:r>
-        <w:rPr>
-          <w:rFonts w:ascii="Courier New" w:eastAsia="Times New Roman" w:hAnsi="Courier New" w:cs="Courier New"/>
-          <w:sz w:val="20"/>
-          <w:szCs w:val="20"/>
-          <w:lang w:eastAsia="en-IN"/>
-        </w:rPr>
-        <w:t>FROM customers c</w:t>
+          <w:noProof/>
+          <w:sz w:val="20"/>
+          <w:szCs w:val="20"/>
+          <w:lang w:eastAsia="en-IN"/>
+        </w:rPr>
+      </w:pPr>
+      <w:r>
+        <w:rPr>
+          <w:rFonts w:ascii="Courier New" w:eastAsia="Times New Roman" w:hAnsi="Courier New" w:cs="Courier New"/>
+          <w:noProof/>
+          <w:sz w:val="20"/>
+          <w:szCs w:val="20"/>
+          <w:lang w:eastAsia="en-IN"/>
+        </w:rPr>
+        <w:t>WHERE c.customer_id IN (</w:t>
       </w:r>
     </w:p>
     <w:p>
@@ -1032,7 +1072,7 @@
           <w:szCs w:val="20"/>
           <w:lang w:eastAsia="en-IN"/>
         </w:rPr>
-        <w:t>WHERE c.customer_id IN (</w:t>
+        <w:t xml:space="preserve">    SELECT o.customer_id</w:t>
       </w:r>
     </w:p>
     <w:p>
@@ -1072,7 +1112,7 @@
           <w:szCs w:val="20"/>
           <w:lang w:eastAsia="en-IN"/>
         </w:rPr>
-        <w:t xml:space="preserve">    SELECT o.customer_id</w:t>
+        <w:t xml:space="preserve">    FROM orders o</w:t>
       </w:r>
     </w:p>
     <w:p>
@@ -1112,7 +1152,7 @@
           <w:szCs w:val="20"/>
           <w:lang w:eastAsia="en-IN"/>
         </w:rPr>
-        <w:t xml:space="preserve">    FROM orders o</w:t>
+        <w:t xml:space="preserve">    WHERE o.order_date &gt;= c.signup_date</w:t>
       </w:r>
     </w:p>
     <w:p>
@@ -1152,46 +1192,6 @@
           <w:szCs w:val="20"/>
           <w:lang w:eastAsia="en-IN"/>
         </w:rPr>
-        <w:t xml:space="preserve">    WHERE o.order_date &gt;= c.signup_date</w:t>
-      </w:r>
-    </w:p>
-    <w:p>
-      <w:pPr>
-        <w:tabs>
-          <w:tab w:val="left" w:pos="916"/>
-          <w:tab w:val="left" w:pos="1832"/>
-          <w:tab w:val="left" w:pos="2748"/>
-          <w:tab w:val="left" w:pos="3664"/>
-          <w:tab w:val="left" w:pos="4580"/>
-          <w:tab w:val="left" w:pos="5496"/>
-          <w:tab w:val="left" w:pos="6412"/>
-          <w:tab w:val="left" w:pos="7328"/>
-          <w:tab w:val="left" w:pos="8244"/>
-          <w:tab w:val="left" w:pos="9160"/>
-          <w:tab w:val="left" w:pos="10076"/>
-          <w:tab w:val="left" w:pos="10992"/>
-          <w:tab w:val="left" w:pos="11908"/>
-          <w:tab w:val="left" w:pos="12824"/>
-          <w:tab w:val="left" w:pos="13740"/>
-          <w:tab w:val="left" w:pos="14656"/>
-        </w:tabs>
-        <w:spacing w:after="0" w:line="240" w:lineRule="auto"/>
-        <w:rPr>
-          <w:rFonts w:ascii="Courier New" w:eastAsia="Times New Roman" w:hAnsi="Courier New" w:cs="Courier New"/>
-          <w:noProof/>
-          <w:sz w:val="20"/>
-          <w:szCs w:val="20"/>
-          <w:lang w:eastAsia="en-IN"/>
-        </w:rPr>
-      </w:pPr>
-      <w:r>
-        <w:rPr>
-          <w:rFonts w:ascii="Courier New" w:eastAsia="Times New Roman" w:hAnsi="Courier New" w:cs="Courier New"/>
-          <w:noProof/>
-          <w:sz w:val="20"/>
-          <w:szCs w:val="20"/>
-          <w:lang w:eastAsia="en-IN"/>
-        </w:rPr>
         <w:t>);</w:t>
       </w:r>
     </w:p>
@@ -1212,8 +1212,8 @@
           <w:szCs w:val="24"/>
           <w:lang w:eastAsia="en-IN"/>
         </w:rPr>
-        <w:pict>
-          <v:rect id="_x0000_i1037" style="width:0;height:1.5pt" o:hralign="center" o:hrstd="t" o:hr="t" fillcolor="#a0a0a0" stroked="f"/>
+        <w:pict w14:anchorId="07BF1114">
+          <v:rect id="_x0000_i1026" style="width:0;height:1.5pt" o:hralign="center" o:hrstd="t" o:hr="t" fillcolor="#a0a0a0" stroked="f"/>
         </w:pict>
       </w:r>
     </w:p>
@@ -1294,8 +1294,8 @@
           <w:szCs w:val="24"/>
           <w:lang w:eastAsia="en-IN"/>
         </w:rPr>
-        <w:pict>
-          <v:rect id="_x0000_i1038" style="width:0;height:1.5pt" o:hralign="center" o:hrstd="t" o:hr="t" fillcolor="#a0a0a0" stroked="f"/>
+        <w:pict w14:anchorId="47FEE596">
+          <v:rect id="_x0000_i1027" style="width:0;height:1.5pt" o:hralign="center" o:hrstd="t" o:hr="t" fillcolor="#a0a0a0" stroked="f"/>
         </w:pict>
       </w:r>
     </w:p>
@@ -1440,8 +1440,8 @@
           <w:szCs w:val="24"/>
           <w:lang w:eastAsia="en-IN"/>
         </w:rPr>
-        <w:pict>
-          <v:rect id="_x0000_i1039" style="width:0;height:1.5pt" o:hralign="center" o:hrstd="t" o:hr="t" fillcolor="#a0a0a0" stroked="f"/>
+        <w:pict w14:anchorId="18BA839C">
+          <v:rect id="_x0000_i1028" style="width:0;height:1.5pt" o:hralign="center" o:hrstd="t" o:hr="t" fillcolor="#a0a0a0" stroked="f"/>
         </w:pict>
       </w:r>
     </w:p>
@@ -2140,8 +2140,8 @@
           <w:szCs w:val="24"/>
           <w:lang w:eastAsia="en-IN"/>
         </w:rPr>
-        <w:pict>
-          <v:rect id="_x0000_i1040" style="width:0;height:1.5pt" o:hralign="center" o:hrstd="t" o:hr="t" fillcolor="#a0a0a0" stroked="f"/>
+        <w:pict w14:anchorId="4657C286">
+          <v:rect id="_x0000_i1029" style="width:0;height:1.5pt" o:hralign="center" o:hrstd="t" o:hr="t" fillcolor="#a0a0a0" stroked="f"/>
         </w:pict>
       </w:r>
     </w:p>
@@ -2654,8 +2654,8 @@
           <w:szCs w:val="24"/>
           <w:lang w:eastAsia="en-IN"/>
         </w:rPr>
-        <w:pict>
-          <v:rect id="_x0000_i1041" style="width:0;height:1.5pt" o:hralign="center" o:hrstd="t" o:hr="t" fillcolor="#a0a0a0" stroked="f"/>
+        <w:pict w14:anchorId="2FCE7A21">
+          <v:rect id="_x0000_i1030" style="width:0;height:1.5pt" o:hralign="center" o:hrstd="t" o:hr="t" fillcolor="#a0a0a0" stroked="f"/>
         </w:pict>
       </w:r>
     </w:p>
@@ -3123,8 +3123,8 @@
           <w:szCs w:val="24"/>
           <w:lang w:eastAsia="en-IN"/>
         </w:rPr>
-        <w:pict>
-          <v:rect id="_x0000_i1042" style="width:0;height:1.5pt" o:hralign="center" o:hrstd="t" o:hr="t" fillcolor="#a0a0a0" stroked="f"/>
+        <w:pict w14:anchorId="1F300999">
+          <v:rect id="_x0000_i1031" style="width:0;height:1.5pt" o:hralign="center" o:hrstd="t" o:hr="t" fillcolor="#a0a0a0" stroked="f"/>
         </w:pict>
       </w:r>
     </w:p>
@@ -3452,8 +3452,8 @@
           <w:szCs w:val="24"/>
           <w:lang w:eastAsia="en-IN"/>
         </w:rPr>
-        <w:pict>
-          <v:rect id="_x0000_i1043" style="width:0;height:1.5pt" o:hralign="center" o:hrstd="t" o:hr="t" fillcolor="#a0a0a0" stroked="f"/>
+        <w:pict w14:anchorId="10ED029C">
+          <v:rect id="_x0000_i1032" style="width:0;height:1.5pt" o:hralign="center" o:hrstd="t" o:hr="t" fillcolor="#a0a0a0" stroked="f"/>
         </w:pict>
       </w:r>
     </w:p>
@@ -3598,8 +3598,8 @@
           <w:szCs w:val="24"/>
           <w:lang w:eastAsia="en-IN"/>
         </w:rPr>
-        <w:pict>
-          <v:rect id="_x0000_i1044" style="width:0;height:1.5pt" o:hralign="center" o:hrstd="t" o:hr="t" fillcolor="#a0a0a0" stroked="f"/>
+        <w:pict w14:anchorId="6F89CDD8">
+          <v:rect id="_x0000_i1033" style="width:0;height:1.5pt" o:hralign="center" o:hrstd="t" o:hr="t" fillcolor="#a0a0a0" stroked="f"/>
         </w:pict>
       </w:r>
     </w:p>
@@ -4028,8 +4028,8 @@
           <w:szCs w:val="24"/>
           <w:lang w:eastAsia="en-IN"/>
         </w:rPr>
-        <w:pict>
-          <v:rect id="_x0000_i1025" style="width:0;height:1.5pt" o:hralign="center" o:hrstd="t" o:hr="t" fillcolor="#a0a0a0" stroked="f"/>
+        <w:pict w14:anchorId="14AAD9FF">
+          <v:rect id="_x0000_i1034" style="width:0;height:1.5pt" o:hralign="center" o:hrstd="t" o:hr="t" fillcolor="#a0a0a0" stroked="f"/>
         </w:pict>
       </w:r>
     </w:p>
@@ -4562,8 +4562,8 @@
           <w:szCs w:val="24"/>
           <w:lang w:eastAsia="en-IN"/>
         </w:rPr>
-        <w:pict>
-          <v:rect id="_x0000_i1026" style="width:0;height:1.5pt" o:hralign="center" o:hrstd="t" o:hr="t" fillcolor="#a0a0a0" stroked="f"/>
+        <w:pict w14:anchorId="7979CF4B">
+          <v:rect id="_x0000_i1035" style="width:0;height:1.5pt" o:hralign="center" o:hrstd="t" o:hr="t" fillcolor="#a0a0a0" stroked="f"/>
         </w:pict>
       </w:r>
     </w:p>
@@ -4667,8 +4667,8 @@
           <w:szCs w:val="24"/>
           <w:lang w:eastAsia="en-IN"/>
         </w:rPr>
-        <w:pict>
-          <v:rect id="_x0000_i1027" style="width:0;height:1.5pt" o:hralign="center" o:hrstd="t" o:hr="t" fillcolor="#a0a0a0" stroked="f"/>
+        <w:pict w14:anchorId="51127146">
+          <v:rect id="_x0000_i1036" style="width:0;height:1.5pt" o:hralign="center" o:hrstd="t" o:hr="t" fillcolor="#a0a0a0" stroked="f"/>
         </w:pict>
       </w:r>
     </w:p>
@@ -5085,25 +5085,37 @@
     </w:p>
     <w:p>
       <w:pPr>
-        <w:spacing w:after="0" w:line="240" w:lineRule="auto"/>
-        <w:rPr>
-          <w:rFonts w:ascii="Times New Roman" w:eastAsia="Times New Roman" w:hAnsi="Times New Roman" w:cs="Times New Roman"/>
-          <w:noProof/>
-          <w:sz w:val="24"/>
-          <w:szCs w:val="24"/>
-          <w:lang w:eastAsia="en-IN"/>
-        </w:rPr>
-      </w:pPr>
-      <w:r>
-        <w:rPr>
-          <w:rFonts w:ascii="Times New Roman" w:eastAsia="Times New Roman" w:hAnsi="Times New Roman" w:cs="Times New Roman"/>
-          <w:noProof/>
-          <w:sz w:val="24"/>
-          <w:szCs w:val="24"/>
-          <w:lang w:eastAsia="en-IN"/>
-        </w:rPr>
-        <w:pict>
-          <v:rect id="_x0000_i1028" style="width:0;height:1.5pt" o:hralign="center" o:hrstd="t" o:hr="t" fillcolor="#a0a0a0" stroked="f"/>
+        <w:spacing w:before="100" w:beforeAutospacing="1" w:after="100" w:afterAutospacing="1" w:line="240" w:lineRule="auto"/>
+        <w:rPr>
+          <w:rFonts w:ascii="Times New Roman" w:eastAsia="Times New Roman" w:hAnsi="Times New Roman" w:cs="Times New Roman"/>
+          <w:noProof/>
+          <w:sz w:val="24"/>
+          <w:szCs w:val="24"/>
+          <w:lang w:eastAsia="en-IN"/>
+        </w:rPr>
+      </w:pPr>
+    </w:p>
+    <w:p>
+      <w:pPr>
+        <w:spacing w:after="0" w:line="240" w:lineRule="auto"/>
+        <w:rPr>
+          <w:rFonts w:ascii="Times New Roman" w:eastAsia="Times New Roman" w:hAnsi="Times New Roman" w:cs="Times New Roman"/>
+          <w:noProof/>
+          <w:sz w:val="24"/>
+          <w:szCs w:val="24"/>
+          <w:lang w:eastAsia="en-IN"/>
+        </w:rPr>
+      </w:pPr>
+      <w:r>
+        <w:rPr>
+          <w:rFonts w:ascii="Times New Roman" w:eastAsia="Times New Roman" w:hAnsi="Times New Roman" w:cs="Times New Roman"/>
+          <w:noProof/>
+          <w:sz w:val="24"/>
+          <w:szCs w:val="24"/>
+          <w:lang w:eastAsia="en-IN"/>
+        </w:rPr>
+        <w:pict w14:anchorId="4B905C2D">
+          <v:rect id="_x0000_i1037" style="width:0;height:1.5pt" o:hralign="center" o:hrstd="t" o:hr="t" fillcolor="#a0a0a0" stroked="f"/>
         </w:pict>
       </w:r>
     </w:p>
@@ -5538,8 +5550,8 @@
           <w:szCs w:val="24"/>
           <w:lang w:eastAsia="en-IN"/>
         </w:rPr>
-        <w:pict>
-          <v:rect id="_x0000_i1029" style="width:0;height:1.5pt" o:hralign="center" o:hrstd="t" o:hr="t" fillcolor="#a0a0a0" stroked="f"/>
+        <w:pict w14:anchorId="7C2D0AB4">
+          <v:rect id="_x0000_i1038" style="width:0;height:1.5pt" o:hralign="center" o:hrstd="t" o:hr="t" fillcolor="#a0a0a0" stroked="f"/>
         </w:pict>
       </w:r>
     </w:p>
@@ -6082,8 +6094,8 @@
           <w:szCs w:val="24"/>
           <w:lang w:eastAsia="en-IN"/>
         </w:rPr>
-        <w:pict>
-          <v:rect id="_x0000_i1030" style="width:0;height:1.5pt" o:hralign="center" o:hrstd="t" o:hr="t" fillcolor="#a0a0a0" stroked="f"/>
+        <w:pict w14:anchorId="67008BDB">
+          <v:rect id="_x0000_i1039" style="width:0;height:1.5pt" o:hralign="center" o:hrstd="t" o:hr="t" fillcolor="#a0a0a0" stroked="f"/>
         </w:pict>
       </w:r>
     </w:p>
@@ -6145,6 +6157,7 @@
           <w:szCs w:val="27"/>
           <w:lang w:eastAsia="en-IN"/>
         </w:rPr>
+        <w:lastRenderedPageBreak/>
         <w:t>Example</w:t>
       </w:r>
     </w:p>
@@ -6185,7 +6198,6 @@
           <w:szCs w:val="20"/>
           <w:lang w:eastAsia="en-IN"/>
         </w:rPr>
-        <w:lastRenderedPageBreak/>
         <w:t>SELECT *</w:t>
       </w:r>
     </w:p>
@@ -6659,8 +6671,8 @@
           <w:szCs w:val="24"/>
           <w:lang w:eastAsia="en-IN"/>
         </w:rPr>
-        <w:pict>
-          <v:rect id="_x0000_i1031" style="width:0;height:1.5pt" o:hralign="center" o:hrstd="t" o:hr="t" fillcolor="#a0a0a0" stroked="f"/>
+        <w:pict w14:anchorId="1B024320">
+          <v:rect id="_x0000_i1040" style="width:0;height:1.5pt" o:hralign="center" o:hrstd="t" o:hr="t" fillcolor="#a0a0a0" stroked="f"/>
         </w:pict>
       </w:r>
     </w:p>
@@ -7119,8 +7131,8 @@
           <w:szCs w:val="24"/>
           <w:lang w:eastAsia="en-IN"/>
         </w:rPr>
-        <w:pict>
-          <v:rect id="_x0000_i1032" style="width:0;height:1.5pt" o:hralign="center" o:hrstd="t" o:hr="t" fillcolor="#a0a0a0" stroked="f"/>
+        <w:pict w14:anchorId="40D5F20D">
+          <v:rect id="_x0000_i1041" style="width:0;height:1.5pt" o:hralign="center" o:hrstd="t" o:hr="t" fillcolor="#a0a0a0" stroked="f"/>
         </w:pict>
       </w:r>
     </w:p>
@@ -7391,6 +7403,7 @@
           <w:szCs w:val="20"/>
           <w:lang w:eastAsia="en-IN"/>
         </w:rPr>
+        <w:lastRenderedPageBreak/>
         <w:t xml:space="preserve">    FROM projects p</w:t>
       </w:r>
     </w:p>
@@ -7511,7 +7524,6 @@
           <w:szCs w:val="20"/>
           <w:lang w:eastAsia="en-IN"/>
         </w:rPr>
-        <w:lastRenderedPageBreak/>
         <w:t>) &gt;= 2;</w:t>
       </w:r>
     </w:p>
@@ -7532,8 +7544,8 @@
           <w:szCs w:val="24"/>
           <w:lang w:eastAsia="en-IN"/>
         </w:rPr>
-        <w:pict>
-          <v:rect id="_x0000_i1033" style="width:0;height:1.5pt" o:hralign="center" o:hrstd="t" o:hr="t" fillcolor="#a0a0a0" stroked="f"/>
+        <w:pict w14:anchorId="6AB3A4E0">
+          <v:rect id="_x0000_i1042" style="width:0;height:1.5pt" o:hralign="center" o:hrstd="t" o:hr="t" fillcolor="#a0a0a0" stroked="f"/>
         </w:pict>
       </w:r>
     </w:p>
@@ -8557,8 +8569,8 @@
           <w:szCs w:val="24"/>
           <w:lang w:eastAsia="en-IN"/>
         </w:rPr>
-        <w:pict>
-          <v:rect id="_x0000_i1034" style="width:0;height:1.5pt" o:hralign="center" o:hrstd="t" o:hr="t" fillcolor="#a0a0a0" stroked="f"/>
+        <w:pict w14:anchorId="08C92282">
+          <v:rect id="_x0000_i1043" style="width:0;height:1.5pt" o:hralign="center" o:hrstd="t" o:hr="t" fillcolor="#a0a0a0" stroked="f"/>
         </w:pict>
       </w:r>
     </w:p>
@@ -8794,8 +8806,8 @@
           <w:szCs w:val="24"/>
           <w:lang w:eastAsia="en-IN"/>
         </w:rPr>
-        <w:pict>
-          <v:rect id="_x0000_i1035" style="width:0;height:1.5pt" o:hralign="center" o:hrstd="t" o:hr="t" fillcolor="#a0a0a0" stroked="f"/>
+        <w:pict w14:anchorId="273D95BE">
+          <v:rect id="_x0000_i1044" style="width:0;height:1.5pt" o:hralign="center" o:hrstd="t" o:hr="t" fillcolor="#a0a0a0" stroked="f"/>
         </w:pict>
       </w:r>
     </w:p>
@@ -8834,7 +8846,6 @@
           <w:lang w:eastAsia="en-IN"/>
         </w:rPr>
       </w:pPr>
-      <w:bookmarkStart w:id="0" w:name="_GoBack"/>
       <w:r>
         <w:rPr>
           <w:rFonts w:ascii="Times New Roman" w:eastAsia="Times New Roman" w:hAnsi="Times New Roman" w:cs="Times New Roman"/>
@@ -8867,7 +8878,6 @@
         <w:t xml:space="preserve"> can use IN, NOT IN, scalar comparisons (=, &gt;, &lt;), and quantifiers like ANY and ALL, though EXISTS is preferred for correctness and NULL safety.</w:t>
       </w:r>
     </w:p>
-    <w:bookmarkEnd w:id="0"/>
     <w:p/>
     <w:sectPr>
       <w:pgSz w:w="11906" w:h="16838"/>
@@ -8880,8 +8890,8 @@
 </file>
 
 <file path=word/numbering.xml><?xml version="1.0" encoding="utf-8"?>
-<w:numbering xmlns:wpc="http://schemas.microsoft.com/office/word/2010/wordprocessingCanvas" xmlns:mc="http://schemas.openxmlformats.org/markup-compatibility/2006" xmlns:o="urn:schemas-microsoft-com:office:office" xmlns:r="http://schemas.openxmlformats.org/officeDocument/2006/relationships" xmlns:m="http://schemas.openxmlformats.org/officeDocument/2006/math" xmlns:v="urn:schemas-microsoft-com:vml" xmlns:wp14="http://schemas.microsoft.com/office/word/2010/wordprocessingDrawing" xmlns:wp="http://schemas.openxmlformats.org/drawingml/2006/wordprocessingDrawing" xmlns:w10="urn:schemas-microsoft-com:office:word" xmlns:w="http://schemas.openxmlformats.org/wordprocessingml/2006/main" xmlns:w14="http://schemas.microsoft.com/office/word/2010/wordml" xmlns:wpg="http://schemas.microsoft.com/office/word/2010/wordprocessingGroup" xmlns:wpi="http://schemas.microsoft.com/office/word/2010/wordprocessingInk" xmlns:wne="http://schemas.microsoft.com/office/word/2006/wordml" xmlns:wps="http://schemas.microsoft.com/office/word/2010/wordprocessingShape" mc:Ignorable="w14 wp14">
-  <w:abstractNum w:abstractNumId="0">
+<w:numbering xmlns:wpc="http://schemas.microsoft.com/office/word/2010/wordprocessingCanvas" xmlns:cx="http://schemas.microsoft.com/office/drawing/2014/chartex" xmlns:cx1="http://schemas.microsoft.com/office/drawing/2015/9/8/chartex" xmlns:cx2="http://schemas.microsoft.com/office/drawing/2015/10/21/chartex" xmlns:cx3="http://schemas.microsoft.com/office/drawing/2016/5/9/chartex" xmlns:cx4="http://schemas.microsoft.com/office/drawing/2016/5/10/chartex" xmlns:cx5="http://schemas.microsoft.com/office/drawing/2016/5/11/chartex" xmlns:cx6="http://schemas.microsoft.com/office/drawing/2016/5/12/chartex" xmlns:cx7="http://schemas.microsoft.com/office/drawing/2016/5/13/chartex" xmlns:cx8="http://schemas.microsoft.com/office/drawing/2016/5/14/chartex" xmlns:mc="http://schemas.openxmlformats.org/markup-compatibility/2006" xmlns:aink="http://schemas.microsoft.com/office/drawing/2016/ink" xmlns:am3d="http://schemas.microsoft.com/office/drawing/2017/model3d" xmlns:o="urn:schemas-microsoft-com:office:office" xmlns:oel="http://schemas.microsoft.com/office/2019/extlst" xmlns:r="http://schemas.openxmlformats.org/officeDocument/2006/relationships" xmlns:m="http://schemas.openxmlformats.org/officeDocument/2006/math" xmlns:v="urn:schemas-microsoft-com:vml" xmlns:wp14="http://schemas.microsoft.com/office/word/2010/wordprocessingDrawing" xmlns:wp="http://schemas.openxmlformats.org/drawingml/2006/wordprocessingDrawing" xmlns:w10="urn:schemas-microsoft-com:office:word" xmlns:w="http://schemas.openxmlformats.org/wordprocessingml/2006/main" xmlns:w14="http://schemas.microsoft.com/office/word/2010/wordml" xmlns:w15="http://schemas.microsoft.com/office/word/2012/wordml" xmlns:w16cex="http://schemas.microsoft.com/office/word/2018/wordml/cex" xmlns:w16cid="http://schemas.microsoft.com/office/word/2016/wordml/cid" xmlns:w16="http://schemas.microsoft.com/office/word/2018/wordml" xmlns:w16sdtdh="http://schemas.microsoft.com/office/word/2020/wordml/sdtdatahash" xmlns:w16se="http://schemas.microsoft.com/office/word/2015/wordml/symex" xmlns:wpg="http://schemas.microsoft.com/office/word/2010/wordprocessingGroup" xmlns:wpi="http://schemas.microsoft.com/office/word/2010/wordprocessingInk" xmlns:wne="http://schemas.microsoft.com/office/word/2006/wordml" xmlns:wps="http://schemas.microsoft.com/office/word/2010/wordprocessingShape" mc:Ignorable="w14 w15 w16se w16cid w16 w16cex w16sdtdh wp14">
+  <w:abstractNum w:abstractNumId="0" w15:restartNumberingAfterBreak="0">
     <w:nsid w:val="167B33F5"/>
     <w:multiLevelType w:val="multilevel"/>
     <w:tmpl w:val="D6FACDEA"/>
@@ -9030,7 +9040,7 @@
       </w:rPr>
     </w:lvl>
   </w:abstractNum>
-  <w:abstractNum w:abstractNumId="1">
+  <w:abstractNum w:abstractNumId="1" w15:restartNumberingAfterBreak="0">
     <w:nsid w:val="1CED6681"/>
     <w:multiLevelType w:val="multilevel"/>
     <w:tmpl w:val="5C269AEE"/>
@@ -9179,7 +9189,7 @@
       </w:rPr>
     </w:lvl>
   </w:abstractNum>
-  <w:abstractNum w:abstractNumId="2">
+  <w:abstractNum w:abstractNumId="2" w15:restartNumberingAfterBreak="0">
     <w:nsid w:val="24C01688"/>
     <w:multiLevelType w:val="multilevel"/>
     <w:tmpl w:val="4894A97E"/>
@@ -9292,7 +9302,7 @@
       </w:pPr>
     </w:lvl>
   </w:abstractNum>
-  <w:abstractNum w:abstractNumId="3">
+  <w:abstractNum w:abstractNumId="3" w15:restartNumberingAfterBreak="0">
     <w:nsid w:val="45551E78"/>
     <w:multiLevelType w:val="multilevel"/>
     <w:tmpl w:val="126C1060"/>
@@ -9441,7 +9451,7 @@
       </w:rPr>
     </w:lvl>
   </w:abstractNum>
-  <w:abstractNum w:abstractNumId="4">
+  <w:abstractNum w:abstractNumId="4" w15:restartNumberingAfterBreak="0">
     <w:nsid w:val="525D73DB"/>
     <w:multiLevelType w:val="multilevel"/>
     <w:tmpl w:val="D51E9390"/>
@@ -9590,7 +9600,7 @@
       </w:rPr>
     </w:lvl>
   </w:abstractNum>
-  <w:abstractNum w:abstractNumId="5">
+  <w:abstractNum w:abstractNumId="5" w15:restartNumberingAfterBreak="0">
     <w:nsid w:val="546F5C22"/>
     <w:multiLevelType w:val="multilevel"/>
     <w:tmpl w:val="9CE0C450"/>
@@ -9739,7 +9749,7 @@
       </w:rPr>
     </w:lvl>
   </w:abstractNum>
-  <w:abstractNum w:abstractNumId="6">
+  <w:abstractNum w:abstractNumId="6" w15:restartNumberingAfterBreak="0">
     <w:nsid w:val="5850454D"/>
     <w:multiLevelType w:val="multilevel"/>
     <w:tmpl w:val="9774DB80"/>
@@ -9888,7 +9898,7 @@
       </w:rPr>
     </w:lvl>
   </w:abstractNum>
-  <w:abstractNum w:abstractNumId="7">
+  <w:abstractNum w:abstractNumId="7" w15:restartNumberingAfterBreak="0">
     <w:nsid w:val="70972F85"/>
     <w:multiLevelType w:val="multilevel"/>
     <w:tmpl w:val="A1407B04"/>
@@ -10037,7 +10047,7 @@
       </w:rPr>
     </w:lvl>
   </w:abstractNum>
-  <w:abstractNum w:abstractNumId="8">
+  <w:abstractNum w:abstractNumId="8" w15:restartNumberingAfterBreak="0">
     <w:nsid w:val="797A17A6"/>
     <w:multiLevelType w:val="multilevel"/>
     <w:tmpl w:val="DF56654A"/>
@@ -10186,38 +10196,38 @@
       </w:rPr>
     </w:lvl>
   </w:abstractNum>
-  <w:num w:numId="1">
+  <w:num w:numId="1" w16cid:durableId="1323587029">
     <w:abstractNumId w:val="7"/>
   </w:num>
-  <w:num w:numId="2">
+  <w:num w:numId="2" w16cid:durableId="674890377">
     <w:abstractNumId w:val="6"/>
   </w:num>
-  <w:num w:numId="3">
+  <w:num w:numId="3" w16cid:durableId="1183981229">
     <w:abstractNumId w:val="1"/>
   </w:num>
-  <w:num w:numId="4">
+  <w:num w:numId="4" w16cid:durableId="625240560">
     <w:abstractNumId w:val="5"/>
   </w:num>
-  <w:num w:numId="5">
+  <w:num w:numId="5" w16cid:durableId="11298300">
     <w:abstractNumId w:val="0"/>
   </w:num>
-  <w:num w:numId="6">
+  <w:num w:numId="6" w16cid:durableId="1101533723">
     <w:abstractNumId w:val="8"/>
   </w:num>
-  <w:num w:numId="7">
+  <w:num w:numId="7" w16cid:durableId="223223374">
     <w:abstractNumId w:val="4"/>
   </w:num>
-  <w:num w:numId="8">
+  <w:num w:numId="8" w16cid:durableId="2069179683">
     <w:abstractNumId w:val="2"/>
   </w:num>
-  <w:num w:numId="9">
+  <w:num w:numId="9" w16cid:durableId="1825462634">
     <w:abstractNumId w:val="3"/>
   </w:num>
 </w:numbering>
 </file>
 
 <file path=word/styles.xml><?xml version="1.0" encoding="utf-8"?>
-<w:styles xmlns:mc="http://schemas.openxmlformats.org/markup-compatibility/2006" xmlns:r="http://schemas.openxmlformats.org/officeDocument/2006/relationships" xmlns:w="http://schemas.openxmlformats.org/wordprocessingml/2006/main" xmlns:w14="http://schemas.microsoft.com/office/word/2010/wordml" mc:Ignorable="w14">
+<w:styles xmlns:mc="http://schemas.openxmlformats.org/markup-compatibility/2006" xmlns:r="http://schemas.openxmlformats.org/officeDocument/2006/relationships" xmlns:w="http://schemas.openxmlformats.org/wordprocessingml/2006/main" xmlns:w14="http://schemas.microsoft.com/office/word/2010/wordml" xmlns:w15="http://schemas.microsoft.com/office/word/2012/wordml" xmlns:w16cex="http://schemas.microsoft.com/office/word/2018/wordml/cex" xmlns:w16cid="http://schemas.microsoft.com/office/word/2016/wordml/cid" xmlns:w16="http://schemas.microsoft.com/office/word/2018/wordml" xmlns:w16sdtdh="http://schemas.microsoft.com/office/word/2020/wordml/sdtdatahash" xmlns:w16se="http://schemas.microsoft.com/office/word/2015/wordml/symex" mc:Ignorable="w14 w15 w16se w16cid w16 w16cex w16sdtdh">
   <w:docDefaults>
     <w:rPrDefault>
       <w:rPr>
@@ -10233,144 +10243,383 @@
       </w:pPr>
     </w:pPrDefault>
   </w:docDefaults>
-  <w:latentStyles w:defLockedState="0" w:defUIPriority="99" w:defSemiHidden="1" w:defUnhideWhenUsed="1" w:defQFormat="0" w:count="267">
-    <w:lsdException w:name="Normal" w:semiHidden="0" w:uiPriority="0" w:unhideWhenUsed="0" w:qFormat="1"/>
-    <w:lsdException w:name="heading 1" w:semiHidden="0" w:uiPriority="9" w:unhideWhenUsed="0" w:qFormat="1"/>
-    <w:lsdException w:name="heading 2" w:uiPriority="9" w:qFormat="1"/>
-    <w:lsdException w:name="heading 3" w:uiPriority="9" w:qFormat="1"/>
-    <w:lsdException w:name="heading 4" w:uiPriority="9" w:qFormat="1"/>
-    <w:lsdException w:name="heading 5" w:uiPriority="9" w:qFormat="1"/>
-    <w:lsdException w:name="heading 6" w:uiPriority="9" w:qFormat="1"/>
-    <w:lsdException w:name="heading 7" w:uiPriority="9" w:qFormat="1"/>
-    <w:lsdException w:name="heading 8" w:uiPriority="9" w:qFormat="1"/>
-    <w:lsdException w:name="heading 9" w:uiPriority="9" w:qFormat="1"/>
-    <w:lsdException w:name="toc 1" w:uiPriority="39"/>
-    <w:lsdException w:name="toc 2" w:uiPriority="39"/>
-    <w:lsdException w:name="toc 3" w:uiPriority="39"/>
-    <w:lsdException w:name="toc 4" w:uiPriority="39"/>
-    <w:lsdException w:name="toc 5" w:uiPriority="39"/>
-    <w:lsdException w:name="toc 6" w:uiPriority="39"/>
-    <w:lsdException w:name="toc 7" w:uiPriority="39"/>
-    <w:lsdException w:name="toc 8" w:uiPriority="39"/>
-    <w:lsdException w:name="toc 9" w:uiPriority="39"/>
-    <w:lsdException w:name="caption" w:uiPriority="35" w:qFormat="1"/>
-    <w:lsdException w:name="Title" w:semiHidden="0" w:uiPriority="10" w:unhideWhenUsed="0" w:qFormat="1"/>
-    <w:lsdException w:name="Default Paragraph Font" w:uiPriority="1"/>
-    <w:lsdException w:name="Subtitle" w:semiHidden="0" w:uiPriority="11" w:unhideWhenUsed="0" w:qFormat="1"/>
-    <w:lsdException w:name="Strong" w:semiHidden="0" w:uiPriority="22" w:unhideWhenUsed="0" w:qFormat="1"/>
-    <w:lsdException w:name="Emphasis" w:semiHidden="0" w:uiPriority="20" w:unhideWhenUsed="0" w:qFormat="1"/>
-    <w:lsdException w:name="Table Grid" w:semiHidden="0" w:uiPriority="59" w:unhideWhenUsed="0"/>
-    <w:lsdException w:name="Placeholder Text" w:unhideWhenUsed="0"/>
-    <w:lsdException w:name="No Spacing" w:semiHidden="0" w:uiPriority="1" w:unhideWhenUsed="0" w:qFormat="1"/>
-    <w:lsdException w:name="Light Shading" w:semiHidden="0" w:uiPriority="60" w:unhideWhenUsed="0"/>
-    <w:lsdException w:name="Light List" w:semiHidden="0" w:uiPriority="61" w:unhideWhenUsed="0"/>
-    <w:lsdException w:name="Light Grid" w:semiHidden="0" w:uiPriority="62" w:unhideWhenUsed="0"/>
-    <w:lsdException w:name="Medium Shading 1" w:semiHidden="0" w:uiPriority="63" w:unhideWhenUsed="0"/>
-    <w:lsdException w:name="Medium Shading 2" w:semiHidden="0" w:uiPriority="64" w:unhideWhenUsed="0"/>
-    <w:lsdException w:name="Medium List 1" w:semiHidden="0" w:uiPriority="65" w:unhideWhenUsed="0"/>
-    <w:lsdException w:name="Medium List 2" w:semiHidden="0" w:uiPriority="66" w:unhideWhenUsed="0"/>
-    <w:lsdException w:name="Medium Grid 1" w:semiHidden="0" w:uiPriority="67" w:unhideWhenUsed="0"/>
-    <w:lsdException w:name="Medium Grid 2" w:semiHidden="0" w:uiPriority="68" w:unhideWhenUsed="0"/>
-    <w:lsdException w:name="Medium Grid 3" w:semiHidden="0" w:uiPriority="69" w:unhideWhenUsed="0"/>
-    <w:lsdException w:name="Dark List" w:semiHidden="0" w:uiPriority="70" w:unhideWhenUsed="0"/>
-    <w:lsdException w:name="Colorful Shading" w:semiHidden="0" w:uiPriority="71" w:unhideWhenUsed="0"/>
-    <w:lsdException w:name="Colorful List" w:semiHidden="0" w:uiPriority="72" w:unhideWhenUsed="0"/>
-    <w:lsdException w:name="Colorful Grid" w:semiHidden="0" w:uiPriority="73" w:unhideWhenUsed="0"/>
-    <w:lsdException w:name="Light Shading Accent 1" w:semiHidden="0" w:uiPriority="60" w:unhideWhenUsed="0"/>
-    <w:lsdException w:name="Light List Accent 1" w:semiHidden="0" w:uiPriority="61" w:unhideWhenUsed="0"/>
-    <w:lsdException w:name="Light Grid Accent 1" w:semiHidden="0" w:uiPriority="62" w:unhideWhenUsed="0"/>
-    <w:lsdException w:name="Medium Shading 1 Accent 1" w:semiHidden="0" w:uiPriority="63" w:unhideWhenUsed="0"/>
-    <w:lsdException w:name="Medium Shading 2 Accent 1" w:semiHidden="0" w:uiPriority="64" w:unhideWhenUsed="0"/>
-    <w:lsdException w:name="Medium List 1 Accent 1" w:semiHidden="0" w:uiPriority="65" w:unhideWhenUsed="0"/>
-    <w:lsdException w:name="Revision" w:unhideWhenUsed="0"/>
-    <w:lsdException w:name="List Paragraph" w:semiHidden="0" w:uiPriority="34" w:unhideWhenUsed="0" w:qFormat="1"/>
-    <w:lsdException w:name="Quote" w:semiHidden="0" w:uiPriority="29" w:unhideWhenUsed="0" w:qFormat="1"/>
-    <w:lsdException w:name="Intense Quote" w:semiHidden="0" w:uiPriority="30" w:unhideWhenUsed="0" w:qFormat="1"/>
-    <w:lsdException w:name="Medium List 2 Accent 1" w:semiHidden="0" w:uiPriority="66" w:unhideWhenUsed="0"/>
-    <w:lsdException w:name="Medium Grid 1 Accent 1" w:semiHidden="0" w:uiPriority="67" w:unhideWhenUsed="0"/>
-    <w:lsdException w:name="Medium Grid 2 Accent 1" w:semiHidden="0" w:uiPriority="68" w:unhideWhenUsed="0"/>
-    <w:lsdException w:name="Medium Grid 3 Accent 1" w:semiHidden="0" w:uiPriority="69" w:unhideWhenUsed="0"/>
-    <w:lsdException w:name="Dark List Accent 1" w:semiHidden="0" w:uiPriority="70" w:unhideWhenUsed="0"/>
-    <w:lsdException w:name="Colorful Shading Accent 1" w:semiHidden="0" w:uiPriority="71" w:unhideWhenUsed="0"/>
-    <w:lsdException w:name="Colorful List Accent 1" w:semiHidden="0" w:uiPriority="72" w:unhideWhenUsed="0"/>
-    <w:lsdException w:name="Colorful Grid Accent 1" w:semiHidden="0" w:uiPriority="73" w:unhideWhenUsed="0"/>
-    <w:lsdException w:name="Light Shading Accent 2" w:semiHidden="0" w:uiPriority="60" w:unhideWhenUsed="0"/>
-    <w:lsdException w:name="Light List Accent 2" w:semiHidden="0" w:uiPriority="61" w:unhideWhenUsed="0"/>
-    <w:lsdException w:name="Light Grid Accent 2" w:semiHidden="0" w:uiPriority="62" w:unhideWhenUsed="0"/>
-    <w:lsdException w:name="Medium Shading 1 Accent 2" w:semiHidden="0" w:uiPriority="63" w:unhideWhenUsed="0"/>
-    <w:lsdException w:name="Medium Shading 2 Accent 2" w:semiHidden="0" w:uiPriority="64" w:unhideWhenUsed="0"/>
-    <w:lsdException w:name="Medium List 1 Accent 2" w:semiHidden="0" w:uiPriority="65" w:unhideWhenUsed="0"/>
-    <w:lsdException w:name="Medium List 2 Accent 2" w:semiHidden="0" w:uiPriority="66" w:unhideWhenUsed="0"/>
-    <w:lsdException w:name="Medium Grid 1 Accent 2" w:semiHidden="0" w:uiPriority="67" w:unhideWhenUsed="0"/>
-    <w:lsdException w:name="Medium Grid 2 Accent 2" w:semiHidden="0" w:uiPriority="68" w:unhideWhenUsed="0"/>
-    <w:lsdException w:name="Medium Grid 3 Accent 2" w:semiHidden="0" w:uiPriority="69" w:unhideWhenUsed="0"/>
-    <w:lsdException w:name="Dark List Accent 2" w:semiHidden="0" w:uiPriority="70" w:unhideWhenUsed="0"/>
-    <w:lsdException w:name="Colorful Shading Accent 2" w:semiHidden="0" w:uiPriority="71" w:unhideWhenUsed="0"/>
-    <w:lsdException w:name="Colorful List Accent 2" w:semiHidden="0" w:uiPriority="72" w:unhideWhenUsed="0"/>
-    <w:lsdException w:name="Colorful Grid Accent 2" w:semiHidden="0" w:uiPriority="73" w:unhideWhenUsed="0"/>
-    <w:lsdException w:name="Light Shading Accent 3" w:semiHidden="0" w:uiPriority="60" w:unhideWhenUsed="0"/>
-    <w:lsdException w:name="Light List Accent 3" w:semiHidden="0" w:uiPriority="61" w:unhideWhenUsed="0"/>
-    <w:lsdException w:name="Light Grid Accent 3" w:semiHidden="0" w:uiPriority="62" w:unhideWhenUsed="0"/>
-    <w:lsdException w:name="Medium Shading 1 Accent 3" w:semiHidden="0" w:uiPriority="63" w:unhideWhenUsed="0"/>
-    <w:lsdException w:name="Medium Shading 2 Accent 3" w:semiHidden="0" w:uiPriority="64" w:unhideWhenUsed="0"/>
-    <w:lsdException w:name="Medium List 1 Accent 3" w:semiHidden="0" w:uiPriority="65" w:unhideWhenUsed="0"/>
-    <w:lsdException w:name="Medium List 2 Accent 3" w:semiHidden="0" w:uiPriority="66" w:unhideWhenUsed="0"/>
-    <w:lsdException w:name="Medium Grid 1 Accent 3" w:semiHidden="0" w:uiPriority="67" w:unhideWhenUsed="0"/>
-    <w:lsdException w:name="Medium Grid 2 Accent 3" w:semiHidden="0" w:uiPriority="68" w:unhideWhenUsed="0"/>
-    <w:lsdException w:name="Medium Grid 3 Accent 3" w:semiHidden="0" w:uiPriority="69" w:unhideWhenUsed="0"/>
-    <w:lsdException w:name="Dark List Accent 3" w:semiHidden="0" w:uiPriority="70" w:unhideWhenUsed="0"/>
-    <w:lsdException w:name="Colorful Shading Accent 3" w:semiHidden="0" w:uiPriority="71" w:unhideWhenUsed="0"/>
-    <w:lsdException w:name="Colorful List Accent 3" w:semiHidden="0" w:uiPriority="72" w:unhideWhenUsed="0"/>
-    <w:lsdException w:name="Colorful Grid Accent 3" w:semiHidden="0" w:uiPriority="73" w:unhideWhenUsed="0"/>
-    <w:lsdException w:name="Light Shading Accent 4" w:semiHidden="0" w:uiPriority="60" w:unhideWhenUsed="0"/>
-    <w:lsdException w:name="Light List Accent 4" w:semiHidden="0" w:uiPriority="61" w:unhideWhenUsed="0"/>
-    <w:lsdException w:name="Light Grid Accent 4" w:semiHidden="0" w:uiPriority="62" w:unhideWhenUsed="0"/>
-    <w:lsdException w:name="Medium Shading 1 Accent 4" w:semiHidden="0" w:uiPriority="63" w:unhideWhenUsed="0"/>
-    <w:lsdException w:name="Medium Shading 2 Accent 4" w:semiHidden="0" w:uiPriority="64" w:unhideWhenUsed="0"/>
-    <w:lsdException w:name="Medium List 1 Accent 4" w:semiHidden="0" w:uiPriority="65" w:unhideWhenUsed="0"/>
-    <w:lsdException w:name="Medium List 2 Accent 4" w:semiHidden="0" w:uiPriority="66" w:unhideWhenUsed="0"/>
-    <w:lsdException w:name="Medium Grid 1 Accent 4" w:semiHidden="0" w:uiPriority="67" w:unhideWhenUsed="0"/>
-    <w:lsdException w:name="Medium Grid 2 Accent 4" w:semiHidden="0" w:uiPriority="68" w:unhideWhenUsed="0"/>
-    <w:lsdException w:name="Medium Grid 3 Accent 4" w:semiHidden="0" w:uiPriority="69" w:unhideWhenUsed="0"/>
-    <w:lsdException w:name="Dark List Accent 4" w:semiHidden="0" w:uiPriority="70" w:unhideWhenUsed="0"/>
-    <w:lsdException w:name="Colorful Shading Accent 4" w:semiHidden="0" w:uiPriority="71" w:unhideWhenUsed="0"/>
-    <w:lsdException w:name="Colorful List Accent 4" w:semiHidden="0" w:uiPriority="72" w:unhideWhenUsed="0"/>
-    <w:lsdException w:name="Colorful Grid Accent 4" w:semiHidden="0" w:uiPriority="73" w:unhideWhenUsed="0"/>
-    <w:lsdException w:name="Light Shading Accent 5" w:semiHidden="0" w:uiPriority="60" w:unhideWhenUsed="0"/>
-    <w:lsdException w:name="Light List Accent 5" w:semiHidden="0" w:uiPriority="61" w:unhideWhenUsed="0"/>
-    <w:lsdException w:name="Light Grid Accent 5" w:semiHidden="0" w:uiPriority="62" w:unhideWhenUsed="0"/>
-    <w:lsdException w:name="Medium Shading 1 Accent 5" w:semiHidden="0" w:uiPriority="63" w:unhideWhenUsed="0"/>
-    <w:lsdException w:name="Medium Shading 2 Accent 5" w:semiHidden="0" w:uiPriority="64" w:unhideWhenUsed="0"/>
-    <w:lsdException w:name="Medium List 1 Accent 5" w:semiHidden="0" w:uiPriority="65" w:unhideWhenUsed="0"/>
-    <w:lsdException w:name="Medium List 2 Accent 5" w:semiHidden="0" w:uiPriority="66" w:unhideWhenUsed="0"/>
-    <w:lsdException w:name="Medium Grid 1 Accent 5" w:semiHidden="0" w:uiPriority="67" w:unhideWhenUsed="0"/>
-    <w:lsdException w:name="Medium Grid 2 Accent 5" w:semiHidden="0" w:uiPriority="68" w:unhideWhenUsed="0"/>
-    <w:lsdException w:name="Medium Grid 3 Accent 5" w:semiHidden="0" w:uiPriority="69" w:unhideWhenUsed="0"/>
-    <w:lsdException w:name="Dark List Accent 5" w:semiHidden="0" w:uiPriority="70" w:unhideWhenUsed="0"/>
-    <w:lsdException w:name="Colorful Shading Accent 5" w:semiHidden="0" w:uiPriority="71" w:unhideWhenUsed="0"/>
-    <w:lsdException w:name="Colorful List Accent 5" w:semiHidden="0" w:uiPriority="72" w:unhideWhenUsed="0"/>
-    <w:lsdException w:name="Colorful Grid Accent 5" w:semiHidden="0" w:uiPriority="73" w:unhideWhenUsed="0"/>
-    <w:lsdException w:name="Light Shading Accent 6" w:semiHidden="0" w:uiPriority="60" w:unhideWhenUsed="0"/>
-    <w:lsdException w:name="Light List Accent 6" w:semiHidden="0" w:uiPriority="61" w:unhideWhenUsed="0"/>
-    <w:lsdException w:name="Light Grid Accent 6" w:semiHidden="0" w:uiPriority="62" w:unhideWhenUsed="0"/>
-    <w:lsdException w:name="Medium Shading 1 Accent 6" w:semiHidden="0" w:uiPriority="63" w:unhideWhenUsed="0"/>
-    <w:lsdException w:name="Medium Shading 2 Accent 6" w:semiHidden="0" w:uiPriority="64" w:unhideWhenUsed="0"/>
-    <w:lsdException w:name="Medium List 1 Accent 6" w:semiHidden="0" w:uiPriority="65" w:unhideWhenUsed="0"/>
-    <w:lsdException w:name="Medium List 2 Accent 6" w:semiHidden="0" w:uiPriority="66" w:unhideWhenUsed="0"/>
-    <w:lsdException w:name="Medium Grid 1 Accent 6" w:semiHidden="0" w:uiPriority="67" w:unhideWhenUsed="0"/>
-    <w:lsdException w:name="Medium Grid 2 Accent 6" w:semiHidden="0" w:uiPriority="68" w:unhideWhenUsed="0"/>
-    <w:lsdException w:name="Medium Grid 3 Accent 6" w:semiHidden="0" w:uiPriority="69" w:unhideWhenUsed="0"/>
-    <w:lsdException w:name="Dark List Accent 6" w:semiHidden="0" w:uiPriority="70" w:unhideWhenUsed="0"/>
-    <w:lsdException w:name="Colorful Shading Accent 6" w:semiHidden="0" w:uiPriority="71" w:unhideWhenUsed="0"/>
-    <w:lsdException w:name="Colorful List Accent 6" w:semiHidden="0" w:uiPriority="72" w:unhideWhenUsed="0"/>
-    <w:lsdException w:name="Colorful Grid Accent 6" w:semiHidden="0" w:uiPriority="73" w:unhideWhenUsed="0"/>
-    <w:lsdException w:name="Subtle Emphasis" w:semiHidden="0" w:uiPriority="19" w:unhideWhenUsed="0" w:qFormat="1"/>
-    <w:lsdException w:name="Intense Emphasis" w:semiHidden="0" w:uiPriority="21" w:unhideWhenUsed="0" w:qFormat="1"/>
-    <w:lsdException w:name="Subtle Reference" w:semiHidden="0" w:uiPriority="31" w:unhideWhenUsed="0" w:qFormat="1"/>
-    <w:lsdException w:name="Intense Reference" w:semiHidden="0" w:uiPriority="32" w:unhideWhenUsed="0" w:qFormat="1"/>
-    <w:lsdException w:name="Book Title" w:semiHidden="0" w:uiPriority="33" w:unhideWhenUsed="0" w:qFormat="1"/>
-    <w:lsdException w:name="Bibliography" w:uiPriority="37"/>
-    <w:lsdException w:name="TOC Heading" w:uiPriority="39" w:qFormat="1"/>
+  <w:latentStyles w:defLockedState="0" w:defUIPriority="99" w:defSemiHidden="0" w:defUnhideWhenUsed="0" w:defQFormat="0" w:count="376">
+    <w:lsdException w:name="Normal" w:uiPriority="0" w:qFormat="1"/>
+    <w:lsdException w:name="heading 1" w:uiPriority="9" w:qFormat="1"/>
+    <w:lsdException w:name="heading 2" w:semiHidden="1" w:uiPriority="9" w:unhideWhenUsed="1" w:qFormat="1"/>
+    <w:lsdException w:name="heading 3" w:semiHidden="1" w:uiPriority="9" w:unhideWhenUsed="1" w:qFormat="1"/>
+    <w:lsdException w:name="heading 4" w:semiHidden="1" w:uiPriority="9" w:unhideWhenUsed="1" w:qFormat="1"/>
+    <w:lsdException w:name="heading 5" w:semiHidden="1" w:uiPriority="9" w:unhideWhenUsed="1" w:qFormat="1"/>
+    <w:lsdException w:name="heading 6" w:semiHidden="1" w:uiPriority="9" w:unhideWhenUsed="1" w:qFormat="1"/>
+    <w:lsdException w:name="heading 7" w:semiHidden="1" w:uiPriority="9" w:unhideWhenUsed="1" w:qFormat="1"/>
+    <w:lsdException w:name="heading 8" w:semiHidden="1" w:uiPriority="9" w:unhideWhenUsed="1" w:qFormat="1"/>
+    <w:lsdException w:name="heading 9" w:semiHidden="1" w:uiPriority="9" w:unhideWhenUsed="1" w:qFormat="1"/>
+    <w:lsdException w:name="index 1" w:semiHidden="1" w:unhideWhenUsed="1"/>
+    <w:lsdException w:name="index 2" w:semiHidden="1" w:unhideWhenUsed="1"/>
+    <w:lsdException w:name="index 3" w:semiHidden="1" w:unhideWhenUsed="1"/>
+    <w:lsdException w:name="index 4" w:semiHidden="1" w:unhideWhenUsed="1"/>
+    <w:lsdException w:name="index 5" w:semiHidden="1" w:unhideWhenUsed="1"/>
+    <w:lsdException w:name="index 6" w:semiHidden="1" w:unhideWhenUsed="1"/>
+    <w:lsdException w:name="index 7" w:semiHidden="1" w:unhideWhenUsed="1"/>
+    <w:lsdException w:name="index 8" w:semiHidden="1" w:unhideWhenUsed="1"/>
+    <w:lsdException w:name="index 9" w:semiHidden="1" w:unhideWhenUsed="1"/>
+    <w:lsdException w:name="toc 1" w:semiHidden="1" w:uiPriority="39" w:unhideWhenUsed="1"/>
+    <w:lsdException w:name="toc 2" w:semiHidden="1" w:uiPriority="39" w:unhideWhenUsed="1"/>
+    <w:lsdException w:name="toc 3" w:semiHidden="1" w:uiPriority="39" w:unhideWhenUsed="1"/>
+    <w:lsdException w:name="toc 4" w:semiHidden="1" w:uiPriority="39" w:unhideWhenUsed="1"/>
+    <w:lsdException w:name="toc 5" w:semiHidden="1" w:uiPriority="39" w:unhideWhenUsed="1"/>
+    <w:lsdException w:name="toc 6" w:semiHidden="1" w:uiPriority="39" w:unhideWhenUsed="1"/>
+    <w:lsdException w:name="toc 7" w:semiHidden="1" w:uiPriority="39" w:unhideWhenUsed="1"/>
+    <w:lsdException w:name="toc 8" w:semiHidden="1" w:uiPriority="39" w:unhideWhenUsed="1"/>
+    <w:lsdException w:name="toc 9" w:semiHidden="1" w:uiPriority="39" w:unhideWhenUsed="1"/>
+    <w:lsdException w:name="Normal Indent" w:semiHidden="1" w:unhideWhenUsed="1"/>
+    <w:lsdException w:name="footnote text" w:semiHidden="1" w:unhideWhenUsed="1"/>
+    <w:lsdException w:name="annotation text" w:semiHidden="1" w:unhideWhenUsed="1"/>
+    <w:lsdException w:name="header" w:semiHidden="1" w:unhideWhenUsed="1"/>
+    <w:lsdException w:name="footer" w:semiHidden="1" w:unhideWhenUsed="1"/>
+    <w:lsdException w:name="index heading" w:semiHidden="1" w:unhideWhenUsed="1"/>
+    <w:lsdException w:name="caption" w:semiHidden="1" w:uiPriority="35" w:unhideWhenUsed="1" w:qFormat="1"/>
+    <w:lsdException w:name="table of figures" w:semiHidden="1" w:unhideWhenUsed="1"/>
+    <w:lsdException w:name="envelope address" w:semiHidden="1" w:unhideWhenUsed="1"/>
+    <w:lsdException w:name="envelope return" w:semiHidden="1" w:unhideWhenUsed="1"/>
+    <w:lsdException w:name="footnote reference" w:semiHidden="1" w:unhideWhenUsed="1"/>
+    <w:lsdException w:name="annotation reference" w:semiHidden="1" w:unhideWhenUsed="1"/>
+    <w:lsdException w:name="line number" w:semiHidden="1" w:unhideWhenUsed="1"/>
+    <w:lsdException w:name="page number" w:semiHidden="1" w:unhideWhenUsed="1"/>
+    <w:lsdException w:name="endnote reference" w:semiHidden="1" w:unhideWhenUsed="1"/>
+    <w:lsdException w:name="endnote text" w:semiHidden="1" w:unhideWhenUsed="1"/>
+    <w:lsdException w:name="table of authorities" w:semiHidden="1" w:unhideWhenUsed="1"/>
+    <w:lsdException w:name="macro" w:semiHidden="1" w:unhideWhenUsed="1"/>
+    <w:lsdException w:name="toa heading" w:semiHidden="1" w:unhideWhenUsed="1"/>
+    <w:lsdException w:name="List" w:semiHidden="1" w:unhideWhenUsed="1"/>
+    <w:lsdException w:name="List Bullet" w:semiHidden="1" w:unhideWhenUsed="1"/>
+    <w:lsdException w:name="List Number" w:semiHidden="1" w:unhideWhenUsed="1"/>
+    <w:lsdException w:name="List 2" w:semiHidden="1" w:unhideWhenUsed="1"/>
+    <w:lsdException w:name="List 3" w:semiHidden="1" w:unhideWhenUsed="1"/>
+    <w:lsdException w:name="List 4" w:semiHidden="1" w:unhideWhenUsed="1"/>
+    <w:lsdException w:name="List 5" w:semiHidden="1" w:unhideWhenUsed="1"/>
+    <w:lsdException w:name="List Bullet 2" w:semiHidden="1" w:unhideWhenUsed="1"/>
+    <w:lsdException w:name="List Bullet 3" w:semiHidden="1" w:unhideWhenUsed="1"/>
+    <w:lsdException w:name="List Bullet 4" w:semiHidden="1" w:unhideWhenUsed="1"/>
+    <w:lsdException w:name="List Bullet 5" w:semiHidden="1" w:unhideWhenUsed="1"/>
+    <w:lsdException w:name="List Number 2" w:semiHidden="1" w:unhideWhenUsed="1"/>
+    <w:lsdException w:name="List Number 3" w:semiHidden="1" w:unhideWhenUsed="1"/>
+    <w:lsdException w:name="List Number 4" w:semiHidden="1" w:unhideWhenUsed="1"/>
+    <w:lsdException w:name="List Number 5" w:semiHidden="1" w:unhideWhenUsed="1"/>
+    <w:lsdException w:name="Title" w:uiPriority="10" w:qFormat="1"/>
+    <w:lsdException w:name="Closing" w:semiHidden="1" w:unhideWhenUsed="1"/>
+    <w:lsdException w:name="Signature" w:semiHidden="1" w:unhideWhenUsed="1"/>
+    <w:lsdException w:name="Default Paragraph Font" w:semiHidden="1" w:uiPriority="1" w:unhideWhenUsed="1"/>
+    <w:lsdException w:name="Body Text" w:semiHidden="1" w:unhideWhenUsed="1"/>
+    <w:lsdException w:name="Body Text Indent" w:semiHidden="1" w:unhideWhenUsed="1"/>
+    <w:lsdException w:name="List Continue" w:semiHidden="1" w:unhideWhenUsed="1"/>
+    <w:lsdException w:name="List Continue 2" w:semiHidden="1" w:unhideWhenUsed="1"/>
+    <w:lsdException w:name="List Continue 3" w:semiHidden="1" w:unhideWhenUsed="1"/>
+    <w:lsdException w:name="List Continue 4" w:semiHidden="1" w:unhideWhenUsed="1"/>
+    <w:lsdException w:name="List Continue 5" w:semiHidden="1" w:unhideWhenUsed="1"/>
+    <w:lsdException w:name="Message Header" w:semiHidden="1" w:unhideWhenUsed="1"/>
+    <w:lsdException w:name="Subtitle" w:uiPriority="11" w:qFormat="1"/>
+    <w:lsdException w:name="Salutation" w:semiHidden="1" w:unhideWhenUsed="1"/>
+    <w:lsdException w:name="Date" w:semiHidden="1" w:unhideWhenUsed="1"/>
+    <w:lsdException w:name="Body Text First Indent" w:semiHidden="1" w:unhideWhenUsed="1"/>
+    <w:lsdException w:name="Body Text First Indent 2" w:semiHidden="1" w:unhideWhenUsed="1"/>
+    <w:lsdException w:name="Note Heading" w:semiHidden="1" w:unhideWhenUsed="1"/>
+    <w:lsdException w:name="Body Text 2" w:semiHidden="1" w:unhideWhenUsed="1"/>
+    <w:lsdException w:name="Body Text 3" w:semiHidden="1" w:unhideWhenUsed="1"/>
+    <w:lsdException w:name="Body Text Indent 2" w:semiHidden="1" w:unhideWhenUsed="1"/>
+    <w:lsdException w:name="Body Text Indent 3" w:semiHidden="1" w:unhideWhenUsed="1"/>
+    <w:lsdException w:name="Block Text" w:semiHidden="1" w:unhideWhenUsed="1"/>
+    <w:lsdException w:name="Hyperlink" w:semiHidden="1" w:unhideWhenUsed="1"/>
+    <w:lsdException w:name="FollowedHyperlink" w:semiHidden="1" w:unhideWhenUsed="1"/>
+    <w:lsdException w:name="Strong" w:uiPriority="22" w:qFormat="1"/>
+    <w:lsdException w:name="Emphasis" w:uiPriority="20" w:qFormat="1"/>
+    <w:lsdException w:name="Document Map" w:semiHidden="1" w:unhideWhenUsed="1"/>
+    <w:lsdException w:name="Plain Text" w:semiHidden="1" w:unhideWhenUsed="1"/>
+    <w:lsdException w:name="E-mail Signature" w:semiHidden="1" w:unhideWhenUsed="1"/>
+    <w:lsdException w:name="HTML Top of Form" w:semiHidden="1" w:unhideWhenUsed="1"/>
+    <w:lsdException w:name="HTML Bottom of Form" w:semiHidden="1" w:unhideWhenUsed="1"/>
+    <w:lsdException w:name="Normal (Web)" w:semiHidden="1" w:unhideWhenUsed="1"/>
+    <w:lsdException w:name="HTML Acronym" w:semiHidden="1" w:unhideWhenUsed="1"/>
+    <w:lsdException w:name="HTML Address" w:semiHidden="1" w:unhideWhenUsed="1"/>
+    <w:lsdException w:name="HTML Cite" w:semiHidden="1" w:unhideWhenUsed="1"/>
+    <w:lsdException w:name="HTML Code" w:semiHidden="1" w:unhideWhenUsed="1"/>
+    <w:lsdException w:name="HTML Definition" w:semiHidden="1" w:unhideWhenUsed="1"/>
+    <w:lsdException w:name="HTML Keyboard" w:semiHidden="1" w:unhideWhenUsed="1"/>
+    <w:lsdException w:name="HTML Preformatted" w:semiHidden="1" w:unhideWhenUsed="1"/>
+    <w:lsdException w:name="HTML Sample" w:semiHidden="1" w:unhideWhenUsed="1"/>
+    <w:lsdException w:name="HTML Typewriter" w:semiHidden="1" w:unhideWhenUsed="1"/>
+    <w:lsdException w:name="HTML Variable" w:semiHidden="1" w:unhideWhenUsed="1"/>
+    <w:lsdException w:name="Normal Table" w:semiHidden="1" w:unhideWhenUsed="1"/>
+    <w:lsdException w:name="annotation subject" w:semiHidden="1" w:unhideWhenUsed="1"/>
+    <w:lsdException w:name="No List" w:semiHidden="1" w:unhideWhenUsed="1"/>
+    <w:lsdException w:name="Outline List 1" w:semiHidden="1" w:unhideWhenUsed="1"/>
+    <w:lsdException w:name="Outline List 2" w:semiHidden="1" w:unhideWhenUsed="1"/>
+    <w:lsdException w:name="Outline List 3" w:semiHidden="1" w:unhideWhenUsed="1"/>
+    <w:lsdException w:name="Table Simple 1" w:semiHidden="1" w:unhideWhenUsed="1"/>
+    <w:lsdException w:name="Table Simple 2" w:semiHidden="1" w:unhideWhenUsed="1"/>
+    <w:lsdException w:name="Table Simple 3" w:semiHidden="1" w:unhideWhenUsed="1"/>
+    <w:lsdException w:name="Table Classic 1" w:semiHidden="1" w:unhideWhenUsed="1"/>
+    <w:lsdException w:name="Table Classic 2" w:semiHidden="1" w:unhideWhenUsed="1"/>
+    <w:lsdException w:name="Table Classic 3" w:semiHidden="1" w:unhideWhenUsed="1"/>
+    <w:lsdException w:name="Table Classic 4" w:semiHidden="1" w:unhideWhenUsed="1"/>
+    <w:lsdException w:name="Table Colorful 1" w:semiHidden="1" w:unhideWhenUsed="1"/>
+    <w:lsdException w:name="Table Colorful 2" w:semiHidden="1" w:unhideWhenUsed="1"/>
+    <w:lsdException w:name="Table Colorful 3" w:semiHidden="1" w:unhideWhenUsed="1"/>
+    <w:lsdException w:name="Table Columns 1" w:semiHidden="1" w:unhideWhenUsed="1"/>
+    <w:lsdException w:name="Table Columns 2" w:semiHidden="1" w:unhideWhenUsed="1"/>
+    <w:lsdException w:name="Table Columns 3" w:semiHidden="1" w:unhideWhenUsed="1"/>
+    <w:lsdException w:name="Table Columns 4" w:semiHidden="1" w:unhideWhenUsed="1"/>
+    <w:lsdException w:name="Table Columns 5" w:semiHidden="1" w:unhideWhenUsed="1"/>
+    <w:lsdException w:name="Table Grid 1" w:semiHidden="1" w:unhideWhenUsed="1"/>
+    <w:lsdException w:name="Table Grid 2" w:semiHidden="1" w:unhideWhenUsed="1"/>
+    <w:lsdException w:name="Table Grid 3" w:semiHidden="1" w:unhideWhenUsed="1"/>
+    <w:lsdException w:name="Table Grid 4" w:semiHidden="1" w:unhideWhenUsed="1"/>
+    <w:lsdException w:name="Table Grid 5" w:semiHidden="1" w:unhideWhenUsed="1"/>
+    <w:lsdException w:name="Table Grid 6" w:semiHidden="1" w:unhideWhenUsed="1"/>
+    <w:lsdException w:name="Table Grid 7" w:semiHidden="1" w:unhideWhenUsed="1"/>
+    <w:lsdException w:name="Table Grid 8" w:semiHidden="1" w:unhideWhenUsed="1"/>
+    <w:lsdException w:name="Table List 1" w:semiHidden="1" w:unhideWhenUsed="1"/>
+    <w:lsdException w:name="Table List 2" w:semiHidden="1" w:unhideWhenUsed="1"/>
+    <w:lsdException w:name="Table List 3" w:semiHidden="1" w:unhideWhenUsed="1"/>
+    <w:lsdException w:name="Table List 4" w:semiHidden="1" w:unhideWhenUsed="1"/>
+    <w:lsdException w:name="Table List 5" w:semiHidden="1" w:unhideWhenUsed="1"/>
+    <w:lsdException w:name="Table List 6" w:semiHidden="1" w:unhideWhenUsed="1"/>
+    <w:lsdException w:name="Table List 7" w:semiHidden="1" w:unhideWhenUsed="1"/>
+    <w:lsdException w:name="Table List 8" w:semiHidden="1" w:unhideWhenUsed="1"/>
+    <w:lsdException w:name="Table 3D effects 1" w:semiHidden="1" w:unhideWhenUsed="1"/>
+    <w:lsdException w:name="Table 3D effects 2" w:semiHidden="1" w:unhideWhenUsed="1"/>
+    <w:lsdException w:name="Table 3D effects 3" w:semiHidden="1" w:unhideWhenUsed="1"/>
+    <w:lsdException w:name="Table Contemporary" w:semiHidden="1" w:unhideWhenUsed="1"/>
+    <w:lsdException w:name="Table Elegant" w:semiHidden="1" w:unhideWhenUsed="1"/>
+    <w:lsdException w:name="Table Professional" w:semiHidden="1" w:unhideWhenUsed="1"/>
+    <w:lsdException w:name="Table Subtle 1" w:semiHidden="1" w:unhideWhenUsed="1"/>
+    <w:lsdException w:name="Table Subtle 2" w:semiHidden="1" w:unhideWhenUsed="1"/>
+    <w:lsdException w:name="Table Web 1" w:semiHidden="1" w:unhideWhenUsed="1"/>
+    <w:lsdException w:name="Table Web 2" w:semiHidden="1" w:unhideWhenUsed="1"/>
+    <w:lsdException w:name="Table Web 3" w:semiHidden="1" w:unhideWhenUsed="1"/>
+    <w:lsdException w:name="Balloon Text" w:semiHidden="1" w:unhideWhenUsed="1"/>
+    <w:lsdException w:name="Table Grid" w:uiPriority="59"/>
+    <w:lsdException w:name="Table Theme" w:semiHidden="1" w:unhideWhenUsed="1"/>
+    <w:lsdException w:name="Placeholder Text" w:semiHidden="1"/>
+    <w:lsdException w:name="No Spacing" w:uiPriority="1" w:qFormat="1"/>
+    <w:lsdException w:name="Light Shading" w:uiPriority="60"/>
+    <w:lsdException w:name="Light List" w:uiPriority="61"/>
+    <w:lsdException w:name="Light Grid" w:uiPriority="62"/>
+    <w:lsdException w:name="Medium Shading 1" w:uiPriority="63"/>
+    <w:lsdException w:name="Medium Shading 2" w:uiPriority="64"/>
+    <w:lsdException w:name="Medium List 1" w:uiPriority="65"/>
+    <w:lsdException w:name="Medium List 2" w:uiPriority="66"/>
+    <w:lsdException w:name="Medium Grid 1" w:uiPriority="67"/>
+    <w:lsdException w:name="Medium Grid 2" w:uiPriority="68"/>
+    <w:lsdException w:name="Medium Grid 3" w:uiPriority="69"/>
+    <w:lsdException w:name="Dark List" w:uiPriority="70"/>
+    <w:lsdException w:name="Colorful Shading" w:uiPriority="71"/>
+    <w:lsdException w:name="Colorful List" w:uiPriority="72"/>
+    <w:lsdException w:name="Colorful Grid" w:uiPriority="73"/>
+    <w:lsdException w:name="Light Shading Accent 1" w:uiPriority="60"/>
+    <w:lsdException w:name="Light List Accent 1" w:uiPriority="61"/>
+    <w:lsdException w:name="Light Grid Accent 1" w:uiPriority="62"/>
+    <w:lsdException w:name="Medium Shading 1 Accent 1" w:uiPriority="63"/>
+    <w:lsdException w:name="Medium Shading 2 Accent 1" w:uiPriority="64"/>
+    <w:lsdException w:name="Medium List 1 Accent 1" w:uiPriority="65"/>
+    <w:lsdException w:name="Revision" w:semiHidden="1"/>
+    <w:lsdException w:name="List Paragraph" w:uiPriority="34" w:qFormat="1"/>
+    <w:lsdException w:name="Quote" w:uiPriority="29" w:qFormat="1"/>
+    <w:lsdException w:name="Intense Quote" w:uiPriority="30" w:qFormat="1"/>
+    <w:lsdException w:name="Medium List 2 Accent 1" w:uiPriority="66"/>
+    <w:lsdException w:name="Medium Grid 1 Accent 1" w:uiPriority="67"/>
+    <w:lsdException w:name="Medium Grid 2 Accent 1" w:uiPriority="68"/>
+    <w:lsdException w:name="Medium Grid 3 Accent 1" w:uiPriority="69"/>
+    <w:lsdException w:name="Dark List Accent 1" w:uiPriority="70"/>
+    <w:lsdException w:name="Colorful Shading Accent 1" w:uiPriority="71"/>
+    <w:lsdException w:name="Colorful List Accent 1" w:uiPriority="72"/>
+    <w:lsdException w:name="Colorful Grid Accent 1" w:uiPriority="73"/>
+    <w:lsdException w:name="Light Shading Accent 2" w:uiPriority="60"/>
+    <w:lsdException w:name="Light List Accent 2" w:uiPriority="61"/>
+    <w:lsdException w:name="Light Grid Accent 2" w:uiPriority="62"/>
+    <w:lsdException w:name="Medium Shading 1 Accent 2" w:uiPriority="63"/>
+    <w:lsdException w:name="Medium Shading 2 Accent 2" w:uiPriority="64"/>
+    <w:lsdException w:name="Medium List 1 Accent 2" w:uiPriority="65"/>
+    <w:lsdException w:name="Medium List 2 Accent 2" w:uiPriority="66"/>
+    <w:lsdException w:name="Medium Grid 1 Accent 2" w:uiPriority="67"/>
+    <w:lsdException w:name="Medium Grid 2 Accent 2" w:uiPriority="68"/>
+    <w:lsdException w:name="Medium Grid 3 Accent 2" w:uiPriority="69"/>
+    <w:lsdException w:name="Dark List Accent 2" w:uiPriority="70"/>
+    <w:lsdException w:name="Colorful Shading Accent 2" w:uiPriority="71"/>
+    <w:lsdException w:name="Colorful List Accent 2" w:uiPriority="72"/>
+    <w:lsdException w:name="Colorful Grid Accent 2" w:uiPriority="73"/>
+    <w:lsdException w:name="Light Shading Accent 3" w:uiPriority="60"/>
+    <w:lsdException w:name="Light List Accent 3" w:uiPriority="61"/>
+    <w:lsdException w:name="Light Grid Accent 3" w:uiPriority="62"/>
+    <w:lsdException w:name="Medium Shading 1 Accent 3" w:uiPriority="63"/>
+    <w:lsdException w:name="Medium Shading 2 Accent 3" w:uiPriority="64"/>
+    <w:lsdException w:name="Medium List 1 Accent 3" w:uiPriority="65"/>
+    <w:lsdException w:name="Medium List 2 Accent 3" w:uiPriority="66"/>
+    <w:lsdException w:name="Medium Grid 1 Accent 3" w:uiPriority="67"/>
+    <w:lsdException w:name="Medium Grid 2 Accent 3" w:uiPriority="68"/>
+    <w:lsdException w:name="Medium Grid 3 Accent 3" w:uiPriority="69"/>
+    <w:lsdException w:name="Dark List Accent 3" w:uiPriority="70"/>
+    <w:lsdException w:name="Colorful Shading Accent 3" w:uiPriority="71"/>
+    <w:lsdException w:name="Colorful List Accent 3" w:uiPriority="72"/>
+    <w:lsdException w:name="Colorful Grid Accent 3" w:uiPriority="73"/>
+    <w:lsdException w:name="Light Shading Accent 4" w:uiPriority="60"/>
+    <w:lsdException w:name="Light List Accent 4" w:uiPriority="61"/>
+    <w:lsdException w:name="Light Grid Accent 4" w:uiPriority="62"/>
+    <w:lsdException w:name="Medium Shading 1 Accent 4" w:uiPriority="63"/>
+    <w:lsdException w:name="Medium Shading 2 Accent 4" w:uiPriority="64"/>
+    <w:lsdException w:name="Medium List 1 Accent 4" w:uiPriority="65"/>
+    <w:lsdException w:name="Medium List 2 Accent 4" w:uiPriority="66"/>
+    <w:lsdException w:name="Medium Grid 1 Accent 4" w:uiPriority="67"/>
+    <w:lsdException w:name="Medium Grid 2 Accent 4" w:uiPriority="68"/>
+    <w:lsdException w:name="Medium Grid 3 Accent 4" w:uiPriority="69"/>
+    <w:lsdException w:name="Dark List Accent 4" w:uiPriority="70"/>
+    <w:lsdException w:name="Colorful Shading Accent 4" w:uiPriority="71"/>
+    <w:lsdException w:name="Colorful List Accent 4" w:uiPriority="72"/>
+    <w:lsdException w:name="Colorful Grid Accent 4" w:uiPriority="73"/>
+    <w:lsdException w:name="Light Shading Accent 5" w:uiPriority="60"/>
+    <w:lsdException w:name="Light List Accent 5" w:uiPriority="61"/>
+    <w:lsdException w:name="Light Grid Accent 5" w:uiPriority="62"/>
+    <w:lsdException w:name="Medium Shading 1 Accent 5" w:uiPriority="63"/>
+    <w:lsdException w:name="Medium Shading 2 Accent 5" w:uiPriority="64"/>
+    <w:lsdException w:name="Medium List 1 Accent 5" w:uiPriority="65"/>
+    <w:lsdException w:name="Medium List 2 Accent 5" w:uiPriority="66"/>
+    <w:lsdException w:name="Medium Grid 1 Accent 5" w:uiPriority="67"/>
+    <w:lsdException w:name="Medium Grid 2 Accent 5" w:uiPriority="68"/>
+    <w:lsdException w:name="Medium Grid 3 Accent 5" w:uiPriority="69"/>
+    <w:lsdException w:name="Dark List Accent 5" w:uiPriority="70"/>
+    <w:lsdException w:name="Colorful Shading Accent 5" w:uiPriority="71"/>
+    <w:lsdException w:name="Colorful List Accent 5" w:uiPriority="72"/>
+    <w:lsdException w:name="Colorful Grid Accent 5" w:uiPriority="73"/>
+    <w:lsdException w:name="Light Shading Accent 6" w:uiPriority="60"/>
+    <w:lsdException w:name="Light List Accent 6" w:uiPriority="61"/>
+    <w:lsdException w:name="Light Grid Accent 6" w:uiPriority="62"/>
+    <w:lsdException w:name="Medium Shading 1 Accent 6" w:uiPriority="63"/>
+    <w:lsdException w:name="Medium Shading 2 Accent 6" w:uiPriority="64"/>
+    <w:lsdException w:name="Medium List 1 Accent 6" w:uiPriority="65"/>
+    <w:lsdException w:name="Medium List 2 Accent 6" w:uiPriority="66"/>
+    <w:lsdException w:name="Medium Grid 1 Accent 6" w:uiPriority="67"/>
+    <w:lsdException w:name="Medium Grid 2 Accent 6" w:uiPriority="68"/>
+    <w:lsdException w:name="Medium Grid 3 Accent 6" w:uiPriority="69"/>
+    <w:lsdException w:name="Dark List Accent 6" w:uiPriority="70"/>
+    <w:lsdException w:name="Colorful Shading Accent 6" w:uiPriority="71"/>
+    <w:lsdException w:name="Colorful List Accent 6" w:uiPriority="72"/>
+    <w:lsdException w:name="Colorful Grid Accent 6" w:uiPriority="73"/>
+    <w:lsdException w:name="Subtle Emphasis" w:uiPriority="19" w:qFormat="1"/>
+    <w:lsdException w:name="Intense Emphasis" w:uiPriority="21" w:qFormat="1"/>
+    <w:lsdException w:name="Subtle Reference" w:uiPriority="31" w:qFormat="1"/>
+    <w:lsdException w:name="Intense Reference" w:uiPriority="32" w:qFormat="1"/>
+    <w:lsdException w:name="Book Title" w:uiPriority="33" w:qFormat="1"/>
+    <w:lsdException w:name="Bibliography" w:semiHidden="1" w:uiPriority="37" w:unhideWhenUsed="1"/>
+    <w:lsdException w:name="TOC Heading" w:semiHidden="1" w:uiPriority="39" w:unhideWhenUsed="1" w:qFormat="1"/>
+    <w:lsdException w:name="Plain Table 1" w:uiPriority="41"/>
+    <w:lsdException w:name="Plain Table 2" w:uiPriority="42"/>
+    <w:lsdException w:name="Plain Table 3" w:uiPriority="43"/>
+    <w:lsdException w:name="Plain Table 4" w:uiPriority="44"/>
+    <w:lsdException w:name="Plain Table 5" w:uiPriority="45"/>
+    <w:lsdException w:name="Grid Table Light" w:uiPriority="40"/>
+    <w:lsdException w:name="Grid Table 1 Light" w:uiPriority="46"/>
+    <w:lsdException w:name="Grid Table 2" w:uiPriority="47"/>
+    <w:lsdException w:name="Grid Table 3" w:uiPriority="48"/>
+    <w:lsdException w:name="Grid Table 4" w:uiPriority="49"/>
+    <w:lsdException w:name="Grid Table 5 Dark" w:uiPriority="50"/>
+    <w:lsdException w:name="Grid Table 6 Colorful" w:uiPriority="51"/>
+    <w:lsdException w:name="Grid Table 7 Colorful" w:uiPriority="52"/>
+    <w:lsdException w:name="Grid Table 1 Light Accent 1" w:uiPriority="46"/>
+    <w:lsdException w:name="Grid Table 2 Accent 1" w:uiPriority="47"/>
+    <w:lsdException w:name="Grid Table 3 Accent 1" w:uiPriority="48"/>
+    <w:lsdException w:name="Grid Table 4 Accent 1" w:uiPriority="49"/>
+    <w:lsdException w:name="Grid Table 5 Dark Accent 1" w:uiPriority="50"/>
+    <w:lsdException w:name="Grid Table 6 Colorful Accent 1" w:uiPriority="51"/>
+    <w:lsdException w:name="Grid Table 7 Colorful Accent 1" w:uiPriority="52"/>
+    <w:lsdException w:name="Grid Table 1 Light Accent 2" w:uiPriority="46"/>
+    <w:lsdException w:name="Grid Table 2 Accent 2" w:uiPriority="47"/>
+    <w:lsdException w:name="Grid Table 3 Accent 2" w:uiPriority="48"/>
+    <w:lsdException w:name="Grid Table 4 Accent 2" w:uiPriority="49"/>
+    <w:lsdException w:name="Grid Table 5 Dark Accent 2" w:uiPriority="50"/>
+    <w:lsdException w:name="Grid Table 6 Colorful Accent 2" w:uiPriority="51"/>
+    <w:lsdException w:name="Grid Table 7 Colorful Accent 2" w:uiPriority="52"/>
+    <w:lsdException w:name="Grid Table 1 Light Accent 3" w:uiPriority="46"/>
+    <w:lsdException w:name="Grid Table 2 Accent 3" w:uiPriority="47"/>
+    <w:lsdException w:name="Grid Table 3 Accent 3" w:uiPriority="48"/>
+    <w:lsdException w:name="Grid Table 4 Accent 3" w:uiPriority="49"/>
+    <w:lsdException w:name="Grid Table 5 Dark Accent 3" w:uiPriority="50"/>
+    <w:lsdException w:name="Grid Table 6 Colorful Accent 3" w:uiPriority="51"/>
+    <w:lsdException w:name="Grid Table 7 Colorful Accent 3" w:uiPriority="52"/>
+    <w:lsdException w:name="Grid Table 1 Light Accent 4" w:uiPriority="46"/>
+    <w:lsdException w:name="Grid Table 2 Accent 4" w:uiPriority="47"/>
+    <w:lsdException w:name="Grid Table 3 Accent 4" w:uiPriority="48"/>
+    <w:lsdException w:name="Grid Table 4 Accent 4" w:uiPriority="49"/>
+    <w:lsdException w:name="Grid Table 5 Dark Accent 4" w:uiPriority="50"/>
+    <w:lsdException w:name="Grid Table 6 Colorful Accent 4" w:uiPriority="51"/>
+    <w:lsdException w:name="Grid Table 7 Colorful Accent 4" w:uiPriority="52"/>
+    <w:lsdException w:name="Grid Table 1 Light Accent 5" w:uiPriority="46"/>
+    <w:lsdException w:name="Grid Table 2 Accent 5" w:uiPriority="47"/>
+    <w:lsdException w:name="Grid Table 3 Accent 5" w:uiPriority="48"/>
+    <w:lsdException w:name="Grid Table 4 Accent 5" w:uiPriority="49"/>
+    <w:lsdException w:name="Grid Table 5 Dark Accent 5" w:uiPriority="50"/>
+    <w:lsdException w:name="Grid Table 6 Colorful Accent 5" w:uiPriority="51"/>
+    <w:lsdException w:name="Grid Table 7 Colorful Accent 5" w:uiPriority="52"/>
+    <w:lsdException w:name="Grid Table 1 Light Accent 6" w:uiPriority="46"/>
+    <w:lsdException w:name="Grid Table 2 Accent 6" w:uiPriority="47"/>
+    <w:lsdException w:name="Grid Table 3 Accent 6" w:uiPriority="48"/>
+    <w:lsdException w:name="Grid Table 4 Accent 6" w:uiPriority="49"/>
+    <w:lsdException w:name="Grid Table 5 Dark Accent 6" w:uiPriority="50"/>
+    <w:lsdException w:name="Grid Table 6 Colorful Accent 6" w:uiPriority="51"/>
+    <w:lsdException w:name="Grid Table 7 Colorful Accent 6" w:uiPriority="52"/>
+    <w:lsdException w:name="List Table 1 Light" w:uiPriority="46"/>
+    <w:lsdException w:name="List Table 2" w:uiPriority="47"/>
+    <w:lsdException w:name="List Table 3" w:uiPriority="48"/>
+    <w:lsdException w:name="List Table 4" w:uiPriority="49"/>
+    <w:lsdException w:name="List Table 5 Dark" w:uiPriority="50"/>
+    <w:lsdException w:name="List Table 6 Colorful" w:uiPriority="51"/>
+    <w:lsdException w:name="List Table 7 Colorful" w:uiPriority="52"/>
+    <w:lsdException w:name="List Table 1 Light Accent 1" w:uiPriority="46"/>
+    <w:lsdException w:name="List Table 2 Accent 1" w:uiPriority="47"/>
+    <w:lsdException w:name="List Table 3 Accent 1" w:uiPriority="48"/>
+    <w:lsdException w:name="List Table 4 Accent 1" w:uiPriority="49"/>
+    <w:lsdException w:name="List Table 5 Dark Accent 1" w:uiPriority="50"/>
+    <w:lsdException w:name="List Table 6 Colorful Accent 1" w:uiPriority="51"/>
+    <w:lsdException w:name="List Table 7 Colorful Accent 1" w:uiPriority="52"/>
+    <w:lsdException w:name="List Table 1 Light Accent 2" w:uiPriority="46"/>
+    <w:lsdException w:name="List Table 2 Accent 2" w:uiPriority="47"/>
+    <w:lsdException w:name="List Table 3 Accent 2" w:uiPriority="48"/>
+    <w:lsdException w:name="List Table 4 Accent 2" w:uiPriority="49"/>
+    <w:lsdException w:name="List Table 5 Dark Accent 2" w:uiPriority="50"/>
+    <w:lsdException w:name="List Table 6 Colorful Accent 2" w:uiPriority="51"/>
+    <w:lsdException w:name="List Table 7 Colorful Accent 2" w:uiPriority="52"/>
+    <w:lsdException w:name="List Table 1 Light Accent 3" w:uiPriority="46"/>
+    <w:lsdException w:name="List Table 2 Accent 3" w:uiPriority="47"/>
+    <w:lsdException w:name="List Table 3 Accent 3" w:uiPriority="48"/>
+    <w:lsdException w:name="List Table 4 Accent 3" w:uiPriority="49"/>
+    <w:lsdException w:name="List Table 5 Dark Accent 3" w:uiPriority="50"/>
+    <w:lsdException w:name="List Table 6 Colorful Accent 3" w:uiPriority="51"/>
+    <w:lsdException w:name="List Table 7 Colorful Accent 3" w:uiPriority="52"/>
+    <w:lsdException w:name="List Table 1 Light Accent 4" w:uiPriority="46"/>
+    <w:lsdException w:name="List Table 2 Accent 4" w:uiPriority="47"/>
+    <w:lsdException w:name="List Table 3 Accent 4" w:uiPriority="48"/>
+    <w:lsdException w:name="List Table 4 Accent 4" w:uiPriority="49"/>
+    <w:lsdException w:name="List Table 5 Dark Accent 4" w:uiPriority="50"/>
+    <w:lsdException w:name="List Table 6 Colorful Accent 4" w:uiPriority="51"/>
+    <w:lsdException w:name="List Table 7 Colorful Accent 4" w:uiPriority="52"/>
+    <w:lsdException w:name="List Table 1 Light Accent 5" w:uiPriority="46"/>
+    <w:lsdException w:name="List Table 2 Accent 5" w:uiPriority="47"/>
+    <w:lsdException w:name="List Table 3 Accent 5" w:uiPriority="48"/>
+    <w:lsdException w:name="List Table 4 Accent 5" w:uiPriority="49"/>
+    <w:lsdException w:name="List Table 5 Dark Accent 5" w:uiPriority="50"/>
+    <w:lsdException w:name="List Table 6 Colorful Accent 5" w:uiPriority="51"/>
+    <w:lsdException w:name="List Table 7 Colorful Accent 5" w:uiPriority="52"/>
+    <w:lsdException w:name="List Table 1 Light Accent 6" w:uiPriority="46"/>
+    <w:lsdException w:name="List Table 2 Accent 6" w:uiPriority="47"/>
+    <w:lsdException w:name="List Table 3 Accent 6" w:uiPriority="48"/>
+    <w:lsdException w:name="List Table 4 Accent 6" w:uiPriority="49"/>
+    <w:lsdException w:name="List Table 5 Dark Accent 6" w:uiPriority="50"/>
+    <w:lsdException w:name="List Table 6 Colorful Accent 6" w:uiPriority="51"/>
+    <w:lsdException w:name="List Table 7 Colorful Accent 6" w:uiPriority="52"/>
+    <w:lsdException w:name="Mention" w:semiHidden="1" w:unhideWhenUsed="1"/>
+    <w:lsdException w:name="Smart Hyperlink" w:semiHidden="1" w:unhideWhenUsed="1"/>
+    <w:lsdException w:name="Hashtag" w:semiHidden="1" w:unhideWhenUsed="1"/>
+    <w:lsdException w:name="Unresolved Mention" w:semiHidden="1" w:unhideWhenUsed="1"/>
+    <w:lsdException w:name="Smart Link" w:semiHidden="1" w:unhideWhenUsed="1"/>
   </w:latentStyles>
   <w:style w:type="paragraph" w:default="1" w:styleId="Normal">
     <w:name w:val="Normal"/>
@@ -10452,7 +10701,6 @@
       <w:spacing w:after="0" w:line="240" w:lineRule="auto"/>
     </w:pPr>
     <w:tblPr>
-      <w:tblInd w:w="0" w:type="dxa"/>
       <w:tblBorders>
         <w:top w:val="single" w:sz="4" w:space="0" w:color="auto"/>
         <w:left w:val="single" w:sz="4" w:space="0" w:color="auto"/>
@@ -10461,454 +10709,6 @@
         <w:insideH w:val="single" w:sz="4" w:space="0" w:color="auto"/>
         <w:insideV w:val="single" w:sz="4" w:space="0" w:color="auto"/>
       </w:tblBorders>
-      <w:tblCellMar>
-        <w:top w:w="0" w:type="dxa"/>
-        <w:left w:w="108" w:type="dxa"/>
-        <w:bottom w:w="0" w:type="dxa"/>
-        <w:right w:w="108" w:type="dxa"/>
-      </w:tblCellMar>
-    </w:tblPr>
-  </w:style>
-  <w:style w:type="character" w:customStyle="1" w:styleId="Heading2Char">
-    <w:name w:val="Heading 2 Char"/>
-    <w:basedOn w:val="DefaultParagraphFont"/>
-    <w:link w:val="Heading2"/>
-    <w:uiPriority w:val="9"/>
-    <w:rsid w:val="00AD13D4"/>
-    <w:rPr>
-      <w:rFonts w:ascii="Times New Roman" w:eastAsia="Times New Roman" w:hAnsi="Times New Roman" w:cs="Times New Roman"/>
-      <w:b/>
-      <w:bCs/>
-      <w:sz w:val="36"/>
-      <w:szCs w:val="36"/>
-      <w:lang w:eastAsia="en-IN"/>
-    </w:rPr>
-  </w:style>
-  <w:style w:type="character" w:customStyle="1" w:styleId="Heading3Char">
-    <w:name w:val="Heading 3 Char"/>
-    <w:basedOn w:val="DefaultParagraphFont"/>
-    <w:link w:val="Heading3"/>
-    <w:uiPriority w:val="9"/>
-    <w:rsid w:val="00AD13D4"/>
-    <w:rPr>
-      <w:rFonts w:ascii="Times New Roman" w:eastAsia="Times New Roman" w:hAnsi="Times New Roman" w:cs="Times New Roman"/>
-      <w:b/>
-      <w:bCs/>
-      <w:sz w:val="27"/>
-      <w:szCs w:val="27"/>
-      <w:lang w:eastAsia="en-IN"/>
-    </w:rPr>
-  </w:style>
-  <w:style w:type="character" w:styleId="HTMLCode">
-    <w:name w:val="HTML Code"/>
-    <w:basedOn w:val="DefaultParagraphFont"/>
-    <w:uiPriority w:val="99"/>
-    <w:semiHidden/>
-    <w:unhideWhenUsed/>
-    <w:rsid w:val="00AD13D4"/>
-    <w:rPr>
-      <w:rFonts w:ascii="Courier New" w:eastAsia="Times New Roman" w:hAnsi="Courier New" w:cs="Courier New"/>
-      <w:sz w:val="20"/>
-      <w:szCs w:val="20"/>
-    </w:rPr>
-  </w:style>
-  <w:style w:type="paragraph" w:styleId="HTMLPreformatted">
-    <w:name w:val="HTML Preformatted"/>
-    <w:basedOn w:val="Normal"/>
-    <w:link w:val="HTMLPreformattedChar"/>
-    <w:uiPriority w:val="99"/>
-    <w:semiHidden/>
-    <w:unhideWhenUsed/>
-    <w:rsid w:val="00AD13D4"/>
-    <w:pPr>
-      <w:tabs>
-        <w:tab w:val="left" w:pos="916"/>
-        <w:tab w:val="left" w:pos="1832"/>
-        <w:tab w:val="left" w:pos="2748"/>
-        <w:tab w:val="left" w:pos="3664"/>
-        <w:tab w:val="left" w:pos="4580"/>
-        <w:tab w:val="left" w:pos="5496"/>
-        <w:tab w:val="left" w:pos="6412"/>
-        <w:tab w:val="left" w:pos="7328"/>
-        <w:tab w:val="left" w:pos="8244"/>
-        <w:tab w:val="left" w:pos="9160"/>
-        <w:tab w:val="left" w:pos="10076"/>
-        <w:tab w:val="left" w:pos="10992"/>
-        <w:tab w:val="left" w:pos="11908"/>
-        <w:tab w:val="left" w:pos="12824"/>
-        <w:tab w:val="left" w:pos="13740"/>
-        <w:tab w:val="left" w:pos="14656"/>
-      </w:tabs>
-      <w:spacing w:after="0" w:line="240" w:lineRule="auto"/>
-    </w:pPr>
-    <w:rPr>
-      <w:rFonts w:ascii="Courier New" w:eastAsia="Times New Roman" w:hAnsi="Courier New" w:cs="Courier New"/>
-      <w:sz w:val="20"/>
-      <w:szCs w:val="20"/>
-      <w:lang w:eastAsia="en-IN"/>
-    </w:rPr>
-  </w:style>
-  <w:style w:type="character" w:customStyle="1" w:styleId="HTMLPreformattedChar">
-    <w:name w:val="HTML Preformatted Char"/>
-    <w:basedOn w:val="DefaultParagraphFont"/>
-    <w:link w:val="HTMLPreformatted"/>
-    <w:uiPriority w:val="99"/>
-    <w:semiHidden/>
-    <w:rsid w:val="00AD13D4"/>
-    <w:rPr>
-      <w:rFonts w:ascii="Courier New" w:eastAsia="Times New Roman" w:hAnsi="Courier New" w:cs="Courier New"/>
-      <w:sz w:val="20"/>
-      <w:szCs w:val="20"/>
-      <w:lang w:eastAsia="en-IN"/>
-    </w:rPr>
-  </w:style>
-  <w:style w:type="character" w:customStyle="1" w:styleId="hljs-keyword">
-    <w:name w:val="hljs-keyword"/>
-    <w:basedOn w:val="DefaultParagraphFont"/>
-    <w:rsid w:val="00AD13D4"/>
-  </w:style>
-  <w:style w:type="character" w:customStyle="1" w:styleId="hljs-operator">
-    <w:name w:val="hljs-operator"/>
-    <w:basedOn w:val="DefaultParagraphFont"/>
-    <w:rsid w:val="00AD13D4"/>
-  </w:style>
-  <w:style w:type="paragraph" w:styleId="NormalWeb">
-    <w:name w:val="Normal (Web)"/>
-    <w:basedOn w:val="Normal"/>
-    <w:uiPriority w:val="99"/>
-    <w:semiHidden/>
-    <w:unhideWhenUsed/>
-    <w:rsid w:val="00AD13D4"/>
-    <w:pPr>
-      <w:spacing w:before="100" w:beforeAutospacing="1" w:after="100" w:afterAutospacing="1" w:line="240" w:lineRule="auto"/>
-    </w:pPr>
-    <w:rPr>
-      <w:rFonts w:ascii="Times New Roman" w:eastAsia="Times New Roman" w:hAnsi="Times New Roman" w:cs="Times New Roman"/>
-      <w:sz w:val="24"/>
-      <w:szCs w:val="24"/>
-      <w:lang w:eastAsia="en-IN"/>
-    </w:rPr>
-  </w:style>
-  <w:style w:type="character" w:styleId="Strong">
-    <w:name w:val="Strong"/>
-    <w:basedOn w:val="DefaultParagraphFont"/>
-    <w:uiPriority w:val="22"/>
-    <w:qFormat/>
-    <w:rsid w:val="00AD13D4"/>
-    <w:rPr>
-      <w:b/>
-      <w:bCs/>
-    </w:rPr>
-  </w:style>
-  <w:style w:type="character" w:customStyle="1" w:styleId="hljs-string">
-    <w:name w:val="hljs-string"/>
-    <w:basedOn w:val="DefaultParagraphFont"/>
-    <w:rsid w:val="00AD13D4"/>
-  </w:style>
-  <w:style w:type="character" w:customStyle="1" w:styleId="hljs-builtin">
-    <w:name w:val="hljs-built_in"/>
-    <w:basedOn w:val="DefaultParagraphFont"/>
-    <w:rsid w:val="00AD13D4"/>
-  </w:style>
-  <w:style w:type="character" w:customStyle="1" w:styleId="hljs-number">
-    <w:name w:val="hljs-number"/>
-    <w:basedOn w:val="DefaultParagraphFont"/>
-    <w:rsid w:val="00AD13D4"/>
-  </w:style>
-  <w:style w:type="character" w:customStyle="1" w:styleId="hljs-punctuation">
-    <w:name w:val="hljs-punctuation"/>
-    <w:basedOn w:val="DefaultParagraphFont"/>
-    <w:rsid w:val="00A65676"/>
-  </w:style>
-  <w:style w:type="character" w:customStyle="1" w:styleId="hljs-literal">
-    <w:name w:val="hljs-literal"/>
-    <w:basedOn w:val="DefaultParagraphFont"/>
-    <w:rsid w:val="00A65676"/>
-  </w:style>
-  <w:style w:type="paragraph" w:styleId="BalloonText">
-    <w:name w:val="Balloon Text"/>
-    <w:basedOn w:val="Normal"/>
-    <w:link w:val="BalloonTextChar"/>
-    <w:uiPriority w:val="99"/>
-    <w:semiHidden/>
-    <w:unhideWhenUsed/>
-    <w:rsid w:val="00CC579B"/>
-    <w:pPr>
-      <w:spacing w:after="0" w:line="240" w:lineRule="auto"/>
-    </w:pPr>
-    <w:rPr>
-      <w:rFonts w:ascii="Tahoma" w:hAnsi="Tahoma" w:cs="Tahoma"/>
-      <w:sz w:val="16"/>
-      <w:szCs w:val="16"/>
-    </w:rPr>
-  </w:style>
-  <w:style w:type="character" w:customStyle="1" w:styleId="BalloonTextChar">
-    <w:name w:val="Balloon Text Char"/>
-    <w:basedOn w:val="DefaultParagraphFont"/>
-    <w:link w:val="BalloonText"/>
-    <w:uiPriority w:val="99"/>
-    <w:semiHidden/>
-    <w:rsid w:val="00CC579B"/>
-    <w:rPr>
-      <w:rFonts w:ascii="Tahoma" w:hAnsi="Tahoma" w:cs="Tahoma"/>
-      <w:sz w:val="16"/>
-      <w:szCs w:val="16"/>
-    </w:rPr>
-  </w:style>
-</w:styles>
-</file>
-
-<file path=word/stylesWithEffects.xml><?xml version="1.0" encoding="utf-8"?>
-<w:styles xmlns:wpc="http://schemas.microsoft.com/office/word/2010/wordprocessingCanvas" xmlns:mc="http://schemas.openxmlformats.org/markup-compatibility/2006" xmlns:o="urn:schemas-microsoft-com:office:office" xmlns:r="http://schemas.openxmlformats.org/officeDocument/2006/relationships" xmlns:m="http://schemas.openxmlformats.org/officeDocument/2006/math" xmlns:v="urn:schemas-microsoft-com:vml" xmlns:wp14="http://schemas.microsoft.com/office/word/2010/wordprocessingDrawing" xmlns:wp="http://schemas.openxmlformats.org/drawingml/2006/wordprocessingDrawing" xmlns:w10="urn:schemas-microsoft-com:office:word" xmlns:w="http://schemas.openxmlformats.org/wordprocessingml/2006/main" xmlns:w14="http://schemas.microsoft.com/office/word/2010/wordml" xmlns:wpg="http://schemas.microsoft.com/office/word/2010/wordprocessingGroup" xmlns:wpi="http://schemas.microsoft.com/office/word/2010/wordprocessingInk" xmlns:wne="http://schemas.microsoft.com/office/word/2006/wordml" xmlns:wps="http://schemas.microsoft.com/office/word/2010/wordprocessingShape" mc:Ignorable="w14 wp14">
-  <w:docDefaults>
-    <w:rPrDefault>
-      <w:rPr>
-        <w:rFonts w:asciiTheme="minorHAnsi" w:eastAsiaTheme="minorHAnsi" w:hAnsiTheme="minorHAnsi" w:cstheme="minorBidi"/>
-        <w:sz w:val="22"/>
-        <w:szCs w:val="22"/>
-        <w:lang w:val="en-IN" w:eastAsia="en-US" w:bidi="ar-SA"/>
-      </w:rPr>
-    </w:rPrDefault>
-    <w:pPrDefault>
-      <w:pPr>
-        <w:spacing w:after="200" w:line="276" w:lineRule="auto"/>
-      </w:pPr>
-    </w:pPrDefault>
-  </w:docDefaults>
-  <w:latentStyles w:defLockedState="0" w:defUIPriority="99" w:defSemiHidden="1" w:defUnhideWhenUsed="1" w:defQFormat="0" w:count="267">
-    <w:lsdException w:name="Normal" w:semiHidden="0" w:uiPriority="0" w:unhideWhenUsed="0" w:qFormat="1"/>
-    <w:lsdException w:name="heading 1" w:semiHidden="0" w:uiPriority="9" w:unhideWhenUsed="0" w:qFormat="1"/>
-    <w:lsdException w:name="heading 2" w:uiPriority="9" w:qFormat="1"/>
-    <w:lsdException w:name="heading 3" w:uiPriority="9" w:qFormat="1"/>
-    <w:lsdException w:name="heading 4" w:uiPriority="9" w:qFormat="1"/>
-    <w:lsdException w:name="heading 5" w:uiPriority="9" w:qFormat="1"/>
-    <w:lsdException w:name="heading 6" w:uiPriority="9" w:qFormat="1"/>
-    <w:lsdException w:name="heading 7" w:uiPriority="9" w:qFormat="1"/>
-    <w:lsdException w:name="heading 8" w:uiPriority="9" w:qFormat="1"/>
-    <w:lsdException w:name="heading 9" w:uiPriority="9" w:qFormat="1"/>
-    <w:lsdException w:name="toc 1" w:uiPriority="39"/>
-    <w:lsdException w:name="toc 2" w:uiPriority="39"/>
-    <w:lsdException w:name="toc 3" w:uiPriority="39"/>
-    <w:lsdException w:name="toc 4" w:uiPriority="39"/>
-    <w:lsdException w:name="toc 5" w:uiPriority="39"/>
-    <w:lsdException w:name="toc 6" w:uiPriority="39"/>
-    <w:lsdException w:name="toc 7" w:uiPriority="39"/>
-    <w:lsdException w:name="toc 8" w:uiPriority="39"/>
-    <w:lsdException w:name="toc 9" w:uiPriority="39"/>
-    <w:lsdException w:name="caption" w:uiPriority="35" w:qFormat="1"/>
-    <w:lsdException w:name="Title" w:semiHidden="0" w:uiPriority="10" w:unhideWhenUsed="0" w:qFormat="1"/>
-    <w:lsdException w:name="Default Paragraph Font" w:uiPriority="1"/>
-    <w:lsdException w:name="Subtitle" w:semiHidden="0" w:uiPriority="11" w:unhideWhenUsed="0" w:qFormat="1"/>
-    <w:lsdException w:name="Strong" w:semiHidden="0" w:uiPriority="22" w:unhideWhenUsed="0" w:qFormat="1"/>
-    <w:lsdException w:name="Emphasis" w:semiHidden="0" w:uiPriority="20" w:unhideWhenUsed="0" w:qFormat="1"/>
-    <w:lsdException w:name="Table Grid" w:semiHidden="0" w:uiPriority="59" w:unhideWhenUsed="0"/>
-    <w:lsdException w:name="Placeholder Text" w:unhideWhenUsed="0"/>
-    <w:lsdException w:name="No Spacing" w:semiHidden="0" w:uiPriority="1" w:unhideWhenUsed="0" w:qFormat="1"/>
-    <w:lsdException w:name="Light Shading" w:semiHidden="0" w:uiPriority="60" w:unhideWhenUsed="0"/>
-    <w:lsdException w:name="Light List" w:semiHidden="0" w:uiPriority="61" w:unhideWhenUsed="0"/>
-    <w:lsdException w:name="Light Grid" w:semiHidden="0" w:uiPriority="62" w:unhideWhenUsed="0"/>
-    <w:lsdException w:name="Medium Shading 1" w:semiHidden="0" w:uiPriority="63" w:unhideWhenUsed="0"/>
-    <w:lsdException w:name="Medium Shading 2" w:semiHidden="0" w:uiPriority="64" w:unhideWhenUsed="0"/>
-    <w:lsdException w:name="Medium List 1" w:semiHidden="0" w:uiPriority="65" w:unhideWhenUsed="0"/>
-    <w:lsdException w:name="Medium List 2" w:semiHidden="0" w:uiPriority="66" w:unhideWhenUsed="0"/>
-    <w:lsdException w:name="Medium Grid 1" w:semiHidden="0" w:uiPriority="67" w:unhideWhenUsed="0"/>
-    <w:lsdException w:name="Medium Grid 2" w:semiHidden="0" w:uiPriority="68" w:unhideWhenUsed="0"/>
-    <w:lsdException w:name="Medium Grid 3" w:semiHidden="0" w:uiPriority="69" w:unhideWhenUsed="0"/>
-    <w:lsdException w:name="Dark List" w:semiHidden="0" w:uiPriority="70" w:unhideWhenUsed="0"/>
-    <w:lsdException w:name="Colorful Shading" w:semiHidden="0" w:uiPriority="71" w:unhideWhenUsed="0"/>
-    <w:lsdException w:name="Colorful List" w:semiHidden="0" w:uiPriority="72" w:unhideWhenUsed="0"/>
-    <w:lsdException w:name="Colorful Grid" w:semiHidden="0" w:uiPriority="73" w:unhideWhenUsed="0"/>
-    <w:lsdException w:name="Light Shading Accent 1" w:semiHidden="0" w:uiPriority="60" w:unhideWhenUsed="0"/>
-    <w:lsdException w:name="Light List Accent 1" w:semiHidden="0" w:uiPriority="61" w:unhideWhenUsed="0"/>
-    <w:lsdException w:name="Light Grid Accent 1" w:semiHidden="0" w:uiPriority="62" w:unhideWhenUsed="0"/>
-    <w:lsdException w:name="Medium Shading 1 Accent 1" w:semiHidden="0" w:uiPriority="63" w:unhideWhenUsed="0"/>
-    <w:lsdException w:name="Medium Shading 2 Accent 1" w:semiHidden="0" w:uiPriority="64" w:unhideWhenUsed="0"/>
-    <w:lsdException w:name="Medium List 1 Accent 1" w:semiHidden="0" w:uiPriority="65" w:unhideWhenUsed="0"/>
-    <w:lsdException w:name="Revision" w:unhideWhenUsed="0"/>
-    <w:lsdException w:name="List Paragraph" w:semiHidden="0" w:uiPriority="34" w:unhideWhenUsed="0" w:qFormat="1"/>
-    <w:lsdException w:name="Quote" w:semiHidden="0" w:uiPriority="29" w:unhideWhenUsed="0" w:qFormat="1"/>
-    <w:lsdException w:name="Intense Quote" w:semiHidden="0" w:uiPriority="30" w:unhideWhenUsed="0" w:qFormat="1"/>
-    <w:lsdException w:name="Medium List 2 Accent 1" w:semiHidden="0" w:uiPriority="66" w:unhideWhenUsed="0"/>
-    <w:lsdException w:name="Medium Grid 1 Accent 1" w:semiHidden="0" w:uiPriority="67" w:unhideWhenUsed="0"/>
-    <w:lsdException w:name="Medium Grid 2 Accent 1" w:semiHidden="0" w:uiPriority="68" w:unhideWhenUsed="0"/>
-    <w:lsdException w:name="Medium Grid 3 Accent 1" w:semiHidden="0" w:uiPriority="69" w:unhideWhenUsed="0"/>
-    <w:lsdException w:name="Dark List Accent 1" w:semiHidden="0" w:uiPriority="70" w:unhideWhenUsed="0"/>
-    <w:lsdException w:name="Colorful Shading Accent 1" w:semiHidden="0" w:uiPriority="71" w:unhideWhenUsed="0"/>
-    <w:lsdException w:name="Colorful List Accent 1" w:semiHidden="0" w:uiPriority="72" w:unhideWhenUsed="0"/>
-    <w:lsdException w:name="Colorful Grid Accent 1" w:semiHidden="0" w:uiPriority="73" w:unhideWhenUsed="0"/>
-    <w:lsdException w:name="Light Shading Accent 2" w:semiHidden="0" w:uiPriority="60" w:unhideWhenUsed="0"/>
-    <w:lsdException w:name="Light List Accent 2" w:semiHidden="0" w:uiPriority="61" w:unhideWhenUsed="0"/>
-    <w:lsdException w:name="Light Grid Accent 2" w:semiHidden="0" w:uiPriority="62" w:unhideWhenUsed="0"/>
-    <w:lsdException w:name="Medium Shading 1 Accent 2" w:semiHidden="0" w:uiPriority="63" w:unhideWhenUsed="0"/>
-    <w:lsdException w:name="Medium Shading 2 Accent 2" w:semiHidden="0" w:uiPriority="64" w:unhideWhenUsed="0"/>
-    <w:lsdException w:name="Medium List 1 Accent 2" w:semiHidden="0" w:uiPriority="65" w:unhideWhenUsed="0"/>
-    <w:lsdException w:name="Medium List 2 Accent 2" w:semiHidden="0" w:uiPriority="66" w:unhideWhenUsed="0"/>
-    <w:lsdException w:name="Medium Grid 1 Accent 2" w:semiHidden="0" w:uiPriority="67" w:unhideWhenUsed="0"/>
-    <w:lsdException w:name="Medium Grid 2 Accent 2" w:semiHidden="0" w:uiPriority="68" w:unhideWhenUsed="0"/>
-    <w:lsdException w:name="Medium Grid 3 Accent 2" w:semiHidden="0" w:uiPriority="69" w:unhideWhenUsed="0"/>
-    <w:lsdException w:name="Dark List Accent 2" w:semiHidden="0" w:uiPriority="70" w:unhideWhenUsed="0"/>
-    <w:lsdException w:name="Colorful Shading Accent 2" w:semiHidden="0" w:uiPriority="71" w:unhideWhenUsed="0"/>
-    <w:lsdException w:name="Colorful List Accent 2" w:semiHidden="0" w:uiPriority="72" w:unhideWhenUsed="0"/>
-    <w:lsdException w:name="Colorful Grid Accent 2" w:semiHidden="0" w:uiPriority="73" w:unhideWhenUsed="0"/>
-    <w:lsdException w:name="Light Shading Accent 3" w:semiHidden="0" w:uiPriority="60" w:unhideWhenUsed="0"/>
-    <w:lsdException w:name="Light List Accent 3" w:semiHidden="0" w:uiPriority="61" w:unhideWhenUsed="0"/>
-    <w:lsdException w:name="Light Grid Accent 3" w:semiHidden="0" w:uiPriority="62" w:unhideWhenUsed="0"/>
-    <w:lsdException w:name="Medium Shading 1 Accent 3" w:semiHidden="0" w:uiPriority="63" w:unhideWhenUsed="0"/>
-    <w:lsdException w:name="Medium Shading 2 Accent 3" w:semiHidden="0" w:uiPriority="64" w:unhideWhenUsed="0"/>
-    <w:lsdException w:name="Medium List 1 Accent 3" w:semiHidden="0" w:uiPriority="65" w:unhideWhenUsed="0"/>
-    <w:lsdException w:name="Medium List 2 Accent 3" w:semiHidden="0" w:uiPriority="66" w:unhideWhenUsed="0"/>
-    <w:lsdException w:name="Medium Grid 1 Accent 3" w:semiHidden="0" w:uiPriority="67" w:unhideWhenUsed="0"/>
-    <w:lsdException w:name="Medium Grid 2 Accent 3" w:semiHidden="0" w:uiPriority="68" w:unhideWhenUsed="0"/>
-    <w:lsdException w:name="Medium Grid 3 Accent 3" w:semiHidden="0" w:uiPriority="69" w:unhideWhenUsed="0"/>
-    <w:lsdException w:name="Dark List Accent 3" w:semiHidden="0" w:uiPriority="70" w:unhideWhenUsed="0"/>
-    <w:lsdException w:name="Colorful Shading Accent 3" w:semiHidden="0" w:uiPriority="71" w:unhideWhenUsed="0"/>
-    <w:lsdException w:name="Colorful List Accent 3" w:semiHidden="0" w:uiPriority="72" w:unhideWhenUsed="0"/>
-    <w:lsdException w:name="Colorful Grid Accent 3" w:semiHidden="0" w:uiPriority="73" w:unhideWhenUsed="0"/>
-    <w:lsdException w:name="Light Shading Accent 4" w:semiHidden="0" w:uiPriority="60" w:unhideWhenUsed="0"/>
-    <w:lsdException w:name="Light List Accent 4" w:semiHidden="0" w:uiPriority="61" w:unhideWhenUsed="0"/>
-    <w:lsdException w:name="Light Grid Accent 4" w:semiHidden="0" w:uiPriority="62" w:unhideWhenUsed="0"/>
-    <w:lsdException w:name="Medium Shading 1 Accent 4" w:semiHidden="0" w:uiPriority="63" w:unhideWhenUsed="0"/>
-    <w:lsdException w:name="Medium Shading 2 Accent 4" w:semiHidden="0" w:uiPriority="64" w:unhideWhenUsed="0"/>
-    <w:lsdException w:name="Medium List 1 Accent 4" w:semiHidden="0" w:uiPriority="65" w:unhideWhenUsed="0"/>
-    <w:lsdException w:name="Medium List 2 Accent 4" w:semiHidden="0" w:uiPriority="66" w:unhideWhenUsed="0"/>
-    <w:lsdException w:name="Medium Grid 1 Accent 4" w:semiHidden="0" w:uiPriority="67" w:unhideWhenUsed="0"/>
-    <w:lsdException w:name="Medium Grid 2 Accent 4" w:semiHidden="0" w:uiPriority="68" w:unhideWhenUsed="0"/>
-    <w:lsdException w:name="Medium Grid 3 Accent 4" w:semiHidden="0" w:uiPriority="69" w:unhideWhenUsed="0"/>
-    <w:lsdException w:name="Dark List Accent 4" w:semiHidden="0" w:uiPriority="70" w:unhideWhenUsed="0"/>
-    <w:lsdException w:name="Colorful Shading Accent 4" w:semiHidden="0" w:uiPriority="71" w:unhideWhenUsed="0"/>
-    <w:lsdException w:name="Colorful List Accent 4" w:semiHidden="0" w:uiPriority="72" w:unhideWhenUsed="0"/>
-    <w:lsdException w:name="Colorful Grid Accent 4" w:semiHidden="0" w:uiPriority="73" w:unhideWhenUsed="0"/>
-    <w:lsdException w:name="Light Shading Accent 5" w:semiHidden="0" w:uiPriority="60" w:unhideWhenUsed="0"/>
-    <w:lsdException w:name="Light List Accent 5" w:semiHidden="0" w:uiPriority="61" w:unhideWhenUsed="0"/>
-    <w:lsdException w:name="Light Grid Accent 5" w:semiHidden="0" w:uiPriority="62" w:unhideWhenUsed="0"/>
-    <w:lsdException w:name="Medium Shading 1 Accent 5" w:semiHidden="0" w:uiPriority="63" w:unhideWhenUsed="0"/>
-    <w:lsdException w:name="Medium Shading 2 Accent 5" w:semiHidden="0" w:uiPriority="64" w:unhideWhenUsed="0"/>
-    <w:lsdException w:name="Medium List 1 Accent 5" w:semiHidden="0" w:uiPriority="65" w:unhideWhenUsed="0"/>
-    <w:lsdException w:name="Medium List 2 Accent 5" w:semiHidden="0" w:uiPriority="66" w:unhideWhenUsed="0"/>
-    <w:lsdException w:name="Medium Grid 1 Accent 5" w:semiHidden="0" w:uiPriority="67" w:unhideWhenUsed="0"/>
-    <w:lsdException w:name="Medium Grid 2 Accent 5" w:semiHidden="0" w:uiPriority="68" w:unhideWhenUsed="0"/>
-    <w:lsdException w:name="Medium Grid 3 Accent 5" w:semiHidden="0" w:uiPriority="69" w:unhideWhenUsed="0"/>
-    <w:lsdException w:name="Dark List Accent 5" w:semiHidden="0" w:uiPriority="70" w:unhideWhenUsed="0"/>
-    <w:lsdException w:name="Colorful Shading Accent 5" w:semiHidden="0" w:uiPriority="71" w:unhideWhenUsed="0"/>
-    <w:lsdException w:name="Colorful List Accent 5" w:semiHidden="0" w:uiPriority="72" w:unhideWhenUsed="0"/>
-    <w:lsdException w:name="Colorful Grid Accent 5" w:semiHidden="0" w:uiPriority="73" w:unhideWhenUsed="0"/>
-    <w:lsdException w:name="Light Shading Accent 6" w:semiHidden="0" w:uiPriority="60" w:unhideWhenUsed="0"/>
-    <w:lsdException w:name="Light List Accent 6" w:semiHidden="0" w:uiPriority="61" w:unhideWhenUsed="0"/>
-    <w:lsdException w:name="Light Grid Accent 6" w:semiHidden="0" w:uiPriority="62" w:unhideWhenUsed="0"/>
-    <w:lsdException w:name="Medium Shading 1 Accent 6" w:semiHidden="0" w:uiPriority="63" w:unhideWhenUsed="0"/>
-    <w:lsdException w:name="Medium Shading 2 Accent 6" w:semiHidden="0" w:uiPriority="64" w:unhideWhenUsed="0"/>
-    <w:lsdException w:name="Medium List 1 Accent 6" w:semiHidden="0" w:uiPriority="65" w:unhideWhenUsed="0"/>
-    <w:lsdException w:name="Medium List 2 Accent 6" w:semiHidden="0" w:uiPriority="66" w:unhideWhenUsed="0"/>
-    <w:lsdException w:name="Medium Grid 1 Accent 6" w:semiHidden="0" w:uiPriority="67" w:unhideWhenUsed="0"/>
-    <w:lsdException w:name="Medium Grid 2 Accent 6" w:semiHidden="0" w:uiPriority="68" w:unhideWhenUsed="0"/>
-    <w:lsdException w:name="Medium Grid 3 Accent 6" w:semiHidden="0" w:uiPriority="69" w:unhideWhenUsed="0"/>
-    <w:lsdException w:name="Dark List Accent 6" w:semiHidden="0" w:uiPriority="70" w:unhideWhenUsed="0"/>
-    <w:lsdException w:name="Colorful Shading Accent 6" w:semiHidden="0" w:uiPriority="71" w:unhideWhenUsed="0"/>
-    <w:lsdException w:name="Colorful List Accent 6" w:semiHidden="0" w:uiPriority="72" w:unhideWhenUsed="0"/>
-    <w:lsdException w:name="Colorful Grid Accent 6" w:semiHidden="0" w:uiPriority="73" w:unhideWhenUsed="0"/>
-    <w:lsdException w:name="Subtle Emphasis" w:semiHidden="0" w:uiPriority="19" w:unhideWhenUsed="0" w:qFormat="1"/>
-    <w:lsdException w:name="Intense Emphasis" w:semiHidden="0" w:uiPriority="21" w:unhideWhenUsed="0" w:qFormat="1"/>
-    <w:lsdException w:name="Subtle Reference" w:semiHidden="0" w:uiPriority="31" w:unhideWhenUsed="0" w:qFormat="1"/>
-    <w:lsdException w:name="Intense Reference" w:semiHidden="0" w:uiPriority="32" w:unhideWhenUsed="0" w:qFormat="1"/>
-    <w:lsdException w:name="Book Title" w:semiHidden="0" w:uiPriority="33" w:unhideWhenUsed="0" w:qFormat="1"/>
-    <w:lsdException w:name="Bibliography" w:uiPriority="37"/>
-    <w:lsdException w:name="TOC Heading" w:uiPriority="39" w:qFormat="1"/>
-  </w:latentStyles>
-  <w:style w:type="paragraph" w:default="1" w:styleId="Normal">
-    <w:name w:val="Normal"/>
-    <w:qFormat/>
-  </w:style>
-  <w:style w:type="paragraph" w:styleId="Heading2">
-    <w:name w:val="heading 2"/>
-    <w:basedOn w:val="Normal"/>
-    <w:link w:val="Heading2Char"/>
-    <w:uiPriority w:val="9"/>
-    <w:qFormat/>
-    <w:rsid w:val="00AD13D4"/>
-    <w:pPr>
-      <w:spacing w:before="100" w:beforeAutospacing="1" w:after="100" w:afterAutospacing="1" w:line="240" w:lineRule="auto"/>
-      <w:outlineLvl w:val="1"/>
-    </w:pPr>
-    <w:rPr>
-      <w:rFonts w:ascii="Times New Roman" w:eastAsia="Times New Roman" w:hAnsi="Times New Roman" w:cs="Times New Roman"/>
-      <w:b/>
-      <w:bCs/>
-      <w:sz w:val="36"/>
-      <w:szCs w:val="36"/>
-      <w:lang w:eastAsia="en-IN"/>
-    </w:rPr>
-  </w:style>
-  <w:style w:type="paragraph" w:styleId="Heading3">
-    <w:name w:val="heading 3"/>
-    <w:basedOn w:val="Normal"/>
-    <w:link w:val="Heading3Char"/>
-    <w:uiPriority w:val="9"/>
-    <w:qFormat/>
-    <w:rsid w:val="00AD13D4"/>
-    <w:pPr>
-      <w:spacing w:before="100" w:beforeAutospacing="1" w:after="100" w:afterAutospacing="1" w:line="240" w:lineRule="auto"/>
-      <w:outlineLvl w:val="2"/>
-    </w:pPr>
-    <w:rPr>
-      <w:rFonts w:ascii="Times New Roman" w:eastAsia="Times New Roman" w:hAnsi="Times New Roman" w:cs="Times New Roman"/>
-      <w:b/>
-      <w:bCs/>
-      <w:sz w:val="27"/>
-      <w:szCs w:val="27"/>
-      <w:lang w:eastAsia="en-IN"/>
-    </w:rPr>
-  </w:style>
-  <w:style w:type="character" w:default="1" w:styleId="DefaultParagraphFont">
-    <w:name w:val="Default Paragraph Font"/>
-    <w:uiPriority w:val="1"/>
-    <w:semiHidden/>
-    <w:unhideWhenUsed/>
-  </w:style>
-  <w:style w:type="table" w:default="1" w:styleId="TableNormal">
-    <w:name w:val="Normal Table"/>
-    <w:uiPriority w:val="99"/>
-    <w:semiHidden/>
-    <w:unhideWhenUsed/>
-    <w:tblPr>
-      <w:tblInd w:w="0" w:type="dxa"/>
-      <w:tblCellMar>
-        <w:top w:w="0" w:type="dxa"/>
-        <w:left w:w="108" w:type="dxa"/>
-        <w:bottom w:w="0" w:type="dxa"/>
-        <w:right w:w="108" w:type="dxa"/>
-      </w:tblCellMar>
-    </w:tblPr>
-  </w:style>
-  <w:style w:type="numbering" w:default="1" w:styleId="NoList">
-    <w:name w:val="No List"/>
-    <w:uiPriority w:val="99"/>
-    <w:semiHidden/>
-    <w:unhideWhenUsed/>
-  </w:style>
-  <w:style w:type="table" w:styleId="TableGrid">
-    <w:name w:val="Table Grid"/>
-    <w:basedOn w:val="TableNormal"/>
-    <w:uiPriority w:val="59"/>
-    <w:rsid w:val="00324FEE"/>
-    <w:pPr>
-      <w:spacing w:after="0" w:line="240" w:lineRule="auto"/>
-    </w:pPr>
-    <w:tblPr>
-      <w:tblInd w:w="0" w:type="dxa"/>
-      <w:tblBorders>
-        <w:top w:val="single" w:sz="4" w:space="0" w:color="auto"/>
-        <w:left w:val="single" w:sz="4" w:space="0" w:color="auto"/>
-        <w:bottom w:val="single" w:sz="4" w:space="0" w:color="auto"/>
-        <w:right w:val="single" w:sz="4" w:space="0" w:color="auto"/>
-        <w:insideH w:val="single" w:sz="4" w:space="0" w:color="auto"/>
-        <w:insideV w:val="single" w:sz="4" w:space="0" w:color="auto"/>
-      </w:tblBorders>
-      <w:tblCellMar>
-        <w:top w:w="0" w:type="dxa"/>
-        <w:left w:w="108" w:type="dxa"/>
-        <w:bottom w:w="0" w:type="dxa"/>
-        <w:right w:w="108" w:type="dxa"/>
-      </w:tblCellMar>
     </w:tblPr>
   </w:style>
   <w:style w:type="character" w:customStyle="1" w:styleId="Heading2Char">

--- a/Correlated Subquery Operators List.docx
+++ b/Correlated Subquery Operators List.docx
@@ -5094,6 +5094,2433 @@
           <w:lang w:eastAsia="en-IN"/>
         </w:rPr>
       </w:pPr>
+      <w:r>
+        <w:rPr>
+          <w:rFonts w:ascii="Times New Roman" w:eastAsia="Times New Roman" w:hAnsi="Times New Roman" w:cs="Times New Roman"/>
+          <w:noProof/>
+          <w:sz w:val="24"/>
+          <w:szCs w:val="24"/>
+          <w:lang w:eastAsia="en-IN"/>
+        </w:rPr>
+        <w:t>This query uses:</w:t>
+      </w:r>
+    </w:p>
+    <w:p>
+      <w:pPr>
+        <w:numPr>
+          <w:ilvl w:val="0"/>
+          <w:numId w:val="10"/>
+        </w:numPr>
+        <w:spacing w:before="100" w:beforeAutospacing="1" w:after="100" w:afterAutospacing="1" w:line="240" w:lineRule="auto"/>
+        <w:rPr>
+          <w:rFonts w:ascii="Times New Roman" w:eastAsia="Times New Roman" w:hAnsi="Times New Roman" w:cs="Times New Roman"/>
+          <w:noProof/>
+          <w:sz w:val="24"/>
+          <w:szCs w:val="24"/>
+          <w:lang w:eastAsia="en-IN"/>
+        </w:rPr>
+      </w:pPr>
+      <w:r>
+        <w:rPr>
+          <w:rFonts w:ascii="Times New Roman" w:eastAsia="Times New Roman" w:hAnsi="Times New Roman" w:cs="Times New Roman"/>
+          <w:noProof/>
+          <w:sz w:val="24"/>
+          <w:szCs w:val="24"/>
+          <w:lang w:eastAsia="en-IN"/>
+        </w:rPr>
+        <w:t xml:space="preserve">scalar subquery </w:t>
+      </w:r>
+    </w:p>
+    <w:p>
+      <w:pPr>
+        <w:numPr>
+          <w:ilvl w:val="0"/>
+          <w:numId w:val="10"/>
+        </w:numPr>
+        <w:spacing w:before="100" w:beforeAutospacing="1" w:after="100" w:afterAutospacing="1" w:line="240" w:lineRule="auto"/>
+        <w:rPr>
+          <w:rFonts w:ascii="Times New Roman" w:eastAsia="Times New Roman" w:hAnsi="Times New Roman" w:cs="Times New Roman"/>
+          <w:noProof/>
+          <w:sz w:val="24"/>
+          <w:szCs w:val="24"/>
+          <w:lang w:eastAsia="en-IN"/>
+        </w:rPr>
+      </w:pPr>
+      <w:r>
+        <w:rPr>
+          <w:rFonts w:ascii="Times New Roman" w:eastAsia="Times New Roman" w:hAnsi="Times New Roman" w:cs="Times New Roman"/>
+          <w:noProof/>
+          <w:sz w:val="24"/>
+          <w:szCs w:val="24"/>
+          <w:lang w:eastAsia="en-IN"/>
+        </w:rPr>
+        <w:t xml:space="preserve">correlated subquery </w:t>
+      </w:r>
+    </w:p>
+    <w:p>
+      <w:pPr>
+        <w:numPr>
+          <w:ilvl w:val="0"/>
+          <w:numId w:val="10"/>
+        </w:numPr>
+        <w:spacing w:before="100" w:beforeAutospacing="1" w:after="100" w:afterAutospacing="1" w:line="240" w:lineRule="auto"/>
+        <w:rPr>
+          <w:rFonts w:ascii="Times New Roman" w:eastAsia="Times New Roman" w:hAnsi="Times New Roman" w:cs="Times New Roman"/>
+          <w:noProof/>
+          <w:sz w:val="24"/>
+          <w:szCs w:val="24"/>
+          <w:lang w:eastAsia="en-IN"/>
+        </w:rPr>
+      </w:pPr>
+      <w:r>
+        <w:rPr>
+          <w:rFonts w:ascii="Times New Roman" w:eastAsia="Times New Roman" w:hAnsi="Times New Roman" w:cs="Times New Roman"/>
+          <w:noProof/>
+          <w:sz w:val="24"/>
+          <w:szCs w:val="24"/>
+          <w:lang w:eastAsia="en-IN"/>
+        </w:rPr>
+        <w:t xml:space="preserve">= comparison operator </w:t>
+      </w:r>
+    </w:p>
+    <w:p>
+      <w:pPr>
+        <w:spacing w:before="100" w:beforeAutospacing="1" w:after="100" w:afterAutospacing="1" w:line="240" w:lineRule="auto"/>
+        <w:rPr>
+          <w:rFonts w:ascii="Times New Roman" w:eastAsia="Times New Roman" w:hAnsi="Times New Roman" w:cs="Times New Roman"/>
+          <w:noProof/>
+          <w:sz w:val="24"/>
+          <w:szCs w:val="24"/>
+          <w:lang w:eastAsia="en-IN"/>
+        </w:rPr>
+      </w:pPr>
+      <w:r>
+        <w:rPr>
+          <w:rFonts w:ascii="Times New Roman" w:eastAsia="Times New Roman" w:hAnsi="Times New Roman" w:cs="Times New Roman"/>
+          <w:noProof/>
+          <w:sz w:val="24"/>
+          <w:szCs w:val="24"/>
+          <w:lang w:eastAsia="en-IN"/>
+        </w:rPr>
+        <w:t>A scalar subquery means:</w:t>
+      </w:r>
+    </w:p>
+    <w:p>
+      <w:pPr>
+        <w:spacing w:before="100" w:beforeAutospacing="1" w:after="100" w:afterAutospacing="1" w:line="240" w:lineRule="auto"/>
+        <w:rPr>
+          <w:rFonts w:ascii="Times New Roman" w:eastAsia="Times New Roman" w:hAnsi="Times New Roman" w:cs="Times New Roman"/>
+          <w:noProof/>
+          <w:sz w:val="24"/>
+          <w:szCs w:val="24"/>
+          <w:lang w:eastAsia="en-IN"/>
+        </w:rPr>
+      </w:pPr>
+      <w:r>
+        <w:rPr>
+          <w:rFonts w:ascii="Times New Roman" w:eastAsia="Times New Roman" w:hAnsi="Times New Roman" w:cs="Times New Roman"/>
+          <w:noProof/>
+          <w:sz w:val="24"/>
+          <w:szCs w:val="24"/>
+          <w:lang w:eastAsia="en-IN"/>
+        </w:rPr>
+        <w:t>subquery returns exactly one value.</w:t>
+      </w:r>
+    </w:p>
+    <w:p>
+      <w:pPr>
+        <w:spacing w:before="100" w:beforeAutospacing="1" w:after="100" w:afterAutospacing="1" w:line="240" w:lineRule="auto"/>
+        <w:rPr>
+          <w:rFonts w:ascii="Times New Roman" w:eastAsia="Times New Roman" w:hAnsi="Times New Roman" w:cs="Times New Roman"/>
+          <w:noProof/>
+          <w:sz w:val="24"/>
+          <w:szCs w:val="24"/>
+          <w:lang w:eastAsia="en-IN"/>
+        </w:rPr>
+      </w:pPr>
+      <w:r>
+        <w:rPr>
+          <w:rFonts w:ascii="Times New Roman" w:eastAsia="Times New Roman" w:hAnsi="Times New Roman" w:cs="Times New Roman"/>
+          <w:noProof/>
+          <w:sz w:val="24"/>
+          <w:szCs w:val="24"/>
+          <w:lang w:eastAsia="en-IN"/>
+        </w:rPr>
+        <w:t>Query:</w:t>
+      </w:r>
+    </w:p>
+    <w:p>
+      <w:pPr>
+        <w:spacing w:before="100" w:beforeAutospacing="1" w:after="100" w:afterAutospacing="1" w:line="240" w:lineRule="auto"/>
+        <w:rPr>
+          <w:rFonts w:ascii="Times New Roman" w:eastAsia="Times New Roman" w:hAnsi="Times New Roman" w:cs="Times New Roman"/>
+          <w:noProof/>
+          <w:sz w:val="24"/>
+          <w:szCs w:val="24"/>
+          <w:lang w:eastAsia="en-IN"/>
+        </w:rPr>
+      </w:pPr>
+      <w:r>
+        <w:rPr>
+          <w:rFonts w:ascii="Times New Roman" w:eastAsia="Times New Roman" w:hAnsi="Times New Roman" w:cs="Times New Roman"/>
+          <w:noProof/>
+          <w:sz w:val="24"/>
+          <w:szCs w:val="24"/>
+          <w:lang w:eastAsia="en-IN"/>
+        </w:rPr>
+        <w:t>SELECT *</w:t>
+      </w:r>
+      <w:r>
+        <w:rPr>
+          <w:rFonts w:ascii="Times New Roman" w:eastAsia="Times New Roman" w:hAnsi="Times New Roman" w:cs="Times New Roman"/>
+          <w:noProof/>
+          <w:sz w:val="24"/>
+          <w:szCs w:val="24"/>
+          <w:lang w:eastAsia="en-IN"/>
+        </w:rPr>
+        <w:br/>
+        <w:t>FROM employees e</w:t>
+      </w:r>
+      <w:r>
+        <w:rPr>
+          <w:rFonts w:ascii="Times New Roman" w:eastAsia="Times New Roman" w:hAnsi="Times New Roman" w:cs="Times New Roman"/>
+          <w:noProof/>
+          <w:sz w:val="24"/>
+          <w:szCs w:val="24"/>
+          <w:lang w:eastAsia="en-IN"/>
+        </w:rPr>
+        <w:br/>
+        <w:t>WHERE e.salary = (</w:t>
+      </w:r>
+      <w:r>
+        <w:rPr>
+          <w:rFonts w:ascii="Times New Roman" w:eastAsia="Times New Roman" w:hAnsi="Times New Roman" w:cs="Times New Roman"/>
+          <w:noProof/>
+          <w:sz w:val="24"/>
+          <w:szCs w:val="24"/>
+          <w:lang w:eastAsia="en-IN"/>
+        </w:rPr>
+        <w:br/>
+        <w:t xml:space="preserve">    SELECT MAX(salary)</w:t>
+      </w:r>
+      <w:r>
+        <w:rPr>
+          <w:rFonts w:ascii="Times New Roman" w:eastAsia="Times New Roman" w:hAnsi="Times New Roman" w:cs="Times New Roman"/>
+          <w:noProof/>
+          <w:sz w:val="24"/>
+          <w:szCs w:val="24"/>
+          <w:lang w:eastAsia="en-IN"/>
+        </w:rPr>
+        <w:br/>
+        <w:t xml:space="preserve">    FROM employees</w:t>
+      </w:r>
+      <w:r>
+        <w:rPr>
+          <w:rFonts w:ascii="Times New Roman" w:eastAsia="Times New Roman" w:hAnsi="Times New Roman" w:cs="Times New Roman"/>
+          <w:noProof/>
+          <w:sz w:val="24"/>
+          <w:szCs w:val="24"/>
+          <w:lang w:eastAsia="en-IN"/>
+        </w:rPr>
+        <w:br/>
+        <w:t xml:space="preserve">    WHERE department = e.department</w:t>
+      </w:r>
+      <w:r>
+        <w:rPr>
+          <w:rFonts w:ascii="Times New Roman" w:eastAsia="Times New Roman" w:hAnsi="Times New Roman" w:cs="Times New Roman"/>
+          <w:noProof/>
+          <w:sz w:val="24"/>
+          <w:szCs w:val="24"/>
+          <w:lang w:eastAsia="en-IN"/>
+        </w:rPr>
+        <w:br/>
+        <w:t>);</w:t>
+      </w:r>
+    </w:p>
+    <w:p>
+      <w:pPr>
+        <w:spacing w:before="100" w:beforeAutospacing="1" w:after="100" w:afterAutospacing="1" w:line="240" w:lineRule="auto"/>
+        <w:rPr>
+          <w:rFonts w:ascii="Times New Roman" w:eastAsia="Times New Roman" w:hAnsi="Times New Roman" w:cs="Times New Roman"/>
+          <w:noProof/>
+          <w:sz w:val="24"/>
+          <w:szCs w:val="24"/>
+          <w:lang w:eastAsia="en-IN"/>
+        </w:rPr>
+      </w:pPr>
+      <w:r>
+        <w:rPr>
+          <w:rFonts w:ascii="Times New Roman" w:eastAsia="Times New Roman" w:hAnsi="Times New Roman" w:cs="Times New Roman"/>
+          <w:noProof/>
+          <w:sz w:val="24"/>
+          <w:szCs w:val="24"/>
+          <w:lang w:eastAsia="en-IN"/>
+        </w:rPr>
+        <w:t>Goal:</w:t>
+      </w:r>
+    </w:p>
+    <w:p>
+      <w:pPr>
+        <w:spacing w:before="100" w:beforeAutospacing="1" w:after="100" w:afterAutospacing="1" w:line="240" w:lineRule="auto"/>
+        <w:rPr>
+          <w:rFonts w:ascii="Times New Roman" w:eastAsia="Times New Roman" w:hAnsi="Times New Roman" w:cs="Times New Roman"/>
+          <w:noProof/>
+          <w:sz w:val="24"/>
+          <w:szCs w:val="24"/>
+          <w:lang w:eastAsia="en-IN"/>
+        </w:rPr>
+      </w:pPr>
+      <w:r>
+        <w:rPr>
+          <w:rFonts w:ascii="Times New Roman" w:eastAsia="Times New Roman" w:hAnsi="Times New Roman" w:cs="Times New Roman"/>
+          <w:noProof/>
+          <w:sz w:val="24"/>
+          <w:szCs w:val="24"/>
+          <w:lang w:eastAsia="en-IN"/>
+        </w:rPr>
+        <w:t>Find employees having highest salary in their department.</w:t>
+      </w:r>
+    </w:p>
+    <w:p>
+      <w:pPr>
+        <w:spacing w:before="100" w:beforeAutospacing="1" w:after="100" w:afterAutospacing="1" w:line="240" w:lineRule="auto"/>
+        <w:rPr>
+          <w:rFonts w:ascii="Times New Roman" w:eastAsia="Times New Roman" w:hAnsi="Times New Roman" w:cs="Times New Roman"/>
+          <w:noProof/>
+          <w:sz w:val="24"/>
+          <w:szCs w:val="24"/>
+          <w:lang w:eastAsia="en-IN"/>
+        </w:rPr>
+      </w:pPr>
+      <w:r>
+        <w:rPr>
+          <w:rFonts w:ascii="Times New Roman" w:eastAsia="Times New Roman" w:hAnsi="Times New Roman" w:cs="Times New Roman"/>
+          <w:noProof/>
+          <w:sz w:val="24"/>
+          <w:szCs w:val="24"/>
+          <w:lang w:eastAsia="en-IN"/>
+        </w:rPr>
+        <w:t>Suppose table:</w:t>
+      </w:r>
+    </w:p>
+    <w:tbl>
+      <w:tblPr>
+        <w:tblW w:w="0" w:type="auto"/>
+        <w:tblCellSpacing w:w="15" w:type="dxa"/>
+        <w:tblCellMar>
+          <w:top w:w="15" w:type="dxa"/>
+          <w:left w:w="15" w:type="dxa"/>
+          <w:bottom w:w="15" w:type="dxa"/>
+          <w:right w:w="15" w:type="dxa"/>
+        </w:tblCellMar>
+        <w:tblLook w:val="04A0" w:firstRow="1" w:lastRow="0" w:firstColumn="1" w:lastColumn="0" w:noHBand="0" w:noVBand="1"/>
+      </w:tblPr>
+      <w:tblGrid>
+        <w:gridCol w:w="515"/>
+        <w:gridCol w:w="1260"/>
+        <w:gridCol w:w="702"/>
+      </w:tblGrid>
+      <w:tr>
+        <w:trPr>
+          <w:tblHeader/>
+          <w:tblCellSpacing w:w="15" w:type="dxa"/>
+        </w:trPr>
+        <w:tc>
+          <w:tcPr>
+            <w:tcW w:w="0" w:type="auto"/>
+            <w:vAlign w:val="center"/>
+            <w:hideMark/>
+          </w:tcPr>
+          <w:p>
+            <w:pPr>
+              <w:spacing w:before="100" w:beforeAutospacing="1" w:after="100" w:afterAutospacing="1" w:line="240" w:lineRule="auto"/>
+              <w:rPr>
+                <w:rFonts w:ascii="Times New Roman" w:eastAsia="Times New Roman" w:hAnsi="Times New Roman" w:cs="Times New Roman"/>
+                <w:b/>
+                <w:bCs/>
+                <w:noProof/>
+                <w:sz w:val="24"/>
+                <w:szCs w:val="24"/>
+                <w:lang w:eastAsia="en-IN"/>
+              </w:rPr>
+            </w:pPr>
+            <w:r>
+              <w:rPr>
+                <w:rFonts w:ascii="Times New Roman" w:eastAsia="Times New Roman" w:hAnsi="Times New Roman" w:cs="Times New Roman"/>
+                <w:b/>
+                <w:bCs/>
+                <w:noProof/>
+                <w:sz w:val="24"/>
+                <w:szCs w:val="24"/>
+                <w:lang w:eastAsia="en-IN"/>
+              </w:rPr>
+              <w:t>emp</w:t>
+            </w:r>
+          </w:p>
+        </w:tc>
+        <w:tc>
+          <w:tcPr>
+            <w:tcW w:w="0" w:type="auto"/>
+            <w:vAlign w:val="center"/>
+            <w:hideMark/>
+          </w:tcPr>
+          <w:p>
+            <w:pPr>
+              <w:spacing w:before="100" w:beforeAutospacing="1" w:after="100" w:afterAutospacing="1" w:line="240" w:lineRule="auto"/>
+              <w:rPr>
+                <w:rFonts w:ascii="Times New Roman" w:eastAsia="Times New Roman" w:hAnsi="Times New Roman" w:cs="Times New Roman"/>
+                <w:b/>
+                <w:bCs/>
+                <w:noProof/>
+                <w:sz w:val="24"/>
+                <w:szCs w:val="24"/>
+                <w:lang w:eastAsia="en-IN"/>
+              </w:rPr>
+            </w:pPr>
+            <w:r>
+              <w:rPr>
+                <w:rFonts w:ascii="Times New Roman" w:eastAsia="Times New Roman" w:hAnsi="Times New Roman" w:cs="Times New Roman"/>
+                <w:b/>
+                <w:bCs/>
+                <w:noProof/>
+                <w:sz w:val="24"/>
+                <w:szCs w:val="24"/>
+                <w:lang w:eastAsia="en-IN"/>
+              </w:rPr>
+              <w:t>department</w:t>
+            </w:r>
+          </w:p>
+        </w:tc>
+        <w:tc>
+          <w:tcPr>
+            <w:tcW w:w="0" w:type="auto"/>
+            <w:vAlign w:val="center"/>
+            <w:hideMark/>
+          </w:tcPr>
+          <w:p>
+            <w:pPr>
+              <w:spacing w:before="100" w:beforeAutospacing="1" w:after="100" w:afterAutospacing="1" w:line="240" w:lineRule="auto"/>
+              <w:rPr>
+                <w:rFonts w:ascii="Times New Roman" w:eastAsia="Times New Roman" w:hAnsi="Times New Roman" w:cs="Times New Roman"/>
+                <w:b/>
+                <w:bCs/>
+                <w:noProof/>
+                <w:sz w:val="24"/>
+                <w:szCs w:val="24"/>
+                <w:lang w:eastAsia="en-IN"/>
+              </w:rPr>
+            </w:pPr>
+            <w:r>
+              <w:rPr>
+                <w:rFonts w:ascii="Times New Roman" w:eastAsia="Times New Roman" w:hAnsi="Times New Roman" w:cs="Times New Roman"/>
+                <w:b/>
+                <w:bCs/>
+                <w:noProof/>
+                <w:sz w:val="24"/>
+                <w:szCs w:val="24"/>
+                <w:lang w:eastAsia="en-IN"/>
+              </w:rPr>
+              <w:t>salary</w:t>
+            </w:r>
+          </w:p>
+        </w:tc>
+      </w:tr>
+      <w:tr>
+        <w:trPr>
+          <w:tblCellSpacing w:w="15" w:type="dxa"/>
+        </w:trPr>
+        <w:tc>
+          <w:tcPr>
+            <w:tcW w:w="0" w:type="auto"/>
+            <w:vAlign w:val="center"/>
+            <w:hideMark/>
+          </w:tcPr>
+          <w:p>
+            <w:pPr>
+              <w:spacing w:before="100" w:beforeAutospacing="1" w:after="100" w:afterAutospacing="1" w:line="240" w:lineRule="auto"/>
+              <w:rPr>
+                <w:rFonts w:ascii="Times New Roman" w:eastAsia="Times New Roman" w:hAnsi="Times New Roman" w:cs="Times New Roman"/>
+                <w:noProof/>
+                <w:sz w:val="24"/>
+                <w:szCs w:val="24"/>
+                <w:lang w:eastAsia="en-IN"/>
+              </w:rPr>
+            </w:pPr>
+            <w:r>
+              <w:rPr>
+                <w:rFonts w:ascii="Times New Roman" w:eastAsia="Times New Roman" w:hAnsi="Times New Roman" w:cs="Times New Roman"/>
+                <w:noProof/>
+                <w:sz w:val="24"/>
+                <w:szCs w:val="24"/>
+                <w:lang w:eastAsia="en-IN"/>
+              </w:rPr>
+              <w:t>A</w:t>
+            </w:r>
+          </w:p>
+        </w:tc>
+        <w:tc>
+          <w:tcPr>
+            <w:tcW w:w="0" w:type="auto"/>
+            <w:vAlign w:val="center"/>
+            <w:hideMark/>
+          </w:tcPr>
+          <w:p>
+            <w:pPr>
+              <w:spacing w:before="100" w:beforeAutospacing="1" w:after="100" w:afterAutospacing="1" w:line="240" w:lineRule="auto"/>
+              <w:rPr>
+                <w:rFonts w:ascii="Times New Roman" w:eastAsia="Times New Roman" w:hAnsi="Times New Roman" w:cs="Times New Roman"/>
+                <w:noProof/>
+                <w:sz w:val="24"/>
+                <w:szCs w:val="24"/>
+                <w:lang w:eastAsia="en-IN"/>
+              </w:rPr>
+            </w:pPr>
+            <w:r>
+              <w:rPr>
+                <w:rFonts w:ascii="Times New Roman" w:eastAsia="Times New Roman" w:hAnsi="Times New Roman" w:cs="Times New Roman"/>
+                <w:noProof/>
+                <w:sz w:val="24"/>
+                <w:szCs w:val="24"/>
+                <w:lang w:eastAsia="en-IN"/>
+              </w:rPr>
+              <w:t>IT</w:t>
+            </w:r>
+          </w:p>
+        </w:tc>
+        <w:tc>
+          <w:tcPr>
+            <w:tcW w:w="0" w:type="auto"/>
+            <w:vAlign w:val="center"/>
+            <w:hideMark/>
+          </w:tcPr>
+          <w:p>
+            <w:pPr>
+              <w:spacing w:before="100" w:beforeAutospacing="1" w:after="100" w:afterAutospacing="1" w:line="240" w:lineRule="auto"/>
+              <w:rPr>
+                <w:rFonts w:ascii="Times New Roman" w:eastAsia="Times New Roman" w:hAnsi="Times New Roman" w:cs="Times New Roman"/>
+                <w:noProof/>
+                <w:sz w:val="24"/>
+                <w:szCs w:val="24"/>
+                <w:lang w:eastAsia="en-IN"/>
+              </w:rPr>
+            </w:pPr>
+            <w:r>
+              <w:rPr>
+                <w:rFonts w:ascii="Times New Roman" w:eastAsia="Times New Roman" w:hAnsi="Times New Roman" w:cs="Times New Roman"/>
+                <w:noProof/>
+                <w:sz w:val="24"/>
+                <w:szCs w:val="24"/>
+                <w:lang w:eastAsia="en-IN"/>
+              </w:rPr>
+              <w:t>100</w:t>
+            </w:r>
+          </w:p>
+        </w:tc>
+      </w:tr>
+      <w:tr>
+        <w:trPr>
+          <w:tblCellSpacing w:w="15" w:type="dxa"/>
+        </w:trPr>
+        <w:tc>
+          <w:tcPr>
+            <w:tcW w:w="0" w:type="auto"/>
+            <w:vAlign w:val="center"/>
+            <w:hideMark/>
+          </w:tcPr>
+          <w:p>
+            <w:pPr>
+              <w:spacing w:before="100" w:beforeAutospacing="1" w:after="100" w:afterAutospacing="1" w:line="240" w:lineRule="auto"/>
+              <w:rPr>
+                <w:rFonts w:ascii="Times New Roman" w:eastAsia="Times New Roman" w:hAnsi="Times New Roman" w:cs="Times New Roman"/>
+                <w:noProof/>
+                <w:sz w:val="24"/>
+                <w:szCs w:val="24"/>
+                <w:lang w:eastAsia="en-IN"/>
+              </w:rPr>
+            </w:pPr>
+            <w:r>
+              <w:rPr>
+                <w:rFonts w:ascii="Times New Roman" w:eastAsia="Times New Roman" w:hAnsi="Times New Roman" w:cs="Times New Roman"/>
+                <w:noProof/>
+                <w:sz w:val="24"/>
+                <w:szCs w:val="24"/>
+                <w:lang w:eastAsia="en-IN"/>
+              </w:rPr>
+              <w:t>B</w:t>
+            </w:r>
+          </w:p>
+        </w:tc>
+        <w:tc>
+          <w:tcPr>
+            <w:tcW w:w="0" w:type="auto"/>
+            <w:vAlign w:val="center"/>
+            <w:hideMark/>
+          </w:tcPr>
+          <w:p>
+            <w:pPr>
+              <w:spacing w:before="100" w:beforeAutospacing="1" w:after="100" w:afterAutospacing="1" w:line="240" w:lineRule="auto"/>
+              <w:rPr>
+                <w:rFonts w:ascii="Times New Roman" w:eastAsia="Times New Roman" w:hAnsi="Times New Roman" w:cs="Times New Roman"/>
+                <w:noProof/>
+                <w:sz w:val="24"/>
+                <w:szCs w:val="24"/>
+                <w:lang w:eastAsia="en-IN"/>
+              </w:rPr>
+            </w:pPr>
+            <w:r>
+              <w:rPr>
+                <w:rFonts w:ascii="Times New Roman" w:eastAsia="Times New Roman" w:hAnsi="Times New Roman" w:cs="Times New Roman"/>
+                <w:noProof/>
+                <w:sz w:val="24"/>
+                <w:szCs w:val="24"/>
+                <w:lang w:eastAsia="en-IN"/>
+              </w:rPr>
+              <w:t>IT</w:t>
+            </w:r>
+          </w:p>
+        </w:tc>
+        <w:tc>
+          <w:tcPr>
+            <w:tcW w:w="0" w:type="auto"/>
+            <w:vAlign w:val="center"/>
+            <w:hideMark/>
+          </w:tcPr>
+          <w:p>
+            <w:pPr>
+              <w:spacing w:before="100" w:beforeAutospacing="1" w:after="100" w:afterAutospacing="1" w:line="240" w:lineRule="auto"/>
+              <w:rPr>
+                <w:rFonts w:ascii="Times New Roman" w:eastAsia="Times New Roman" w:hAnsi="Times New Roman" w:cs="Times New Roman"/>
+                <w:noProof/>
+                <w:sz w:val="24"/>
+                <w:szCs w:val="24"/>
+                <w:lang w:eastAsia="en-IN"/>
+              </w:rPr>
+            </w:pPr>
+            <w:r>
+              <w:rPr>
+                <w:rFonts w:ascii="Times New Roman" w:eastAsia="Times New Roman" w:hAnsi="Times New Roman" w:cs="Times New Roman"/>
+                <w:noProof/>
+                <w:sz w:val="24"/>
+                <w:szCs w:val="24"/>
+                <w:lang w:eastAsia="en-IN"/>
+              </w:rPr>
+              <w:t>200</w:t>
+            </w:r>
+          </w:p>
+        </w:tc>
+      </w:tr>
+      <w:tr>
+        <w:trPr>
+          <w:tblCellSpacing w:w="15" w:type="dxa"/>
+        </w:trPr>
+        <w:tc>
+          <w:tcPr>
+            <w:tcW w:w="0" w:type="auto"/>
+            <w:vAlign w:val="center"/>
+            <w:hideMark/>
+          </w:tcPr>
+          <w:p>
+            <w:pPr>
+              <w:spacing w:before="100" w:beforeAutospacing="1" w:after="100" w:afterAutospacing="1" w:line="240" w:lineRule="auto"/>
+              <w:rPr>
+                <w:rFonts w:ascii="Times New Roman" w:eastAsia="Times New Roman" w:hAnsi="Times New Roman" w:cs="Times New Roman"/>
+                <w:noProof/>
+                <w:sz w:val="24"/>
+                <w:szCs w:val="24"/>
+                <w:lang w:eastAsia="en-IN"/>
+              </w:rPr>
+            </w:pPr>
+            <w:r>
+              <w:rPr>
+                <w:rFonts w:ascii="Times New Roman" w:eastAsia="Times New Roman" w:hAnsi="Times New Roman" w:cs="Times New Roman"/>
+                <w:noProof/>
+                <w:sz w:val="24"/>
+                <w:szCs w:val="24"/>
+                <w:lang w:eastAsia="en-IN"/>
+              </w:rPr>
+              <w:t>C</w:t>
+            </w:r>
+          </w:p>
+        </w:tc>
+        <w:tc>
+          <w:tcPr>
+            <w:tcW w:w="0" w:type="auto"/>
+            <w:vAlign w:val="center"/>
+            <w:hideMark/>
+          </w:tcPr>
+          <w:p>
+            <w:pPr>
+              <w:spacing w:before="100" w:beforeAutospacing="1" w:after="100" w:afterAutospacing="1" w:line="240" w:lineRule="auto"/>
+              <w:rPr>
+                <w:rFonts w:ascii="Times New Roman" w:eastAsia="Times New Roman" w:hAnsi="Times New Roman" w:cs="Times New Roman"/>
+                <w:noProof/>
+                <w:sz w:val="24"/>
+                <w:szCs w:val="24"/>
+                <w:lang w:eastAsia="en-IN"/>
+              </w:rPr>
+            </w:pPr>
+            <w:r>
+              <w:rPr>
+                <w:rFonts w:ascii="Times New Roman" w:eastAsia="Times New Roman" w:hAnsi="Times New Roman" w:cs="Times New Roman"/>
+                <w:noProof/>
+                <w:sz w:val="24"/>
+                <w:szCs w:val="24"/>
+                <w:lang w:eastAsia="en-IN"/>
+              </w:rPr>
+              <w:t>HR</w:t>
+            </w:r>
+          </w:p>
+        </w:tc>
+        <w:tc>
+          <w:tcPr>
+            <w:tcW w:w="0" w:type="auto"/>
+            <w:vAlign w:val="center"/>
+            <w:hideMark/>
+          </w:tcPr>
+          <w:p>
+            <w:pPr>
+              <w:spacing w:before="100" w:beforeAutospacing="1" w:after="100" w:afterAutospacing="1" w:line="240" w:lineRule="auto"/>
+              <w:rPr>
+                <w:rFonts w:ascii="Times New Roman" w:eastAsia="Times New Roman" w:hAnsi="Times New Roman" w:cs="Times New Roman"/>
+                <w:noProof/>
+                <w:sz w:val="24"/>
+                <w:szCs w:val="24"/>
+                <w:lang w:eastAsia="en-IN"/>
+              </w:rPr>
+            </w:pPr>
+            <w:r>
+              <w:rPr>
+                <w:rFonts w:ascii="Times New Roman" w:eastAsia="Times New Roman" w:hAnsi="Times New Roman" w:cs="Times New Roman"/>
+                <w:noProof/>
+                <w:sz w:val="24"/>
+                <w:szCs w:val="24"/>
+                <w:lang w:eastAsia="en-IN"/>
+              </w:rPr>
+              <w:t>150</w:t>
+            </w:r>
+          </w:p>
+        </w:tc>
+      </w:tr>
+      <w:tr>
+        <w:trPr>
+          <w:tblCellSpacing w:w="15" w:type="dxa"/>
+        </w:trPr>
+        <w:tc>
+          <w:tcPr>
+            <w:tcW w:w="0" w:type="auto"/>
+            <w:vAlign w:val="center"/>
+            <w:hideMark/>
+          </w:tcPr>
+          <w:p>
+            <w:pPr>
+              <w:spacing w:before="100" w:beforeAutospacing="1" w:after="100" w:afterAutospacing="1" w:line="240" w:lineRule="auto"/>
+              <w:rPr>
+                <w:rFonts w:ascii="Times New Roman" w:eastAsia="Times New Roman" w:hAnsi="Times New Roman" w:cs="Times New Roman"/>
+                <w:noProof/>
+                <w:sz w:val="24"/>
+                <w:szCs w:val="24"/>
+                <w:lang w:eastAsia="en-IN"/>
+              </w:rPr>
+            </w:pPr>
+            <w:r>
+              <w:rPr>
+                <w:rFonts w:ascii="Times New Roman" w:eastAsia="Times New Roman" w:hAnsi="Times New Roman" w:cs="Times New Roman"/>
+                <w:noProof/>
+                <w:sz w:val="24"/>
+                <w:szCs w:val="24"/>
+                <w:lang w:eastAsia="en-IN"/>
+              </w:rPr>
+              <w:t>D</w:t>
+            </w:r>
+          </w:p>
+        </w:tc>
+        <w:tc>
+          <w:tcPr>
+            <w:tcW w:w="0" w:type="auto"/>
+            <w:vAlign w:val="center"/>
+            <w:hideMark/>
+          </w:tcPr>
+          <w:p>
+            <w:pPr>
+              <w:spacing w:before="100" w:beforeAutospacing="1" w:after="100" w:afterAutospacing="1" w:line="240" w:lineRule="auto"/>
+              <w:rPr>
+                <w:rFonts w:ascii="Times New Roman" w:eastAsia="Times New Roman" w:hAnsi="Times New Roman" w:cs="Times New Roman"/>
+                <w:noProof/>
+                <w:sz w:val="24"/>
+                <w:szCs w:val="24"/>
+                <w:lang w:eastAsia="en-IN"/>
+              </w:rPr>
+            </w:pPr>
+            <w:r>
+              <w:rPr>
+                <w:rFonts w:ascii="Times New Roman" w:eastAsia="Times New Roman" w:hAnsi="Times New Roman" w:cs="Times New Roman"/>
+                <w:noProof/>
+                <w:sz w:val="24"/>
+                <w:szCs w:val="24"/>
+                <w:lang w:eastAsia="en-IN"/>
+              </w:rPr>
+              <w:t>HR</w:t>
+            </w:r>
+          </w:p>
+        </w:tc>
+        <w:tc>
+          <w:tcPr>
+            <w:tcW w:w="0" w:type="auto"/>
+            <w:vAlign w:val="center"/>
+            <w:hideMark/>
+          </w:tcPr>
+          <w:p>
+            <w:pPr>
+              <w:spacing w:before="100" w:beforeAutospacing="1" w:after="100" w:afterAutospacing="1" w:line="240" w:lineRule="auto"/>
+              <w:rPr>
+                <w:rFonts w:ascii="Times New Roman" w:eastAsia="Times New Roman" w:hAnsi="Times New Roman" w:cs="Times New Roman"/>
+                <w:noProof/>
+                <w:sz w:val="24"/>
+                <w:szCs w:val="24"/>
+                <w:lang w:eastAsia="en-IN"/>
+              </w:rPr>
+            </w:pPr>
+            <w:r>
+              <w:rPr>
+                <w:rFonts w:ascii="Times New Roman" w:eastAsia="Times New Roman" w:hAnsi="Times New Roman" w:cs="Times New Roman"/>
+                <w:noProof/>
+                <w:sz w:val="24"/>
+                <w:szCs w:val="24"/>
+                <w:lang w:eastAsia="en-IN"/>
+              </w:rPr>
+              <w:t>300</w:t>
+            </w:r>
+          </w:p>
+        </w:tc>
+      </w:tr>
+    </w:tbl>
+    <w:p>
+      <w:pPr>
+        <w:spacing w:before="100" w:beforeAutospacing="1" w:after="100" w:afterAutospacing="1" w:line="240" w:lineRule="auto"/>
+        <w:rPr>
+          <w:rFonts w:ascii="Times New Roman" w:eastAsia="Times New Roman" w:hAnsi="Times New Roman" w:cs="Times New Roman"/>
+          <w:noProof/>
+          <w:sz w:val="24"/>
+          <w:szCs w:val="24"/>
+          <w:lang w:eastAsia="en-IN"/>
+        </w:rPr>
+      </w:pPr>
+      <w:r>
+        <w:rPr>
+          <w:rFonts w:ascii="Times New Roman" w:eastAsia="Times New Roman" w:hAnsi="Times New Roman" w:cs="Times New Roman"/>
+          <w:noProof/>
+          <w:sz w:val="24"/>
+          <w:szCs w:val="24"/>
+          <w:lang w:eastAsia="en-IN"/>
+        </w:rPr>
+        <w:t>How query works:</w:t>
+      </w:r>
+    </w:p>
+    <w:p>
+      <w:pPr>
+        <w:spacing w:before="100" w:beforeAutospacing="1" w:after="100" w:afterAutospacing="1" w:line="240" w:lineRule="auto"/>
+        <w:rPr>
+          <w:rFonts w:ascii="Times New Roman" w:eastAsia="Times New Roman" w:hAnsi="Times New Roman" w:cs="Times New Roman"/>
+          <w:noProof/>
+          <w:sz w:val="24"/>
+          <w:szCs w:val="24"/>
+          <w:lang w:eastAsia="en-IN"/>
+        </w:rPr>
+      </w:pPr>
+      <w:r>
+        <w:rPr>
+          <w:rFonts w:ascii="Times New Roman" w:eastAsia="Times New Roman" w:hAnsi="Times New Roman" w:cs="Times New Roman"/>
+          <w:noProof/>
+          <w:sz w:val="24"/>
+          <w:szCs w:val="24"/>
+          <w:lang w:eastAsia="en-IN"/>
+        </w:rPr>
+        <w:t>Outer query processes one employee at a time.</w:t>
+      </w:r>
+    </w:p>
+    <w:p>
+      <w:pPr>
+        <w:spacing w:before="100" w:beforeAutospacing="1" w:after="100" w:afterAutospacing="1" w:line="240" w:lineRule="auto"/>
+        <w:rPr>
+          <w:rFonts w:ascii="Times New Roman" w:eastAsia="Times New Roman" w:hAnsi="Times New Roman" w:cs="Times New Roman"/>
+          <w:noProof/>
+          <w:sz w:val="24"/>
+          <w:szCs w:val="24"/>
+          <w:lang w:eastAsia="en-IN"/>
+        </w:rPr>
+      </w:pPr>
+      <w:r>
+        <w:rPr>
+          <w:rFonts w:ascii="Times New Roman" w:eastAsia="Times New Roman" w:hAnsi="Times New Roman" w:cs="Times New Roman"/>
+          <w:noProof/>
+          <w:sz w:val="24"/>
+          <w:szCs w:val="24"/>
+          <w:lang w:eastAsia="en-IN"/>
+        </w:rPr>
+        <w:t>For employee A:</w:t>
+      </w:r>
+    </w:p>
+    <w:tbl>
+      <w:tblPr>
+        <w:tblW w:w="0" w:type="auto"/>
+        <w:tblCellSpacing w:w="15" w:type="dxa"/>
+        <w:tblCellMar>
+          <w:top w:w="15" w:type="dxa"/>
+          <w:left w:w="15" w:type="dxa"/>
+          <w:bottom w:w="15" w:type="dxa"/>
+          <w:right w:w="15" w:type="dxa"/>
+        </w:tblCellMar>
+        <w:tblLook w:val="04A0" w:firstRow="1" w:lastRow="0" w:firstColumn="1" w:lastColumn="0" w:noHBand="0" w:noVBand="1"/>
+      </w:tblPr>
+      <w:tblGrid>
+        <w:gridCol w:w="515"/>
+        <w:gridCol w:w="514"/>
+        <w:gridCol w:w="702"/>
+      </w:tblGrid>
+      <w:tr>
+        <w:trPr>
+          <w:tblHeader/>
+          <w:tblCellSpacing w:w="15" w:type="dxa"/>
+        </w:trPr>
+        <w:tc>
+          <w:tcPr>
+            <w:tcW w:w="0" w:type="auto"/>
+            <w:vAlign w:val="center"/>
+            <w:hideMark/>
+          </w:tcPr>
+          <w:p>
+            <w:pPr>
+              <w:spacing w:before="100" w:beforeAutospacing="1" w:after="100" w:afterAutospacing="1" w:line="240" w:lineRule="auto"/>
+              <w:rPr>
+                <w:rFonts w:ascii="Times New Roman" w:eastAsia="Times New Roman" w:hAnsi="Times New Roman" w:cs="Times New Roman"/>
+                <w:b/>
+                <w:bCs/>
+                <w:noProof/>
+                <w:sz w:val="24"/>
+                <w:szCs w:val="24"/>
+                <w:lang w:eastAsia="en-IN"/>
+              </w:rPr>
+            </w:pPr>
+            <w:r>
+              <w:rPr>
+                <w:rFonts w:ascii="Times New Roman" w:eastAsia="Times New Roman" w:hAnsi="Times New Roman" w:cs="Times New Roman"/>
+                <w:b/>
+                <w:bCs/>
+                <w:noProof/>
+                <w:sz w:val="24"/>
+                <w:szCs w:val="24"/>
+                <w:lang w:eastAsia="en-IN"/>
+              </w:rPr>
+              <w:t>emp</w:t>
+            </w:r>
+          </w:p>
+        </w:tc>
+        <w:tc>
+          <w:tcPr>
+            <w:tcW w:w="0" w:type="auto"/>
+            <w:vAlign w:val="center"/>
+            <w:hideMark/>
+          </w:tcPr>
+          <w:p>
+            <w:pPr>
+              <w:spacing w:before="100" w:beforeAutospacing="1" w:after="100" w:afterAutospacing="1" w:line="240" w:lineRule="auto"/>
+              <w:rPr>
+                <w:rFonts w:ascii="Times New Roman" w:eastAsia="Times New Roman" w:hAnsi="Times New Roman" w:cs="Times New Roman"/>
+                <w:b/>
+                <w:bCs/>
+                <w:noProof/>
+                <w:sz w:val="24"/>
+                <w:szCs w:val="24"/>
+                <w:lang w:eastAsia="en-IN"/>
+              </w:rPr>
+            </w:pPr>
+            <w:r>
+              <w:rPr>
+                <w:rFonts w:ascii="Times New Roman" w:eastAsia="Times New Roman" w:hAnsi="Times New Roman" w:cs="Times New Roman"/>
+                <w:b/>
+                <w:bCs/>
+                <w:noProof/>
+                <w:sz w:val="24"/>
+                <w:szCs w:val="24"/>
+                <w:lang w:eastAsia="en-IN"/>
+              </w:rPr>
+              <w:t>dept</w:t>
+            </w:r>
+          </w:p>
+        </w:tc>
+        <w:tc>
+          <w:tcPr>
+            <w:tcW w:w="0" w:type="auto"/>
+            <w:vAlign w:val="center"/>
+            <w:hideMark/>
+          </w:tcPr>
+          <w:p>
+            <w:pPr>
+              <w:spacing w:before="100" w:beforeAutospacing="1" w:after="100" w:afterAutospacing="1" w:line="240" w:lineRule="auto"/>
+              <w:rPr>
+                <w:rFonts w:ascii="Times New Roman" w:eastAsia="Times New Roman" w:hAnsi="Times New Roman" w:cs="Times New Roman"/>
+                <w:b/>
+                <w:bCs/>
+                <w:noProof/>
+                <w:sz w:val="24"/>
+                <w:szCs w:val="24"/>
+                <w:lang w:eastAsia="en-IN"/>
+              </w:rPr>
+            </w:pPr>
+            <w:r>
+              <w:rPr>
+                <w:rFonts w:ascii="Times New Roman" w:eastAsia="Times New Roman" w:hAnsi="Times New Roman" w:cs="Times New Roman"/>
+                <w:b/>
+                <w:bCs/>
+                <w:noProof/>
+                <w:sz w:val="24"/>
+                <w:szCs w:val="24"/>
+                <w:lang w:eastAsia="en-IN"/>
+              </w:rPr>
+              <w:t>salary</w:t>
+            </w:r>
+          </w:p>
+        </w:tc>
+      </w:tr>
+      <w:tr>
+        <w:trPr>
+          <w:tblCellSpacing w:w="15" w:type="dxa"/>
+        </w:trPr>
+        <w:tc>
+          <w:tcPr>
+            <w:tcW w:w="0" w:type="auto"/>
+            <w:vAlign w:val="center"/>
+            <w:hideMark/>
+          </w:tcPr>
+          <w:p>
+            <w:pPr>
+              <w:spacing w:before="100" w:beforeAutospacing="1" w:after="100" w:afterAutospacing="1" w:line="240" w:lineRule="auto"/>
+              <w:rPr>
+                <w:rFonts w:ascii="Times New Roman" w:eastAsia="Times New Roman" w:hAnsi="Times New Roman" w:cs="Times New Roman"/>
+                <w:noProof/>
+                <w:sz w:val="24"/>
+                <w:szCs w:val="24"/>
+                <w:lang w:eastAsia="en-IN"/>
+              </w:rPr>
+            </w:pPr>
+            <w:r>
+              <w:rPr>
+                <w:rFonts w:ascii="Times New Roman" w:eastAsia="Times New Roman" w:hAnsi="Times New Roman" w:cs="Times New Roman"/>
+                <w:noProof/>
+                <w:sz w:val="24"/>
+                <w:szCs w:val="24"/>
+                <w:lang w:eastAsia="en-IN"/>
+              </w:rPr>
+              <w:t>A</w:t>
+            </w:r>
+          </w:p>
+        </w:tc>
+        <w:tc>
+          <w:tcPr>
+            <w:tcW w:w="0" w:type="auto"/>
+            <w:vAlign w:val="center"/>
+            <w:hideMark/>
+          </w:tcPr>
+          <w:p>
+            <w:pPr>
+              <w:spacing w:before="100" w:beforeAutospacing="1" w:after="100" w:afterAutospacing="1" w:line="240" w:lineRule="auto"/>
+              <w:rPr>
+                <w:rFonts w:ascii="Times New Roman" w:eastAsia="Times New Roman" w:hAnsi="Times New Roman" w:cs="Times New Roman"/>
+                <w:noProof/>
+                <w:sz w:val="24"/>
+                <w:szCs w:val="24"/>
+                <w:lang w:eastAsia="en-IN"/>
+              </w:rPr>
+            </w:pPr>
+            <w:r>
+              <w:rPr>
+                <w:rFonts w:ascii="Times New Roman" w:eastAsia="Times New Roman" w:hAnsi="Times New Roman" w:cs="Times New Roman"/>
+                <w:noProof/>
+                <w:sz w:val="24"/>
+                <w:szCs w:val="24"/>
+                <w:lang w:eastAsia="en-IN"/>
+              </w:rPr>
+              <w:t>IT</w:t>
+            </w:r>
+          </w:p>
+        </w:tc>
+        <w:tc>
+          <w:tcPr>
+            <w:tcW w:w="0" w:type="auto"/>
+            <w:vAlign w:val="center"/>
+            <w:hideMark/>
+          </w:tcPr>
+          <w:p>
+            <w:pPr>
+              <w:spacing w:before="100" w:beforeAutospacing="1" w:after="100" w:afterAutospacing="1" w:line="240" w:lineRule="auto"/>
+              <w:rPr>
+                <w:rFonts w:ascii="Times New Roman" w:eastAsia="Times New Roman" w:hAnsi="Times New Roman" w:cs="Times New Roman"/>
+                <w:noProof/>
+                <w:sz w:val="24"/>
+                <w:szCs w:val="24"/>
+                <w:lang w:eastAsia="en-IN"/>
+              </w:rPr>
+            </w:pPr>
+            <w:r>
+              <w:rPr>
+                <w:rFonts w:ascii="Times New Roman" w:eastAsia="Times New Roman" w:hAnsi="Times New Roman" w:cs="Times New Roman"/>
+                <w:noProof/>
+                <w:sz w:val="24"/>
+                <w:szCs w:val="24"/>
+                <w:lang w:eastAsia="en-IN"/>
+              </w:rPr>
+              <w:t>100</w:t>
+            </w:r>
+          </w:p>
+        </w:tc>
+      </w:tr>
+    </w:tbl>
+    <w:p>
+      <w:pPr>
+        <w:spacing w:before="100" w:beforeAutospacing="1" w:after="100" w:afterAutospacing="1" w:line="240" w:lineRule="auto"/>
+        <w:rPr>
+          <w:rFonts w:ascii="Times New Roman" w:eastAsia="Times New Roman" w:hAnsi="Times New Roman" w:cs="Times New Roman"/>
+          <w:noProof/>
+          <w:sz w:val="24"/>
+          <w:szCs w:val="24"/>
+          <w:lang w:eastAsia="en-IN"/>
+        </w:rPr>
+      </w:pPr>
+      <w:r>
+        <w:rPr>
+          <w:rFonts w:ascii="Times New Roman" w:eastAsia="Times New Roman" w:hAnsi="Times New Roman" w:cs="Times New Roman"/>
+          <w:noProof/>
+          <w:sz w:val="24"/>
+          <w:szCs w:val="24"/>
+          <w:lang w:eastAsia="en-IN"/>
+        </w:rPr>
+        <w:t>Subquery becomes:</w:t>
+      </w:r>
+    </w:p>
+    <w:p>
+      <w:pPr>
+        <w:spacing w:before="100" w:beforeAutospacing="1" w:after="100" w:afterAutospacing="1" w:line="240" w:lineRule="auto"/>
+        <w:rPr>
+          <w:rFonts w:ascii="Times New Roman" w:eastAsia="Times New Roman" w:hAnsi="Times New Roman" w:cs="Times New Roman"/>
+          <w:noProof/>
+          <w:sz w:val="24"/>
+          <w:szCs w:val="24"/>
+          <w:lang w:eastAsia="en-IN"/>
+        </w:rPr>
+      </w:pPr>
+      <w:r>
+        <w:rPr>
+          <w:rFonts w:ascii="Times New Roman" w:eastAsia="Times New Roman" w:hAnsi="Times New Roman" w:cs="Times New Roman"/>
+          <w:noProof/>
+          <w:sz w:val="24"/>
+          <w:szCs w:val="24"/>
+          <w:lang w:eastAsia="en-IN"/>
+        </w:rPr>
+        <w:lastRenderedPageBreak/>
+        <w:t>SELECT MAX(salary)</w:t>
+      </w:r>
+      <w:r>
+        <w:rPr>
+          <w:rFonts w:ascii="Times New Roman" w:eastAsia="Times New Roman" w:hAnsi="Times New Roman" w:cs="Times New Roman"/>
+          <w:noProof/>
+          <w:sz w:val="24"/>
+          <w:szCs w:val="24"/>
+          <w:lang w:eastAsia="en-IN"/>
+        </w:rPr>
+        <w:br/>
+        <w:t>FROM employees</w:t>
+      </w:r>
+      <w:r>
+        <w:rPr>
+          <w:rFonts w:ascii="Times New Roman" w:eastAsia="Times New Roman" w:hAnsi="Times New Roman" w:cs="Times New Roman"/>
+          <w:noProof/>
+          <w:sz w:val="24"/>
+          <w:szCs w:val="24"/>
+          <w:lang w:eastAsia="en-IN"/>
+        </w:rPr>
+        <w:br/>
+        <w:t>WHERE department = 'IT'</w:t>
+      </w:r>
+    </w:p>
+    <w:p>
+      <w:pPr>
+        <w:spacing w:before="100" w:beforeAutospacing="1" w:after="100" w:afterAutospacing="1" w:line="240" w:lineRule="auto"/>
+        <w:rPr>
+          <w:rFonts w:ascii="Times New Roman" w:eastAsia="Times New Roman" w:hAnsi="Times New Roman" w:cs="Times New Roman"/>
+          <w:noProof/>
+          <w:sz w:val="24"/>
+          <w:szCs w:val="24"/>
+          <w:lang w:eastAsia="en-IN"/>
+        </w:rPr>
+      </w:pPr>
+      <w:r>
+        <w:rPr>
+          <w:rFonts w:ascii="Times New Roman" w:eastAsia="Times New Roman" w:hAnsi="Times New Roman" w:cs="Times New Roman"/>
+          <w:noProof/>
+          <w:sz w:val="24"/>
+          <w:szCs w:val="24"/>
+          <w:lang w:eastAsia="en-IN"/>
+        </w:rPr>
+        <w:t>Result:</w:t>
+      </w:r>
+    </w:p>
+    <w:p>
+      <w:pPr>
+        <w:spacing w:before="100" w:beforeAutospacing="1" w:after="100" w:afterAutospacing="1" w:line="240" w:lineRule="auto"/>
+        <w:rPr>
+          <w:rFonts w:ascii="Times New Roman" w:eastAsia="Times New Roman" w:hAnsi="Times New Roman" w:cs="Times New Roman"/>
+          <w:noProof/>
+          <w:sz w:val="24"/>
+          <w:szCs w:val="24"/>
+          <w:lang w:eastAsia="en-IN"/>
+        </w:rPr>
+      </w:pPr>
+      <w:r>
+        <w:rPr>
+          <w:rFonts w:ascii="Times New Roman" w:eastAsia="Times New Roman" w:hAnsi="Times New Roman" w:cs="Times New Roman"/>
+          <w:noProof/>
+          <w:sz w:val="24"/>
+          <w:szCs w:val="24"/>
+          <w:lang w:eastAsia="en-IN"/>
+        </w:rPr>
+        <w:t>200</w:t>
+      </w:r>
+    </w:p>
+    <w:p>
+      <w:pPr>
+        <w:spacing w:before="100" w:beforeAutospacing="1" w:after="100" w:afterAutospacing="1" w:line="240" w:lineRule="auto"/>
+        <w:rPr>
+          <w:rFonts w:ascii="Times New Roman" w:eastAsia="Times New Roman" w:hAnsi="Times New Roman" w:cs="Times New Roman"/>
+          <w:noProof/>
+          <w:sz w:val="24"/>
+          <w:szCs w:val="24"/>
+          <w:lang w:eastAsia="en-IN"/>
+        </w:rPr>
+      </w:pPr>
+      <w:r>
+        <w:rPr>
+          <w:rFonts w:ascii="Times New Roman" w:eastAsia="Times New Roman" w:hAnsi="Times New Roman" w:cs="Times New Roman"/>
+          <w:noProof/>
+          <w:sz w:val="24"/>
+          <w:szCs w:val="24"/>
+          <w:lang w:eastAsia="en-IN"/>
+        </w:rPr>
+        <w:t>Now comparison:</w:t>
+      </w:r>
+    </w:p>
+    <w:p>
+      <w:pPr>
+        <w:spacing w:before="100" w:beforeAutospacing="1" w:after="100" w:afterAutospacing="1" w:line="240" w:lineRule="auto"/>
+        <w:rPr>
+          <w:rFonts w:ascii="Times New Roman" w:eastAsia="Times New Roman" w:hAnsi="Times New Roman" w:cs="Times New Roman"/>
+          <w:noProof/>
+          <w:sz w:val="24"/>
+          <w:szCs w:val="24"/>
+          <w:lang w:eastAsia="en-IN"/>
+        </w:rPr>
+      </w:pPr>
+      <w:r>
+        <w:rPr>
+          <w:rFonts w:ascii="Times New Roman" w:eastAsia="Times New Roman" w:hAnsi="Times New Roman" w:cs="Times New Roman"/>
+          <w:noProof/>
+          <w:sz w:val="24"/>
+          <w:szCs w:val="24"/>
+          <w:lang w:eastAsia="en-IN"/>
+        </w:rPr>
+        <w:t>100 = 200 → FALSE</w:t>
+      </w:r>
+    </w:p>
+    <w:p>
+      <w:pPr>
+        <w:spacing w:before="100" w:beforeAutospacing="1" w:after="100" w:afterAutospacing="1" w:line="240" w:lineRule="auto"/>
+        <w:rPr>
+          <w:rFonts w:ascii="Times New Roman" w:eastAsia="Times New Roman" w:hAnsi="Times New Roman" w:cs="Times New Roman"/>
+          <w:noProof/>
+          <w:sz w:val="24"/>
+          <w:szCs w:val="24"/>
+          <w:lang w:eastAsia="en-IN"/>
+        </w:rPr>
+      </w:pPr>
+      <w:r>
+        <w:rPr>
+          <w:rFonts w:ascii="Times New Roman" w:eastAsia="Times New Roman" w:hAnsi="Times New Roman" w:cs="Times New Roman"/>
+          <w:noProof/>
+          <w:sz w:val="24"/>
+          <w:szCs w:val="24"/>
+          <w:lang w:eastAsia="en-IN"/>
+        </w:rPr>
+        <w:t>A is excluded.</w:t>
+      </w:r>
+    </w:p>
+    <w:p>
+      <w:pPr>
+        <w:spacing w:before="100" w:beforeAutospacing="1" w:after="100" w:afterAutospacing="1" w:line="240" w:lineRule="auto"/>
+        <w:rPr>
+          <w:rFonts w:ascii="Times New Roman" w:eastAsia="Times New Roman" w:hAnsi="Times New Roman" w:cs="Times New Roman"/>
+          <w:noProof/>
+          <w:sz w:val="24"/>
+          <w:szCs w:val="24"/>
+          <w:lang w:eastAsia="en-IN"/>
+        </w:rPr>
+      </w:pPr>
+      <w:r>
+        <w:rPr>
+          <w:rFonts w:ascii="Times New Roman" w:eastAsia="Times New Roman" w:hAnsi="Times New Roman" w:cs="Times New Roman"/>
+          <w:noProof/>
+          <w:sz w:val="24"/>
+          <w:szCs w:val="24"/>
+          <w:lang w:eastAsia="en-IN"/>
+        </w:rPr>
+        <w:t>For employee B:</w:t>
+      </w:r>
+    </w:p>
+    <w:p>
+      <w:pPr>
+        <w:spacing w:before="100" w:beforeAutospacing="1" w:after="100" w:afterAutospacing="1" w:line="240" w:lineRule="auto"/>
+        <w:rPr>
+          <w:rFonts w:ascii="Times New Roman" w:eastAsia="Times New Roman" w:hAnsi="Times New Roman" w:cs="Times New Roman"/>
+          <w:noProof/>
+          <w:sz w:val="24"/>
+          <w:szCs w:val="24"/>
+          <w:lang w:eastAsia="en-IN"/>
+        </w:rPr>
+      </w:pPr>
+      <w:r>
+        <w:rPr>
+          <w:rFonts w:ascii="Times New Roman" w:eastAsia="Times New Roman" w:hAnsi="Times New Roman" w:cs="Times New Roman"/>
+          <w:noProof/>
+          <w:sz w:val="24"/>
+          <w:szCs w:val="24"/>
+          <w:lang w:eastAsia="en-IN"/>
+        </w:rPr>
+        <w:t>Subquery again:</w:t>
+      </w:r>
+    </w:p>
+    <w:p>
+      <w:pPr>
+        <w:spacing w:before="100" w:beforeAutospacing="1" w:after="100" w:afterAutospacing="1" w:line="240" w:lineRule="auto"/>
+        <w:rPr>
+          <w:rFonts w:ascii="Times New Roman" w:eastAsia="Times New Roman" w:hAnsi="Times New Roman" w:cs="Times New Roman"/>
+          <w:noProof/>
+          <w:sz w:val="24"/>
+          <w:szCs w:val="24"/>
+          <w:lang w:eastAsia="en-IN"/>
+        </w:rPr>
+      </w:pPr>
+      <w:r>
+        <w:rPr>
+          <w:rFonts w:ascii="Times New Roman" w:eastAsia="Times New Roman" w:hAnsi="Times New Roman" w:cs="Times New Roman"/>
+          <w:noProof/>
+          <w:sz w:val="24"/>
+          <w:szCs w:val="24"/>
+          <w:lang w:eastAsia="en-IN"/>
+        </w:rPr>
+        <w:t>MAX salary in IT = 200</w:t>
+      </w:r>
+    </w:p>
+    <w:p>
+      <w:pPr>
+        <w:spacing w:before="100" w:beforeAutospacing="1" w:after="100" w:afterAutospacing="1" w:line="240" w:lineRule="auto"/>
+        <w:rPr>
+          <w:rFonts w:ascii="Times New Roman" w:eastAsia="Times New Roman" w:hAnsi="Times New Roman" w:cs="Times New Roman"/>
+          <w:noProof/>
+          <w:sz w:val="24"/>
+          <w:szCs w:val="24"/>
+          <w:lang w:eastAsia="en-IN"/>
+        </w:rPr>
+      </w:pPr>
+      <w:r>
+        <w:rPr>
+          <w:rFonts w:ascii="Times New Roman" w:eastAsia="Times New Roman" w:hAnsi="Times New Roman" w:cs="Times New Roman"/>
+          <w:noProof/>
+          <w:sz w:val="24"/>
+          <w:szCs w:val="24"/>
+          <w:lang w:eastAsia="en-IN"/>
+        </w:rPr>
+        <w:t>Comparison:</w:t>
+      </w:r>
+    </w:p>
+    <w:p>
+      <w:pPr>
+        <w:spacing w:before="100" w:beforeAutospacing="1" w:after="100" w:afterAutospacing="1" w:line="240" w:lineRule="auto"/>
+        <w:rPr>
+          <w:rFonts w:ascii="Times New Roman" w:eastAsia="Times New Roman" w:hAnsi="Times New Roman" w:cs="Times New Roman"/>
+          <w:noProof/>
+          <w:sz w:val="24"/>
+          <w:szCs w:val="24"/>
+          <w:lang w:eastAsia="en-IN"/>
+        </w:rPr>
+      </w:pPr>
+      <w:r>
+        <w:rPr>
+          <w:rFonts w:ascii="Times New Roman" w:eastAsia="Times New Roman" w:hAnsi="Times New Roman" w:cs="Times New Roman"/>
+          <w:noProof/>
+          <w:sz w:val="24"/>
+          <w:szCs w:val="24"/>
+          <w:lang w:eastAsia="en-IN"/>
+        </w:rPr>
+        <w:t>200 = 200 → TRUE</w:t>
+      </w:r>
+    </w:p>
+    <w:p>
+      <w:pPr>
+        <w:spacing w:before="100" w:beforeAutospacing="1" w:after="100" w:afterAutospacing="1" w:line="240" w:lineRule="auto"/>
+        <w:rPr>
+          <w:rFonts w:ascii="Times New Roman" w:eastAsia="Times New Roman" w:hAnsi="Times New Roman" w:cs="Times New Roman"/>
+          <w:noProof/>
+          <w:sz w:val="24"/>
+          <w:szCs w:val="24"/>
+          <w:lang w:eastAsia="en-IN"/>
+        </w:rPr>
+      </w:pPr>
+      <w:r>
+        <w:rPr>
+          <w:rFonts w:ascii="Times New Roman" w:eastAsia="Times New Roman" w:hAnsi="Times New Roman" w:cs="Times New Roman"/>
+          <w:noProof/>
+          <w:sz w:val="24"/>
+          <w:szCs w:val="24"/>
+          <w:lang w:eastAsia="en-IN"/>
+        </w:rPr>
+        <w:t>B included.</w:t>
+      </w:r>
+    </w:p>
+    <w:p>
+      <w:pPr>
+        <w:spacing w:before="100" w:beforeAutospacing="1" w:after="100" w:afterAutospacing="1" w:line="240" w:lineRule="auto"/>
+        <w:rPr>
+          <w:rFonts w:ascii="Times New Roman" w:eastAsia="Times New Roman" w:hAnsi="Times New Roman" w:cs="Times New Roman"/>
+          <w:noProof/>
+          <w:sz w:val="24"/>
+          <w:szCs w:val="24"/>
+          <w:lang w:eastAsia="en-IN"/>
+        </w:rPr>
+      </w:pPr>
+      <w:r>
+        <w:rPr>
+          <w:rFonts w:ascii="Times New Roman" w:eastAsia="Times New Roman" w:hAnsi="Times New Roman" w:cs="Times New Roman"/>
+          <w:noProof/>
+          <w:sz w:val="24"/>
+          <w:szCs w:val="24"/>
+          <w:lang w:eastAsia="en-IN"/>
+        </w:rPr>
+        <w:t>For employee C:</w:t>
+      </w:r>
+    </w:p>
+    <w:p>
+      <w:pPr>
+        <w:spacing w:before="100" w:beforeAutospacing="1" w:after="100" w:afterAutospacing="1" w:line="240" w:lineRule="auto"/>
+        <w:rPr>
+          <w:rFonts w:ascii="Times New Roman" w:eastAsia="Times New Roman" w:hAnsi="Times New Roman" w:cs="Times New Roman"/>
+          <w:noProof/>
+          <w:sz w:val="24"/>
+          <w:szCs w:val="24"/>
+          <w:lang w:eastAsia="en-IN"/>
+        </w:rPr>
+      </w:pPr>
+      <w:r>
+        <w:rPr>
+          <w:rFonts w:ascii="Times New Roman" w:eastAsia="Times New Roman" w:hAnsi="Times New Roman" w:cs="Times New Roman"/>
+          <w:noProof/>
+          <w:sz w:val="24"/>
+          <w:szCs w:val="24"/>
+          <w:lang w:eastAsia="en-IN"/>
+        </w:rPr>
+        <w:t>MAX salary in HR = 300</w:t>
+      </w:r>
+    </w:p>
+    <w:p>
+      <w:pPr>
+        <w:spacing w:before="100" w:beforeAutospacing="1" w:after="100" w:afterAutospacing="1" w:line="240" w:lineRule="auto"/>
+        <w:rPr>
+          <w:rFonts w:ascii="Times New Roman" w:eastAsia="Times New Roman" w:hAnsi="Times New Roman" w:cs="Times New Roman"/>
+          <w:noProof/>
+          <w:sz w:val="24"/>
+          <w:szCs w:val="24"/>
+          <w:lang w:eastAsia="en-IN"/>
+        </w:rPr>
+      </w:pPr>
+      <w:r>
+        <w:rPr>
+          <w:rFonts w:ascii="Times New Roman" w:eastAsia="Times New Roman" w:hAnsi="Times New Roman" w:cs="Times New Roman"/>
+          <w:noProof/>
+          <w:sz w:val="24"/>
+          <w:szCs w:val="24"/>
+          <w:lang w:eastAsia="en-IN"/>
+        </w:rPr>
+        <w:t>150 = 300 → FALSE</w:t>
+      </w:r>
+    </w:p>
+    <w:p>
+      <w:pPr>
+        <w:spacing w:before="100" w:beforeAutospacing="1" w:after="100" w:afterAutospacing="1" w:line="240" w:lineRule="auto"/>
+        <w:rPr>
+          <w:rFonts w:ascii="Times New Roman" w:eastAsia="Times New Roman" w:hAnsi="Times New Roman" w:cs="Times New Roman"/>
+          <w:noProof/>
+          <w:sz w:val="24"/>
+          <w:szCs w:val="24"/>
+          <w:lang w:eastAsia="en-IN"/>
+        </w:rPr>
+      </w:pPr>
+      <w:r>
+        <w:rPr>
+          <w:rFonts w:ascii="Times New Roman" w:eastAsia="Times New Roman" w:hAnsi="Times New Roman" w:cs="Times New Roman"/>
+          <w:noProof/>
+          <w:sz w:val="24"/>
+          <w:szCs w:val="24"/>
+          <w:lang w:eastAsia="en-IN"/>
+        </w:rPr>
+        <w:t>Excluded.</w:t>
+      </w:r>
+    </w:p>
+    <w:p>
+      <w:pPr>
+        <w:spacing w:before="100" w:beforeAutospacing="1" w:after="100" w:afterAutospacing="1" w:line="240" w:lineRule="auto"/>
+        <w:rPr>
+          <w:rFonts w:ascii="Times New Roman" w:eastAsia="Times New Roman" w:hAnsi="Times New Roman" w:cs="Times New Roman"/>
+          <w:noProof/>
+          <w:sz w:val="24"/>
+          <w:szCs w:val="24"/>
+          <w:lang w:eastAsia="en-IN"/>
+        </w:rPr>
+      </w:pPr>
+      <w:r>
+        <w:rPr>
+          <w:rFonts w:ascii="Times New Roman" w:eastAsia="Times New Roman" w:hAnsi="Times New Roman" w:cs="Times New Roman"/>
+          <w:noProof/>
+          <w:sz w:val="24"/>
+          <w:szCs w:val="24"/>
+          <w:lang w:eastAsia="en-IN"/>
+        </w:rPr>
+        <w:t>For employee D:</w:t>
+      </w:r>
+    </w:p>
+    <w:p>
+      <w:pPr>
+        <w:spacing w:before="100" w:beforeAutospacing="1" w:after="100" w:afterAutospacing="1" w:line="240" w:lineRule="auto"/>
+        <w:rPr>
+          <w:rFonts w:ascii="Times New Roman" w:eastAsia="Times New Roman" w:hAnsi="Times New Roman" w:cs="Times New Roman"/>
+          <w:noProof/>
+          <w:sz w:val="24"/>
+          <w:szCs w:val="24"/>
+          <w:lang w:eastAsia="en-IN"/>
+        </w:rPr>
+      </w:pPr>
+      <w:r>
+        <w:rPr>
+          <w:rFonts w:ascii="Times New Roman" w:eastAsia="Times New Roman" w:hAnsi="Times New Roman" w:cs="Times New Roman"/>
+          <w:noProof/>
+          <w:sz w:val="24"/>
+          <w:szCs w:val="24"/>
+          <w:lang w:eastAsia="en-IN"/>
+        </w:rPr>
+        <w:t>300 = 300 → TRUE</w:t>
+      </w:r>
+    </w:p>
+    <w:p>
+      <w:pPr>
+        <w:spacing w:before="100" w:beforeAutospacing="1" w:after="100" w:afterAutospacing="1" w:line="240" w:lineRule="auto"/>
+        <w:rPr>
+          <w:rFonts w:ascii="Times New Roman" w:eastAsia="Times New Roman" w:hAnsi="Times New Roman" w:cs="Times New Roman"/>
+          <w:noProof/>
+          <w:sz w:val="24"/>
+          <w:szCs w:val="24"/>
+          <w:lang w:eastAsia="en-IN"/>
+        </w:rPr>
+      </w:pPr>
+      <w:r>
+        <w:rPr>
+          <w:rFonts w:ascii="Times New Roman" w:eastAsia="Times New Roman" w:hAnsi="Times New Roman" w:cs="Times New Roman"/>
+          <w:noProof/>
+          <w:sz w:val="24"/>
+          <w:szCs w:val="24"/>
+          <w:lang w:eastAsia="en-IN"/>
+        </w:rPr>
+        <w:t>Included.</w:t>
+      </w:r>
+    </w:p>
+    <w:p>
+      <w:pPr>
+        <w:spacing w:before="100" w:beforeAutospacing="1" w:after="100" w:afterAutospacing="1" w:line="240" w:lineRule="auto"/>
+        <w:rPr>
+          <w:rFonts w:ascii="Times New Roman" w:eastAsia="Times New Roman" w:hAnsi="Times New Roman" w:cs="Times New Roman"/>
+          <w:noProof/>
+          <w:sz w:val="24"/>
+          <w:szCs w:val="24"/>
+          <w:lang w:eastAsia="en-IN"/>
+        </w:rPr>
+      </w:pPr>
+      <w:r>
+        <w:rPr>
+          <w:rFonts w:ascii="Times New Roman" w:eastAsia="Times New Roman" w:hAnsi="Times New Roman" w:cs="Times New Roman"/>
+          <w:noProof/>
+          <w:sz w:val="24"/>
+          <w:szCs w:val="24"/>
+          <w:lang w:eastAsia="en-IN"/>
+        </w:rPr>
+        <w:t>Final output:</w:t>
+      </w:r>
+    </w:p>
+    <w:tbl>
+      <w:tblPr>
+        <w:tblW w:w="0" w:type="auto"/>
+        <w:tblCellSpacing w:w="15" w:type="dxa"/>
+        <w:tblCellMar>
+          <w:top w:w="15" w:type="dxa"/>
+          <w:left w:w="15" w:type="dxa"/>
+          <w:bottom w:w="15" w:type="dxa"/>
+          <w:right w:w="15" w:type="dxa"/>
+        </w:tblCellMar>
+        <w:tblLook w:val="04A0" w:firstRow="1" w:lastRow="0" w:firstColumn="1" w:lastColumn="0" w:noHBand="0" w:noVBand="1"/>
+      </w:tblPr>
+      <w:tblGrid>
+        <w:gridCol w:w="515"/>
+        <w:gridCol w:w="1260"/>
+        <w:gridCol w:w="702"/>
+      </w:tblGrid>
+      <w:tr>
+        <w:trPr>
+          <w:tblHeader/>
+          <w:tblCellSpacing w:w="15" w:type="dxa"/>
+        </w:trPr>
+        <w:tc>
+          <w:tcPr>
+            <w:tcW w:w="0" w:type="auto"/>
+            <w:vAlign w:val="center"/>
+            <w:hideMark/>
+          </w:tcPr>
+          <w:p>
+            <w:pPr>
+              <w:spacing w:before="100" w:beforeAutospacing="1" w:after="100" w:afterAutospacing="1" w:line="240" w:lineRule="auto"/>
+              <w:rPr>
+                <w:rFonts w:ascii="Times New Roman" w:eastAsia="Times New Roman" w:hAnsi="Times New Roman" w:cs="Times New Roman"/>
+                <w:b/>
+                <w:bCs/>
+                <w:noProof/>
+                <w:sz w:val="24"/>
+                <w:szCs w:val="24"/>
+                <w:lang w:eastAsia="en-IN"/>
+              </w:rPr>
+            </w:pPr>
+            <w:r>
+              <w:rPr>
+                <w:rFonts w:ascii="Times New Roman" w:eastAsia="Times New Roman" w:hAnsi="Times New Roman" w:cs="Times New Roman"/>
+                <w:b/>
+                <w:bCs/>
+                <w:noProof/>
+                <w:sz w:val="24"/>
+                <w:szCs w:val="24"/>
+                <w:lang w:eastAsia="en-IN"/>
+              </w:rPr>
+              <w:t>emp</w:t>
+            </w:r>
+          </w:p>
+        </w:tc>
+        <w:tc>
+          <w:tcPr>
+            <w:tcW w:w="0" w:type="auto"/>
+            <w:vAlign w:val="center"/>
+            <w:hideMark/>
+          </w:tcPr>
+          <w:p>
+            <w:pPr>
+              <w:spacing w:before="100" w:beforeAutospacing="1" w:after="100" w:afterAutospacing="1" w:line="240" w:lineRule="auto"/>
+              <w:rPr>
+                <w:rFonts w:ascii="Times New Roman" w:eastAsia="Times New Roman" w:hAnsi="Times New Roman" w:cs="Times New Roman"/>
+                <w:b/>
+                <w:bCs/>
+                <w:noProof/>
+                <w:sz w:val="24"/>
+                <w:szCs w:val="24"/>
+                <w:lang w:eastAsia="en-IN"/>
+              </w:rPr>
+            </w:pPr>
+            <w:r>
+              <w:rPr>
+                <w:rFonts w:ascii="Times New Roman" w:eastAsia="Times New Roman" w:hAnsi="Times New Roman" w:cs="Times New Roman"/>
+                <w:b/>
+                <w:bCs/>
+                <w:noProof/>
+                <w:sz w:val="24"/>
+                <w:szCs w:val="24"/>
+                <w:lang w:eastAsia="en-IN"/>
+              </w:rPr>
+              <w:t>department</w:t>
+            </w:r>
+          </w:p>
+        </w:tc>
+        <w:tc>
+          <w:tcPr>
+            <w:tcW w:w="0" w:type="auto"/>
+            <w:vAlign w:val="center"/>
+            <w:hideMark/>
+          </w:tcPr>
+          <w:p>
+            <w:pPr>
+              <w:spacing w:before="100" w:beforeAutospacing="1" w:after="100" w:afterAutospacing="1" w:line="240" w:lineRule="auto"/>
+              <w:rPr>
+                <w:rFonts w:ascii="Times New Roman" w:eastAsia="Times New Roman" w:hAnsi="Times New Roman" w:cs="Times New Roman"/>
+                <w:b/>
+                <w:bCs/>
+                <w:noProof/>
+                <w:sz w:val="24"/>
+                <w:szCs w:val="24"/>
+                <w:lang w:eastAsia="en-IN"/>
+              </w:rPr>
+            </w:pPr>
+            <w:r>
+              <w:rPr>
+                <w:rFonts w:ascii="Times New Roman" w:eastAsia="Times New Roman" w:hAnsi="Times New Roman" w:cs="Times New Roman"/>
+                <w:b/>
+                <w:bCs/>
+                <w:noProof/>
+                <w:sz w:val="24"/>
+                <w:szCs w:val="24"/>
+                <w:lang w:eastAsia="en-IN"/>
+              </w:rPr>
+              <w:t>salary</w:t>
+            </w:r>
+          </w:p>
+        </w:tc>
+      </w:tr>
+      <w:tr>
+        <w:trPr>
+          <w:tblCellSpacing w:w="15" w:type="dxa"/>
+        </w:trPr>
+        <w:tc>
+          <w:tcPr>
+            <w:tcW w:w="0" w:type="auto"/>
+            <w:vAlign w:val="center"/>
+            <w:hideMark/>
+          </w:tcPr>
+          <w:p>
+            <w:pPr>
+              <w:spacing w:before="100" w:beforeAutospacing="1" w:after="100" w:afterAutospacing="1" w:line="240" w:lineRule="auto"/>
+              <w:rPr>
+                <w:rFonts w:ascii="Times New Roman" w:eastAsia="Times New Roman" w:hAnsi="Times New Roman" w:cs="Times New Roman"/>
+                <w:noProof/>
+                <w:sz w:val="24"/>
+                <w:szCs w:val="24"/>
+                <w:lang w:eastAsia="en-IN"/>
+              </w:rPr>
+            </w:pPr>
+            <w:r>
+              <w:rPr>
+                <w:rFonts w:ascii="Times New Roman" w:eastAsia="Times New Roman" w:hAnsi="Times New Roman" w:cs="Times New Roman"/>
+                <w:noProof/>
+                <w:sz w:val="24"/>
+                <w:szCs w:val="24"/>
+                <w:lang w:eastAsia="en-IN"/>
+              </w:rPr>
+              <w:t>B</w:t>
+            </w:r>
+          </w:p>
+        </w:tc>
+        <w:tc>
+          <w:tcPr>
+            <w:tcW w:w="0" w:type="auto"/>
+            <w:vAlign w:val="center"/>
+            <w:hideMark/>
+          </w:tcPr>
+          <w:p>
+            <w:pPr>
+              <w:spacing w:before="100" w:beforeAutospacing="1" w:after="100" w:afterAutospacing="1" w:line="240" w:lineRule="auto"/>
+              <w:rPr>
+                <w:rFonts w:ascii="Times New Roman" w:eastAsia="Times New Roman" w:hAnsi="Times New Roman" w:cs="Times New Roman"/>
+                <w:noProof/>
+                <w:sz w:val="24"/>
+                <w:szCs w:val="24"/>
+                <w:lang w:eastAsia="en-IN"/>
+              </w:rPr>
+            </w:pPr>
+            <w:r>
+              <w:rPr>
+                <w:rFonts w:ascii="Times New Roman" w:eastAsia="Times New Roman" w:hAnsi="Times New Roman" w:cs="Times New Roman"/>
+                <w:noProof/>
+                <w:sz w:val="24"/>
+                <w:szCs w:val="24"/>
+                <w:lang w:eastAsia="en-IN"/>
+              </w:rPr>
+              <w:t>IT</w:t>
+            </w:r>
+          </w:p>
+        </w:tc>
+        <w:tc>
+          <w:tcPr>
+            <w:tcW w:w="0" w:type="auto"/>
+            <w:vAlign w:val="center"/>
+            <w:hideMark/>
+          </w:tcPr>
+          <w:p>
+            <w:pPr>
+              <w:spacing w:before="100" w:beforeAutospacing="1" w:after="100" w:afterAutospacing="1" w:line="240" w:lineRule="auto"/>
+              <w:rPr>
+                <w:rFonts w:ascii="Times New Roman" w:eastAsia="Times New Roman" w:hAnsi="Times New Roman" w:cs="Times New Roman"/>
+                <w:noProof/>
+                <w:sz w:val="24"/>
+                <w:szCs w:val="24"/>
+                <w:lang w:eastAsia="en-IN"/>
+              </w:rPr>
+            </w:pPr>
+            <w:r>
+              <w:rPr>
+                <w:rFonts w:ascii="Times New Roman" w:eastAsia="Times New Roman" w:hAnsi="Times New Roman" w:cs="Times New Roman"/>
+                <w:noProof/>
+                <w:sz w:val="24"/>
+                <w:szCs w:val="24"/>
+                <w:lang w:eastAsia="en-IN"/>
+              </w:rPr>
+              <w:t>200</w:t>
+            </w:r>
+          </w:p>
+        </w:tc>
+      </w:tr>
+      <w:tr>
+        <w:trPr>
+          <w:tblCellSpacing w:w="15" w:type="dxa"/>
+        </w:trPr>
+        <w:tc>
+          <w:tcPr>
+            <w:tcW w:w="0" w:type="auto"/>
+            <w:vAlign w:val="center"/>
+            <w:hideMark/>
+          </w:tcPr>
+          <w:p>
+            <w:pPr>
+              <w:spacing w:before="100" w:beforeAutospacing="1" w:after="100" w:afterAutospacing="1" w:line="240" w:lineRule="auto"/>
+              <w:rPr>
+                <w:rFonts w:ascii="Times New Roman" w:eastAsia="Times New Roman" w:hAnsi="Times New Roman" w:cs="Times New Roman"/>
+                <w:noProof/>
+                <w:sz w:val="24"/>
+                <w:szCs w:val="24"/>
+                <w:lang w:eastAsia="en-IN"/>
+              </w:rPr>
+            </w:pPr>
+            <w:r>
+              <w:rPr>
+                <w:rFonts w:ascii="Times New Roman" w:eastAsia="Times New Roman" w:hAnsi="Times New Roman" w:cs="Times New Roman"/>
+                <w:noProof/>
+                <w:sz w:val="24"/>
+                <w:szCs w:val="24"/>
+                <w:lang w:eastAsia="en-IN"/>
+              </w:rPr>
+              <w:t>D</w:t>
+            </w:r>
+          </w:p>
+        </w:tc>
+        <w:tc>
+          <w:tcPr>
+            <w:tcW w:w="0" w:type="auto"/>
+            <w:vAlign w:val="center"/>
+            <w:hideMark/>
+          </w:tcPr>
+          <w:p>
+            <w:pPr>
+              <w:spacing w:before="100" w:beforeAutospacing="1" w:after="100" w:afterAutospacing="1" w:line="240" w:lineRule="auto"/>
+              <w:rPr>
+                <w:rFonts w:ascii="Times New Roman" w:eastAsia="Times New Roman" w:hAnsi="Times New Roman" w:cs="Times New Roman"/>
+                <w:noProof/>
+                <w:sz w:val="24"/>
+                <w:szCs w:val="24"/>
+                <w:lang w:eastAsia="en-IN"/>
+              </w:rPr>
+            </w:pPr>
+            <w:r>
+              <w:rPr>
+                <w:rFonts w:ascii="Times New Roman" w:eastAsia="Times New Roman" w:hAnsi="Times New Roman" w:cs="Times New Roman"/>
+                <w:noProof/>
+                <w:sz w:val="24"/>
+                <w:szCs w:val="24"/>
+                <w:lang w:eastAsia="en-IN"/>
+              </w:rPr>
+              <w:t>HR</w:t>
+            </w:r>
+          </w:p>
+        </w:tc>
+        <w:tc>
+          <w:tcPr>
+            <w:tcW w:w="0" w:type="auto"/>
+            <w:vAlign w:val="center"/>
+            <w:hideMark/>
+          </w:tcPr>
+          <w:p>
+            <w:pPr>
+              <w:spacing w:before="100" w:beforeAutospacing="1" w:after="100" w:afterAutospacing="1" w:line="240" w:lineRule="auto"/>
+              <w:rPr>
+                <w:rFonts w:ascii="Times New Roman" w:eastAsia="Times New Roman" w:hAnsi="Times New Roman" w:cs="Times New Roman"/>
+                <w:noProof/>
+                <w:sz w:val="24"/>
+                <w:szCs w:val="24"/>
+                <w:lang w:eastAsia="en-IN"/>
+              </w:rPr>
+            </w:pPr>
+            <w:r>
+              <w:rPr>
+                <w:rFonts w:ascii="Times New Roman" w:eastAsia="Times New Roman" w:hAnsi="Times New Roman" w:cs="Times New Roman"/>
+                <w:noProof/>
+                <w:sz w:val="24"/>
+                <w:szCs w:val="24"/>
+                <w:lang w:eastAsia="en-IN"/>
+              </w:rPr>
+              <w:t>300</w:t>
+            </w:r>
+          </w:p>
+        </w:tc>
+      </w:tr>
+    </w:tbl>
+    <w:p>
+      <w:pPr>
+        <w:spacing w:before="100" w:beforeAutospacing="1" w:after="100" w:afterAutospacing="1" w:line="240" w:lineRule="auto"/>
+        <w:rPr>
+          <w:rFonts w:ascii="Times New Roman" w:eastAsia="Times New Roman" w:hAnsi="Times New Roman" w:cs="Times New Roman"/>
+          <w:noProof/>
+          <w:sz w:val="24"/>
+          <w:szCs w:val="24"/>
+          <w:lang w:eastAsia="en-IN"/>
+        </w:rPr>
+      </w:pPr>
+      <w:r>
+        <w:rPr>
+          <w:rFonts w:ascii="Times New Roman" w:eastAsia="Times New Roman" w:hAnsi="Times New Roman" w:cs="Times New Roman"/>
+          <w:noProof/>
+          <w:sz w:val="24"/>
+          <w:szCs w:val="24"/>
+          <w:lang w:eastAsia="en-IN"/>
+        </w:rPr>
+        <w:t>Why this is called scalar subquery:</w:t>
+      </w:r>
+      <w:r>
+        <w:rPr>
+          <w:rFonts w:ascii="Times New Roman" w:eastAsia="Times New Roman" w:hAnsi="Times New Roman" w:cs="Times New Roman"/>
+          <w:noProof/>
+          <w:sz w:val="24"/>
+          <w:szCs w:val="24"/>
+          <w:lang w:eastAsia="en-IN"/>
+        </w:rPr>
+        <w:br/>
+        <w:t>Because:</w:t>
+      </w:r>
+    </w:p>
+    <w:p>
+      <w:pPr>
+        <w:spacing w:before="100" w:beforeAutospacing="1" w:after="100" w:afterAutospacing="1" w:line="240" w:lineRule="auto"/>
+        <w:rPr>
+          <w:rFonts w:ascii="Times New Roman" w:eastAsia="Times New Roman" w:hAnsi="Times New Roman" w:cs="Times New Roman"/>
+          <w:noProof/>
+          <w:sz w:val="24"/>
+          <w:szCs w:val="24"/>
+          <w:lang w:eastAsia="en-IN"/>
+        </w:rPr>
+      </w:pPr>
+      <w:r>
+        <w:rPr>
+          <w:rFonts w:ascii="Times New Roman" w:eastAsia="Times New Roman" w:hAnsi="Times New Roman" w:cs="Times New Roman"/>
+          <w:noProof/>
+          <w:sz w:val="24"/>
+          <w:szCs w:val="24"/>
+          <w:lang w:eastAsia="en-IN"/>
+        </w:rPr>
+        <w:lastRenderedPageBreak/>
+        <w:t>SELECT MAX(salary)</w:t>
+      </w:r>
+    </w:p>
+    <w:p>
+      <w:pPr>
+        <w:spacing w:before="100" w:beforeAutospacing="1" w:after="100" w:afterAutospacing="1" w:line="240" w:lineRule="auto"/>
+        <w:rPr>
+          <w:rFonts w:ascii="Times New Roman" w:eastAsia="Times New Roman" w:hAnsi="Times New Roman" w:cs="Times New Roman"/>
+          <w:noProof/>
+          <w:sz w:val="24"/>
+          <w:szCs w:val="24"/>
+          <w:lang w:eastAsia="en-IN"/>
+        </w:rPr>
+      </w:pPr>
+      <w:r>
+        <w:rPr>
+          <w:rFonts w:ascii="Times New Roman" w:eastAsia="Times New Roman" w:hAnsi="Times New Roman" w:cs="Times New Roman"/>
+          <w:noProof/>
+          <w:sz w:val="24"/>
+          <w:szCs w:val="24"/>
+          <w:lang w:eastAsia="en-IN"/>
+        </w:rPr>
+        <w:t>returns one single value per outer row.</w:t>
+      </w:r>
+    </w:p>
+    <w:p>
+      <w:pPr>
+        <w:spacing w:before="100" w:beforeAutospacing="1" w:after="100" w:afterAutospacing="1" w:line="240" w:lineRule="auto"/>
+        <w:rPr>
+          <w:rFonts w:ascii="Times New Roman" w:eastAsia="Times New Roman" w:hAnsi="Times New Roman" w:cs="Times New Roman"/>
+          <w:noProof/>
+          <w:sz w:val="24"/>
+          <w:szCs w:val="24"/>
+          <w:lang w:eastAsia="en-IN"/>
+        </w:rPr>
+      </w:pPr>
+      <w:r>
+        <w:rPr>
+          <w:rFonts w:ascii="Times New Roman" w:eastAsia="Times New Roman" w:hAnsi="Times New Roman" w:cs="Times New Roman"/>
+          <w:noProof/>
+          <w:sz w:val="24"/>
+          <w:szCs w:val="24"/>
+          <w:lang w:eastAsia="en-IN"/>
+        </w:rPr>
+        <w:t>Important concept:</w:t>
+      </w:r>
+      <w:r>
+        <w:rPr>
+          <w:rFonts w:ascii="Times New Roman" w:eastAsia="Times New Roman" w:hAnsi="Times New Roman" w:cs="Times New Roman"/>
+          <w:noProof/>
+          <w:sz w:val="24"/>
+          <w:szCs w:val="24"/>
+          <w:lang w:eastAsia="en-IN"/>
+        </w:rPr>
+        <w:br/>
+        <w:t>This is correlated because:</w:t>
+      </w:r>
+    </w:p>
+    <w:p>
+      <w:pPr>
+        <w:spacing w:before="100" w:beforeAutospacing="1" w:after="100" w:afterAutospacing="1" w:line="240" w:lineRule="auto"/>
+        <w:rPr>
+          <w:rFonts w:ascii="Times New Roman" w:eastAsia="Times New Roman" w:hAnsi="Times New Roman" w:cs="Times New Roman"/>
+          <w:noProof/>
+          <w:sz w:val="24"/>
+          <w:szCs w:val="24"/>
+          <w:lang w:eastAsia="en-IN"/>
+        </w:rPr>
+      </w:pPr>
+      <w:r>
+        <w:rPr>
+          <w:rFonts w:ascii="Times New Roman" w:eastAsia="Times New Roman" w:hAnsi="Times New Roman" w:cs="Times New Roman"/>
+          <w:noProof/>
+          <w:sz w:val="24"/>
+          <w:szCs w:val="24"/>
+          <w:lang w:eastAsia="en-IN"/>
+        </w:rPr>
+        <w:t>e.department</w:t>
+      </w:r>
+    </w:p>
+    <w:p>
+      <w:pPr>
+        <w:spacing w:before="100" w:beforeAutospacing="1" w:after="100" w:afterAutospacing="1" w:line="240" w:lineRule="auto"/>
+        <w:rPr>
+          <w:rFonts w:ascii="Times New Roman" w:eastAsia="Times New Roman" w:hAnsi="Times New Roman" w:cs="Times New Roman"/>
+          <w:noProof/>
+          <w:sz w:val="24"/>
+          <w:szCs w:val="24"/>
+          <w:lang w:eastAsia="en-IN"/>
+        </w:rPr>
+      </w:pPr>
+      <w:r>
+        <w:rPr>
+          <w:rFonts w:ascii="Times New Roman" w:eastAsia="Times New Roman" w:hAnsi="Times New Roman" w:cs="Times New Roman"/>
+          <w:noProof/>
+          <w:sz w:val="24"/>
+          <w:szCs w:val="24"/>
+          <w:lang w:eastAsia="en-IN"/>
+        </w:rPr>
+        <w:t>comes from outer query.</w:t>
+      </w:r>
+    </w:p>
+    <w:p>
+      <w:pPr>
+        <w:spacing w:before="100" w:beforeAutospacing="1" w:after="100" w:afterAutospacing="1" w:line="240" w:lineRule="auto"/>
+        <w:rPr>
+          <w:rFonts w:ascii="Times New Roman" w:eastAsia="Times New Roman" w:hAnsi="Times New Roman" w:cs="Times New Roman"/>
+          <w:noProof/>
+          <w:sz w:val="24"/>
+          <w:szCs w:val="24"/>
+          <w:lang w:eastAsia="en-IN"/>
+        </w:rPr>
+      </w:pPr>
+      <w:r>
+        <w:rPr>
+          <w:rFonts w:ascii="Times New Roman" w:eastAsia="Times New Roman" w:hAnsi="Times New Roman" w:cs="Times New Roman"/>
+          <w:noProof/>
+          <w:sz w:val="24"/>
+          <w:szCs w:val="24"/>
+          <w:lang w:eastAsia="en-IN"/>
+        </w:rPr>
+        <w:t>Subquery runs logically for each outer row.</w:t>
+      </w:r>
+    </w:p>
+    <w:p>
+      <w:pPr>
+        <w:spacing w:before="100" w:beforeAutospacing="1" w:after="100" w:afterAutospacing="1" w:line="240" w:lineRule="auto"/>
+        <w:rPr>
+          <w:rFonts w:ascii="Times New Roman" w:eastAsia="Times New Roman" w:hAnsi="Times New Roman" w:cs="Times New Roman"/>
+          <w:noProof/>
+          <w:sz w:val="24"/>
+          <w:szCs w:val="24"/>
+          <w:lang w:eastAsia="en-IN"/>
+        </w:rPr>
+      </w:pPr>
+      <w:r>
+        <w:rPr>
+          <w:rFonts w:ascii="Times New Roman" w:eastAsia="Times New Roman" w:hAnsi="Times New Roman" w:cs="Times New Roman"/>
+          <w:noProof/>
+          <w:sz w:val="24"/>
+          <w:szCs w:val="24"/>
+          <w:lang w:eastAsia="en-IN"/>
+        </w:rPr>
+        <w:t>Common interview explanation:</w:t>
+      </w:r>
+    </w:p>
+    <w:tbl>
+      <w:tblPr>
+        <w:tblW w:w="0" w:type="auto"/>
+        <w:tblCellSpacing w:w="15" w:type="dxa"/>
+        <w:tblCellMar>
+          <w:top w:w="15" w:type="dxa"/>
+          <w:left w:w="15" w:type="dxa"/>
+          <w:bottom w:w="15" w:type="dxa"/>
+          <w:right w:w="15" w:type="dxa"/>
+        </w:tblCellMar>
+        <w:tblLook w:val="04A0" w:firstRow="1" w:lastRow="0" w:firstColumn="1" w:lastColumn="0" w:noHBand="0" w:noVBand="1"/>
+      </w:tblPr>
+      <w:tblGrid>
+        <w:gridCol w:w="2028"/>
+        <w:gridCol w:w="2482"/>
+      </w:tblGrid>
+      <w:tr>
+        <w:trPr>
+          <w:tblHeader/>
+          <w:tblCellSpacing w:w="15" w:type="dxa"/>
+        </w:trPr>
+        <w:tc>
+          <w:tcPr>
+            <w:tcW w:w="0" w:type="auto"/>
+            <w:vAlign w:val="center"/>
+            <w:hideMark/>
+          </w:tcPr>
+          <w:p>
+            <w:pPr>
+              <w:spacing w:before="100" w:beforeAutospacing="1" w:after="100" w:afterAutospacing="1" w:line="240" w:lineRule="auto"/>
+              <w:rPr>
+                <w:rFonts w:ascii="Times New Roman" w:eastAsia="Times New Roman" w:hAnsi="Times New Roman" w:cs="Times New Roman"/>
+                <w:b/>
+                <w:bCs/>
+                <w:noProof/>
+                <w:sz w:val="24"/>
+                <w:szCs w:val="24"/>
+                <w:lang w:eastAsia="en-IN"/>
+              </w:rPr>
+            </w:pPr>
+            <w:r>
+              <w:rPr>
+                <w:rFonts w:ascii="Times New Roman" w:eastAsia="Times New Roman" w:hAnsi="Times New Roman" w:cs="Times New Roman"/>
+                <w:b/>
+                <w:bCs/>
+                <w:noProof/>
+                <w:sz w:val="24"/>
+                <w:szCs w:val="24"/>
+                <w:lang w:eastAsia="en-IN"/>
+              </w:rPr>
+              <w:t>Concept</w:t>
+            </w:r>
+          </w:p>
+        </w:tc>
+        <w:tc>
+          <w:tcPr>
+            <w:tcW w:w="0" w:type="auto"/>
+            <w:vAlign w:val="center"/>
+            <w:hideMark/>
+          </w:tcPr>
+          <w:p>
+            <w:pPr>
+              <w:spacing w:before="100" w:beforeAutospacing="1" w:after="100" w:afterAutospacing="1" w:line="240" w:lineRule="auto"/>
+              <w:rPr>
+                <w:rFonts w:ascii="Times New Roman" w:eastAsia="Times New Roman" w:hAnsi="Times New Roman" w:cs="Times New Roman"/>
+                <w:b/>
+                <w:bCs/>
+                <w:noProof/>
+                <w:sz w:val="24"/>
+                <w:szCs w:val="24"/>
+                <w:lang w:eastAsia="en-IN"/>
+              </w:rPr>
+            </w:pPr>
+            <w:r>
+              <w:rPr>
+                <w:rFonts w:ascii="Times New Roman" w:eastAsia="Times New Roman" w:hAnsi="Times New Roman" w:cs="Times New Roman"/>
+                <w:b/>
+                <w:bCs/>
+                <w:noProof/>
+                <w:sz w:val="24"/>
+                <w:szCs w:val="24"/>
+                <w:lang w:eastAsia="en-IN"/>
+              </w:rPr>
+              <w:t>Meaning</w:t>
+            </w:r>
+          </w:p>
+        </w:tc>
+      </w:tr>
+      <w:tr>
+        <w:trPr>
+          <w:tblCellSpacing w:w="15" w:type="dxa"/>
+        </w:trPr>
+        <w:tc>
+          <w:tcPr>
+            <w:tcW w:w="0" w:type="auto"/>
+            <w:vAlign w:val="center"/>
+            <w:hideMark/>
+          </w:tcPr>
+          <w:p>
+            <w:pPr>
+              <w:spacing w:before="100" w:beforeAutospacing="1" w:after="100" w:afterAutospacing="1" w:line="240" w:lineRule="auto"/>
+              <w:rPr>
+                <w:rFonts w:ascii="Times New Roman" w:eastAsia="Times New Roman" w:hAnsi="Times New Roman" w:cs="Times New Roman"/>
+                <w:noProof/>
+                <w:sz w:val="24"/>
+                <w:szCs w:val="24"/>
+                <w:lang w:eastAsia="en-IN"/>
+              </w:rPr>
+            </w:pPr>
+            <w:r>
+              <w:rPr>
+                <w:rFonts w:ascii="Times New Roman" w:eastAsia="Times New Roman" w:hAnsi="Times New Roman" w:cs="Times New Roman"/>
+                <w:noProof/>
+                <w:sz w:val="24"/>
+                <w:szCs w:val="24"/>
+                <w:lang w:eastAsia="en-IN"/>
+              </w:rPr>
+              <w:t>Scalar subquery</w:t>
+            </w:r>
+          </w:p>
+        </w:tc>
+        <w:tc>
+          <w:tcPr>
+            <w:tcW w:w="0" w:type="auto"/>
+            <w:vAlign w:val="center"/>
+            <w:hideMark/>
+          </w:tcPr>
+          <w:p>
+            <w:pPr>
+              <w:spacing w:before="100" w:beforeAutospacing="1" w:after="100" w:afterAutospacing="1" w:line="240" w:lineRule="auto"/>
+              <w:rPr>
+                <w:rFonts w:ascii="Times New Roman" w:eastAsia="Times New Roman" w:hAnsi="Times New Roman" w:cs="Times New Roman"/>
+                <w:noProof/>
+                <w:sz w:val="24"/>
+                <w:szCs w:val="24"/>
+                <w:lang w:eastAsia="en-IN"/>
+              </w:rPr>
+            </w:pPr>
+            <w:r>
+              <w:rPr>
+                <w:rFonts w:ascii="Times New Roman" w:eastAsia="Times New Roman" w:hAnsi="Times New Roman" w:cs="Times New Roman"/>
+                <w:noProof/>
+                <w:sz w:val="24"/>
+                <w:szCs w:val="24"/>
+                <w:lang w:eastAsia="en-IN"/>
+              </w:rPr>
+              <w:t>Returns one value</w:t>
+            </w:r>
+          </w:p>
+        </w:tc>
+      </w:tr>
+      <w:tr>
+        <w:trPr>
+          <w:tblCellSpacing w:w="15" w:type="dxa"/>
+        </w:trPr>
+        <w:tc>
+          <w:tcPr>
+            <w:tcW w:w="0" w:type="auto"/>
+            <w:vAlign w:val="center"/>
+            <w:hideMark/>
+          </w:tcPr>
+          <w:p>
+            <w:pPr>
+              <w:spacing w:before="100" w:beforeAutospacing="1" w:after="100" w:afterAutospacing="1" w:line="240" w:lineRule="auto"/>
+              <w:rPr>
+                <w:rFonts w:ascii="Times New Roman" w:eastAsia="Times New Roman" w:hAnsi="Times New Roman" w:cs="Times New Roman"/>
+                <w:noProof/>
+                <w:sz w:val="24"/>
+                <w:szCs w:val="24"/>
+                <w:lang w:eastAsia="en-IN"/>
+              </w:rPr>
+            </w:pPr>
+            <w:r>
+              <w:rPr>
+                <w:rFonts w:ascii="Times New Roman" w:eastAsia="Times New Roman" w:hAnsi="Times New Roman" w:cs="Times New Roman"/>
+                <w:noProof/>
+                <w:sz w:val="24"/>
+                <w:szCs w:val="24"/>
+                <w:lang w:eastAsia="en-IN"/>
+              </w:rPr>
+              <w:t>Correlated subquery</w:t>
+            </w:r>
+          </w:p>
+        </w:tc>
+        <w:tc>
+          <w:tcPr>
+            <w:tcW w:w="0" w:type="auto"/>
+            <w:vAlign w:val="center"/>
+            <w:hideMark/>
+          </w:tcPr>
+          <w:p>
+            <w:pPr>
+              <w:spacing w:before="100" w:beforeAutospacing="1" w:after="100" w:afterAutospacing="1" w:line="240" w:lineRule="auto"/>
+              <w:rPr>
+                <w:rFonts w:ascii="Times New Roman" w:eastAsia="Times New Roman" w:hAnsi="Times New Roman" w:cs="Times New Roman"/>
+                <w:noProof/>
+                <w:sz w:val="24"/>
+                <w:szCs w:val="24"/>
+                <w:lang w:eastAsia="en-IN"/>
+              </w:rPr>
+            </w:pPr>
+            <w:r>
+              <w:rPr>
+                <w:rFonts w:ascii="Times New Roman" w:eastAsia="Times New Roman" w:hAnsi="Times New Roman" w:cs="Times New Roman"/>
+                <w:noProof/>
+                <w:sz w:val="24"/>
+                <w:szCs w:val="24"/>
+                <w:lang w:eastAsia="en-IN"/>
+              </w:rPr>
+              <w:t>Uses outer query column</w:t>
+            </w:r>
+          </w:p>
+        </w:tc>
+      </w:tr>
+      <w:tr>
+        <w:trPr>
+          <w:tblCellSpacing w:w="15" w:type="dxa"/>
+        </w:trPr>
+        <w:tc>
+          <w:tcPr>
+            <w:tcW w:w="0" w:type="auto"/>
+            <w:vAlign w:val="center"/>
+            <w:hideMark/>
+          </w:tcPr>
+          <w:p>
+            <w:pPr>
+              <w:spacing w:before="100" w:beforeAutospacing="1" w:after="100" w:afterAutospacing="1" w:line="240" w:lineRule="auto"/>
+              <w:rPr>
+                <w:rFonts w:ascii="Times New Roman" w:eastAsia="Times New Roman" w:hAnsi="Times New Roman" w:cs="Times New Roman"/>
+                <w:noProof/>
+                <w:sz w:val="24"/>
+                <w:szCs w:val="24"/>
+                <w:lang w:eastAsia="en-IN"/>
+              </w:rPr>
+            </w:pPr>
+            <w:r>
+              <w:rPr>
+                <w:rFonts w:ascii="Times New Roman" w:eastAsia="Times New Roman" w:hAnsi="Times New Roman" w:cs="Times New Roman"/>
+                <w:noProof/>
+                <w:sz w:val="24"/>
+                <w:szCs w:val="24"/>
+                <w:lang w:eastAsia="en-IN"/>
+              </w:rPr>
+              <w:t>= operator</w:t>
+            </w:r>
+          </w:p>
+        </w:tc>
+        <w:tc>
+          <w:tcPr>
+            <w:tcW w:w="0" w:type="auto"/>
+            <w:vAlign w:val="center"/>
+            <w:hideMark/>
+          </w:tcPr>
+          <w:p>
+            <w:pPr>
+              <w:spacing w:before="100" w:beforeAutospacing="1" w:after="100" w:afterAutospacing="1" w:line="240" w:lineRule="auto"/>
+              <w:rPr>
+                <w:rFonts w:ascii="Times New Roman" w:eastAsia="Times New Roman" w:hAnsi="Times New Roman" w:cs="Times New Roman"/>
+                <w:noProof/>
+                <w:sz w:val="24"/>
+                <w:szCs w:val="24"/>
+                <w:lang w:eastAsia="en-IN"/>
+              </w:rPr>
+            </w:pPr>
+            <w:r>
+              <w:rPr>
+                <w:rFonts w:ascii="Times New Roman" w:eastAsia="Times New Roman" w:hAnsi="Times New Roman" w:cs="Times New Roman"/>
+                <w:noProof/>
+                <w:sz w:val="24"/>
+                <w:szCs w:val="24"/>
+                <w:lang w:eastAsia="en-IN"/>
+              </w:rPr>
+              <w:t>Compares single values</w:t>
+            </w:r>
+          </w:p>
+        </w:tc>
+      </w:tr>
+    </w:tbl>
+    <w:p>
+      <w:pPr>
+        <w:spacing w:before="100" w:beforeAutospacing="1" w:after="100" w:afterAutospacing="1" w:line="240" w:lineRule="auto"/>
+        <w:rPr>
+          <w:rFonts w:ascii="Times New Roman" w:eastAsia="Times New Roman" w:hAnsi="Times New Roman" w:cs="Times New Roman"/>
+          <w:noProof/>
+          <w:sz w:val="24"/>
+          <w:szCs w:val="24"/>
+          <w:lang w:eastAsia="en-IN"/>
+        </w:rPr>
+      </w:pPr>
+      <w:r>
+        <w:rPr>
+          <w:rFonts w:ascii="Times New Roman" w:eastAsia="Times New Roman" w:hAnsi="Times New Roman" w:cs="Times New Roman"/>
+          <w:noProof/>
+          <w:sz w:val="24"/>
+          <w:szCs w:val="24"/>
+          <w:lang w:eastAsia="en-IN"/>
+        </w:rPr>
+        <w:t>If subquery returns multiple rows:</w:t>
+      </w:r>
+    </w:p>
+    <w:p>
+      <w:pPr>
+        <w:spacing w:before="100" w:beforeAutospacing="1" w:after="100" w:afterAutospacing="1" w:line="240" w:lineRule="auto"/>
+        <w:rPr>
+          <w:rFonts w:ascii="Times New Roman" w:eastAsia="Times New Roman" w:hAnsi="Times New Roman" w:cs="Times New Roman"/>
+          <w:noProof/>
+          <w:sz w:val="24"/>
+          <w:szCs w:val="24"/>
+          <w:lang w:eastAsia="en-IN"/>
+        </w:rPr>
+      </w:pPr>
+      <w:r>
+        <w:rPr>
+          <w:rFonts w:ascii="Times New Roman" w:eastAsia="Times New Roman" w:hAnsi="Times New Roman" w:cs="Times New Roman"/>
+          <w:noProof/>
+          <w:sz w:val="24"/>
+          <w:szCs w:val="24"/>
+          <w:lang w:eastAsia="en-IN"/>
+        </w:rPr>
+        <w:t>Error: Subquery returned more than one row</w:t>
+      </w:r>
+    </w:p>
+    <w:p>
+      <w:pPr>
+        <w:spacing w:before="100" w:beforeAutospacing="1" w:after="100" w:afterAutospacing="1" w:line="240" w:lineRule="auto"/>
+        <w:rPr>
+          <w:rFonts w:ascii="Times New Roman" w:eastAsia="Times New Roman" w:hAnsi="Times New Roman" w:cs="Times New Roman"/>
+          <w:noProof/>
+          <w:sz w:val="24"/>
+          <w:szCs w:val="24"/>
+          <w:lang w:eastAsia="en-IN"/>
+        </w:rPr>
+      </w:pPr>
+      <w:r>
+        <w:rPr>
+          <w:rFonts w:ascii="Times New Roman" w:eastAsia="Times New Roman" w:hAnsi="Times New Roman" w:cs="Times New Roman"/>
+          <w:noProof/>
+          <w:sz w:val="24"/>
+          <w:szCs w:val="24"/>
+          <w:lang w:eastAsia="en-IN"/>
+        </w:rPr>
+        <w:t>because scalar operators (=, &gt;, &lt;) expect exactly one value.</w:t>
+      </w:r>
+    </w:p>
+    <w:p>
+      <w:pPr>
+        <w:spacing w:before="100" w:beforeAutospacing="1" w:after="100" w:afterAutospacing="1" w:line="240" w:lineRule="auto"/>
+        <w:rPr>
+          <w:rFonts w:ascii="Times New Roman" w:eastAsia="Times New Roman" w:hAnsi="Times New Roman" w:cs="Times New Roman"/>
+          <w:noProof/>
+          <w:sz w:val="24"/>
+          <w:szCs w:val="24"/>
+          <w:lang w:eastAsia="en-IN"/>
+        </w:rPr>
+      </w:pPr>
     </w:p>
     <w:p>
       <w:pPr>
@@ -5535,6 +7962,2409 @@
     </w:p>
     <w:p>
       <w:pPr>
+        <w:spacing w:after="0"/>
+        <w:rPr>
+          <w:rFonts w:cstheme="minorHAnsi"/>
+        </w:rPr>
+      </w:pPr>
+      <w:r>
+        <w:rPr>
+          <w:rFonts w:cstheme="minorHAnsi"/>
+        </w:rPr>
+        <w:t>This query uses:</w:t>
+      </w:r>
+    </w:p>
+    <w:p>
+      <w:pPr>
+        <w:numPr>
+          <w:ilvl w:val="0"/>
+          <w:numId w:val="11"/>
+        </w:numPr>
+        <w:spacing w:after="0" w:line="240" w:lineRule="auto"/>
+        <w:rPr>
+          <w:rFonts w:eastAsia="Times New Roman" w:cstheme="minorHAnsi"/>
+          <w:sz w:val="24"/>
+          <w:szCs w:val="24"/>
+          <w:lang w:eastAsia="en-IN"/>
+        </w:rPr>
+      </w:pPr>
+      <w:r>
+        <w:rPr>
+          <w:rFonts w:eastAsia="Times New Roman" w:cstheme="minorHAnsi"/>
+          <w:sz w:val="24"/>
+          <w:szCs w:val="24"/>
+          <w:lang w:eastAsia="en-IN"/>
+        </w:rPr>
+        <w:t xml:space="preserve">correlated subquery </w:t>
+      </w:r>
+    </w:p>
+    <w:p>
+      <w:pPr>
+        <w:numPr>
+          <w:ilvl w:val="0"/>
+          <w:numId w:val="11"/>
+        </w:numPr>
+        <w:spacing w:after="0" w:line="240" w:lineRule="auto"/>
+        <w:rPr>
+          <w:rFonts w:eastAsia="Times New Roman" w:cstheme="minorHAnsi"/>
+          <w:sz w:val="24"/>
+          <w:szCs w:val="24"/>
+          <w:lang w:eastAsia="en-IN"/>
+        </w:rPr>
+      </w:pPr>
+      <w:r>
+        <w:rPr>
+          <w:rFonts w:eastAsia="Times New Roman" w:cstheme="minorHAnsi"/>
+          <w:sz w:val="24"/>
+          <w:szCs w:val="24"/>
+          <w:lang w:eastAsia="en-IN"/>
+        </w:rPr>
+        <w:t xml:space="preserve">scalar subquery </w:t>
+      </w:r>
+    </w:p>
+    <w:p>
+      <w:pPr>
+        <w:numPr>
+          <w:ilvl w:val="0"/>
+          <w:numId w:val="11"/>
+        </w:numPr>
+        <w:spacing w:after="0" w:line="240" w:lineRule="auto"/>
+        <w:rPr>
+          <w:rFonts w:eastAsia="Times New Roman" w:cstheme="minorHAnsi"/>
+          <w:sz w:val="24"/>
+          <w:szCs w:val="24"/>
+          <w:lang w:eastAsia="en-IN"/>
+        </w:rPr>
+      </w:pPr>
+      <w:r>
+        <w:rPr>
+          <w:rFonts w:eastAsia="Times New Roman" w:cstheme="minorHAnsi"/>
+          <w:sz w:val="24"/>
+          <w:szCs w:val="24"/>
+          <w:lang w:eastAsia="en-IN"/>
+        </w:rPr>
+        <w:t xml:space="preserve">&gt; comparison operator </w:t>
+      </w:r>
+    </w:p>
+    <w:p>
+      <w:pPr>
+        <w:spacing w:after="0" w:line="240" w:lineRule="auto"/>
+        <w:rPr>
+          <w:rFonts w:eastAsia="Times New Roman" w:cstheme="minorHAnsi"/>
+          <w:sz w:val="24"/>
+          <w:szCs w:val="24"/>
+          <w:lang w:eastAsia="en-IN"/>
+        </w:rPr>
+      </w:pPr>
+      <w:r>
+        <w:rPr>
+          <w:rFonts w:eastAsia="Times New Roman" w:cstheme="minorHAnsi"/>
+          <w:sz w:val="24"/>
+          <w:szCs w:val="24"/>
+          <w:lang w:eastAsia="en-IN"/>
+        </w:rPr>
+        <w:lastRenderedPageBreak/>
+        <w:t>Query:</w:t>
+      </w:r>
+    </w:p>
+    <w:p>
+      <w:pPr>
+        <w:spacing w:after="0" w:line="240" w:lineRule="auto"/>
+        <w:rPr>
+          <w:rFonts w:eastAsia="Times New Roman" w:cstheme="minorHAnsi"/>
+          <w:sz w:val="24"/>
+          <w:szCs w:val="24"/>
+          <w:lang w:eastAsia="en-IN"/>
+        </w:rPr>
+      </w:pPr>
+      <w:r>
+        <w:rPr>
+          <w:rFonts w:eastAsia="Times New Roman" w:cstheme="minorHAnsi"/>
+          <w:sz w:val="24"/>
+          <w:szCs w:val="24"/>
+          <w:lang w:eastAsia="en-IN"/>
+        </w:rPr>
+        <w:t>SELECT *</w:t>
+      </w:r>
+      <w:r>
+        <w:rPr>
+          <w:rFonts w:eastAsia="Times New Roman" w:cstheme="minorHAnsi"/>
+          <w:sz w:val="24"/>
+          <w:szCs w:val="24"/>
+          <w:lang w:eastAsia="en-IN"/>
+        </w:rPr>
+        <w:br/>
+        <w:t>FROM employees e</w:t>
+      </w:r>
+      <w:r>
+        <w:rPr>
+          <w:rFonts w:eastAsia="Times New Roman" w:cstheme="minorHAnsi"/>
+          <w:sz w:val="24"/>
+          <w:szCs w:val="24"/>
+          <w:lang w:eastAsia="en-IN"/>
+        </w:rPr>
+        <w:br/>
+        <w:t>WHERE e.salary &gt; (</w:t>
+      </w:r>
+      <w:r>
+        <w:rPr>
+          <w:rFonts w:eastAsia="Times New Roman" w:cstheme="minorHAnsi"/>
+          <w:sz w:val="24"/>
+          <w:szCs w:val="24"/>
+          <w:lang w:eastAsia="en-IN"/>
+        </w:rPr>
+        <w:br/>
+        <w:t xml:space="preserve">    SELECT AVG(salary)</w:t>
+      </w:r>
+      <w:r>
+        <w:rPr>
+          <w:rFonts w:eastAsia="Times New Roman" w:cstheme="minorHAnsi"/>
+          <w:sz w:val="24"/>
+          <w:szCs w:val="24"/>
+          <w:lang w:eastAsia="en-IN"/>
+        </w:rPr>
+        <w:br/>
+        <w:t xml:space="preserve">    FROM employees</w:t>
+      </w:r>
+      <w:r>
+        <w:rPr>
+          <w:rFonts w:eastAsia="Times New Roman" w:cstheme="minorHAnsi"/>
+          <w:sz w:val="24"/>
+          <w:szCs w:val="24"/>
+          <w:lang w:eastAsia="en-IN"/>
+        </w:rPr>
+        <w:br/>
+        <w:t xml:space="preserve">    WHERE department = e.department</w:t>
+      </w:r>
+      <w:r>
+        <w:rPr>
+          <w:rFonts w:eastAsia="Times New Roman" w:cstheme="minorHAnsi"/>
+          <w:sz w:val="24"/>
+          <w:szCs w:val="24"/>
+          <w:lang w:eastAsia="en-IN"/>
+        </w:rPr>
+        <w:br/>
+        <w:t>);</w:t>
+      </w:r>
+    </w:p>
+    <w:p>
+      <w:pPr>
+        <w:spacing w:after="0" w:line="240" w:lineRule="auto"/>
+        <w:rPr>
+          <w:rFonts w:eastAsia="Times New Roman" w:cstheme="minorHAnsi"/>
+          <w:sz w:val="24"/>
+          <w:szCs w:val="24"/>
+          <w:lang w:eastAsia="en-IN"/>
+        </w:rPr>
+      </w:pPr>
+      <w:r>
+        <w:rPr>
+          <w:rFonts w:eastAsia="Times New Roman" w:cstheme="minorHAnsi"/>
+          <w:sz w:val="24"/>
+          <w:szCs w:val="24"/>
+          <w:lang w:eastAsia="en-IN"/>
+        </w:rPr>
+        <w:t>Goal:</w:t>
+      </w:r>
+    </w:p>
+    <w:p>
+      <w:pPr>
+        <w:spacing w:after="0" w:line="240" w:lineRule="auto"/>
+        <w:rPr>
+          <w:rFonts w:eastAsia="Times New Roman" w:cstheme="minorHAnsi"/>
+          <w:sz w:val="24"/>
+          <w:szCs w:val="24"/>
+          <w:lang w:eastAsia="en-IN"/>
+        </w:rPr>
+      </w:pPr>
+      <w:r>
+        <w:rPr>
+          <w:rFonts w:eastAsia="Times New Roman" w:cstheme="minorHAnsi"/>
+          <w:sz w:val="24"/>
+          <w:szCs w:val="24"/>
+          <w:lang w:eastAsia="en-IN"/>
+        </w:rPr>
+        <w:t>Find employees earning more than their department’s average salary.</w:t>
+      </w:r>
+    </w:p>
+    <w:p>
+      <w:pPr>
+        <w:spacing w:after="0" w:line="240" w:lineRule="auto"/>
+        <w:rPr>
+          <w:rFonts w:eastAsia="Times New Roman" w:cstheme="minorHAnsi"/>
+          <w:sz w:val="24"/>
+          <w:szCs w:val="24"/>
+          <w:lang w:eastAsia="en-IN"/>
+        </w:rPr>
+      </w:pPr>
+      <w:r>
+        <w:rPr>
+          <w:rFonts w:eastAsia="Times New Roman" w:cstheme="minorHAnsi"/>
+          <w:sz w:val="24"/>
+          <w:szCs w:val="24"/>
+          <w:lang w:eastAsia="en-IN"/>
+        </w:rPr>
+        <w:t>Suppose table:</w:t>
+      </w:r>
+    </w:p>
+    <w:tbl>
+      <w:tblPr>
+        <w:tblStyle w:val="TableGrid"/>
+        <w:tblW w:w="0" w:type="auto"/>
+        <w:tblLook w:val="04A0" w:firstRow="1" w:lastRow="0" w:firstColumn="1" w:lastColumn="0" w:noHBand="0" w:noVBand="1"/>
+      </w:tblPr>
+      <w:tblGrid>
+        <w:gridCol w:w="661"/>
+        <w:gridCol w:w="1410"/>
+        <w:gridCol w:w="807"/>
+      </w:tblGrid>
+      <w:tr>
+        <w:tc>
+          <w:tcPr>
+            <w:tcW w:w="0" w:type="auto"/>
+            <w:hideMark/>
+          </w:tcPr>
+          <w:p>
+            <w:pPr>
+              <w:rPr>
+                <w:rFonts w:eastAsia="Times New Roman" w:cstheme="minorHAnsi"/>
+                <w:b/>
+                <w:bCs/>
+                <w:sz w:val="24"/>
+                <w:szCs w:val="24"/>
+                <w:lang w:eastAsia="en-IN"/>
+              </w:rPr>
+            </w:pPr>
+            <w:r>
+              <w:rPr>
+                <w:rFonts w:eastAsia="Times New Roman" w:cstheme="minorHAnsi"/>
+                <w:b/>
+                <w:bCs/>
+                <w:sz w:val="24"/>
+                <w:szCs w:val="24"/>
+                <w:lang w:eastAsia="en-IN"/>
+              </w:rPr>
+              <w:t>emp</w:t>
+            </w:r>
+          </w:p>
+        </w:tc>
+        <w:tc>
+          <w:tcPr>
+            <w:tcW w:w="0" w:type="auto"/>
+            <w:hideMark/>
+          </w:tcPr>
+          <w:p>
+            <w:pPr>
+              <w:rPr>
+                <w:rFonts w:eastAsia="Times New Roman" w:cstheme="minorHAnsi"/>
+                <w:b/>
+                <w:bCs/>
+                <w:sz w:val="24"/>
+                <w:szCs w:val="24"/>
+                <w:lang w:eastAsia="en-IN"/>
+              </w:rPr>
+            </w:pPr>
+            <w:r>
+              <w:rPr>
+                <w:rFonts w:eastAsia="Times New Roman" w:cstheme="minorHAnsi"/>
+                <w:b/>
+                <w:bCs/>
+                <w:sz w:val="24"/>
+                <w:szCs w:val="24"/>
+                <w:lang w:eastAsia="en-IN"/>
+              </w:rPr>
+              <w:t>department</w:t>
+            </w:r>
+          </w:p>
+        </w:tc>
+        <w:tc>
+          <w:tcPr>
+            <w:tcW w:w="0" w:type="auto"/>
+            <w:hideMark/>
+          </w:tcPr>
+          <w:p>
+            <w:pPr>
+              <w:rPr>
+                <w:rFonts w:eastAsia="Times New Roman" w:cstheme="minorHAnsi"/>
+                <w:b/>
+                <w:bCs/>
+                <w:sz w:val="24"/>
+                <w:szCs w:val="24"/>
+                <w:lang w:eastAsia="en-IN"/>
+              </w:rPr>
+            </w:pPr>
+            <w:r>
+              <w:rPr>
+                <w:rFonts w:eastAsia="Times New Roman" w:cstheme="minorHAnsi"/>
+                <w:b/>
+                <w:bCs/>
+                <w:sz w:val="24"/>
+                <w:szCs w:val="24"/>
+                <w:lang w:eastAsia="en-IN"/>
+              </w:rPr>
+              <w:t>salary</w:t>
+            </w:r>
+          </w:p>
+        </w:tc>
+      </w:tr>
+      <w:tr>
+        <w:tc>
+          <w:tcPr>
+            <w:tcW w:w="0" w:type="auto"/>
+            <w:hideMark/>
+          </w:tcPr>
+          <w:p>
+            <w:pPr>
+              <w:rPr>
+                <w:rFonts w:eastAsia="Times New Roman" w:cstheme="minorHAnsi"/>
+                <w:sz w:val="24"/>
+                <w:szCs w:val="24"/>
+                <w:lang w:eastAsia="en-IN"/>
+              </w:rPr>
+            </w:pPr>
+            <w:r>
+              <w:rPr>
+                <w:rFonts w:eastAsia="Times New Roman" w:cstheme="minorHAnsi"/>
+                <w:sz w:val="24"/>
+                <w:szCs w:val="24"/>
+                <w:lang w:eastAsia="en-IN"/>
+              </w:rPr>
+              <w:t>A</w:t>
+            </w:r>
+          </w:p>
+        </w:tc>
+        <w:tc>
+          <w:tcPr>
+            <w:tcW w:w="0" w:type="auto"/>
+            <w:hideMark/>
+          </w:tcPr>
+          <w:p>
+            <w:pPr>
+              <w:rPr>
+                <w:rFonts w:eastAsia="Times New Roman" w:cstheme="minorHAnsi"/>
+                <w:sz w:val="24"/>
+                <w:szCs w:val="24"/>
+                <w:lang w:eastAsia="en-IN"/>
+              </w:rPr>
+            </w:pPr>
+            <w:r>
+              <w:rPr>
+                <w:rFonts w:eastAsia="Times New Roman" w:cstheme="minorHAnsi"/>
+                <w:sz w:val="24"/>
+                <w:szCs w:val="24"/>
+                <w:lang w:eastAsia="en-IN"/>
+              </w:rPr>
+              <w:t>IT</w:t>
+            </w:r>
+          </w:p>
+        </w:tc>
+        <w:tc>
+          <w:tcPr>
+            <w:tcW w:w="0" w:type="auto"/>
+            <w:hideMark/>
+          </w:tcPr>
+          <w:p>
+            <w:pPr>
+              <w:rPr>
+                <w:rFonts w:eastAsia="Times New Roman" w:cstheme="minorHAnsi"/>
+                <w:sz w:val="24"/>
+                <w:szCs w:val="24"/>
+                <w:lang w:eastAsia="en-IN"/>
+              </w:rPr>
+            </w:pPr>
+            <w:r>
+              <w:rPr>
+                <w:rFonts w:eastAsia="Times New Roman" w:cstheme="minorHAnsi"/>
+                <w:sz w:val="24"/>
+                <w:szCs w:val="24"/>
+                <w:lang w:eastAsia="en-IN"/>
+              </w:rPr>
+              <w:t>100</w:t>
+            </w:r>
+          </w:p>
+        </w:tc>
+      </w:tr>
+      <w:tr>
+        <w:tc>
+          <w:tcPr>
+            <w:tcW w:w="0" w:type="auto"/>
+            <w:hideMark/>
+          </w:tcPr>
+          <w:p>
+            <w:pPr>
+              <w:rPr>
+                <w:rFonts w:eastAsia="Times New Roman" w:cstheme="minorHAnsi"/>
+                <w:sz w:val="24"/>
+                <w:szCs w:val="24"/>
+                <w:lang w:eastAsia="en-IN"/>
+              </w:rPr>
+            </w:pPr>
+            <w:r>
+              <w:rPr>
+                <w:rFonts w:eastAsia="Times New Roman" w:cstheme="minorHAnsi"/>
+                <w:sz w:val="24"/>
+                <w:szCs w:val="24"/>
+                <w:lang w:eastAsia="en-IN"/>
+              </w:rPr>
+              <w:t>B</w:t>
+            </w:r>
+          </w:p>
+        </w:tc>
+        <w:tc>
+          <w:tcPr>
+            <w:tcW w:w="0" w:type="auto"/>
+            <w:hideMark/>
+          </w:tcPr>
+          <w:p>
+            <w:pPr>
+              <w:rPr>
+                <w:rFonts w:eastAsia="Times New Roman" w:cstheme="minorHAnsi"/>
+                <w:sz w:val="24"/>
+                <w:szCs w:val="24"/>
+                <w:lang w:eastAsia="en-IN"/>
+              </w:rPr>
+            </w:pPr>
+            <w:r>
+              <w:rPr>
+                <w:rFonts w:eastAsia="Times New Roman" w:cstheme="minorHAnsi"/>
+                <w:sz w:val="24"/>
+                <w:szCs w:val="24"/>
+                <w:lang w:eastAsia="en-IN"/>
+              </w:rPr>
+              <w:t>IT</w:t>
+            </w:r>
+          </w:p>
+        </w:tc>
+        <w:tc>
+          <w:tcPr>
+            <w:tcW w:w="0" w:type="auto"/>
+            <w:hideMark/>
+          </w:tcPr>
+          <w:p>
+            <w:pPr>
+              <w:rPr>
+                <w:rFonts w:eastAsia="Times New Roman" w:cstheme="minorHAnsi"/>
+                <w:sz w:val="24"/>
+                <w:szCs w:val="24"/>
+                <w:lang w:eastAsia="en-IN"/>
+              </w:rPr>
+            </w:pPr>
+            <w:r>
+              <w:rPr>
+                <w:rFonts w:eastAsia="Times New Roman" w:cstheme="minorHAnsi"/>
+                <w:sz w:val="24"/>
+                <w:szCs w:val="24"/>
+                <w:lang w:eastAsia="en-IN"/>
+              </w:rPr>
+              <w:t>200</w:t>
+            </w:r>
+          </w:p>
+        </w:tc>
+      </w:tr>
+      <w:tr>
+        <w:tc>
+          <w:tcPr>
+            <w:tcW w:w="0" w:type="auto"/>
+            <w:hideMark/>
+          </w:tcPr>
+          <w:p>
+            <w:pPr>
+              <w:rPr>
+                <w:rFonts w:eastAsia="Times New Roman" w:cstheme="minorHAnsi"/>
+                <w:sz w:val="24"/>
+                <w:szCs w:val="24"/>
+                <w:lang w:eastAsia="en-IN"/>
+              </w:rPr>
+            </w:pPr>
+            <w:r>
+              <w:rPr>
+                <w:rFonts w:eastAsia="Times New Roman" w:cstheme="minorHAnsi"/>
+                <w:sz w:val="24"/>
+                <w:szCs w:val="24"/>
+                <w:lang w:eastAsia="en-IN"/>
+              </w:rPr>
+              <w:t>C</w:t>
+            </w:r>
+          </w:p>
+        </w:tc>
+        <w:tc>
+          <w:tcPr>
+            <w:tcW w:w="0" w:type="auto"/>
+            <w:hideMark/>
+          </w:tcPr>
+          <w:p>
+            <w:pPr>
+              <w:rPr>
+                <w:rFonts w:eastAsia="Times New Roman" w:cstheme="minorHAnsi"/>
+                <w:sz w:val="24"/>
+                <w:szCs w:val="24"/>
+                <w:lang w:eastAsia="en-IN"/>
+              </w:rPr>
+            </w:pPr>
+            <w:r>
+              <w:rPr>
+                <w:rFonts w:eastAsia="Times New Roman" w:cstheme="minorHAnsi"/>
+                <w:sz w:val="24"/>
+                <w:szCs w:val="24"/>
+                <w:lang w:eastAsia="en-IN"/>
+              </w:rPr>
+              <w:t>IT</w:t>
+            </w:r>
+          </w:p>
+        </w:tc>
+        <w:tc>
+          <w:tcPr>
+            <w:tcW w:w="0" w:type="auto"/>
+            <w:hideMark/>
+          </w:tcPr>
+          <w:p>
+            <w:pPr>
+              <w:rPr>
+                <w:rFonts w:eastAsia="Times New Roman" w:cstheme="minorHAnsi"/>
+                <w:sz w:val="24"/>
+                <w:szCs w:val="24"/>
+                <w:lang w:eastAsia="en-IN"/>
+              </w:rPr>
+            </w:pPr>
+            <w:r>
+              <w:rPr>
+                <w:rFonts w:eastAsia="Times New Roman" w:cstheme="minorHAnsi"/>
+                <w:sz w:val="24"/>
+                <w:szCs w:val="24"/>
+                <w:lang w:eastAsia="en-IN"/>
+              </w:rPr>
+              <w:t>300</w:t>
+            </w:r>
+          </w:p>
+        </w:tc>
+      </w:tr>
+      <w:tr>
+        <w:tc>
+          <w:tcPr>
+            <w:tcW w:w="0" w:type="auto"/>
+            <w:hideMark/>
+          </w:tcPr>
+          <w:p>
+            <w:pPr>
+              <w:rPr>
+                <w:rFonts w:eastAsia="Times New Roman" w:cstheme="minorHAnsi"/>
+                <w:sz w:val="24"/>
+                <w:szCs w:val="24"/>
+                <w:lang w:eastAsia="en-IN"/>
+              </w:rPr>
+            </w:pPr>
+            <w:r>
+              <w:rPr>
+                <w:rFonts w:eastAsia="Times New Roman" w:cstheme="minorHAnsi"/>
+                <w:sz w:val="24"/>
+                <w:szCs w:val="24"/>
+                <w:lang w:eastAsia="en-IN"/>
+              </w:rPr>
+              <w:t>D</w:t>
+            </w:r>
+          </w:p>
+        </w:tc>
+        <w:tc>
+          <w:tcPr>
+            <w:tcW w:w="0" w:type="auto"/>
+            <w:hideMark/>
+          </w:tcPr>
+          <w:p>
+            <w:pPr>
+              <w:rPr>
+                <w:rFonts w:eastAsia="Times New Roman" w:cstheme="minorHAnsi"/>
+                <w:sz w:val="24"/>
+                <w:szCs w:val="24"/>
+                <w:lang w:eastAsia="en-IN"/>
+              </w:rPr>
+            </w:pPr>
+            <w:r>
+              <w:rPr>
+                <w:rFonts w:eastAsia="Times New Roman" w:cstheme="minorHAnsi"/>
+                <w:sz w:val="24"/>
+                <w:szCs w:val="24"/>
+                <w:lang w:eastAsia="en-IN"/>
+              </w:rPr>
+              <w:t>HR</w:t>
+            </w:r>
+          </w:p>
+        </w:tc>
+        <w:tc>
+          <w:tcPr>
+            <w:tcW w:w="0" w:type="auto"/>
+            <w:hideMark/>
+          </w:tcPr>
+          <w:p>
+            <w:pPr>
+              <w:rPr>
+                <w:rFonts w:eastAsia="Times New Roman" w:cstheme="minorHAnsi"/>
+                <w:sz w:val="24"/>
+                <w:szCs w:val="24"/>
+                <w:lang w:eastAsia="en-IN"/>
+              </w:rPr>
+            </w:pPr>
+            <w:r>
+              <w:rPr>
+                <w:rFonts w:eastAsia="Times New Roman" w:cstheme="minorHAnsi"/>
+                <w:sz w:val="24"/>
+                <w:szCs w:val="24"/>
+                <w:lang w:eastAsia="en-IN"/>
+              </w:rPr>
+              <w:t>400</w:t>
+            </w:r>
+          </w:p>
+        </w:tc>
+      </w:tr>
+      <w:tr>
+        <w:tc>
+          <w:tcPr>
+            <w:tcW w:w="0" w:type="auto"/>
+            <w:hideMark/>
+          </w:tcPr>
+          <w:p>
+            <w:pPr>
+              <w:rPr>
+                <w:rFonts w:eastAsia="Times New Roman" w:cstheme="minorHAnsi"/>
+                <w:sz w:val="24"/>
+                <w:szCs w:val="24"/>
+                <w:lang w:eastAsia="en-IN"/>
+              </w:rPr>
+            </w:pPr>
+            <w:r>
+              <w:rPr>
+                <w:rFonts w:eastAsia="Times New Roman" w:cstheme="minorHAnsi"/>
+                <w:sz w:val="24"/>
+                <w:szCs w:val="24"/>
+                <w:lang w:eastAsia="en-IN"/>
+              </w:rPr>
+              <w:t>E</w:t>
+            </w:r>
+          </w:p>
+        </w:tc>
+        <w:tc>
+          <w:tcPr>
+            <w:tcW w:w="0" w:type="auto"/>
+            <w:hideMark/>
+          </w:tcPr>
+          <w:p>
+            <w:pPr>
+              <w:rPr>
+                <w:rFonts w:eastAsia="Times New Roman" w:cstheme="minorHAnsi"/>
+                <w:sz w:val="24"/>
+                <w:szCs w:val="24"/>
+                <w:lang w:eastAsia="en-IN"/>
+              </w:rPr>
+            </w:pPr>
+            <w:r>
+              <w:rPr>
+                <w:rFonts w:eastAsia="Times New Roman" w:cstheme="minorHAnsi"/>
+                <w:sz w:val="24"/>
+                <w:szCs w:val="24"/>
+                <w:lang w:eastAsia="en-IN"/>
+              </w:rPr>
+              <w:t>HR</w:t>
+            </w:r>
+          </w:p>
+        </w:tc>
+        <w:tc>
+          <w:tcPr>
+            <w:tcW w:w="0" w:type="auto"/>
+            <w:hideMark/>
+          </w:tcPr>
+          <w:p>
+            <w:pPr>
+              <w:rPr>
+                <w:rFonts w:eastAsia="Times New Roman" w:cstheme="minorHAnsi"/>
+                <w:sz w:val="24"/>
+                <w:szCs w:val="24"/>
+                <w:lang w:eastAsia="en-IN"/>
+              </w:rPr>
+            </w:pPr>
+            <w:r>
+              <w:rPr>
+                <w:rFonts w:eastAsia="Times New Roman" w:cstheme="minorHAnsi"/>
+                <w:sz w:val="24"/>
+                <w:szCs w:val="24"/>
+                <w:lang w:eastAsia="en-IN"/>
+              </w:rPr>
+              <w:t>600</w:t>
+            </w:r>
+          </w:p>
+        </w:tc>
+      </w:tr>
+    </w:tbl>
+    <w:p>
+      <w:pPr>
+        <w:spacing w:after="0" w:line="240" w:lineRule="auto"/>
+        <w:rPr>
+          <w:rFonts w:eastAsia="Times New Roman" w:cstheme="minorHAnsi"/>
+          <w:sz w:val="24"/>
+          <w:szCs w:val="24"/>
+          <w:lang w:eastAsia="en-IN"/>
+        </w:rPr>
+      </w:pPr>
+    </w:p>
+    <w:p>
+      <w:pPr>
+        <w:spacing w:after="0" w:line="240" w:lineRule="auto"/>
+        <w:rPr>
+          <w:rFonts w:eastAsia="Times New Roman" w:cstheme="minorHAnsi"/>
+          <w:sz w:val="24"/>
+          <w:szCs w:val="24"/>
+          <w:lang w:eastAsia="en-IN"/>
+        </w:rPr>
+      </w:pPr>
+      <w:r>
+        <w:rPr>
+          <w:rFonts w:eastAsia="Times New Roman" w:cstheme="minorHAnsi"/>
+          <w:sz w:val="24"/>
+          <w:szCs w:val="24"/>
+          <w:highlight w:val="magenta"/>
+          <w:lang w:eastAsia="en-IN"/>
+        </w:rPr>
+        <w:t>Step 1 — Process employee A</w:t>
+      </w:r>
+    </w:p>
+    <w:p>
+      <w:pPr>
+        <w:spacing w:after="0" w:line="240" w:lineRule="auto"/>
+        <w:rPr>
+          <w:rFonts w:eastAsia="Times New Roman" w:cstheme="minorHAnsi"/>
+          <w:sz w:val="24"/>
+          <w:szCs w:val="24"/>
+          <w:lang w:eastAsia="en-IN"/>
+        </w:rPr>
+      </w:pPr>
+      <w:r>
+        <w:rPr>
+          <w:rFonts w:eastAsia="Times New Roman" w:cstheme="minorHAnsi"/>
+          <w:sz w:val="24"/>
+          <w:szCs w:val="24"/>
+          <w:lang w:eastAsia="en-IN"/>
+        </w:rPr>
+        <w:t>Outer row:</w:t>
+      </w:r>
+    </w:p>
+    <w:tbl>
+      <w:tblPr>
+        <w:tblStyle w:val="TableGrid"/>
+        <w:tblW w:w="2425" w:type="dxa"/>
+        <w:tblLook w:val="04A0" w:firstRow="1" w:lastRow="0" w:firstColumn="1" w:lastColumn="0" w:noHBand="0" w:noVBand="1"/>
+      </w:tblPr>
+      <w:tblGrid>
+        <w:gridCol w:w="747"/>
+        <w:gridCol w:w="766"/>
+        <w:gridCol w:w="912"/>
+      </w:tblGrid>
+      <w:tr>
+        <w:trPr>
+          <w:trHeight w:val="477"/>
+        </w:trPr>
+        <w:tc>
+          <w:tcPr>
+            <w:tcW w:w="0" w:type="auto"/>
+            <w:hideMark/>
+          </w:tcPr>
+          <w:p>
+            <w:pPr>
+              <w:rPr>
+                <w:rFonts w:eastAsia="Times New Roman" w:cstheme="minorHAnsi"/>
+                <w:b/>
+                <w:bCs/>
+                <w:sz w:val="24"/>
+                <w:szCs w:val="24"/>
+                <w:lang w:eastAsia="en-IN"/>
+              </w:rPr>
+            </w:pPr>
+            <w:r>
+              <w:rPr>
+                <w:rFonts w:eastAsia="Times New Roman" w:cstheme="minorHAnsi"/>
+                <w:b/>
+                <w:bCs/>
+                <w:sz w:val="24"/>
+                <w:szCs w:val="24"/>
+                <w:lang w:eastAsia="en-IN"/>
+              </w:rPr>
+              <w:t>emp</w:t>
+            </w:r>
+          </w:p>
+        </w:tc>
+        <w:tc>
+          <w:tcPr>
+            <w:tcW w:w="0" w:type="auto"/>
+            <w:hideMark/>
+          </w:tcPr>
+          <w:p>
+            <w:pPr>
+              <w:rPr>
+                <w:rFonts w:eastAsia="Times New Roman" w:cstheme="minorHAnsi"/>
+                <w:b/>
+                <w:bCs/>
+                <w:sz w:val="24"/>
+                <w:szCs w:val="24"/>
+                <w:lang w:eastAsia="en-IN"/>
+              </w:rPr>
+            </w:pPr>
+            <w:r>
+              <w:rPr>
+                <w:rFonts w:eastAsia="Times New Roman" w:cstheme="minorHAnsi"/>
+                <w:b/>
+                <w:bCs/>
+                <w:sz w:val="24"/>
+                <w:szCs w:val="24"/>
+                <w:lang w:eastAsia="en-IN"/>
+              </w:rPr>
+              <w:t>dept</w:t>
+            </w:r>
+          </w:p>
+        </w:tc>
+        <w:tc>
+          <w:tcPr>
+            <w:tcW w:w="0" w:type="auto"/>
+            <w:hideMark/>
+          </w:tcPr>
+          <w:p>
+            <w:pPr>
+              <w:rPr>
+                <w:rFonts w:eastAsia="Times New Roman" w:cstheme="minorHAnsi"/>
+                <w:b/>
+                <w:bCs/>
+                <w:sz w:val="24"/>
+                <w:szCs w:val="24"/>
+                <w:lang w:eastAsia="en-IN"/>
+              </w:rPr>
+            </w:pPr>
+            <w:r>
+              <w:rPr>
+                <w:rFonts w:eastAsia="Times New Roman" w:cstheme="minorHAnsi"/>
+                <w:b/>
+                <w:bCs/>
+                <w:sz w:val="24"/>
+                <w:szCs w:val="24"/>
+                <w:lang w:eastAsia="en-IN"/>
+              </w:rPr>
+              <w:t>salary</w:t>
+            </w:r>
+          </w:p>
+        </w:tc>
+      </w:tr>
+      <w:tr>
+        <w:trPr>
+          <w:trHeight w:val="491"/>
+        </w:trPr>
+        <w:tc>
+          <w:tcPr>
+            <w:tcW w:w="0" w:type="auto"/>
+            <w:hideMark/>
+          </w:tcPr>
+          <w:p>
+            <w:pPr>
+              <w:rPr>
+                <w:rFonts w:eastAsia="Times New Roman" w:cstheme="minorHAnsi"/>
+                <w:sz w:val="24"/>
+                <w:szCs w:val="24"/>
+                <w:lang w:eastAsia="en-IN"/>
+              </w:rPr>
+            </w:pPr>
+            <w:r>
+              <w:rPr>
+                <w:rFonts w:eastAsia="Times New Roman" w:cstheme="minorHAnsi"/>
+                <w:sz w:val="24"/>
+                <w:szCs w:val="24"/>
+                <w:lang w:eastAsia="en-IN"/>
+              </w:rPr>
+              <w:t>A</w:t>
+            </w:r>
+          </w:p>
+        </w:tc>
+        <w:tc>
+          <w:tcPr>
+            <w:tcW w:w="0" w:type="auto"/>
+            <w:hideMark/>
+          </w:tcPr>
+          <w:p>
+            <w:pPr>
+              <w:rPr>
+                <w:rFonts w:eastAsia="Times New Roman" w:cstheme="minorHAnsi"/>
+                <w:sz w:val="24"/>
+                <w:szCs w:val="24"/>
+                <w:lang w:eastAsia="en-IN"/>
+              </w:rPr>
+            </w:pPr>
+            <w:r>
+              <w:rPr>
+                <w:rFonts w:eastAsia="Times New Roman" w:cstheme="minorHAnsi"/>
+                <w:sz w:val="24"/>
+                <w:szCs w:val="24"/>
+                <w:lang w:eastAsia="en-IN"/>
+              </w:rPr>
+              <w:t>IT</w:t>
+            </w:r>
+          </w:p>
+        </w:tc>
+        <w:tc>
+          <w:tcPr>
+            <w:tcW w:w="0" w:type="auto"/>
+            <w:hideMark/>
+          </w:tcPr>
+          <w:p>
+            <w:pPr>
+              <w:rPr>
+                <w:rFonts w:eastAsia="Times New Roman" w:cstheme="minorHAnsi"/>
+                <w:sz w:val="24"/>
+                <w:szCs w:val="24"/>
+                <w:lang w:eastAsia="en-IN"/>
+              </w:rPr>
+            </w:pPr>
+            <w:r>
+              <w:rPr>
+                <w:rFonts w:eastAsia="Times New Roman" w:cstheme="minorHAnsi"/>
+                <w:sz w:val="24"/>
+                <w:szCs w:val="24"/>
+                <w:lang w:eastAsia="en-IN"/>
+              </w:rPr>
+              <w:t>100</w:t>
+            </w:r>
+          </w:p>
+        </w:tc>
+      </w:tr>
+    </w:tbl>
+    <w:p>
+      <w:pPr>
+        <w:spacing w:after="0" w:line="240" w:lineRule="auto"/>
+        <w:rPr>
+          <w:rFonts w:eastAsia="Times New Roman" w:cstheme="minorHAnsi"/>
+          <w:sz w:val="24"/>
+          <w:szCs w:val="24"/>
+          <w:lang w:eastAsia="en-IN"/>
+        </w:rPr>
+      </w:pPr>
+    </w:p>
+    <w:p>
+      <w:pPr>
+        <w:spacing w:after="0" w:line="240" w:lineRule="auto"/>
+        <w:rPr>
+          <w:rFonts w:eastAsia="Times New Roman" w:cstheme="minorHAnsi"/>
+          <w:sz w:val="24"/>
+          <w:szCs w:val="24"/>
+          <w:lang w:eastAsia="en-IN"/>
+        </w:rPr>
+      </w:pPr>
+      <w:r>
+        <w:rPr>
+          <w:rFonts w:eastAsia="Times New Roman" w:cstheme="minorHAnsi"/>
+          <w:sz w:val="24"/>
+          <w:szCs w:val="24"/>
+          <w:lang w:eastAsia="en-IN"/>
+        </w:rPr>
+        <w:t>Subquery becomes:</w:t>
+      </w:r>
+    </w:p>
+    <w:p>
+      <w:pPr>
+        <w:spacing w:after="0" w:line="240" w:lineRule="auto"/>
+        <w:rPr>
+          <w:rFonts w:eastAsia="Times New Roman" w:cstheme="minorHAnsi"/>
+          <w:sz w:val="24"/>
+          <w:szCs w:val="24"/>
+          <w:lang w:eastAsia="en-IN"/>
+        </w:rPr>
+      </w:pPr>
+    </w:p>
+    <w:p>
+      <w:pPr>
+        <w:spacing w:after="0" w:line="240" w:lineRule="auto"/>
+        <w:rPr>
+          <w:rFonts w:eastAsia="Times New Roman" w:cstheme="minorHAnsi"/>
+          <w:sz w:val="24"/>
+          <w:szCs w:val="24"/>
+          <w:lang w:eastAsia="en-IN"/>
+        </w:rPr>
+      </w:pPr>
+      <w:r>
+        <w:rPr>
+          <w:rFonts w:eastAsia="Times New Roman" w:cstheme="minorHAnsi"/>
+          <w:sz w:val="24"/>
+          <w:szCs w:val="24"/>
+          <w:lang w:eastAsia="en-IN"/>
+        </w:rPr>
+        <w:t>SELECT AVG(salary)</w:t>
+      </w:r>
+      <w:r>
+        <w:rPr>
+          <w:rFonts w:eastAsia="Times New Roman" w:cstheme="minorHAnsi"/>
+          <w:sz w:val="24"/>
+          <w:szCs w:val="24"/>
+          <w:lang w:eastAsia="en-IN"/>
+        </w:rPr>
+        <w:br/>
+        <w:t>FROM employees</w:t>
+      </w:r>
+      <w:r>
+        <w:rPr>
+          <w:rFonts w:eastAsia="Times New Roman" w:cstheme="minorHAnsi"/>
+          <w:sz w:val="24"/>
+          <w:szCs w:val="24"/>
+          <w:lang w:eastAsia="en-IN"/>
+        </w:rPr>
+        <w:br/>
+        <w:t>WHERE department = 'IT'</w:t>
+      </w:r>
+    </w:p>
+    <w:p>
+      <w:pPr>
+        <w:spacing w:after="0" w:line="240" w:lineRule="auto"/>
+        <w:rPr>
+          <w:rFonts w:eastAsia="Times New Roman" w:cstheme="minorHAnsi"/>
+          <w:sz w:val="24"/>
+          <w:szCs w:val="24"/>
+          <w:lang w:eastAsia="en-IN"/>
+        </w:rPr>
+      </w:pPr>
+    </w:p>
+    <w:p>
+      <w:pPr>
+        <w:spacing w:after="0" w:line="240" w:lineRule="auto"/>
+        <w:rPr>
+          <w:rFonts w:eastAsia="Times New Roman" w:cstheme="minorHAnsi"/>
+          <w:sz w:val="24"/>
+          <w:szCs w:val="24"/>
+          <w:lang w:eastAsia="en-IN"/>
+        </w:rPr>
+      </w:pPr>
+      <w:r>
+        <w:rPr>
+          <w:rFonts w:eastAsia="Times New Roman" w:cstheme="minorHAnsi"/>
+          <w:noProof/>
+          <w:sz w:val="24"/>
+          <w:szCs w:val="24"/>
+          <w:lang w:eastAsia="en-IN"/>
+        </w:rPr>
+        <w:drawing>
+          <wp:inline distT="0" distB="0" distL="0" distR="0" wp14:anchorId="12224B12" wp14:editId="48A6B9B2">
+            <wp:extent cx="4282811" cy="929721"/>
+            <wp:effectExtent l="0" t="0" r="3810" b="3810"/>
+            <wp:docPr id="3" name="Picture 3"/>
+            <wp:cNvGraphicFramePr>
+              <a:graphicFrameLocks xmlns:a="http://schemas.openxmlformats.org/drawingml/2006/main" noChangeAspect="1"/>
+            </wp:cNvGraphicFramePr>
+            <a:graphic xmlns:a="http://schemas.openxmlformats.org/drawingml/2006/main">
+              <a:graphicData uri="http://schemas.openxmlformats.org/drawingml/2006/picture">
+                <pic:pic xmlns:pic="http://schemas.openxmlformats.org/drawingml/2006/picture">
+                  <pic:nvPicPr>
+                    <pic:cNvPr id="1" name=""/>
+                    <pic:cNvPicPr/>
+                  </pic:nvPicPr>
+                  <pic:blipFill>
+                    <a:blip r:embed="rId7"/>
+                    <a:stretch>
+                      <a:fillRect/>
+                    </a:stretch>
+                  </pic:blipFill>
+                  <pic:spPr>
+                    <a:xfrm>
+                      <a:off x="0" y="0"/>
+                      <a:ext cx="4282811" cy="929721"/>
+                    </a:xfrm>
+                    <a:prstGeom prst="rect">
+                      <a:avLst/>
+                    </a:prstGeom>
+                  </pic:spPr>
+                </pic:pic>
+              </a:graphicData>
+            </a:graphic>
+          </wp:inline>
+        </w:drawing>
+      </w:r>
+    </w:p>
+    <w:p>
+      <w:pPr>
+        <w:spacing w:after="0" w:line="240" w:lineRule="auto"/>
+        <w:rPr>
+          <w:rFonts w:eastAsia="Times New Roman" w:cstheme="minorHAnsi"/>
+          <w:sz w:val="24"/>
+          <w:szCs w:val="24"/>
+          <w:lang w:eastAsia="en-IN"/>
+        </w:rPr>
+      </w:pPr>
+    </w:p>
+    <w:p>
+      <w:pPr>
+        <w:spacing w:after="0" w:line="240" w:lineRule="auto"/>
+        <w:rPr>
+          <w:rFonts w:eastAsia="Times New Roman" w:cstheme="minorHAnsi"/>
+          <w:sz w:val="24"/>
+          <w:szCs w:val="24"/>
+          <w:lang w:eastAsia="en-IN"/>
+        </w:rPr>
+      </w:pPr>
+      <w:r>
+        <w:rPr>
+          <w:rFonts w:eastAsia="Times New Roman" w:cstheme="minorHAnsi"/>
+          <w:sz w:val="24"/>
+          <w:szCs w:val="24"/>
+          <w:lang w:eastAsia="en-IN"/>
+        </w:rPr>
+        <w:t>Comparison:</w:t>
+      </w:r>
+    </w:p>
+    <w:p>
+      <w:pPr>
+        <w:spacing w:after="0" w:line="240" w:lineRule="auto"/>
+        <w:rPr>
+          <w:rFonts w:eastAsia="Times New Roman" w:cstheme="minorHAnsi"/>
+          <w:sz w:val="24"/>
+          <w:szCs w:val="24"/>
+          <w:lang w:eastAsia="en-IN"/>
+        </w:rPr>
+      </w:pPr>
+      <w:r>
+        <w:rPr>
+          <w:rFonts w:eastAsia="Times New Roman" w:cstheme="minorHAnsi"/>
+          <w:sz w:val="24"/>
+          <w:szCs w:val="24"/>
+          <w:lang w:eastAsia="en-IN"/>
+        </w:rPr>
+        <w:t>100 &gt; 200 → FALSE</w:t>
+      </w:r>
+    </w:p>
+    <w:p>
+      <w:pPr>
+        <w:spacing w:after="0" w:line="240" w:lineRule="auto"/>
+        <w:rPr>
+          <w:rFonts w:eastAsia="Times New Roman" w:cstheme="minorHAnsi"/>
+          <w:sz w:val="24"/>
+          <w:szCs w:val="24"/>
+          <w:lang w:eastAsia="en-IN"/>
+        </w:rPr>
+      </w:pPr>
+      <w:r>
+        <w:rPr>
+          <w:rFonts w:eastAsia="Times New Roman" w:cstheme="minorHAnsi"/>
+          <w:sz w:val="24"/>
+          <w:szCs w:val="24"/>
+          <w:lang w:eastAsia="en-IN"/>
+        </w:rPr>
+        <w:t>A excluded.</w:t>
+      </w:r>
+    </w:p>
+    <w:p>
+      <w:pPr>
+        <w:spacing w:after="0" w:line="240" w:lineRule="auto"/>
+        <w:rPr>
+          <w:rFonts w:eastAsia="Times New Roman" w:cstheme="minorHAnsi"/>
+          <w:sz w:val="24"/>
+          <w:szCs w:val="24"/>
+          <w:lang w:eastAsia="en-IN"/>
+        </w:rPr>
+      </w:pPr>
+    </w:p>
+    <w:p>
+      <w:pPr>
+        <w:spacing w:after="0" w:line="240" w:lineRule="auto"/>
+        <w:rPr>
+          <w:rFonts w:eastAsia="Times New Roman" w:cstheme="minorHAnsi"/>
+          <w:sz w:val="24"/>
+          <w:szCs w:val="24"/>
+          <w:lang w:eastAsia="en-IN"/>
+        </w:rPr>
+      </w:pPr>
+      <w:r>
+        <w:rPr>
+          <w:rFonts w:eastAsia="Times New Roman" w:cstheme="minorHAnsi"/>
+          <w:sz w:val="24"/>
+          <w:szCs w:val="24"/>
+          <w:highlight w:val="magenta"/>
+          <w:lang w:eastAsia="en-IN"/>
+        </w:rPr>
+        <w:t>Step 2 — Employee B</w:t>
+      </w:r>
+    </w:p>
+    <w:p>
+      <w:pPr>
+        <w:spacing w:after="0" w:line="240" w:lineRule="auto"/>
+        <w:rPr>
+          <w:rFonts w:eastAsia="Times New Roman" w:cstheme="minorHAnsi"/>
+          <w:sz w:val="24"/>
+          <w:szCs w:val="24"/>
+          <w:lang w:eastAsia="en-IN"/>
+        </w:rPr>
+      </w:pPr>
+      <w:r>
+        <w:rPr>
+          <w:rFonts w:eastAsia="Times New Roman" w:cstheme="minorHAnsi"/>
+          <w:sz w:val="24"/>
+          <w:szCs w:val="24"/>
+          <w:lang w:eastAsia="en-IN"/>
+        </w:rPr>
+        <w:t>Same department average:</w:t>
+      </w:r>
+    </w:p>
+    <w:p>
+      <w:pPr>
+        <w:spacing w:after="0" w:line="240" w:lineRule="auto"/>
+        <w:rPr>
+          <w:rFonts w:eastAsia="Times New Roman" w:cstheme="minorHAnsi"/>
+          <w:sz w:val="24"/>
+          <w:szCs w:val="24"/>
+          <w:lang w:eastAsia="en-IN"/>
+        </w:rPr>
+      </w:pPr>
+      <w:r>
+        <w:rPr>
+          <w:rFonts w:eastAsia="Times New Roman" w:cstheme="minorHAnsi"/>
+          <w:sz w:val="24"/>
+          <w:szCs w:val="24"/>
+          <w:lang w:eastAsia="en-IN"/>
+        </w:rPr>
+        <w:t>200</w:t>
+      </w:r>
+    </w:p>
+    <w:p>
+      <w:pPr>
+        <w:spacing w:after="0" w:line="240" w:lineRule="auto"/>
+        <w:rPr>
+          <w:rFonts w:eastAsia="Times New Roman" w:cstheme="minorHAnsi"/>
+          <w:sz w:val="24"/>
+          <w:szCs w:val="24"/>
+          <w:lang w:eastAsia="en-IN"/>
+        </w:rPr>
+      </w:pPr>
+      <w:r>
+        <w:rPr>
+          <w:rFonts w:eastAsia="Times New Roman" w:cstheme="minorHAnsi"/>
+          <w:sz w:val="24"/>
+          <w:szCs w:val="24"/>
+          <w:lang w:eastAsia="en-IN"/>
+        </w:rPr>
+        <w:t>Comparison:</w:t>
+      </w:r>
+    </w:p>
+    <w:p>
+      <w:pPr>
+        <w:spacing w:after="0" w:line="240" w:lineRule="auto"/>
+        <w:rPr>
+          <w:rFonts w:eastAsia="Times New Roman" w:cstheme="minorHAnsi"/>
+          <w:sz w:val="24"/>
+          <w:szCs w:val="24"/>
+          <w:lang w:eastAsia="en-IN"/>
+        </w:rPr>
+      </w:pPr>
+      <w:r>
+        <w:rPr>
+          <w:rFonts w:eastAsia="Times New Roman" w:cstheme="minorHAnsi"/>
+          <w:sz w:val="24"/>
+          <w:szCs w:val="24"/>
+          <w:lang w:eastAsia="en-IN"/>
+        </w:rPr>
+        <w:t>200 &gt; 200 → FALSE</w:t>
+      </w:r>
+    </w:p>
+    <w:p>
+      <w:pPr>
+        <w:spacing w:after="0" w:line="240" w:lineRule="auto"/>
+        <w:rPr>
+          <w:rFonts w:eastAsia="Times New Roman" w:cstheme="minorHAnsi"/>
+          <w:sz w:val="24"/>
+          <w:szCs w:val="24"/>
+          <w:lang w:eastAsia="en-IN"/>
+        </w:rPr>
+      </w:pPr>
+      <w:r>
+        <w:rPr>
+          <w:rFonts w:eastAsia="Times New Roman" w:cstheme="minorHAnsi"/>
+          <w:sz w:val="24"/>
+          <w:szCs w:val="24"/>
+          <w:lang w:eastAsia="en-IN"/>
+        </w:rPr>
+        <w:t>B excluded.</w:t>
+      </w:r>
+    </w:p>
+    <w:p>
+      <w:pPr>
+        <w:spacing w:after="0" w:line="240" w:lineRule="auto"/>
+        <w:rPr>
+          <w:rFonts w:eastAsia="Times New Roman" w:cstheme="minorHAnsi"/>
+          <w:sz w:val="24"/>
+          <w:szCs w:val="24"/>
+          <w:lang w:eastAsia="en-IN"/>
+        </w:rPr>
+      </w:pPr>
+    </w:p>
+    <w:p>
+      <w:pPr>
+        <w:spacing w:after="0" w:line="240" w:lineRule="auto"/>
+        <w:rPr>
+          <w:rFonts w:eastAsia="Times New Roman" w:cstheme="minorHAnsi"/>
+          <w:sz w:val="24"/>
+          <w:szCs w:val="24"/>
+          <w:lang w:eastAsia="en-IN"/>
+        </w:rPr>
+      </w:pPr>
+      <w:r>
+        <w:rPr>
+          <w:rFonts w:eastAsia="Times New Roman" w:cstheme="minorHAnsi"/>
+          <w:sz w:val="24"/>
+          <w:szCs w:val="24"/>
+          <w:highlight w:val="magenta"/>
+          <w:lang w:eastAsia="en-IN"/>
+        </w:rPr>
+        <w:t>Step 3 — Employee C</w:t>
+      </w:r>
+    </w:p>
+    <w:p>
+      <w:pPr>
+        <w:spacing w:after="0" w:line="240" w:lineRule="auto"/>
+        <w:rPr>
+          <w:rFonts w:eastAsia="Times New Roman" w:cstheme="minorHAnsi"/>
+          <w:sz w:val="24"/>
+          <w:szCs w:val="24"/>
+          <w:lang w:eastAsia="en-IN"/>
+        </w:rPr>
+      </w:pPr>
+      <w:r>
+        <w:rPr>
+          <w:rFonts w:eastAsia="Times New Roman" w:cstheme="minorHAnsi"/>
+          <w:sz w:val="24"/>
+          <w:szCs w:val="24"/>
+          <w:lang w:eastAsia="en-IN"/>
+        </w:rPr>
+        <w:t>Comparison:</w:t>
+      </w:r>
+    </w:p>
+    <w:p>
+      <w:pPr>
+        <w:spacing w:after="0" w:line="240" w:lineRule="auto"/>
+        <w:rPr>
+          <w:rFonts w:eastAsia="Times New Roman" w:cstheme="minorHAnsi"/>
+          <w:sz w:val="24"/>
+          <w:szCs w:val="24"/>
+          <w:lang w:eastAsia="en-IN"/>
+        </w:rPr>
+      </w:pPr>
+      <w:r>
+        <w:rPr>
+          <w:rFonts w:eastAsia="Times New Roman" w:cstheme="minorHAnsi"/>
+          <w:sz w:val="24"/>
+          <w:szCs w:val="24"/>
+          <w:lang w:eastAsia="en-IN"/>
+        </w:rPr>
+        <w:t>300 &gt; 200 → TRUE</w:t>
+      </w:r>
+    </w:p>
+    <w:p>
+      <w:pPr>
+        <w:spacing w:after="0" w:line="240" w:lineRule="auto"/>
+        <w:rPr>
+          <w:rFonts w:eastAsia="Times New Roman" w:cstheme="minorHAnsi"/>
+          <w:sz w:val="24"/>
+          <w:szCs w:val="24"/>
+          <w:lang w:eastAsia="en-IN"/>
+        </w:rPr>
+      </w:pPr>
+      <w:r>
+        <w:rPr>
+          <w:rFonts w:eastAsia="Times New Roman" w:cstheme="minorHAnsi"/>
+          <w:sz w:val="24"/>
+          <w:szCs w:val="24"/>
+          <w:lang w:eastAsia="en-IN"/>
+        </w:rPr>
+        <w:t>C included.</w:t>
+      </w:r>
+    </w:p>
+    <w:p>
+      <w:pPr>
+        <w:spacing w:after="0" w:line="240" w:lineRule="auto"/>
+        <w:rPr>
+          <w:rFonts w:eastAsia="Times New Roman" w:cstheme="minorHAnsi"/>
+          <w:sz w:val="24"/>
+          <w:szCs w:val="24"/>
+          <w:lang w:eastAsia="en-IN"/>
+        </w:rPr>
+      </w:pPr>
+    </w:p>
+    <w:p>
+      <w:pPr>
+        <w:spacing w:after="0" w:line="240" w:lineRule="auto"/>
+        <w:rPr>
+          <w:rFonts w:eastAsia="Times New Roman" w:cstheme="minorHAnsi"/>
+          <w:sz w:val="24"/>
+          <w:szCs w:val="24"/>
+          <w:lang w:eastAsia="en-IN"/>
+        </w:rPr>
+      </w:pPr>
+      <w:r>
+        <w:rPr>
+          <w:rFonts w:eastAsia="Times New Roman" w:cstheme="minorHAnsi"/>
+          <w:sz w:val="24"/>
+          <w:szCs w:val="24"/>
+          <w:highlight w:val="magenta"/>
+          <w:lang w:eastAsia="en-IN"/>
+        </w:rPr>
+        <w:t>Step 4 — Employee D</w:t>
+      </w:r>
+    </w:p>
+    <w:p>
+      <w:pPr>
+        <w:spacing w:after="0" w:line="240" w:lineRule="auto"/>
+        <w:rPr>
+          <w:rFonts w:eastAsia="Times New Roman" w:cstheme="minorHAnsi"/>
+          <w:sz w:val="24"/>
+          <w:szCs w:val="24"/>
+          <w:lang w:eastAsia="en-IN"/>
+        </w:rPr>
+      </w:pPr>
+    </w:p>
+    <w:p>
+      <w:pPr>
+        <w:spacing w:after="0" w:line="240" w:lineRule="auto"/>
+        <w:rPr>
+          <w:rFonts w:eastAsia="Times New Roman" w:cstheme="minorHAnsi"/>
+          <w:sz w:val="24"/>
+          <w:szCs w:val="24"/>
+          <w:lang w:eastAsia="en-IN"/>
+        </w:rPr>
+      </w:pPr>
+      <w:r>
+        <w:rPr>
+          <w:rFonts w:eastAsia="Times New Roman" w:cstheme="minorHAnsi"/>
+          <w:noProof/>
+          <w:sz w:val="24"/>
+          <w:szCs w:val="24"/>
+          <w:lang w:eastAsia="en-IN"/>
+        </w:rPr>
+        <w:drawing>
+          <wp:inline distT="0" distB="0" distL="0" distR="0" wp14:anchorId="2169DAB0" wp14:editId="74F7537F">
+            <wp:extent cx="3924640" cy="960203"/>
+            <wp:effectExtent l="0" t="0" r="0" b="0"/>
+            <wp:docPr id="4" name="Picture 4"/>
+            <wp:cNvGraphicFramePr>
+              <a:graphicFrameLocks xmlns:a="http://schemas.openxmlformats.org/drawingml/2006/main" noChangeAspect="1"/>
+            </wp:cNvGraphicFramePr>
+            <a:graphic xmlns:a="http://schemas.openxmlformats.org/drawingml/2006/main">
+              <a:graphicData uri="http://schemas.openxmlformats.org/drawingml/2006/picture">
+                <pic:pic xmlns:pic="http://schemas.openxmlformats.org/drawingml/2006/picture">
+                  <pic:nvPicPr>
+                    <pic:cNvPr id="1" name=""/>
+                    <pic:cNvPicPr/>
+                  </pic:nvPicPr>
+                  <pic:blipFill>
+                    <a:blip r:embed="rId8"/>
+                    <a:stretch>
+                      <a:fillRect/>
+                    </a:stretch>
+                  </pic:blipFill>
+                  <pic:spPr>
+                    <a:xfrm>
+                      <a:off x="0" y="0"/>
+                      <a:ext cx="3924640" cy="960203"/>
+                    </a:xfrm>
+                    <a:prstGeom prst="rect">
+                      <a:avLst/>
+                    </a:prstGeom>
+                  </pic:spPr>
+                </pic:pic>
+              </a:graphicData>
+            </a:graphic>
+          </wp:inline>
+        </w:drawing>
+      </w:r>
+    </w:p>
+    <w:p>
+      <w:pPr>
+        <w:spacing w:after="0" w:line="240" w:lineRule="auto"/>
+        <w:rPr>
+          <w:rFonts w:eastAsia="Times New Roman" w:cstheme="minorHAnsi"/>
+          <w:sz w:val="24"/>
+          <w:szCs w:val="24"/>
+          <w:lang w:eastAsia="en-IN"/>
+        </w:rPr>
+      </w:pPr>
+    </w:p>
+    <w:p>
+      <w:pPr>
+        <w:spacing w:after="0" w:line="240" w:lineRule="auto"/>
+        <w:rPr>
+          <w:rFonts w:eastAsia="Times New Roman" w:cstheme="minorHAnsi"/>
+          <w:sz w:val="24"/>
+          <w:szCs w:val="24"/>
+          <w:lang w:eastAsia="en-IN"/>
+        </w:rPr>
+      </w:pPr>
+      <w:r>
+        <w:rPr>
+          <w:rFonts w:eastAsia="Times New Roman" w:cstheme="minorHAnsi"/>
+          <w:sz w:val="24"/>
+          <w:szCs w:val="24"/>
+          <w:lang w:eastAsia="en-IN"/>
+        </w:rPr>
+        <w:t>Comparison:</w:t>
+      </w:r>
+    </w:p>
+    <w:p>
+      <w:pPr>
+        <w:spacing w:after="0" w:line="240" w:lineRule="auto"/>
+        <w:rPr>
+          <w:rFonts w:eastAsia="Times New Roman" w:cstheme="minorHAnsi"/>
+          <w:sz w:val="24"/>
+          <w:szCs w:val="24"/>
+          <w:lang w:eastAsia="en-IN"/>
+        </w:rPr>
+      </w:pPr>
+      <w:r>
+        <w:rPr>
+          <w:rFonts w:eastAsia="Times New Roman" w:cstheme="minorHAnsi"/>
+          <w:sz w:val="24"/>
+          <w:szCs w:val="24"/>
+          <w:lang w:eastAsia="en-IN"/>
+        </w:rPr>
+        <w:t>400 &gt; 500 → FALSE</w:t>
+      </w:r>
+    </w:p>
+    <w:p>
+      <w:pPr>
+        <w:spacing w:after="0" w:line="240" w:lineRule="auto"/>
+        <w:rPr>
+          <w:rFonts w:eastAsia="Times New Roman" w:cstheme="minorHAnsi"/>
+          <w:sz w:val="24"/>
+          <w:szCs w:val="24"/>
+          <w:lang w:eastAsia="en-IN"/>
+        </w:rPr>
+      </w:pPr>
+      <w:r>
+        <w:rPr>
+          <w:rFonts w:eastAsia="Times New Roman" w:cstheme="minorHAnsi"/>
+          <w:sz w:val="24"/>
+          <w:szCs w:val="24"/>
+          <w:lang w:eastAsia="en-IN"/>
+        </w:rPr>
+        <w:t>Excluded.</w:t>
+      </w:r>
+    </w:p>
+    <w:p>
+      <w:pPr>
+        <w:spacing w:after="0" w:line="240" w:lineRule="auto"/>
+        <w:rPr>
+          <w:rFonts w:eastAsia="Times New Roman" w:cstheme="minorHAnsi"/>
+          <w:sz w:val="24"/>
+          <w:szCs w:val="24"/>
+          <w:lang w:eastAsia="en-IN"/>
+        </w:rPr>
+      </w:pPr>
+    </w:p>
+    <w:p>
+      <w:pPr>
+        <w:spacing w:after="0" w:line="240" w:lineRule="auto"/>
+        <w:rPr>
+          <w:rFonts w:eastAsia="Times New Roman" w:cstheme="minorHAnsi"/>
+          <w:sz w:val="24"/>
+          <w:szCs w:val="24"/>
+          <w:lang w:eastAsia="en-IN"/>
+        </w:rPr>
+      </w:pPr>
+      <w:r>
+        <w:rPr>
+          <w:rFonts w:eastAsia="Times New Roman" w:cstheme="minorHAnsi"/>
+          <w:sz w:val="24"/>
+          <w:szCs w:val="24"/>
+          <w:highlight w:val="magenta"/>
+          <w:lang w:eastAsia="en-IN"/>
+        </w:rPr>
+        <w:t>Step 5 — Employee E</w:t>
+      </w:r>
+    </w:p>
+    <w:p>
+      <w:pPr>
+        <w:spacing w:after="0" w:line="240" w:lineRule="auto"/>
+        <w:rPr>
+          <w:rFonts w:eastAsia="Times New Roman" w:cstheme="minorHAnsi"/>
+          <w:sz w:val="24"/>
+          <w:szCs w:val="24"/>
+          <w:lang w:eastAsia="en-IN"/>
+        </w:rPr>
+      </w:pPr>
+      <w:r>
+        <w:rPr>
+          <w:rFonts w:eastAsia="Times New Roman" w:cstheme="minorHAnsi"/>
+          <w:sz w:val="24"/>
+          <w:szCs w:val="24"/>
+          <w:lang w:eastAsia="en-IN"/>
+        </w:rPr>
+        <w:t>600 &gt; 500 → TRUE</w:t>
+      </w:r>
+    </w:p>
+    <w:p>
+      <w:pPr>
+        <w:spacing w:after="0" w:line="240" w:lineRule="auto"/>
+        <w:rPr>
+          <w:rFonts w:eastAsia="Times New Roman" w:cstheme="minorHAnsi"/>
+          <w:sz w:val="24"/>
+          <w:szCs w:val="24"/>
+          <w:lang w:eastAsia="en-IN"/>
+        </w:rPr>
+      </w:pPr>
+      <w:r>
+        <w:rPr>
+          <w:rFonts w:eastAsia="Times New Roman" w:cstheme="minorHAnsi"/>
+          <w:sz w:val="24"/>
+          <w:szCs w:val="24"/>
+          <w:lang w:eastAsia="en-IN"/>
+        </w:rPr>
+        <w:t>Included.</w:t>
+      </w:r>
+    </w:p>
+    <w:p>
+      <w:pPr>
+        <w:spacing w:after="0" w:line="240" w:lineRule="auto"/>
+        <w:rPr>
+          <w:rFonts w:eastAsia="Times New Roman" w:cstheme="minorHAnsi"/>
+          <w:sz w:val="24"/>
+          <w:szCs w:val="24"/>
+          <w:lang w:eastAsia="en-IN"/>
+        </w:rPr>
+      </w:pPr>
+      <w:r>
+        <w:rPr>
+          <w:rFonts w:eastAsia="Times New Roman" w:cstheme="minorHAnsi"/>
+          <w:sz w:val="24"/>
+          <w:szCs w:val="24"/>
+          <w:lang w:eastAsia="en-IN"/>
+        </w:rPr>
+        <w:t>Final output:</w:t>
+      </w:r>
+    </w:p>
+    <w:tbl>
+      <w:tblPr>
+        <w:tblStyle w:val="TableGrid"/>
+        <w:tblW w:w="0" w:type="auto"/>
+        <w:tblLook w:val="04A0" w:firstRow="1" w:lastRow="0" w:firstColumn="1" w:lastColumn="0" w:noHBand="0" w:noVBand="1"/>
+      </w:tblPr>
+      <w:tblGrid>
+        <w:gridCol w:w="661"/>
+        <w:gridCol w:w="1410"/>
+        <w:gridCol w:w="807"/>
+      </w:tblGrid>
+      <w:tr>
+        <w:tc>
+          <w:tcPr>
+            <w:tcW w:w="0" w:type="auto"/>
+            <w:hideMark/>
+          </w:tcPr>
+          <w:p>
+            <w:pPr>
+              <w:rPr>
+                <w:rFonts w:eastAsia="Times New Roman" w:cstheme="minorHAnsi"/>
+                <w:b/>
+                <w:bCs/>
+                <w:sz w:val="24"/>
+                <w:szCs w:val="24"/>
+                <w:lang w:eastAsia="en-IN"/>
+              </w:rPr>
+            </w:pPr>
+            <w:r>
+              <w:rPr>
+                <w:rFonts w:eastAsia="Times New Roman" w:cstheme="minorHAnsi"/>
+                <w:b/>
+                <w:bCs/>
+                <w:sz w:val="24"/>
+                <w:szCs w:val="24"/>
+                <w:lang w:eastAsia="en-IN"/>
+              </w:rPr>
+              <w:t>emp</w:t>
+            </w:r>
+          </w:p>
+        </w:tc>
+        <w:tc>
+          <w:tcPr>
+            <w:tcW w:w="0" w:type="auto"/>
+            <w:hideMark/>
+          </w:tcPr>
+          <w:p>
+            <w:pPr>
+              <w:rPr>
+                <w:rFonts w:eastAsia="Times New Roman" w:cstheme="minorHAnsi"/>
+                <w:b/>
+                <w:bCs/>
+                <w:sz w:val="24"/>
+                <w:szCs w:val="24"/>
+                <w:lang w:eastAsia="en-IN"/>
+              </w:rPr>
+            </w:pPr>
+            <w:r>
+              <w:rPr>
+                <w:rFonts w:eastAsia="Times New Roman" w:cstheme="minorHAnsi"/>
+                <w:b/>
+                <w:bCs/>
+                <w:sz w:val="24"/>
+                <w:szCs w:val="24"/>
+                <w:lang w:eastAsia="en-IN"/>
+              </w:rPr>
+              <w:t>department</w:t>
+            </w:r>
+          </w:p>
+        </w:tc>
+        <w:tc>
+          <w:tcPr>
+            <w:tcW w:w="0" w:type="auto"/>
+            <w:hideMark/>
+          </w:tcPr>
+          <w:p>
+            <w:pPr>
+              <w:rPr>
+                <w:rFonts w:eastAsia="Times New Roman" w:cstheme="minorHAnsi"/>
+                <w:b/>
+                <w:bCs/>
+                <w:sz w:val="24"/>
+                <w:szCs w:val="24"/>
+                <w:lang w:eastAsia="en-IN"/>
+              </w:rPr>
+            </w:pPr>
+            <w:r>
+              <w:rPr>
+                <w:rFonts w:eastAsia="Times New Roman" w:cstheme="minorHAnsi"/>
+                <w:b/>
+                <w:bCs/>
+                <w:sz w:val="24"/>
+                <w:szCs w:val="24"/>
+                <w:lang w:eastAsia="en-IN"/>
+              </w:rPr>
+              <w:t>salary</w:t>
+            </w:r>
+          </w:p>
+        </w:tc>
+      </w:tr>
+      <w:tr>
+        <w:tc>
+          <w:tcPr>
+            <w:tcW w:w="0" w:type="auto"/>
+            <w:hideMark/>
+          </w:tcPr>
+          <w:p>
+            <w:pPr>
+              <w:rPr>
+                <w:rFonts w:eastAsia="Times New Roman" w:cstheme="minorHAnsi"/>
+                <w:sz w:val="24"/>
+                <w:szCs w:val="24"/>
+                <w:lang w:eastAsia="en-IN"/>
+              </w:rPr>
+            </w:pPr>
+            <w:r>
+              <w:rPr>
+                <w:rFonts w:eastAsia="Times New Roman" w:cstheme="minorHAnsi"/>
+                <w:sz w:val="24"/>
+                <w:szCs w:val="24"/>
+                <w:lang w:eastAsia="en-IN"/>
+              </w:rPr>
+              <w:t>C</w:t>
+            </w:r>
+          </w:p>
+        </w:tc>
+        <w:tc>
+          <w:tcPr>
+            <w:tcW w:w="0" w:type="auto"/>
+            <w:hideMark/>
+          </w:tcPr>
+          <w:p>
+            <w:pPr>
+              <w:rPr>
+                <w:rFonts w:eastAsia="Times New Roman" w:cstheme="minorHAnsi"/>
+                <w:sz w:val="24"/>
+                <w:szCs w:val="24"/>
+                <w:lang w:eastAsia="en-IN"/>
+              </w:rPr>
+            </w:pPr>
+            <w:r>
+              <w:rPr>
+                <w:rFonts w:eastAsia="Times New Roman" w:cstheme="minorHAnsi"/>
+                <w:sz w:val="24"/>
+                <w:szCs w:val="24"/>
+                <w:lang w:eastAsia="en-IN"/>
+              </w:rPr>
+              <w:t>IT</w:t>
+            </w:r>
+          </w:p>
+        </w:tc>
+        <w:tc>
+          <w:tcPr>
+            <w:tcW w:w="0" w:type="auto"/>
+            <w:hideMark/>
+          </w:tcPr>
+          <w:p>
+            <w:pPr>
+              <w:rPr>
+                <w:rFonts w:eastAsia="Times New Roman" w:cstheme="minorHAnsi"/>
+                <w:sz w:val="24"/>
+                <w:szCs w:val="24"/>
+                <w:lang w:eastAsia="en-IN"/>
+              </w:rPr>
+            </w:pPr>
+            <w:r>
+              <w:rPr>
+                <w:rFonts w:eastAsia="Times New Roman" w:cstheme="minorHAnsi"/>
+                <w:sz w:val="24"/>
+                <w:szCs w:val="24"/>
+                <w:lang w:eastAsia="en-IN"/>
+              </w:rPr>
+              <w:t>300</w:t>
+            </w:r>
+          </w:p>
+        </w:tc>
+      </w:tr>
+      <w:tr>
+        <w:tc>
+          <w:tcPr>
+            <w:tcW w:w="0" w:type="auto"/>
+            <w:hideMark/>
+          </w:tcPr>
+          <w:p>
+            <w:pPr>
+              <w:rPr>
+                <w:rFonts w:eastAsia="Times New Roman" w:cstheme="minorHAnsi"/>
+                <w:sz w:val="24"/>
+                <w:szCs w:val="24"/>
+                <w:lang w:eastAsia="en-IN"/>
+              </w:rPr>
+            </w:pPr>
+            <w:r>
+              <w:rPr>
+                <w:rFonts w:eastAsia="Times New Roman" w:cstheme="minorHAnsi"/>
+                <w:sz w:val="24"/>
+                <w:szCs w:val="24"/>
+                <w:lang w:eastAsia="en-IN"/>
+              </w:rPr>
+              <w:t>E</w:t>
+            </w:r>
+          </w:p>
+        </w:tc>
+        <w:tc>
+          <w:tcPr>
+            <w:tcW w:w="0" w:type="auto"/>
+            <w:hideMark/>
+          </w:tcPr>
+          <w:p>
+            <w:pPr>
+              <w:rPr>
+                <w:rFonts w:eastAsia="Times New Roman" w:cstheme="minorHAnsi"/>
+                <w:sz w:val="24"/>
+                <w:szCs w:val="24"/>
+                <w:lang w:eastAsia="en-IN"/>
+              </w:rPr>
+            </w:pPr>
+            <w:r>
+              <w:rPr>
+                <w:rFonts w:eastAsia="Times New Roman" w:cstheme="minorHAnsi"/>
+                <w:sz w:val="24"/>
+                <w:szCs w:val="24"/>
+                <w:lang w:eastAsia="en-IN"/>
+              </w:rPr>
+              <w:t>HR</w:t>
+            </w:r>
+          </w:p>
+        </w:tc>
+        <w:tc>
+          <w:tcPr>
+            <w:tcW w:w="0" w:type="auto"/>
+            <w:hideMark/>
+          </w:tcPr>
+          <w:p>
+            <w:pPr>
+              <w:rPr>
+                <w:rFonts w:eastAsia="Times New Roman" w:cstheme="minorHAnsi"/>
+                <w:sz w:val="24"/>
+                <w:szCs w:val="24"/>
+                <w:lang w:eastAsia="en-IN"/>
+              </w:rPr>
+            </w:pPr>
+            <w:r>
+              <w:rPr>
+                <w:rFonts w:eastAsia="Times New Roman" w:cstheme="minorHAnsi"/>
+                <w:sz w:val="24"/>
+                <w:szCs w:val="24"/>
+                <w:lang w:eastAsia="en-IN"/>
+              </w:rPr>
+              <w:t>600</w:t>
+            </w:r>
+          </w:p>
+        </w:tc>
+      </w:tr>
+    </w:tbl>
+    <w:p>
+      <w:pPr>
+        <w:spacing w:after="0" w:line="240" w:lineRule="auto"/>
+        <w:rPr>
+          <w:rFonts w:eastAsia="Times New Roman" w:cstheme="minorHAnsi"/>
+          <w:sz w:val="24"/>
+          <w:szCs w:val="24"/>
+          <w:lang w:eastAsia="en-IN"/>
+        </w:rPr>
+      </w:pPr>
+    </w:p>
+    <w:p>
+      <w:pPr>
+        <w:spacing w:after="0" w:line="240" w:lineRule="auto"/>
+        <w:rPr>
+          <w:rFonts w:eastAsia="Times New Roman" w:cstheme="minorHAnsi"/>
+          <w:sz w:val="24"/>
+          <w:szCs w:val="24"/>
+          <w:lang w:eastAsia="en-IN"/>
+        </w:rPr>
+      </w:pPr>
+      <w:r>
+        <w:rPr>
+          <w:rFonts w:eastAsia="Times New Roman" w:cstheme="minorHAnsi"/>
+          <w:sz w:val="24"/>
+          <w:szCs w:val="24"/>
+          <w:lang w:eastAsia="en-IN"/>
+        </w:rPr>
+        <w:t>Why this is correlated:</w:t>
+      </w:r>
+    </w:p>
+    <w:p>
+      <w:pPr>
+        <w:spacing w:after="0" w:line="240" w:lineRule="auto"/>
+        <w:rPr>
+          <w:rFonts w:eastAsia="Times New Roman" w:cstheme="minorHAnsi"/>
+          <w:sz w:val="24"/>
+          <w:szCs w:val="24"/>
+          <w:lang w:eastAsia="en-IN"/>
+        </w:rPr>
+      </w:pPr>
+      <w:r>
+        <w:rPr>
+          <w:rFonts w:eastAsia="Times New Roman" w:cstheme="minorHAnsi"/>
+          <w:sz w:val="24"/>
+          <w:szCs w:val="24"/>
+          <w:lang w:eastAsia="en-IN"/>
+        </w:rPr>
+        <w:t>Because subquery depends on outer row:</w:t>
+      </w:r>
+    </w:p>
+    <w:p>
+      <w:pPr>
+        <w:spacing w:after="0" w:line="240" w:lineRule="auto"/>
+        <w:rPr>
+          <w:rFonts w:eastAsia="Times New Roman" w:cstheme="minorHAnsi"/>
+          <w:sz w:val="24"/>
+          <w:szCs w:val="24"/>
+          <w:lang w:eastAsia="en-IN"/>
+        </w:rPr>
+      </w:pPr>
+      <w:r>
+        <w:rPr>
+          <w:rFonts w:eastAsia="Times New Roman" w:cstheme="minorHAnsi"/>
+          <w:sz w:val="24"/>
+          <w:szCs w:val="24"/>
+          <w:lang w:eastAsia="en-IN"/>
+        </w:rPr>
+        <w:t>e.department</w:t>
+      </w:r>
+    </w:p>
+    <w:p>
+      <w:pPr>
+        <w:spacing w:after="0" w:line="240" w:lineRule="auto"/>
+        <w:rPr>
+          <w:rFonts w:eastAsia="Times New Roman" w:cstheme="minorHAnsi"/>
+          <w:sz w:val="24"/>
+          <w:szCs w:val="24"/>
+          <w:lang w:eastAsia="en-IN"/>
+        </w:rPr>
+      </w:pPr>
+      <w:r>
+        <w:rPr>
+          <w:rFonts w:eastAsia="Times New Roman" w:cstheme="minorHAnsi"/>
+          <w:sz w:val="24"/>
+          <w:szCs w:val="24"/>
+          <w:lang w:eastAsia="en-IN"/>
+        </w:rPr>
+        <w:t>For every employee:</w:t>
+      </w:r>
+    </w:p>
+    <w:p>
+      <w:pPr>
+        <w:numPr>
+          <w:ilvl w:val="0"/>
+          <w:numId w:val="12"/>
+        </w:numPr>
+        <w:spacing w:after="0" w:line="240" w:lineRule="auto"/>
+        <w:rPr>
+          <w:rFonts w:eastAsia="Times New Roman" w:cstheme="minorHAnsi"/>
+          <w:sz w:val="24"/>
+          <w:szCs w:val="24"/>
+          <w:lang w:eastAsia="en-IN"/>
+        </w:rPr>
+      </w:pPr>
+      <w:r>
+        <w:rPr>
+          <w:rFonts w:eastAsia="Times New Roman" w:cstheme="minorHAnsi"/>
+          <w:sz w:val="24"/>
+          <w:szCs w:val="24"/>
+          <w:lang w:eastAsia="en-IN"/>
+        </w:rPr>
+        <w:t xml:space="preserve">subquery recalculates department average </w:t>
+      </w:r>
+    </w:p>
+    <w:p>
+      <w:pPr>
+        <w:spacing w:after="0" w:line="240" w:lineRule="auto"/>
+        <w:rPr>
+          <w:rFonts w:eastAsia="Times New Roman" w:cstheme="minorHAnsi"/>
+          <w:sz w:val="24"/>
+          <w:szCs w:val="24"/>
+          <w:lang w:eastAsia="en-IN"/>
+        </w:rPr>
+      </w:pPr>
+      <w:r>
+        <w:rPr>
+          <w:rFonts w:eastAsia="Times New Roman" w:cstheme="minorHAnsi"/>
+          <w:sz w:val="24"/>
+          <w:szCs w:val="24"/>
+          <w:lang w:eastAsia="en-IN"/>
+        </w:rPr>
+        <w:t>Why scalar subquery:</w:t>
+      </w:r>
+      <w:r>
+        <w:rPr>
+          <w:rFonts w:eastAsia="Times New Roman" w:cstheme="minorHAnsi"/>
+          <w:sz w:val="24"/>
+          <w:szCs w:val="24"/>
+          <w:lang w:eastAsia="en-IN"/>
+        </w:rPr>
+        <w:br/>
+        <w:t>Because:</w:t>
+      </w:r>
+    </w:p>
+    <w:p>
+      <w:pPr>
+        <w:spacing w:after="0" w:line="240" w:lineRule="auto"/>
+        <w:rPr>
+          <w:rFonts w:eastAsia="Times New Roman" w:cstheme="minorHAnsi"/>
+          <w:sz w:val="24"/>
+          <w:szCs w:val="24"/>
+          <w:lang w:eastAsia="en-IN"/>
+        </w:rPr>
+      </w:pPr>
+      <w:r>
+        <w:rPr>
+          <w:rFonts w:eastAsia="Times New Roman" w:cstheme="minorHAnsi"/>
+          <w:sz w:val="24"/>
+          <w:szCs w:val="24"/>
+          <w:lang w:eastAsia="en-IN"/>
+        </w:rPr>
+        <w:t>AVG(salary)</w:t>
+      </w:r>
+    </w:p>
+    <w:p>
+      <w:pPr>
+        <w:spacing w:after="0" w:line="240" w:lineRule="auto"/>
+        <w:rPr>
+          <w:rFonts w:eastAsia="Times New Roman" w:cstheme="minorHAnsi"/>
+          <w:sz w:val="24"/>
+          <w:szCs w:val="24"/>
+          <w:lang w:eastAsia="en-IN"/>
+        </w:rPr>
+      </w:pPr>
+      <w:r>
+        <w:rPr>
+          <w:rFonts w:eastAsia="Times New Roman" w:cstheme="minorHAnsi"/>
+          <w:sz w:val="24"/>
+          <w:szCs w:val="24"/>
+          <w:lang w:eastAsia="en-IN"/>
+        </w:rPr>
+        <w:t>returns one value only.</w:t>
+      </w:r>
+    </w:p>
+    <w:p>
+      <w:pPr>
+        <w:spacing w:after="0" w:line="240" w:lineRule="auto"/>
+        <w:rPr>
+          <w:rFonts w:eastAsia="Times New Roman" w:cstheme="minorHAnsi"/>
+          <w:sz w:val="24"/>
+          <w:szCs w:val="24"/>
+          <w:lang w:eastAsia="en-IN"/>
+        </w:rPr>
+      </w:pPr>
+      <w:r>
+        <w:rPr>
+          <w:rFonts w:eastAsia="Times New Roman" w:cstheme="minorHAnsi"/>
+          <w:sz w:val="24"/>
+          <w:szCs w:val="24"/>
+          <w:lang w:eastAsia="en-IN"/>
+        </w:rPr>
+        <w:t>Important interview concept:</w:t>
+      </w:r>
+    </w:p>
+    <w:tbl>
+      <w:tblPr>
+        <w:tblStyle w:val="TableGrid"/>
+        <w:tblW w:w="7408" w:type="dxa"/>
+        <w:tblLook w:val="04A0" w:firstRow="1" w:lastRow="0" w:firstColumn="1" w:lastColumn="0" w:noHBand="0" w:noVBand="1"/>
+      </w:tblPr>
+      <w:tblGrid>
+        <w:gridCol w:w="2386"/>
+        <w:gridCol w:w="5022"/>
+      </w:tblGrid>
+      <w:tr>
+        <w:trPr>
+          <w:trHeight w:val="443"/>
+        </w:trPr>
+        <w:tc>
+          <w:tcPr>
+            <w:tcW w:w="0" w:type="auto"/>
+            <w:hideMark/>
+          </w:tcPr>
+          <w:p>
+            <w:pPr>
+              <w:rPr>
+                <w:rFonts w:eastAsia="Times New Roman" w:cstheme="minorHAnsi"/>
+                <w:b/>
+                <w:bCs/>
+                <w:sz w:val="24"/>
+                <w:szCs w:val="24"/>
+                <w:lang w:eastAsia="en-IN"/>
+              </w:rPr>
+            </w:pPr>
+            <w:r>
+              <w:rPr>
+                <w:rFonts w:eastAsia="Times New Roman" w:cstheme="minorHAnsi"/>
+                <w:b/>
+                <w:bCs/>
+                <w:sz w:val="24"/>
+                <w:szCs w:val="24"/>
+                <w:lang w:eastAsia="en-IN"/>
+              </w:rPr>
+              <w:t>Part</w:t>
+            </w:r>
+          </w:p>
+        </w:tc>
+        <w:tc>
+          <w:tcPr>
+            <w:tcW w:w="0" w:type="auto"/>
+            <w:hideMark/>
+          </w:tcPr>
+          <w:p>
+            <w:pPr>
+              <w:rPr>
+                <w:rFonts w:eastAsia="Times New Roman" w:cstheme="minorHAnsi"/>
+                <w:b/>
+                <w:bCs/>
+                <w:sz w:val="24"/>
+                <w:szCs w:val="24"/>
+                <w:lang w:eastAsia="en-IN"/>
+              </w:rPr>
+            </w:pPr>
+            <w:r>
+              <w:rPr>
+                <w:rFonts w:eastAsia="Times New Roman" w:cstheme="minorHAnsi"/>
+                <w:b/>
+                <w:bCs/>
+                <w:sz w:val="24"/>
+                <w:szCs w:val="24"/>
+                <w:lang w:eastAsia="en-IN"/>
+              </w:rPr>
+              <w:t>Meaning</w:t>
+            </w:r>
+          </w:p>
+        </w:tc>
+      </w:tr>
+      <w:tr>
+        <w:trPr>
+          <w:trHeight w:val="457"/>
+        </w:trPr>
+        <w:tc>
+          <w:tcPr>
+            <w:tcW w:w="0" w:type="auto"/>
+            <w:hideMark/>
+          </w:tcPr>
+          <w:p>
+            <w:pPr>
+              <w:rPr>
+                <w:rFonts w:eastAsia="Times New Roman" w:cstheme="minorHAnsi"/>
+                <w:sz w:val="24"/>
+                <w:szCs w:val="24"/>
+                <w:lang w:eastAsia="en-IN"/>
+              </w:rPr>
+            </w:pPr>
+            <w:r>
+              <w:rPr>
+                <w:rFonts w:eastAsia="Times New Roman" w:cstheme="minorHAnsi"/>
+                <w:sz w:val="24"/>
+                <w:szCs w:val="24"/>
+                <w:lang w:eastAsia="en-IN"/>
+              </w:rPr>
+              <w:t>Correlated subquery</w:t>
+            </w:r>
+          </w:p>
+        </w:tc>
+        <w:tc>
+          <w:tcPr>
+            <w:tcW w:w="0" w:type="auto"/>
+            <w:hideMark/>
+          </w:tcPr>
+          <w:p>
+            <w:pPr>
+              <w:rPr>
+                <w:rFonts w:eastAsia="Times New Roman" w:cstheme="minorHAnsi"/>
+                <w:sz w:val="24"/>
+                <w:szCs w:val="24"/>
+                <w:lang w:eastAsia="en-IN"/>
+              </w:rPr>
+            </w:pPr>
+            <w:r>
+              <w:rPr>
+                <w:rFonts w:eastAsia="Times New Roman" w:cstheme="minorHAnsi"/>
+                <w:sz w:val="24"/>
+                <w:szCs w:val="24"/>
+                <w:lang w:eastAsia="en-IN"/>
+              </w:rPr>
+              <w:t>Uses outer row values</w:t>
+            </w:r>
+          </w:p>
+        </w:tc>
+      </w:tr>
+      <w:tr>
+        <w:trPr>
+          <w:trHeight w:val="443"/>
+        </w:trPr>
+        <w:tc>
+          <w:tcPr>
+            <w:tcW w:w="0" w:type="auto"/>
+            <w:hideMark/>
+          </w:tcPr>
+          <w:p>
+            <w:pPr>
+              <w:rPr>
+                <w:rFonts w:eastAsia="Times New Roman" w:cstheme="minorHAnsi"/>
+                <w:sz w:val="24"/>
+                <w:szCs w:val="24"/>
+                <w:lang w:eastAsia="en-IN"/>
+              </w:rPr>
+            </w:pPr>
+            <w:r>
+              <w:rPr>
+                <w:rFonts w:eastAsia="Times New Roman" w:cstheme="minorHAnsi"/>
+                <w:sz w:val="24"/>
+                <w:szCs w:val="24"/>
+                <w:lang w:eastAsia="en-IN"/>
+              </w:rPr>
+              <w:t>Scalar subquery</w:t>
+            </w:r>
+          </w:p>
+        </w:tc>
+        <w:tc>
+          <w:tcPr>
+            <w:tcW w:w="0" w:type="auto"/>
+            <w:hideMark/>
+          </w:tcPr>
+          <w:p>
+            <w:pPr>
+              <w:rPr>
+                <w:rFonts w:eastAsia="Times New Roman" w:cstheme="minorHAnsi"/>
+                <w:sz w:val="24"/>
+                <w:szCs w:val="24"/>
+                <w:lang w:eastAsia="en-IN"/>
+              </w:rPr>
+            </w:pPr>
+            <w:r>
+              <w:rPr>
+                <w:rFonts w:eastAsia="Times New Roman" w:cstheme="minorHAnsi"/>
+                <w:sz w:val="24"/>
+                <w:szCs w:val="24"/>
+                <w:lang w:eastAsia="en-IN"/>
+              </w:rPr>
+              <w:t>Returns single value</w:t>
+            </w:r>
+          </w:p>
+        </w:tc>
+      </w:tr>
+      <w:tr>
+        <w:trPr>
+          <w:trHeight w:val="457"/>
+        </w:trPr>
+        <w:tc>
+          <w:tcPr>
+            <w:tcW w:w="0" w:type="auto"/>
+            <w:hideMark/>
+          </w:tcPr>
+          <w:p>
+            <w:pPr>
+              <w:rPr>
+                <w:rFonts w:eastAsia="Times New Roman" w:cstheme="minorHAnsi"/>
+                <w:sz w:val="24"/>
+                <w:szCs w:val="24"/>
+                <w:lang w:eastAsia="en-IN"/>
+              </w:rPr>
+            </w:pPr>
+            <w:r>
+              <w:rPr>
+                <w:rFonts w:eastAsia="Times New Roman" w:cstheme="minorHAnsi"/>
+                <w:sz w:val="24"/>
+                <w:szCs w:val="24"/>
+                <w:lang w:eastAsia="en-IN"/>
+              </w:rPr>
+              <w:t>&gt; operator</w:t>
+            </w:r>
+          </w:p>
+        </w:tc>
+        <w:tc>
+          <w:tcPr>
+            <w:tcW w:w="0" w:type="auto"/>
+            <w:hideMark/>
+          </w:tcPr>
+          <w:p>
+            <w:pPr>
+              <w:rPr>
+                <w:rFonts w:eastAsia="Times New Roman" w:cstheme="minorHAnsi"/>
+                <w:sz w:val="24"/>
+                <w:szCs w:val="24"/>
+                <w:lang w:eastAsia="en-IN"/>
+              </w:rPr>
+            </w:pPr>
+            <w:r>
+              <w:rPr>
+                <w:rFonts w:eastAsia="Times New Roman" w:cstheme="minorHAnsi"/>
+                <w:sz w:val="24"/>
+                <w:szCs w:val="24"/>
+                <w:lang w:eastAsia="en-IN"/>
+              </w:rPr>
+              <w:t>Compares employee salary with dept average</w:t>
+            </w:r>
+          </w:p>
+        </w:tc>
+      </w:tr>
+    </w:tbl>
+    <w:p>
+      <w:pPr>
+        <w:spacing w:after="0" w:line="240" w:lineRule="auto"/>
+        <w:rPr>
+          <w:rFonts w:eastAsia="Times New Roman" w:cstheme="minorHAnsi"/>
+          <w:sz w:val="24"/>
+          <w:szCs w:val="24"/>
+          <w:lang w:eastAsia="en-IN"/>
+        </w:rPr>
+      </w:pPr>
+      <w:r>
+        <w:rPr>
+          <w:rFonts w:eastAsia="Times New Roman" w:cstheme="minorHAnsi"/>
+          <w:sz w:val="24"/>
+          <w:szCs w:val="24"/>
+          <w:lang w:eastAsia="en-IN"/>
+        </w:rPr>
+        <w:t>This is one of the most common SQL interview queries.</w:t>
+      </w:r>
+    </w:p>
+    <w:p>
+      <w:pPr>
+        <w:spacing w:after="0" w:line="240" w:lineRule="auto"/>
+        <w:rPr>
+          <w:rFonts w:eastAsia="Times New Roman" w:cstheme="minorHAnsi"/>
+          <w:sz w:val="24"/>
+          <w:szCs w:val="24"/>
+          <w:lang w:eastAsia="en-IN"/>
+        </w:rPr>
+      </w:pPr>
+    </w:p>
+    <w:p>
+      <w:pPr>
         <w:spacing w:after="0" w:line="240" w:lineRule="auto"/>
         <w:rPr>
           <w:rFonts w:ascii="Times New Roman" w:eastAsia="Times New Roman" w:hAnsi="Times New Roman" w:cs="Times New Roman"/>
@@ -5577,6 +10407,7 @@
           <w:szCs w:val="36"/>
           <w:lang w:eastAsia="en-IN"/>
         </w:rPr>
+        <w:lastRenderedPageBreak/>
         <w:t xml:space="preserve">4. </w:t>
       </w:r>
       <w:r>
@@ -6157,7 +10988,6 @@
           <w:szCs w:val="27"/>
           <w:lang w:eastAsia="en-IN"/>
         </w:rPr>
-        <w:lastRenderedPageBreak/>
         <w:t>Example</w:t>
       </w:r>
     </w:p>
@@ -6698,6 +11528,7 @@
           <w:szCs w:val="36"/>
           <w:lang w:eastAsia="en-IN"/>
         </w:rPr>
+        <w:lastRenderedPageBreak/>
         <w:t xml:space="preserve">6. Aggregates in Correlated </w:t>
       </w:r>
       <w:r>
@@ -7403,7 +12234,6 @@
           <w:szCs w:val="20"/>
           <w:lang w:eastAsia="en-IN"/>
         </w:rPr>
-        <w:lastRenderedPageBreak/>
         <w:t xml:space="preserve">    FROM projects p</w:t>
       </w:r>
     </w:p>
@@ -8622,6 +13452,7 @@
           <w:szCs w:val="20"/>
           <w:lang w:eastAsia="en-IN"/>
         </w:rPr>
+        <w:lastRenderedPageBreak/>
         <w:t>EXISTS / NOT EXISTS</w:t>
       </w:r>
       <w:r>
@@ -8876,6 +13707,914 @@
           <w:lang w:eastAsia="en-IN"/>
         </w:rPr>
         <w:t xml:space="preserve"> can use IN, NOT IN, scalar comparisons (=, &gt;, &lt;), and quantifiers like ANY and ALL, though EXISTS is preferred for correctness and NULL safety.</w:t>
+      </w:r>
+    </w:p>
+    <w:p>
+      <w:r>
+        <w:t>+++++++++++++++++++++++++++++++++++++++++++++++++++++++++++++++++</w:t>
+      </w:r>
+    </w:p>
+    <w:p>
+      <w:pPr>
+        <w:rPr>
+          <w:b/>
+          <w:bCs/>
+          <w:sz w:val="28"/>
+          <w:szCs w:val="28"/>
+        </w:rPr>
+      </w:pPr>
+      <w:r>
+        <w:rPr>
+          <w:b/>
+          <w:bCs/>
+          <w:sz w:val="28"/>
+          <w:szCs w:val="28"/>
+          <w:highlight w:val="cyan"/>
+        </w:rPr>
+        <w:t>can we get right tables columns in correlated sunb query?</w:t>
+      </w:r>
+    </w:p>
+    <w:p>
+      <w:r>
+        <w:t>Yes, but not directly like a normal JOIN.</w:t>
+      </w:r>
+    </w:p>
+    <w:p>
+      <w:r>
+        <w:t>In a correlated subquery, you can use right-table columns inside the subquery logic, but the outer SELECT cannot directly return multiple right-table columns unless the subquery returns a single scalar value.</w:t>
+      </w:r>
+    </w:p>
+    <w:p>
+      <w:r>
+        <w:t>Example:</w:t>
+      </w:r>
+    </w:p>
+    <w:p>
+      <w:r>
+        <w:t>Tables:</w:t>
+      </w:r>
+    </w:p>
+    <w:p>
+      <w:r>
+        <w:t>Employees:</w:t>
+      </w:r>
+    </w:p>
+    <w:tbl>
+      <w:tblPr>
+        <w:tblStyle w:val="TableGrid"/>
+        <w:tblW w:w="0" w:type="auto"/>
+        <w:tblLook w:val="04A0" w:firstRow="1" w:lastRow="0" w:firstColumn="1" w:lastColumn="0" w:noHBand="0" w:noVBand="1"/>
+      </w:tblPr>
+      <w:tblGrid>
+        <w:gridCol w:w="906"/>
+        <w:gridCol w:w="733"/>
+        <w:gridCol w:w="921"/>
+      </w:tblGrid>
+      <w:tr>
+        <w:tc>
+          <w:tcPr>
+            <w:tcW w:w="0" w:type="auto"/>
+            <w:hideMark/>
+          </w:tcPr>
+          <w:p>
+            <w:pPr>
+              <w:spacing w:after="200" w:line="276" w:lineRule="auto"/>
+              <w:rPr>
+                <w:b/>
+                <w:bCs/>
+              </w:rPr>
+            </w:pPr>
+            <w:r>
+              <w:rPr>
+                <w:b/>
+                <w:bCs/>
+              </w:rPr>
+              <w:t>emp_id</w:t>
+            </w:r>
+          </w:p>
+        </w:tc>
+        <w:tc>
+          <w:tcPr>
+            <w:tcW w:w="0" w:type="auto"/>
+            <w:hideMark/>
+          </w:tcPr>
+          <w:p>
+            <w:pPr>
+              <w:spacing w:after="200" w:line="276" w:lineRule="auto"/>
+              <w:rPr>
+                <w:b/>
+                <w:bCs/>
+              </w:rPr>
+            </w:pPr>
+            <w:r>
+              <w:rPr>
+                <w:b/>
+                <w:bCs/>
+              </w:rPr>
+              <w:t>name</w:t>
+            </w:r>
+          </w:p>
+        </w:tc>
+        <w:tc>
+          <w:tcPr>
+            <w:tcW w:w="0" w:type="auto"/>
+            <w:hideMark/>
+          </w:tcPr>
+          <w:p>
+            <w:pPr>
+              <w:spacing w:after="200" w:line="276" w:lineRule="auto"/>
+              <w:rPr>
+                <w:b/>
+                <w:bCs/>
+              </w:rPr>
+            </w:pPr>
+            <w:r>
+              <w:rPr>
+                <w:b/>
+                <w:bCs/>
+              </w:rPr>
+              <w:t>dept_id</w:t>
+            </w:r>
+          </w:p>
+        </w:tc>
+      </w:tr>
+      <w:tr>
+        <w:tc>
+          <w:tcPr>
+            <w:tcW w:w="0" w:type="auto"/>
+            <w:hideMark/>
+          </w:tcPr>
+          <w:p>
+            <w:pPr>
+              <w:spacing w:after="200" w:line="276" w:lineRule="auto"/>
+            </w:pPr>
+            <w:r>
+              <w:t>1</w:t>
+            </w:r>
+          </w:p>
+        </w:tc>
+        <w:tc>
+          <w:tcPr>
+            <w:tcW w:w="0" w:type="auto"/>
+            <w:hideMark/>
+          </w:tcPr>
+          <w:p>
+            <w:pPr>
+              <w:spacing w:after="200" w:line="276" w:lineRule="auto"/>
+            </w:pPr>
+            <w:r>
+              <w:t>A</w:t>
+            </w:r>
+          </w:p>
+        </w:tc>
+        <w:tc>
+          <w:tcPr>
+            <w:tcW w:w="0" w:type="auto"/>
+            <w:hideMark/>
+          </w:tcPr>
+          <w:p>
+            <w:pPr>
+              <w:spacing w:after="200" w:line="276" w:lineRule="auto"/>
+            </w:pPr>
+            <w:r>
+              <w:t>10</w:t>
+            </w:r>
+          </w:p>
+        </w:tc>
+      </w:tr>
+      <w:tr>
+        <w:tc>
+          <w:tcPr>
+            <w:tcW w:w="0" w:type="auto"/>
+            <w:hideMark/>
+          </w:tcPr>
+          <w:p>
+            <w:pPr>
+              <w:spacing w:after="200" w:line="276" w:lineRule="auto"/>
+            </w:pPr>
+            <w:r>
+              <w:t>2</w:t>
+            </w:r>
+          </w:p>
+        </w:tc>
+        <w:tc>
+          <w:tcPr>
+            <w:tcW w:w="0" w:type="auto"/>
+            <w:hideMark/>
+          </w:tcPr>
+          <w:p>
+            <w:pPr>
+              <w:spacing w:after="200" w:line="276" w:lineRule="auto"/>
+            </w:pPr>
+            <w:r>
+              <w:t>B</w:t>
+            </w:r>
+          </w:p>
+        </w:tc>
+        <w:tc>
+          <w:tcPr>
+            <w:tcW w:w="0" w:type="auto"/>
+            <w:hideMark/>
+          </w:tcPr>
+          <w:p>
+            <w:pPr>
+              <w:spacing w:after="200" w:line="276" w:lineRule="auto"/>
+            </w:pPr>
+            <w:r>
+              <w:t>20</w:t>
+            </w:r>
+          </w:p>
+        </w:tc>
+      </w:tr>
+    </w:tbl>
+    <w:p/>
+    <w:p>
+      <w:r>
+        <w:t>Departments:</w:t>
+      </w:r>
+    </w:p>
+    <w:tbl>
+      <w:tblPr>
+        <w:tblStyle w:val="TableGrid"/>
+        <w:tblW w:w="0" w:type="auto"/>
+        <w:tblLook w:val="04A0" w:firstRow="1" w:lastRow="0" w:firstColumn="1" w:lastColumn="0" w:noHBand="0" w:noVBand="1"/>
+      </w:tblPr>
+      <w:tblGrid>
+        <w:gridCol w:w="921"/>
+        <w:gridCol w:w="1266"/>
+      </w:tblGrid>
+      <w:tr>
+        <w:tc>
+          <w:tcPr>
+            <w:tcW w:w="0" w:type="auto"/>
+            <w:hideMark/>
+          </w:tcPr>
+          <w:p>
+            <w:pPr>
+              <w:spacing w:after="200" w:line="276" w:lineRule="auto"/>
+              <w:rPr>
+                <w:b/>
+                <w:bCs/>
+              </w:rPr>
+            </w:pPr>
+            <w:r>
+              <w:rPr>
+                <w:b/>
+                <w:bCs/>
+              </w:rPr>
+              <w:t>dept_id</w:t>
+            </w:r>
+          </w:p>
+        </w:tc>
+        <w:tc>
+          <w:tcPr>
+            <w:tcW w:w="0" w:type="auto"/>
+            <w:hideMark/>
+          </w:tcPr>
+          <w:p>
+            <w:pPr>
+              <w:spacing w:after="200" w:line="276" w:lineRule="auto"/>
+              <w:rPr>
+                <w:b/>
+                <w:bCs/>
+              </w:rPr>
+            </w:pPr>
+            <w:r>
+              <w:rPr>
+                <w:b/>
+                <w:bCs/>
+              </w:rPr>
+              <w:t>dept_name</w:t>
+            </w:r>
+          </w:p>
+        </w:tc>
+      </w:tr>
+      <w:tr>
+        <w:tc>
+          <w:tcPr>
+            <w:tcW w:w="0" w:type="auto"/>
+            <w:hideMark/>
+          </w:tcPr>
+          <w:p>
+            <w:pPr>
+              <w:spacing w:after="200" w:line="276" w:lineRule="auto"/>
+            </w:pPr>
+            <w:r>
+              <w:t>10</w:t>
+            </w:r>
+          </w:p>
+        </w:tc>
+        <w:tc>
+          <w:tcPr>
+            <w:tcW w:w="0" w:type="auto"/>
+            <w:hideMark/>
+          </w:tcPr>
+          <w:p>
+            <w:pPr>
+              <w:spacing w:after="200" w:line="276" w:lineRule="auto"/>
+            </w:pPr>
+            <w:r>
+              <w:t>IT</w:t>
+            </w:r>
+          </w:p>
+        </w:tc>
+      </w:tr>
+      <w:tr>
+        <w:tc>
+          <w:tcPr>
+            <w:tcW w:w="0" w:type="auto"/>
+            <w:hideMark/>
+          </w:tcPr>
+          <w:p>
+            <w:pPr>
+              <w:spacing w:after="200" w:line="276" w:lineRule="auto"/>
+            </w:pPr>
+            <w:r>
+              <w:t>20</w:t>
+            </w:r>
+          </w:p>
+        </w:tc>
+        <w:tc>
+          <w:tcPr>
+            <w:tcW w:w="0" w:type="auto"/>
+            <w:hideMark/>
+          </w:tcPr>
+          <w:p>
+            <w:pPr>
+              <w:spacing w:after="200" w:line="276" w:lineRule="auto"/>
+            </w:pPr>
+            <w:r>
+              <w:t>HR</w:t>
+            </w:r>
+          </w:p>
+        </w:tc>
+      </w:tr>
+    </w:tbl>
+    <w:p/>
+    <w:p>
+      <w:r>
+        <w:t>Valid correlated subquery:</w:t>
+      </w:r>
+    </w:p>
+    <w:p>
+      <w:r>
+        <w:lastRenderedPageBreak/>
+        <w:t>SELECT</w:t>
+      </w:r>
+      <w:r>
+        <w:br/>
+        <w:t xml:space="preserve">    e.name,</w:t>
+      </w:r>
+      <w:r>
+        <w:br/>
+        <w:t xml:space="preserve">    (</w:t>
+      </w:r>
+      <w:r>
+        <w:br/>
+        <w:t xml:space="preserve">        SELECT d.dept_name</w:t>
+      </w:r>
+      <w:r>
+        <w:br/>
+        <w:t xml:space="preserve">        FROM departments d</w:t>
+      </w:r>
+      <w:r>
+        <w:br/>
+        <w:t xml:space="preserve">        WHERE d.dept_id = e.dept_id</w:t>
+      </w:r>
+      <w:r>
+        <w:br/>
+        <w:t xml:space="preserve">    ) AS dept_name</w:t>
+      </w:r>
+      <w:r>
+        <w:br/>
+        <w:t>FROM employees e;</w:t>
+      </w:r>
+    </w:p>
+    <w:p>
+      <w:r>
+        <w:t>Output:</w:t>
+      </w:r>
+    </w:p>
+    <w:tbl>
+      <w:tblPr>
+        <w:tblStyle w:val="TableGrid"/>
+        <w:tblW w:w="0" w:type="auto"/>
+        <w:tblLook w:val="04A0" w:firstRow="1" w:lastRow="0" w:firstColumn="1" w:lastColumn="0" w:noHBand="0" w:noVBand="1"/>
+      </w:tblPr>
+      <w:tblGrid>
+        <w:gridCol w:w="733"/>
+        <w:gridCol w:w="1266"/>
+      </w:tblGrid>
+      <w:tr>
+        <w:tc>
+          <w:tcPr>
+            <w:tcW w:w="0" w:type="auto"/>
+            <w:hideMark/>
+          </w:tcPr>
+          <w:p>
+            <w:pPr>
+              <w:spacing w:after="200" w:line="276" w:lineRule="auto"/>
+              <w:rPr>
+                <w:b/>
+                <w:bCs/>
+              </w:rPr>
+            </w:pPr>
+            <w:r>
+              <w:rPr>
+                <w:b/>
+                <w:bCs/>
+              </w:rPr>
+              <w:t>name</w:t>
+            </w:r>
+          </w:p>
+        </w:tc>
+        <w:tc>
+          <w:tcPr>
+            <w:tcW w:w="0" w:type="auto"/>
+            <w:hideMark/>
+          </w:tcPr>
+          <w:p>
+            <w:pPr>
+              <w:spacing w:after="200" w:line="276" w:lineRule="auto"/>
+              <w:rPr>
+                <w:b/>
+                <w:bCs/>
+              </w:rPr>
+            </w:pPr>
+            <w:r>
+              <w:rPr>
+                <w:b/>
+                <w:bCs/>
+              </w:rPr>
+              <w:t>dept_name</w:t>
+            </w:r>
+          </w:p>
+        </w:tc>
+      </w:tr>
+      <w:tr>
+        <w:tc>
+          <w:tcPr>
+            <w:tcW w:w="0" w:type="auto"/>
+            <w:hideMark/>
+          </w:tcPr>
+          <w:p>
+            <w:pPr>
+              <w:spacing w:after="200" w:line="276" w:lineRule="auto"/>
+            </w:pPr>
+            <w:r>
+              <w:t>A</w:t>
+            </w:r>
+          </w:p>
+        </w:tc>
+        <w:tc>
+          <w:tcPr>
+            <w:tcW w:w="0" w:type="auto"/>
+            <w:hideMark/>
+          </w:tcPr>
+          <w:p>
+            <w:pPr>
+              <w:spacing w:after="200" w:line="276" w:lineRule="auto"/>
+            </w:pPr>
+            <w:r>
+              <w:t>IT</w:t>
+            </w:r>
+          </w:p>
+        </w:tc>
+      </w:tr>
+      <w:tr>
+        <w:tc>
+          <w:tcPr>
+            <w:tcW w:w="0" w:type="auto"/>
+            <w:hideMark/>
+          </w:tcPr>
+          <w:p>
+            <w:pPr>
+              <w:spacing w:after="200" w:line="276" w:lineRule="auto"/>
+            </w:pPr>
+            <w:r>
+              <w:t>B</w:t>
+            </w:r>
+          </w:p>
+        </w:tc>
+        <w:tc>
+          <w:tcPr>
+            <w:tcW w:w="0" w:type="auto"/>
+            <w:hideMark/>
+          </w:tcPr>
+          <w:p>
+            <w:pPr>
+              <w:spacing w:after="200" w:line="276" w:lineRule="auto"/>
+            </w:pPr>
+            <w:r>
+              <w:t>HR</w:t>
+            </w:r>
+          </w:p>
+        </w:tc>
+      </w:tr>
+    </w:tbl>
+    <w:p>
+      <w:r>
+        <w:t>Here:</w:t>
+      </w:r>
+    </w:p>
+    <w:p>
+      <w:pPr>
+        <w:numPr>
+          <w:ilvl w:val="0"/>
+          <w:numId w:val="13"/>
+        </w:numPr>
+      </w:pPr>
+      <w:r>
+        <w:t xml:space="preserve">subquery accesses right-table column d.dept_name </w:t>
+      </w:r>
+    </w:p>
+    <w:p>
+      <w:pPr>
+        <w:numPr>
+          <w:ilvl w:val="0"/>
+          <w:numId w:val="13"/>
+        </w:numPr>
+      </w:pPr>
+      <w:r>
+        <w:t xml:space="preserve">returns one value per outer row </w:t>
+      </w:r>
+    </w:p>
+    <w:p>
+      <w:pPr>
+        <w:numPr>
+          <w:ilvl w:val="0"/>
+          <w:numId w:val="13"/>
+        </w:numPr>
+      </w:pPr>
+      <w:r>
+        <w:t xml:space="preserve">so it works </w:t>
+      </w:r>
+    </w:p>
+    <w:p>
+      <w:pPr>
+        <w:rPr>
+          <w:color w:val="FFFFFF" w:themeColor="background1"/>
+        </w:rPr>
+      </w:pPr>
+      <w:r>
+        <w:rPr>
+          <w:color w:val="FFFFFF" w:themeColor="background1"/>
+          <w:highlight w:val="red"/>
+        </w:rPr>
+        <w:t>But this is invalid:</w:t>
+      </w:r>
+    </w:p>
+    <w:p>
+      <w:r>
+        <w:t>SELECT</w:t>
+      </w:r>
+      <w:r>
+        <w:br/>
+        <w:t xml:space="preserve">    e.name,</w:t>
+      </w:r>
+      <w:r>
+        <w:br/>
+        <w:t xml:space="preserve">    (</w:t>
+      </w:r>
+      <w:r>
+        <w:br/>
+        <w:t xml:space="preserve">        SELECT d.*</w:t>
+      </w:r>
+      <w:r>
+        <w:br/>
+        <w:t xml:space="preserve">        FROM departments d</w:t>
+      </w:r>
+      <w:r>
+        <w:br/>
+        <w:t xml:space="preserve">        WHERE d.dept_id = e.dept_id</w:t>
+      </w:r>
+      <w:r>
+        <w:br/>
+        <w:t xml:space="preserve">    )</w:t>
+      </w:r>
+      <w:r>
+        <w:br/>
+        <w:t>FROM employees e;</w:t>
+      </w:r>
+    </w:p>
+    <w:p>
+      <w:r>
+        <w:t>because scalar subquery must return:</w:t>
+      </w:r>
+    </w:p>
+    <w:p>
+      <w:pPr>
+        <w:numPr>
+          <w:ilvl w:val="0"/>
+          <w:numId w:val="14"/>
+        </w:numPr>
+      </w:pPr>
+      <w:r>
+        <w:t xml:space="preserve">one row </w:t>
+      </w:r>
+    </w:p>
+    <w:p>
+      <w:pPr>
+        <w:numPr>
+          <w:ilvl w:val="0"/>
+          <w:numId w:val="14"/>
+        </w:numPr>
+      </w:pPr>
+      <w:r>
+        <w:t xml:space="preserve">one column </w:t>
+      </w:r>
+    </w:p>
+    <w:p>
+      <w:r>
+        <w:t>Important difference:</w:t>
+      </w:r>
+    </w:p>
+    <w:tbl>
+      <w:tblPr>
+        <w:tblStyle w:val="TableGrid"/>
+        <w:tblW w:w="0" w:type="auto"/>
+        <w:tblLook w:val="04A0" w:firstRow="1" w:lastRow="0" w:firstColumn="1" w:lastColumn="0" w:noHBand="0" w:noVBand="1"/>
+      </w:tblPr>
+      <w:tblGrid>
+        <w:gridCol w:w="3512"/>
+        <w:gridCol w:w="1822"/>
+        <w:gridCol w:w="2526"/>
+      </w:tblGrid>
+      <w:tr>
+        <w:tc>
+          <w:tcPr>
+            <w:tcW w:w="0" w:type="auto"/>
+            <w:hideMark/>
+          </w:tcPr>
+          <w:p>
+            <w:pPr>
+              <w:spacing w:after="200" w:line="276" w:lineRule="auto"/>
+              <w:rPr>
+                <w:b/>
+                <w:bCs/>
+              </w:rPr>
+            </w:pPr>
+            <w:r>
+              <w:rPr>
+                <w:b/>
+                <w:bCs/>
+              </w:rPr>
+              <w:t>Feature</w:t>
+            </w:r>
+          </w:p>
+        </w:tc>
+        <w:tc>
+          <w:tcPr>
+            <w:tcW w:w="0" w:type="auto"/>
+            <w:hideMark/>
+          </w:tcPr>
+          <w:p>
+            <w:pPr>
+              <w:spacing w:after="200" w:line="276" w:lineRule="auto"/>
+              <w:rPr>
+                <w:b/>
+                <w:bCs/>
+              </w:rPr>
+            </w:pPr>
+            <w:r>
+              <w:rPr>
+                <w:b/>
+                <w:bCs/>
+              </w:rPr>
+              <w:t>JOIN</w:t>
+            </w:r>
+          </w:p>
+        </w:tc>
+        <w:tc>
+          <w:tcPr>
+            <w:tcW w:w="0" w:type="auto"/>
+            <w:hideMark/>
+          </w:tcPr>
+          <w:p>
+            <w:pPr>
+              <w:spacing w:after="200" w:line="276" w:lineRule="auto"/>
+              <w:rPr>
+                <w:b/>
+                <w:bCs/>
+              </w:rPr>
+            </w:pPr>
+            <w:r>
+              <w:rPr>
+                <w:b/>
+                <w:bCs/>
+              </w:rPr>
+              <w:t>Correlated Subquery</w:t>
+            </w:r>
+          </w:p>
+        </w:tc>
+      </w:tr>
+      <w:tr>
+        <w:tc>
+          <w:tcPr>
+            <w:tcW w:w="0" w:type="auto"/>
+            <w:hideMark/>
+          </w:tcPr>
+          <w:p>
+            <w:pPr>
+              <w:spacing w:after="200" w:line="276" w:lineRule="auto"/>
+            </w:pPr>
+            <w:r>
+              <w:t>Can return many right-table columns</w:t>
+            </w:r>
+          </w:p>
+        </w:tc>
+        <w:tc>
+          <w:tcPr>
+            <w:tcW w:w="0" w:type="auto"/>
+            <w:hideMark/>
+          </w:tcPr>
+          <w:p>
+            <w:pPr>
+              <w:spacing w:after="200" w:line="276" w:lineRule="auto"/>
+            </w:pPr>
+            <w:r>
+              <w:t>Yes</w:t>
+            </w:r>
+          </w:p>
+        </w:tc>
+        <w:tc>
+          <w:tcPr>
+            <w:tcW w:w="0" w:type="auto"/>
+            <w:hideMark/>
+          </w:tcPr>
+          <w:p>
+            <w:pPr>
+              <w:spacing w:after="200" w:line="276" w:lineRule="auto"/>
+            </w:pPr>
+            <w:r>
+              <w:t>Limited</w:t>
+            </w:r>
+          </w:p>
+        </w:tc>
+      </w:tr>
+      <w:tr>
+        <w:tc>
+          <w:tcPr>
+            <w:tcW w:w="0" w:type="auto"/>
+            <w:hideMark/>
+          </w:tcPr>
+          <w:p>
+            <w:pPr>
+              <w:spacing w:after="200" w:line="276" w:lineRule="auto"/>
+            </w:pPr>
+            <w:r>
+              <w:t>Can return multiple rows</w:t>
+            </w:r>
+          </w:p>
+        </w:tc>
+        <w:tc>
+          <w:tcPr>
+            <w:tcW w:w="0" w:type="auto"/>
+            <w:hideMark/>
+          </w:tcPr>
+          <w:p>
+            <w:pPr>
+              <w:spacing w:after="200" w:line="276" w:lineRule="auto"/>
+            </w:pPr>
+            <w:r>
+              <w:t>Yes</w:t>
+            </w:r>
+          </w:p>
+        </w:tc>
+        <w:tc>
+          <w:tcPr>
+            <w:tcW w:w="0" w:type="auto"/>
+            <w:hideMark/>
+          </w:tcPr>
+          <w:p>
+            <w:pPr>
+              <w:spacing w:after="200" w:line="276" w:lineRule="auto"/>
+            </w:pPr>
+            <w:r>
+              <w:t>Scalar subquery cannot</w:t>
+            </w:r>
+          </w:p>
+        </w:tc>
+      </w:tr>
+      <w:tr>
+        <w:tc>
+          <w:tcPr>
+            <w:tcW w:w="0" w:type="auto"/>
+            <w:hideMark/>
+          </w:tcPr>
+          <w:p>
+            <w:pPr>
+              <w:spacing w:after="200" w:line="276" w:lineRule="auto"/>
+            </w:pPr>
+            <w:r>
+              <w:lastRenderedPageBreak/>
+              <w:t>Purpose</w:t>
+            </w:r>
+          </w:p>
+        </w:tc>
+        <w:tc>
+          <w:tcPr>
+            <w:tcW w:w="0" w:type="auto"/>
+            <w:hideMark/>
+          </w:tcPr>
+          <w:p>
+            <w:pPr>
+              <w:spacing w:after="200" w:line="276" w:lineRule="auto"/>
+            </w:pPr>
+            <w:r>
+              <w:t>Combine datasets</w:t>
+            </w:r>
+          </w:p>
+        </w:tc>
+        <w:tc>
+          <w:tcPr>
+            <w:tcW w:w="0" w:type="auto"/>
+            <w:hideMark/>
+          </w:tcPr>
+          <w:p>
+            <w:pPr>
+              <w:spacing w:after="200" w:line="276" w:lineRule="auto"/>
+            </w:pPr>
+            <w:r>
+              <w:t>Row-wise lookup/filtering</w:t>
+            </w:r>
+          </w:p>
+        </w:tc>
+      </w:tr>
+    </w:tbl>
+    <w:p>
+      <w:r>
+        <w:t>Correlated subquery behaves more like:</w:t>
+      </w:r>
+    </w:p>
+    <w:p>
+      <w:pPr>
+        <w:numPr>
+          <w:ilvl w:val="0"/>
+          <w:numId w:val="15"/>
+        </w:numPr>
+      </w:pPr>
+      <w:r>
+        <w:t xml:space="preserve">lookup </w:t>
+      </w:r>
+    </w:p>
+    <w:p>
+      <w:pPr>
+        <w:numPr>
+          <w:ilvl w:val="0"/>
+          <w:numId w:val="15"/>
+        </w:numPr>
+      </w:pPr>
+      <w:r>
+        <w:t xml:space="preserve">existence check </w:t>
+      </w:r>
+    </w:p>
+    <w:p>
+      <w:pPr>
+        <w:numPr>
+          <w:ilvl w:val="0"/>
+          <w:numId w:val="15"/>
+        </w:numPr>
+      </w:pPr>
+      <w:r>
+        <w:t xml:space="preserve">derived value calculation </w:t>
+      </w:r>
+    </w:p>
+    <w:p>
+      <w:r>
+        <w:t>not a full table merge.</w:t>
+      </w:r>
+    </w:p>
+    <w:p>
+      <w:r>
+        <w:t>If you need many right-table columns, JOIN is usually better:</w:t>
+      </w:r>
+    </w:p>
+    <w:p>
+      <w:r>
+        <w:t>SELECT e.name, d.dept_name</w:t>
+      </w:r>
+      <w:r>
+        <w:br/>
+        <w:t>FROM employees e</w:t>
+      </w:r>
+      <w:r>
+        <w:br/>
+        <w:t>JOIN departments d</w:t>
+      </w:r>
+      <w:r>
+        <w:br/>
+        <w:t>ON e.dept_id = d.dept_id</w:t>
+      </w:r>
+    </w:p>
+    <w:p>
+      <w:r>
+        <w:t>Interview definition:</w:t>
+      </w:r>
+    </w:p>
+    <w:p>
+      <w:r>
+        <w:t>In correlated subqueries, right-table columns can be used and returned only if the subquery produces a single scalar value per outer row. Unlike JOINs, correlated subqueries are not designed to return multiple right-table columns or rows directly.</w:t>
       </w:r>
     </w:p>
     <w:p/>
@@ -8892,9 +14631,9 @@
 <file path=word/numbering.xml><?xml version="1.0" encoding="utf-8"?>
 <w:numbering xmlns:wpc="http://schemas.microsoft.com/office/word/2010/wordprocessingCanvas" xmlns:cx="http://schemas.microsoft.com/office/drawing/2014/chartex" xmlns:cx1="http://schemas.microsoft.com/office/drawing/2015/9/8/chartex" xmlns:cx2="http://schemas.microsoft.com/office/drawing/2015/10/21/chartex" xmlns:cx3="http://schemas.microsoft.com/office/drawing/2016/5/9/chartex" xmlns:cx4="http://schemas.microsoft.com/office/drawing/2016/5/10/chartex" xmlns:cx5="http://schemas.microsoft.com/office/drawing/2016/5/11/chartex" xmlns:cx6="http://schemas.microsoft.com/office/drawing/2016/5/12/chartex" xmlns:cx7="http://schemas.microsoft.com/office/drawing/2016/5/13/chartex" xmlns:cx8="http://schemas.microsoft.com/office/drawing/2016/5/14/chartex" xmlns:mc="http://schemas.openxmlformats.org/markup-compatibility/2006" xmlns:aink="http://schemas.microsoft.com/office/drawing/2016/ink" xmlns:am3d="http://schemas.microsoft.com/office/drawing/2017/model3d" xmlns:o="urn:schemas-microsoft-com:office:office" xmlns:oel="http://schemas.microsoft.com/office/2019/extlst" xmlns:r="http://schemas.openxmlformats.org/officeDocument/2006/relationships" xmlns:m="http://schemas.openxmlformats.org/officeDocument/2006/math" xmlns:v="urn:schemas-microsoft-com:vml" xmlns:wp14="http://schemas.microsoft.com/office/word/2010/wordprocessingDrawing" xmlns:wp="http://schemas.openxmlformats.org/drawingml/2006/wordprocessingDrawing" xmlns:w10="urn:schemas-microsoft-com:office:word" xmlns:w="http://schemas.openxmlformats.org/wordprocessingml/2006/main" xmlns:w14="http://schemas.microsoft.com/office/word/2010/wordml" xmlns:w15="http://schemas.microsoft.com/office/word/2012/wordml" xmlns:w16cex="http://schemas.microsoft.com/office/word/2018/wordml/cex" xmlns:w16cid="http://schemas.microsoft.com/office/word/2016/wordml/cid" xmlns:w16="http://schemas.microsoft.com/office/word/2018/wordml" xmlns:w16sdtdh="http://schemas.microsoft.com/office/word/2020/wordml/sdtdatahash" xmlns:w16se="http://schemas.microsoft.com/office/word/2015/wordml/symex" xmlns:wpg="http://schemas.microsoft.com/office/word/2010/wordprocessingGroup" xmlns:wpi="http://schemas.microsoft.com/office/word/2010/wordprocessingInk" xmlns:wne="http://schemas.microsoft.com/office/word/2006/wordml" xmlns:wps="http://schemas.microsoft.com/office/word/2010/wordprocessingShape" mc:Ignorable="w14 w15 w16se w16cid w16 w16cex w16sdtdh wp14">
   <w:abstractNum w:abstractNumId="0" w15:restartNumberingAfterBreak="0">
-    <w:nsid w:val="167B33F5"/>
+    <w:nsid w:val="0912391B"/>
     <w:multiLevelType w:val="multilevel"/>
-    <w:tmpl w:val="D6FACDEA"/>
+    <w:tmpl w:val="FBCE9B92"/>
     <w:lvl w:ilvl="0">
       <w:start w:val="1"/>
       <w:numFmt w:val="bullet"/>
@@ -9041,9 +14780,9 @@
     </w:lvl>
   </w:abstractNum>
   <w:abstractNum w:abstractNumId="1" w15:restartNumberingAfterBreak="0">
-    <w:nsid w:val="1CED6681"/>
+    <w:nsid w:val="167B33F5"/>
     <w:multiLevelType w:val="multilevel"/>
-    <w:tmpl w:val="5C269AEE"/>
+    <w:tmpl w:val="D6FACDEA"/>
     <w:lvl w:ilvl="0">
       <w:start w:val="1"/>
       <w:numFmt w:val="bullet"/>
@@ -9190,122 +14929,9 @@
     </w:lvl>
   </w:abstractNum>
   <w:abstractNum w:abstractNumId="2" w15:restartNumberingAfterBreak="0">
-    <w:nsid w:val="24C01688"/>
+    <w:nsid w:val="1CED6681"/>
     <w:multiLevelType w:val="multilevel"/>
-    <w:tmpl w:val="4894A97E"/>
-    <w:lvl w:ilvl="0">
-      <w:start w:val="1"/>
-      <w:numFmt w:val="decimal"/>
-      <w:lvlText w:val="%1."/>
-      <w:lvlJc w:val="left"/>
-      <w:pPr>
-        <w:tabs>
-          <w:tab w:val="num" w:pos="720"/>
-        </w:tabs>
-        <w:ind w:left="720" w:hanging="360"/>
-      </w:pPr>
-    </w:lvl>
-    <w:lvl w:ilvl="1" w:tentative="1">
-      <w:start w:val="1"/>
-      <w:numFmt w:val="decimal"/>
-      <w:lvlText w:val="%2."/>
-      <w:lvlJc w:val="left"/>
-      <w:pPr>
-        <w:tabs>
-          <w:tab w:val="num" w:pos="1440"/>
-        </w:tabs>
-        <w:ind w:left="1440" w:hanging="360"/>
-      </w:pPr>
-    </w:lvl>
-    <w:lvl w:ilvl="2" w:tentative="1">
-      <w:start w:val="1"/>
-      <w:numFmt w:val="decimal"/>
-      <w:lvlText w:val="%3."/>
-      <w:lvlJc w:val="left"/>
-      <w:pPr>
-        <w:tabs>
-          <w:tab w:val="num" w:pos="2160"/>
-        </w:tabs>
-        <w:ind w:left="2160" w:hanging="360"/>
-      </w:pPr>
-    </w:lvl>
-    <w:lvl w:ilvl="3" w:tentative="1">
-      <w:start w:val="1"/>
-      <w:numFmt w:val="decimal"/>
-      <w:lvlText w:val="%4."/>
-      <w:lvlJc w:val="left"/>
-      <w:pPr>
-        <w:tabs>
-          <w:tab w:val="num" w:pos="2880"/>
-        </w:tabs>
-        <w:ind w:left="2880" w:hanging="360"/>
-      </w:pPr>
-    </w:lvl>
-    <w:lvl w:ilvl="4" w:tentative="1">
-      <w:start w:val="1"/>
-      <w:numFmt w:val="decimal"/>
-      <w:lvlText w:val="%5."/>
-      <w:lvlJc w:val="left"/>
-      <w:pPr>
-        <w:tabs>
-          <w:tab w:val="num" w:pos="3600"/>
-        </w:tabs>
-        <w:ind w:left="3600" w:hanging="360"/>
-      </w:pPr>
-    </w:lvl>
-    <w:lvl w:ilvl="5" w:tentative="1">
-      <w:start w:val="1"/>
-      <w:numFmt w:val="decimal"/>
-      <w:lvlText w:val="%6."/>
-      <w:lvlJc w:val="left"/>
-      <w:pPr>
-        <w:tabs>
-          <w:tab w:val="num" w:pos="4320"/>
-        </w:tabs>
-        <w:ind w:left="4320" w:hanging="360"/>
-      </w:pPr>
-    </w:lvl>
-    <w:lvl w:ilvl="6" w:tentative="1">
-      <w:start w:val="1"/>
-      <w:numFmt w:val="decimal"/>
-      <w:lvlText w:val="%7."/>
-      <w:lvlJc w:val="left"/>
-      <w:pPr>
-        <w:tabs>
-          <w:tab w:val="num" w:pos="5040"/>
-        </w:tabs>
-        <w:ind w:left="5040" w:hanging="360"/>
-      </w:pPr>
-    </w:lvl>
-    <w:lvl w:ilvl="7" w:tentative="1">
-      <w:start w:val="1"/>
-      <w:numFmt w:val="decimal"/>
-      <w:lvlText w:val="%8."/>
-      <w:lvlJc w:val="left"/>
-      <w:pPr>
-        <w:tabs>
-          <w:tab w:val="num" w:pos="5760"/>
-        </w:tabs>
-        <w:ind w:left="5760" w:hanging="360"/>
-      </w:pPr>
-    </w:lvl>
-    <w:lvl w:ilvl="8" w:tentative="1">
-      <w:start w:val="1"/>
-      <w:numFmt w:val="decimal"/>
-      <w:lvlText w:val="%9."/>
-      <w:lvlJc w:val="left"/>
-      <w:pPr>
-        <w:tabs>
-          <w:tab w:val="num" w:pos="6480"/>
-        </w:tabs>
-        <w:ind w:left="6480" w:hanging="360"/>
-      </w:pPr>
-    </w:lvl>
-  </w:abstractNum>
-  <w:abstractNum w:abstractNumId="3" w15:restartNumberingAfterBreak="0">
-    <w:nsid w:val="45551E78"/>
-    <w:multiLevelType w:val="multilevel"/>
-    <w:tmpl w:val="126C1060"/>
+    <w:tmpl w:val="5C269AEE"/>
     <w:lvl w:ilvl="0">
       <w:start w:val="1"/>
       <w:numFmt w:val="bullet"/>
@@ -9451,10 +15077,123 @@
       </w:rPr>
     </w:lvl>
   </w:abstractNum>
+  <w:abstractNum w:abstractNumId="3" w15:restartNumberingAfterBreak="0">
+    <w:nsid w:val="24C01688"/>
+    <w:multiLevelType w:val="multilevel"/>
+    <w:tmpl w:val="4894A97E"/>
+    <w:lvl w:ilvl="0">
+      <w:start w:val="1"/>
+      <w:numFmt w:val="decimal"/>
+      <w:lvlText w:val="%1."/>
+      <w:lvlJc w:val="left"/>
+      <w:pPr>
+        <w:tabs>
+          <w:tab w:val="num" w:pos="720"/>
+        </w:tabs>
+        <w:ind w:left="720" w:hanging="360"/>
+      </w:pPr>
+    </w:lvl>
+    <w:lvl w:ilvl="1" w:tentative="1">
+      <w:start w:val="1"/>
+      <w:numFmt w:val="decimal"/>
+      <w:lvlText w:val="%2."/>
+      <w:lvlJc w:val="left"/>
+      <w:pPr>
+        <w:tabs>
+          <w:tab w:val="num" w:pos="1440"/>
+        </w:tabs>
+        <w:ind w:left="1440" w:hanging="360"/>
+      </w:pPr>
+    </w:lvl>
+    <w:lvl w:ilvl="2" w:tentative="1">
+      <w:start w:val="1"/>
+      <w:numFmt w:val="decimal"/>
+      <w:lvlText w:val="%3."/>
+      <w:lvlJc w:val="left"/>
+      <w:pPr>
+        <w:tabs>
+          <w:tab w:val="num" w:pos="2160"/>
+        </w:tabs>
+        <w:ind w:left="2160" w:hanging="360"/>
+      </w:pPr>
+    </w:lvl>
+    <w:lvl w:ilvl="3" w:tentative="1">
+      <w:start w:val="1"/>
+      <w:numFmt w:val="decimal"/>
+      <w:lvlText w:val="%4."/>
+      <w:lvlJc w:val="left"/>
+      <w:pPr>
+        <w:tabs>
+          <w:tab w:val="num" w:pos="2880"/>
+        </w:tabs>
+        <w:ind w:left="2880" w:hanging="360"/>
+      </w:pPr>
+    </w:lvl>
+    <w:lvl w:ilvl="4" w:tentative="1">
+      <w:start w:val="1"/>
+      <w:numFmt w:val="decimal"/>
+      <w:lvlText w:val="%5."/>
+      <w:lvlJc w:val="left"/>
+      <w:pPr>
+        <w:tabs>
+          <w:tab w:val="num" w:pos="3600"/>
+        </w:tabs>
+        <w:ind w:left="3600" w:hanging="360"/>
+      </w:pPr>
+    </w:lvl>
+    <w:lvl w:ilvl="5" w:tentative="1">
+      <w:start w:val="1"/>
+      <w:numFmt w:val="decimal"/>
+      <w:lvlText w:val="%6."/>
+      <w:lvlJc w:val="left"/>
+      <w:pPr>
+        <w:tabs>
+          <w:tab w:val="num" w:pos="4320"/>
+        </w:tabs>
+        <w:ind w:left="4320" w:hanging="360"/>
+      </w:pPr>
+    </w:lvl>
+    <w:lvl w:ilvl="6" w:tentative="1">
+      <w:start w:val="1"/>
+      <w:numFmt w:val="decimal"/>
+      <w:lvlText w:val="%7."/>
+      <w:lvlJc w:val="left"/>
+      <w:pPr>
+        <w:tabs>
+          <w:tab w:val="num" w:pos="5040"/>
+        </w:tabs>
+        <w:ind w:left="5040" w:hanging="360"/>
+      </w:pPr>
+    </w:lvl>
+    <w:lvl w:ilvl="7" w:tentative="1">
+      <w:start w:val="1"/>
+      <w:numFmt w:val="decimal"/>
+      <w:lvlText w:val="%8."/>
+      <w:lvlJc w:val="left"/>
+      <w:pPr>
+        <w:tabs>
+          <w:tab w:val="num" w:pos="5760"/>
+        </w:tabs>
+        <w:ind w:left="5760" w:hanging="360"/>
+      </w:pPr>
+    </w:lvl>
+    <w:lvl w:ilvl="8" w:tentative="1">
+      <w:start w:val="1"/>
+      <w:numFmt w:val="decimal"/>
+      <w:lvlText w:val="%9."/>
+      <w:lvlJc w:val="left"/>
+      <w:pPr>
+        <w:tabs>
+          <w:tab w:val="num" w:pos="6480"/>
+        </w:tabs>
+        <w:ind w:left="6480" w:hanging="360"/>
+      </w:pPr>
+    </w:lvl>
+  </w:abstractNum>
   <w:abstractNum w:abstractNumId="4" w15:restartNumberingAfterBreak="0">
-    <w:nsid w:val="525D73DB"/>
+    <w:nsid w:val="2C1F6811"/>
     <w:multiLevelType w:val="multilevel"/>
-    <w:tmpl w:val="D51E9390"/>
+    <w:tmpl w:val="64B29450"/>
     <w:lvl w:ilvl="0">
       <w:start w:val="1"/>
       <w:numFmt w:val="bullet"/>
@@ -9601,9 +15340,9 @@
     </w:lvl>
   </w:abstractNum>
   <w:abstractNum w:abstractNumId="5" w15:restartNumberingAfterBreak="0">
-    <w:nsid w:val="546F5C22"/>
+    <w:nsid w:val="36047C0E"/>
     <w:multiLevelType w:val="multilevel"/>
-    <w:tmpl w:val="9CE0C450"/>
+    <w:tmpl w:val="EDC8A6AA"/>
     <w:lvl w:ilvl="0">
       <w:start w:val="1"/>
       <w:numFmt w:val="bullet"/>
@@ -9750,9 +15489,9 @@
     </w:lvl>
   </w:abstractNum>
   <w:abstractNum w:abstractNumId="6" w15:restartNumberingAfterBreak="0">
-    <w:nsid w:val="5850454D"/>
+    <w:nsid w:val="361B5D37"/>
     <w:multiLevelType w:val="multilevel"/>
-    <w:tmpl w:val="9774DB80"/>
+    <w:tmpl w:val="C268AAC0"/>
     <w:lvl w:ilvl="0">
       <w:start w:val="1"/>
       <w:numFmt w:val="bullet"/>
@@ -9899,9 +15638,9 @@
     </w:lvl>
   </w:abstractNum>
   <w:abstractNum w:abstractNumId="7" w15:restartNumberingAfterBreak="0">
-    <w:nsid w:val="70972F85"/>
+    <w:nsid w:val="387823AD"/>
     <w:multiLevelType w:val="multilevel"/>
-    <w:tmpl w:val="A1407B04"/>
+    <w:tmpl w:val="9B98BBF2"/>
     <w:lvl w:ilvl="0">
       <w:start w:val="1"/>
       <w:numFmt w:val="bullet"/>
@@ -10048,9 +15787,9 @@
     </w:lvl>
   </w:abstractNum>
   <w:abstractNum w:abstractNumId="8" w15:restartNumberingAfterBreak="0">
-    <w:nsid w:val="797A17A6"/>
+    <w:nsid w:val="45551E78"/>
     <w:multiLevelType w:val="multilevel"/>
-    <w:tmpl w:val="DF56654A"/>
+    <w:tmpl w:val="126C1060"/>
     <w:lvl w:ilvl="0">
       <w:start w:val="1"/>
       <w:numFmt w:val="bullet"/>
@@ -10196,32 +15935,944 @@
       </w:rPr>
     </w:lvl>
   </w:abstractNum>
+  <w:abstractNum w:abstractNumId="9" w15:restartNumberingAfterBreak="0">
+    <w:nsid w:val="525D73DB"/>
+    <w:multiLevelType w:val="multilevel"/>
+    <w:tmpl w:val="D51E9390"/>
+    <w:lvl w:ilvl="0">
+      <w:start w:val="1"/>
+      <w:numFmt w:val="bullet"/>
+      <w:lvlText w:val=""/>
+      <w:lvlJc w:val="left"/>
+      <w:pPr>
+        <w:tabs>
+          <w:tab w:val="num" w:pos="720"/>
+        </w:tabs>
+        <w:ind w:left="720" w:hanging="360"/>
+      </w:pPr>
+      <w:rPr>
+        <w:rFonts w:ascii="Symbol" w:hAnsi="Symbol" w:hint="default"/>
+        <w:sz w:val="20"/>
+      </w:rPr>
+    </w:lvl>
+    <w:lvl w:ilvl="1" w:tentative="1">
+      <w:start w:val="1"/>
+      <w:numFmt w:val="bullet"/>
+      <w:lvlText w:val="o"/>
+      <w:lvlJc w:val="left"/>
+      <w:pPr>
+        <w:tabs>
+          <w:tab w:val="num" w:pos="1440"/>
+        </w:tabs>
+        <w:ind w:left="1440" w:hanging="360"/>
+      </w:pPr>
+      <w:rPr>
+        <w:rFonts w:ascii="Courier New" w:hAnsi="Courier New" w:hint="default"/>
+        <w:sz w:val="20"/>
+      </w:rPr>
+    </w:lvl>
+    <w:lvl w:ilvl="2" w:tentative="1">
+      <w:start w:val="1"/>
+      <w:numFmt w:val="bullet"/>
+      <w:lvlText w:val=""/>
+      <w:lvlJc w:val="left"/>
+      <w:pPr>
+        <w:tabs>
+          <w:tab w:val="num" w:pos="2160"/>
+        </w:tabs>
+        <w:ind w:left="2160" w:hanging="360"/>
+      </w:pPr>
+      <w:rPr>
+        <w:rFonts w:ascii="Wingdings" w:hAnsi="Wingdings" w:hint="default"/>
+        <w:sz w:val="20"/>
+      </w:rPr>
+    </w:lvl>
+    <w:lvl w:ilvl="3" w:tentative="1">
+      <w:start w:val="1"/>
+      <w:numFmt w:val="bullet"/>
+      <w:lvlText w:val=""/>
+      <w:lvlJc w:val="left"/>
+      <w:pPr>
+        <w:tabs>
+          <w:tab w:val="num" w:pos="2880"/>
+        </w:tabs>
+        <w:ind w:left="2880" w:hanging="360"/>
+      </w:pPr>
+      <w:rPr>
+        <w:rFonts w:ascii="Wingdings" w:hAnsi="Wingdings" w:hint="default"/>
+        <w:sz w:val="20"/>
+      </w:rPr>
+    </w:lvl>
+    <w:lvl w:ilvl="4" w:tentative="1">
+      <w:start w:val="1"/>
+      <w:numFmt w:val="bullet"/>
+      <w:lvlText w:val=""/>
+      <w:lvlJc w:val="left"/>
+      <w:pPr>
+        <w:tabs>
+          <w:tab w:val="num" w:pos="3600"/>
+        </w:tabs>
+        <w:ind w:left="3600" w:hanging="360"/>
+      </w:pPr>
+      <w:rPr>
+        <w:rFonts w:ascii="Wingdings" w:hAnsi="Wingdings" w:hint="default"/>
+        <w:sz w:val="20"/>
+      </w:rPr>
+    </w:lvl>
+    <w:lvl w:ilvl="5" w:tentative="1">
+      <w:start w:val="1"/>
+      <w:numFmt w:val="bullet"/>
+      <w:lvlText w:val=""/>
+      <w:lvlJc w:val="left"/>
+      <w:pPr>
+        <w:tabs>
+          <w:tab w:val="num" w:pos="4320"/>
+        </w:tabs>
+        <w:ind w:left="4320" w:hanging="360"/>
+      </w:pPr>
+      <w:rPr>
+        <w:rFonts w:ascii="Wingdings" w:hAnsi="Wingdings" w:hint="default"/>
+        <w:sz w:val="20"/>
+      </w:rPr>
+    </w:lvl>
+    <w:lvl w:ilvl="6" w:tentative="1">
+      <w:start w:val="1"/>
+      <w:numFmt w:val="bullet"/>
+      <w:lvlText w:val=""/>
+      <w:lvlJc w:val="left"/>
+      <w:pPr>
+        <w:tabs>
+          <w:tab w:val="num" w:pos="5040"/>
+        </w:tabs>
+        <w:ind w:left="5040" w:hanging="360"/>
+      </w:pPr>
+      <w:rPr>
+        <w:rFonts w:ascii="Wingdings" w:hAnsi="Wingdings" w:hint="default"/>
+        <w:sz w:val="20"/>
+      </w:rPr>
+    </w:lvl>
+    <w:lvl w:ilvl="7" w:tentative="1">
+      <w:start w:val="1"/>
+      <w:numFmt w:val="bullet"/>
+      <w:lvlText w:val=""/>
+      <w:lvlJc w:val="left"/>
+      <w:pPr>
+        <w:tabs>
+          <w:tab w:val="num" w:pos="5760"/>
+        </w:tabs>
+        <w:ind w:left="5760" w:hanging="360"/>
+      </w:pPr>
+      <w:rPr>
+        <w:rFonts w:ascii="Wingdings" w:hAnsi="Wingdings" w:hint="default"/>
+        <w:sz w:val="20"/>
+      </w:rPr>
+    </w:lvl>
+    <w:lvl w:ilvl="8" w:tentative="1">
+      <w:start w:val="1"/>
+      <w:numFmt w:val="bullet"/>
+      <w:lvlText w:val=""/>
+      <w:lvlJc w:val="left"/>
+      <w:pPr>
+        <w:tabs>
+          <w:tab w:val="num" w:pos="6480"/>
+        </w:tabs>
+        <w:ind w:left="6480" w:hanging="360"/>
+      </w:pPr>
+      <w:rPr>
+        <w:rFonts w:ascii="Wingdings" w:hAnsi="Wingdings" w:hint="default"/>
+        <w:sz w:val="20"/>
+      </w:rPr>
+    </w:lvl>
+  </w:abstractNum>
+  <w:abstractNum w:abstractNumId="10" w15:restartNumberingAfterBreak="0">
+    <w:nsid w:val="546F5C22"/>
+    <w:multiLevelType w:val="multilevel"/>
+    <w:tmpl w:val="9CE0C450"/>
+    <w:lvl w:ilvl="0">
+      <w:start w:val="1"/>
+      <w:numFmt w:val="bullet"/>
+      <w:lvlText w:val=""/>
+      <w:lvlJc w:val="left"/>
+      <w:pPr>
+        <w:tabs>
+          <w:tab w:val="num" w:pos="720"/>
+        </w:tabs>
+        <w:ind w:left="720" w:hanging="360"/>
+      </w:pPr>
+      <w:rPr>
+        <w:rFonts w:ascii="Symbol" w:hAnsi="Symbol" w:hint="default"/>
+        <w:sz w:val="20"/>
+      </w:rPr>
+    </w:lvl>
+    <w:lvl w:ilvl="1" w:tentative="1">
+      <w:start w:val="1"/>
+      <w:numFmt w:val="bullet"/>
+      <w:lvlText w:val="o"/>
+      <w:lvlJc w:val="left"/>
+      <w:pPr>
+        <w:tabs>
+          <w:tab w:val="num" w:pos="1440"/>
+        </w:tabs>
+        <w:ind w:left="1440" w:hanging="360"/>
+      </w:pPr>
+      <w:rPr>
+        <w:rFonts w:ascii="Courier New" w:hAnsi="Courier New" w:hint="default"/>
+        <w:sz w:val="20"/>
+      </w:rPr>
+    </w:lvl>
+    <w:lvl w:ilvl="2" w:tentative="1">
+      <w:start w:val="1"/>
+      <w:numFmt w:val="bullet"/>
+      <w:lvlText w:val=""/>
+      <w:lvlJc w:val="left"/>
+      <w:pPr>
+        <w:tabs>
+          <w:tab w:val="num" w:pos="2160"/>
+        </w:tabs>
+        <w:ind w:left="2160" w:hanging="360"/>
+      </w:pPr>
+      <w:rPr>
+        <w:rFonts w:ascii="Wingdings" w:hAnsi="Wingdings" w:hint="default"/>
+        <w:sz w:val="20"/>
+      </w:rPr>
+    </w:lvl>
+    <w:lvl w:ilvl="3" w:tentative="1">
+      <w:start w:val="1"/>
+      <w:numFmt w:val="bullet"/>
+      <w:lvlText w:val=""/>
+      <w:lvlJc w:val="left"/>
+      <w:pPr>
+        <w:tabs>
+          <w:tab w:val="num" w:pos="2880"/>
+        </w:tabs>
+        <w:ind w:left="2880" w:hanging="360"/>
+      </w:pPr>
+      <w:rPr>
+        <w:rFonts w:ascii="Wingdings" w:hAnsi="Wingdings" w:hint="default"/>
+        <w:sz w:val="20"/>
+      </w:rPr>
+    </w:lvl>
+    <w:lvl w:ilvl="4" w:tentative="1">
+      <w:start w:val="1"/>
+      <w:numFmt w:val="bullet"/>
+      <w:lvlText w:val=""/>
+      <w:lvlJc w:val="left"/>
+      <w:pPr>
+        <w:tabs>
+          <w:tab w:val="num" w:pos="3600"/>
+        </w:tabs>
+        <w:ind w:left="3600" w:hanging="360"/>
+      </w:pPr>
+      <w:rPr>
+        <w:rFonts w:ascii="Wingdings" w:hAnsi="Wingdings" w:hint="default"/>
+        <w:sz w:val="20"/>
+      </w:rPr>
+    </w:lvl>
+    <w:lvl w:ilvl="5" w:tentative="1">
+      <w:start w:val="1"/>
+      <w:numFmt w:val="bullet"/>
+      <w:lvlText w:val=""/>
+      <w:lvlJc w:val="left"/>
+      <w:pPr>
+        <w:tabs>
+          <w:tab w:val="num" w:pos="4320"/>
+        </w:tabs>
+        <w:ind w:left="4320" w:hanging="360"/>
+      </w:pPr>
+      <w:rPr>
+        <w:rFonts w:ascii="Wingdings" w:hAnsi="Wingdings" w:hint="default"/>
+        <w:sz w:val="20"/>
+      </w:rPr>
+    </w:lvl>
+    <w:lvl w:ilvl="6" w:tentative="1">
+      <w:start w:val="1"/>
+      <w:numFmt w:val="bullet"/>
+      <w:lvlText w:val=""/>
+      <w:lvlJc w:val="left"/>
+      <w:pPr>
+        <w:tabs>
+          <w:tab w:val="num" w:pos="5040"/>
+        </w:tabs>
+        <w:ind w:left="5040" w:hanging="360"/>
+      </w:pPr>
+      <w:rPr>
+        <w:rFonts w:ascii="Wingdings" w:hAnsi="Wingdings" w:hint="default"/>
+        <w:sz w:val="20"/>
+      </w:rPr>
+    </w:lvl>
+    <w:lvl w:ilvl="7" w:tentative="1">
+      <w:start w:val="1"/>
+      <w:numFmt w:val="bullet"/>
+      <w:lvlText w:val=""/>
+      <w:lvlJc w:val="left"/>
+      <w:pPr>
+        <w:tabs>
+          <w:tab w:val="num" w:pos="5760"/>
+        </w:tabs>
+        <w:ind w:left="5760" w:hanging="360"/>
+      </w:pPr>
+      <w:rPr>
+        <w:rFonts w:ascii="Wingdings" w:hAnsi="Wingdings" w:hint="default"/>
+        <w:sz w:val="20"/>
+      </w:rPr>
+    </w:lvl>
+    <w:lvl w:ilvl="8" w:tentative="1">
+      <w:start w:val="1"/>
+      <w:numFmt w:val="bullet"/>
+      <w:lvlText w:val=""/>
+      <w:lvlJc w:val="left"/>
+      <w:pPr>
+        <w:tabs>
+          <w:tab w:val="num" w:pos="6480"/>
+        </w:tabs>
+        <w:ind w:left="6480" w:hanging="360"/>
+      </w:pPr>
+      <w:rPr>
+        <w:rFonts w:ascii="Wingdings" w:hAnsi="Wingdings" w:hint="default"/>
+        <w:sz w:val="20"/>
+      </w:rPr>
+    </w:lvl>
+  </w:abstractNum>
+  <w:abstractNum w:abstractNumId="11" w15:restartNumberingAfterBreak="0">
+    <w:nsid w:val="5850454D"/>
+    <w:multiLevelType w:val="multilevel"/>
+    <w:tmpl w:val="9774DB80"/>
+    <w:lvl w:ilvl="0">
+      <w:start w:val="1"/>
+      <w:numFmt w:val="bullet"/>
+      <w:lvlText w:val=""/>
+      <w:lvlJc w:val="left"/>
+      <w:pPr>
+        <w:tabs>
+          <w:tab w:val="num" w:pos="720"/>
+        </w:tabs>
+        <w:ind w:left="720" w:hanging="360"/>
+      </w:pPr>
+      <w:rPr>
+        <w:rFonts w:ascii="Symbol" w:hAnsi="Symbol" w:hint="default"/>
+        <w:sz w:val="20"/>
+      </w:rPr>
+    </w:lvl>
+    <w:lvl w:ilvl="1" w:tentative="1">
+      <w:start w:val="1"/>
+      <w:numFmt w:val="bullet"/>
+      <w:lvlText w:val="o"/>
+      <w:lvlJc w:val="left"/>
+      <w:pPr>
+        <w:tabs>
+          <w:tab w:val="num" w:pos="1440"/>
+        </w:tabs>
+        <w:ind w:left="1440" w:hanging="360"/>
+      </w:pPr>
+      <w:rPr>
+        <w:rFonts w:ascii="Courier New" w:hAnsi="Courier New" w:hint="default"/>
+        <w:sz w:val="20"/>
+      </w:rPr>
+    </w:lvl>
+    <w:lvl w:ilvl="2" w:tentative="1">
+      <w:start w:val="1"/>
+      <w:numFmt w:val="bullet"/>
+      <w:lvlText w:val=""/>
+      <w:lvlJc w:val="left"/>
+      <w:pPr>
+        <w:tabs>
+          <w:tab w:val="num" w:pos="2160"/>
+        </w:tabs>
+        <w:ind w:left="2160" w:hanging="360"/>
+      </w:pPr>
+      <w:rPr>
+        <w:rFonts w:ascii="Wingdings" w:hAnsi="Wingdings" w:hint="default"/>
+        <w:sz w:val="20"/>
+      </w:rPr>
+    </w:lvl>
+    <w:lvl w:ilvl="3" w:tentative="1">
+      <w:start w:val="1"/>
+      <w:numFmt w:val="bullet"/>
+      <w:lvlText w:val=""/>
+      <w:lvlJc w:val="left"/>
+      <w:pPr>
+        <w:tabs>
+          <w:tab w:val="num" w:pos="2880"/>
+        </w:tabs>
+        <w:ind w:left="2880" w:hanging="360"/>
+      </w:pPr>
+      <w:rPr>
+        <w:rFonts w:ascii="Wingdings" w:hAnsi="Wingdings" w:hint="default"/>
+        <w:sz w:val="20"/>
+      </w:rPr>
+    </w:lvl>
+    <w:lvl w:ilvl="4" w:tentative="1">
+      <w:start w:val="1"/>
+      <w:numFmt w:val="bullet"/>
+      <w:lvlText w:val=""/>
+      <w:lvlJc w:val="left"/>
+      <w:pPr>
+        <w:tabs>
+          <w:tab w:val="num" w:pos="3600"/>
+        </w:tabs>
+        <w:ind w:left="3600" w:hanging="360"/>
+      </w:pPr>
+      <w:rPr>
+        <w:rFonts w:ascii="Wingdings" w:hAnsi="Wingdings" w:hint="default"/>
+        <w:sz w:val="20"/>
+      </w:rPr>
+    </w:lvl>
+    <w:lvl w:ilvl="5" w:tentative="1">
+      <w:start w:val="1"/>
+      <w:numFmt w:val="bullet"/>
+      <w:lvlText w:val=""/>
+      <w:lvlJc w:val="left"/>
+      <w:pPr>
+        <w:tabs>
+          <w:tab w:val="num" w:pos="4320"/>
+        </w:tabs>
+        <w:ind w:left="4320" w:hanging="360"/>
+      </w:pPr>
+      <w:rPr>
+        <w:rFonts w:ascii="Wingdings" w:hAnsi="Wingdings" w:hint="default"/>
+        <w:sz w:val="20"/>
+      </w:rPr>
+    </w:lvl>
+    <w:lvl w:ilvl="6" w:tentative="1">
+      <w:start w:val="1"/>
+      <w:numFmt w:val="bullet"/>
+      <w:lvlText w:val=""/>
+      <w:lvlJc w:val="left"/>
+      <w:pPr>
+        <w:tabs>
+          <w:tab w:val="num" w:pos="5040"/>
+        </w:tabs>
+        <w:ind w:left="5040" w:hanging="360"/>
+      </w:pPr>
+      <w:rPr>
+        <w:rFonts w:ascii="Wingdings" w:hAnsi="Wingdings" w:hint="default"/>
+        <w:sz w:val="20"/>
+      </w:rPr>
+    </w:lvl>
+    <w:lvl w:ilvl="7" w:tentative="1">
+      <w:start w:val="1"/>
+      <w:numFmt w:val="bullet"/>
+      <w:lvlText w:val=""/>
+      <w:lvlJc w:val="left"/>
+      <w:pPr>
+        <w:tabs>
+          <w:tab w:val="num" w:pos="5760"/>
+        </w:tabs>
+        <w:ind w:left="5760" w:hanging="360"/>
+      </w:pPr>
+      <w:rPr>
+        <w:rFonts w:ascii="Wingdings" w:hAnsi="Wingdings" w:hint="default"/>
+        <w:sz w:val="20"/>
+      </w:rPr>
+    </w:lvl>
+    <w:lvl w:ilvl="8" w:tentative="1">
+      <w:start w:val="1"/>
+      <w:numFmt w:val="bullet"/>
+      <w:lvlText w:val=""/>
+      <w:lvlJc w:val="left"/>
+      <w:pPr>
+        <w:tabs>
+          <w:tab w:val="num" w:pos="6480"/>
+        </w:tabs>
+        <w:ind w:left="6480" w:hanging="360"/>
+      </w:pPr>
+      <w:rPr>
+        <w:rFonts w:ascii="Wingdings" w:hAnsi="Wingdings" w:hint="default"/>
+        <w:sz w:val="20"/>
+      </w:rPr>
+    </w:lvl>
+  </w:abstractNum>
+  <w:abstractNum w:abstractNumId="12" w15:restartNumberingAfterBreak="0">
+    <w:nsid w:val="6CCE79FB"/>
+    <w:multiLevelType w:val="multilevel"/>
+    <w:tmpl w:val="A59CE770"/>
+    <w:lvl w:ilvl="0">
+      <w:start w:val="1"/>
+      <w:numFmt w:val="bullet"/>
+      <w:lvlText w:val=""/>
+      <w:lvlJc w:val="left"/>
+      <w:pPr>
+        <w:tabs>
+          <w:tab w:val="num" w:pos="720"/>
+        </w:tabs>
+        <w:ind w:left="720" w:hanging="360"/>
+      </w:pPr>
+      <w:rPr>
+        <w:rFonts w:ascii="Symbol" w:hAnsi="Symbol" w:hint="default"/>
+        <w:sz w:val="20"/>
+      </w:rPr>
+    </w:lvl>
+    <w:lvl w:ilvl="1" w:tentative="1">
+      <w:start w:val="1"/>
+      <w:numFmt w:val="bullet"/>
+      <w:lvlText w:val="o"/>
+      <w:lvlJc w:val="left"/>
+      <w:pPr>
+        <w:tabs>
+          <w:tab w:val="num" w:pos="1440"/>
+        </w:tabs>
+        <w:ind w:left="1440" w:hanging="360"/>
+      </w:pPr>
+      <w:rPr>
+        <w:rFonts w:ascii="Courier New" w:hAnsi="Courier New" w:hint="default"/>
+        <w:sz w:val="20"/>
+      </w:rPr>
+    </w:lvl>
+    <w:lvl w:ilvl="2" w:tentative="1">
+      <w:start w:val="1"/>
+      <w:numFmt w:val="bullet"/>
+      <w:lvlText w:val=""/>
+      <w:lvlJc w:val="left"/>
+      <w:pPr>
+        <w:tabs>
+          <w:tab w:val="num" w:pos="2160"/>
+        </w:tabs>
+        <w:ind w:left="2160" w:hanging="360"/>
+      </w:pPr>
+      <w:rPr>
+        <w:rFonts w:ascii="Wingdings" w:hAnsi="Wingdings" w:hint="default"/>
+        <w:sz w:val="20"/>
+      </w:rPr>
+    </w:lvl>
+    <w:lvl w:ilvl="3" w:tentative="1">
+      <w:start w:val="1"/>
+      <w:numFmt w:val="bullet"/>
+      <w:lvlText w:val=""/>
+      <w:lvlJc w:val="left"/>
+      <w:pPr>
+        <w:tabs>
+          <w:tab w:val="num" w:pos="2880"/>
+        </w:tabs>
+        <w:ind w:left="2880" w:hanging="360"/>
+      </w:pPr>
+      <w:rPr>
+        <w:rFonts w:ascii="Wingdings" w:hAnsi="Wingdings" w:hint="default"/>
+        <w:sz w:val="20"/>
+      </w:rPr>
+    </w:lvl>
+    <w:lvl w:ilvl="4" w:tentative="1">
+      <w:start w:val="1"/>
+      <w:numFmt w:val="bullet"/>
+      <w:lvlText w:val=""/>
+      <w:lvlJc w:val="left"/>
+      <w:pPr>
+        <w:tabs>
+          <w:tab w:val="num" w:pos="3600"/>
+        </w:tabs>
+        <w:ind w:left="3600" w:hanging="360"/>
+      </w:pPr>
+      <w:rPr>
+        <w:rFonts w:ascii="Wingdings" w:hAnsi="Wingdings" w:hint="default"/>
+        <w:sz w:val="20"/>
+      </w:rPr>
+    </w:lvl>
+    <w:lvl w:ilvl="5" w:tentative="1">
+      <w:start w:val="1"/>
+      <w:numFmt w:val="bullet"/>
+      <w:lvlText w:val=""/>
+      <w:lvlJc w:val="left"/>
+      <w:pPr>
+        <w:tabs>
+          <w:tab w:val="num" w:pos="4320"/>
+        </w:tabs>
+        <w:ind w:left="4320" w:hanging="360"/>
+      </w:pPr>
+      <w:rPr>
+        <w:rFonts w:ascii="Wingdings" w:hAnsi="Wingdings" w:hint="default"/>
+        <w:sz w:val="20"/>
+      </w:rPr>
+    </w:lvl>
+    <w:lvl w:ilvl="6" w:tentative="1">
+      <w:start w:val="1"/>
+      <w:numFmt w:val="bullet"/>
+      <w:lvlText w:val=""/>
+      <w:lvlJc w:val="left"/>
+      <w:pPr>
+        <w:tabs>
+          <w:tab w:val="num" w:pos="5040"/>
+        </w:tabs>
+        <w:ind w:left="5040" w:hanging="360"/>
+      </w:pPr>
+      <w:rPr>
+        <w:rFonts w:ascii="Wingdings" w:hAnsi="Wingdings" w:hint="default"/>
+        <w:sz w:val="20"/>
+      </w:rPr>
+    </w:lvl>
+    <w:lvl w:ilvl="7" w:tentative="1">
+      <w:start w:val="1"/>
+      <w:numFmt w:val="bullet"/>
+      <w:lvlText w:val=""/>
+      <w:lvlJc w:val="left"/>
+      <w:pPr>
+        <w:tabs>
+          <w:tab w:val="num" w:pos="5760"/>
+        </w:tabs>
+        <w:ind w:left="5760" w:hanging="360"/>
+      </w:pPr>
+      <w:rPr>
+        <w:rFonts w:ascii="Wingdings" w:hAnsi="Wingdings" w:hint="default"/>
+        <w:sz w:val="20"/>
+      </w:rPr>
+    </w:lvl>
+    <w:lvl w:ilvl="8" w:tentative="1">
+      <w:start w:val="1"/>
+      <w:numFmt w:val="bullet"/>
+      <w:lvlText w:val=""/>
+      <w:lvlJc w:val="left"/>
+      <w:pPr>
+        <w:tabs>
+          <w:tab w:val="num" w:pos="6480"/>
+        </w:tabs>
+        <w:ind w:left="6480" w:hanging="360"/>
+      </w:pPr>
+      <w:rPr>
+        <w:rFonts w:ascii="Wingdings" w:hAnsi="Wingdings" w:hint="default"/>
+        <w:sz w:val="20"/>
+      </w:rPr>
+    </w:lvl>
+  </w:abstractNum>
+  <w:abstractNum w:abstractNumId="13" w15:restartNumberingAfterBreak="0">
+    <w:nsid w:val="70972F85"/>
+    <w:multiLevelType w:val="multilevel"/>
+    <w:tmpl w:val="A1407B04"/>
+    <w:lvl w:ilvl="0">
+      <w:start w:val="1"/>
+      <w:numFmt w:val="bullet"/>
+      <w:lvlText w:val=""/>
+      <w:lvlJc w:val="left"/>
+      <w:pPr>
+        <w:tabs>
+          <w:tab w:val="num" w:pos="720"/>
+        </w:tabs>
+        <w:ind w:left="720" w:hanging="360"/>
+      </w:pPr>
+      <w:rPr>
+        <w:rFonts w:ascii="Symbol" w:hAnsi="Symbol" w:hint="default"/>
+        <w:sz w:val="20"/>
+      </w:rPr>
+    </w:lvl>
+    <w:lvl w:ilvl="1" w:tentative="1">
+      <w:start w:val="1"/>
+      <w:numFmt w:val="bullet"/>
+      <w:lvlText w:val="o"/>
+      <w:lvlJc w:val="left"/>
+      <w:pPr>
+        <w:tabs>
+          <w:tab w:val="num" w:pos="1440"/>
+        </w:tabs>
+        <w:ind w:left="1440" w:hanging="360"/>
+      </w:pPr>
+      <w:rPr>
+        <w:rFonts w:ascii="Courier New" w:hAnsi="Courier New" w:hint="default"/>
+        <w:sz w:val="20"/>
+      </w:rPr>
+    </w:lvl>
+    <w:lvl w:ilvl="2" w:tentative="1">
+      <w:start w:val="1"/>
+      <w:numFmt w:val="bullet"/>
+      <w:lvlText w:val=""/>
+      <w:lvlJc w:val="left"/>
+      <w:pPr>
+        <w:tabs>
+          <w:tab w:val="num" w:pos="2160"/>
+        </w:tabs>
+        <w:ind w:left="2160" w:hanging="360"/>
+      </w:pPr>
+      <w:rPr>
+        <w:rFonts w:ascii="Wingdings" w:hAnsi="Wingdings" w:hint="default"/>
+        <w:sz w:val="20"/>
+      </w:rPr>
+    </w:lvl>
+    <w:lvl w:ilvl="3" w:tentative="1">
+      <w:start w:val="1"/>
+      <w:numFmt w:val="bullet"/>
+      <w:lvlText w:val=""/>
+      <w:lvlJc w:val="left"/>
+      <w:pPr>
+        <w:tabs>
+          <w:tab w:val="num" w:pos="2880"/>
+        </w:tabs>
+        <w:ind w:left="2880" w:hanging="360"/>
+      </w:pPr>
+      <w:rPr>
+        <w:rFonts w:ascii="Wingdings" w:hAnsi="Wingdings" w:hint="default"/>
+        <w:sz w:val="20"/>
+      </w:rPr>
+    </w:lvl>
+    <w:lvl w:ilvl="4" w:tentative="1">
+      <w:start w:val="1"/>
+      <w:numFmt w:val="bullet"/>
+      <w:lvlText w:val=""/>
+      <w:lvlJc w:val="left"/>
+      <w:pPr>
+        <w:tabs>
+          <w:tab w:val="num" w:pos="3600"/>
+        </w:tabs>
+        <w:ind w:left="3600" w:hanging="360"/>
+      </w:pPr>
+      <w:rPr>
+        <w:rFonts w:ascii="Wingdings" w:hAnsi="Wingdings" w:hint="default"/>
+        <w:sz w:val="20"/>
+      </w:rPr>
+    </w:lvl>
+    <w:lvl w:ilvl="5" w:tentative="1">
+      <w:start w:val="1"/>
+      <w:numFmt w:val="bullet"/>
+      <w:lvlText w:val=""/>
+      <w:lvlJc w:val="left"/>
+      <w:pPr>
+        <w:tabs>
+          <w:tab w:val="num" w:pos="4320"/>
+        </w:tabs>
+        <w:ind w:left="4320" w:hanging="360"/>
+      </w:pPr>
+      <w:rPr>
+        <w:rFonts w:ascii="Wingdings" w:hAnsi="Wingdings" w:hint="default"/>
+        <w:sz w:val="20"/>
+      </w:rPr>
+    </w:lvl>
+    <w:lvl w:ilvl="6" w:tentative="1">
+      <w:start w:val="1"/>
+      <w:numFmt w:val="bullet"/>
+      <w:lvlText w:val=""/>
+      <w:lvlJc w:val="left"/>
+      <w:pPr>
+        <w:tabs>
+          <w:tab w:val="num" w:pos="5040"/>
+        </w:tabs>
+        <w:ind w:left="5040" w:hanging="360"/>
+      </w:pPr>
+      <w:rPr>
+        <w:rFonts w:ascii="Wingdings" w:hAnsi="Wingdings" w:hint="default"/>
+        <w:sz w:val="20"/>
+      </w:rPr>
+    </w:lvl>
+    <w:lvl w:ilvl="7" w:tentative="1">
+      <w:start w:val="1"/>
+      <w:numFmt w:val="bullet"/>
+      <w:lvlText w:val=""/>
+      <w:lvlJc w:val="left"/>
+      <w:pPr>
+        <w:tabs>
+          <w:tab w:val="num" w:pos="5760"/>
+        </w:tabs>
+        <w:ind w:left="5760" w:hanging="360"/>
+      </w:pPr>
+      <w:rPr>
+        <w:rFonts w:ascii="Wingdings" w:hAnsi="Wingdings" w:hint="default"/>
+        <w:sz w:val="20"/>
+      </w:rPr>
+    </w:lvl>
+    <w:lvl w:ilvl="8" w:tentative="1">
+      <w:start w:val="1"/>
+      <w:numFmt w:val="bullet"/>
+      <w:lvlText w:val=""/>
+      <w:lvlJc w:val="left"/>
+      <w:pPr>
+        <w:tabs>
+          <w:tab w:val="num" w:pos="6480"/>
+        </w:tabs>
+        <w:ind w:left="6480" w:hanging="360"/>
+      </w:pPr>
+      <w:rPr>
+        <w:rFonts w:ascii="Wingdings" w:hAnsi="Wingdings" w:hint="default"/>
+        <w:sz w:val="20"/>
+      </w:rPr>
+    </w:lvl>
+  </w:abstractNum>
+  <w:abstractNum w:abstractNumId="14" w15:restartNumberingAfterBreak="0">
+    <w:nsid w:val="797A17A6"/>
+    <w:multiLevelType w:val="multilevel"/>
+    <w:tmpl w:val="DF56654A"/>
+    <w:lvl w:ilvl="0">
+      <w:start w:val="1"/>
+      <w:numFmt w:val="bullet"/>
+      <w:lvlText w:val=""/>
+      <w:lvlJc w:val="left"/>
+      <w:pPr>
+        <w:tabs>
+          <w:tab w:val="num" w:pos="720"/>
+        </w:tabs>
+        <w:ind w:left="720" w:hanging="360"/>
+      </w:pPr>
+      <w:rPr>
+        <w:rFonts w:ascii="Symbol" w:hAnsi="Symbol" w:hint="default"/>
+        <w:sz w:val="20"/>
+      </w:rPr>
+    </w:lvl>
+    <w:lvl w:ilvl="1" w:tentative="1">
+      <w:start w:val="1"/>
+      <w:numFmt w:val="bullet"/>
+      <w:lvlText w:val="o"/>
+      <w:lvlJc w:val="left"/>
+      <w:pPr>
+        <w:tabs>
+          <w:tab w:val="num" w:pos="1440"/>
+        </w:tabs>
+        <w:ind w:left="1440" w:hanging="360"/>
+      </w:pPr>
+      <w:rPr>
+        <w:rFonts w:ascii="Courier New" w:hAnsi="Courier New" w:hint="default"/>
+        <w:sz w:val="20"/>
+      </w:rPr>
+    </w:lvl>
+    <w:lvl w:ilvl="2" w:tentative="1">
+      <w:start w:val="1"/>
+      <w:numFmt w:val="bullet"/>
+      <w:lvlText w:val=""/>
+      <w:lvlJc w:val="left"/>
+      <w:pPr>
+        <w:tabs>
+          <w:tab w:val="num" w:pos="2160"/>
+        </w:tabs>
+        <w:ind w:left="2160" w:hanging="360"/>
+      </w:pPr>
+      <w:rPr>
+        <w:rFonts w:ascii="Wingdings" w:hAnsi="Wingdings" w:hint="default"/>
+        <w:sz w:val="20"/>
+      </w:rPr>
+    </w:lvl>
+    <w:lvl w:ilvl="3" w:tentative="1">
+      <w:start w:val="1"/>
+      <w:numFmt w:val="bullet"/>
+      <w:lvlText w:val=""/>
+      <w:lvlJc w:val="left"/>
+      <w:pPr>
+        <w:tabs>
+          <w:tab w:val="num" w:pos="2880"/>
+        </w:tabs>
+        <w:ind w:left="2880" w:hanging="360"/>
+      </w:pPr>
+      <w:rPr>
+        <w:rFonts w:ascii="Wingdings" w:hAnsi="Wingdings" w:hint="default"/>
+        <w:sz w:val="20"/>
+      </w:rPr>
+    </w:lvl>
+    <w:lvl w:ilvl="4" w:tentative="1">
+      <w:start w:val="1"/>
+      <w:numFmt w:val="bullet"/>
+      <w:lvlText w:val=""/>
+      <w:lvlJc w:val="left"/>
+      <w:pPr>
+        <w:tabs>
+          <w:tab w:val="num" w:pos="3600"/>
+        </w:tabs>
+        <w:ind w:left="3600" w:hanging="360"/>
+      </w:pPr>
+      <w:rPr>
+        <w:rFonts w:ascii="Wingdings" w:hAnsi="Wingdings" w:hint="default"/>
+        <w:sz w:val="20"/>
+      </w:rPr>
+    </w:lvl>
+    <w:lvl w:ilvl="5" w:tentative="1">
+      <w:start w:val="1"/>
+      <w:numFmt w:val="bullet"/>
+      <w:lvlText w:val=""/>
+      <w:lvlJc w:val="left"/>
+      <w:pPr>
+        <w:tabs>
+          <w:tab w:val="num" w:pos="4320"/>
+        </w:tabs>
+        <w:ind w:left="4320" w:hanging="360"/>
+      </w:pPr>
+      <w:rPr>
+        <w:rFonts w:ascii="Wingdings" w:hAnsi="Wingdings" w:hint="default"/>
+        <w:sz w:val="20"/>
+      </w:rPr>
+    </w:lvl>
+    <w:lvl w:ilvl="6" w:tentative="1">
+      <w:start w:val="1"/>
+      <w:numFmt w:val="bullet"/>
+      <w:lvlText w:val=""/>
+      <w:lvlJc w:val="left"/>
+      <w:pPr>
+        <w:tabs>
+          <w:tab w:val="num" w:pos="5040"/>
+        </w:tabs>
+        <w:ind w:left="5040" w:hanging="360"/>
+      </w:pPr>
+      <w:rPr>
+        <w:rFonts w:ascii="Wingdings" w:hAnsi="Wingdings" w:hint="default"/>
+        <w:sz w:val="20"/>
+      </w:rPr>
+    </w:lvl>
+    <w:lvl w:ilvl="7" w:tentative="1">
+      <w:start w:val="1"/>
+      <w:numFmt w:val="bullet"/>
+      <w:lvlText w:val=""/>
+      <w:lvlJc w:val="left"/>
+      <w:pPr>
+        <w:tabs>
+          <w:tab w:val="num" w:pos="5760"/>
+        </w:tabs>
+        <w:ind w:left="5760" w:hanging="360"/>
+      </w:pPr>
+      <w:rPr>
+        <w:rFonts w:ascii="Wingdings" w:hAnsi="Wingdings" w:hint="default"/>
+        <w:sz w:val="20"/>
+      </w:rPr>
+    </w:lvl>
+    <w:lvl w:ilvl="8" w:tentative="1">
+      <w:start w:val="1"/>
+      <w:numFmt w:val="bullet"/>
+      <w:lvlText w:val=""/>
+      <w:lvlJc w:val="left"/>
+      <w:pPr>
+        <w:tabs>
+          <w:tab w:val="num" w:pos="6480"/>
+        </w:tabs>
+        <w:ind w:left="6480" w:hanging="360"/>
+      </w:pPr>
+      <w:rPr>
+        <w:rFonts w:ascii="Wingdings" w:hAnsi="Wingdings" w:hint="default"/>
+        <w:sz w:val="20"/>
+      </w:rPr>
+    </w:lvl>
+  </w:abstractNum>
   <w:num w:numId="1" w16cid:durableId="1323587029">
-    <w:abstractNumId w:val="7"/>
+    <w:abstractNumId w:val="13"/>
   </w:num>
   <w:num w:numId="2" w16cid:durableId="674890377">
+    <w:abstractNumId w:val="11"/>
+  </w:num>
+  <w:num w:numId="3" w16cid:durableId="1183981229">
+    <w:abstractNumId w:val="2"/>
+  </w:num>
+  <w:num w:numId="4" w16cid:durableId="625240560">
+    <w:abstractNumId w:val="10"/>
+  </w:num>
+  <w:num w:numId="5" w16cid:durableId="11298300">
+    <w:abstractNumId w:val="1"/>
+  </w:num>
+  <w:num w:numId="6" w16cid:durableId="1101533723">
+    <w:abstractNumId w:val="14"/>
+  </w:num>
+  <w:num w:numId="7" w16cid:durableId="223223374">
+    <w:abstractNumId w:val="9"/>
+  </w:num>
+  <w:num w:numId="8" w16cid:durableId="2069179683">
+    <w:abstractNumId w:val="3"/>
+  </w:num>
+  <w:num w:numId="9" w16cid:durableId="1825462634">
+    <w:abstractNumId w:val="8"/>
+  </w:num>
+  <w:num w:numId="10" w16cid:durableId="2105764391">
     <w:abstractNumId w:val="6"/>
   </w:num>
-  <w:num w:numId="3" w16cid:durableId="1183981229">
-    <w:abstractNumId w:val="1"/>
+  <w:num w:numId="11" w16cid:durableId="996572768">
+    <w:abstractNumId w:val="12"/>
   </w:num>
-  <w:num w:numId="4" w16cid:durableId="625240560">
+  <w:num w:numId="12" w16cid:durableId="476722623">
+    <w:abstractNumId w:val="4"/>
+  </w:num>
+  <w:num w:numId="13" w16cid:durableId="836073260">
     <w:abstractNumId w:val="5"/>
   </w:num>
-  <w:num w:numId="5" w16cid:durableId="11298300">
+  <w:num w:numId="14" w16cid:durableId="1559707418">
     <w:abstractNumId w:val="0"/>
   </w:num>
-  <w:num w:numId="6" w16cid:durableId="1101533723">
-    <w:abstractNumId w:val="8"/>
-  </w:num>
-  <w:num w:numId="7" w16cid:durableId="223223374">
-    <w:abstractNumId w:val="4"/>
-  </w:num>
-  <w:num w:numId="8" w16cid:durableId="2069179683">
-    <w:abstractNumId w:val="2"/>
-  </w:num>
-  <w:num w:numId="9" w16cid:durableId="1825462634">
-    <w:abstractNumId w:val="3"/>
+  <w:num w:numId="15" w16cid:durableId="1463694957">
+    <w:abstractNumId w:val="7"/>
   </w:num>
 </w:numbering>
 </file>
@@ -10668,7 +17319,6 @@
   <w:style w:type="character" w:default="1" w:styleId="DefaultParagraphFont">
     <w:name w:val="Default Paragraph Font"/>
     <w:uiPriority w:val="1"/>
-    <w:semiHidden/>
     <w:unhideWhenUsed/>
   </w:style>
   <w:style w:type="table" w:default="1" w:styleId="TableNormal">
